--- a/docs/ОРСАПР_ТЗ_Литвиненко.docx
+++ b/docs/ОРСАПР_ТЗ_Литвиненко.docx
@@ -1,6 +1,6 @@
 
 <file path=word/document.xml><?xml version="1.0" encoding="utf-8"?>
-<w:document xmlns:wpc="http://schemas.microsoft.com/office/word/2010/wordprocessingCanvas" xmlns:cx="http://schemas.microsoft.com/office/drawing/2014/chartex" xmlns:cx1="http://schemas.microsoft.com/office/drawing/2015/9/8/chartex" xmlns:cx2="http://schemas.microsoft.com/office/drawing/2015/10/21/chartex" xmlns:cx3="http://schemas.microsoft.com/office/drawing/2016/5/9/chartex" xmlns:cx4="http://schemas.microsoft.com/office/drawing/2016/5/10/chartex" xmlns:cx5="http://schemas.microsoft.com/office/drawing/2016/5/11/chartex" xmlns:cx6="http://schemas.microsoft.com/office/drawing/2016/5/12/chartex" xmlns:cx7="http://schemas.microsoft.com/office/drawing/2016/5/13/chartex" xmlns:cx8="http://schemas.microsoft.com/office/drawing/2016/5/14/chartex" xmlns:mc="http://schemas.openxmlformats.org/markup-compatibility/2006" xmlns:aink="http://schemas.microsoft.com/office/drawing/2016/ink" xmlns:am3d="http://schemas.microsoft.com/office/drawing/2017/model3d" xmlns:o="urn:schemas-microsoft-com:office:office" xmlns:oel="http://schemas.microsoft.com/office/2019/extlst" xmlns:r="http://schemas.openxmlformats.org/officeDocument/2006/relationships" xmlns:m="http://schemas.openxmlformats.org/officeDocument/2006/math" xmlns:v="urn:schemas-microsoft-com:vml" xmlns:wp14="http://schemas.microsoft.com/office/word/2010/wordprocessingDrawing" xmlns:wp="http://schemas.openxmlformats.org/drawingml/2006/wordprocessingDrawing" xmlns:w10="urn:schemas-microsoft-com:office:word" xmlns:w="http://schemas.openxmlformats.org/wordprocessingml/2006/main" xmlns:w14="http://schemas.microsoft.com/office/word/2010/wordml" xmlns:w15="http://schemas.microsoft.com/office/word/2012/wordml" xmlns:w16cex="http://schemas.microsoft.com/office/word/2018/wordml/cex" xmlns:w16cid="http://schemas.microsoft.com/office/word/2016/wordml/cid" xmlns:w16="http://schemas.microsoft.com/office/word/2018/wordml" xmlns:w16sdtdh="http://schemas.microsoft.com/office/word/2020/wordml/sdtdatahash" xmlns:w16se="http://schemas.microsoft.com/office/word/2015/wordml/symex" xmlns:wpg="http://schemas.microsoft.com/office/word/2010/wordprocessingGroup" xmlns:wpi="http://schemas.microsoft.com/office/word/2010/wordprocessingInk" xmlns:wne="http://schemas.microsoft.com/office/word/2006/wordml" xmlns:wps="http://schemas.microsoft.com/office/word/2010/wordprocessingShape" mc:Ignorable="w14 w15 w16se w16cid w16 w16cex w16sdtdh wp14">
+<w:document xmlns:wpc="http://schemas.microsoft.com/office/word/2010/wordprocessingCanvas" xmlns:cx="http://schemas.microsoft.com/office/drawing/2014/chartex" xmlns:cx1="http://schemas.microsoft.com/office/drawing/2015/9/8/chartex" xmlns:cx2="http://schemas.microsoft.com/office/drawing/2015/10/21/chartex" xmlns:cx3="http://schemas.microsoft.com/office/drawing/2016/5/9/chartex" xmlns:cx4="http://schemas.microsoft.com/office/drawing/2016/5/10/chartex" xmlns:cx5="http://schemas.microsoft.com/office/drawing/2016/5/11/chartex" xmlns:cx6="http://schemas.microsoft.com/office/drawing/2016/5/12/chartex" xmlns:cx7="http://schemas.microsoft.com/office/drawing/2016/5/13/chartex" xmlns:cx8="http://schemas.microsoft.com/office/drawing/2016/5/14/chartex" xmlns:mc="http://schemas.openxmlformats.org/markup-compatibility/2006" xmlns:aink="http://schemas.microsoft.com/office/drawing/2016/ink" xmlns:am3d="http://schemas.microsoft.com/office/drawing/2017/model3d" xmlns:o="urn:schemas-microsoft-com:office:office" xmlns:oel="http://schemas.microsoft.com/office/2019/extlst" xmlns:r="http://schemas.openxmlformats.org/officeDocument/2006/relationships" xmlns:m="http://schemas.openxmlformats.org/officeDocument/2006/math" xmlns:v="urn:schemas-microsoft-com:vml" xmlns:wp14="http://schemas.microsoft.com/office/word/2010/wordprocessingDrawing" xmlns:wp="http://schemas.openxmlformats.org/drawingml/2006/wordprocessingDrawing" xmlns:w10="urn:schemas-microsoft-com:office:word" xmlns:w="http://schemas.openxmlformats.org/wordprocessingml/2006/main" xmlns:w14="http://schemas.microsoft.com/office/word/2010/wordml" xmlns:w15="http://schemas.microsoft.com/office/word/2012/wordml" xmlns:w16cex="http://schemas.microsoft.com/office/word/2018/wordml/cex" xmlns:w16cid="http://schemas.microsoft.com/office/word/2016/wordml/cid" xmlns:w16="http://schemas.microsoft.com/office/word/2018/wordml" xmlns:w16du="http://schemas.microsoft.com/office/word/2023/wordml/word16du" xmlns:w16sdtdh="http://schemas.microsoft.com/office/word/2020/wordml/sdtdatahash" xmlns:w16sdtfl="http://schemas.microsoft.com/office/word/2024/wordml/sdtformatlock" xmlns:w16se="http://schemas.microsoft.com/office/word/2015/wordml/symex" xmlns:wpg="http://schemas.microsoft.com/office/word/2010/wordprocessingGroup" xmlns:wpi="http://schemas.microsoft.com/office/word/2010/wordprocessingInk" xmlns:wne="http://schemas.microsoft.com/office/word/2006/wordml" xmlns:wps="http://schemas.microsoft.com/office/word/2010/wordprocessingShape" mc:Ignorable="w14 w15 w16se w16cid w16 w16cex w16sdtdh w16sdtfl w16du wp14">
   <w:body>
     <w:p>
       <w:pPr>
@@ -237,20 +237,8 @@
           <w:sz w:val="28"/>
           <w:szCs w:val="28"/>
         </w:rPr>
-        <w:t xml:space="preserve"> для системы автоматизированного проектирования </w:t>
-      </w:r>
-      <w:proofErr w:type="spellStart"/>
-      <w:r>
-        <w:rPr>
-          <w:rFonts w:ascii="Times New Roman" w:hAnsi="Times New Roman" w:cs="Times New Roman"/>
-          <w:b/>
-          <w:bCs/>
-          <w:sz w:val="28"/>
-          <w:szCs w:val="28"/>
-        </w:rPr>
-        <w:t>Inventor</w:t>
-      </w:r>
-      <w:proofErr w:type="spellEnd"/>
+        <w:t xml:space="preserve"> для системы автоматизированного проектирования Inventor</w:t>
+      </w:r>
     </w:p>
     <w:p>
       <w:pPr>
@@ -4909,25 +4897,7 @@
           <w:sz w:val="28"/>
           <w:szCs w:val="28"/>
         </w:rPr>
-        <w:t xml:space="preserve"> для системы автоматизированного проектирования (САПР) </w:t>
-      </w:r>
-      <w:proofErr w:type="spellStart"/>
-      <w:r>
-        <w:rPr>
-          <w:rFonts w:ascii="Times New Roman" w:hAnsi="Times New Roman" w:cs="Times New Roman"/>
-          <w:sz w:val="28"/>
-          <w:szCs w:val="28"/>
-        </w:rPr>
-        <w:t>Inventor</w:t>
-      </w:r>
-      <w:proofErr w:type="spellEnd"/>
-      <w:r>
-        <w:rPr>
-          <w:rFonts w:ascii="Times New Roman" w:hAnsi="Times New Roman" w:cs="Times New Roman"/>
-          <w:sz w:val="28"/>
-          <w:szCs w:val="28"/>
-        </w:rPr>
-        <w:t>.</w:t>
+        <w:t xml:space="preserve"> для системы автоматизированного проектирования (САПР) Inventor.</w:t>
       </w:r>
     </w:p>
     <w:p>
@@ -4975,25 +4945,7 @@
           <w:sz w:val="28"/>
           <w:szCs w:val="28"/>
         </w:rPr>
-        <w:t xml:space="preserve">Заказчиком работ является: кандидат технических наук, доцент кафедры компьютерных систем в управлении и проектировании (КСУП) </w:t>
-      </w:r>
-      <w:proofErr w:type="spellStart"/>
-      <w:r>
-        <w:rPr>
-          <w:rFonts w:ascii="Times New Roman" w:hAnsi="Times New Roman" w:cs="Times New Roman"/>
-          <w:sz w:val="28"/>
-          <w:szCs w:val="28"/>
-        </w:rPr>
-        <w:t>Калентьев</w:t>
-      </w:r>
-      <w:proofErr w:type="spellEnd"/>
-      <w:r>
-        <w:rPr>
-          <w:rFonts w:ascii="Times New Roman" w:hAnsi="Times New Roman" w:cs="Times New Roman"/>
-          <w:sz w:val="28"/>
-          <w:szCs w:val="28"/>
-        </w:rPr>
-        <w:t xml:space="preserve"> Алексей Анатольевич. Адрес заказчика: 634045 Томская область Томск ул. Красноармейская 147 СБИ, офис 210.</w:t>
+        <w:t>Заказчиком работ является: кандидат технических наук, доцент кафедры компьютерных систем в управлении и проектировании (КСУП) Калентьев Алексей Анатольевич. Адрес заказчика: 634045 Томская область Томск ул. Красноармейская 147 СБИ, офис 210.</w:t>
       </w:r>
     </w:p>
     <w:p>
@@ -5461,25 +5413,7 @@
           <w:sz w:val="28"/>
           <w:szCs w:val="28"/>
         </w:rPr>
-        <w:t xml:space="preserve"> для САПР </w:t>
-      </w:r>
-      <w:proofErr w:type="spellStart"/>
-      <w:r>
-        <w:rPr>
-          <w:rFonts w:ascii="Times New Roman" w:hAnsi="Times New Roman" w:cs="Times New Roman"/>
-          <w:sz w:val="28"/>
-          <w:szCs w:val="28"/>
-        </w:rPr>
-        <w:t>Inventor</w:t>
-      </w:r>
-      <w:proofErr w:type="spellEnd"/>
-      <w:r>
-        <w:rPr>
-          <w:rFonts w:ascii="Times New Roman" w:hAnsi="Times New Roman" w:cs="Times New Roman"/>
-          <w:sz w:val="28"/>
-          <w:szCs w:val="28"/>
-        </w:rPr>
-        <w:t xml:space="preserve"> является автоматизация построения </w:t>
+        <w:t xml:space="preserve"> для САПР Inventor является автоматизация построения </w:t>
       </w:r>
       <w:r>
         <w:rPr>
@@ -5614,6 +5548,7 @@
       <w:r>
         <w:rPr>
           <w:rFonts w:ascii="Times New Roman" w:hAnsi="Times New Roman" w:cs="Times New Roman"/>
+          <w:noProof/>
           <w:sz w:val="28"/>
           <w:szCs w:val="28"/>
         </w:rPr>
@@ -5676,7 +5611,26 @@
           <w:sz w:val="28"/>
           <w:szCs w:val="28"/>
         </w:rPr>
-        <w:t xml:space="preserve">Рисунок 2.1 — Модель </w:t>
+        <w:t xml:space="preserve">Рисунок 2.1 — </w:t>
+      </w:r>
+      <w:commentRangeStart w:id="8"/>
+      <w:r>
+        <w:rPr>
+          <w:rFonts w:ascii="Times New Roman" w:hAnsi="Times New Roman" w:cs="Times New Roman"/>
+          <w:sz w:val="28"/>
+          <w:szCs w:val="28"/>
+        </w:rPr>
+        <w:t xml:space="preserve">Модель </w:t>
+      </w:r>
+      <w:commentRangeEnd w:id="8"/>
+      <w:r>
+        <w:rPr>
+          <w:rStyle w:val="ac"/>
+          <w:rFonts w:ascii="Times New Roman" w:hAnsi="Times New Roman" w:cs="Times New Roman"/>
+          <w:sz w:val="28"/>
+          <w:szCs w:val="28"/>
+        </w:rPr>
+        <w:commentReference w:id="8"/>
       </w:r>
       <w:r>
         <w:rPr>
@@ -5716,7 +5670,7 @@
           <w:bCs/>
         </w:rPr>
       </w:pPr>
-      <w:bookmarkStart w:id="8" w:name="_Toc239937311"/>
+      <w:bookmarkStart w:id="9" w:name="_Toc239937311"/>
       <w:r>
         <w:rPr>
           <w:b/>
@@ -5724,7 +5678,7 @@
         </w:rPr>
         <w:t>3 ТРЕБОВАНИЯ К АВТОМАТИЗИРОВАННОЙ СИСТЕМЕ</w:t>
       </w:r>
-      <w:bookmarkEnd w:id="8"/>
+      <w:bookmarkEnd w:id="9"/>
     </w:p>
     <w:p>
       <w:pPr>
@@ -5739,11 +5693,11 @@
         <w:spacing w:after="0" w:line="360" w:lineRule="auto"/>
         <w:jc w:val="center"/>
       </w:pPr>
-      <w:bookmarkStart w:id="9" w:name="_Toc239937312"/>
+      <w:bookmarkStart w:id="10" w:name="_Toc239937312"/>
       <w:r>
         <w:t>3.1 Требования к структуре АС в целом</w:t>
       </w:r>
-      <w:bookmarkEnd w:id="9"/>
+      <w:bookmarkEnd w:id="10"/>
     </w:p>
     <w:p>
       <w:pPr>
@@ -5758,11 +5712,11 @@
         <w:spacing w:after="0" w:line="360" w:lineRule="auto"/>
         <w:ind w:firstLine="708"/>
       </w:pPr>
-      <w:bookmarkStart w:id="10" w:name="_Toc239937313"/>
+      <w:bookmarkStart w:id="11" w:name="_Toc239937313"/>
       <w:r>
         <w:t>3.1.1 Требования к структуре и функционированию системы</w:t>
       </w:r>
-      <w:bookmarkEnd w:id="10"/>
+      <w:bookmarkEnd w:id="11"/>
     </w:p>
     <w:p>
       <w:pPr>
@@ -5817,18 +5771,8 @@
           <w:sz w:val="28"/>
           <w:szCs w:val="28"/>
         </w:rPr>
-        <w:t xml:space="preserve">Autodesk </w:t>
-      </w:r>
-      <w:proofErr w:type="spellStart"/>
-      <w:r>
-        <w:rPr>
-          <w:rFonts w:ascii="Times New Roman" w:hAnsi="Times New Roman" w:cs="Times New Roman"/>
-          <w:sz w:val="28"/>
-          <w:szCs w:val="28"/>
-        </w:rPr>
-        <w:t>Inventor</w:t>
-      </w:r>
-      <w:proofErr w:type="spellEnd"/>
+        <w:t>Autodesk Inventor</w:t>
+      </w:r>
       <w:r>
         <w:rPr>
           <w:rFonts w:ascii="Times New Roman" w:hAnsi="Times New Roman" w:cs="Times New Roman"/>
@@ -5879,18 +5823,8 @@
           <w:sz w:val="28"/>
           <w:szCs w:val="28"/>
         </w:rPr>
-        <w:t xml:space="preserve">Autodesk </w:t>
-      </w:r>
-      <w:proofErr w:type="spellStart"/>
-      <w:r>
-        <w:rPr>
-          <w:rFonts w:ascii="Times New Roman" w:hAnsi="Times New Roman" w:cs="Times New Roman"/>
-          <w:sz w:val="28"/>
-          <w:szCs w:val="28"/>
-        </w:rPr>
-        <w:t>Inventor</w:t>
-      </w:r>
-      <w:proofErr w:type="spellEnd"/>
+        <w:t>Autodesk Inventor</w:t>
+      </w:r>
       <w:r>
         <w:rPr>
           <w:rFonts w:ascii="Times New Roman" w:hAnsi="Times New Roman" w:cs="Times New Roman"/>
@@ -6593,6 +6527,7 @@
         </w:rPr>
         <w:t xml:space="preserve">− </w:t>
       </w:r>
+      <w:commentRangeStart w:id="12"/>
       <w:r>
         <w:rPr>
           <w:rFonts w:ascii="Times New Roman" w:hAnsi="Times New Roman" w:cs="Times New Roman"/>
@@ -6624,6 +6559,16 @@
           <w:szCs w:val="28"/>
         </w:rPr>
         <w:t xml:space="preserve"> рамки</w:t>
+      </w:r>
+      <w:commentRangeEnd w:id="12"/>
+      <w:r>
+        <w:rPr>
+          <w:rStyle w:val="ac"/>
+          <w:rFonts w:ascii="Times New Roman" w:hAnsi="Times New Roman" w:cs="Times New Roman"/>
+          <w:sz w:val="28"/>
+          <w:szCs w:val="28"/>
+        </w:rPr>
+        <w:commentReference w:id="12"/>
       </w:r>
       <w:r>
         <w:rPr>
@@ -6677,25 +6622,7 @@
           <w:sz w:val="28"/>
           <w:szCs w:val="28"/>
         </w:rPr>
-        <w:t xml:space="preserve">» в САПР </w:t>
-      </w:r>
-      <w:proofErr w:type="spellStart"/>
-      <w:r>
-        <w:rPr>
-          <w:rFonts w:ascii="Times New Roman" w:hAnsi="Times New Roman" w:cs="Times New Roman"/>
-          <w:sz w:val="28"/>
-          <w:szCs w:val="28"/>
-        </w:rPr>
-        <w:t>Inventor</w:t>
-      </w:r>
-      <w:proofErr w:type="spellEnd"/>
-      <w:r>
-        <w:rPr>
-          <w:rFonts w:ascii="Times New Roman" w:hAnsi="Times New Roman" w:cs="Times New Roman"/>
-          <w:sz w:val="28"/>
-          <w:szCs w:val="28"/>
-        </w:rPr>
-        <w:t>. В плагине должны проходить проверки значений, вводимых пользователем. Реализуемый плагин должен обеспечивать обработку ошибочных ситуаций, возникающих в процессе работы.</w:t>
+        <w:t>» в САПР Inventor. В плагине должны проходить проверки значений, вводимых пользователем. Реализуемый плагин должен обеспечивать обработку ошибочных ситуаций, возникающих в процессе работы.</w:t>
       </w:r>
       <w:r>
         <w:rPr>
@@ -6737,11 +6664,11 @@
         <w:ind w:firstLine="709"/>
         <w:jc w:val="both"/>
       </w:pPr>
-      <w:bookmarkStart w:id="11" w:name="_Toc239937314"/>
+      <w:bookmarkStart w:id="13" w:name="_Toc239937314"/>
       <w:r>
         <w:t>3.1.2 Требования к численности и квалификации персонала системы</w:t>
       </w:r>
-      <w:bookmarkEnd w:id="11"/>
+      <w:bookmarkEnd w:id="13"/>
       <w:r>
         <w:t xml:space="preserve"> </w:t>
       </w:r>
@@ -6773,11 +6700,11 @@
         <w:ind w:firstLine="709"/>
         <w:jc w:val="both"/>
       </w:pPr>
-      <w:bookmarkStart w:id="12" w:name="_Toc239937315"/>
+      <w:bookmarkStart w:id="14" w:name="_Toc239937315"/>
       <w:r>
         <w:t>3.1.3 Показатели назначения</w:t>
       </w:r>
-      <w:bookmarkEnd w:id="12"/>
+      <w:bookmarkEnd w:id="14"/>
       <w:r>
         <w:t xml:space="preserve"> </w:t>
       </w:r>
@@ -6903,11 +6830,11 @@
         <w:ind w:firstLine="709"/>
         <w:jc w:val="both"/>
       </w:pPr>
-      <w:bookmarkStart w:id="13" w:name="_Toc239937316"/>
+      <w:bookmarkStart w:id="15" w:name="_Toc239937316"/>
       <w:r>
         <w:t>3.1.4 Требования к надежности</w:t>
       </w:r>
-      <w:bookmarkEnd w:id="13"/>
+      <w:bookmarkEnd w:id="15"/>
       <w:r>
         <w:t xml:space="preserve"> </w:t>
       </w:r>
@@ -6942,7 +6869,7 @@
           <w:sz w:val="28"/>
         </w:rPr>
       </w:pPr>
-      <w:bookmarkStart w:id="14" w:name="_Toc239937317"/>
+      <w:bookmarkStart w:id="16" w:name="_Toc239937317"/>
       <w:r>
         <w:br w:type="page"/>
       </w:r>
@@ -6964,7 +6891,7 @@
       <w:r>
         <w:t>Требования к безопасности</w:t>
       </w:r>
-      <w:bookmarkEnd w:id="14"/>
+      <w:bookmarkEnd w:id="16"/>
       <w:r>
         <w:t xml:space="preserve"> </w:t>
       </w:r>
@@ -7009,7 +6936,7 @@
           <w:szCs w:val="28"/>
         </w:rPr>
       </w:pPr>
-      <w:bookmarkStart w:id="15" w:name="_Toc239937318"/>
+      <w:bookmarkStart w:id="17" w:name="_Toc239937318"/>
       <w:r>
         <w:rPr>
           <w:rFonts w:ascii="Times New Roman" w:hAnsi="Times New Roman" w:cs="Times New Roman"/>
@@ -7018,7 +6945,7 @@
         </w:rPr>
         <w:t>3.1.6 Требования к эргономике и технической эстетике</w:t>
       </w:r>
-      <w:bookmarkEnd w:id="15"/>
+      <w:bookmarkEnd w:id="17"/>
       <w:r>
         <w:rPr>
           <w:rFonts w:ascii="Times New Roman" w:hAnsi="Times New Roman" w:cs="Times New Roman"/>
@@ -7045,43 +6972,7 @@
           <w:sz w:val="28"/>
           <w:szCs w:val="28"/>
         </w:rPr>
-        <w:t xml:space="preserve">Пользовательские интерфейсы для всех подсистем, разработанных в рамках создания системы должны быть выполнены в виде </w:t>
-      </w:r>
-      <w:proofErr w:type="spellStart"/>
-      <w:r>
-        <w:rPr>
-          <w:rFonts w:ascii="Times New Roman" w:hAnsi="Times New Roman" w:cs="Times New Roman"/>
-          <w:sz w:val="28"/>
-          <w:szCs w:val="28"/>
-        </w:rPr>
-        <w:t>desktop</w:t>
-      </w:r>
-      <w:proofErr w:type="spellEnd"/>
-      <w:r>
-        <w:rPr>
-          <w:rFonts w:ascii="Times New Roman" w:hAnsi="Times New Roman" w:cs="Times New Roman"/>
-          <w:sz w:val="28"/>
-          <w:szCs w:val="28"/>
-        </w:rPr>
-        <w:t xml:space="preserve"> интерфейсов с помощью фреймворков </w:t>
-      </w:r>
-      <w:proofErr w:type="spellStart"/>
-      <w:r>
-        <w:rPr>
-          <w:rFonts w:ascii="Times New Roman" w:hAnsi="Times New Roman" w:cs="Times New Roman"/>
-          <w:sz w:val="28"/>
-          <w:szCs w:val="28"/>
-        </w:rPr>
-        <w:t>WindowsForms</w:t>
-      </w:r>
-      <w:proofErr w:type="spellEnd"/>
-      <w:r>
-        <w:rPr>
-          <w:rFonts w:ascii="Times New Roman" w:hAnsi="Times New Roman" w:cs="Times New Roman"/>
-          <w:sz w:val="28"/>
-          <w:szCs w:val="28"/>
-        </w:rPr>
-        <w:t>, WPF или аналогичных им, позволяющих создавать пользовательские интерфейсы для ОС Windows 10 и выше.</w:t>
+        <w:t>Пользовательские интерфейсы для всех подсистем, разработанных в рамках создания системы должны быть выполнены в виде desktop интерфейсов с помощью фреймворков WindowsForms, WPF или аналогичных им, позволяющих создавать пользовательские интерфейсы для ОС Windows 10 и выше.</w:t>
       </w:r>
     </w:p>
     <w:p>
@@ -7121,25 +7012,7 @@
           <w:sz w:val="28"/>
           <w:szCs w:val="28"/>
         </w:rPr>
-        <w:t xml:space="preserve">Элементы интерфейса должны отвечать рекомендациям по верстке интерфейсов </w:t>
-      </w:r>
-      <w:proofErr w:type="spellStart"/>
-      <w:r>
-        <w:rPr>
-          <w:rFonts w:ascii="Times New Roman" w:hAnsi="Times New Roman" w:cs="Times New Roman"/>
-          <w:sz w:val="28"/>
-          <w:szCs w:val="28"/>
-        </w:rPr>
-        <w:t>desktop</w:t>
-      </w:r>
-      <w:proofErr w:type="spellEnd"/>
-      <w:r>
-        <w:rPr>
-          <w:rFonts w:ascii="Times New Roman" w:hAnsi="Times New Roman" w:cs="Times New Roman"/>
-          <w:sz w:val="28"/>
-          <w:szCs w:val="28"/>
-        </w:rPr>
-        <w:t>-приложений указанным в источнике [1].</w:t>
+        <w:t>Элементы интерфейса должны отвечать рекомендациям по верстке интерфейсов desktop-приложений указанным в источнике [1].</w:t>
       </w:r>
     </w:p>
     <w:p>
@@ -7149,22 +7022,23 @@
         <w:ind w:firstLine="709"/>
         <w:jc w:val="both"/>
       </w:pPr>
-      <w:bookmarkStart w:id="16" w:name="_Toc239937319"/>
+      <w:bookmarkStart w:id="18" w:name="_Toc239937319"/>
       <w:r>
         <w:t xml:space="preserve">3.1.7 Требования к эксплуатации, техническому обслуживанию, ремонту и хранению компонентов </w:t>
       </w:r>
-      <w:commentRangeStart w:id="17"/>
+      <w:commentRangeStart w:id="19"/>
       <w:r>
         <w:t>системы</w:t>
       </w:r>
-      <w:bookmarkEnd w:id="16"/>
-      <w:commentRangeEnd w:id="17"/>
+      <w:bookmarkEnd w:id="18"/>
+      <w:commentRangeEnd w:id="19"/>
       <w:r>
         <w:rPr>
           <w:rStyle w:val="ac"/>
-          <w:rFonts w:asciiTheme="minorHAnsi" w:hAnsiTheme="minorHAnsi"/>
-        </w:rPr>
-        <w:commentReference w:id="17"/>
+          <w:sz w:val="28"/>
+          <w:szCs w:val="24"/>
+        </w:rPr>
+        <w:commentReference w:id="19"/>
       </w:r>
       <w:r>
         <w:t xml:space="preserve"> </w:t>
@@ -7197,22 +7071,23 @@
         <w:ind w:firstLine="709"/>
         <w:jc w:val="both"/>
       </w:pPr>
-      <w:bookmarkStart w:id="18" w:name="_Toc239937320"/>
+      <w:bookmarkStart w:id="20" w:name="_Toc239937320"/>
       <w:r>
         <w:t xml:space="preserve">3.1.8 Требования к защите информации от несанкционированного </w:t>
       </w:r>
-      <w:commentRangeStart w:id="19"/>
+      <w:commentRangeStart w:id="21"/>
       <w:r>
         <w:t>доступа</w:t>
       </w:r>
-      <w:bookmarkEnd w:id="18"/>
-      <w:commentRangeEnd w:id="19"/>
+      <w:bookmarkEnd w:id="20"/>
+      <w:commentRangeEnd w:id="21"/>
       <w:r>
         <w:rPr>
           <w:rStyle w:val="ac"/>
-          <w:rFonts w:asciiTheme="minorHAnsi" w:hAnsiTheme="minorHAnsi"/>
-        </w:rPr>
-        <w:commentReference w:id="19"/>
+          <w:sz w:val="28"/>
+          <w:szCs w:val="24"/>
+        </w:rPr>
+        <w:commentReference w:id="21"/>
       </w:r>
       <w:r>
         <w:t xml:space="preserve"> </w:t>
@@ -7261,11 +7136,11 @@
         <w:ind w:firstLine="709"/>
         <w:jc w:val="both"/>
       </w:pPr>
-      <w:bookmarkStart w:id="20" w:name="_Toc239937321"/>
+      <w:bookmarkStart w:id="22" w:name="_Toc239937321"/>
       <w:r>
         <w:t>3.1.9 Требования по сохранности информации при авариях</w:t>
       </w:r>
-      <w:bookmarkEnd w:id="20"/>
+      <w:bookmarkEnd w:id="22"/>
     </w:p>
     <w:p>
       <w:pPr>
@@ -7294,11 +7169,11 @@
         <w:ind w:firstLine="709"/>
         <w:jc w:val="both"/>
       </w:pPr>
-      <w:bookmarkStart w:id="21" w:name="_Toc239937322"/>
+      <w:bookmarkStart w:id="23" w:name="_Toc239937322"/>
       <w:r>
         <w:t>3.1.10 Требования к защите от влияния внешних воздействий</w:t>
       </w:r>
-      <w:bookmarkEnd w:id="21"/>
+      <w:bookmarkEnd w:id="23"/>
     </w:p>
     <w:p>
       <w:pPr>
@@ -7327,11 +7202,11 @@
         <w:ind w:firstLine="709"/>
         <w:jc w:val="both"/>
       </w:pPr>
-      <w:bookmarkStart w:id="22" w:name="_Toc239937323"/>
+      <w:bookmarkStart w:id="24" w:name="_Toc239937323"/>
       <w:r>
         <w:t>3.1.11 Требования к патентной чистоте</w:t>
       </w:r>
-      <w:bookmarkEnd w:id="22"/>
+      <w:bookmarkEnd w:id="24"/>
       <w:r>
         <w:t xml:space="preserve"> </w:t>
       </w:r>
@@ -7366,7 +7241,7 @@
           <w:sz w:val="28"/>
         </w:rPr>
       </w:pPr>
-      <w:bookmarkStart w:id="23" w:name="_Toc239937324"/>
+      <w:bookmarkStart w:id="25" w:name="_Toc239937324"/>
       <w:r>
         <w:br w:type="page"/>
       </w:r>
@@ -7382,7 +7257,7 @@
         <w:lastRenderedPageBreak/>
         <w:t>3.1.12 Требования по стандартизации и унификации</w:t>
       </w:r>
-      <w:bookmarkEnd w:id="23"/>
+      <w:bookmarkEnd w:id="25"/>
       <w:r>
         <w:t xml:space="preserve"> </w:t>
       </w:r>
@@ -7456,11 +7331,11 @@
         <w:spacing w:after="0" w:line="360" w:lineRule="auto"/>
         <w:jc w:val="center"/>
       </w:pPr>
-      <w:bookmarkStart w:id="24" w:name="_Toc239937325"/>
+      <w:bookmarkStart w:id="26" w:name="_Toc239937325"/>
       <w:r>
         <w:t>3.2 Требования к функциям (задачам), выполняемым АС</w:t>
       </w:r>
-      <w:bookmarkEnd w:id="24"/>
+      <w:bookmarkEnd w:id="26"/>
     </w:p>
     <w:p>
       <w:pPr>
@@ -7484,11 +7359,11 @@
           <w:szCs w:val="28"/>
         </w:rPr>
       </w:pPr>
-      <w:bookmarkStart w:id="25" w:name="_Toc239937326"/>
+      <w:bookmarkStart w:id="27" w:name="_Toc239937326"/>
       <w:r>
         <w:t>3.2.1 Перечень функций, задач или их комплексов</w:t>
       </w:r>
-      <w:bookmarkEnd w:id="25"/>
+      <w:bookmarkEnd w:id="27"/>
       <w:r>
         <w:t xml:space="preserve"> </w:t>
       </w:r>
@@ -7504,23 +7379,13 @@
           <w:szCs w:val="28"/>
         </w:rPr>
       </w:pPr>
-      <w:proofErr w:type="gramStart"/>
-      <w:r>
-        <w:rPr>
-          <w:rFonts w:ascii="Times New Roman" w:hAnsi="Times New Roman" w:cs="Times New Roman"/>
-          <w:sz w:val="28"/>
-          <w:szCs w:val="28"/>
-        </w:rPr>
-        <w:t>САПР</w:t>
-      </w:r>
-      <w:proofErr w:type="gramEnd"/>
-      <w:r>
-        <w:rPr>
-          <w:rFonts w:ascii="Times New Roman" w:hAnsi="Times New Roman" w:cs="Times New Roman"/>
-          <w:sz w:val="28"/>
-          <w:szCs w:val="28"/>
-        </w:rPr>
-        <w:t xml:space="preserve"> </w:t>
+      <w:r>
+        <w:rPr>
+          <w:rFonts w:ascii="Times New Roman" w:hAnsi="Times New Roman" w:cs="Times New Roman"/>
+          <w:sz w:val="28"/>
+          <w:szCs w:val="28"/>
+        </w:rPr>
+        <w:t xml:space="preserve">САПР </w:t>
       </w:r>
       <w:r>
         <w:rPr>
@@ -7564,25 +7429,7 @@
           <w:sz w:val="28"/>
           <w:szCs w:val="28"/>
         </w:rPr>
-        <w:t xml:space="preserve">В рамках задачи должен быть спроектирован и реализован механизм задания геометрических параметров рамки (габариты, ширина окантовки, угол наклона подставки) с проверкой их корректности. Также должна быть разработана система взаимодействия с API САПР «Autodesk </w:t>
-      </w:r>
-      <w:proofErr w:type="spellStart"/>
-      <w:r>
-        <w:rPr>
-          <w:rFonts w:ascii="Times New Roman" w:hAnsi="Times New Roman" w:cs="Times New Roman"/>
-          <w:sz w:val="28"/>
-          <w:szCs w:val="28"/>
-        </w:rPr>
-        <w:t>Inventor</w:t>
-      </w:r>
-      <w:proofErr w:type="spellEnd"/>
-      <w:r>
-        <w:rPr>
-          <w:rFonts w:ascii="Times New Roman" w:hAnsi="Times New Roman" w:cs="Times New Roman"/>
-          <w:sz w:val="28"/>
-          <w:szCs w:val="28"/>
-        </w:rPr>
-        <w:t>», производящая автоматическое 3D-построение модели рамки для фотографии с подставкой на основе заданных пользователем параметров.</w:t>
+        <w:t>В рамках задачи должен быть спроектирован и реализован механизм задания геометрических параметров рамки (габариты, ширина окантовки, угол наклона подставки) с проверкой их корректности. Также должна быть разработана система взаимодействия с API САПР «Autodesk Inventor», производящая автоматическое 3D-построение модели рамки для фотографии с подставкой на основе заданных пользователем параметров.</w:t>
       </w:r>
     </w:p>
     <w:p>
@@ -7601,11 +7448,11 @@
         <w:spacing w:after="0" w:line="360" w:lineRule="auto"/>
         <w:jc w:val="center"/>
       </w:pPr>
-      <w:bookmarkStart w:id="26" w:name="_Toc239937327"/>
+      <w:bookmarkStart w:id="28" w:name="_Toc239937327"/>
       <w:r>
         <w:t>3.3 Требования к видам обеспечения АС</w:t>
       </w:r>
-      <w:bookmarkEnd w:id="26"/>
+      <w:bookmarkEnd w:id="28"/>
     </w:p>
     <w:p>
       <w:pPr>
@@ -7619,11 +7466,11 @@
         <w:spacing w:after="0" w:line="360" w:lineRule="auto"/>
         <w:ind w:firstLine="709"/>
       </w:pPr>
-      <w:bookmarkStart w:id="27" w:name="_Toc239937328"/>
+      <w:bookmarkStart w:id="29" w:name="_Toc239937328"/>
       <w:r>
         <w:t>3.3.1 Требования к математическому обеспечению системы</w:t>
       </w:r>
-      <w:bookmarkEnd w:id="27"/>
+      <w:bookmarkEnd w:id="29"/>
       <w:r>
         <w:t xml:space="preserve"> </w:t>
       </w:r>
@@ -7654,11 +7501,11 @@
         <w:spacing w:after="0" w:line="360" w:lineRule="auto"/>
         <w:ind w:firstLine="709"/>
       </w:pPr>
-      <w:bookmarkStart w:id="28" w:name="_Toc239937329"/>
+      <w:bookmarkStart w:id="30" w:name="_Toc239937329"/>
       <w:r>
         <w:t>3.3.2 Требования к информационному обеспечению системы</w:t>
       </w:r>
-      <w:bookmarkEnd w:id="28"/>
+      <w:bookmarkEnd w:id="30"/>
     </w:p>
     <w:p>
       <w:pPr>
@@ -7686,11 +7533,11 @@
         <w:spacing w:after="0" w:line="360" w:lineRule="auto"/>
         <w:ind w:firstLine="709"/>
       </w:pPr>
-      <w:bookmarkStart w:id="29" w:name="_Toc239937330"/>
+      <w:bookmarkStart w:id="31" w:name="_Toc239937330"/>
       <w:r>
         <w:t>3.3.3 Требования к лингвистическому обеспечению системы</w:t>
       </w:r>
-      <w:bookmarkEnd w:id="29"/>
+      <w:bookmarkEnd w:id="31"/>
       <w:r>
         <w:t xml:space="preserve"> </w:t>
       </w:r>
@@ -7730,11 +7577,11 @@
         <w:spacing w:after="0" w:line="360" w:lineRule="auto"/>
         <w:ind w:firstLine="709"/>
       </w:pPr>
-      <w:bookmarkStart w:id="30" w:name="_Toc239937331"/>
+      <w:bookmarkStart w:id="32" w:name="_Toc239937331"/>
       <w:r>
         <w:t>3.3.4 Требования к программному обеспечению системы</w:t>
       </w:r>
-      <w:bookmarkEnd w:id="30"/>
+      <w:bookmarkEnd w:id="32"/>
       <w:r>
         <w:t xml:space="preserve"> </w:t>
       </w:r>
@@ -7756,25 +7603,7 @@
           <w:sz w:val="28"/>
           <w:szCs w:val="28"/>
         </w:rPr>
-        <w:t xml:space="preserve">При выборе программного обеспечения необходимо отдавать предпочтение платформам разработки и библиотекам, распространяемым под лицензией MIT или аналогичным ей лицензиям, допускающим свободное использование в любом ПО и освобождающим использующих от любой оплаты. Версия САПР </w:t>
-      </w:r>
-      <w:proofErr w:type="spellStart"/>
-      <w:r>
-        <w:rPr>
-          <w:rFonts w:ascii="Times New Roman" w:hAnsi="Times New Roman" w:cs="Times New Roman"/>
-          <w:sz w:val="28"/>
-          <w:szCs w:val="28"/>
-        </w:rPr>
-        <w:t>Inventor</w:t>
-      </w:r>
-      <w:proofErr w:type="spellEnd"/>
-      <w:r>
-        <w:rPr>
-          <w:rFonts w:ascii="Times New Roman" w:hAnsi="Times New Roman" w:cs="Times New Roman"/>
-          <w:sz w:val="28"/>
-          <w:szCs w:val="28"/>
-        </w:rPr>
-        <w:t xml:space="preserve"> версии 202</w:t>
+        <w:t>При выборе программного обеспечения необходимо отдавать предпочтение платформам разработки и библиотекам, распространяемым под лицензией MIT или аналогичным ей лицензиям, допускающим свободное использование в любом ПО и освобождающим использующих от любой оплаты. Версия САПР Inventor версии 202</w:t>
       </w:r>
       <w:r>
         <w:rPr>
@@ -7819,11 +7648,11 @@
         <w:spacing w:after="0" w:line="360" w:lineRule="auto"/>
         <w:ind w:firstLine="709"/>
       </w:pPr>
-      <w:bookmarkStart w:id="31" w:name="_Toc239937332"/>
+      <w:bookmarkStart w:id="33" w:name="_Toc239937332"/>
       <w:r>
         <w:t>3.3.5 Требования к техническому обеспечению системы</w:t>
       </w:r>
-      <w:bookmarkEnd w:id="31"/>
+      <w:bookmarkEnd w:id="33"/>
       <w:r>
         <w:t xml:space="preserve"> </w:t>
       </w:r>
@@ -7839,6 +7668,7 @@
           <w:szCs w:val="28"/>
         </w:rPr>
       </w:pPr>
+      <w:commentRangeStart w:id="34"/>
       <w:r>
         <w:rPr>
           <w:rFonts w:ascii="Times New Roman" w:hAnsi="Times New Roman" w:cs="Times New Roman"/>
@@ -7907,6 +7737,16 @@
         </w:rPr>
         <w:t>графический процессор с объемом памяти 1 ГБ, пропускной способностью 29 ГБ/с и поддержкой DirectX 11.</w:t>
       </w:r>
+      <w:commentRangeEnd w:id="34"/>
+      <w:r>
+        <w:rPr>
+          <w:rStyle w:val="ac"/>
+          <w:rFonts w:ascii="Times New Roman" w:hAnsi="Times New Roman" w:cs="Times New Roman"/>
+          <w:sz w:val="28"/>
+          <w:szCs w:val="28"/>
+        </w:rPr>
+        <w:commentReference w:id="34"/>
+      </w:r>
     </w:p>
     <w:p>
       <w:pPr>
@@ -7914,11 +7754,11 @@
         <w:spacing w:after="0" w:line="360" w:lineRule="auto"/>
         <w:ind w:firstLine="709"/>
       </w:pPr>
-      <w:bookmarkStart w:id="32" w:name="_Toc239937333"/>
+      <w:bookmarkStart w:id="35" w:name="_Toc239937333"/>
       <w:r>
         <w:t>3.3.6 Требования к метрологическому обеспечению</w:t>
       </w:r>
-      <w:bookmarkEnd w:id="32"/>
+      <w:bookmarkEnd w:id="35"/>
       <w:r>
         <w:t xml:space="preserve"> </w:t>
       </w:r>
@@ -7949,11 +7789,11 @@
         <w:spacing w:after="0" w:line="360" w:lineRule="auto"/>
         <w:ind w:firstLine="709"/>
       </w:pPr>
-      <w:bookmarkStart w:id="33" w:name="_Toc239937334"/>
+      <w:bookmarkStart w:id="36" w:name="_Toc239937334"/>
       <w:r>
         <w:t>3.3.7 Требования к организационному обеспечению</w:t>
       </w:r>
-      <w:bookmarkEnd w:id="33"/>
+      <w:bookmarkEnd w:id="36"/>
       <w:r>
         <w:t xml:space="preserve"> </w:t>
       </w:r>
@@ -7995,11 +7835,11 @@
         <w:spacing w:after="0" w:line="360" w:lineRule="auto"/>
         <w:jc w:val="center"/>
       </w:pPr>
-      <w:bookmarkStart w:id="34" w:name="_Toc239937335"/>
+      <w:bookmarkStart w:id="37" w:name="_Toc239937335"/>
       <w:r>
         <w:t>3.4 Общие технические требования к АС</w:t>
       </w:r>
-      <w:bookmarkEnd w:id="34"/>
+      <w:bookmarkEnd w:id="37"/>
     </w:p>
     <w:p>
       <w:pPr>
@@ -8079,7 +7919,7 @@
           <w:bCs/>
         </w:rPr>
       </w:pPr>
-      <w:bookmarkStart w:id="35" w:name="_Toc239937336"/>
+      <w:bookmarkStart w:id="38" w:name="_Toc239937336"/>
       <w:r>
         <w:rPr>
           <w:b/>
@@ -8088,7 +7928,7 @@
         <w:lastRenderedPageBreak/>
         <w:t>4 СОСТАВ И СОДЕРЖАНИЕ РАБОТ ПО СОЗДАНИЮ АВТОМАТИЗИРОВАННОЙ СИСТЕМЫ</w:t>
       </w:r>
-      <w:bookmarkEnd w:id="35"/>
+      <w:bookmarkEnd w:id="38"/>
     </w:p>
     <w:p>
       <w:pPr>
@@ -8123,25 +7963,7 @@
           <w:sz w:val="28"/>
           <w:szCs w:val="28"/>
         </w:rPr>
-        <w:t xml:space="preserve">" для САПР </w:t>
-      </w:r>
-      <w:proofErr w:type="spellStart"/>
-      <w:r>
-        <w:rPr>
-          <w:rFonts w:ascii="Times New Roman" w:hAnsi="Times New Roman" w:cs="Times New Roman"/>
-          <w:sz w:val="28"/>
-          <w:szCs w:val="28"/>
-        </w:rPr>
-        <w:t>Inventor</w:t>
-      </w:r>
-      <w:proofErr w:type="spellEnd"/>
-      <w:r>
-        <w:rPr>
-          <w:rFonts w:ascii="Times New Roman" w:hAnsi="Times New Roman" w:cs="Times New Roman"/>
-          <w:sz w:val="28"/>
-          <w:szCs w:val="28"/>
-        </w:rPr>
-        <w:t xml:space="preserve"> приведены в таблице 4.1. </w:t>
+        <w:t xml:space="preserve">" для САПР Inventor приведены в таблице 4.1. </w:t>
       </w:r>
     </w:p>
     <w:p>
@@ -8177,18 +7999,8 @@
           <w:sz w:val="28"/>
           <w:szCs w:val="28"/>
         </w:rPr>
-        <w:t xml:space="preserve">" для САПР </w:t>
-      </w:r>
-      <w:proofErr w:type="spellStart"/>
-      <w:r>
-        <w:rPr>
-          <w:rFonts w:ascii="Times New Roman" w:hAnsi="Times New Roman" w:cs="Times New Roman"/>
-          <w:sz w:val="28"/>
-          <w:szCs w:val="28"/>
-        </w:rPr>
-        <w:t>Inventor</w:t>
-      </w:r>
-      <w:proofErr w:type="spellEnd"/>
+        <w:t>" для САПР Inventor</w:t>
+      </w:r>
     </w:p>
     <w:tbl>
       <w:tblPr>
@@ -9061,7 +8873,7 @@
           <w:bCs/>
         </w:rPr>
       </w:pPr>
-      <w:bookmarkStart w:id="36" w:name="_Toc239937337"/>
+      <w:bookmarkStart w:id="39" w:name="_Toc239937337"/>
       <w:r>
         <w:rPr>
           <w:b/>
@@ -9070,7 +8882,7 @@
         <w:lastRenderedPageBreak/>
         <w:t>5 ПОРЯДОК РАЗРАБОТКИ АВТОМАТИЗИРОВАННОЙ СИСТЕМЫ</w:t>
       </w:r>
-      <w:bookmarkEnd w:id="36"/>
+      <w:bookmarkEnd w:id="39"/>
     </w:p>
     <w:p>
       <w:pPr>
@@ -9085,11 +8897,11 @@
         <w:spacing w:after="0" w:line="360" w:lineRule="auto"/>
         <w:jc w:val="center"/>
       </w:pPr>
-      <w:bookmarkStart w:id="37" w:name="_Toc239937338"/>
+      <w:bookmarkStart w:id="40" w:name="_Toc239937338"/>
       <w:r>
         <w:t>5.1 Порядок организации разработки АС</w:t>
       </w:r>
-      <w:bookmarkEnd w:id="37"/>
+      <w:bookmarkEnd w:id="40"/>
     </w:p>
     <w:p>
       <w:pPr>
@@ -9139,11 +8951,11 @@
         <w:spacing w:after="0" w:line="360" w:lineRule="auto"/>
         <w:jc w:val="center"/>
       </w:pPr>
-      <w:bookmarkStart w:id="38" w:name="_Toc239937339"/>
+      <w:bookmarkStart w:id="41" w:name="_Toc239937339"/>
       <w:r>
         <w:t>5.2 Перечень документов и исходных данных для разработки АС</w:t>
       </w:r>
-      <w:bookmarkEnd w:id="38"/>
+      <w:bookmarkEnd w:id="41"/>
     </w:p>
     <w:p>
       <w:pPr>
@@ -9188,25 +9000,7 @@
           <w:sz w:val="28"/>
           <w:szCs w:val="28"/>
         </w:rPr>
-        <w:t xml:space="preserve"> для САПР </w:t>
-      </w:r>
-      <w:proofErr w:type="spellStart"/>
-      <w:r>
-        <w:rPr>
-          <w:rFonts w:ascii="Times New Roman" w:hAnsi="Times New Roman" w:cs="Times New Roman"/>
-          <w:sz w:val="28"/>
-          <w:szCs w:val="28"/>
-        </w:rPr>
-        <w:t>Inventor</w:t>
-      </w:r>
-      <w:proofErr w:type="spellEnd"/>
-      <w:r>
-        <w:rPr>
-          <w:rFonts w:ascii="Times New Roman" w:hAnsi="Times New Roman" w:cs="Times New Roman"/>
-          <w:sz w:val="28"/>
-          <w:szCs w:val="28"/>
-        </w:rPr>
-        <w:t xml:space="preserve"> нужны следующие документы: </w:t>
+        <w:t xml:space="preserve"> для САПР Inventor нужны следующие документы: </w:t>
       </w:r>
     </w:p>
     <w:p>
@@ -9240,6 +9034,7 @@
           <w:szCs w:val="28"/>
         </w:rPr>
       </w:pPr>
+      <w:commentRangeStart w:id="42"/>
       <w:r>
         <w:rPr>
           <w:rFonts w:ascii="Times New Roman" w:hAnsi="Times New Roman" w:cs="Times New Roman"/>
@@ -9256,6 +9051,16 @@
         </w:rPr>
         <w:t>ГОСТ Р 58413-2019 «Услуги населению. Услуги багетных мастерских. Общие требования».</w:t>
       </w:r>
+      <w:commentRangeEnd w:id="42"/>
+      <w:r>
+        <w:rPr>
+          <w:rStyle w:val="ac"/>
+          <w:rFonts w:ascii="Times New Roman" w:hAnsi="Times New Roman" w:cs="Times New Roman"/>
+          <w:sz w:val="28"/>
+          <w:szCs w:val="28"/>
+        </w:rPr>
+        <w:commentReference w:id="42"/>
+      </w:r>
     </w:p>
     <w:p>
       <w:pPr>
@@ -9273,11 +9078,11 @@
         <w:spacing w:after="0" w:line="360" w:lineRule="auto"/>
         <w:jc w:val="center"/>
       </w:pPr>
-      <w:bookmarkStart w:id="39" w:name="_Toc239937340"/>
+      <w:bookmarkStart w:id="43" w:name="_Toc239937340"/>
       <w:r>
         <w:t>5.3 Перечень документов, предъявляемых по окончании соответствующих этапов работ</w:t>
       </w:r>
-      <w:bookmarkEnd w:id="39"/>
+      <w:bookmarkEnd w:id="43"/>
     </w:p>
     <w:p>
       <w:pPr>
@@ -9417,7 +9222,7 @@
           <w:bCs/>
         </w:rPr>
       </w:pPr>
-      <w:bookmarkStart w:id="40" w:name="_Toc239937341"/>
+      <w:bookmarkStart w:id="44" w:name="_Toc239937341"/>
       <w:r>
         <w:rPr>
           <w:b/>
@@ -9426,7 +9231,7 @@
         <w:lastRenderedPageBreak/>
         <w:t>6 ПОРЯДОК КОНТРОЛЯ И ПРИЕМКИ АВТОМАТИЗИРОВАННОЙ СИСТЕМЫ</w:t>
       </w:r>
-      <w:bookmarkEnd w:id="40"/>
+      <w:bookmarkEnd w:id="44"/>
     </w:p>
     <w:p>
       <w:pPr>
@@ -9441,11 +9246,11 @@
         <w:spacing w:after="0" w:line="360" w:lineRule="auto"/>
         <w:jc w:val="center"/>
       </w:pPr>
-      <w:bookmarkStart w:id="41" w:name="_Toc239937342"/>
+      <w:bookmarkStart w:id="45" w:name="_Toc239937342"/>
       <w:r>
         <w:t>6.1 Виды, состав и методы испытаний АС и ее составных частей</w:t>
       </w:r>
-      <w:bookmarkEnd w:id="41"/>
+      <w:bookmarkEnd w:id="45"/>
     </w:p>
     <w:p>
       <w:pPr>
@@ -9704,11 +9509,11 @@
         <w:spacing w:after="0" w:line="360" w:lineRule="auto"/>
         <w:jc w:val="center"/>
       </w:pPr>
-      <w:bookmarkStart w:id="42" w:name="_Toc239937343"/>
+      <w:bookmarkStart w:id="46" w:name="_Toc239937343"/>
       <w:r>
         <w:t>6.2 Общие требования к приёмке работ по стадиям</w:t>
       </w:r>
-      <w:bookmarkEnd w:id="42"/>
+      <w:bookmarkEnd w:id="46"/>
     </w:p>
     <w:p>
       <w:pPr>
@@ -9837,7 +9642,7 @@
           <w:bCs/>
         </w:rPr>
       </w:pPr>
-      <w:bookmarkStart w:id="43" w:name="_Toc239937344"/>
+      <w:bookmarkStart w:id="47" w:name="_Toc239937344"/>
       <w:r>
         <w:rPr>
           <w:b/>
@@ -9845,7 +9650,7 @@
         </w:rPr>
         <w:t>7 ТРЕБОВАНИЯ К ДОКУМЕНТИРОВАНИЮ</w:t>
       </w:r>
-      <w:bookmarkEnd w:id="43"/>
+      <w:bookmarkEnd w:id="47"/>
     </w:p>
     <w:p>
       <w:pPr>
@@ -9895,11 +9700,11 @@
         <w:spacing w:after="0" w:line="360" w:lineRule="auto"/>
         <w:jc w:val="center"/>
       </w:pPr>
-      <w:bookmarkStart w:id="44" w:name="_Toc239937345"/>
+      <w:bookmarkStart w:id="48" w:name="_Toc239937345"/>
       <w:r>
         <w:t>7.1 Перечень подлежащих разработке документов</w:t>
       </w:r>
-      <w:bookmarkEnd w:id="44"/>
+      <w:bookmarkEnd w:id="48"/>
     </w:p>
     <w:p>
       <w:pPr>
@@ -9948,11 +9753,11 @@
         <w:spacing w:after="0" w:line="360" w:lineRule="auto"/>
         <w:jc w:val="center"/>
       </w:pPr>
-      <w:bookmarkStart w:id="45" w:name="_Toc239937346"/>
+      <w:bookmarkStart w:id="49" w:name="_Toc239937346"/>
       <w:r>
         <w:t>7.2 Вид представления и количество документов</w:t>
       </w:r>
-      <w:bookmarkEnd w:id="45"/>
+      <w:bookmarkEnd w:id="49"/>
     </w:p>
     <w:p>
       <w:pPr>
@@ -9981,43 +9786,7 @@
           <w:sz w:val="28"/>
           <w:szCs w:val="28"/>
         </w:rPr>
-        <w:t>Нижеперечисленные документы к АС предоставляются в электронном виде в форматах .</w:t>
-      </w:r>
-      <w:proofErr w:type="spellStart"/>
-      <w:r>
-        <w:rPr>
-          <w:rFonts w:ascii="Times New Roman" w:hAnsi="Times New Roman" w:cs="Times New Roman"/>
-          <w:sz w:val="28"/>
-          <w:szCs w:val="28"/>
-        </w:rPr>
-        <w:t>docx</w:t>
-      </w:r>
-      <w:proofErr w:type="spellEnd"/>
-      <w:r>
-        <w:rPr>
-          <w:rFonts w:ascii="Times New Roman" w:hAnsi="Times New Roman" w:cs="Times New Roman"/>
-          <w:sz w:val="28"/>
-          <w:szCs w:val="28"/>
-        </w:rPr>
-        <w:t xml:space="preserve"> и .</w:t>
-      </w:r>
-      <w:proofErr w:type="spellStart"/>
-      <w:r>
-        <w:rPr>
-          <w:rFonts w:ascii="Times New Roman" w:hAnsi="Times New Roman" w:cs="Times New Roman"/>
-          <w:sz w:val="28"/>
-          <w:szCs w:val="28"/>
-        </w:rPr>
-        <w:t>pdf</w:t>
-      </w:r>
-      <w:proofErr w:type="spellEnd"/>
-      <w:r>
-        <w:rPr>
-          <w:rFonts w:ascii="Times New Roman" w:hAnsi="Times New Roman" w:cs="Times New Roman"/>
-          <w:sz w:val="28"/>
-          <w:szCs w:val="28"/>
-        </w:rPr>
-        <w:t xml:space="preserve"> по одному экземпляру каждый </w:t>
+        <w:t xml:space="preserve">Нижеперечисленные документы к АС предоставляются в электронном виде в форматах .docx и .pdf по одному экземпляру каждый </w:t>
       </w:r>
     </w:p>
     <w:p>
@@ -10116,11 +9885,11 @@
         <w:spacing w:after="0" w:line="360" w:lineRule="auto"/>
         <w:jc w:val="center"/>
       </w:pPr>
-      <w:bookmarkStart w:id="46" w:name="_Toc239937347"/>
+      <w:bookmarkStart w:id="50" w:name="_Toc239937347"/>
       <w:r>
         <w:t>7.3 Требования по использованию ЕСКД и ЕСПД при разработке документов</w:t>
       </w:r>
-      <w:bookmarkEnd w:id="46"/>
+      <w:bookmarkEnd w:id="50"/>
     </w:p>
     <w:p>
       <w:pPr>
@@ -10189,7 +9958,24 @@
           <w:sz w:val="28"/>
           <w:szCs w:val="28"/>
         </w:rPr>
-        <w:t xml:space="preserve">− размер бумаги </w:t>
+        <w:t>− размер бумаги</w:t>
+      </w:r>
+      <w:r>
+        <w:rPr>
+          <w:rFonts w:ascii="Times New Roman" w:hAnsi="Times New Roman" w:cs="Times New Roman"/>
+          <w:sz w:val="28"/>
+          <w:szCs w:val="28"/>
+          <w:lang w:val="en-US"/>
+        </w:rPr>
+        <w:t>;</w:t>
+      </w:r>
+      <w:r>
+        <w:rPr>
+          <w:rFonts w:ascii="Times New Roman" w:hAnsi="Times New Roman" w:cs="Times New Roman"/>
+          <w:sz w:val="28"/>
+          <w:szCs w:val="28"/>
+        </w:rPr>
+        <w:t xml:space="preserve"> </w:t>
       </w:r>
     </w:p>
     <w:p>
@@ -10230,25 +10016,7 @@
           <w:sz w:val="28"/>
           <w:szCs w:val="28"/>
         </w:rPr>
-        <w:t xml:space="preserve">− шрифт – Times New </w:t>
-      </w:r>
-      <w:proofErr w:type="spellStart"/>
-      <w:r>
-        <w:rPr>
-          <w:rFonts w:ascii="Times New Roman" w:hAnsi="Times New Roman" w:cs="Times New Roman"/>
-          <w:sz w:val="28"/>
-          <w:szCs w:val="28"/>
-        </w:rPr>
-        <w:t>Roman</w:t>
-      </w:r>
-      <w:proofErr w:type="spellEnd"/>
-      <w:r>
-        <w:rPr>
-          <w:rFonts w:ascii="Times New Roman" w:hAnsi="Times New Roman" w:cs="Times New Roman"/>
-          <w:sz w:val="28"/>
-          <w:szCs w:val="28"/>
-        </w:rPr>
-        <w:t xml:space="preserve"> 14; </w:t>
+        <w:t xml:space="preserve">− шрифт – Times New Roman 14; </w:t>
       </w:r>
     </w:p>
     <w:p>
@@ -10328,7 +10096,24 @@
           <w:sz w:val="28"/>
           <w:szCs w:val="28"/>
         </w:rPr>
-        <w:t xml:space="preserve">− перенос слов – автоматический </w:t>
+        <w:t>− перенос слов – автоматический</w:t>
+      </w:r>
+      <w:r>
+        <w:rPr>
+          <w:rFonts w:ascii="Times New Roman" w:hAnsi="Times New Roman" w:cs="Times New Roman"/>
+          <w:sz w:val="28"/>
+          <w:szCs w:val="28"/>
+          <w:lang w:val="en-US"/>
+        </w:rPr>
+        <w:t>;</w:t>
+      </w:r>
+      <w:r>
+        <w:rPr>
+          <w:rFonts w:ascii="Times New Roman" w:hAnsi="Times New Roman" w:cs="Times New Roman"/>
+          <w:sz w:val="28"/>
+          <w:szCs w:val="28"/>
+        </w:rPr>
+        <w:t xml:space="preserve"> </w:t>
       </w:r>
     </w:p>
     <w:p>
@@ -10377,7 +10162,7 @@
           <w:bCs/>
         </w:rPr>
       </w:pPr>
-      <w:bookmarkStart w:id="47" w:name="_Toc239937348"/>
+      <w:bookmarkStart w:id="51" w:name="_Toc239937348"/>
       <w:r>
         <w:rPr>
           <w:b/>
@@ -10386,7 +10171,7 @@
         <w:lastRenderedPageBreak/>
         <w:t>8 ИСТОЧНИКИ РАЗРАБОТКИ</w:t>
       </w:r>
-      <w:bookmarkEnd w:id="47"/>
+      <w:bookmarkEnd w:id="51"/>
     </w:p>
     <w:p>
       <w:pPr>
@@ -10437,61 +10222,7 @@
           <w:sz w:val="28"/>
           <w:szCs w:val="28"/>
         </w:rPr>
-        <w:t xml:space="preserve">1. Новые технологии в </w:t>
-      </w:r>
-      <w:proofErr w:type="gramStart"/>
-      <w:r>
-        <w:rPr>
-          <w:rFonts w:ascii="Times New Roman" w:hAnsi="Times New Roman" w:cs="Times New Roman"/>
-          <w:sz w:val="28"/>
-          <w:szCs w:val="28"/>
-        </w:rPr>
-        <w:t>программировании :</w:t>
-      </w:r>
-      <w:proofErr w:type="gramEnd"/>
-      <w:r>
-        <w:rPr>
-          <w:rFonts w:ascii="Times New Roman" w:hAnsi="Times New Roman" w:cs="Times New Roman"/>
-          <w:sz w:val="28"/>
-          <w:szCs w:val="28"/>
-        </w:rPr>
-        <w:t xml:space="preserve"> учебное пособие / А. А. </w:t>
-      </w:r>
-      <w:proofErr w:type="spellStart"/>
-      <w:r>
-        <w:rPr>
-          <w:rFonts w:ascii="Times New Roman" w:hAnsi="Times New Roman" w:cs="Times New Roman"/>
-          <w:sz w:val="28"/>
-          <w:szCs w:val="28"/>
-        </w:rPr>
-        <w:t>Калентьев</w:t>
-      </w:r>
-      <w:proofErr w:type="spellEnd"/>
-      <w:r>
-        <w:rPr>
-          <w:rFonts w:ascii="Times New Roman" w:hAnsi="Times New Roman" w:cs="Times New Roman"/>
-          <w:sz w:val="28"/>
-          <w:szCs w:val="28"/>
-        </w:rPr>
-        <w:t xml:space="preserve">, Д. В. </w:t>
-      </w:r>
-      <w:proofErr w:type="spellStart"/>
-      <w:r>
-        <w:rPr>
-          <w:rFonts w:ascii="Times New Roman" w:hAnsi="Times New Roman" w:cs="Times New Roman"/>
-          <w:sz w:val="28"/>
-          <w:szCs w:val="28"/>
-        </w:rPr>
-        <w:t>Гарайс</w:t>
-      </w:r>
-      <w:proofErr w:type="spellEnd"/>
-      <w:r>
-        <w:rPr>
-          <w:rFonts w:ascii="Times New Roman" w:hAnsi="Times New Roman" w:cs="Times New Roman"/>
-          <w:sz w:val="28"/>
-          <w:szCs w:val="28"/>
-        </w:rPr>
-        <w:t xml:space="preserve">, А. Е. Горяинов — Томск : Эль Контент, 2014. — 176 с. </w:t>
+        <w:t xml:space="preserve">1. Новые технологии в программировании : учебное пособие / А. А. Калентьев, Д. В. Гарайс, А. Е. Горяинов — Томск : Эль Контент, 2014. — 176 с. </w:t>
       </w:r>
     </w:p>
     <w:p>
@@ -10611,79 +10342,7 @@
           <w:sz w:val="28"/>
           <w:szCs w:val="28"/>
         </w:rPr>
-        <w:t>7. Введение в UML от создателей языка [Текст</w:t>
-      </w:r>
-      <w:proofErr w:type="gramStart"/>
-      <w:r>
-        <w:rPr>
-          <w:rFonts w:ascii="Times New Roman" w:hAnsi="Times New Roman" w:cs="Times New Roman"/>
-          <w:sz w:val="28"/>
-          <w:szCs w:val="28"/>
-        </w:rPr>
-        <w:t>] :</w:t>
-      </w:r>
-      <w:proofErr w:type="gramEnd"/>
-      <w:r>
-        <w:rPr>
-          <w:rFonts w:ascii="Times New Roman" w:hAnsi="Times New Roman" w:cs="Times New Roman"/>
-          <w:sz w:val="28"/>
-          <w:szCs w:val="28"/>
-        </w:rPr>
-        <w:t xml:space="preserve"> руководство пользователя / Г. Буч, Д. Рамбо, И. Якобсон. - 2-е изд. - </w:t>
-      </w:r>
-      <w:proofErr w:type="gramStart"/>
-      <w:r>
-        <w:rPr>
-          <w:rFonts w:ascii="Times New Roman" w:hAnsi="Times New Roman" w:cs="Times New Roman"/>
-          <w:sz w:val="28"/>
-          <w:szCs w:val="28"/>
-        </w:rPr>
-        <w:t>М. :</w:t>
-      </w:r>
-      <w:proofErr w:type="gramEnd"/>
-      <w:r>
-        <w:rPr>
-          <w:rFonts w:ascii="Times New Roman" w:hAnsi="Times New Roman" w:cs="Times New Roman"/>
-          <w:sz w:val="28"/>
-          <w:szCs w:val="28"/>
-        </w:rPr>
-        <w:t xml:space="preserve"> ДМК Пресс, 2012. - 494 </w:t>
-      </w:r>
-      <w:proofErr w:type="gramStart"/>
-      <w:r>
-        <w:rPr>
-          <w:rFonts w:ascii="Times New Roman" w:hAnsi="Times New Roman" w:cs="Times New Roman"/>
-          <w:sz w:val="28"/>
-          <w:szCs w:val="28"/>
-        </w:rPr>
-        <w:t>с. :</w:t>
-      </w:r>
-      <w:proofErr w:type="gramEnd"/>
-      <w:r>
-        <w:rPr>
-          <w:rFonts w:ascii="Times New Roman" w:hAnsi="Times New Roman" w:cs="Times New Roman"/>
-          <w:sz w:val="28"/>
-          <w:szCs w:val="28"/>
-        </w:rPr>
-        <w:t xml:space="preserve"> ил. - (Классика программирования). - </w:t>
-      </w:r>
-      <w:proofErr w:type="spellStart"/>
-      <w:r>
-        <w:rPr>
-          <w:rFonts w:ascii="Times New Roman" w:hAnsi="Times New Roman" w:cs="Times New Roman"/>
-          <w:sz w:val="28"/>
-          <w:szCs w:val="28"/>
-        </w:rPr>
-        <w:t>Предм</w:t>
-      </w:r>
-      <w:proofErr w:type="spellEnd"/>
-      <w:r>
-        <w:rPr>
-          <w:rFonts w:ascii="Times New Roman" w:hAnsi="Times New Roman" w:cs="Times New Roman"/>
-          <w:sz w:val="28"/>
-          <w:szCs w:val="28"/>
-        </w:rPr>
-        <w:t>. указ.: с. 483 493. - ISBN 978-5-94074-644-7;</w:t>
+        <w:t>7. Введение в UML от создателей языка [Текст] : руководство пользователя / Г. Буч, Д. Рамбо, И. Якобсон. - 2-е изд. - М. : ДМК Пресс, 2012. - 494 с. : ил. - (Классика программирования). - Предм. указ.: с. 483 493. - ISBN 978-5-94074-644-7;</w:t>
       </w:r>
     </w:p>
     <w:p>
@@ -10703,35 +10362,7 @@
           <w:sz w:val="28"/>
           <w:szCs w:val="28"/>
         </w:rPr>
-        <w:t xml:space="preserve">8. Ли. К. Основы САПР (CAD/CAM/CAE). – </w:t>
-      </w:r>
-      <w:proofErr w:type="spellStart"/>
-      <w:r>
-        <w:rPr>
-          <w:rFonts w:ascii="Times New Roman" w:hAnsi="Times New Roman" w:cs="Times New Roman"/>
-          <w:sz w:val="28"/>
-          <w:szCs w:val="28"/>
-        </w:rPr>
-        <w:t>Спб</w:t>
-      </w:r>
-      <w:proofErr w:type="spellEnd"/>
-      <w:proofErr w:type="gramStart"/>
-      <w:r>
-        <w:rPr>
-          <w:rFonts w:ascii="Times New Roman" w:hAnsi="Times New Roman" w:cs="Times New Roman"/>
-          <w:sz w:val="28"/>
-          <w:szCs w:val="28"/>
-        </w:rPr>
-        <w:t>.:«</w:t>
-      </w:r>
-      <w:proofErr w:type="gramEnd"/>
-      <w:r>
-        <w:rPr>
-          <w:rFonts w:ascii="Times New Roman" w:hAnsi="Times New Roman" w:cs="Times New Roman"/>
-          <w:sz w:val="28"/>
-          <w:szCs w:val="28"/>
-        </w:rPr>
-        <w:t>Питер», 2004</w:t>
+        <w:t>8. Ли. К. Основы САПР (CAD/CAM/CAE). – Спб.:«Питер», 2004</w:t>
       </w:r>
       <w:r>
         <w:rPr>
@@ -10763,18 +10394,8 @@
           <w:sz w:val="28"/>
           <w:szCs w:val="28"/>
         </w:rPr>
-        <w:t>560</w:t>
-      </w:r>
-      <w:proofErr w:type="gramStart"/>
-      <w:r>
-        <w:rPr>
-          <w:rFonts w:ascii="Times New Roman" w:hAnsi="Times New Roman" w:cs="Times New Roman"/>
-          <w:sz w:val="28"/>
-          <w:szCs w:val="28"/>
-        </w:rPr>
-        <w:t>с..</w:t>
-      </w:r>
-      <w:proofErr w:type="gramEnd"/>
+        <w:t>560с..</w:t>
+      </w:r>
     </w:p>
     <w:sectPr>
       <w:pgSz w:w="11906" w:h="16838"/>
@@ -10787,8 +10408,8 @@
 </file>
 
 <file path=word/comments.xml><?xml version="1.0" encoding="utf-8"?>
-<w:comments xmlns:wpc="http://schemas.microsoft.com/office/word/2010/wordprocessingCanvas" xmlns:cx="http://schemas.microsoft.com/office/drawing/2014/chartex" xmlns:cx1="http://schemas.microsoft.com/office/drawing/2015/9/8/chartex" xmlns:cx2="http://schemas.microsoft.com/office/drawing/2015/10/21/chartex" xmlns:cx3="http://schemas.microsoft.com/office/drawing/2016/5/9/chartex" xmlns:cx4="http://schemas.microsoft.com/office/drawing/2016/5/10/chartex" xmlns:cx5="http://schemas.microsoft.com/office/drawing/2016/5/11/chartex" xmlns:cx6="http://schemas.microsoft.com/office/drawing/2016/5/12/chartex" xmlns:cx7="http://schemas.microsoft.com/office/drawing/2016/5/13/chartex" xmlns:cx8="http://schemas.microsoft.com/office/drawing/2016/5/14/chartex" xmlns:mc="http://schemas.openxmlformats.org/markup-compatibility/2006" xmlns:aink="http://schemas.microsoft.com/office/drawing/2016/ink" xmlns:am3d="http://schemas.microsoft.com/office/drawing/2017/model3d" xmlns:o="urn:schemas-microsoft-com:office:office" xmlns:oel="http://schemas.microsoft.com/office/2019/extlst" xmlns:r="http://schemas.openxmlformats.org/officeDocument/2006/relationships" xmlns:m="http://schemas.openxmlformats.org/officeDocument/2006/math" xmlns:v="urn:schemas-microsoft-com:vml" xmlns:wp14="http://schemas.microsoft.com/office/word/2010/wordprocessingDrawing" xmlns:wp="http://schemas.openxmlformats.org/drawingml/2006/wordprocessingDrawing" xmlns:w10="urn:schemas-microsoft-com:office:word" xmlns:w="http://schemas.openxmlformats.org/wordprocessingml/2006/main" xmlns:w14="http://schemas.microsoft.com/office/word/2010/wordml" xmlns:w15="http://schemas.microsoft.com/office/word/2012/wordml" xmlns:w16cex="http://schemas.microsoft.com/office/word/2018/wordml/cex" xmlns:w16cid="http://schemas.microsoft.com/office/word/2016/wordml/cid" xmlns:w16="http://schemas.microsoft.com/office/word/2018/wordml" xmlns:w16sdtdh="http://schemas.microsoft.com/office/word/2020/wordml/sdtdatahash" xmlns:w16se="http://schemas.microsoft.com/office/word/2015/wordml/symex" xmlns:wpg="http://schemas.microsoft.com/office/word/2010/wordprocessingGroup" xmlns:wpi="http://schemas.microsoft.com/office/word/2010/wordprocessingInk" xmlns:wne="http://schemas.microsoft.com/office/word/2006/wordml" xmlns:wps="http://schemas.microsoft.com/office/word/2010/wordprocessingShape" mc:Ignorable="w14 w15 w16se w16cid w16 w16cex w16sdtdh wp14">
-  <w:comment w:id="17" w:author="Роман Литвиненко" w:date="2026-09-10T13:03:00Z" w:initials="РЛ">
+<w:comments xmlns:wpc="http://schemas.microsoft.com/office/word/2010/wordprocessingCanvas" xmlns:cx="http://schemas.microsoft.com/office/drawing/2014/chartex" xmlns:cx1="http://schemas.microsoft.com/office/drawing/2015/9/8/chartex" xmlns:cx2="http://schemas.microsoft.com/office/drawing/2015/10/21/chartex" xmlns:cx3="http://schemas.microsoft.com/office/drawing/2016/5/9/chartex" xmlns:cx4="http://schemas.microsoft.com/office/drawing/2016/5/10/chartex" xmlns:cx5="http://schemas.microsoft.com/office/drawing/2016/5/11/chartex" xmlns:cx6="http://schemas.microsoft.com/office/drawing/2016/5/12/chartex" xmlns:cx7="http://schemas.microsoft.com/office/drawing/2016/5/13/chartex" xmlns:cx8="http://schemas.microsoft.com/office/drawing/2016/5/14/chartex" xmlns:mc="http://schemas.openxmlformats.org/markup-compatibility/2006" xmlns:aink="http://schemas.microsoft.com/office/drawing/2016/ink" xmlns:am3d="http://schemas.microsoft.com/office/drawing/2017/model3d" xmlns:o="urn:schemas-microsoft-com:office:office" xmlns:oel="http://schemas.microsoft.com/office/2019/extlst" xmlns:r="http://schemas.openxmlformats.org/officeDocument/2006/relationships" xmlns:m="http://schemas.openxmlformats.org/officeDocument/2006/math" xmlns:v="urn:schemas-microsoft-com:vml" xmlns:wp14="http://schemas.microsoft.com/office/word/2010/wordprocessingDrawing" xmlns:wp="http://schemas.openxmlformats.org/drawingml/2006/wordprocessingDrawing" xmlns:w10="urn:schemas-microsoft-com:office:word" xmlns:w="http://schemas.openxmlformats.org/wordprocessingml/2006/main" xmlns:w14="http://schemas.microsoft.com/office/word/2010/wordml" xmlns:w15="http://schemas.microsoft.com/office/word/2012/wordml" xmlns:w16cex="http://schemas.microsoft.com/office/word/2018/wordml/cex" xmlns:w16cid="http://schemas.microsoft.com/office/word/2016/wordml/cid" xmlns:w16="http://schemas.microsoft.com/office/word/2018/wordml" xmlns:w16du="http://schemas.microsoft.com/office/word/2023/wordml/word16du" xmlns:w16sdtdh="http://schemas.microsoft.com/office/word/2020/wordml/sdtdatahash" xmlns:w16sdtfl="http://schemas.microsoft.com/office/word/2024/wordml/sdtformatlock" xmlns:w16se="http://schemas.microsoft.com/office/word/2015/wordml/symex" xmlns:wpg="http://schemas.microsoft.com/office/word/2010/wordprocessingGroup" xmlns:wpi="http://schemas.microsoft.com/office/word/2010/wordprocessingInk" xmlns:wne="http://schemas.microsoft.com/office/word/2006/wordml" xmlns:wps="http://schemas.microsoft.com/office/word/2010/wordprocessingShape" mc:Ignorable="w14 w15 w16se w16cid w16 w16cex w16sdtdh w16sdtfl w16du wp14">
+  <w:comment w:id="8" w:author="Kalentyev Alexey" w:date="2026-09-16T09:30:00Z" w:initials="KA">
     <w:p>
       <w:pPr>
         <w:pStyle w:val="ad"/>
@@ -10799,9 +10420,12 @@
         </w:rPr>
         <w:annotationRef/>
       </w:r>
+      <w:r>
+        <w:t>Чертёж?</w:t>
+      </w:r>
     </w:p>
   </w:comment>
-  <w:comment w:id="19" w:author="Роман Литвиненко" w:date="2026-09-10T13:04:00Z" w:initials="РЛ">
+  <w:comment w:id="12" w:author="Kalentyev Alexey" w:date="2026-09-16T09:24:00Z" w:initials="KA">
     <w:p>
       <w:pPr>
         <w:pStyle w:val="ad"/>
@@ -10811,6 +10435,67 @@
           <w:rStyle w:val="ac"/>
         </w:rPr>
         <w:annotationRef/>
+      </w:r>
+      <w:r>
+        <w:t>Не параметр</w:t>
+      </w:r>
+    </w:p>
+  </w:comment>
+  <w:comment w:id="19" w:author="Роман Литвиненко" w:date="2026-09-10T13:03:00Z" w:initials="РЛ">
+    <w:p>
+      <w:pPr>
+        <w:pStyle w:val="ad"/>
+      </w:pPr>
+      <w:r>
+        <w:rPr>
+          <w:rStyle w:val="ac"/>
+        </w:rPr>
+        <w:annotationRef/>
+      </w:r>
+    </w:p>
+  </w:comment>
+  <w:comment w:id="21" w:author="Роман Литвиненко" w:date="2026-09-10T13:04:00Z" w:initials="РЛ">
+    <w:p>
+      <w:pPr>
+        <w:pStyle w:val="ad"/>
+      </w:pPr>
+      <w:r>
+        <w:rPr>
+          <w:rStyle w:val="ac"/>
+        </w:rPr>
+        <w:annotationRef/>
+      </w:r>
+    </w:p>
+  </w:comment>
+  <w:comment w:id="34" w:author="Kalentyev Alexey" w:date="2026-09-16T09:27:00Z" w:initials="KA">
+    <w:p>
+      <w:pPr>
+        <w:pStyle w:val="ad"/>
+      </w:pPr>
+      <w:r>
+        <w:rPr>
+          <w:rStyle w:val="ac"/>
+        </w:rPr>
+        <w:annotationRef/>
+      </w:r>
+      <w:r>
+        <w:t>Маркерный список</w:t>
+      </w:r>
+    </w:p>
+  </w:comment>
+  <w:comment w:id="42" w:author="Kalentyev Alexey" w:date="2026-09-16T09:29:00Z" w:initials="KA">
+    <w:p>
+      <w:pPr>
+        <w:pStyle w:val="ad"/>
+      </w:pPr>
+      <w:r>
+        <w:rPr>
+          <w:rStyle w:val="ac"/>
+        </w:rPr>
+        <w:annotationRef/>
+      </w:r>
+      <w:r>
+        <w:t>?</w:t>
       </w:r>
     </w:p>
   </w:comment>
@@ -10818,28 +10503,40 @@
 </file>
 
 <file path=word/commentsExtended.xml><?xml version="1.0" encoding="utf-8"?>
-<w15:commentsEx xmlns:wpc="http://schemas.microsoft.com/office/word/2010/wordprocessingCanvas" xmlns:cx="http://schemas.microsoft.com/office/drawing/2014/chartex" xmlns:cx1="http://schemas.microsoft.com/office/drawing/2015/9/8/chartex" xmlns:cx2="http://schemas.microsoft.com/office/drawing/2015/10/21/chartex" xmlns:cx3="http://schemas.microsoft.com/office/drawing/2016/5/9/chartex" xmlns:cx4="http://schemas.microsoft.com/office/drawing/2016/5/10/chartex" xmlns:cx5="http://schemas.microsoft.com/office/drawing/2016/5/11/chartex" xmlns:cx6="http://schemas.microsoft.com/office/drawing/2016/5/12/chartex" xmlns:cx7="http://schemas.microsoft.com/office/drawing/2016/5/13/chartex" xmlns:cx8="http://schemas.microsoft.com/office/drawing/2016/5/14/chartex" xmlns:mc="http://schemas.openxmlformats.org/markup-compatibility/2006" xmlns:aink="http://schemas.microsoft.com/office/drawing/2016/ink" xmlns:am3d="http://schemas.microsoft.com/office/drawing/2017/model3d" xmlns:o="urn:schemas-microsoft-com:office:office" xmlns:oel="http://schemas.microsoft.com/office/2019/extlst" xmlns:r="http://schemas.openxmlformats.org/officeDocument/2006/relationships" xmlns:m="http://schemas.openxmlformats.org/officeDocument/2006/math" xmlns:v="urn:schemas-microsoft-com:vml" xmlns:wp14="http://schemas.microsoft.com/office/word/2010/wordprocessingDrawing" xmlns:wp="http://schemas.openxmlformats.org/drawingml/2006/wordprocessingDrawing" xmlns:w10="urn:schemas-microsoft-com:office:word" xmlns:w="http://schemas.openxmlformats.org/wordprocessingml/2006/main" xmlns:w14="http://schemas.microsoft.com/office/word/2010/wordml" xmlns:w15="http://schemas.microsoft.com/office/word/2012/wordml" xmlns:w16cex="http://schemas.microsoft.com/office/word/2018/wordml/cex" xmlns:w16cid="http://schemas.microsoft.com/office/word/2016/wordml/cid" xmlns:w16="http://schemas.microsoft.com/office/word/2018/wordml" xmlns:w16sdtdh="http://schemas.microsoft.com/office/word/2020/wordml/sdtdatahash" xmlns:w16se="http://schemas.microsoft.com/office/word/2015/wordml/symex" xmlns:wpg="http://schemas.microsoft.com/office/word/2010/wordprocessingGroup" xmlns:wpi="http://schemas.microsoft.com/office/word/2010/wordprocessingInk" xmlns:wne="http://schemas.microsoft.com/office/word/2006/wordml" xmlns:wps="http://schemas.microsoft.com/office/word/2010/wordprocessingShape" mc:Ignorable="w14 w15 w16se w16cid w16 w16cex w16sdtdh wp14">
+<w15:commentsEx xmlns:wpc="http://schemas.microsoft.com/office/word/2010/wordprocessingCanvas" xmlns:cx="http://schemas.microsoft.com/office/drawing/2014/chartex" xmlns:cx1="http://schemas.microsoft.com/office/drawing/2015/9/8/chartex" xmlns:cx2="http://schemas.microsoft.com/office/drawing/2015/10/21/chartex" xmlns:cx3="http://schemas.microsoft.com/office/drawing/2016/5/9/chartex" xmlns:cx4="http://schemas.microsoft.com/office/drawing/2016/5/10/chartex" xmlns:cx5="http://schemas.microsoft.com/office/drawing/2016/5/11/chartex" xmlns:cx6="http://schemas.microsoft.com/office/drawing/2016/5/12/chartex" xmlns:cx7="http://schemas.microsoft.com/office/drawing/2016/5/13/chartex" xmlns:cx8="http://schemas.microsoft.com/office/drawing/2016/5/14/chartex" xmlns:mc="http://schemas.openxmlformats.org/markup-compatibility/2006" xmlns:aink="http://schemas.microsoft.com/office/drawing/2016/ink" xmlns:am3d="http://schemas.microsoft.com/office/drawing/2017/model3d" xmlns:o="urn:schemas-microsoft-com:office:office" xmlns:oel="http://schemas.microsoft.com/office/2019/extlst" xmlns:r="http://schemas.openxmlformats.org/officeDocument/2006/relationships" xmlns:m="http://schemas.openxmlformats.org/officeDocument/2006/math" xmlns:v="urn:schemas-microsoft-com:vml" xmlns:wp14="http://schemas.microsoft.com/office/word/2010/wordprocessingDrawing" xmlns:wp="http://schemas.openxmlformats.org/drawingml/2006/wordprocessingDrawing" xmlns:w10="urn:schemas-microsoft-com:office:word" xmlns:w="http://schemas.openxmlformats.org/wordprocessingml/2006/main" xmlns:w14="http://schemas.microsoft.com/office/word/2010/wordml" xmlns:w15="http://schemas.microsoft.com/office/word/2012/wordml" xmlns:w16cex="http://schemas.microsoft.com/office/word/2018/wordml/cex" xmlns:w16cid="http://schemas.microsoft.com/office/word/2016/wordml/cid" xmlns:w16="http://schemas.microsoft.com/office/word/2018/wordml" xmlns:w16du="http://schemas.microsoft.com/office/word/2023/wordml/word16du" xmlns:w16sdtdh="http://schemas.microsoft.com/office/word/2020/wordml/sdtdatahash" xmlns:w16sdtfl="http://schemas.microsoft.com/office/word/2024/wordml/sdtformatlock" xmlns:w16se="http://schemas.microsoft.com/office/word/2015/wordml/symex" xmlns:wpg="http://schemas.microsoft.com/office/word/2010/wordprocessingGroup" xmlns:wpi="http://schemas.microsoft.com/office/word/2010/wordprocessingInk" xmlns:wne="http://schemas.microsoft.com/office/word/2006/wordml" xmlns:wps="http://schemas.microsoft.com/office/word/2010/wordprocessingShape" mc:Ignorable="w14 w15 w16se w16cid w16 w16cex w16sdtdh w16sdtfl w16du wp14">
+  <w15:commentEx w15:paraId="0FE14AA9" w15:done="0"/>
+  <w15:commentEx w15:paraId="66077BF6" w15:done="0"/>
   <w15:commentEx w15:paraId="76D99977" w15:done="0"/>
   <w15:commentEx w15:paraId="2E5A20B2" w15:done="0"/>
+  <w15:commentEx w15:paraId="32274353" w15:done="0"/>
+  <w15:commentEx w15:paraId="3FD25F1A" w15:done="0"/>
 </w15:commentsEx>
 </file>
 
 <file path=word/commentsExtensible.xml><?xml version="1.0" encoding="utf-8"?>
-<w16cex:commentsExtensible xmlns:wpc="http://schemas.microsoft.com/office/word/2010/wordprocessingCanvas" xmlns:cx="http://schemas.microsoft.com/office/drawing/2014/chartex" xmlns:cx1="http://schemas.microsoft.com/office/drawing/2015/9/8/chartex" xmlns:cx2="http://schemas.microsoft.com/office/drawing/2015/10/21/chartex" xmlns:cx3="http://schemas.microsoft.com/office/drawing/2016/5/9/chartex" xmlns:cx4="http://schemas.microsoft.com/office/drawing/2016/5/10/chartex" xmlns:cx5="http://schemas.microsoft.com/office/drawing/2016/5/11/chartex" xmlns:cx6="http://schemas.microsoft.com/office/drawing/2016/5/12/chartex" xmlns:cx7="http://schemas.microsoft.com/office/drawing/2016/5/13/chartex" xmlns:cx8="http://schemas.microsoft.com/office/drawing/2016/5/14/chartex" xmlns:cr="http://schemas.microsoft.com/office/comments/2020/reactions" xmlns:mc="http://schemas.openxmlformats.org/markup-compatibility/2006" xmlns:aink="http://schemas.microsoft.com/office/drawing/2016/ink" xmlns:am3d="http://schemas.microsoft.com/office/drawing/2017/model3d" xmlns:o="urn:schemas-microsoft-com:office:office" xmlns:oel="http://schemas.microsoft.com/office/2019/extlst" xmlns:r="http://schemas.openxmlformats.org/officeDocument/2006/relationships" xmlns:m="http://schemas.openxmlformats.org/officeDocument/2006/math" xmlns:v="urn:schemas-microsoft-com:vml" xmlns:wp14="http://schemas.microsoft.com/office/word/2010/wordprocessingDrawing" xmlns:wp="http://schemas.openxmlformats.org/drawingml/2006/wordprocessingDrawing" xmlns:w10="urn:schemas-microsoft-com:office:word" xmlns:w="http://schemas.openxmlformats.org/wordprocessingml/2006/main" xmlns:w14="http://schemas.microsoft.com/office/word/2010/wordml" xmlns:w15="http://schemas.microsoft.com/office/word/2012/wordml" xmlns:w16cex="http://schemas.microsoft.com/office/word/2018/wordml/cex" xmlns:w16cid="http://schemas.microsoft.com/office/word/2016/wordml/cid" xmlns:w16="http://schemas.microsoft.com/office/word/2018/wordml" xmlns:w16sdtdh="http://schemas.microsoft.com/office/word/2020/wordml/sdtdatahash" xmlns:w16se="http://schemas.microsoft.com/office/word/2015/wordml/symex" xmlns:wpg="http://schemas.microsoft.com/office/word/2010/wordprocessingGroup" xmlns:wpi="http://schemas.microsoft.com/office/word/2010/wordprocessingInk" xmlns:wne="http://schemas.microsoft.com/office/word/2006/wordml" xmlns:wps="http://schemas.microsoft.com/office/word/2010/wordprocessingShape" mc:Ignorable="w14 w15 w16se w16cid w16 w16cex w16sdtdh cr wp14">
+<w16cex:commentsExtensible xmlns:wpc="http://schemas.microsoft.com/office/word/2010/wordprocessingCanvas" xmlns:cx="http://schemas.microsoft.com/office/drawing/2014/chartex" xmlns:cx1="http://schemas.microsoft.com/office/drawing/2015/9/8/chartex" xmlns:cx2="http://schemas.microsoft.com/office/drawing/2015/10/21/chartex" xmlns:cx3="http://schemas.microsoft.com/office/drawing/2016/5/9/chartex" xmlns:cx4="http://schemas.microsoft.com/office/drawing/2016/5/10/chartex" xmlns:cx5="http://schemas.microsoft.com/office/drawing/2016/5/11/chartex" xmlns:cx6="http://schemas.microsoft.com/office/drawing/2016/5/12/chartex" xmlns:cx7="http://schemas.microsoft.com/office/drawing/2016/5/13/chartex" xmlns:cx8="http://schemas.microsoft.com/office/drawing/2016/5/14/chartex" xmlns:cr="http://schemas.microsoft.com/office/comments/2020/reactions" xmlns:mc="http://schemas.openxmlformats.org/markup-compatibility/2006" xmlns:aink="http://schemas.microsoft.com/office/drawing/2016/ink" xmlns:am3d="http://schemas.microsoft.com/office/drawing/2017/model3d" xmlns:o="urn:schemas-microsoft-com:office:office" xmlns:oel="http://schemas.microsoft.com/office/2019/extlst" xmlns:r="http://schemas.openxmlformats.org/officeDocument/2006/relationships" xmlns:m="http://schemas.openxmlformats.org/officeDocument/2006/math" xmlns:v="urn:schemas-microsoft-com:vml" xmlns:wp14="http://schemas.microsoft.com/office/word/2010/wordprocessingDrawing" xmlns:wp="http://schemas.openxmlformats.org/drawingml/2006/wordprocessingDrawing" xmlns:w10="urn:schemas-microsoft-com:office:word" xmlns:w="http://schemas.openxmlformats.org/wordprocessingml/2006/main" xmlns:w14="http://schemas.microsoft.com/office/word/2010/wordml" xmlns:w15="http://schemas.microsoft.com/office/word/2012/wordml" xmlns:w16cex="http://schemas.microsoft.com/office/word/2018/wordml/cex" xmlns:w16cid="http://schemas.microsoft.com/office/word/2016/wordml/cid" xmlns:w16="http://schemas.microsoft.com/office/word/2018/wordml" xmlns:w16du="http://schemas.microsoft.com/office/word/2023/wordml/word16du" xmlns:w16sdtdh="http://schemas.microsoft.com/office/word/2020/wordml/sdtdatahash" xmlns:w16sdtfl="http://schemas.microsoft.com/office/word/2024/wordml/sdtformatlock" xmlns:w16se="http://schemas.microsoft.com/office/word/2015/wordml/symex" xmlns:wpg="http://schemas.microsoft.com/office/word/2010/wordprocessingGroup" xmlns:wpi="http://schemas.microsoft.com/office/word/2010/wordprocessingInk" xmlns:wne="http://schemas.microsoft.com/office/word/2006/wordml" xmlns:wps="http://schemas.microsoft.com/office/word/2010/wordprocessingShape" mc:Ignorable="w14 w15 w16se w16cid w16 w16cex w16sdtdh w16sdtfl cr w16du wp14">
+  <w16cex:commentExtensible w16cex:durableId="4D46B10F" w16cex:dateUtc="2026-09-16T02:30:00Z"/>
+  <w16cex:commentExtensible w16cex:durableId="5CBDDCA8" w16cex:dateUtc="2026-09-16T02:24:00Z"/>
   <w16cex:commentExtensible w16cex:durableId="64010BA6" w16cex:dateUtc="2026-09-10T06:03:00Z"/>
   <w16cex:commentExtensible w16cex:durableId="58513E3D" w16cex:dateUtc="2026-09-10T06:04:00Z"/>
+  <w16cex:commentExtensible w16cex:durableId="2061FD5F" w16cex:dateUtc="2026-09-16T02:27:00Z"/>
+  <w16cex:commentExtensible w16cex:durableId="00287F0A" w16cex:dateUtc="2026-09-16T02:29:00Z"/>
 </w16cex:commentsExtensible>
 </file>
 
 <file path=word/commentsIds.xml><?xml version="1.0" encoding="utf-8"?>
-<w16cid:commentsIds xmlns:wpc="http://schemas.microsoft.com/office/word/2010/wordprocessingCanvas" xmlns:cx="http://schemas.microsoft.com/office/drawing/2014/chartex" xmlns:cx1="http://schemas.microsoft.com/office/drawing/2015/9/8/chartex" xmlns:cx2="http://schemas.microsoft.com/office/drawing/2015/10/21/chartex" xmlns:cx3="http://schemas.microsoft.com/office/drawing/2016/5/9/chartex" xmlns:cx4="http://schemas.microsoft.com/office/drawing/2016/5/10/chartex" xmlns:cx5="http://schemas.microsoft.com/office/drawing/2016/5/11/chartex" xmlns:cx6="http://schemas.microsoft.com/office/drawing/2016/5/12/chartex" xmlns:cx7="http://schemas.microsoft.com/office/drawing/2016/5/13/chartex" xmlns:cx8="http://schemas.microsoft.com/office/drawing/2016/5/14/chartex" xmlns:mc="http://schemas.openxmlformats.org/markup-compatibility/2006" xmlns:aink="http://schemas.microsoft.com/office/drawing/2016/ink" xmlns:am3d="http://schemas.microsoft.com/office/drawing/2017/model3d" xmlns:o="urn:schemas-microsoft-com:office:office" xmlns:oel="http://schemas.microsoft.com/office/2019/extlst" xmlns:r="http://schemas.openxmlformats.org/officeDocument/2006/relationships" xmlns:m="http://schemas.openxmlformats.org/officeDocument/2006/math" xmlns:v="urn:schemas-microsoft-com:vml" xmlns:wp14="http://schemas.microsoft.com/office/word/2010/wordprocessingDrawing" xmlns:wp="http://schemas.openxmlformats.org/drawingml/2006/wordprocessingDrawing" xmlns:w10="urn:schemas-microsoft-com:office:word" xmlns:w="http://schemas.openxmlformats.org/wordprocessingml/2006/main" xmlns:w14="http://schemas.microsoft.com/office/word/2010/wordml" xmlns:w15="http://schemas.microsoft.com/office/word/2012/wordml" xmlns:w16cex="http://schemas.microsoft.com/office/word/2018/wordml/cex" xmlns:w16cid="http://schemas.microsoft.com/office/word/2016/wordml/cid" xmlns:w16="http://schemas.microsoft.com/office/word/2018/wordml" xmlns:w16sdtdh="http://schemas.microsoft.com/office/word/2020/wordml/sdtdatahash" xmlns:w16se="http://schemas.microsoft.com/office/word/2015/wordml/symex" xmlns:wpg="http://schemas.microsoft.com/office/word/2010/wordprocessingGroup" xmlns:wpi="http://schemas.microsoft.com/office/word/2010/wordprocessingInk" xmlns:wne="http://schemas.microsoft.com/office/word/2006/wordml" xmlns:wps="http://schemas.microsoft.com/office/word/2010/wordprocessingShape" mc:Ignorable="w14 w15 w16se w16cid w16 w16cex w16sdtdh wp14">
+<w16cid:commentsIds xmlns:wpc="http://schemas.microsoft.com/office/word/2010/wordprocessingCanvas" xmlns:cx="http://schemas.microsoft.com/office/drawing/2014/chartex" xmlns:cx1="http://schemas.microsoft.com/office/drawing/2015/9/8/chartex" xmlns:cx2="http://schemas.microsoft.com/office/drawing/2015/10/21/chartex" xmlns:cx3="http://schemas.microsoft.com/office/drawing/2016/5/9/chartex" xmlns:cx4="http://schemas.microsoft.com/office/drawing/2016/5/10/chartex" xmlns:cx5="http://schemas.microsoft.com/office/drawing/2016/5/11/chartex" xmlns:cx6="http://schemas.microsoft.com/office/drawing/2016/5/12/chartex" xmlns:cx7="http://schemas.microsoft.com/office/drawing/2016/5/13/chartex" xmlns:cx8="http://schemas.microsoft.com/office/drawing/2016/5/14/chartex" xmlns:mc="http://schemas.openxmlformats.org/markup-compatibility/2006" xmlns:aink="http://schemas.microsoft.com/office/drawing/2016/ink" xmlns:am3d="http://schemas.microsoft.com/office/drawing/2017/model3d" xmlns:o="urn:schemas-microsoft-com:office:office" xmlns:oel="http://schemas.microsoft.com/office/2019/extlst" xmlns:r="http://schemas.openxmlformats.org/officeDocument/2006/relationships" xmlns:m="http://schemas.openxmlformats.org/officeDocument/2006/math" xmlns:v="urn:schemas-microsoft-com:vml" xmlns:wp14="http://schemas.microsoft.com/office/word/2010/wordprocessingDrawing" xmlns:wp="http://schemas.openxmlformats.org/drawingml/2006/wordprocessingDrawing" xmlns:w10="urn:schemas-microsoft-com:office:word" xmlns:w="http://schemas.openxmlformats.org/wordprocessingml/2006/main" xmlns:w14="http://schemas.microsoft.com/office/word/2010/wordml" xmlns:w15="http://schemas.microsoft.com/office/word/2012/wordml" xmlns:w16cex="http://schemas.microsoft.com/office/word/2018/wordml/cex" xmlns:w16cid="http://schemas.microsoft.com/office/word/2016/wordml/cid" xmlns:w16="http://schemas.microsoft.com/office/word/2018/wordml" xmlns:w16du="http://schemas.microsoft.com/office/word/2023/wordml/word16du" xmlns:w16sdtdh="http://schemas.microsoft.com/office/word/2020/wordml/sdtdatahash" xmlns:w16sdtfl="http://schemas.microsoft.com/office/word/2024/wordml/sdtformatlock" xmlns:w16se="http://schemas.microsoft.com/office/word/2015/wordml/symex" xmlns:wpg="http://schemas.microsoft.com/office/word/2010/wordprocessingGroup" xmlns:wpi="http://schemas.microsoft.com/office/word/2010/wordprocessingInk" xmlns:wne="http://schemas.microsoft.com/office/word/2006/wordml" xmlns:wps="http://schemas.microsoft.com/office/word/2010/wordprocessingShape" mc:Ignorable="w14 w15 w16se w16cid w16 w16cex w16sdtdh w16sdtfl w16du wp14">
+  <w16cid:commentId w16cid:paraId="0FE14AA9" w16cid:durableId="4D46B10F"/>
+  <w16cid:commentId w16cid:paraId="66077BF6" w16cid:durableId="5CBDDCA8"/>
   <w16cid:commentId w16cid:paraId="76D99977" w16cid:durableId="64010BA6"/>
   <w16cid:commentId w16cid:paraId="2E5A20B2" w16cid:durableId="58513E3D"/>
+  <w16cid:commentId w16cid:paraId="32274353" w16cid:durableId="2061FD5F"/>
+  <w16cid:commentId w16cid:paraId="3FD25F1A" w16cid:durableId="00287F0A"/>
 </w16cid:commentsIds>
 </file>
 
 <file path=word/endnotes.xml><?xml version="1.0" encoding="utf-8"?>
-<w:endnotes xmlns:wpc="http://schemas.microsoft.com/office/word/2010/wordprocessingCanvas" xmlns:cx="http://schemas.microsoft.com/office/drawing/2014/chartex" xmlns:cx1="http://schemas.microsoft.com/office/drawing/2015/9/8/chartex" xmlns:cx2="http://schemas.microsoft.com/office/drawing/2015/10/21/chartex" xmlns:cx3="http://schemas.microsoft.com/office/drawing/2016/5/9/chartex" xmlns:cx4="http://schemas.microsoft.com/office/drawing/2016/5/10/chartex" xmlns:cx5="http://schemas.microsoft.com/office/drawing/2016/5/11/chartex" xmlns:cx6="http://schemas.microsoft.com/office/drawing/2016/5/12/chartex" xmlns:cx7="http://schemas.microsoft.com/office/drawing/2016/5/13/chartex" xmlns:cx8="http://schemas.microsoft.com/office/drawing/2016/5/14/chartex" xmlns:mc="http://schemas.openxmlformats.org/markup-compatibility/2006" xmlns:aink="http://schemas.microsoft.com/office/drawing/2016/ink" xmlns:am3d="http://schemas.microsoft.com/office/drawing/2017/model3d" xmlns:o="urn:schemas-microsoft-com:office:office" xmlns:oel="http://schemas.microsoft.com/office/2019/extlst" xmlns:r="http://schemas.openxmlformats.org/officeDocument/2006/relationships" xmlns:m="http://schemas.openxmlformats.org/officeDocument/2006/math" xmlns:v="urn:schemas-microsoft-com:vml" xmlns:wp14="http://schemas.microsoft.com/office/word/2010/wordprocessingDrawing" xmlns:wp="http://schemas.openxmlformats.org/drawingml/2006/wordprocessingDrawing" xmlns:w10="urn:schemas-microsoft-com:office:word" xmlns:w="http://schemas.openxmlformats.org/wordprocessingml/2006/main" xmlns:w14="http://schemas.microsoft.com/office/word/2010/wordml" xmlns:w15="http://schemas.microsoft.com/office/word/2012/wordml" xmlns:w16cex="http://schemas.microsoft.com/office/word/2018/wordml/cex" xmlns:w16cid="http://schemas.microsoft.com/office/word/2016/wordml/cid" xmlns:w16="http://schemas.microsoft.com/office/word/2018/wordml" xmlns:w16sdtdh="http://schemas.microsoft.com/office/word/2020/wordml/sdtdatahash" xmlns:w16se="http://schemas.microsoft.com/office/word/2015/wordml/symex" xmlns:wpg="http://schemas.microsoft.com/office/word/2010/wordprocessingGroup" xmlns:wpi="http://schemas.microsoft.com/office/word/2010/wordprocessingInk" xmlns:wne="http://schemas.microsoft.com/office/word/2006/wordml" xmlns:wps="http://schemas.microsoft.com/office/word/2010/wordprocessingShape" mc:Ignorable="w14 w15 w16se w16cid w16 w16cex w16sdtdh wp14">
+<w:endnotes xmlns:wpc="http://schemas.microsoft.com/office/word/2010/wordprocessingCanvas" xmlns:cx="http://schemas.microsoft.com/office/drawing/2014/chartex" xmlns:cx1="http://schemas.microsoft.com/office/drawing/2015/9/8/chartex" xmlns:cx2="http://schemas.microsoft.com/office/drawing/2015/10/21/chartex" xmlns:cx3="http://schemas.microsoft.com/office/drawing/2016/5/9/chartex" xmlns:cx4="http://schemas.microsoft.com/office/drawing/2016/5/10/chartex" xmlns:cx5="http://schemas.microsoft.com/office/drawing/2016/5/11/chartex" xmlns:cx6="http://schemas.microsoft.com/office/drawing/2016/5/12/chartex" xmlns:cx7="http://schemas.microsoft.com/office/drawing/2016/5/13/chartex" xmlns:cx8="http://schemas.microsoft.com/office/drawing/2016/5/14/chartex" xmlns:mc="http://schemas.openxmlformats.org/markup-compatibility/2006" xmlns:aink="http://schemas.microsoft.com/office/drawing/2016/ink" xmlns:am3d="http://schemas.microsoft.com/office/drawing/2017/model3d" xmlns:o="urn:schemas-microsoft-com:office:office" xmlns:oel="http://schemas.microsoft.com/office/2019/extlst" xmlns:r="http://schemas.openxmlformats.org/officeDocument/2006/relationships" xmlns:m="http://schemas.openxmlformats.org/officeDocument/2006/math" xmlns:v="urn:schemas-microsoft-com:vml" xmlns:wp14="http://schemas.microsoft.com/office/word/2010/wordprocessingDrawing" xmlns:wp="http://schemas.openxmlformats.org/drawingml/2006/wordprocessingDrawing" xmlns:w10="urn:schemas-microsoft-com:office:word" xmlns:w="http://schemas.openxmlformats.org/wordprocessingml/2006/main" xmlns:w14="http://schemas.microsoft.com/office/word/2010/wordml" xmlns:w15="http://schemas.microsoft.com/office/word/2012/wordml" xmlns:w16cex="http://schemas.microsoft.com/office/word/2018/wordml/cex" xmlns:w16cid="http://schemas.microsoft.com/office/word/2016/wordml/cid" xmlns:w16="http://schemas.microsoft.com/office/word/2018/wordml" xmlns:w16du="http://schemas.microsoft.com/office/word/2023/wordml/word16du" xmlns:w16sdtdh="http://schemas.microsoft.com/office/word/2020/wordml/sdtdatahash" xmlns:w16sdtfl="http://schemas.microsoft.com/office/word/2024/wordml/sdtformatlock" xmlns:w16se="http://schemas.microsoft.com/office/word/2015/wordml/symex" xmlns:wpg="http://schemas.microsoft.com/office/word/2010/wordprocessingGroup" xmlns:wpi="http://schemas.microsoft.com/office/word/2010/wordprocessingInk" xmlns:wne="http://schemas.microsoft.com/office/word/2006/wordml" xmlns:wps="http://schemas.microsoft.com/office/word/2010/wordprocessingShape" mc:Ignorable="w14 w15 w16se w16cid w16 w16cex w16sdtdh w16sdtfl w16du wp14">
   <w:endnote w:type="separator" w:id="-1">
     <w:p>
       <w:pPr>
@@ -10864,7 +10561,7 @@
 </file>
 
 <file path=word/footer1.xml><?xml version="1.0" encoding="utf-8"?>
-<w:ftr xmlns:wpc="http://schemas.microsoft.com/office/word/2010/wordprocessingCanvas" xmlns:cx="http://schemas.microsoft.com/office/drawing/2014/chartex" xmlns:cx1="http://schemas.microsoft.com/office/drawing/2015/9/8/chartex" xmlns:cx2="http://schemas.microsoft.com/office/drawing/2015/10/21/chartex" xmlns:cx3="http://schemas.microsoft.com/office/drawing/2016/5/9/chartex" xmlns:cx4="http://schemas.microsoft.com/office/drawing/2016/5/10/chartex" xmlns:cx5="http://schemas.microsoft.com/office/drawing/2016/5/11/chartex" xmlns:cx6="http://schemas.microsoft.com/office/drawing/2016/5/12/chartex" xmlns:cx7="http://schemas.microsoft.com/office/drawing/2016/5/13/chartex" xmlns:cx8="http://schemas.microsoft.com/office/drawing/2016/5/14/chartex" xmlns:mc="http://schemas.openxmlformats.org/markup-compatibility/2006" xmlns:aink="http://schemas.microsoft.com/office/drawing/2016/ink" xmlns:am3d="http://schemas.microsoft.com/office/drawing/2017/model3d" xmlns:o="urn:schemas-microsoft-com:office:office" xmlns:oel="http://schemas.microsoft.com/office/2019/extlst" xmlns:r="http://schemas.openxmlformats.org/officeDocument/2006/relationships" xmlns:m="http://schemas.openxmlformats.org/officeDocument/2006/math" xmlns:v="urn:schemas-microsoft-com:vml" xmlns:wp14="http://schemas.microsoft.com/office/word/2010/wordprocessingDrawing" xmlns:wp="http://schemas.openxmlformats.org/drawingml/2006/wordprocessingDrawing" xmlns:w10="urn:schemas-microsoft-com:office:word" xmlns:w="http://schemas.openxmlformats.org/wordprocessingml/2006/main" xmlns:w14="http://schemas.microsoft.com/office/word/2010/wordml" xmlns:w15="http://schemas.microsoft.com/office/word/2012/wordml" xmlns:w16cex="http://schemas.microsoft.com/office/word/2018/wordml/cex" xmlns:w16cid="http://schemas.microsoft.com/office/word/2016/wordml/cid" xmlns:w16="http://schemas.microsoft.com/office/word/2018/wordml" xmlns:w16sdtdh="http://schemas.microsoft.com/office/word/2020/wordml/sdtdatahash" xmlns:w16se="http://schemas.microsoft.com/office/word/2015/wordml/symex" xmlns:wpg="http://schemas.microsoft.com/office/word/2010/wordprocessingGroup" xmlns:wpi="http://schemas.microsoft.com/office/word/2010/wordprocessingInk" xmlns:wne="http://schemas.microsoft.com/office/word/2006/wordml" xmlns:wps="http://schemas.microsoft.com/office/word/2010/wordprocessingShape" mc:Ignorable="w14 w15 w16se w16cid w16 w16cex w16sdtdh wp14">
+<w:ftr xmlns:wpc="http://schemas.microsoft.com/office/word/2010/wordprocessingCanvas" xmlns:cx="http://schemas.microsoft.com/office/drawing/2014/chartex" xmlns:cx1="http://schemas.microsoft.com/office/drawing/2015/9/8/chartex" xmlns:cx2="http://schemas.microsoft.com/office/drawing/2015/10/21/chartex" xmlns:cx3="http://schemas.microsoft.com/office/drawing/2016/5/9/chartex" xmlns:cx4="http://schemas.microsoft.com/office/drawing/2016/5/10/chartex" xmlns:cx5="http://schemas.microsoft.com/office/drawing/2016/5/11/chartex" xmlns:cx6="http://schemas.microsoft.com/office/drawing/2016/5/12/chartex" xmlns:cx7="http://schemas.microsoft.com/office/drawing/2016/5/13/chartex" xmlns:cx8="http://schemas.microsoft.com/office/drawing/2016/5/14/chartex" xmlns:mc="http://schemas.openxmlformats.org/markup-compatibility/2006" xmlns:aink="http://schemas.microsoft.com/office/drawing/2016/ink" xmlns:am3d="http://schemas.microsoft.com/office/drawing/2017/model3d" xmlns:o="urn:schemas-microsoft-com:office:office" xmlns:oel="http://schemas.microsoft.com/office/2019/extlst" xmlns:r="http://schemas.openxmlformats.org/officeDocument/2006/relationships" xmlns:m="http://schemas.openxmlformats.org/officeDocument/2006/math" xmlns:v="urn:schemas-microsoft-com:vml" xmlns:wp14="http://schemas.microsoft.com/office/word/2010/wordprocessingDrawing" xmlns:wp="http://schemas.openxmlformats.org/drawingml/2006/wordprocessingDrawing" xmlns:w10="urn:schemas-microsoft-com:office:word" xmlns:w="http://schemas.openxmlformats.org/wordprocessingml/2006/main" xmlns:w14="http://schemas.microsoft.com/office/word/2010/wordml" xmlns:w15="http://schemas.microsoft.com/office/word/2012/wordml" xmlns:w16cex="http://schemas.microsoft.com/office/word/2018/wordml/cex" xmlns:w16cid="http://schemas.microsoft.com/office/word/2016/wordml/cid" xmlns:w16="http://schemas.microsoft.com/office/word/2018/wordml" xmlns:w16du="http://schemas.microsoft.com/office/word/2023/wordml/word16du" xmlns:w16sdtdh="http://schemas.microsoft.com/office/word/2020/wordml/sdtdatahash" xmlns:w16sdtfl="http://schemas.microsoft.com/office/word/2024/wordml/sdtformatlock" xmlns:w16se="http://schemas.microsoft.com/office/word/2015/wordml/symex" xmlns:wpg="http://schemas.microsoft.com/office/word/2010/wordprocessingGroup" xmlns:wpi="http://schemas.microsoft.com/office/word/2010/wordprocessingInk" xmlns:wne="http://schemas.microsoft.com/office/word/2006/wordml" xmlns:wps="http://schemas.microsoft.com/office/word/2010/wordprocessingShape" mc:Ignorable="w14 w15 w16se w16cid w16 w16cex w16sdtdh w16sdtfl w16du wp14">
   <w:sdt>
     <w:sdtPr>
       <w:id w:val="311987268"/>
@@ -10931,7 +10628,7 @@
 </file>
 
 <file path=word/footnotes.xml><?xml version="1.0" encoding="utf-8"?>
-<w:footnotes xmlns:wpc="http://schemas.microsoft.com/office/word/2010/wordprocessingCanvas" xmlns:cx="http://schemas.microsoft.com/office/drawing/2014/chartex" xmlns:cx1="http://schemas.microsoft.com/office/drawing/2015/9/8/chartex" xmlns:cx2="http://schemas.microsoft.com/office/drawing/2015/10/21/chartex" xmlns:cx3="http://schemas.microsoft.com/office/drawing/2016/5/9/chartex" xmlns:cx4="http://schemas.microsoft.com/office/drawing/2016/5/10/chartex" xmlns:cx5="http://schemas.microsoft.com/office/drawing/2016/5/11/chartex" xmlns:cx6="http://schemas.microsoft.com/office/drawing/2016/5/12/chartex" xmlns:cx7="http://schemas.microsoft.com/office/drawing/2016/5/13/chartex" xmlns:cx8="http://schemas.microsoft.com/office/drawing/2016/5/14/chartex" xmlns:mc="http://schemas.openxmlformats.org/markup-compatibility/2006" xmlns:aink="http://schemas.microsoft.com/office/drawing/2016/ink" xmlns:am3d="http://schemas.microsoft.com/office/drawing/2017/model3d" xmlns:o="urn:schemas-microsoft-com:office:office" xmlns:oel="http://schemas.microsoft.com/office/2019/extlst" xmlns:r="http://schemas.openxmlformats.org/officeDocument/2006/relationships" xmlns:m="http://schemas.openxmlformats.org/officeDocument/2006/math" xmlns:v="urn:schemas-microsoft-com:vml" xmlns:wp14="http://schemas.microsoft.com/office/word/2010/wordprocessingDrawing" xmlns:wp="http://schemas.openxmlformats.org/drawingml/2006/wordprocessingDrawing" xmlns:w10="urn:schemas-microsoft-com:office:word" xmlns:w="http://schemas.openxmlformats.org/wordprocessingml/2006/main" xmlns:w14="http://schemas.microsoft.com/office/word/2010/wordml" xmlns:w15="http://schemas.microsoft.com/office/word/2012/wordml" xmlns:w16cex="http://schemas.microsoft.com/office/word/2018/wordml/cex" xmlns:w16cid="http://schemas.microsoft.com/office/word/2016/wordml/cid" xmlns:w16="http://schemas.microsoft.com/office/word/2018/wordml" xmlns:w16sdtdh="http://schemas.microsoft.com/office/word/2020/wordml/sdtdatahash" xmlns:w16se="http://schemas.microsoft.com/office/word/2015/wordml/symex" xmlns:wpg="http://schemas.microsoft.com/office/word/2010/wordprocessingGroup" xmlns:wpi="http://schemas.microsoft.com/office/word/2010/wordprocessingInk" xmlns:wne="http://schemas.microsoft.com/office/word/2006/wordml" xmlns:wps="http://schemas.microsoft.com/office/word/2010/wordprocessingShape" mc:Ignorable="w14 w15 w16se w16cid w16 w16cex w16sdtdh wp14">
+<w:footnotes xmlns:wpc="http://schemas.microsoft.com/office/word/2010/wordprocessingCanvas" xmlns:cx="http://schemas.microsoft.com/office/drawing/2014/chartex" xmlns:cx1="http://schemas.microsoft.com/office/drawing/2015/9/8/chartex" xmlns:cx2="http://schemas.microsoft.com/office/drawing/2015/10/21/chartex" xmlns:cx3="http://schemas.microsoft.com/office/drawing/2016/5/9/chartex" xmlns:cx4="http://schemas.microsoft.com/office/drawing/2016/5/10/chartex" xmlns:cx5="http://schemas.microsoft.com/office/drawing/2016/5/11/chartex" xmlns:cx6="http://schemas.microsoft.com/office/drawing/2016/5/12/chartex" xmlns:cx7="http://schemas.microsoft.com/office/drawing/2016/5/13/chartex" xmlns:cx8="http://schemas.microsoft.com/office/drawing/2016/5/14/chartex" xmlns:mc="http://schemas.openxmlformats.org/markup-compatibility/2006" xmlns:aink="http://schemas.microsoft.com/office/drawing/2016/ink" xmlns:am3d="http://schemas.microsoft.com/office/drawing/2017/model3d" xmlns:o="urn:schemas-microsoft-com:office:office" xmlns:oel="http://schemas.microsoft.com/office/2019/extlst" xmlns:r="http://schemas.openxmlformats.org/officeDocument/2006/relationships" xmlns:m="http://schemas.openxmlformats.org/officeDocument/2006/math" xmlns:v="urn:schemas-microsoft-com:vml" xmlns:wp14="http://schemas.microsoft.com/office/word/2010/wordprocessingDrawing" xmlns:wp="http://schemas.openxmlformats.org/drawingml/2006/wordprocessingDrawing" xmlns:w10="urn:schemas-microsoft-com:office:word" xmlns:w="http://schemas.openxmlformats.org/wordprocessingml/2006/main" xmlns:w14="http://schemas.microsoft.com/office/word/2010/wordml" xmlns:w15="http://schemas.microsoft.com/office/word/2012/wordml" xmlns:w16cex="http://schemas.microsoft.com/office/word/2018/wordml/cex" xmlns:w16cid="http://schemas.microsoft.com/office/word/2016/wordml/cid" xmlns:w16="http://schemas.microsoft.com/office/word/2018/wordml" xmlns:w16du="http://schemas.microsoft.com/office/word/2023/wordml/word16du" xmlns:w16sdtdh="http://schemas.microsoft.com/office/word/2020/wordml/sdtdatahash" xmlns:w16sdtfl="http://schemas.microsoft.com/office/word/2024/wordml/sdtformatlock" xmlns:w16se="http://schemas.microsoft.com/office/word/2015/wordml/symex" xmlns:wpg="http://schemas.microsoft.com/office/word/2010/wordprocessingGroup" xmlns:wpi="http://schemas.microsoft.com/office/word/2010/wordprocessingInk" xmlns:wne="http://schemas.microsoft.com/office/word/2006/wordml" xmlns:wps="http://schemas.microsoft.com/office/word/2010/wordprocessingShape" mc:Ignorable="w14 w15 w16se w16cid w16 w16cex w16sdtdh w16sdtfl w16du wp14">
   <w:footnote w:type="separator" w:id="-1">
     <w:p>
       <w:pPr>
@@ -10956,7 +10653,7 @@
 </file>
 
 <file path=word/numbering.xml><?xml version="1.0" encoding="utf-8"?>
-<w:numbering xmlns:wpc="http://schemas.microsoft.com/office/word/2010/wordprocessingCanvas" xmlns:cx="http://schemas.microsoft.com/office/drawing/2014/chartex" xmlns:cx1="http://schemas.microsoft.com/office/drawing/2015/9/8/chartex" xmlns:cx2="http://schemas.microsoft.com/office/drawing/2015/10/21/chartex" xmlns:cx3="http://schemas.microsoft.com/office/drawing/2016/5/9/chartex" xmlns:cx4="http://schemas.microsoft.com/office/drawing/2016/5/10/chartex" xmlns:cx5="http://schemas.microsoft.com/office/drawing/2016/5/11/chartex" xmlns:cx6="http://schemas.microsoft.com/office/drawing/2016/5/12/chartex" xmlns:cx7="http://schemas.microsoft.com/office/drawing/2016/5/13/chartex" xmlns:cx8="http://schemas.microsoft.com/office/drawing/2016/5/14/chartex" xmlns:mc="http://schemas.openxmlformats.org/markup-compatibility/2006" xmlns:aink="http://schemas.microsoft.com/office/drawing/2016/ink" xmlns:am3d="http://schemas.microsoft.com/office/drawing/2017/model3d" xmlns:o="urn:schemas-microsoft-com:office:office" xmlns:oel="http://schemas.microsoft.com/office/2019/extlst" xmlns:r="http://schemas.openxmlformats.org/officeDocument/2006/relationships" xmlns:m="http://schemas.openxmlformats.org/officeDocument/2006/math" xmlns:v="urn:schemas-microsoft-com:vml" xmlns:wp14="http://schemas.microsoft.com/office/word/2010/wordprocessingDrawing" xmlns:wp="http://schemas.openxmlformats.org/drawingml/2006/wordprocessingDrawing" xmlns:w10="urn:schemas-microsoft-com:office:word" xmlns:w="http://schemas.openxmlformats.org/wordprocessingml/2006/main" xmlns:w14="http://schemas.microsoft.com/office/word/2010/wordml" xmlns:w15="http://schemas.microsoft.com/office/word/2012/wordml" xmlns:w16cex="http://schemas.microsoft.com/office/word/2018/wordml/cex" xmlns:w16cid="http://schemas.microsoft.com/office/word/2016/wordml/cid" xmlns:w16="http://schemas.microsoft.com/office/word/2018/wordml" xmlns:w16sdtdh="http://schemas.microsoft.com/office/word/2020/wordml/sdtdatahash" xmlns:w16se="http://schemas.microsoft.com/office/word/2015/wordml/symex" xmlns:wpg="http://schemas.microsoft.com/office/word/2010/wordprocessingGroup" xmlns:wpi="http://schemas.microsoft.com/office/word/2010/wordprocessingInk" xmlns:wne="http://schemas.microsoft.com/office/word/2006/wordml" xmlns:wps="http://schemas.microsoft.com/office/word/2010/wordprocessingShape" mc:Ignorable="w14 w15 w16se w16cid w16 w16cex w16sdtdh wp14">
+<w:numbering xmlns:wpc="http://schemas.microsoft.com/office/word/2010/wordprocessingCanvas" xmlns:cx="http://schemas.microsoft.com/office/drawing/2014/chartex" xmlns:cx1="http://schemas.microsoft.com/office/drawing/2015/9/8/chartex" xmlns:cx2="http://schemas.microsoft.com/office/drawing/2015/10/21/chartex" xmlns:cx3="http://schemas.microsoft.com/office/drawing/2016/5/9/chartex" xmlns:cx4="http://schemas.microsoft.com/office/drawing/2016/5/10/chartex" xmlns:cx5="http://schemas.microsoft.com/office/drawing/2016/5/11/chartex" xmlns:cx6="http://schemas.microsoft.com/office/drawing/2016/5/12/chartex" xmlns:cx7="http://schemas.microsoft.com/office/drawing/2016/5/13/chartex" xmlns:cx8="http://schemas.microsoft.com/office/drawing/2016/5/14/chartex" xmlns:mc="http://schemas.openxmlformats.org/markup-compatibility/2006" xmlns:aink="http://schemas.microsoft.com/office/drawing/2016/ink" xmlns:am3d="http://schemas.microsoft.com/office/drawing/2017/model3d" xmlns:o="urn:schemas-microsoft-com:office:office" xmlns:oel="http://schemas.microsoft.com/office/2019/extlst" xmlns:r="http://schemas.openxmlformats.org/officeDocument/2006/relationships" xmlns:m="http://schemas.openxmlformats.org/officeDocument/2006/math" xmlns:v="urn:schemas-microsoft-com:vml" xmlns:wp14="http://schemas.microsoft.com/office/word/2010/wordprocessingDrawing" xmlns:wp="http://schemas.openxmlformats.org/drawingml/2006/wordprocessingDrawing" xmlns:w10="urn:schemas-microsoft-com:office:word" xmlns:w="http://schemas.openxmlformats.org/wordprocessingml/2006/main" xmlns:w14="http://schemas.microsoft.com/office/word/2010/wordml" xmlns:w15="http://schemas.microsoft.com/office/word/2012/wordml" xmlns:w16cex="http://schemas.microsoft.com/office/word/2018/wordml/cex" xmlns:w16cid="http://schemas.microsoft.com/office/word/2016/wordml/cid" xmlns:w16="http://schemas.microsoft.com/office/word/2018/wordml" xmlns:w16du="http://schemas.microsoft.com/office/word/2023/wordml/word16du" xmlns:w16sdtdh="http://schemas.microsoft.com/office/word/2020/wordml/sdtdatahash" xmlns:w16sdtfl="http://schemas.microsoft.com/office/word/2024/wordml/sdtformatlock" xmlns:w16se="http://schemas.microsoft.com/office/word/2015/wordml/symex" xmlns:wpg="http://schemas.microsoft.com/office/word/2010/wordprocessingGroup" xmlns:wpi="http://schemas.microsoft.com/office/word/2010/wordprocessingInk" xmlns:wne="http://schemas.microsoft.com/office/word/2006/wordml" xmlns:wps="http://schemas.microsoft.com/office/word/2010/wordprocessingShape" mc:Ignorable="w14 w15 w16se w16cid w16 w16cex w16sdtdh w16sdtfl w16du wp14">
   <w:abstractNum w:abstractNumId="0" w15:restartNumberingAfterBreak="0">
     <w:nsid w:val="17F70EA4"/>
     <w:multiLevelType w:val="hybridMultilevel"/>
@@ -11537,7 +11234,10 @@
 </file>
 
 <file path=word/people.xml><?xml version="1.0" encoding="utf-8"?>
-<w15:people xmlns:wpc="http://schemas.microsoft.com/office/word/2010/wordprocessingCanvas" xmlns:cx="http://schemas.microsoft.com/office/drawing/2014/chartex" xmlns:cx1="http://schemas.microsoft.com/office/drawing/2015/9/8/chartex" xmlns:cx2="http://schemas.microsoft.com/office/drawing/2015/10/21/chartex" xmlns:cx3="http://schemas.microsoft.com/office/drawing/2016/5/9/chartex" xmlns:cx4="http://schemas.microsoft.com/office/drawing/2016/5/10/chartex" xmlns:cx5="http://schemas.microsoft.com/office/drawing/2016/5/11/chartex" xmlns:cx6="http://schemas.microsoft.com/office/drawing/2016/5/12/chartex" xmlns:cx7="http://schemas.microsoft.com/office/drawing/2016/5/13/chartex" xmlns:cx8="http://schemas.microsoft.com/office/drawing/2016/5/14/chartex" xmlns:mc="http://schemas.openxmlformats.org/markup-compatibility/2006" xmlns:aink="http://schemas.microsoft.com/office/drawing/2016/ink" xmlns:am3d="http://schemas.microsoft.com/office/drawing/2017/model3d" xmlns:o="urn:schemas-microsoft-com:office:office" xmlns:oel="http://schemas.microsoft.com/office/2019/extlst" xmlns:r="http://schemas.openxmlformats.org/officeDocument/2006/relationships" xmlns:m="http://schemas.openxmlformats.org/officeDocument/2006/math" xmlns:v="urn:schemas-microsoft-com:vml" xmlns:wp14="http://schemas.microsoft.com/office/word/2010/wordprocessingDrawing" xmlns:wp="http://schemas.openxmlformats.org/drawingml/2006/wordprocessingDrawing" xmlns:w10="urn:schemas-microsoft-com:office:word" xmlns:w="http://schemas.openxmlformats.org/wordprocessingml/2006/main" xmlns:w14="http://schemas.microsoft.com/office/word/2010/wordml" xmlns:w15="http://schemas.microsoft.com/office/word/2012/wordml" xmlns:w16cex="http://schemas.microsoft.com/office/word/2018/wordml/cex" xmlns:w16cid="http://schemas.microsoft.com/office/word/2016/wordml/cid" xmlns:w16="http://schemas.microsoft.com/office/word/2018/wordml" xmlns:w16sdtdh="http://schemas.microsoft.com/office/word/2020/wordml/sdtdatahash" xmlns:w16se="http://schemas.microsoft.com/office/word/2015/wordml/symex" xmlns:wpg="http://schemas.microsoft.com/office/word/2010/wordprocessingGroup" xmlns:wpi="http://schemas.microsoft.com/office/word/2010/wordprocessingInk" xmlns:wne="http://schemas.microsoft.com/office/word/2006/wordml" xmlns:wps="http://schemas.microsoft.com/office/word/2010/wordprocessingShape" mc:Ignorable="w14 w15 w16se w16cid w16 w16cex w16sdtdh wp14">
+<w15:people xmlns:wpc="http://schemas.microsoft.com/office/word/2010/wordprocessingCanvas" xmlns:cx="http://schemas.microsoft.com/office/drawing/2014/chartex" xmlns:cx1="http://schemas.microsoft.com/office/drawing/2015/9/8/chartex" xmlns:cx2="http://schemas.microsoft.com/office/drawing/2015/10/21/chartex" xmlns:cx3="http://schemas.microsoft.com/office/drawing/2016/5/9/chartex" xmlns:cx4="http://schemas.microsoft.com/office/drawing/2016/5/10/chartex" xmlns:cx5="http://schemas.microsoft.com/office/drawing/2016/5/11/chartex" xmlns:cx6="http://schemas.microsoft.com/office/drawing/2016/5/12/chartex" xmlns:cx7="http://schemas.microsoft.com/office/drawing/2016/5/13/chartex" xmlns:cx8="http://schemas.microsoft.com/office/drawing/2016/5/14/chartex" xmlns:mc="http://schemas.openxmlformats.org/markup-compatibility/2006" xmlns:aink="http://schemas.microsoft.com/office/drawing/2016/ink" xmlns:am3d="http://schemas.microsoft.com/office/drawing/2017/model3d" xmlns:o="urn:schemas-microsoft-com:office:office" xmlns:oel="http://schemas.microsoft.com/office/2019/extlst" xmlns:r="http://schemas.openxmlformats.org/officeDocument/2006/relationships" xmlns:m="http://schemas.openxmlformats.org/officeDocument/2006/math" xmlns:v="urn:schemas-microsoft-com:vml" xmlns:wp14="http://schemas.microsoft.com/office/word/2010/wordprocessingDrawing" xmlns:wp="http://schemas.openxmlformats.org/drawingml/2006/wordprocessingDrawing" xmlns:w10="urn:schemas-microsoft-com:office:word" xmlns:w="http://schemas.openxmlformats.org/wordprocessingml/2006/main" xmlns:w14="http://schemas.microsoft.com/office/word/2010/wordml" xmlns:w15="http://schemas.microsoft.com/office/word/2012/wordml" xmlns:w16cex="http://schemas.microsoft.com/office/word/2018/wordml/cex" xmlns:w16cid="http://schemas.microsoft.com/office/word/2016/wordml/cid" xmlns:w16="http://schemas.microsoft.com/office/word/2018/wordml" xmlns:w16du="http://schemas.microsoft.com/office/word/2023/wordml/word16du" xmlns:w16sdtdh="http://schemas.microsoft.com/office/word/2020/wordml/sdtdatahash" xmlns:w16sdtfl="http://schemas.microsoft.com/office/word/2024/wordml/sdtformatlock" xmlns:w16se="http://schemas.microsoft.com/office/word/2015/wordml/symex" xmlns:wpg="http://schemas.microsoft.com/office/word/2010/wordprocessingGroup" xmlns:wpi="http://schemas.microsoft.com/office/word/2010/wordprocessingInk" xmlns:wne="http://schemas.microsoft.com/office/word/2006/wordml" xmlns:wps="http://schemas.microsoft.com/office/word/2010/wordprocessingShape" mc:Ignorable="w14 w15 w16se w16cid w16 w16cex w16sdtdh w16sdtfl w16du wp14">
+  <w15:person w15:author="Kalentyev Alexey">
+    <w15:presenceInfo w15:providerId="Windows Live" w15:userId="da819b8650d7d997"/>
+  </w15:person>
   <w15:person w15:author="Роман Литвиненко">
     <w15:presenceInfo w15:providerId="Windows Live" w15:userId="7bfaa9bc017a5331"/>
   </w15:person>
@@ -11545,7 +11245,7 @@
 </file>
 
 <file path=word/styles.xml><?xml version="1.0" encoding="utf-8"?>
-<w:styles xmlns:mc="http://schemas.openxmlformats.org/markup-compatibility/2006" xmlns:r="http://schemas.openxmlformats.org/officeDocument/2006/relationships" xmlns:w="http://schemas.openxmlformats.org/wordprocessingml/2006/main" xmlns:w14="http://schemas.microsoft.com/office/word/2010/wordml" xmlns:w15="http://schemas.microsoft.com/office/word/2012/wordml" xmlns:w16cex="http://schemas.microsoft.com/office/word/2018/wordml/cex" xmlns:w16cid="http://schemas.microsoft.com/office/word/2016/wordml/cid" xmlns:w16="http://schemas.microsoft.com/office/word/2018/wordml" xmlns:w16sdtdh="http://schemas.microsoft.com/office/word/2020/wordml/sdtdatahash" xmlns:w16se="http://schemas.microsoft.com/office/word/2015/wordml/symex" mc:Ignorable="w14 w15 w16se w16cid w16 w16cex w16sdtdh">
+<w:styles xmlns:mc="http://schemas.openxmlformats.org/markup-compatibility/2006" xmlns:r="http://schemas.openxmlformats.org/officeDocument/2006/relationships" xmlns:w="http://schemas.openxmlformats.org/wordprocessingml/2006/main" xmlns:w14="http://schemas.microsoft.com/office/word/2010/wordml" xmlns:w15="http://schemas.microsoft.com/office/word/2012/wordml" xmlns:w16cex="http://schemas.microsoft.com/office/word/2018/wordml/cex" xmlns:w16cid="http://schemas.microsoft.com/office/word/2016/wordml/cid" xmlns:w16="http://schemas.microsoft.com/office/word/2018/wordml" xmlns:w16du="http://schemas.microsoft.com/office/word/2023/wordml/word16du" xmlns:w16sdtdh="http://schemas.microsoft.com/office/word/2020/wordml/sdtdatahash" xmlns:w16sdtfl="http://schemas.microsoft.com/office/word/2024/wordml/sdtformatlock" xmlns:w16se="http://schemas.microsoft.com/office/word/2015/wordml/symex" mc:Ignorable="w14 w15 w16se w16cid w16 w16cex w16sdtdh w16sdtfl w16du">
   <w:docDefaults>
     <w:rPrDefault>
       <w:rPr>
@@ -12478,7 +12178,6 @@
     <w:basedOn w:val="a"/>
     <w:link w:val="ae"/>
     <w:uiPriority w:val="99"/>
-    <w:semiHidden/>
     <w:unhideWhenUsed/>
     <w:rsid w:val="00D712A6"/>
     <w:pPr>
@@ -12494,7 +12193,6 @@
     <w:basedOn w:val="a0"/>
     <w:link w:val="ad"/>
     <w:uiPriority w:val="99"/>
-    <w:semiHidden/>
     <w:rsid w:val="00D712A6"/>
     <w:rPr>
       <w:sz w:val="20"/>

--- a/docs/ОРСАПР_ТЗ_Литвиненко.docx
+++ b/docs/ОРСАПР_ТЗ_Литвиненко.docx
@@ -1,6 +1,6 @@
 
 <file path=word/document.xml><?xml version="1.0" encoding="utf-8"?>
-<w:document xmlns:wpc="http://schemas.microsoft.com/office/word/2010/wordprocessingCanvas" xmlns:cx="http://schemas.microsoft.com/office/drawing/2014/chartex" xmlns:cx1="http://schemas.microsoft.com/office/drawing/2015/9/8/chartex" xmlns:cx2="http://schemas.microsoft.com/office/drawing/2015/10/21/chartex" xmlns:cx3="http://schemas.microsoft.com/office/drawing/2016/5/9/chartex" xmlns:cx4="http://schemas.microsoft.com/office/drawing/2016/5/10/chartex" xmlns:cx5="http://schemas.microsoft.com/office/drawing/2016/5/11/chartex" xmlns:cx6="http://schemas.microsoft.com/office/drawing/2016/5/12/chartex" xmlns:cx7="http://schemas.microsoft.com/office/drawing/2016/5/13/chartex" xmlns:cx8="http://schemas.microsoft.com/office/drawing/2016/5/14/chartex" xmlns:mc="http://schemas.openxmlformats.org/markup-compatibility/2006" xmlns:aink="http://schemas.microsoft.com/office/drawing/2016/ink" xmlns:am3d="http://schemas.microsoft.com/office/drawing/2017/model3d" xmlns:o="urn:schemas-microsoft-com:office:office" xmlns:oel="http://schemas.microsoft.com/office/2019/extlst" xmlns:r="http://schemas.openxmlformats.org/officeDocument/2006/relationships" xmlns:m="http://schemas.openxmlformats.org/officeDocument/2006/math" xmlns:v="urn:schemas-microsoft-com:vml" xmlns:wp14="http://schemas.microsoft.com/office/word/2010/wordprocessingDrawing" xmlns:wp="http://schemas.openxmlformats.org/drawingml/2006/wordprocessingDrawing" xmlns:w10="urn:schemas-microsoft-com:office:word" xmlns:w="http://schemas.openxmlformats.org/wordprocessingml/2006/main" xmlns:w14="http://schemas.microsoft.com/office/word/2010/wordml" xmlns:w15="http://schemas.microsoft.com/office/word/2012/wordml" xmlns:w16cex="http://schemas.microsoft.com/office/word/2018/wordml/cex" xmlns:w16cid="http://schemas.microsoft.com/office/word/2016/wordml/cid" xmlns:w16="http://schemas.microsoft.com/office/word/2018/wordml" xmlns:w16du="http://schemas.microsoft.com/office/word/2023/wordml/word16du" xmlns:w16sdtdh="http://schemas.microsoft.com/office/word/2020/wordml/sdtdatahash" xmlns:w16sdtfl="http://schemas.microsoft.com/office/word/2024/wordml/sdtformatlock" xmlns:w16se="http://schemas.microsoft.com/office/word/2015/wordml/symex" xmlns:wpg="http://schemas.microsoft.com/office/word/2010/wordprocessingGroup" xmlns:wpi="http://schemas.microsoft.com/office/word/2010/wordprocessingInk" xmlns:wne="http://schemas.microsoft.com/office/word/2006/wordml" xmlns:wps="http://schemas.microsoft.com/office/word/2010/wordprocessingShape" mc:Ignorable="w14 w15 w16se w16cid w16 w16cex w16sdtdh w16sdtfl w16du wp14">
+<w:document xmlns:wpc="http://schemas.microsoft.com/office/word/2010/wordprocessingCanvas" xmlns:cx="http://schemas.microsoft.com/office/drawing/2014/chartex" xmlns:cx1="http://schemas.microsoft.com/office/drawing/2015/9/8/chartex" xmlns:cx2="http://schemas.microsoft.com/office/drawing/2015/10/21/chartex" xmlns:cx3="http://schemas.microsoft.com/office/drawing/2016/5/9/chartex" xmlns:cx4="http://schemas.microsoft.com/office/drawing/2016/5/10/chartex" xmlns:cx5="http://schemas.microsoft.com/office/drawing/2016/5/11/chartex" xmlns:cx6="http://schemas.microsoft.com/office/drawing/2016/5/12/chartex" xmlns:cx7="http://schemas.microsoft.com/office/drawing/2016/5/13/chartex" xmlns:cx8="http://schemas.microsoft.com/office/drawing/2016/5/14/chartex" xmlns:mc="http://schemas.openxmlformats.org/markup-compatibility/2006" xmlns:aink="http://schemas.microsoft.com/office/drawing/2016/ink" xmlns:am3d="http://schemas.microsoft.com/office/drawing/2017/model3d" xmlns:o="urn:schemas-microsoft-com:office:office" xmlns:oel="http://schemas.microsoft.com/office/2019/extlst" xmlns:r="http://schemas.openxmlformats.org/officeDocument/2006/relationships" xmlns:m="http://schemas.openxmlformats.org/officeDocument/2006/math" xmlns:v="urn:schemas-microsoft-com:vml" xmlns:wp14="http://schemas.microsoft.com/office/word/2010/wordprocessingDrawing" xmlns:wp="http://schemas.openxmlformats.org/drawingml/2006/wordprocessingDrawing" xmlns:w10="urn:schemas-microsoft-com:office:word" xmlns:w="http://schemas.openxmlformats.org/wordprocessingml/2006/main" xmlns:w14="http://schemas.microsoft.com/office/word/2010/wordml" xmlns:w15="http://schemas.microsoft.com/office/word/2012/wordml" xmlns:w16cex="http://schemas.microsoft.com/office/word/2018/wordml/cex" xmlns:w16cid="http://schemas.microsoft.com/office/word/2016/wordml/cid" xmlns:w16="http://schemas.microsoft.com/office/word/2018/wordml" xmlns:w16sdtdh="http://schemas.microsoft.com/office/word/2020/wordml/sdtdatahash" xmlns:w16se="http://schemas.microsoft.com/office/word/2015/wordml/symex" xmlns:wpg="http://schemas.microsoft.com/office/word/2010/wordprocessingGroup" xmlns:wpi="http://schemas.microsoft.com/office/word/2010/wordprocessingInk" xmlns:wne="http://schemas.microsoft.com/office/word/2006/wordml" xmlns:wps="http://schemas.microsoft.com/office/word/2010/wordprocessingShape" mc:Ignorable="w14 w15 w16se w16cid w16 w16cex w16sdtdh wp14">
   <w:body>
     <w:p>
       <w:pPr>
@@ -237,8 +237,20 @@
           <w:sz w:val="28"/>
           <w:szCs w:val="28"/>
         </w:rPr>
-        <w:t xml:space="preserve"> для системы автоматизированного проектирования Inventor</w:t>
-      </w:r>
+        <w:t xml:space="preserve"> для системы автоматизированного проектирования </w:t>
+      </w:r>
+      <w:proofErr w:type="spellStart"/>
+      <w:r>
+        <w:rPr>
+          <w:rFonts w:ascii="Times New Roman" w:hAnsi="Times New Roman" w:cs="Times New Roman"/>
+          <w:b/>
+          <w:bCs/>
+          <w:sz w:val="28"/>
+          <w:szCs w:val="28"/>
+        </w:rPr>
+        <w:t>Inventor</w:t>
+      </w:r>
+      <w:proofErr w:type="spellEnd"/>
     </w:p>
     <w:p>
       <w:pPr>
@@ -4897,7 +4909,25 @@
           <w:sz w:val="28"/>
           <w:szCs w:val="28"/>
         </w:rPr>
-        <w:t xml:space="preserve"> для системы автоматизированного проектирования (САПР) Inventor.</w:t>
+        <w:t xml:space="preserve"> для системы автоматизированного проектирования (САПР) </w:t>
+      </w:r>
+      <w:proofErr w:type="spellStart"/>
+      <w:r>
+        <w:rPr>
+          <w:rFonts w:ascii="Times New Roman" w:hAnsi="Times New Roman" w:cs="Times New Roman"/>
+          <w:sz w:val="28"/>
+          <w:szCs w:val="28"/>
+        </w:rPr>
+        <w:t>Inventor</w:t>
+      </w:r>
+      <w:proofErr w:type="spellEnd"/>
+      <w:r>
+        <w:rPr>
+          <w:rFonts w:ascii="Times New Roman" w:hAnsi="Times New Roman" w:cs="Times New Roman"/>
+          <w:sz w:val="28"/>
+          <w:szCs w:val="28"/>
+        </w:rPr>
+        <w:t>.</w:t>
       </w:r>
     </w:p>
     <w:p>
@@ -4945,7 +4975,25 @@
           <w:sz w:val="28"/>
           <w:szCs w:val="28"/>
         </w:rPr>
-        <w:t>Заказчиком работ является: кандидат технических наук, доцент кафедры компьютерных систем в управлении и проектировании (КСУП) Калентьев Алексей Анатольевич. Адрес заказчика: 634045 Томская область Томск ул. Красноармейская 147 СБИ, офис 210.</w:t>
+        <w:t xml:space="preserve">Заказчиком работ является: кандидат технических наук, доцент кафедры компьютерных систем в управлении и проектировании (КСУП) </w:t>
+      </w:r>
+      <w:proofErr w:type="spellStart"/>
+      <w:r>
+        <w:rPr>
+          <w:rFonts w:ascii="Times New Roman" w:hAnsi="Times New Roman" w:cs="Times New Roman"/>
+          <w:sz w:val="28"/>
+          <w:szCs w:val="28"/>
+        </w:rPr>
+        <w:t>Калентьев</w:t>
+      </w:r>
+      <w:proofErr w:type="spellEnd"/>
+      <w:r>
+        <w:rPr>
+          <w:rFonts w:ascii="Times New Roman" w:hAnsi="Times New Roman" w:cs="Times New Roman"/>
+          <w:sz w:val="28"/>
+          <w:szCs w:val="28"/>
+        </w:rPr>
+        <w:t xml:space="preserve"> Алексей Анатольевич. Адрес заказчика: 634045 Томская область Томск ул. Красноармейская 147 СБИ, офис 210.</w:t>
       </w:r>
     </w:p>
     <w:p>
@@ -5413,7 +5461,25 @@
           <w:sz w:val="28"/>
           <w:szCs w:val="28"/>
         </w:rPr>
-        <w:t xml:space="preserve"> для САПР Inventor является автоматизация построения </w:t>
+        <w:t xml:space="preserve"> для САПР </w:t>
+      </w:r>
+      <w:proofErr w:type="spellStart"/>
+      <w:r>
+        <w:rPr>
+          <w:rFonts w:ascii="Times New Roman" w:hAnsi="Times New Roman" w:cs="Times New Roman"/>
+          <w:sz w:val="28"/>
+          <w:szCs w:val="28"/>
+        </w:rPr>
+        <w:t>Inventor</w:t>
+      </w:r>
+      <w:proofErr w:type="spellEnd"/>
+      <w:r>
+        <w:rPr>
+          <w:rFonts w:ascii="Times New Roman" w:hAnsi="Times New Roman" w:cs="Times New Roman"/>
+          <w:sz w:val="28"/>
+          <w:szCs w:val="28"/>
+        </w:rPr>
+        <w:t xml:space="preserve"> является автоматизация построения </w:t>
       </w:r>
       <w:r>
         <w:rPr>
@@ -5613,6 +5679,14 @@
         </w:rPr>
         <w:t xml:space="preserve">Рисунок 2.1 — </w:t>
       </w:r>
+      <w:r>
+        <w:rPr>
+          <w:rFonts w:ascii="Times New Roman" w:hAnsi="Times New Roman" w:cs="Times New Roman"/>
+          <w:sz w:val="28"/>
+          <w:szCs w:val="28"/>
+        </w:rPr>
+        <w:t>Чертёж</w:t>
+      </w:r>
       <w:commentRangeStart w:id="8"/>
       <w:r>
         <w:rPr>
@@ -5620,7 +5694,7 @@
           <w:sz w:val="28"/>
           <w:szCs w:val="28"/>
         </w:rPr>
-        <w:t xml:space="preserve">Модель </w:t>
+        <w:t xml:space="preserve"> </w:t>
       </w:r>
       <w:commentRangeEnd w:id="8"/>
       <w:r>
@@ -5638,7 +5712,15 @@
           <w:sz w:val="28"/>
           <w:szCs w:val="28"/>
         </w:rPr>
-        <w:t>Рамки для фотографии</w:t>
+        <w:t>р</w:t>
+      </w:r>
+      <w:r>
+        <w:rPr>
+          <w:rFonts w:ascii="Times New Roman" w:hAnsi="Times New Roman" w:cs="Times New Roman"/>
+          <w:sz w:val="28"/>
+          <w:szCs w:val="28"/>
+        </w:rPr>
+        <w:t>амки для фотографии</w:t>
       </w:r>
       <w:r>
         <w:rPr>
@@ -5771,8 +5853,18 @@
           <w:sz w:val="28"/>
           <w:szCs w:val="28"/>
         </w:rPr>
-        <w:t>Autodesk Inventor</w:t>
-      </w:r>
+        <w:t xml:space="preserve">Autodesk </w:t>
+      </w:r>
+      <w:proofErr w:type="spellStart"/>
+      <w:r>
+        <w:rPr>
+          <w:rFonts w:ascii="Times New Roman" w:hAnsi="Times New Roman" w:cs="Times New Roman"/>
+          <w:sz w:val="28"/>
+          <w:szCs w:val="28"/>
+        </w:rPr>
+        <w:t>Inventor</w:t>
+      </w:r>
+      <w:proofErr w:type="spellEnd"/>
       <w:r>
         <w:rPr>
           <w:rFonts w:ascii="Times New Roman" w:hAnsi="Times New Roman" w:cs="Times New Roman"/>
@@ -5823,8 +5915,18 @@
           <w:sz w:val="28"/>
           <w:szCs w:val="28"/>
         </w:rPr>
-        <w:t>Autodesk Inventor</w:t>
-      </w:r>
+        <w:t xml:space="preserve">Autodesk </w:t>
+      </w:r>
+      <w:proofErr w:type="spellStart"/>
+      <w:r>
+        <w:rPr>
+          <w:rFonts w:ascii="Times New Roman" w:hAnsi="Times New Roman" w:cs="Times New Roman"/>
+          <w:sz w:val="28"/>
+          <w:szCs w:val="28"/>
+        </w:rPr>
+        <w:t>Inventor</w:t>
+      </w:r>
+      <w:proofErr w:type="spellEnd"/>
       <w:r>
         <w:rPr>
           <w:rFonts w:ascii="Times New Roman" w:hAnsi="Times New Roman" w:cs="Times New Roman"/>
@@ -6420,7 +6522,6 @@
         <w:jc w:val="both"/>
         <w:rPr>
           <w:rFonts w:ascii="Times New Roman" w:hAnsi="Times New Roman" w:cs="Times New Roman"/>
-          <w:strike/>
           <w:sz w:val="28"/>
           <w:szCs w:val="28"/>
         </w:rPr>
@@ -6507,6 +6608,14 @@
         </w:rPr>
         <w:t>;</w:t>
       </w:r>
+      <w:r>
+        <w:rPr>
+          <w:rFonts w:ascii="Times New Roman" w:hAnsi="Times New Roman" w:cs="Times New Roman"/>
+          <w:sz w:val="28"/>
+          <w:szCs w:val="28"/>
+        </w:rPr>
+        <w:t xml:space="preserve"> </w:t>
+      </w:r>
     </w:p>
     <w:p>
       <w:pPr>
@@ -6525,50 +6634,750 @@
           <w:sz w:val="28"/>
           <w:szCs w:val="28"/>
         </w:rPr>
-        <w:t xml:space="preserve">− </w:t>
-      </w:r>
-      <w:commentRangeStart w:id="12"/>
-      <w:r>
-        <w:rPr>
-          <w:rFonts w:ascii="Times New Roman" w:hAnsi="Times New Roman" w:cs="Times New Roman"/>
-          <w:sz w:val="28"/>
-          <w:szCs w:val="28"/>
-        </w:rPr>
-        <w:t xml:space="preserve">переключатель </w:t>
-      </w:r>
-      <w:r>
-        <w:rPr>
-          <w:rFonts w:ascii="Times New Roman" w:hAnsi="Times New Roman" w:cs="Times New Roman"/>
-          <w:sz w:val="28"/>
-          <w:szCs w:val="28"/>
-        </w:rPr>
-        <w:t>цвет</w:t>
-      </w:r>
-      <w:r>
-        <w:rPr>
-          <w:rFonts w:ascii="Times New Roman" w:hAnsi="Times New Roman" w:cs="Times New Roman"/>
-          <w:sz w:val="28"/>
-          <w:szCs w:val="28"/>
-        </w:rPr>
-        <w:t>а</w:t>
-      </w:r>
-      <w:r>
-        <w:rPr>
-          <w:rFonts w:ascii="Times New Roman" w:hAnsi="Times New Roman" w:cs="Times New Roman"/>
-          <w:sz w:val="28"/>
-          <w:szCs w:val="28"/>
-        </w:rPr>
-        <w:t xml:space="preserve"> рамки</w:t>
-      </w:r>
-      <w:commentRangeEnd w:id="12"/>
-      <w:r>
-        <w:rPr>
-          <w:rStyle w:val="ac"/>
-          <w:rFonts w:ascii="Times New Roman" w:hAnsi="Times New Roman" w:cs="Times New Roman"/>
-          <w:sz w:val="28"/>
-          <w:szCs w:val="28"/>
-        </w:rPr>
-        <w:commentReference w:id="12"/>
+        <w:t>АС должна иметь пользовательский интерфейс с возможностью изменения значений, представленных выше, и последующим построении объекта «</w:t>
+      </w:r>
+      <w:r>
+        <w:rPr>
+          <w:rFonts w:ascii="Times New Roman" w:hAnsi="Times New Roman" w:cs="Times New Roman"/>
+          <w:sz w:val="28"/>
+          <w:szCs w:val="28"/>
+        </w:rPr>
+        <w:t>Рамка для фотографии</w:t>
+      </w:r>
+      <w:r>
+        <w:rPr>
+          <w:rFonts w:ascii="Times New Roman" w:hAnsi="Times New Roman" w:cs="Times New Roman"/>
+          <w:sz w:val="28"/>
+          <w:szCs w:val="28"/>
+        </w:rPr>
+        <w:t xml:space="preserve">» в САПР </w:t>
+      </w:r>
+      <w:proofErr w:type="spellStart"/>
+      <w:r>
+        <w:rPr>
+          <w:rFonts w:ascii="Times New Roman" w:hAnsi="Times New Roman" w:cs="Times New Roman"/>
+          <w:sz w:val="28"/>
+          <w:szCs w:val="28"/>
+        </w:rPr>
+        <w:t>Inventor</w:t>
+      </w:r>
+      <w:proofErr w:type="spellEnd"/>
+      <w:r>
+        <w:rPr>
+          <w:rFonts w:ascii="Times New Roman" w:hAnsi="Times New Roman" w:cs="Times New Roman"/>
+          <w:sz w:val="28"/>
+          <w:szCs w:val="28"/>
+        </w:rPr>
+        <w:t>. В плагине должны проходить проверки значений, вводимых пользователем. Реализуемый плагин должен обеспечивать обработку ошибочных ситуаций, возникающих в процессе работы.</w:t>
+      </w:r>
+      <w:r>
+        <w:rPr>
+          <w:rFonts w:ascii="Times New Roman" w:hAnsi="Times New Roman" w:cs="Times New Roman"/>
+          <w:sz w:val="28"/>
+          <w:szCs w:val="28"/>
+        </w:rPr>
+        <w:t xml:space="preserve"> </w:t>
+      </w:r>
+      <w:r>
+        <w:rPr>
+          <w:rFonts w:ascii="Times New Roman" w:hAnsi="Times New Roman" w:cs="Times New Roman"/>
+          <w:sz w:val="28"/>
+          <w:szCs w:val="28"/>
+        </w:rPr>
+        <w:t>При нажатии на кнопку «Построить» должна проходить проверка</w:t>
+      </w:r>
+      <w:r>
+        <w:rPr>
+          <w:rFonts w:ascii="Times New Roman" w:hAnsi="Times New Roman" w:cs="Times New Roman"/>
+          <w:sz w:val="28"/>
+          <w:szCs w:val="28"/>
+        </w:rPr>
+        <w:t xml:space="preserve"> </w:t>
+      </w:r>
+      <w:r>
+        <w:rPr>
+          <w:rFonts w:ascii="Times New Roman" w:hAnsi="Times New Roman" w:cs="Times New Roman"/>
+          <w:sz w:val="28"/>
+          <w:szCs w:val="28"/>
+        </w:rPr>
+        <w:t>правильности ввода данных. Если данные некорректные, то должно высветиться окно с ошибкой построения и не будут применяться введенные параметры.</w:t>
+      </w:r>
+    </w:p>
+    <w:p>
+      <w:pPr>
+        <w:pStyle w:val="12"/>
+        <w:spacing w:after="0" w:line="360" w:lineRule="auto"/>
+        <w:ind w:firstLine="709"/>
+        <w:jc w:val="both"/>
+      </w:pPr>
+      <w:bookmarkStart w:id="12" w:name="_Toc239937314"/>
+      <w:r>
+        <w:t>3.1.2 Требования к численности и квалификации персонала системы</w:t>
+      </w:r>
+      <w:bookmarkEnd w:id="12"/>
+      <w:r>
+        <w:t xml:space="preserve"> </w:t>
+      </w:r>
+    </w:p>
+    <w:p>
+      <w:pPr>
+        <w:spacing w:after="0" w:line="360" w:lineRule="auto"/>
+        <w:ind w:firstLine="709"/>
+        <w:jc w:val="both"/>
+        <w:rPr>
+          <w:rFonts w:ascii="Times New Roman" w:hAnsi="Times New Roman" w:cs="Times New Roman"/>
+          <w:sz w:val="28"/>
+          <w:szCs w:val="28"/>
+        </w:rPr>
+      </w:pPr>
+      <w:r>
+        <w:rPr>
+          <w:rFonts w:ascii="Times New Roman" w:hAnsi="Times New Roman" w:cs="Times New Roman"/>
+          <w:sz w:val="28"/>
+          <w:szCs w:val="28"/>
+        </w:rPr>
+        <w:t>Дополнительные требования к численности и квалификации персонала системы не предъявляются.</w:t>
+      </w:r>
+    </w:p>
+    <w:p>
+      <w:pPr>
+        <w:pStyle w:val="12"/>
+        <w:spacing w:after="0" w:line="360" w:lineRule="auto"/>
+        <w:ind w:firstLine="709"/>
+        <w:jc w:val="both"/>
+      </w:pPr>
+      <w:bookmarkStart w:id="13" w:name="_Toc239937315"/>
+      <w:r>
+        <w:t>3.1.3 Показатели назначения</w:t>
+      </w:r>
+      <w:bookmarkEnd w:id="13"/>
+      <w:r>
+        <w:t xml:space="preserve"> </w:t>
+      </w:r>
+    </w:p>
+    <w:p>
+      <w:pPr>
+        <w:spacing w:after="0" w:line="360" w:lineRule="auto"/>
+        <w:ind w:firstLine="709"/>
+        <w:jc w:val="both"/>
+        <w:rPr>
+          <w:rFonts w:ascii="Times New Roman" w:hAnsi="Times New Roman" w:cs="Times New Roman"/>
+          <w:sz w:val="28"/>
+          <w:szCs w:val="28"/>
+        </w:rPr>
+      </w:pPr>
+      <w:r>
+        <w:rPr>
+          <w:rFonts w:ascii="Times New Roman" w:hAnsi="Times New Roman" w:cs="Times New Roman"/>
+          <w:sz w:val="28"/>
+          <w:szCs w:val="28"/>
+        </w:rPr>
+        <w:t>Разработанная система должна обеспечивать следующие показатели назначения:</w:t>
+      </w:r>
+    </w:p>
+    <w:p>
+      <w:pPr>
+        <w:spacing w:after="0" w:line="360" w:lineRule="auto"/>
+        <w:ind w:firstLine="709"/>
+        <w:jc w:val="both"/>
+        <w:rPr>
+          <w:rFonts w:ascii="Times New Roman" w:hAnsi="Times New Roman" w:cs="Times New Roman"/>
+          <w:sz w:val="28"/>
+          <w:szCs w:val="28"/>
+        </w:rPr>
+      </w:pPr>
+      <w:r>
+        <w:rPr>
+          <w:rFonts w:ascii="Times New Roman" w:hAnsi="Times New Roman" w:cs="Times New Roman"/>
+          <w:sz w:val="28"/>
+          <w:szCs w:val="28"/>
+        </w:rPr>
+        <w:t>− Время построения детали при учете уже запущенной программы САПР не должно превышать одной минуты;</w:t>
+      </w:r>
+    </w:p>
+    <w:p>
+      <w:pPr>
+        <w:spacing w:after="0" w:line="360" w:lineRule="auto"/>
+        <w:ind w:firstLine="709"/>
+        <w:jc w:val="both"/>
+        <w:rPr>
+          <w:rFonts w:ascii="Times New Roman" w:hAnsi="Times New Roman" w:cs="Times New Roman"/>
+          <w:sz w:val="28"/>
+          <w:szCs w:val="28"/>
+        </w:rPr>
+      </w:pPr>
+      <w:r>
+        <w:rPr>
+          <w:rFonts w:ascii="Times New Roman" w:hAnsi="Times New Roman" w:cs="Times New Roman"/>
+          <w:sz w:val="28"/>
+          <w:szCs w:val="28"/>
+        </w:rPr>
+        <w:t xml:space="preserve">− Система не должна позволять создавать детали с некорректно заданными параметрами (см. п. 3.1.1 </w:t>
+      </w:r>
+      <w:r>
+        <w:rPr>
+          <w:rFonts w:ascii="Times New Roman" w:hAnsi="Times New Roman" w:cs="Times New Roman"/>
+          <w:sz w:val="28"/>
+          <w:szCs w:val="28"/>
+        </w:rPr>
+        <w:t>«</w:t>
+      </w:r>
+      <w:r>
+        <w:rPr>
+          <w:rFonts w:ascii="Times New Roman" w:hAnsi="Times New Roman" w:cs="Times New Roman"/>
+          <w:b/>
+          <w:bCs/>
+          <w:sz w:val="28"/>
+          <w:szCs w:val="28"/>
+        </w:rPr>
+        <w:t>Изменяемые параметры для плагина</w:t>
+      </w:r>
+      <w:r>
+        <w:rPr>
+          <w:rFonts w:ascii="Times New Roman" w:hAnsi="Times New Roman" w:cs="Times New Roman"/>
+          <w:sz w:val="28"/>
+          <w:szCs w:val="28"/>
+        </w:rPr>
+        <w:t>»</w:t>
+      </w:r>
+      <w:r>
+        <w:rPr>
+          <w:rFonts w:ascii="Times New Roman" w:hAnsi="Times New Roman" w:cs="Times New Roman"/>
+          <w:sz w:val="28"/>
+          <w:szCs w:val="28"/>
+        </w:rPr>
+        <w:t>).</w:t>
+      </w:r>
+    </w:p>
+    <w:p>
+      <w:pPr>
+        <w:spacing w:after="0" w:line="360" w:lineRule="auto"/>
+        <w:ind w:firstLine="709"/>
+        <w:jc w:val="both"/>
+        <w:rPr>
+          <w:rFonts w:ascii="Times New Roman" w:hAnsi="Times New Roman" w:cs="Times New Roman"/>
+          <w:sz w:val="28"/>
+          <w:szCs w:val="28"/>
+        </w:rPr>
+      </w:pPr>
+      <w:r>
+        <w:rPr>
+          <w:rFonts w:ascii="Times New Roman" w:hAnsi="Times New Roman" w:cs="Times New Roman"/>
+          <w:sz w:val="28"/>
+          <w:szCs w:val="28"/>
+        </w:rPr>
+        <w:t>− Требования к аппаратной части и масштабированию для обеспечения перечисленных показателей должны быть определены на этапе технического проектирования.</w:t>
+      </w:r>
+    </w:p>
+    <w:p>
+      <w:pPr>
+        <w:pStyle w:val="12"/>
+        <w:spacing w:after="0" w:line="360" w:lineRule="auto"/>
+        <w:ind w:firstLine="709"/>
+        <w:jc w:val="both"/>
+      </w:pPr>
+      <w:bookmarkStart w:id="14" w:name="_Toc239937316"/>
+      <w:r>
+        <w:t>3.1.4 Требования к надежности</w:t>
+      </w:r>
+      <w:bookmarkEnd w:id="14"/>
+      <w:r>
+        <w:t xml:space="preserve"> </w:t>
+      </w:r>
+    </w:p>
+    <w:p>
+      <w:pPr>
+        <w:spacing w:after="0" w:line="360" w:lineRule="auto"/>
+        <w:ind w:firstLine="709"/>
+        <w:jc w:val="both"/>
+        <w:rPr>
+          <w:rFonts w:ascii="Times New Roman" w:hAnsi="Times New Roman" w:cs="Times New Roman"/>
+          <w:sz w:val="28"/>
+          <w:szCs w:val="28"/>
+        </w:rPr>
+      </w:pPr>
+      <w:r>
+        <w:rPr>
+          <w:rFonts w:ascii="Times New Roman" w:hAnsi="Times New Roman" w:cs="Times New Roman"/>
+          <w:sz w:val="28"/>
+          <w:szCs w:val="28"/>
+        </w:rPr>
+        <w:t>Дополнительные требования к надежности не предъявляются.</w:t>
+      </w:r>
+    </w:p>
+    <w:p>
+      <w:pPr>
+        <w:spacing w:after="0" w:line="360" w:lineRule="auto"/>
+        <w:ind w:firstLine="709"/>
+        <w:jc w:val="both"/>
+        <w:rPr>
+          <w:rFonts w:ascii="Times New Roman" w:hAnsi="Times New Roman"/>
+          <w:sz w:val="28"/>
+        </w:rPr>
+      </w:pPr>
+      <w:bookmarkStart w:id="15" w:name="_Toc239937317"/>
+      <w:r>
+        <w:br w:type="page"/>
+      </w:r>
+    </w:p>
+    <w:p>
+      <w:pPr>
+        <w:pStyle w:val="12"/>
+        <w:spacing w:after="0" w:line="360" w:lineRule="auto"/>
+        <w:ind w:firstLine="709"/>
+        <w:jc w:val="both"/>
+      </w:pPr>
+      <w:r>
+        <w:lastRenderedPageBreak/>
+        <w:t>3.1.5</w:t>
+      </w:r>
+      <w:r>
+        <w:t xml:space="preserve"> </w:t>
+      </w:r>
+      <w:r>
+        <w:t>Требования к безопасности</w:t>
+      </w:r>
+      <w:bookmarkEnd w:id="15"/>
+      <w:r>
+        <w:t xml:space="preserve"> </w:t>
+      </w:r>
+    </w:p>
+    <w:p>
+      <w:pPr>
+        <w:pStyle w:val="12"/>
+        <w:spacing w:after="0" w:line="360" w:lineRule="auto"/>
+        <w:ind w:firstLine="709"/>
+        <w:jc w:val="both"/>
+      </w:pPr>
+      <w:r>
+        <w:rPr>
+          <w:rFonts w:cs="Times New Roman"/>
+          <w:szCs w:val="28"/>
+        </w:rPr>
+        <w:t xml:space="preserve">Дополнительные требования к безопасности плагина </w:t>
+      </w:r>
+      <w:r>
+        <w:rPr>
+          <w:rFonts w:cs="Times New Roman"/>
+          <w:szCs w:val="28"/>
+        </w:rPr>
+        <w:t>«Рамка для фотографии»</w:t>
+      </w:r>
+      <w:r>
+        <w:rPr>
+          <w:rFonts w:cs="Times New Roman"/>
+          <w:szCs w:val="28"/>
+        </w:rPr>
+        <w:t xml:space="preserve"> не предъявляются.</w:t>
+      </w:r>
+    </w:p>
+    <w:p>
+      <w:pPr>
+        <w:spacing w:after="0" w:line="360" w:lineRule="auto"/>
+        <w:ind w:firstLine="709"/>
+        <w:jc w:val="both"/>
+        <w:rPr>
+          <w:rFonts w:ascii="Times New Roman" w:hAnsi="Times New Roman" w:cs="Times New Roman"/>
+          <w:sz w:val="28"/>
+          <w:szCs w:val="28"/>
+        </w:rPr>
+      </w:pPr>
+      <w:bookmarkStart w:id="16" w:name="_Toc239937318"/>
+      <w:r>
+        <w:rPr>
+          <w:rFonts w:ascii="Times New Roman" w:hAnsi="Times New Roman" w:cs="Times New Roman"/>
+          <w:sz w:val="28"/>
+          <w:szCs w:val="28"/>
+        </w:rPr>
+        <w:t>3.1.6 Требования к эргономике и технической эстетике</w:t>
+      </w:r>
+      <w:bookmarkEnd w:id="16"/>
+      <w:r>
+        <w:rPr>
+          <w:rFonts w:ascii="Times New Roman" w:hAnsi="Times New Roman" w:cs="Times New Roman"/>
+          <w:sz w:val="28"/>
+          <w:szCs w:val="28"/>
+        </w:rPr>
+        <w:t xml:space="preserve"> </w:t>
+      </w:r>
+    </w:p>
+    <w:p>
+      <w:pPr>
+        <w:spacing w:after="0" w:line="360" w:lineRule="auto"/>
+        <w:ind w:firstLine="709"/>
+        <w:jc w:val="both"/>
+        <w:rPr>
+          <w:rFonts w:ascii="Times New Roman" w:hAnsi="Times New Roman" w:cs="Times New Roman"/>
+          <w:sz w:val="28"/>
+          <w:szCs w:val="28"/>
+        </w:rPr>
+      </w:pPr>
+      <w:r>
+        <w:rPr>
+          <w:rFonts w:ascii="Times New Roman" w:hAnsi="Times New Roman" w:cs="Times New Roman"/>
+          <w:sz w:val="28"/>
+          <w:szCs w:val="28"/>
+        </w:rPr>
+        <w:t xml:space="preserve">Пользовательские интерфейсы для всех подсистем, разработанных в рамках создания системы должны быть выполнены в виде </w:t>
+      </w:r>
+      <w:proofErr w:type="spellStart"/>
+      <w:r>
+        <w:rPr>
+          <w:rFonts w:ascii="Times New Roman" w:hAnsi="Times New Roman" w:cs="Times New Roman"/>
+          <w:sz w:val="28"/>
+          <w:szCs w:val="28"/>
+        </w:rPr>
+        <w:t>desktop</w:t>
+      </w:r>
+      <w:proofErr w:type="spellEnd"/>
+      <w:r>
+        <w:rPr>
+          <w:rFonts w:ascii="Times New Roman" w:hAnsi="Times New Roman" w:cs="Times New Roman"/>
+          <w:sz w:val="28"/>
+          <w:szCs w:val="28"/>
+        </w:rPr>
+        <w:t xml:space="preserve"> интерфейсов с помощью фреймворков </w:t>
+      </w:r>
+      <w:proofErr w:type="spellStart"/>
+      <w:r>
+        <w:rPr>
+          <w:rFonts w:ascii="Times New Roman" w:hAnsi="Times New Roman" w:cs="Times New Roman"/>
+          <w:sz w:val="28"/>
+          <w:szCs w:val="28"/>
+        </w:rPr>
+        <w:t>WindowsForms</w:t>
+      </w:r>
+      <w:proofErr w:type="spellEnd"/>
+      <w:r>
+        <w:rPr>
+          <w:rFonts w:ascii="Times New Roman" w:hAnsi="Times New Roman" w:cs="Times New Roman"/>
+          <w:sz w:val="28"/>
+          <w:szCs w:val="28"/>
+        </w:rPr>
+        <w:t>, WPF или аналогичных им, позволяющих создавать пользовательские интерфейсы для ОС Windows 10 и выше.</w:t>
+      </w:r>
+    </w:p>
+    <w:p>
+      <w:pPr>
+        <w:spacing w:after="0" w:line="360" w:lineRule="auto"/>
+        <w:ind w:firstLine="709"/>
+        <w:jc w:val="both"/>
+        <w:rPr>
+          <w:rFonts w:ascii="Times New Roman" w:hAnsi="Times New Roman" w:cs="Times New Roman"/>
+          <w:sz w:val="28"/>
+          <w:szCs w:val="28"/>
+        </w:rPr>
+      </w:pPr>
+      <w:r>
+        <w:rPr>
+          <w:rFonts w:ascii="Times New Roman" w:hAnsi="Times New Roman" w:cs="Times New Roman"/>
+          <w:sz w:val="28"/>
+          <w:szCs w:val="28"/>
+        </w:rPr>
+        <w:t>Интерфейсы должны быть адаптированы под минимальную высоту экрана 1080 пикселя и ширину экрана 1920.</w:t>
+      </w:r>
+    </w:p>
+    <w:p>
+      <w:pPr>
+        <w:spacing w:after="0" w:line="360" w:lineRule="auto"/>
+        <w:ind w:firstLine="709"/>
+        <w:jc w:val="both"/>
+        <w:rPr>
+          <w:rFonts w:ascii="Times New Roman" w:hAnsi="Times New Roman" w:cs="Times New Roman"/>
+          <w:sz w:val="28"/>
+          <w:szCs w:val="28"/>
+        </w:rPr>
+      </w:pPr>
+      <w:r>
+        <w:rPr>
+          <w:rFonts w:ascii="Times New Roman" w:hAnsi="Times New Roman" w:cs="Times New Roman"/>
+          <w:sz w:val="28"/>
+          <w:szCs w:val="28"/>
+        </w:rPr>
+        <w:t xml:space="preserve">Элементы интерфейса должны отвечать рекомендациям по верстке интерфейсов </w:t>
+      </w:r>
+      <w:proofErr w:type="spellStart"/>
+      <w:r>
+        <w:rPr>
+          <w:rFonts w:ascii="Times New Roman" w:hAnsi="Times New Roman" w:cs="Times New Roman"/>
+          <w:sz w:val="28"/>
+          <w:szCs w:val="28"/>
+        </w:rPr>
+        <w:t>desktop</w:t>
+      </w:r>
+      <w:proofErr w:type="spellEnd"/>
+      <w:r>
+        <w:rPr>
+          <w:rFonts w:ascii="Times New Roman" w:hAnsi="Times New Roman" w:cs="Times New Roman"/>
+          <w:sz w:val="28"/>
+          <w:szCs w:val="28"/>
+        </w:rPr>
+        <w:t>-приложений указанным в источнике [1].</w:t>
+      </w:r>
+    </w:p>
+    <w:p>
+      <w:pPr>
+        <w:pStyle w:val="12"/>
+        <w:spacing w:after="0" w:line="360" w:lineRule="auto"/>
+        <w:ind w:firstLine="709"/>
+        <w:jc w:val="both"/>
+      </w:pPr>
+      <w:bookmarkStart w:id="17" w:name="_Toc239937319"/>
+      <w:r>
+        <w:t>3.1.7 Требования к эксплуатации, техническому обслуживанию, ремонту и хранению компонентов системы</w:t>
+      </w:r>
+      <w:bookmarkEnd w:id="17"/>
+      <w:r>
+        <w:t xml:space="preserve"> </w:t>
+      </w:r>
+    </w:p>
+    <w:p>
+      <w:pPr>
+        <w:spacing w:after="0" w:line="360" w:lineRule="auto"/>
+        <w:ind w:firstLine="709"/>
+        <w:jc w:val="both"/>
+        <w:rPr>
+          <w:rFonts w:ascii="Times New Roman" w:hAnsi="Times New Roman" w:cs="Times New Roman"/>
+          <w:sz w:val="28"/>
+          <w:szCs w:val="28"/>
+        </w:rPr>
+      </w:pPr>
+      <w:r>
+        <w:rPr>
+          <w:rFonts w:ascii="Times New Roman" w:hAnsi="Times New Roman" w:cs="Times New Roman"/>
+          <w:sz w:val="28"/>
+          <w:szCs w:val="28"/>
+        </w:rPr>
+        <w:t>Дополнительные требования к эксплуатации, техническому обслуживанию, ремонту и хранению компонентов системы не предъявляются.</w:t>
+      </w:r>
+    </w:p>
+    <w:p>
+      <w:pPr>
+        <w:pStyle w:val="12"/>
+        <w:spacing w:after="0" w:line="360" w:lineRule="auto"/>
+        <w:ind w:firstLine="709"/>
+        <w:jc w:val="both"/>
+      </w:pPr>
+      <w:bookmarkStart w:id="18" w:name="_Toc239937320"/>
+      <w:r>
+        <w:t>3.1.8 Требования к защите информации от несанкционированного доступа</w:t>
+      </w:r>
+      <w:bookmarkEnd w:id="18"/>
+      <w:r>
+        <w:t xml:space="preserve"> </w:t>
+      </w:r>
+    </w:p>
+    <w:p>
+      <w:pPr>
+        <w:spacing w:after="0" w:line="360" w:lineRule="auto"/>
+        <w:ind w:firstLine="709"/>
+        <w:jc w:val="both"/>
+        <w:rPr>
+          <w:rFonts w:ascii="Times New Roman" w:hAnsi="Times New Roman" w:cs="Times New Roman"/>
+          <w:sz w:val="28"/>
+          <w:szCs w:val="28"/>
+        </w:rPr>
+      </w:pPr>
+      <w:r>
+        <w:rPr>
+          <w:rFonts w:ascii="Times New Roman" w:hAnsi="Times New Roman" w:cs="Times New Roman"/>
+          <w:sz w:val="28"/>
+          <w:szCs w:val="28"/>
+        </w:rPr>
+        <w:t>Дополнительные требования к защите</w:t>
+      </w:r>
+      <w:r>
+        <w:rPr>
+          <w:rFonts w:ascii="Times New Roman" w:hAnsi="Times New Roman" w:cs="Times New Roman"/>
+          <w:sz w:val="28"/>
+          <w:szCs w:val="28"/>
+        </w:rPr>
+        <w:t xml:space="preserve"> информации от</w:t>
+      </w:r>
+      <w:r>
+        <w:rPr>
+          <w:rFonts w:ascii="Times New Roman" w:hAnsi="Times New Roman" w:cs="Times New Roman"/>
+          <w:sz w:val="28"/>
+          <w:szCs w:val="28"/>
+        </w:rPr>
+        <w:t xml:space="preserve"> несанкционированного доступа не предъявляются.</w:t>
+      </w:r>
+    </w:p>
+    <w:p>
+      <w:pPr>
+        <w:pStyle w:val="12"/>
+        <w:spacing w:after="0" w:line="360" w:lineRule="auto"/>
+        <w:ind w:firstLine="709"/>
+        <w:jc w:val="both"/>
+      </w:pPr>
+      <w:bookmarkStart w:id="19" w:name="_Toc239937321"/>
+      <w:r>
+        <w:t>3.1.9 Требования по сохранности информации при авариях</w:t>
+      </w:r>
+      <w:bookmarkEnd w:id="19"/>
+    </w:p>
+    <w:p>
+      <w:pPr>
+        <w:spacing w:after="0" w:line="360" w:lineRule="auto"/>
+        <w:ind w:firstLine="709"/>
+        <w:jc w:val="both"/>
+        <w:rPr>
+          <w:rFonts w:ascii="Times New Roman" w:hAnsi="Times New Roman" w:cs="Times New Roman"/>
+          <w:sz w:val="28"/>
+          <w:szCs w:val="28"/>
+        </w:rPr>
+      </w:pPr>
+      <w:r>
+        <w:rPr>
+          <w:rFonts w:ascii="Times New Roman" w:hAnsi="Times New Roman" w:cs="Times New Roman"/>
+          <w:sz w:val="28"/>
+          <w:szCs w:val="28"/>
+        </w:rPr>
+        <w:t>Дополнительные требования по сохранности информации при авариях не предъявляются.</w:t>
+      </w:r>
+    </w:p>
+    <w:p>
+      <w:pPr>
+        <w:pStyle w:val="12"/>
+        <w:spacing w:after="0" w:line="360" w:lineRule="auto"/>
+        <w:ind w:firstLine="709"/>
+        <w:jc w:val="both"/>
+      </w:pPr>
+      <w:bookmarkStart w:id="20" w:name="_Toc239937322"/>
+      <w:r>
+        <w:t>3.1.10 Требования к защите от влияния внешних воздействий</w:t>
+      </w:r>
+      <w:bookmarkEnd w:id="20"/>
+    </w:p>
+    <w:p>
+      <w:pPr>
+        <w:spacing w:after="0" w:line="360" w:lineRule="auto"/>
+        <w:ind w:firstLine="709"/>
+        <w:jc w:val="both"/>
+        <w:rPr>
+          <w:rFonts w:ascii="Times New Roman" w:hAnsi="Times New Roman" w:cs="Times New Roman"/>
+          <w:sz w:val="28"/>
+          <w:szCs w:val="28"/>
+        </w:rPr>
+      </w:pPr>
+      <w:r>
+        <w:rPr>
+          <w:rFonts w:ascii="Times New Roman" w:hAnsi="Times New Roman" w:cs="Times New Roman"/>
+          <w:sz w:val="28"/>
+          <w:szCs w:val="28"/>
+        </w:rPr>
+        <w:t>Дополнительные требования к защите от влияния внешних воздействий не предъявляются.</w:t>
+      </w:r>
+    </w:p>
+    <w:p>
+      <w:pPr>
+        <w:pStyle w:val="12"/>
+        <w:spacing w:after="0" w:line="360" w:lineRule="auto"/>
+        <w:ind w:firstLine="709"/>
+        <w:jc w:val="both"/>
+      </w:pPr>
+      <w:bookmarkStart w:id="21" w:name="_Toc239937323"/>
+      <w:r>
+        <w:t>3.1.11 Требования к патентной чистоте</w:t>
+      </w:r>
+      <w:bookmarkEnd w:id="21"/>
+      <w:r>
+        <w:t xml:space="preserve"> </w:t>
+      </w:r>
+    </w:p>
+    <w:p>
+      <w:pPr>
+        <w:spacing w:after="0" w:line="360" w:lineRule="auto"/>
+        <w:ind w:firstLine="709"/>
+        <w:jc w:val="both"/>
+        <w:rPr>
+          <w:rFonts w:ascii="Times New Roman" w:hAnsi="Times New Roman" w:cs="Times New Roman"/>
+          <w:sz w:val="28"/>
+          <w:szCs w:val="28"/>
+        </w:rPr>
+      </w:pPr>
+      <w:r>
+        <w:rPr>
+          <w:rFonts w:ascii="Times New Roman" w:hAnsi="Times New Roman" w:cs="Times New Roman"/>
+          <w:sz w:val="28"/>
+          <w:szCs w:val="28"/>
+        </w:rPr>
+        <w:t xml:space="preserve">Дополнительные требования к патентной чистоте не предъявляются. </w:t>
+      </w:r>
+    </w:p>
+    <w:p>
+      <w:pPr>
+        <w:spacing w:after="0" w:line="360" w:lineRule="auto"/>
+        <w:ind w:firstLine="709"/>
+        <w:jc w:val="both"/>
+        <w:rPr>
+          <w:rFonts w:ascii="Times New Roman" w:hAnsi="Times New Roman"/>
+          <w:sz w:val="28"/>
+        </w:rPr>
+      </w:pPr>
+      <w:bookmarkStart w:id="22" w:name="_Toc239937324"/>
+      <w:r>
+        <w:br w:type="page"/>
+      </w:r>
+    </w:p>
+    <w:p>
+      <w:pPr>
+        <w:pStyle w:val="12"/>
+        <w:spacing w:after="0" w:line="360" w:lineRule="auto"/>
+        <w:ind w:firstLine="709"/>
+        <w:jc w:val="both"/>
+      </w:pPr>
+      <w:r>
+        <w:lastRenderedPageBreak/>
+        <w:t>3.1.12 Требования по стандартизации и унификации</w:t>
+      </w:r>
+      <w:bookmarkEnd w:id="22"/>
+      <w:r>
+        <w:t xml:space="preserve"> </w:t>
+      </w:r>
+    </w:p>
+    <w:p>
+      <w:pPr>
+        <w:spacing w:after="0" w:line="360" w:lineRule="auto"/>
+        <w:ind w:firstLine="709"/>
+        <w:jc w:val="both"/>
+        <w:rPr>
+          <w:rFonts w:ascii="Times New Roman" w:hAnsi="Times New Roman" w:cs="Times New Roman"/>
+          <w:sz w:val="28"/>
+          <w:szCs w:val="28"/>
+        </w:rPr>
+      </w:pPr>
+      <w:r>
+        <w:rPr>
+          <w:rFonts w:ascii="Times New Roman" w:hAnsi="Times New Roman" w:cs="Times New Roman"/>
+          <w:sz w:val="28"/>
+          <w:szCs w:val="28"/>
+        </w:rPr>
+        <w:t xml:space="preserve">Разработка системы должна осуществляться в рамках рекомендаций по стандартизации Р 50-54-38-88 </w:t>
+      </w:r>
+      <w:r>
+        <w:rPr>
+          <w:rFonts w:ascii="Times New Roman" w:hAnsi="Times New Roman" w:cs="Times New Roman"/>
+          <w:sz w:val="28"/>
+          <w:szCs w:val="28"/>
+        </w:rPr>
+        <w:t>«</w:t>
+      </w:r>
+      <w:r>
+        <w:rPr>
+          <w:rFonts w:ascii="Times New Roman" w:hAnsi="Times New Roman" w:cs="Times New Roman"/>
+          <w:sz w:val="28"/>
+          <w:szCs w:val="28"/>
+        </w:rPr>
+        <w:t>Общесистемное машиностроительного применения. Общие требования</w:t>
+      </w:r>
+      <w:r>
+        <w:rPr>
+          <w:rFonts w:ascii="Times New Roman" w:hAnsi="Times New Roman" w:cs="Times New Roman"/>
+          <w:sz w:val="28"/>
+          <w:szCs w:val="28"/>
+        </w:rPr>
+        <w:t>»</w:t>
       </w:r>
       <w:r>
         <w:rPr>
@@ -6582,31 +7391,85 @@
     <w:p>
       <w:pPr>
         <w:spacing w:after="0" w:line="360" w:lineRule="auto"/>
-        <w:rPr>
-          <w:rFonts w:ascii="Times New Roman" w:hAnsi="Times New Roman" w:cs="Times New Roman"/>
-          <w:sz w:val="28"/>
-          <w:szCs w:val="28"/>
-        </w:rPr>
-      </w:pPr>
-    </w:p>
-    <w:p>
-      <w:pPr>
+        <w:jc w:val="both"/>
+        <w:rPr>
+          <w:rFonts w:ascii="Times New Roman" w:hAnsi="Times New Roman" w:cs="Times New Roman"/>
+          <w:sz w:val="28"/>
+          <w:szCs w:val="28"/>
+        </w:rPr>
+      </w:pPr>
+    </w:p>
+    <w:p>
+      <w:pPr>
+        <w:pStyle w:val="12"/>
+        <w:spacing w:after="0" w:line="360" w:lineRule="auto"/>
+        <w:jc w:val="center"/>
+      </w:pPr>
+      <w:bookmarkStart w:id="23" w:name="_Toc239937325"/>
+      <w:r>
+        <w:t>3.2 Требования к функциям (задачам), выполняемым АС</w:t>
+      </w:r>
+      <w:bookmarkEnd w:id="23"/>
+    </w:p>
+    <w:p>
+      <w:pPr>
+        <w:spacing w:after="0" w:line="360" w:lineRule="auto"/>
+        <w:rPr>
+          <w:rFonts w:ascii="Times New Roman" w:hAnsi="Times New Roman" w:cs="Times New Roman"/>
+          <w:sz w:val="28"/>
+          <w:szCs w:val="28"/>
+        </w:rPr>
+      </w:pPr>
+    </w:p>
+    <w:p>
+      <w:pPr>
+        <w:pStyle w:val="12"/>
         <w:spacing w:after="0" w:line="360" w:lineRule="auto"/>
         <w:ind w:firstLine="708"/>
         <w:jc w:val="both"/>
         <w:rPr>
-          <w:rFonts w:ascii="Times New Roman" w:hAnsi="Times New Roman" w:cs="Times New Roman"/>
-          <w:sz w:val="28"/>
-          <w:szCs w:val="28"/>
-        </w:rPr>
-      </w:pPr>
-      <w:r>
-        <w:rPr>
-          <w:rFonts w:ascii="Times New Roman" w:hAnsi="Times New Roman" w:cs="Times New Roman"/>
-          <w:sz w:val="28"/>
-          <w:szCs w:val="28"/>
-        </w:rPr>
-        <w:t>АС должна иметь пользовательский интерфейс с возможностью изменения значений, представленных выше, и последующим построении объекта «</w:t>
+          <w:rFonts w:cs="Times New Roman"/>
+          <w:strike/>
+          <w:szCs w:val="28"/>
+        </w:rPr>
+      </w:pPr>
+      <w:bookmarkStart w:id="24" w:name="_Toc239937326"/>
+      <w:r>
+        <w:t>3.2.1 Перечень функций, задач или их комплексов</w:t>
+      </w:r>
+      <w:bookmarkEnd w:id="24"/>
+      <w:r>
+        <w:t xml:space="preserve"> </w:t>
+      </w:r>
+    </w:p>
+    <w:p>
+      <w:pPr>
+        <w:spacing w:after="0" w:line="360" w:lineRule="auto"/>
+        <w:ind w:firstLine="708"/>
+        <w:jc w:val="both"/>
+        <w:rPr>
+          <w:rFonts w:ascii="Times New Roman" w:hAnsi="Times New Roman" w:cs="Times New Roman"/>
+          <w:sz w:val="28"/>
+          <w:szCs w:val="28"/>
+        </w:rPr>
+      </w:pPr>
+      <w:proofErr w:type="gramStart"/>
+      <w:r>
+        <w:rPr>
+          <w:rFonts w:ascii="Times New Roman" w:hAnsi="Times New Roman" w:cs="Times New Roman"/>
+          <w:sz w:val="28"/>
+          <w:szCs w:val="28"/>
+        </w:rPr>
+        <w:t>САПР</w:t>
+      </w:r>
+      <w:proofErr w:type="gramEnd"/>
+      <w:r>
+        <w:rPr>
+          <w:rFonts w:ascii="Times New Roman" w:hAnsi="Times New Roman" w:cs="Times New Roman"/>
+          <w:sz w:val="28"/>
+          <w:szCs w:val="28"/>
+        </w:rPr>
+        <w:t xml:space="preserve"> </w:t>
       </w:r>
       <w:r>
         <w:rPr>
@@ -6622,56 +7485,129 @@
           <w:sz w:val="28"/>
           <w:szCs w:val="28"/>
         </w:rPr>
-        <w:t>» в САПР Inventor. В плагине должны проходить проверки значений, вводимых пользователем. Реализуемый плагин должен обеспечивать обработку ошибочных ситуаций, возникающих в процессе работы.</w:t>
-      </w:r>
-      <w:r>
-        <w:rPr>
-          <w:rFonts w:ascii="Times New Roman" w:hAnsi="Times New Roman" w:cs="Times New Roman"/>
-          <w:sz w:val="28"/>
-          <w:szCs w:val="28"/>
-        </w:rPr>
+        <w:t xml:space="preserve"> – д</w:t>
+      </w:r>
+      <w:r>
+        <w:rPr>
+          <w:rFonts w:ascii="Times New Roman" w:hAnsi="Times New Roman" w:cs="Times New Roman"/>
+          <w:sz w:val="28"/>
+          <w:szCs w:val="28"/>
+        </w:rPr>
+        <w:t>екоративное обрамление для картины, фотографии или документа, предназначенное для их фиксации, защиты и установки на горизонтальной поверхности. Рамка состоит из прямоугольного профиля (багета), сплошной задней стенки и опорной подставки (ножки).</w:t>
+      </w:r>
+    </w:p>
+    <w:p>
+      <w:pPr>
+        <w:spacing w:after="0" w:line="360" w:lineRule="auto"/>
+        <w:ind w:firstLine="708"/>
+        <w:jc w:val="both"/>
+        <w:rPr>
+          <w:rFonts w:ascii="Times New Roman" w:hAnsi="Times New Roman" w:cs="Times New Roman"/>
+          <w:sz w:val="28"/>
+          <w:szCs w:val="28"/>
+        </w:rPr>
+      </w:pPr>
+      <w:r>
+        <w:rPr>
+          <w:rFonts w:ascii="Times New Roman" w:hAnsi="Times New Roman" w:cs="Times New Roman"/>
+          <w:sz w:val="28"/>
+          <w:szCs w:val="28"/>
+        </w:rPr>
+        <w:t xml:space="preserve">В рамках задачи должен быть спроектирован и реализован механизм задания геометрических параметров рамки (габариты, ширина окантовки, угол наклона подставки) с проверкой их корректности. Также должна быть разработана система взаимодействия с API САПР «Autodesk </w:t>
+      </w:r>
+      <w:proofErr w:type="spellStart"/>
+      <w:r>
+        <w:rPr>
+          <w:rFonts w:ascii="Times New Roman" w:hAnsi="Times New Roman" w:cs="Times New Roman"/>
+          <w:sz w:val="28"/>
+          <w:szCs w:val="28"/>
+        </w:rPr>
+        <w:t>Inventor</w:t>
+      </w:r>
+      <w:proofErr w:type="spellEnd"/>
+      <w:r>
+        <w:rPr>
+          <w:rFonts w:ascii="Times New Roman" w:hAnsi="Times New Roman" w:cs="Times New Roman"/>
+          <w:sz w:val="28"/>
+          <w:szCs w:val="28"/>
+        </w:rPr>
+        <w:t>», производящая автоматическое 3D-построение модели рамки для фотографии с подставкой на основе заданных пользователем параметров.</w:t>
+      </w:r>
+    </w:p>
+    <w:p>
+      <w:pPr>
+        <w:spacing w:after="0" w:line="360" w:lineRule="auto"/>
+        <w:rPr>
+          <w:rFonts w:ascii="Times New Roman" w:hAnsi="Times New Roman" w:cs="Times New Roman"/>
+          <w:sz w:val="28"/>
+          <w:szCs w:val="28"/>
+        </w:rPr>
+      </w:pPr>
+    </w:p>
+    <w:p>
+      <w:pPr>
+        <w:pStyle w:val="12"/>
+        <w:spacing w:after="0" w:line="360" w:lineRule="auto"/>
+        <w:jc w:val="center"/>
+      </w:pPr>
+      <w:bookmarkStart w:id="25" w:name="_Toc239937327"/>
+      <w:r>
+        <w:t>3.3 Требования к видам обеспечения АС</w:t>
+      </w:r>
+      <w:bookmarkEnd w:id="25"/>
+    </w:p>
+    <w:p>
+      <w:pPr>
+        <w:pStyle w:val="12"/>
+        <w:spacing w:after="0" w:line="360" w:lineRule="auto"/>
+      </w:pPr>
+    </w:p>
+    <w:p>
+      <w:pPr>
+        <w:pStyle w:val="12"/>
+        <w:spacing w:after="0" w:line="360" w:lineRule="auto"/>
+        <w:ind w:firstLine="709"/>
+      </w:pPr>
+      <w:bookmarkStart w:id="26" w:name="_Toc239937328"/>
+      <w:r>
+        <w:t>3.3.1 Требования к математическому обеспечению системы</w:t>
+      </w:r>
+      <w:bookmarkEnd w:id="26"/>
+      <w:r>
         <w:t xml:space="preserve"> </w:t>
       </w:r>
-      <w:r>
-        <w:rPr>
-          <w:rFonts w:ascii="Times New Roman" w:hAnsi="Times New Roman" w:cs="Times New Roman"/>
-          <w:sz w:val="28"/>
-          <w:szCs w:val="28"/>
-        </w:rPr>
-        <w:t>При нажатии на кнопку «Построить» должна проходить проверка</w:t>
-      </w:r>
-      <w:r>
-        <w:rPr>
-          <w:rFonts w:ascii="Times New Roman" w:hAnsi="Times New Roman" w:cs="Times New Roman"/>
-          <w:sz w:val="28"/>
-          <w:szCs w:val="28"/>
-        </w:rPr>
-        <w:t xml:space="preserve"> </w:t>
-      </w:r>
-      <w:r>
-        <w:rPr>
-          <w:rFonts w:ascii="Times New Roman" w:hAnsi="Times New Roman" w:cs="Times New Roman"/>
-          <w:sz w:val="28"/>
-          <w:szCs w:val="28"/>
-        </w:rPr>
-        <w:t>правильности ввода данных. Если данные некорректные, то должно высветиться окно с ошибкой построения и не будут применяться введенные параметры.</w:t>
-      </w:r>
-    </w:p>
-    <w:p>
-      <w:pPr>
-        <w:pStyle w:val="12"/>
+    </w:p>
+    <w:p>
+      <w:pPr>
         <w:spacing w:after="0" w:line="360" w:lineRule="auto"/>
         <w:ind w:firstLine="709"/>
         <w:jc w:val="both"/>
-      </w:pPr>
-      <w:bookmarkStart w:id="13" w:name="_Toc239937314"/>
-      <w:r>
-        <w:t>3.1.2 Требования к численности и квалификации персонала системы</w:t>
-      </w:r>
-      <w:bookmarkEnd w:id="13"/>
-      <w:r>
-        <w:t xml:space="preserve"> </w:t>
-      </w:r>
+        <w:rPr>
+          <w:rFonts w:ascii="Times New Roman" w:hAnsi="Times New Roman" w:cs="Times New Roman"/>
+          <w:sz w:val="28"/>
+          <w:szCs w:val="28"/>
+        </w:rPr>
+      </w:pPr>
+      <w:r>
+        <w:rPr>
+          <w:rFonts w:ascii="Times New Roman" w:hAnsi="Times New Roman" w:cs="Times New Roman"/>
+          <w:sz w:val="28"/>
+          <w:szCs w:val="28"/>
+        </w:rPr>
+        <w:t xml:space="preserve">Дополнительные требования к математическому обеспечению системы не предъявляются. </w:t>
+      </w:r>
+    </w:p>
+    <w:p>
+      <w:pPr>
+        <w:pStyle w:val="12"/>
+        <w:spacing w:after="0" w:line="360" w:lineRule="auto"/>
+        <w:ind w:firstLine="709"/>
+      </w:pPr>
+      <w:bookmarkStart w:id="27" w:name="_Toc239937329"/>
+      <w:r>
+        <w:t>3.3.2 Требования к информационному обеспечению системы</w:t>
+      </w:r>
+      <w:bookmarkEnd w:id="27"/>
     </w:p>
     <w:p>
       <w:pPr>
@@ -6690,21 +7626,64 @@
           <w:sz w:val="28"/>
           <w:szCs w:val="28"/>
         </w:rPr>
-        <w:t>Дополнительные требования к численности и квалификации персонала системы не предъявляются.</w:t>
+        <w:t>Дополнительные требования по информационному обеспечению системы не предъявляются.</w:t>
       </w:r>
     </w:p>
     <w:p>
       <w:pPr>
         <w:pStyle w:val="12"/>
+        <w:spacing w:after="0" w:line="360" w:lineRule="auto"/>
+        <w:ind w:firstLine="709"/>
+      </w:pPr>
+      <w:bookmarkStart w:id="28" w:name="_Toc239937330"/>
+      <w:r>
+        <w:t>3.3.3 Требования к лингвистическому обеспечению системы</w:t>
+      </w:r>
+      <w:bookmarkEnd w:id="28"/>
+      <w:r>
+        <w:t xml:space="preserve"> </w:t>
+      </w:r>
+    </w:p>
+    <w:p>
+      <w:pPr>
         <w:spacing w:after="0" w:line="360" w:lineRule="auto"/>
         <w:ind w:firstLine="709"/>
         <w:jc w:val="both"/>
-      </w:pPr>
-      <w:bookmarkStart w:id="14" w:name="_Toc239937315"/>
-      <w:r>
-        <w:t>3.1.3 Показатели назначения</w:t>
-      </w:r>
-      <w:bookmarkEnd w:id="14"/>
+        <w:rPr>
+          <w:rFonts w:ascii="Times New Roman" w:hAnsi="Times New Roman" w:cs="Times New Roman"/>
+          <w:sz w:val="28"/>
+          <w:szCs w:val="28"/>
+        </w:rPr>
+      </w:pPr>
+      <w:r>
+        <w:rPr>
+          <w:rFonts w:ascii="Times New Roman" w:hAnsi="Times New Roman" w:cs="Times New Roman"/>
+          <w:sz w:val="28"/>
+          <w:szCs w:val="28"/>
+        </w:rPr>
+        <w:t xml:space="preserve">При разработке программы допускается использовать русский и английский языки, при этом не допускается использование обоих </w:t>
+      </w:r>
+      <w:r>
+        <w:rPr>
+          <w:rFonts w:ascii="Times New Roman" w:hAnsi="Times New Roman" w:cs="Times New Roman"/>
+          <w:sz w:val="28"/>
+          <w:szCs w:val="28"/>
+        </w:rPr>
+        <w:lastRenderedPageBreak/>
+        <w:t>одновременно. При реализации сразу двух языков должна быть предусмотрена возможность переключения между ними.</w:t>
+      </w:r>
+    </w:p>
+    <w:p>
+      <w:pPr>
+        <w:pStyle w:val="12"/>
+        <w:spacing w:after="0" w:line="360" w:lineRule="auto"/>
+        <w:ind w:firstLine="709"/>
+      </w:pPr>
+      <w:bookmarkStart w:id="29" w:name="_Toc239937331"/>
+      <w:r>
+        <w:t>3.3.4 Требования к программному обеспечению системы</w:t>
+      </w:r>
+      <w:bookmarkEnd w:id="29"/>
       <w:r>
         <w:t xml:space="preserve"> </w:t>
       </w:r>
@@ -6726,7 +7705,41 @@
           <w:sz w:val="28"/>
           <w:szCs w:val="28"/>
         </w:rPr>
-        <w:t>Разработанная система должна обеспечивать следующие показатели назначения:</w:t>
+        <w:t xml:space="preserve">При выборе программного обеспечения необходимо отдавать предпочтение платформам разработки и библиотекам, распространяемым под лицензией MIT или аналогичным ей лицензиям, допускающим свободное использование в любом ПО и освобождающим использующих от любой оплаты. Версия САПР </w:t>
+      </w:r>
+      <w:proofErr w:type="spellStart"/>
+      <w:r>
+        <w:rPr>
+          <w:rFonts w:ascii="Times New Roman" w:hAnsi="Times New Roman" w:cs="Times New Roman"/>
+          <w:sz w:val="28"/>
+          <w:szCs w:val="28"/>
+        </w:rPr>
+        <w:t>Inventor</w:t>
+      </w:r>
+      <w:proofErr w:type="spellEnd"/>
+      <w:r>
+        <w:rPr>
+          <w:rFonts w:ascii="Times New Roman" w:hAnsi="Times New Roman" w:cs="Times New Roman"/>
+          <w:sz w:val="28"/>
+          <w:szCs w:val="28"/>
+        </w:rPr>
+        <w:t xml:space="preserve"> версии 202</w:t>
+      </w:r>
+      <w:r>
+        <w:rPr>
+          <w:rFonts w:ascii="Times New Roman" w:hAnsi="Times New Roman" w:cs="Times New Roman"/>
+          <w:sz w:val="28"/>
+          <w:szCs w:val="28"/>
+        </w:rPr>
+        <w:t>6</w:t>
+      </w:r>
+      <w:r>
+        <w:rPr>
+          <w:rFonts w:ascii="Times New Roman" w:hAnsi="Times New Roman" w:cs="Times New Roman"/>
+          <w:sz w:val="28"/>
+          <w:szCs w:val="28"/>
+        </w:rPr>
+        <w:t>.</w:t>
       </w:r>
     </w:p>
     <w:p>
@@ -6746,7 +7759,22 @@
           <w:sz w:val="28"/>
           <w:szCs w:val="28"/>
         </w:rPr>
-        <w:t>− Время построения детали при учете уже запущенной программы САПР не должно превышать одной минуты;</w:t>
+        <w:t>Помимо этого, разработанная система должна работать на ПК с ОС Windows версии 10 и старше и разрядностью х64 с NET Framework 4.7.2.</w:t>
+      </w:r>
+    </w:p>
+    <w:p>
+      <w:pPr>
+        <w:pStyle w:val="12"/>
+        <w:spacing w:after="0" w:line="360" w:lineRule="auto"/>
+        <w:ind w:firstLine="709"/>
+      </w:pPr>
+      <w:bookmarkStart w:id="30" w:name="_Toc239937332"/>
+      <w:r>
+        <w:t>3.3.5 Требования к техническому обеспечению системы</w:t>
+      </w:r>
+      <w:bookmarkEnd w:id="30"/>
+      <w:r>
+        <w:t xml:space="preserve"> </w:t>
       </w:r>
     </w:p>
     <w:p>
@@ -6766,41 +7794,24 @@
           <w:sz w:val="28"/>
           <w:szCs w:val="28"/>
         </w:rPr>
-        <w:t xml:space="preserve">− Система не должна позволять создавать детали с некорректно заданными параметрами (см. п. 3.1.1 </w:t>
-      </w:r>
-      <w:r>
-        <w:rPr>
-          <w:rFonts w:ascii="Times New Roman" w:hAnsi="Times New Roman" w:cs="Times New Roman"/>
-          <w:sz w:val="28"/>
-          <w:szCs w:val="28"/>
-        </w:rPr>
-        <w:t>«</w:t>
-      </w:r>
-      <w:r>
-        <w:rPr>
-          <w:rFonts w:ascii="Times New Roman" w:hAnsi="Times New Roman" w:cs="Times New Roman"/>
-          <w:b/>
-          <w:bCs/>
-          <w:sz w:val="28"/>
-          <w:szCs w:val="28"/>
-        </w:rPr>
-        <w:t>Изменяемые параметры для плагина</w:t>
-      </w:r>
-      <w:r>
-        <w:rPr>
-          <w:rFonts w:ascii="Times New Roman" w:hAnsi="Times New Roman" w:cs="Times New Roman"/>
-          <w:sz w:val="28"/>
-          <w:szCs w:val="28"/>
-        </w:rPr>
-        <w:t>»</w:t>
-      </w:r>
-      <w:r>
-        <w:rPr>
-          <w:rFonts w:ascii="Times New Roman" w:hAnsi="Times New Roman" w:cs="Times New Roman"/>
-          <w:sz w:val="28"/>
-          <w:szCs w:val="28"/>
-        </w:rPr>
-        <w:t>).</w:t>
+        <w:t>−</w:t>
+      </w:r>
+      <w:r>
+        <w:rPr>
+          <w:rFonts w:ascii="Times New Roman" w:hAnsi="Times New Roman" w:cs="Times New Roman"/>
+          <w:sz w:val="28"/>
+          <w:szCs w:val="28"/>
+        </w:rPr>
+        <w:t xml:space="preserve"> </w:t>
+      </w:r>
+      <w:commentRangeStart w:id="31"/>
+      <w:r>
+        <w:rPr>
+          <w:rFonts w:ascii="Times New Roman" w:hAnsi="Times New Roman" w:cs="Times New Roman"/>
+          <w:sz w:val="28"/>
+          <w:szCs w:val="28"/>
+        </w:rPr>
+        <w:t>ЦП 2.5 ГГц;</w:t>
       </w:r>
     </w:p>
     <w:p>
@@ -6820,23 +7831,59 @@
           <w:sz w:val="28"/>
           <w:szCs w:val="28"/>
         </w:rPr>
-        <w:t>− Требования к аппаратной части и масштабированию для обеспечения перечисленных показателей должны быть определены на этапе технического проектирования.</w:t>
-      </w:r>
-    </w:p>
-    <w:p>
-      <w:pPr>
-        <w:pStyle w:val="12"/>
+        <w:t>−</w:t>
+      </w:r>
+      <w:r>
+        <w:rPr>
+          <w:rFonts w:ascii="Times New Roman" w:hAnsi="Times New Roman" w:cs="Times New Roman"/>
+          <w:sz w:val="28"/>
+          <w:szCs w:val="28"/>
+        </w:rPr>
+        <w:t xml:space="preserve"> </w:t>
+      </w:r>
+      <w:r>
+        <w:rPr>
+          <w:rFonts w:ascii="Times New Roman" w:hAnsi="Times New Roman" w:cs="Times New Roman"/>
+          <w:sz w:val="28"/>
+          <w:szCs w:val="28"/>
+        </w:rPr>
+        <w:t xml:space="preserve">16 ГБ ОЗУ; </w:t>
+      </w:r>
+    </w:p>
+    <w:p>
+      <w:pPr>
         <w:spacing w:after="0" w:line="360" w:lineRule="auto"/>
         <w:ind w:firstLine="709"/>
         <w:jc w:val="both"/>
-      </w:pPr>
-      <w:bookmarkStart w:id="15" w:name="_Toc239937316"/>
-      <w:r>
-        <w:t>3.1.4 Требования к надежности</w:t>
-      </w:r>
-      <w:bookmarkEnd w:id="15"/>
-      <w:r>
+        <w:rPr>
+          <w:rFonts w:ascii="Times New Roman" w:hAnsi="Times New Roman" w:cs="Times New Roman"/>
+          <w:sz w:val="28"/>
+          <w:szCs w:val="28"/>
+        </w:rPr>
+      </w:pPr>
+      <w:r>
+        <w:rPr>
+          <w:rFonts w:ascii="Times New Roman" w:hAnsi="Times New Roman" w:cs="Times New Roman"/>
+          <w:sz w:val="28"/>
+          <w:szCs w:val="28"/>
+        </w:rPr>
+        <w:t>−</w:t>
+      </w:r>
+      <w:r>
+        <w:rPr>
+          <w:rFonts w:ascii="Times New Roman" w:hAnsi="Times New Roman" w:cs="Times New Roman"/>
+          <w:sz w:val="28"/>
+          <w:szCs w:val="28"/>
+        </w:rPr>
         <w:t xml:space="preserve"> </w:t>
+      </w:r>
+      <w:r>
+        <w:rPr>
+          <w:rFonts w:ascii="Times New Roman" w:hAnsi="Times New Roman" w:cs="Times New Roman"/>
+          <w:sz w:val="28"/>
+          <w:szCs w:val="28"/>
+        </w:rPr>
+        <w:t xml:space="preserve">место на диске — 40 ГБ; </w:t>
       </w:r>
     </w:p>
     <w:p>
@@ -6856,7 +7903,48 @@
           <w:sz w:val="28"/>
           <w:szCs w:val="28"/>
         </w:rPr>
-        <w:t>Дополнительные требования к надежности не предъявляются.</w:t>
+        <w:t>−</w:t>
+      </w:r>
+      <w:r>
+        <w:rPr>
+          <w:rFonts w:ascii="Times New Roman" w:hAnsi="Times New Roman" w:cs="Times New Roman"/>
+          <w:sz w:val="28"/>
+          <w:szCs w:val="28"/>
+        </w:rPr>
+        <w:t xml:space="preserve"> </w:t>
+      </w:r>
+      <w:r>
+        <w:rPr>
+          <w:rFonts w:ascii="Times New Roman" w:hAnsi="Times New Roman" w:cs="Times New Roman"/>
+          <w:sz w:val="28"/>
+          <w:szCs w:val="28"/>
+        </w:rPr>
+        <w:t>графический процессор с объемом памяти 1 ГБ, пропускной способностью 29 ГБ/с и поддержкой DirectX 11.</w:t>
+      </w:r>
+      <w:commentRangeEnd w:id="31"/>
+      <w:r>
+        <w:rPr>
+          <w:rStyle w:val="ac"/>
+          <w:rFonts w:ascii="Times New Roman" w:hAnsi="Times New Roman" w:cs="Times New Roman"/>
+          <w:sz w:val="28"/>
+          <w:szCs w:val="28"/>
+        </w:rPr>
+        <w:commentReference w:id="31"/>
+      </w:r>
+    </w:p>
+    <w:p>
+      <w:pPr>
+        <w:pStyle w:val="12"/>
+        <w:spacing w:after="0" w:line="360" w:lineRule="auto"/>
+        <w:ind w:firstLine="709"/>
+      </w:pPr>
+      <w:bookmarkStart w:id="32" w:name="_Toc239937333"/>
+      <w:r>
+        <w:t>3.3.6 Требования к метрологическому обеспечению</w:t>
+      </w:r>
+      <w:bookmarkEnd w:id="32"/>
+      <w:r>
+        <w:t xml:space="preserve"> </w:t>
       </w:r>
     </w:p>
     <w:p>
@@ -6865,981 +7953,77 @@
         <w:ind w:firstLine="709"/>
         <w:jc w:val="both"/>
         <w:rPr>
-          <w:rFonts w:ascii="Times New Roman" w:hAnsi="Times New Roman"/>
-          <w:sz w:val="28"/>
-        </w:rPr>
-      </w:pPr>
-      <w:bookmarkStart w:id="16" w:name="_Toc239937317"/>
-      <w:r>
-        <w:br w:type="page"/>
+          <w:rFonts w:ascii="Times New Roman" w:hAnsi="Times New Roman" w:cs="Times New Roman"/>
+          <w:sz w:val="28"/>
+          <w:szCs w:val="28"/>
+        </w:rPr>
+      </w:pPr>
+      <w:r>
+        <w:rPr>
+          <w:rFonts w:ascii="Times New Roman" w:hAnsi="Times New Roman" w:cs="Times New Roman"/>
+          <w:sz w:val="28"/>
+          <w:szCs w:val="28"/>
+        </w:rPr>
+        <w:t xml:space="preserve">Дополнительные требования к метрологическому обеспечению не предъявляются. </w:t>
       </w:r>
     </w:p>
     <w:p>
       <w:pPr>
         <w:pStyle w:val="12"/>
+        <w:spacing w:after="0" w:line="360" w:lineRule="auto"/>
+        <w:ind w:firstLine="709"/>
+      </w:pPr>
+      <w:bookmarkStart w:id="33" w:name="_Toc239937334"/>
+      <w:r>
+        <w:t>3.3.7 Требования к организационному обеспечению</w:t>
+      </w:r>
+      <w:bookmarkEnd w:id="33"/>
+      <w:r>
+        <w:t xml:space="preserve"> </w:t>
+      </w:r>
+    </w:p>
+    <w:p>
+      <w:pPr>
         <w:spacing w:after="0" w:line="360" w:lineRule="auto"/>
         <w:ind w:firstLine="709"/>
         <w:jc w:val="both"/>
-      </w:pPr>
-      <w:r>
-        <w:lastRenderedPageBreak/>
-        <w:t>3.1.5</w:t>
-      </w:r>
-      <w:r>
-        <w:t xml:space="preserve"> </w:t>
-      </w:r>
-      <w:r>
-        <w:t>Требования к безопасности</w:t>
-      </w:r>
-      <w:bookmarkEnd w:id="16"/>
-      <w:r>
-        <w:t xml:space="preserve"> </w:t>
-      </w:r>
+        <w:rPr>
+          <w:rFonts w:ascii="Times New Roman" w:hAnsi="Times New Roman" w:cs="Times New Roman"/>
+          <w:sz w:val="28"/>
+          <w:szCs w:val="28"/>
+        </w:rPr>
+      </w:pPr>
+      <w:r>
+        <w:rPr>
+          <w:rFonts w:ascii="Times New Roman" w:hAnsi="Times New Roman" w:cs="Times New Roman"/>
+          <w:sz w:val="28"/>
+          <w:szCs w:val="28"/>
+        </w:rPr>
+        <w:t>Дополнительные требования к организационному обеспечению не предъявляются</w:t>
+      </w:r>
+    </w:p>
+    <w:p>
+      <w:pPr>
+        <w:spacing w:after="0" w:line="360" w:lineRule="auto"/>
+        <w:jc w:val="both"/>
+        <w:rPr>
+          <w:rFonts w:ascii="Times New Roman" w:hAnsi="Times New Roman" w:cs="Times New Roman"/>
+          <w:sz w:val="28"/>
+          <w:szCs w:val="28"/>
+        </w:rPr>
+      </w:pPr>
     </w:p>
     <w:p>
       <w:pPr>
         <w:pStyle w:val="12"/>
         <w:spacing w:after="0" w:line="360" w:lineRule="auto"/>
-        <w:ind w:firstLine="709"/>
-        <w:jc w:val="both"/>
-      </w:pPr>
-      <w:r>
-        <w:rPr>
-          <w:rFonts w:cs="Times New Roman"/>
-          <w:szCs w:val="28"/>
-        </w:rPr>
-        <w:t xml:space="preserve">Дополнительные требования к безопасности плагина </w:t>
-      </w:r>
-      <w:r>
-        <w:rPr>
-          <w:rFonts w:cs="Times New Roman"/>
-          <w:szCs w:val="28"/>
-        </w:rPr>
-        <w:t>«Рамка для фотографии»</w:t>
-      </w:r>
-      <w:r>
-        <w:rPr>
-          <w:rFonts w:cs="Times New Roman"/>
-          <w:szCs w:val="28"/>
-        </w:rPr>
-        <w:t xml:space="preserve"> не предъявляются.</w:t>
-      </w:r>
-    </w:p>
-    <w:p>
-      <w:pPr>
-        <w:spacing w:after="0" w:line="360" w:lineRule="auto"/>
-        <w:ind w:firstLine="709"/>
-        <w:jc w:val="both"/>
-        <w:rPr>
-          <w:rFonts w:ascii="Times New Roman" w:hAnsi="Times New Roman" w:cs="Times New Roman"/>
-          <w:sz w:val="28"/>
-          <w:szCs w:val="28"/>
-        </w:rPr>
-      </w:pPr>
-      <w:bookmarkStart w:id="17" w:name="_Toc239937318"/>
-      <w:r>
-        <w:rPr>
-          <w:rFonts w:ascii="Times New Roman" w:hAnsi="Times New Roman" w:cs="Times New Roman"/>
-          <w:sz w:val="28"/>
-          <w:szCs w:val="28"/>
-        </w:rPr>
-        <w:t>3.1.6 Требования к эргономике и технической эстетике</w:t>
-      </w:r>
-      <w:bookmarkEnd w:id="17"/>
-      <w:r>
-        <w:rPr>
-          <w:rFonts w:ascii="Times New Roman" w:hAnsi="Times New Roman" w:cs="Times New Roman"/>
-          <w:sz w:val="28"/>
-          <w:szCs w:val="28"/>
-        </w:rPr>
-        <w:t xml:space="preserve"> </w:t>
-      </w:r>
-    </w:p>
-    <w:p>
-      <w:pPr>
-        <w:spacing w:after="0" w:line="360" w:lineRule="auto"/>
-        <w:ind w:firstLine="709"/>
-        <w:jc w:val="both"/>
-        <w:rPr>
-          <w:rFonts w:ascii="Times New Roman" w:hAnsi="Times New Roman" w:cs="Times New Roman"/>
-          <w:sz w:val="28"/>
-          <w:szCs w:val="28"/>
-        </w:rPr>
-      </w:pPr>
-      <w:r>
-        <w:rPr>
-          <w:rFonts w:ascii="Times New Roman" w:hAnsi="Times New Roman" w:cs="Times New Roman"/>
-          <w:sz w:val="28"/>
-          <w:szCs w:val="28"/>
-        </w:rPr>
-        <w:t>Пользовательские интерфейсы для всех подсистем, разработанных в рамках создания системы должны быть выполнены в виде desktop интерфейсов с помощью фреймворков WindowsForms, WPF или аналогичных им, позволяющих создавать пользовательские интерфейсы для ОС Windows 10 и выше.</w:t>
-      </w:r>
-    </w:p>
-    <w:p>
-      <w:pPr>
-        <w:spacing w:after="0" w:line="360" w:lineRule="auto"/>
-        <w:ind w:firstLine="709"/>
-        <w:jc w:val="both"/>
-        <w:rPr>
-          <w:rFonts w:ascii="Times New Roman" w:hAnsi="Times New Roman" w:cs="Times New Roman"/>
-          <w:sz w:val="28"/>
-          <w:szCs w:val="28"/>
-        </w:rPr>
-      </w:pPr>
-      <w:r>
-        <w:rPr>
-          <w:rFonts w:ascii="Times New Roman" w:hAnsi="Times New Roman" w:cs="Times New Roman"/>
-          <w:sz w:val="28"/>
-          <w:szCs w:val="28"/>
-        </w:rPr>
-        <w:t>Интерфейсы должны быть адаптированы под минимальную высоту экрана 1080 пикселя и ширину экрана 1920.</w:t>
-      </w:r>
-    </w:p>
-    <w:p>
-      <w:pPr>
-        <w:spacing w:after="0" w:line="360" w:lineRule="auto"/>
-        <w:ind w:firstLine="709"/>
-        <w:jc w:val="both"/>
-        <w:rPr>
-          <w:rFonts w:ascii="Times New Roman" w:hAnsi="Times New Roman" w:cs="Times New Roman"/>
-          <w:sz w:val="28"/>
-          <w:szCs w:val="28"/>
-        </w:rPr>
-      </w:pPr>
-      <w:r>
-        <w:rPr>
-          <w:rFonts w:ascii="Times New Roman" w:hAnsi="Times New Roman" w:cs="Times New Roman"/>
-          <w:sz w:val="28"/>
-          <w:szCs w:val="28"/>
-        </w:rPr>
-        <w:t>Элементы интерфейса должны отвечать рекомендациям по верстке интерфейсов desktop-приложений указанным в источнике [1].</w:t>
-      </w:r>
-    </w:p>
-    <w:p>
-      <w:pPr>
-        <w:pStyle w:val="12"/>
-        <w:spacing w:after="0" w:line="360" w:lineRule="auto"/>
-        <w:ind w:firstLine="709"/>
-        <w:jc w:val="both"/>
-      </w:pPr>
-      <w:bookmarkStart w:id="18" w:name="_Toc239937319"/>
-      <w:r>
-        <w:t xml:space="preserve">3.1.7 Требования к эксплуатации, техническому обслуживанию, ремонту и хранению компонентов </w:t>
-      </w:r>
-      <w:commentRangeStart w:id="19"/>
-      <w:r>
-        <w:t>системы</w:t>
-      </w:r>
-      <w:bookmarkEnd w:id="18"/>
-      <w:commentRangeEnd w:id="19"/>
-      <w:r>
-        <w:rPr>
-          <w:rStyle w:val="ac"/>
-          <w:sz w:val="28"/>
-          <w:szCs w:val="24"/>
-        </w:rPr>
-        <w:commentReference w:id="19"/>
-      </w:r>
-      <w:r>
-        <w:t xml:space="preserve"> </w:t>
-      </w:r>
-    </w:p>
-    <w:p>
-      <w:pPr>
-        <w:spacing w:after="0" w:line="360" w:lineRule="auto"/>
-        <w:ind w:firstLine="709"/>
-        <w:jc w:val="both"/>
-        <w:rPr>
-          <w:rFonts w:ascii="Times New Roman" w:hAnsi="Times New Roman" w:cs="Times New Roman"/>
-          <w:sz w:val="28"/>
-          <w:szCs w:val="28"/>
-        </w:rPr>
-      </w:pPr>
-      <w:r>
-        <w:rPr>
-          <w:rFonts w:ascii="Times New Roman" w:hAnsi="Times New Roman" w:cs="Times New Roman"/>
-          <w:sz w:val="28"/>
-          <w:szCs w:val="28"/>
-        </w:rPr>
-        <w:t>Дополнительные требования к эксплуатации, техническому обслуживанию, ремонту и хранению компонентов системы не предъявляются.</w:t>
-      </w:r>
-    </w:p>
-    <w:p>
-      <w:pPr>
-        <w:pStyle w:val="12"/>
-        <w:spacing w:after="0" w:line="360" w:lineRule="auto"/>
-        <w:ind w:firstLine="709"/>
-        <w:jc w:val="both"/>
-      </w:pPr>
-      <w:bookmarkStart w:id="20" w:name="_Toc239937320"/>
-      <w:r>
-        <w:t xml:space="preserve">3.1.8 Требования к защите информации от несанкционированного </w:t>
-      </w:r>
-      <w:commentRangeStart w:id="21"/>
-      <w:r>
-        <w:t>доступа</w:t>
-      </w:r>
-      <w:bookmarkEnd w:id="20"/>
-      <w:commentRangeEnd w:id="21"/>
-      <w:r>
-        <w:rPr>
-          <w:rStyle w:val="ac"/>
-          <w:sz w:val="28"/>
-          <w:szCs w:val="24"/>
-        </w:rPr>
-        <w:commentReference w:id="21"/>
-      </w:r>
-      <w:r>
-        <w:t xml:space="preserve"> </w:t>
-      </w:r>
-    </w:p>
-    <w:p>
-      <w:pPr>
-        <w:spacing w:after="0" w:line="360" w:lineRule="auto"/>
-        <w:ind w:firstLine="709"/>
-        <w:jc w:val="both"/>
-        <w:rPr>
-          <w:rFonts w:ascii="Times New Roman" w:hAnsi="Times New Roman" w:cs="Times New Roman"/>
-          <w:sz w:val="28"/>
-          <w:szCs w:val="28"/>
-        </w:rPr>
-      </w:pPr>
-      <w:r>
-        <w:rPr>
-          <w:rFonts w:ascii="Times New Roman" w:hAnsi="Times New Roman" w:cs="Times New Roman"/>
-          <w:sz w:val="28"/>
-          <w:szCs w:val="28"/>
-        </w:rPr>
-        <w:t>Дополнительные требования к защите</w:t>
-      </w:r>
-      <w:r>
-        <w:rPr>
-          <w:rFonts w:ascii="Times New Roman" w:hAnsi="Times New Roman" w:cs="Times New Roman"/>
-          <w:sz w:val="28"/>
-          <w:szCs w:val="28"/>
-        </w:rPr>
-        <w:t xml:space="preserve"> информации от</w:t>
-      </w:r>
-      <w:r>
-        <w:rPr>
-          <w:rFonts w:ascii="Times New Roman" w:hAnsi="Times New Roman" w:cs="Times New Roman"/>
-          <w:sz w:val="28"/>
-          <w:szCs w:val="28"/>
-        </w:rPr>
-        <w:t xml:space="preserve"> несанкционированного доступа не предъявляются.</w:t>
-      </w:r>
-    </w:p>
-    <w:p>
-      <w:pPr>
-        <w:pStyle w:val="12"/>
-        <w:spacing w:after="0" w:line="360" w:lineRule="auto"/>
-        <w:ind w:firstLine="709"/>
-        <w:jc w:val="both"/>
-      </w:pPr>
-      <w:bookmarkStart w:id="22" w:name="_Toc239937321"/>
-      <w:r>
-        <w:t>3.1.9 Требования по сохранности информации при авариях</w:t>
-      </w:r>
-      <w:bookmarkEnd w:id="22"/>
-    </w:p>
-    <w:p>
-      <w:pPr>
-        <w:spacing w:after="0" w:line="360" w:lineRule="auto"/>
-        <w:ind w:firstLine="709"/>
-        <w:jc w:val="both"/>
-        <w:rPr>
-          <w:rFonts w:ascii="Times New Roman" w:hAnsi="Times New Roman" w:cs="Times New Roman"/>
-          <w:sz w:val="28"/>
-          <w:szCs w:val="28"/>
-        </w:rPr>
-      </w:pPr>
-      <w:r>
-        <w:rPr>
-          <w:rFonts w:ascii="Times New Roman" w:hAnsi="Times New Roman" w:cs="Times New Roman"/>
-          <w:sz w:val="28"/>
-          <w:szCs w:val="28"/>
-        </w:rPr>
-        <w:t>Дополнительные требования по сохранности информации при авариях не предъявляются.</w:t>
-      </w:r>
-    </w:p>
-    <w:p>
-      <w:pPr>
-        <w:pStyle w:val="12"/>
-        <w:spacing w:after="0" w:line="360" w:lineRule="auto"/>
-        <w:ind w:firstLine="709"/>
-        <w:jc w:val="both"/>
-      </w:pPr>
-      <w:bookmarkStart w:id="23" w:name="_Toc239937322"/>
-      <w:r>
-        <w:t>3.1.10 Требования к защите от влияния внешних воздействий</w:t>
-      </w:r>
-      <w:bookmarkEnd w:id="23"/>
-    </w:p>
-    <w:p>
-      <w:pPr>
-        <w:spacing w:after="0" w:line="360" w:lineRule="auto"/>
-        <w:ind w:firstLine="709"/>
-        <w:jc w:val="both"/>
-        <w:rPr>
-          <w:rFonts w:ascii="Times New Roman" w:hAnsi="Times New Roman" w:cs="Times New Roman"/>
-          <w:sz w:val="28"/>
-          <w:szCs w:val="28"/>
-        </w:rPr>
-      </w:pPr>
-      <w:r>
-        <w:rPr>
-          <w:rFonts w:ascii="Times New Roman" w:hAnsi="Times New Roman" w:cs="Times New Roman"/>
-          <w:sz w:val="28"/>
-          <w:szCs w:val="28"/>
-        </w:rPr>
-        <w:t>Дополнительные требования к защите от влияния внешних воздействий не предъявляются.</w:t>
-      </w:r>
-    </w:p>
-    <w:p>
-      <w:pPr>
-        <w:pStyle w:val="12"/>
-        <w:spacing w:after="0" w:line="360" w:lineRule="auto"/>
-        <w:ind w:firstLine="709"/>
-        <w:jc w:val="both"/>
-      </w:pPr>
-      <w:bookmarkStart w:id="24" w:name="_Toc239937323"/>
-      <w:r>
-        <w:t>3.1.11 Требования к патентной чистоте</w:t>
-      </w:r>
-      <w:bookmarkEnd w:id="24"/>
-      <w:r>
-        <w:t xml:space="preserve"> </w:t>
-      </w:r>
-    </w:p>
-    <w:p>
-      <w:pPr>
-        <w:spacing w:after="0" w:line="360" w:lineRule="auto"/>
-        <w:ind w:firstLine="709"/>
-        <w:jc w:val="both"/>
-        <w:rPr>
-          <w:rFonts w:ascii="Times New Roman" w:hAnsi="Times New Roman" w:cs="Times New Roman"/>
-          <w:sz w:val="28"/>
-          <w:szCs w:val="28"/>
-        </w:rPr>
-      </w:pPr>
-      <w:r>
-        <w:rPr>
-          <w:rFonts w:ascii="Times New Roman" w:hAnsi="Times New Roman" w:cs="Times New Roman"/>
-          <w:sz w:val="28"/>
-          <w:szCs w:val="28"/>
-        </w:rPr>
-        <w:t xml:space="preserve">Дополнительные требования к патентной чистоте не предъявляются. </w:t>
-      </w:r>
-    </w:p>
-    <w:p>
-      <w:pPr>
-        <w:spacing w:after="0" w:line="360" w:lineRule="auto"/>
-        <w:ind w:firstLine="709"/>
-        <w:jc w:val="both"/>
-        <w:rPr>
-          <w:rFonts w:ascii="Times New Roman" w:hAnsi="Times New Roman"/>
-          <w:sz w:val="28"/>
-        </w:rPr>
-      </w:pPr>
-      <w:bookmarkStart w:id="25" w:name="_Toc239937324"/>
-      <w:r>
-        <w:br w:type="page"/>
-      </w:r>
-    </w:p>
-    <w:p>
-      <w:pPr>
-        <w:pStyle w:val="12"/>
-        <w:spacing w:after="0" w:line="360" w:lineRule="auto"/>
-        <w:ind w:firstLine="709"/>
-        <w:jc w:val="both"/>
-      </w:pPr>
-      <w:r>
-        <w:lastRenderedPageBreak/>
-        <w:t>3.1.12 Требования по стандартизации и унификации</w:t>
-      </w:r>
-      <w:bookmarkEnd w:id="25"/>
-      <w:r>
-        <w:t xml:space="preserve"> </w:t>
-      </w:r>
-    </w:p>
-    <w:p>
-      <w:pPr>
-        <w:spacing w:after="0" w:line="360" w:lineRule="auto"/>
-        <w:ind w:firstLine="709"/>
-        <w:jc w:val="both"/>
-        <w:rPr>
-          <w:rFonts w:ascii="Times New Roman" w:hAnsi="Times New Roman" w:cs="Times New Roman"/>
-          <w:sz w:val="28"/>
-          <w:szCs w:val="28"/>
-        </w:rPr>
-      </w:pPr>
-      <w:r>
-        <w:rPr>
-          <w:rFonts w:ascii="Times New Roman" w:hAnsi="Times New Roman" w:cs="Times New Roman"/>
-          <w:sz w:val="28"/>
-          <w:szCs w:val="28"/>
-        </w:rPr>
-        <w:t xml:space="preserve">Разработка системы должна осуществляться в рамках рекомендаций по стандартизации Р 50-54-38-88 </w:t>
-      </w:r>
-      <w:r>
-        <w:rPr>
-          <w:rFonts w:ascii="Times New Roman" w:hAnsi="Times New Roman" w:cs="Times New Roman"/>
-          <w:sz w:val="28"/>
-          <w:szCs w:val="28"/>
-        </w:rPr>
-        <w:t>«</w:t>
-      </w:r>
-      <w:r>
-        <w:rPr>
-          <w:rFonts w:ascii="Times New Roman" w:hAnsi="Times New Roman" w:cs="Times New Roman"/>
-          <w:sz w:val="28"/>
-          <w:szCs w:val="28"/>
-        </w:rPr>
-        <w:t>Общесистемное машиностроительного применения. Общие требования</w:t>
-      </w:r>
-      <w:r>
-        <w:rPr>
-          <w:rFonts w:ascii="Times New Roman" w:hAnsi="Times New Roman" w:cs="Times New Roman"/>
-          <w:sz w:val="28"/>
-          <w:szCs w:val="28"/>
-        </w:rPr>
-        <w:t>»</w:t>
-      </w:r>
-      <w:r>
-        <w:rPr>
-          <w:rFonts w:ascii="Times New Roman" w:hAnsi="Times New Roman" w:cs="Times New Roman"/>
-          <w:sz w:val="28"/>
-          <w:szCs w:val="28"/>
-        </w:rPr>
-        <w:t>.</w:t>
-      </w:r>
-    </w:p>
-    <w:p>
-      <w:pPr>
-        <w:spacing w:after="0" w:line="360" w:lineRule="auto"/>
-        <w:jc w:val="both"/>
-        <w:rPr>
-          <w:rFonts w:ascii="Times New Roman" w:hAnsi="Times New Roman" w:cs="Times New Roman"/>
-          <w:sz w:val="28"/>
-          <w:szCs w:val="28"/>
-        </w:rPr>
-      </w:pPr>
-    </w:p>
-    <w:p>
-      <w:pPr>
-        <w:pStyle w:val="12"/>
-        <w:spacing w:after="0" w:line="360" w:lineRule="auto"/>
         <w:jc w:val="center"/>
       </w:pPr>
-      <w:bookmarkStart w:id="26" w:name="_Toc239937325"/>
-      <w:r>
-        <w:t>3.2 Требования к функциям (задачам), выполняемым АС</w:t>
-      </w:r>
-      <w:bookmarkEnd w:id="26"/>
-    </w:p>
-    <w:p>
-      <w:pPr>
-        <w:spacing w:after="0" w:line="360" w:lineRule="auto"/>
-        <w:rPr>
-          <w:rFonts w:ascii="Times New Roman" w:hAnsi="Times New Roman" w:cs="Times New Roman"/>
-          <w:sz w:val="28"/>
-          <w:szCs w:val="28"/>
-        </w:rPr>
-      </w:pPr>
-    </w:p>
-    <w:p>
-      <w:pPr>
-        <w:pStyle w:val="12"/>
-        <w:spacing w:after="0" w:line="360" w:lineRule="auto"/>
-        <w:ind w:firstLine="708"/>
-        <w:jc w:val="both"/>
-        <w:rPr>
-          <w:rFonts w:cs="Times New Roman"/>
-          <w:strike/>
-          <w:szCs w:val="28"/>
-        </w:rPr>
-      </w:pPr>
-      <w:bookmarkStart w:id="27" w:name="_Toc239937326"/>
-      <w:r>
-        <w:t>3.2.1 Перечень функций, задач или их комплексов</w:t>
-      </w:r>
-      <w:bookmarkEnd w:id="27"/>
-      <w:r>
-        <w:t xml:space="preserve"> </w:t>
-      </w:r>
-    </w:p>
-    <w:p>
-      <w:pPr>
-        <w:spacing w:after="0" w:line="360" w:lineRule="auto"/>
-        <w:ind w:firstLine="708"/>
-        <w:jc w:val="both"/>
-        <w:rPr>
-          <w:rFonts w:ascii="Times New Roman" w:hAnsi="Times New Roman" w:cs="Times New Roman"/>
-          <w:sz w:val="28"/>
-          <w:szCs w:val="28"/>
-        </w:rPr>
-      </w:pPr>
-      <w:r>
-        <w:rPr>
-          <w:rFonts w:ascii="Times New Roman" w:hAnsi="Times New Roman" w:cs="Times New Roman"/>
-          <w:sz w:val="28"/>
-          <w:szCs w:val="28"/>
-        </w:rPr>
-        <w:t xml:space="preserve">САПР </w:t>
-      </w:r>
-      <w:r>
-        <w:rPr>
-          <w:rFonts w:ascii="Times New Roman" w:hAnsi="Times New Roman" w:cs="Times New Roman"/>
-          <w:sz w:val="28"/>
-          <w:szCs w:val="28"/>
-        </w:rPr>
-        <w:t>Рамка для фотографии</w:t>
-      </w:r>
-      <w:r>
-        <w:rPr>
-          <w:rFonts w:ascii="Times New Roman" w:hAnsi="Times New Roman" w:cs="Times New Roman"/>
-          <w:sz w:val="28"/>
-          <w:szCs w:val="28"/>
-        </w:rPr>
-        <w:t xml:space="preserve"> – д</w:t>
-      </w:r>
-      <w:r>
-        <w:rPr>
-          <w:rFonts w:ascii="Times New Roman" w:hAnsi="Times New Roman" w:cs="Times New Roman"/>
-          <w:sz w:val="28"/>
-          <w:szCs w:val="28"/>
-        </w:rPr>
-        <w:t>екоративное обрамление для картины, фотографии или документа, предназначенное для их фиксации, защиты и установки на горизонтальной поверхности. Рамка состоит из прямоугольного профиля (багета), сплошной задней стенки и опорной подставки (ножки).</w:t>
-      </w:r>
-    </w:p>
-    <w:p>
-      <w:pPr>
-        <w:spacing w:after="0" w:line="360" w:lineRule="auto"/>
-        <w:ind w:firstLine="708"/>
-        <w:jc w:val="both"/>
-        <w:rPr>
-          <w:rFonts w:ascii="Times New Roman" w:hAnsi="Times New Roman" w:cs="Times New Roman"/>
-          <w:sz w:val="28"/>
-          <w:szCs w:val="28"/>
-        </w:rPr>
-      </w:pPr>
-      <w:r>
-        <w:rPr>
-          <w:rFonts w:ascii="Times New Roman" w:hAnsi="Times New Roman" w:cs="Times New Roman"/>
-          <w:sz w:val="28"/>
-          <w:szCs w:val="28"/>
-        </w:rPr>
-        <w:t>В рамках задачи должен быть спроектирован и реализован механизм задания геометрических параметров рамки (габариты, ширина окантовки, угол наклона подставки) с проверкой их корректности. Также должна быть разработана система взаимодействия с API САПР «Autodesk Inventor», производящая автоматическое 3D-построение модели рамки для фотографии с подставкой на основе заданных пользователем параметров.</w:t>
-      </w:r>
-    </w:p>
-    <w:p>
-      <w:pPr>
-        <w:spacing w:after="0" w:line="360" w:lineRule="auto"/>
-        <w:rPr>
-          <w:rFonts w:ascii="Times New Roman" w:hAnsi="Times New Roman" w:cs="Times New Roman"/>
-          <w:sz w:val="28"/>
-          <w:szCs w:val="28"/>
-        </w:rPr>
-      </w:pPr>
-    </w:p>
-    <w:p>
-      <w:pPr>
-        <w:pStyle w:val="12"/>
-        <w:spacing w:after="0" w:line="360" w:lineRule="auto"/>
-        <w:jc w:val="center"/>
-      </w:pPr>
-      <w:bookmarkStart w:id="28" w:name="_Toc239937327"/>
-      <w:r>
-        <w:t>3.3 Требования к видам обеспечения АС</w:t>
-      </w:r>
-      <w:bookmarkEnd w:id="28"/>
-    </w:p>
-    <w:p>
-      <w:pPr>
-        <w:pStyle w:val="12"/>
-        <w:spacing w:after="0" w:line="360" w:lineRule="auto"/>
-      </w:pPr>
-    </w:p>
-    <w:p>
-      <w:pPr>
-        <w:pStyle w:val="12"/>
-        <w:spacing w:after="0" w:line="360" w:lineRule="auto"/>
-        <w:ind w:firstLine="709"/>
-      </w:pPr>
-      <w:bookmarkStart w:id="29" w:name="_Toc239937328"/>
-      <w:r>
-        <w:t>3.3.1 Требования к математическому обеспечению системы</w:t>
-      </w:r>
-      <w:bookmarkEnd w:id="29"/>
-      <w:r>
-        <w:t xml:space="preserve"> </w:t>
-      </w:r>
-    </w:p>
-    <w:p>
-      <w:pPr>
-        <w:spacing w:after="0" w:line="360" w:lineRule="auto"/>
-        <w:ind w:firstLine="709"/>
-        <w:jc w:val="both"/>
-        <w:rPr>
-          <w:rFonts w:ascii="Times New Roman" w:hAnsi="Times New Roman" w:cs="Times New Roman"/>
-          <w:sz w:val="28"/>
-          <w:szCs w:val="28"/>
-        </w:rPr>
-      </w:pPr>
-      <w:r>
-        <w:rPr>
-          <w:rFonts w:ascii="Times New Roman" w:hAnsi="Times New Roman" w:cs="Times New Roman"/>
-          <w:sz w:val="28"/>
-          <w:szCs w:val="28"/>
-        </w:rPr>
-        <w:t xml:space="preserve">Дополнительные требования к математическому обеспечению системы не предъявляются. </w:t>
-      </w:r>
-    </w:p>
-    <w:p>
-      <w:pPr>
-        <w:pStyle w:val="12"/>
-        <w:spacing w:after="0" w:line="360" w:lineRule="auto"/>
-        <w:ind w:firstLine="709"/>
-      </w:pPr>
-      <w:bookmarkStart w:id="30" w:name="_Toc239937329"/>
-      <w:r>
-        <w:t>3.3.2 Требования к информационному обеспечению системы</w:t>
-      </w:r>
-      <w:bookmarkEnd w:id="30"/>
-    </w:p>
-    <w:p>
-      <w:pPr>
-        <w:spacing w:after="0" w:line="360" w:lineRule="auto"/>
-        <w:ind w:firstLine="709"/>
-        <w:jc w:val="both"/>
-        <w:rPr>
-          <w:rFonts w:ascii="Times New Roman" w:hAnsi="Times New Roman" w:cs="Times New Roman"/>
-          <w:sz w:val="28"/>
-          <w:szCs w:val="28"/>
-        </w:rPr>
-      </w:pPr>
-      <w:r>
-        <w:rPr>
-          <w:rFonts w:ascii="Times New Roman" w:hAnsi="Times New Roman" w:cs="Times New Roman"/>
-          <w:sz w:val="28"/>
-          <w:szCs w:val="28"/>
-        </w:rPr>
-        <w:t>Дополнительные требования по информационному обеспечению системы не предъявляются.</w:t>
-      </w:r>
-    </w:p>
-    <w:p>
-      <w:pPr>
-        <w:pStyle w:val="12"/>
-        <w:spacing w:after="0" w:line="360" w:lineRule="auto"/>
-        <w:ind w:firstLine="709"/>
-      </w:pPr>
-      <w:bookmarkStart w:id="31" w:name="_Toc239937330"/>
-      <w:r>
-        <w:t>3.3.3 Требования к лингвистическому обеспечению системы</w:t>
-      </w:r>
-      <w:bookmarkEnd w:id="31"/>
-      <w:r>
-        <w:t xml:space="preserve"> </w:t>
-      </w:r>
-    </w:p>
-    <w:p>
-      <w:pPr>
-        <w:spacing w:after="0" w:line="360" w:lineRule="auto"/>
-        <w:ind w:firstLine="709"/>
-        <w:jc w:val="both"/>
-        <w:rPr>
-          <w:rFonts w:ascii="Times New Roman" w:hAnsi="Times New Roman" w:cs="Times New Roman"/>
-          <w:sz w:val="28"/>
-          <w:szCs w:val="28"/>
-        </w:rPr>
-      </w:pPr>
-      <w:r>
-        <w:rPr>
-          <w:rFonts w:ascii="Times New Roman" w:hAnsi="Times New Roman" w:cs="Times New Roman"/>
-          <w:sz w:val="28"/>
-          <w:szCs w:val="28"/>
-        </w:rPr>
-        <w:t xml:space="preserve">При разработке программы допускается использовать русский и английский языки, при этом не допускается использование обоих </w:t>
-      </w:r>
-      <w:r>
-        <w:rPr>
-          <w:rFonts w:ascii="Times New Roman" w:hAnsi="Times New Roman" w:cs="Times New Roman"/>
-          <w:sz w:val="28"/>
-          <w:szCs w:val="28"/>
-        </w:rPr>
-        <w:lastRenderedPageBreak/>
-        <w:t>одновременно. При реализации сразу двух языков должна быть предусмотрена возможность переключения между ними.</w:t>
-      </w:r>
-    </w:p>
-    <w:p>
-      <w:pPr>
-        <w:pStyle w:val="12"/>
-        <w:spacing w:after="0" w:line="360" w:lineRule="auto"/>
-        <w:ind w:firstLine="709"/>
-      </w:pPr>
-      <w:bookmarkStart w:id="32" w:name="_Toc239937331"/>
-      <w:r>
-        <w:t>3.3.4 Требования к программному обеспечению системы</w:t>
-      </w:r>
-      <w:bookmarkEnd w:id="32"/>
-      <w:r>
-        <w:t xml:space="preserve"> </w:t>
-      </w:r>
-    </w:p>
-    <w:p>
-      <w:pPr>
-        <w:spacing w:after="0" w:line="360" w:lineRule="auto"/>
-        <w:ind w:firstLine="709"/>
-        <w:jc w:val="both"/>
-        <w:rPr>
-          <w:rFonts w:ascii="Times New Roman" w:hAnsi="Times New Roman" w:cs="Times New Roman"/>
-          <w:sz w:val="28"/>
-          <w:szCs w:val="28"/>
-        </w:rPr>
-      </w:pPr>
-      <w:r>
-        <w:rPr>
-          <w:rFonts w:ascii="Times New Roman" w:hAnsi="Times New Roman" w:cs="Times New Roman"/>
-          <w:sz w:val="28"/>
-          <w:szCs w:val="28"/>
-        </w:rPr>
-        <w:t>При выборе программного обеспечения необходимо отдавать предпочтение платформам разработки и библиотекам, распространяемым под лицензией MIT или аналогичным ей лицензиям, допускающим свободное использование в любом ПО и освобождающим использующих от любой оплаты. Версия САПР Inventor версии 202</w:t>
-      </w:r>
-      <w:r>
-        <w:rPr>
-          <w:rFonts w:ascii="Times New Roman" w:hAnsi="Times New Roman" w:cs="Times New Roman"/>
-          <w:sz w:val="28"/>
-          <w:szCs w:val="28"/>
-        </w:rPr>
-        <w:t>6</w:t>
-      </w:r>
-      <w:r>
-        <w:rPr>
-          <w:rFonts w:ascii="Times New Roman" w:hAnsi="Times New Roman" w:cs="Times New Roman"/>
-          <w:sz w:val="28"/>
-          <w:szCs w:val="28"/>
-        </w:rPr>
-        <w:t>.</w:t>
-      </w:r>
-    </w:p>
-    <w:p>
-      <w:pPr>
-        <w:spacing w:after="0" w:line="360" w:lineRule="auto"/>
-        <w:ind w:firstLine="709"/>
-        <w:jc w:val="both"/>
-        <w:rPr>
-          <w:rFonts w:ascii="Times New Roman" w:hAnsi="Times New Roman" w:cs="Times New Roman"/>
-          <w:sz w:val="28"/>
-          <w:szCs w:val="28"/>
-        </w:rPr>
-      </w:pPr>
-      <w:r>
-        <w:rPr>
-          <w:rFonts w:ascii="Times New Roman" w:hAnsi="Times New Roman" w:cs="Times New Roman"/>
-          <w:sz w:val="28"/>
-          <w:szCs w:val="28"/>
-        </w:rPr>
-        <w:t>Помимо этого, разработанная система должна работать на ПК с ОС Windows версии 10 и старше и разрядностью х64 с NET Framework 4.7.2.</w:t>
-      </w:r>
-    </w:p>
-    <w:p>
-      <w:pPr>
-        <w:pStyle w:val="12"/>
-        <w:spacing w:after="0" w:line="360" w:lineRule="auto"/>
-        <w:ind w:firstLine="709"/>
-      </w:pPr>
-      <w:bookmarkStart w:id="33" w:name="_Toc239937332"/>
-      <w:r>
-        <w:t>3.3.5 Требования к техническому обеспечению системы</w:t>
-      </w:r>
-      <w:bookmarkEnd w:id="33"/>
-      <w:r>
-        <w:t xml:space="preserve"> </w:t>
-      </w:r>
-    </w:p>
-    <w:p>
-      <w:pPr>
-        <w:spacing w:after="0" w:line="360" w:lineRule="auto"/>
-        <w:ind w:firstLine="709"/>
-        <w:jc w:val="both"/>
-        <w:rPr>
-          <w:rFonts w:ascii="Times New Roman" w:hAnsi="Times New Roman" w:cs="Times New Roman"/>
-          <w:sz w:val="28"/>
-          <w:szCs w:val="28"/>
-        </w:rPr>
-      </w:pPr>
-      <w:commentRangeStart w:id="34"/>
-      <w:r>
-        <w:rPr>
-          <w:rFonts w:ascii="Times New Roman" w:hAnsi="Times New Roman" w:cs="Times New Roman"/>
-          <w:sz w:val="28"/>
-          <w:szCs w:val="28"/>
-        </w:rPr>
-        <w:t>ЦП 2.5 ГГц;</w:t>
-      </w:r>
-    </w:p>
-    <w:p>
-      <w:pPr>
-        <w:spacing w:after="0" w:line="360" w:lineRule="auto"/>
-        <w:ind w:firstLine="709"/>
-        <w:jc w:val="both"/>
-        <w:rPr>
-          <w:rFonts w:ascii="Times New Roman" w:hAnsi="Times New Roman" w:cs="Times New Roman"/>
-          <w:sz w:val="28"/>
-          <w:szCs w:val="28"/>
-        </w:rPr>
-      </w:pPr>
-      <w:r>
-        <w:rPr>
-          <w:rFonts w:ascii="Times New Roman" w:hAnsi="Times New Roman" w:cs="Times New Roman"/>
-          <w:sz w:val="28"/>
-          <w:szCs w:val="28"/>
-        </w:rPr>
-        <w:t xml:space="preserve">16 ГБ ОЗУ; </w:t>
-      </w:r>
-    </w:p>
-    <w:p>
-      <w:pPr>
-        <w:spacing w:after="0" w:line="360" w:lineRule="auto"/>
-        <w:ind w:firstLine="709"/>
-        <w:jc w:val="both"/>
-        <w:rPr>
-          <w:rFonts w:ascii="Times New Roman" w:hAnsi="Times New Roman" w:cs="Times New Roman"/>
-          <w:sz w:val="28"/>
-          <w:szCs w:val="28"/>
-        </w:rPr>
-      </w:pPr>
-      <w:r>
-        <w:rPr>
-          <w:rFonts w:ascii="Times New Roman" w:hAnsi="Times New Roman" w:cs="Times New Roman"/>
-          <w:sz w:val="28"/>
-          <w:szCs w:val="28"/>
-        </w:rPr>
-        <w:t xml:space="preserve">место на диске — 40 ГБ; </w:t>
-      </w:r>
-    </w:p>
-    <w:p>
-      <w:pPr>
-        <w:spacing w:after="0" w:line="360" w:lineRule="auto"/>
-        <w:ind w:firstLine="709"/>
-        <w:jc w:val="both"/>
-        <w:rPr>
-          <w:rFonts w:ascii="Times New Roman" w:hAnsi="Times New Roman" w:cs="Times New Roman"/>
-          <w:sz w:val="28"/>
-          <w:szCs w:val="28"/>
-        </w:rPr>
-      </w:pPr>
-      <w:r>
-        <w:rPr>
-          <w:rFonts w:ascii="Times New Roman" w:hAnsi="Times New Roman" w:cs="Times New Roman"/>
-          <w:sz w:val="28"/>
-          <w:szCs w:val="28"/>
-        </w:rPr>
-        <w:t>графический процессор с объемом памяти 1 ГБ, пропускной способностью 29 ГБ/с и поддержкой DirectX 11.</w:t>
-      </w:r>
-      <w:commentRangeEnd w:id="34"/>
-      <w:r>
-        <w:rPr>
-          <w:rStyle w:val="ac"/>
-          <w:rFonts w:ascii="Times New Roman" w:hAnsi="Times New Roman" w:cs="Times New Roman"/>
-          <w:sz w:val="28"/>
-          <w:szCs w:val="28"/>
-        </w:rPr>
-        <w:commentReference w:id="34"/>
-      </w:r>
-    </w:p>
-    <w:p>
-      <w:pPr>
-        <w:pStyle w:val="12"/>
-        <w:spacing w:after="0" w:line="360" w:lineRule="auto"/>
-        <w:ind w:firstLine="709"/>
-      </w:pPr>
-      <w:bookmarkStart w:id="35" w:name="_Toc239937333"/>
-      <w:r>
-        <w:t>3.3.6 Требования к метрологическому обеспечению</w:t>
-      </w:r>
-      <w:bookmarkEnd w:id="35"/>
-      <w:r>
-        <w:t xml:space="preserve"> </w:t>
-      </w:r>
-    </w:p>
-    <w:p>
-      <w:pPr>
-        <w:spacing w:after="0" w:line="360" w:lineRule="auto"/>
-        <w:ind w:firstLine="709"/>
-        <w:jc w:val="both"/>
-        <w:rPr>
-          <w:rFonts w:ascii="Times New Roman" w:hAnsi="Times New Roman" w:cs="Times New Roman"/>
-          <w:sz w:val="28"/>
-          <w:szCs w:val="28"/>
-        </w:rPr>
-      </w:pPr>
-      <w:r>
-        <w:rPr>
-          <w:rFonts w:ascii="Times New Roman" w:hAnsi="Times New Roman" w:cs="Times New Roman"/>
-          <w:sz w:val="28"/>
-          <w:szCs w:val="28"/>
-        </w:rPr>
-        <w:t xml:space="preserve">Дополнительные требования к метрологическому обеспечению не предъявляются. </w:t>
-      </w:r>
-    </w:p>
-    <w:p>
-      <w:pPr>
-        <w:pStyle w:val="12"/>
-        <w:spacing w:after="0" w:line="360" w:lineRule="auto"/>
-        <w:ind w:firstLine="709"/>
-      </w:pPr>
-      <w:bookmarkStart w:id="36" w:name="_Toc239937334"/>
-      <w:r>
-        <w:t>3.3.7 Требования к организационному обеспечению</w:t>
-      </w:r>
-      <w:bookmarkEnd w:id="36"/>
-      <w:r>
-        <w:t xml:space="preserve"> </w:t>
-      </w:r>
-    </w:p>
-    <w:p>
-      <w:pPr>
-        <w:spacing w:after="0" w:line="360" w:lineRule="auto"/>
-        <w:ind w:firstLine="709"/>
-        <w:jc w:val="both"/>
-        <w:rPr>
-          <w:rFonts w:ascii="Times New Roman" w:hAnsi="Times New Roman" w:cs="Times New Roman"/>
-          <w:sz w:val="28"/>
-          <w:szCs w:val="28"/>
-        </w:rPr>
-      </w:pPr>
-      <w:r>
-        <w:rPr>
-          <w:rFonts w:ascii="Times New Roman" w:hAnsi="Times New Roman" w:cs="Times New Roman"/>
-          <w:sz w:val="28"/>
-          <w:szCs w:val="28"/>
-        </w:rPr>
-        <w:t>Дополнительные требования к организационному обеспечению не предъявляются</w:t>
-      </w:r>
-    </w:p>
-    <w:p>
-      <w:pPr>
-        <w:spacing w:after="0" w:line="360" w:lineRule="auto"/>
-        <w:jc w:val="both"/>
-        <w:rPr>
-          <w:rFonts w:ascii="Times New Roman" w:hAnsi="Times New Roman" w:cs="Times New Roman"/>
-          <w:sz w:val="28"/>
-          <w:szCs w:val="28"/>
-        </w:rPr>
-      </w:pPr>
-    </w:p>
-    <w:p>
-      <w:pPr>
-        <w:pStyle w:val="12"/>
-        <w:spacing w:after="0" w:line="360" w:lineRule="auto"/>
-        <w:jc w:val="center"/>
-      </w:pPr>
-      <w:bookmarkStart w:id="37" w:name="_Toc239937335"/>
+      <w:bookmarkStart w:id="34" w:name="_Toc239937335"/>
       <w:r>
         <w:t>3.4 Общие технические требования к АС</w:t>
       </w:r>
-      <w:bookmarkEnd w:id="37"/>
+      <w:bookmarkEnd w:id="34"/>
     </w:p>
     <w:p>
       <w:pPr>
@@ -7919,7 +8103,7 @@
           <w:bCs/>
         </w:rPr>
       </w:pPr>
-      <w:bookmarkStart w:id="38" w:name="_Toc239937336"/>
+      <w:bookmarkStart w:id="35" w:name="_Toc239937336"/>
       <w:r>
         <w:rPr>
           <w:b/>
@@ -7928,7 +8112,7 @@
         <w:lastRenderedPageBreak/>
         <w:t>4 СОСТАВ И СОДЕРЖАНИЕ РАБОТ ПО СОЗДАНИЮ АВТОМАТИЗИРОВАННОЙ СИСТЕМЫ</w:t>
       </w:r>
-      <w:bookmarkEnd w:id="38"/>
+      <w:bookmarkEnd w:id="35"/>
     </w:p>
     <w:p>
       <w:pPr>
@@ -7963,7 +8147,25 @@
           <w:sz w:val="28"/>
           <w:szCs w:val="28"/>
         </w:rPr>
-        <w:t xml:space="preserve">" для САПР Inventor приведены в таблице 4.1. </w:t>
+        <w:t xml:space="preserve">" для САПР </w:t>
+      </w:r>
+      <w:proofErr w:type="spellStart"/>
+      <w:r>
+        <w:rPr>
+          <w:rFonts w:ascii="Times New Roman" w:hAnsi="Times New Roman" w:cs="Times New Roman"/>
+          <w:sz w:val="28"/>
+          <w:szCs w:val="28"/>
+        </w:rPr>
+        <w:t>Inventor</w:t>
+      </w:r>
+      <w:proofErr w:type="spellEnd"/>
+      <w:r>
+        <w:rPr>
+          <w:rFonts w:ascii="Times New Roman" w:hAnsi="Times New Roman" w:cs="Times New Roman"/>
+          <w:sz w:val="28"/>
+          <w:szCs w:val="28"/>
+        </w:rPr>
+        <w:t xml:space="preserve"> приведены в таблице 4.1. </w:t>
       </w:r>
     </w:p>
     <w:p>
@@ -7999,8 +8201,18 @@
           <w:sz w:val="28"/>
           <w:szCs w:val="28"/>
         </w:rPr>
-        <w:t>" для САПР Inventor</w:t>
-      </w:r>
+        <w:t xml:space="preserve">" для САПР </w:t>
+      </w:r>
+      <w:proofErr w:type="spellStart"/>
+      <w:r>
+        <w:rPr>
+          <w:rFonts w:ascii="Times New Roman" w:hAnsi="Times New Roman" w:cs="Times New Roman"/>
+          <w:sz w:val="28"/>
+          <w:szCs w:val="28"/>
+        </w:rPr>
+        <w:t>Inventor</w:t>
+      </w:r>
+      <w:proofErr w:type="spellEnd"/>
     </w:p>
     <w:tbl>
       <w:tblPr>
@@ -8873,7 +9085,7 @@
           <w:bCs/>
         </w:rPr>
       </w:pPr>
-      <w:bookmarkStart w:id="39" w:name="_Toc239937337"/>
+      <w:bookmarkStart w:id="36" w:name="_Toc239937337"/>
       <w:r>
         <w:rPr>
           <w:b/>
@@ -8882,7 +9094,7 @@
         <w:lastRenderedPageBreak/>
         <w:t>5 ПОРЯДОК РАЗРАБОТКИ АВТОМАТИЗИРОВАННОЙ СИСТЕМЫ</w:t>
       </w:r>
-      <w:bookmarkEnd w:id="39"/>
+      <w:bookmarkEnd w:id="36"/>
     </w:p>
     <w:p>
       <w:pPr>
@@ -8897,11 +9109,11 @@
         <w:spacing w:after="0" w:line="360" w:lineRule="auto"/>
         <w:jc w:val="center"/>
       </w:pPr>
-      <w:bookmarkStart w:id="40" w:name="_Toc239937338"/>
+      <w:bookmarkStart w:id="37" w:name="_Toc239937338"/>
       <w:r>
         <w:t>5.1 Порядок организации разработки АС</w:t>
       </w:r>
-      <w:bookmarkEnd w:id="40"/>
+      <w:bookmarkEnd w:id="37"/>
     </w:p>
     <w:p>
       <w:pPr>
@@ -8951,11 +9163,11 @@
         <w:spacing w:after="0" w:line="360" w:lineRule="auto"/>
         <w:jc w:val="center"/>
       </w:pPr>
-      <w:bookmarkStart w:id="41" w:name="_Toc239937339"/>
+      <w:bookmarkStart w:id="38" w:name="_Toc239937339"/>
       <w:r>
         <w:t>5.2 Перечень документов и исходных данных для разработки АС</w:t>
       </w:r>
-      <w:bookmarkEnd w:id="41"/>
+      <w:bookmarkEnd w:id="38"/>
     </w:p>
     <w:p>
       <w:pPr>
@@ -9000,7 +9212,25 @@
           <w:sz w:val="28"/>
           <w:szCs w:val="28"/>
         </w:rPr>
-        <w:t xml:space="preserve"> для САПР Inventor нужны следующие документы: </w:t>
+        <w:t xml:space="preserve"> для САПР </w:t>
+      </w:r>
+      <w:proofErr w:type="spellStart"/>
+      <w:r>
+        <w:rPr>
+          <w:rFonts w:ascii="Times New Roman" w:hAnsi="Times New Roman" w:cs="Times New Roman"/>
+          <w:sz w:val="28"/>
+          <w:szCs w:val="28"/>
+        </w:rPr>
+        <w:t>Inventor</w:t>
+      </w:r>
+      <w:proofErr w:type="spellEnd"/>
+      <w:r>
+        <w:rPr>
+          <w:rFonts w:ascii="Times New Roman" w:hAnsi="Times New Roman" w:cs="Times New Roman"/>
+          <w:sz w:val="28"/>
+          <w:szCs w:val="28"/>
+        </w:rPr>
+        <w:t xml:space="preserve"> нужны следующие документы: </w:t>
       </w:r>
     </w:p>
     <w:p>
@@ -9034,7 +9264,7 @@
           <w:szCs w:val="28"/>
         </w:rPr>
       </w:pPr>
-      <w:commentRangeStart w:id="42"/>
+      <w:commentRangeStart w:id="39"/>
       <w:r>
         <w:rPr>
           <w:rFonts w:ascii="Times New Roman" w:hAnsi="Times New Roman" w:cs="Times New Roman"/>
@@ -9051,7 +9281,7 @@
         </w:rPr>
         <w:t>ГОСТ Р 58413-2019 «Услуги населению. Услуги багетных мастерских. Общие требования».</w:t>
       </w:r>
-      <w:commentRangeEnd w:id="42"/>
+      <w:commentRangeEnd w:id="39"/>
       <w:r>
         <w:rPr>
           <w:rStyle w:val="ac"/>
@@ -9059,41 +9289,17 @@
           <w:sz w:val="28"/>
           <w:szCs w:val="28"/>
         </w:rPr>
-        <w:commentReference w:id="42"/>
-      </w:r>
-    </w:p>
-    <w:p>
-      <w:pPr>
-        <w:spacing w:after="0" w:line="360" w:lineRule="auto"/>
-        <w:rPr>
-          <w:rFonts w:ascii="Times New Roman" w:hAnsi="Times New Roman" w:cs="Times New Roman"/>
-          <w:sz w:val="28"/>
-          <w:szCs w:val="28"/>
-        </w:rPr>
-      </w:pPr>
-    </w:p>
-    <w:p>
-      <w:pPr>
-        <w:pStyle w:val="12"/>
-        <w:spacing w:after="0" w:line="360" w:lineRule="auto"/>
-        <w:jc w:val="center"/>
-      </w:pPr>
-      <w:bookmarkStart w:id="43" w:name="_Toc239937340"/>
-      <w:r>
-        <w:t>5.3 Перечень документов, предъявляемых по окончании соответствующих этапов работ</w:t>
-      </w:r>
-      <w:bookmarkEnd w:id="43"/>
-    </w:p>
-    <w:p>
-      <w:pPr>
-        <w:spacing w:after="0" w:line="360" w:lineRule="auto"/>
-        <w:jc w:val="both"/>
-        <w:rPr>
-          <w:rFonts w:ascii="Times New Roman" w:hAnsi="Times New Roman" w:cs="Times New Roman"/>
-          <w:sz w:val="28"/>
-          <w:szCs w:val="28"/>
-        </w:rPr>
-      </w:pPr>
+        <w:commentReference w:id="39"/>
+      </w:r>
+      <w:r>
+        <w:rPr>
+          <w:rFonts w:ascii="Times New Roman" w:hAnsi="Times New Roman" w:cs="Times New Roman"/>
+          <w:sz w:val="28"/>
+          <w:szCs w:val="28"/>
+          <w:lang w:val="en-US"/>
+        </w:rPr>
+        <w:t>;</w:t>
+      </w:r>
     </w:p>
     <w:p>
       <w:pPr>
@@ -9112,8 +9318,201 @@
           <w:sz w:val="28"/>
           <w:szCs w:val="28"/>
         </w:rPr>
-        <w:t xml:space="preserve">По окончании соответствующих этапов работ должен быть предоставлен следующий перечень документов: </w:t>
-      </w:r>
+        <w:t>−</w:t>
+      </w:r>
+      <w:r>
+        <w:rPr>
+          <w:rFonts w:ascii="Times New Roman" w:hAnsi="Times New Roman" w:cs="Times New Roman"/>
+          <w:sz w:val="28"/>
+          <w:szCs w:val="28"/>
+        </w:rPr>
+        <w:t xml:space="preserve"> </w:t>
+      </w:r>
+      <w:r>
+        <w:rPr>
+          <w:rFonts w:ascii="Times New Roman" w:hAnsi="Times New Roman" w:cs="Times New Roman"/>
+          <w:sz w:val="28"/>
+          <w:szCs w:val="28"/>
+        </w:rPr>
+        <w:t>ГОСТ 8242-88</w:t>
+      </w:r>
+      <w:r>
+        <w:rPr>
+          <w:rFonts w:ascii="Times New Roman" w:hAnsi="Times New Roman" w:cs="Times New Roman"/>
+          <w:sz w:val="28"/>
+          <w:szCs w:val="28"/>
+        </w:rPr>
+        <w:t xml:space="preserve"> «</w:t>
+      </w:r>
+      <w:r>
+        <w:rPr>
+          <w:rFonts w:ascii="Times New Roman" w:hAnsi="Times New Roman" w:cs="Times New Roman"/>
+          <w:sz w:val="28"/>
+          <w:szCs w:val="28"/>
+        </w:rPr>
+        <w:t xml:space="preserve">Детали Профильные </w:t>
+      </w:r>
+      <w:r>
+        <w:rPr>
+          <w:rFonts w:ascii="Times New Roman" w:hAnsi="Times New Roman" w:cs="Times New Roman"/>
+          <w:sz w:val="28"/>
+          <w:szCs w:val="28"/>
+        </w:rPr>
+        <w:t>и</w:t>
+      </w:r>
+      <w:r>
+        <w:rPr>
+          <w:rFonts w:ascii="Times New Roman" w:hAnsi="Times New Roman" w:cs="Times New Roman"/>
+          <w:sz w:val="28"/>
+          <w:szCs w:val="28"/>
+        </w:rPr>
+        <w:t xml:space="preserve">з </w:t>
+      </w:r>
+      <w:r>
+        <w:rPr>
+          <w:rFonts w:ascii="Times New Roman" w:hAnsi="Times New Roman" w:cs="Times New Roman"/>
+          <w:sz w:val="28"/>
+          <w:szCs w:val="28"/>
+        </w:rPr>
+        <w:t>д</w:t>
+      </w:r>
+      <w:r>
+        <w:rPr>
+          <w:rFonts w:ascii="Times New Roman" w:hAnsi="Times New Roman" w:cs="Times New Roman"/>
+          <w:sz w:val="28"/>
+          <w:szCs w:val="28"/>
+        </w:rPr>
+        <w:t xml:space="preserve">ревесины </w:t>
+      </w:r>
+      <w:r>
+        <w:rPr>
+          <w:rFonts w:ascii="Times New Roman" w:hAnsi="Times New Roman" w:cs="Times New Roman"/>
+          <w:sz w:val="28"/>
+          <w:szCs w:val="28"/>
+        </w:rPr>
+        <w:t>и</w:t>
+      </w:r>
+      <w:r>
+        <w:rPr>
+          <w:rFonts w:ascii="Times New Roman" w:hAnsi="Times New Roman" w:cs="Times New Roman"/>
+          <w:sz w:val="28"/>
+          <w:szCs w:val="28"/>
+        </w:rPr>
+        <w:t xml:space="preserve"> </w:t>
+      </w:r>
+      <w:r>
+        <w:rPr>
+          <w:rFonts w:ascii="Times New Roman" w:hAnsi="Times New Roman" w:cs="Times New Roman"/>
+          <w:sz w:val="28"/>
+          <w:szCs w:val="28"/>
+        </w:rPr>
+        <w:t>д</w:t>
+      </w:r>
+      <w:r>
+        <w:rPr>
+          <w:rFonts w:ascii="Times New Roman" w:hAnsi="Times New Roman" w:cs="Times New Roman"/>
+          <w:sz w:val="28"/>
+          <w:szCs w:val="28"/>
+        </w:rPr>
+        <w:t xml:space="preserve">ревесных </w:t>
+      </w:r>
+      <w:r>
+        <w:rPr>
+          <w:rFonts w:ascii="Times New Roman" w:hAnsi="Times New Roman" w:cs="Times New Roman"/>
+          <w:sz w:val="28"/>
+          <w:szCs w:val="28"/>
+        </w:rPr>
+        <w:t>м</w:t>
+      </w:r>
+      <w:r>
+        <w:rPr>
+          <w:rFonts w:ascii="Times New Roman" w:hAnsi="Times New Roman" w:cs="Times New Roman"/>
+          <w:sz w:val="28"/>
+          <w:szCs w:val="28"/>
+        </w:rPr>
+        <w:t xml:space="preserve">атериалов </w:t>
+      </w:r>
+      <w:r>
+        <w:rPr>
+          <w:rFonts w:ascii="Times New Roman" w:hAnsi="Times New Roman" w:cs="Times New Roman"/>
+          <w:sz w:val="28"/>
+          <w:szCs w:val="28"/>
+        </w:rPr>
+        <w:t>д</w:t>
+      </w:r>
+      <w:r>
+        <w:rPr>
+          <w:rFonts w:ascii="Times New Roman" w:hAnsi="Times New Roman" w:cs="Times New Roman"/>
+          <w:sz w:val="28"/>
+          <w:szCs w:val="28"/>
+        </w:rPr>
+        <w:t xml:space="preserve">ля </w:t>
+      </w:r>
+      <w:r>
+        <w:rPr>
+          <w:rFonts w:ascii="Times New Roman" w:hAnsi="Times New Roman" w:cs="Times New Roman"/>
+          <w:sz w:val="28"/>
+          <w:szCs w:val="28"/>
+        </w:rPr>
+        <w:t>с</w:t>
+      </w:r>
+      <w:r>
+        <w:rPr>
+          <w:rFonts w:ascii="Times New Roman" w:hAnsi="Times New Roman" w:cs="Times New Roman"/>
+          <w:sz w:val="28"/>
+          <w:szCs w:val="28"/>
+        </w:rPr>
+        <w:t>троительства</w:t>
+      </w:r>
+      <w:r>
+        <w:rPr>
+          <w:rFonts w:ascii="Times New Roman" w:hAnsi="Times New Roman" w:cs="Times New Roman"/>
+          <w:sz w:val="28"/>
+          <w:szCs w:val="28"/>
+        </w:rPr>
+        <w:t>»</w:t>
+      </w:r>
+      <w:r>
+        <w:rPr>
+          <w:rFonts w:ascii="Times New Roman" w:hAnsi="Times New Roman" w:cs="Times New Roman"/>
+          <w:sz w:val="28"/>
+          <w:szCs w:val="28"/>
+        </w:rPr>
+        <w:t>.</w:t>
+      </w:r>
+    </w:p>
+    <w:p>
+      <w:pPr>
+        <w:spacing w:after="0" w:line="360" w:lineRule="auto"/>
+        <w:rPr>
+          <w:rFonts w:ascii="Times New Roman" w:hAnsi="Times New Roman" w:cs="Times New Roman"/>
+          <w:sz w:val="28"/>
+          <w:szCs w:val="28"/>
+        </w:rPr>
+      </w:pPr>
+    </w:p>
+    <w:p>
+      <w:pPr>
+        <w:pStyle w:val="12"/>
+        <w:spacing w:after="0" w:line="360" w:lineRule="auto"/>
+        <w:jc w:val="center"/>
+      </w:pPr>
+      <w:bookmarkStart w:id="40" w:name="_Toc239937340"/>
+      <w:r>
+        <w:t>5.3 Перечень документов, предъявляемых по окончании соответствующих этапов работ</w:t>
+      </w:r>
+      <w:bookmarkEnd w:id="40"/>
+    </w:p>
+    <w:p>
+      <w:pPr>
+        <w:spacing w:after="0" w:line="360" w:lineRule="auto"/>
+        <w:jc w:val="both"/>
+        <w:rPr>
+          <w:rFonts w:ascii="Times New Roman" w:hAnsi="Times New Roman" w:cs="Times New Roman"/>
+          <w:sz w:val="28"/>
+          <w:szCs w:val="28"/>
+        </w:rPr>
+      </w:pPr>
     </w:p>
     <w:p>
       <w:pPr>
@@ -9132,7 +9531,7 @@
           <w:sz w:val="28"/>
           <w:szCs w:val="28"/>
         </w:rPr>
-        <w:t xml:space="preserve">− документ технического задания; </w:t>
+        <w:t xml:space="preserve">По окончании соответствующих этапов работ должен быть предоставлен следующий перечень документов: </w:t>
       </w:r>
     </w:p>
     <w:p>
@@ -9152,7 +9551,7 @@
           <w:sz w:val="28"/>
           <w:szCs w:val="28"/>
         </w:rPr>
-        <w:t xml:space="preserve">− документ проекта системы; </w:t>
+        <w:t xml:space="preserve">− документ технического задания; </w:t>
       </w:r>
     </w:p>
     <w:p>
@@ -9172,7 +9571,7 @@
           <w:sz w:val="28"/>
           <w:szCs w:val="28"/>
         </w:rPr>
-        <w:t xml:space="preserve">− программный код; </w:t>
+        <w:t xml:space="preserve">− документ проекта системы; </w:t>
       </w:r>
     </w:p>
     <w:p>
@@ -9192,6 +9591,26 @@
           <w:sz w:val="28"/>
           <w:szCs w:val="28"/>
         </w:rPr>
+        <w:t xml:space="preserve">− программный код; </w:t>
+      </w:r>
+    </w:p>
+    <w:p>
+      <w:pPr>
+        <w:spacing w:after="0" w:line="360" w:lineRule="auto"/>
+        <w:ind w:firstLine="708"/>
+        <w:jc w:val="both"/>
+        <w:rPr>
+          <w:rFonts w:ascii="Times New Roman" w:hAnsi="Times New Roman" w:cs="Times New Roman"/>
+          <w:sz w:val="28"/>
+          <w:szCs w:val="28"/>
+        </w:rPr>
+      </w:pPr>
+      <w:r>
+        <w:rPr>
+          <w:rFonts w:ascii="Times New Roman" w:hAnsi="Times New Roman" w:cs="Times New Roman"/>
+          <w:sz w:val="28"/>
+          <w:szCs w:val="28"/>
+        </w:rPr>
         <w:t>− пояснительная записка.</w:t>
       </w:r>
     </w:p>
@@ -9222,7 +9641,7 @@
           <w:bCs/>
         </w:rPr>
       </w:pPr>
-      <w:bookmarkStart w:id="44" w:name="_Toc239937341"/>
+      <w:bookmarkStart w:id="41" w:name="_Toc239937341"/>
       <w:r>
         <w:rPr>
           <w:b/>
@@ -9231,7 +9650,7 @@
         <w:lastRenderedPageBreak/>
         <w:t>6 ПОРЯДОК КОНТРОЛЯ И ПРИЕМКИ АВТОМАТИЗИРОВАННОЙ СИСТЕМЫ</w:t>
       </w:r>
-      <w:bookmarkEnd w:id="44"/>
+      <w:bookmarkEnd w:id="41"/>
     </w:p>
     <w:p>
       <w:pPr>
@@ -9246,11 +9665,11 @@
         <w:spacing w:after="0" w:line="360" w:lineRule="auto"/>
         <w:jc w:val="center"/>
       </w:pPr>
-      <w:bookmarkStart w:id="45" w:name="_Toc239937342"/>
+      <w:bookmarkStart w:id="42" w:name="_Toc239937342"/>
       <w:r>
         <w:t>6.1 Виды, состав и методы испытаний АС и ее составных частей</w:t>
       </w:r>
-      <w:bookmarkEnd w:id="45"/>
+      <w:bookmarkEnd w:id="42"/>
     </w:p>
     <w:p>
       <w:pPr>
@@ -9509,11 +9928,11 @@
         <w:spacing w:after="0" w:line="360" w:lineRule="auto"/>
         <w:jc w:val="center"/>
       </w:pPr>
-      <w:bookmarkStart w:id="46" w:name="_Toc239937343"/>
+      <w:bookmarkStart w:id="43" w:name="_Toc239937343"/>
       <w:r>
         <w:t>6.2 Общие требования к приёмке работ по стадиям</w:t>
       </w:r>
-      <w:bookmarkEnd w:id="46"/>
+      <w:bookmarkEnd w:id="43"/>
     </w:p>
     <w:p>
       <w:pPr>
@@ -9642,7 +10061,7 @@
           <w:bCs/>
         </w:rPr>
       </w:pPr>
-      <w:bookmarkStart w:id="47" w:name="_Toc239937344"/>
+      <w:bookmarkStart w:id="44" w:name="_Toc239937344"/>
       <w:r>
         <w:rPr>
           <w:b/>
@@ -9650,7 +10069,7 @@
         </w:rPr>
         <w:t>7 ТРЕБОВАНИЯ К ДОКУМЕНТИРОВАНИЮ</w:t>
       </w:r>
-      <w:bookmarkEnd w:id="47"/>
+      <w:bookmarkEnd w:id="44"/>
     </w:p>
     <w:p>
       <w:pPr>
@@ -9700,11 +10119,11 @@
         <w:spacing w:after="0" w:line="360" w:lineRule="auto"/>
         <w:jc w:val="center"/>
       </w:pPr>
-      <w:bookmarkStart w:id="48" w:name="_Toc239937345"/>
+      <w:bookmarkStart w:id="45" w:name="_Toc239937345"/>
       <w:r>
         <w:t>7.1 Перечень подлежащих разработке документов</w:t>
       </w:r>
-      <w:bookmarkEnd w:id="48"/>
+      <w:bookmarkEnd w:id="45"/>
     </w:p>
     <w:p>
       <w:pPr>
@@ -9753,11 +10172,11 @@
         <w:spacing w:after="0" w:line="360" w:lineRule="auto"/>
         <w:jc w:val="center"/>
       </w:pPr>
-      <w:bookmarkStart w:id="49" w:name="_Toc239937346"/>
+      <w:bookmarkStart w:id="46" w:name="_Toc239937346"/>
       <w:r>
         <w:t>7.2 Вид представления и количество документов</w:t>
       </w:r>
-      <w:bookmarkEnd w:id="49"/>
+      <w:bookmarkEnd w:id="46"/>
     </w:p>
     <w:p>
       <w:pPr>
@@ -9786,7 +10205,43 @@
           <w:sz w:val="28"/>
           <w:szCs w:val="28"/>
         </w:rPr>
-        <w:t xml:space="preserve">Нижеперечисленные документы к АС предоставляются в электронном виде в форматах .docx и .pdf по одному экземпляру каждый </w:t>
+        <w:t>Нижеперечисленные документы к АС предоставляются в электронном виде в форматах .</w:t>
+      </w:r>
+      <w:proofErr w:type="spellStart"/>
+      <w:r>
+        <w:rPr>
+          <w:rFonts w:ascii="Times New Roman" w:hAnsi="Times New Roman" w:cs="Times New Roman"/>
+          <w:sz w:val="28"/>
+          <w:szCs w:val="28"/>
+        </w:rPr>
+        <w:t>docx</w:t>
+      </w:r>
+      <w:proofErr w:type="spellEnd"/>
+      <w:r>
+        <w:rPr>
+          <w:rFonts w:ascii="Times New Roman" w:hAnsi="Times New Roman" w:cs="Times New Roman"/>
+          <w:sz w:val="28"/>
+          <w:szCs w:val="28"/>
+        </w:rPr>
+        <w:t xml:space="preserve"> и .</w:t>
+      </w:r>
+      <w:proofErr w:type="spellStart"/>
+      <w:r>
+        <w:rPr>
+          <w:rFonts w:ascii="Times New Roman" w:hAnsi="Times New Roman" w:cs="Times New Roman"/>
+          <w:sz w:val="28"/>
+          <w:szCs w:val="28"/>
+        </w:rPr>
+        <w:t>pdf</w:t>
+      </w:r>
+      <w:proofErr w:type="spellEnd"/>
+      <w:r>
+        <w:rPr>
+          <w:rFonts w:ascii="Times New Roman" w:hAnsi="Times New Roman" w:cs="Times New Roman"/>
+          <w:sz w:val="28"/>
+          <w:szCs w:val="28"/>
+        </w:rPr>
+        <w:t xml:space="preserve"> по одному экземпляру каждый </w:t>
       </w:r>
     </w:p>
     <w:p>
@@ -9885,11 +10340,11 @@
         <w:spacing w:after="0" w:line="360" w:lineRule="auto"/>
         <w:jc w:val="center"/>
       </w:pPr>
-      <w:bookmarkStart w:id="50" w:name="_Toc239937347"/>
+      <w:bookmarkStart w:id="47" w:name="_Toc239937347"/>
       <w:r>
         <w:t>7.3 Требования по использованию ЕСКД и ЕСПД при разработке документов</w:t>
       </w:r>
-      <w:bookmarkEnd w:id="50"/>
+      <w:bookmarkEnd w:id="47"/>
     </w:p>
     <w:p>
       <w:pPr>
@@ -9965,7 +10420,6 @@
           <w:rFonts w:ascii="Times New Roman" w:hAnsi="Times New Roman" w:cs="Times New Roman"/>
           <w:sz w:val="28"/>
           <w:szCs w:val="28"/>
-          <w:lang w:val="en-US"/>
         </w:rPr>
         <w:t>;</w:t>
       </w:r>
@@ -10016,7 +10470,25 @@
           <w:sz w:val="28"/>
           <w:szCs w:val="28"/>
         </w:rPr>
-        <w:t xml:space="preserve">− шрифт – Times New Roman 14; </w:t>
+        <w:t xml:space="preserve">− шрифт – Times New </w:t>
+      </w:r>
+      <w:proofErr w:type="spellStart"/>
+      <w:r>
+        <w:rPr>
+          <w:rFonts w:ascii="Times New Roman" w:hAnsi="Times New Roman" w:cs="Times New Roman"/>
+          <w:sz w:val="28"/>
+          <w:szCs w:val="28"/>
+        </w:rPr>
+        <w:t>Roman</w:t>
+      </w:r>
+      <w:proofErr w:type="spellEnd"/>
+      <w:r>
+        <w:rPr>
+          <w:rFonts w:ascii="Times New Roman" w:hAnsi="Times New Roman" w:cs="Times New Roman"/>
+          <w:sz w:val="28"/>
+          <w:szCs w:val="28"/>
+        </w:rPr>
+        <w:t xml:space="preserve"> 14; </w:t>
       </w:r>
     </w:p>
     <w:p>
@@ -10103,7 +10575,6 @@
           <w:rFonts w:ascii="Times New Roman" w:hAnsi="Times New Roman" w:cs="Times New Roman"/>
           <w:sz w:val="28"/>
           <w:szCs w:val="28"/>
-          <w:lang w:val="en-US"/>
         </w:rPr>
         <w:t>;</w:t>
       </w:r>
@@ -10162,7 +10633,7 @@
           <w:bCs/>
         </w:rPr>
       </w:pPr>
-      <w:bookmarkStart w:id="51" w:name="_Toc239937348"/>
+      <w:bookmarkStart w:id="48" w:name="_Toc239937348"/>
       <w:r>
         <w:rPr>
           <w:b/>
@@ -10171,7 +10642,7 @@
         <w:lastRenderedPageBreak/>
         <w:t>8 ИСТОЧНИКИ РАЗРАБОТКИ</w:t>
       </w:r>
-      <w:bookmarkEnd w:id="51"/>
+      <w:bookmarkEnd w:id="48"/>
     </w:p>
     <w:p>
       <w:pPr>
@@ -10222,7 +10693,61 @@
           <w:sz w:val="28"/>
           <w:szCs w:val="28"/>
         </w:rPr>
-        <w:t xml:space="preserve">1. Новые технологии в программировании : учебное пособие / А. А. Калентьев, Д. В. Гарайс, А. Е. Горяинов — Томск : Эль Контент, 2014. — 176 с. </w:t>
+        <w:t xml:space="preserve">1. Новые технологии в </w:t>
+      </w:r>
+      <w:proofErr w:type="gramStart"/>
+      <w:r>
+        <w:rPr>
+          <w:rFonts w:ascii="Times New Roman" w:hAnsi="Times New Roman" w:cs="Times New Roman"/>
+          <w:sz w:val="28"/>
+          <w:szCs w:val="28"/>
+        </w:rPr>
+        <w:t>программировании :</w:t>
+      </w:r>
+      <w:proofErr w:type="gramEnd"/>
+      <w:r>
+        <w:rPr>
+          <w:rFonts w:ascii="Times New Roman" w:hAnsi="Times New Roman" w:cs="Times New Roman"/>
+          <w:sz w:val="28"/>
+          <w:szCs w:val="28"/>
+        </w:rPr>
+        <w:t xml:space="preserve"> учебное пособие / А. А. </w:t>
+      </w:r>
+      <w:proofErr w:type="spellStart"/>
+      <w:r>
+        <w:rPr>
+          <w:rFonts w:ascii="Times New Roman" w:hAnsi="Times New Roman" w:cs="Times New Roman"/>
+          <w:sz w:val="28"/>
+          <w:szCs w:val="28"/>
+        </w:rPr>
+        <w:t>Калентьев</w:t>
+      </w:r>
+      <w:proofErr w:type="spellEnd"/>
+      <w:r>
+        <w:rPr>
+          <w:rFonts w:ascii="Times New Roman" w:hAnsi="Times New Roman" w:cs="Times New Roman"/>
+          <w:sz w:val="28"/>
+          <w:szCs w:val="28"/>
+        </w:rPr>
+        <w:t xml:space="preserve">, Д. В. </w:t>
+      </w:r>
+      <w:proofErr w:type="spellStart"/>
+      <w:r>
+        <w:rPr>
+          <w:rFonts w:ascii="Times New Roman" w:hAnsi="Times New Roman" w:cs="Times New Roman"/>
+          <w:sz w:val="28"/>
+          <w:szCs w:val="28"/>
+        </w:rPr>
+        <w:t>Гарайс</w:t>
+      </w:r>
+      <w:proofErr w:type="spellEnd"/>
+      <w:r>
+        <w:rPr>
+          <w:rFonts w:ascii="Times New Roman" w:hAnsi="Times New Roman" w:cs="Times New Roman"/>
+          <w:sz w:val="28"/>
+          <w:szCs w:val="28"/>
+        </w:rPr>
+        <w:t xml:space="preserve">, А. Е. Горяинов — Томск : Эль Контент, 2014. — 176 с. </w:t>
       </w:r>
     </w:p>
     <w:p>
@@ -10342,7 +10867,79 @@
           <w:sz w:val="28"/>
           <w:szCs w:val="28"/>
         </w:rPr>
-        <w:t>7. Введение в UML от создателей языка [Текст] : руководство пользователя / Г. Буч, Д. Рамбо, И. Якобсон. - 2-е изд. - М. : ДМК Пресс, 2012. - 494 с. : ил. - (Классика программирования). - Предм. указ.: с. 483 493. - ISBN 978-5-94074-644-7;</w:t>
+        <w:t>7. Введение в UML от создателей языка [Текст</w:t>
+      </w:r>
+      <w:proofErr w:type="gramStart"/>
+      <w:r>
+        <w:rPr>
+          <w:rFonts w:ascii="Times New Roman" w:hAnsi="Times New Roman" w:cs="Times New Roman"/>
+          <w:sz w:val="28"/>
+          <w:szCs w:val="28"/>
+        </w:rPr>
+        <w:t>] :</w:t>
+      </w:r>
+      <w:proofErr w:type="gramEnd"/>
+      <w:r>
+        <w:rPr>
+          <w:rFonts w:ascii="Times New Roman" w:hAnsi="Times New Roman" w:cs="Times New Roman"/>
+          <w:sz w:val="28"/>
+          <w:szCs w:val="28"/>
+        </w:rPr>
+        <w:t xml:space="preserve"> руководство пользователя / Г. Буч, Д. Рамбо, И. Якобсон. - 2-е изд. - </w:t>
+      </w:r>
+      <w:proofErr w:type="gramStart"/>
+      <w:r>
+        <w:rPr>
+          <w:rFonts w:ascii="Times New Roman" w:hAnsi="Times New Roman" w:cs="Times New Roman"/>
+          <w:sz w:val="28"/>
+          <w:szCs w:val="28"/>
+        </w:rPr>
+        <w:t>М. :</w:t>
+      </w:r>
+      <w:proofErr w:type="gramEnd"/>
+      <w:r>
+        <w:rPr>
+          <w:rFonts w:ascii="Times New Roman" w:hAnsi="Times New Roman" w:cs="Times New Roman"/>
+          <w:sz w:val="28"/>
+          <w:szCs w:val="28"/>
+        </w:rPr>
+        <w:t xml:space="preserve"> ДМК Пресс, 2012. - 494 </w:t>
+      </w:r>
+      <w:proofErr w:type="gramStart"/>
+      <w:r>
+        <w:rPr>
+          <w:rFonts w:ascii="Times New Roman" w:hAnsi="Times New Roman" w:cs="Times New Roman"/>
+          <w:sz w:val="28"/>
+          <w:szCs w:val="28"/>
+        </w:rPr>
+        <w:t>с. :</w:t>
+      </w:r>
+      <w:proofErr w:type="gramEnd"/>
+      <w:r>
+        <w:rPr>
+          <w:rFonts w:ascii="Times New Roman" w:hAnsi="Times New Roman" w:cs="Times New Roman"/>
+          <w:sz w:val="28"/>
+          <w:szCs w:val="28"/>
+        </w:rPr>
+        <w:t xml:space="preserve"> ил. - (Классика программирования). - </w:t>
+      </w:r>
+      <w:proofErr w:type="spellStart"/>
+      <w:r>
+        <w:rPr>
+          <w:rFonts w:ascii="Times New Roman" w:hAnsi="Times New Roman" w:cs="Times New Roman"/>
+          <w:sz w:val="28"/>
+          <w:szCs w:val="28"/>
+        </w:rPr>
+        <w:t>Предм</w:t>
+      </w:r>
+      <w:proofErr w:type="spellEnd"/>
+      <w:r>
+        <w:rPr>
+          <w:rFonts w:ascii="Times New Roman" w:hAnsi="Times New Roman" w:cs="Times New Roman"/>
+          <w:sz w:val="28"/>
+          <w:szCs w:val="28"/>
+        </w:rPr>
+        <w:t>. указ.: с. 483 493. - ISBN 978-5-94074-644-7;</w:t>
       </w:r>
     </w:p>
     <w:p>
@@ -10362,7 +10959,35 @@
           <w:sz w:val="28"/>
           <w:szCs w:val="28"/>
         </w:rPr>
-        <w:t>8. Ли. К. Основы САПР (CAD/CAM/CAE). – Спб.:«Питер», 2004</w:t>
+        <w:t xml:space="preserve">8. Ли. К. Основы САПР (CAD/CAM/CAE). – </w:t>
+      </w:r>
+      <w:proofErr w:type="spellStart"/>
+      <w:r>
+        <w:rPr>
+          <w:rFonts w:ascii="Times New Roman" w:hAnsi="Times New Roman" w:cs="Times New Roman"/>
+          <w:sz w:val="28"/>
+          <w:szCs w:val="28"/>
+        </w:rPr>
+        <w:t>Спб</w:t>
+      </w:r>
+      <w:proofErr w:type="spellEnd"/>
+      <w:proofErr w:type="gramStart"/>
+      <w:r>
+        <w:rPr>
+          <w:rFonts w:ascii="Times New Roman" w:hAnsi="Times New Roman" w:cs="Times New Roman"/>
+          <w:sz w:val="28"/>
+          <w:szCs w:val="28"/>
+        </w:rPr>
+        <w:t>.:«</w:t>
+      </w:r>
+      <w:proofErr w:type="gramEnd"/>
+      <w:r>
+        <w:rPr>
+          <w:rFonts w:ascii="Times New Roman" w:hAnsi="Times New Roman" w:cs="Times New Roman"/>
+          <w:sz w:val="28"/>
+          <w:szCs w:val="28"/>
+        </w:rPr>
+        <w:t>Питер», 2004</w:t>
       </w:r>
       <w:r>
         <w:rPr>
@@ -10394,8 +11019,18 @@
           <w:sz w:val="28"/>
           <w:szCs w:val="28"/>
         </w:rPr>
-        <w:t>560с..</w:t>
-      </w:r>
+        <w:t>560</w:t>
+      </w:r>
+      <w:proofErr w:type="gramStart"/>
+      <w:r>
+        <w:rPr>
+          <w:rFonts w:ascii="Times New Roman" w:hAnsi="Times New Roman" w:cs="Times New Roman"/>
+          <w:sz w:val="28"/>
+          <w:szCs w:val="28"/>
+        </w:rPr>
+        <w:t>с..</w:t>
+      </w:r>
+      <w:proofErr w:type="gramEnd"/>
     </w:p>
     <w:sectPr>
       <w:pgSz w:w="11906" w:h="16838"/>
@@ -10408,7 +11043,7 @@
 </file>
 
 <file path=word/comments.xml><?xml version="1.0" encoding="utf-8"?>
-<w:comments xmlns:wpc="http://schemas.microsoft.com/office/word/2010/wordprocessingCanvas" xmlns:cx="http://schemas.microsoft.com/office/drawing/2014/chartex" xmlns:cx1="http://schemas.microsoft.com/office/drawing/2015/9/8/chartex" xmlns:cx2="http://schemas.microsoft.com/office/drawing/2015/10/21/chartex" xmlns:cx3="http://schemas.microsoft.com/office/drawing/2016/5/9/chartex" xmlns:cx4="http://schemas.microsoft.com/office/drawing/2016/5/10/chartex" xmlns:cx5="http://schemas.microsoft.com/office/drawing/2016/5/11/chartex" xmlns:cx6="http://schemas.microsoft.com/office/drawing/2016/5/12/chartex" xmlns:cx7="http://schemas.microsoft.com/office/drawing/2016/5/13/chartex" xmlns:cx8="http://schemas.microsoft.com/office/drawing/2016/5/14/chartex" xmlns:mc="http://schemas.openxmlformats.org/markup-compatibility/2006" xmlns:aink="http://schemas.microsoft.com/office/drawing/2016/ink" xmlns:am3d="http://schemas.microsoft.com/office/drawing/2017/model3d" xmlns:o="urn:schemas-microsoft-com:office:office" xmlns:oel="http://schemas.microsoft.com/office/2019/extlst" xmlns:r="http://schemas.openxmlformats.org/officeDocument/2006/relationships" xmlns:m="http://schemas.openxmlformats.org/officeDocument/2006/math" xmlns:v="urn:schemas-microsoft-com:vml" xmlns:wp14="http://schemas.microsoft.com/office/word/2010/wordprocessingDrawing" xmlns:wp="http://schemas.openxmlformats.org/drawingml/2006/wordprocessingDrawing" xmlns:w10="urn:schemas-microsoft-com:office:word" xmlns:w="http://schemas.openxmlformats.org/wordprocessingml/2006/main" xmlns:w14="http://schemas.microsoft.com/office/word/2010/wordml" xmlns:w15="http://schemas.microsoft.com/office/word/2012/wordml" xmlns:w16cex="http://schemas.microsoft.com/office/word/2018/wordml/cex" xmlns:w16cid="http://schemas.microsoft.com/office/word/2016/wordml/cid" xmlns:w16="http://schemas.microsoft.com/office/word/2018/wordml" xmlns:w16du="http://schemas.microsoft.com/office/word/2023/wordml/word16du" xmlns:w16sdtdh="http://schemas.microsoft.com/office/word/2020/wordml/sdtdatahash" xmlns:w16sdtfl="http://schemas.microsoft.com/office/word/2024/wordml/sdtformatlock" xmlns:w16se="http://schemas.microsoft.com/office/word/2015/wordml/symex" xmlns:wpg="http://schemas.microsoft.com/office/word/2010/wordprocessingGroup" xmlns:wpi="http://schemas.microsoft.com/office/word/2010/wordprocessingInk" xmlns:wne="http://schemas.microsoft.com/office/word/2006/wordml" xmlns:wps="http://schemas.microsoft.com/office/word/2010/wordprocessingShape" mc:Ignorable="w14 w15 w16se w16cid w16 w16cex w16sdtdh w16sdtfl w16du wp14">
+<w:comments xmlns:wpc="http://schemas.microsoft.com/office/word/2010/wordprocessingCanvas" xmlns:cx="http://schemas.microsoft.com/office/drawing/2014/chartex" xmlns:cx1="http://schemas.microsoft.com/office/drawing/2015/9/8/chartex" xmlns:cx2="http://schemas.microsoft.com/office/drawing/2015/10/21/chartex" xmlns:cx3="http://schemas.microsoft.com/office/drawing/2016/5/9/chartex" xmlns:cx4="http://schemas.microsoft.com/office/drawing/2016/5/10/chartex" xmlns:cx5="http://schemas.microsoft.com/office/drawing/2016/5/11/chartex" xmlns:cx6="http://schemas.microsoft.com/office/drawing/2016/5/12/chartex" xmlns:cx7="http://schemas.microsoft.com/office/drawing/2016/5/13/chartex" xmlns:cx8="http://schemas.microsoft.com/office/drawing/2016/5/14/chartex" xmlns:mc="http://schemas.openxmlformats.org/markup-compatibility/2006" xmlns:aink="http://schemas.microsoft.com/office/drawing/2016/ink" xmlns:am3d="http://schemas.microsoft.com/office/drawing/2017/model3d" xmlns:o="urn:schemas-microsoft-com:office:office" xmlns:oel="http://schemas.microsoft.com/office/2019/extlst" xmlns:r="http://schemas.openxmlformats.org/officeDocument/2006/relationships" xmlns:m="http://schemas.openxmlformats.org/officeDocument/2006/math" xmlns:v="urn:schemas-microsoft-com:vml" xmlns:wp14="http://schemas.microsoft.com/office/word/2010/wordprocessingDrawing" xmlns:wp="http://schemas.openxmlformats.org/drawingml/2006/wordprocessingDrawing" xmlns:w10="urn:schemas-microsoft-com:office:word" xmlns:w="http://schemas.openxmlformats.org/wordprocessingml/2006/main" xmlns:w14="http://schemas.microsoft.com/office/word/2010/wordml" xmlns:w15="http://schemas.microsoft.com/office/word/2012/wordml" xmlns:w16cex="http://schemas.microsoft.com/office/word/2018/wordml/cex" xmlns:w16cid="http://schemas.microsoft.com/office/word/2016/wordml/cid" xmlns:w16="http://schemas.microsoft.com/office/word/2018/wordml" xmlns:w16sdtdh="http://schemas.microsoft.com/office/word/2020/wordml/sdtdatahash" xmlns:w16se="http://schemas.microsoft.com/office/word/2015/wordml/symex" xmlns:wpg="http://schemas.microsoft.com/office/word/2010/wordprocessingGroup" xmlns:wpi="http://schemas.microsoft.com/office/word/2010/wordprocessingInk" xmlns:wne="http://schemas.microsoft.com/office/word/2006/wordml" xmlns:wps="http://schemas.microsoft.com/office/word/2010/wordprocessingShape" mc:Ignorable="w14 w15 w16se w16cid w16 w16cex w16sdtdh wp14">
   <w:comment w:id="8" w:author="Kalentyev Alexey" w:date="2026-09-16T09:30:00Z" w:initials="KA">
     <w:p>
       <w:pPr>
@@ -10421,11 +11056,14 @@
         <w:annotationRef/>
       </w:r>
       <w:r>
+        <w:t xml:space="preserve">+ </w:t>
+      </w:r>
+      <w:r>
         <w:t>Чертёж?</w:t>
       </w:r>
     </w:p>
   </w:comment>
-  <w:comment w:id="12" w:author="Kalentyev Alexey" w:date="2026-09-16T09:24:00Z" w:initials="KA">
+  <w:comment w:id="31" w:author="Kalentyev Alexey" w:date="2026-09-16T09:27:00Z" w:initials="KA">
     <w:p>
       <w:pPr>
         <w:pStyle w:val="ad"/>
@@ -10437,11 +11075,17 @@
         <w:annotationRef/>
       </w:r>
       <w:r>
-        <w:t>Не параметр</w:t>
+        <w:rPr>
+          <w:lang w:val="en-US"/>
+        </w:rPr>
+        <w:t xml:space="preserve">+ </w:t>
+      </w:r>
+      <w:r>
+        <w:t>Маркерный список</w:t>
       </w:r>
     </w:p>
   </w:comment>
-  <w:comment w:id="19" w:author="Роман Литвиненко" w:date="2026-09-10T13:03:00Z" w:initials="РЛ">
+  <w:comment w:id="39" w:author="Kalentyev Alexey" w:date="2026-09-16T09:29:00Z" w:initials="KA">
     <w:p>
       <w:pPr>
         <w:pStyle w:val="ad"/>
@@ -10452,50 +11096,17 @@
         </w:rPr>
         <w:annotationRef/>
       </w:r>
-    </w:p>
-  </w:comment>
-  <w:comment w:id="21" w:author="Роман Литвиненко" w:date="2026-09-10T13:04:00Z" w:initials="РЛ">
-    <w:p>
-      <w:pPr>
-        <w:pStyle w:val="ad"/>
-      </w:pPr>
-      <w:r>
-        <w:rPr>
-          <w:rStyle w:val="ac"/>
-        </w:rPr>
-        <w:annotationRef/>
-      </w:r>
-    </w:p>
-  </w:comment>
-  <w:comment w:id="34" w:author="Kalentyev Alexey" w:date="2026-09-16T09:27:00Z" w:initials="KA">
-    <w:p>
-      <w:pPr>
-        <w:pStyle w:val="ad"/>
-      </w:pPr>
-      <w:r>
-        <w:rPr>
-          <w:rStyle w:val="ac"/>
-        </w:rPr>
-        <w:annotationRef/>
-      </w:r>
-      <w:r>
-        <w:t>Маркерный список</w:t>
-      </w:r>
-    </w:p>
-  </w:comment>
-  <w:comment w:id="42" w:author="Kalentyev Alexey" w:date="2026-09-16T09:29:00Z" w:initials="KA">
-    <w:p>
-      <w:pPr>
-        <w:pStyle w:val="ad"/>
-      </w:pPr>
-      <w:r>
-        <w:rPr>
-          <w:rStyle w:val="ac"/>
-        </w:rPr>
-        <w:annotationRef/>
+      <w:proofErr w:type="gramStart"/>
+      <w:r>
+        <w:t xml:space="preserve">+ </w:t>
       </w:r>
       <w:r>
         <w:t>?</w:t>
+      </w:r>
+      <w:proofErr w:type="gramEnd"/>
+      <w:r>
+        <w:br/>
+        <w:t>не нашёл конкретный ГОСТ для изготовления багетов</w:t>
       </w:r>
     </w:p>
   </w:comment>
@@ -10503,40 +11114,31 @@
 </file>
 
 <file path=word/commentsExtended.xml><?xml version="1.0" encoding="utf-8"?>
-<w15:commentsEx xmlns:wpc="http://schemas.microsoft.com/office/word/2010/wordprocessingCanvas" xmlns:cx="http://schemas.microsoft.com/office/drawing/2014/chartex" xmlns:cx1="http://schemas.microsoft.com/office/drawing/2015/9/8/chartex" xmlns:cx2="http://schemas.microsoft.com/office/drawing/2015/10/21/chartex" xmlns:cx3="http://schemas.microsoft.com/office/drawing/2016/5/9/chartex" xmlns:cx4="http://schemas.microsoft.com/office/drawing/2016/5/10/chartex" xmlns:cx5="http://schemas.microsoft.com/office/drawing/2016/5/11/chartex" xmlns:cx6="http://schemas.microsoft.com/office/drawing/2016/5/12/chartex" xmlns:cx7="http://schemas.microsoft.com/office/drawing/2016/5/13/chartex" xmlns:cx8="http://schemas.microsoft.com/office/drawing/2016/5/14/chartex" xmlns:mc="http://schemas.openxmlformats.org/markup-compatibility/2006" xmlns:aink="http://schemas.microsoft.com/office/drawing/2016/ink" xmlns:am3d="http://schemas.microsoft.com/office/drawing/2017/model3d" xmlns:o="urn:schemas-microsoft-com:office:office" xmlns:oel="http://schemas.microsoft.com/office/2019/extlst" xmlns:r="http://schemas.openxmlformats.org/officeDocument/2006/relationships" xmlns:m="http://schemas.openxmlformats.org/officeDocument/2006/math" xmlns:v="urn:schemas-microsoft-com:vml" xmlns:wp14="http://schemas.microsoft.com/office/word/2010/wordprocessingDrawing" xmlns:wp="http://schemas.openxmlformats.org/drawingml/2006/wordprocessingDrawing" xmlns:w10="urn:schemas-microsoft-com:office:word" xmlns:w="http://schemas.openxmlformats.org/wordprocessingml/2006/main" xmlns:w14="http://schemas.microsoft.com/office/word/2010/wordml" xmlns:w15="http://schemas.microsoft.com/office/word/2012/wordml" xmlns:w16cex="http://schemas.microsoft.com/office/word/2018/wordml/cex" xmlns:w16cid="http://schemas.microsoft.com/office/word/2016/wordml/cid" xmlns:w16="http://schemas.microsoft.com/office/word/2018/wordml" xmlns:w16du="http://schemas.microsoft.com/office/word/2023/wordml/word16du" xmlns:w16sdtdh="http://schemas.microsoft.com/office/word/2020/wordml/sdtdatahash" xmlns:w16sdtfl="http://schemas.microsoft.com/office/word/2024/wordml/sdtformatlock" xmlns:w16se="http://schemas.microsoft.com/office/word/2015/wordml/symex" xmlns:wpg="http://schemas.microsoft.com/office/word/2010/wordprocessingGroup" xmlns:wpi="http://schemas.microsoft.com/office/word/2010/wordprocessingInk" xmlns:wne="http://schemas.microsoft.com/office/word/2006/wordml" xmlns:wps="http://schemas.microsoft.com/office/word/2010/wordprocessingShape" mc:Ignorable="w14 w15 w16se w16cid w16 w16cex w16sdtdh w16sdtfl w16du wp14">
+<w15:commentsEx xmlns:wpc="http://schemas.microsoft.com/office/word/2010/wordprocessingCanvas" xmlns:cx="http://schemas.microsoft.com/office/drawing/2014/chartex" xmlns:cx1="http://schemas.microsoft.com/office/drawing/2015/9/8/chartex" xmlns:cx2="http://schemas.microsoft.com/office/drawing/2015/10/21/chartex" xmlns:cx3="http://schemas.microsoft.com/office/drawing/2016/5/9/chartex" xmlns:cx4="http://schemas.microsoft.com/office/drawing/2016/5/10/chartex" xmlns:cx5="http://schemas.microsoft.com/office/drawing/2016/5/11/chartex" xmlns:cx6="http://schemas.microsoft.com/office/drawing/2016/5/12/chartex" xmlns:cx7="http://schemas.microsoft.com/office/drawing/2016/5/13/chartex" xmlns:cx8="http://schemas.microsoft.com/office/drawing/2016/5/14/chartex" xmlns:mc="http://schemas.openxmlformats.org/markup-compatibility/2006" xmlns:aink="http://schemas.microsoft.com/office/drawing/2016/ink" xmlns:am3d="http://schemas.microsoft.com/office/drawing/2017/model3d" xmlns:o="urn:schemas-microsoft-com:office:office" xmlns:oel="http://schemas.microsoft.com/office/2019/extlst" xmlns:r="http://schemas.openxmlformats.org/officeDocument/2006/relationships" xmlns:m="http://schemas.openxmlformats.org/officeDocument/2006/math" xmlns:v="urn:schemas-microsoft-com:vml" xmlns:wp14="http://schemas.microsoft.com/office/word/2010/wordprocessingDrawing" xmlns:wp="http://schemas.openxmlformats.org/drawingml/2006/wordprocessingDrawing" xmlns:w10="urn:schemas-microsoft-com:office:word" xmlns:w="http://schemas.openxmlformats.org/wordprocessingml/2006/main" xmlns:w14="http://schemas.microsoft.com/office/word/2010/wordml" xmlns:w15="http://schemas.microsoft.com/office/word/2012/wordml" xmlns:w16cex="http://schemas.microsoft.com/office/word/2018/wordml/cex" xmlns:w16cid="http://schemas.microsoft.com/office/word/2016/wordml/cid" xmlns:w16="http://schemas.microsoft.com/office/word/2018/wordml" xmlns:w16sdtdh="http://schemas.microsoft.com/office/word/2020/wordml/sdtdatahash" xmlns:w16se="http://schemas.microsoft.com/office/word/2015/wordml/symex" xmlns:wpg="http://schemas.microsoft.com/office/word/2010/wordprocessingGroup" xmlns:wpi="http://schemas.microsoft.com/office/word/2010/wordprocessingInk" xmlns:wne="http://schemas.microsoft.com/office/word/2006/wordml" xmlns:wps="http://schemas.microsoft.com/office/word/2010/wordprocessingShape" mc:Ignorable="w14 w15 w16se w16cid w16 w16cex w16sdtdh wp14">
   <w15:commentEx w15:paraId="0FE14AA9" w15:done="0"/>
-  <w15:commentEx w15:paraId="66077BF6" w15:done="0"/>
-  <w15:commentEx w15:paraId="76D99977" w15:done="0"/>
-  <w15:commentEx w15:paraId="2E5A20B2" w15:done="0"/>
   <w15:commentEx w15:paraId="32274353" w15:done="0"/>
   <w15:commentEx w15:paraId="3FD25F1A" w15:done="0"/>
 </w15:commentsEx>
 </file>
 
 <file path=word/commentsExtensible.xml><?xml version="1.0" encoding="utf-8"?>
-<w16cex:commentsExtensible xmlns:wpc="http://schemas.microsoft.com/office/word/2010/wordprocessingCanvas" xmlns:cx="http://schemas.microsoft.com/office/drawing/2014/chartex" xmlns:cx1="http://schemas.microsoft.com/office/drawing/2015/9/8/chartex" xmlns:cx2="http://schemas.microsoft.com/office/drawing/2015/10/21/chartex" xmlns:cx3="http://schemas.microsoft.com/office/drawing/2016/5/9/chartex" xmlns:cx4="http://schemas.microsoft.com/office/drawing/2016/5/10/chartex" xmlns:cx5="http://schemas.microsoft.com/office/drawing/2016/5/11/chartex" xmlns:cx6="http://schemas.microsoft.com/office/drawing/2016/5/12/chartex" xmlns:cx7="http://schemas.microsoft.com/office/drawing/2016/5/13/chartex" xmlns:cx8="http://schemas.microsoft.com/office/drawing/2016/5/14/chartex" xmlns:cr="http://schemas.microsoft.com/office/comments/2020/reactions" xmlns:mc="http://schemas.openxmlformats.org/markup-compatibility/2006" xmlns:aink="http://schemas.microsoft.com/office/drawing/2016/ink" xmlns:am3d="http://schemas.microsoft.com/office/drawing/2017/model3d" xmlns:o="urn:schemas-microsoft-com:office:office" xmlns:oel="http://schemas.microsoft.com/office/2019/extlst" xmlns:r="http://schemas.openxmlformats.org/officeDocument/2006/relationships" xmlns:m="http://schemas.openxmlformats.org/officeDocument/2006/math" xmlns:v="urn:schemas-microsoft-com:vml" xmlns:wp14="http://schemas.microsoft.com/office/word/2010/wordprocessingDrawing" xmlns:wp="http://schemas.openxmlformats.org/drawingml/2006/wordprocessingDrawing" xmlns:w10="urn:schemas-microsoft-com:office:word" xmlns:w="http://schemas.openxmlformats.org/wordprocessingml/2006/main" xmlns:w14="http://schemas.microsoft.com/office/word/2010/wordml" xmlns:w15="http://schemas.microsoft.com/office/word/2012/wordml" xmlns:w16cex="http://schemas.microsoft.com/office/word/2018/wordml/cex" xmlns:w16cid="http://schemas.microsoft.com/office/word/2016/wordml/cid" xmlns:w16="http://schemas.microsoft.com/office/word/2018/wordml" xmlns:w16du="http://schemas.microsoft.com/office/word/2023/wordml/word16du" xmlns:w16sdtdh="http://schemas.microsoft.com/office/word/2020/wordml/sdtdatahash" xmlns:w16sdtfl="http://schemas.microsoft.com/office/word/2024/wordml/sdtformatlock" xmlns:w16se="http://schemas.microsoft.com/office/word/2015/wordml/symex" xmlns:wpg="http://schemas.microsoft.com/office/word/2010/wordprocessingGroup" xmlns:wpi="http://schemas.microsoft.com/office/word/2010/wordprocessingInk" xmlns:wne="http://schemas.microsoft.com/office/word/2006/wordml" xmlns:wps="http://schemas.microsoft.com/office/word/2010/wordprocessingShape" mc:Ignorable="w14 w15 w16se w16cid w16 w16cex w16sdtdh w16sdtfl cr w16du wp14">
+<w16cex:commentsExtensible xmlns:wpc="http://schemas.microsoft.com/office/word/2010/wordprocessingCanvas" xmlns:cx="http://schemas.microsoft.com/office/drawing/2014/chartex" xmlns:cx1="http://schemas.microsoft.com/office/drawing/2015/9/8/chartex" xmlns:cx2="http://schemas.microsoft.com/office/drawing/2015/10/21/chartex" xmlns:cx3="http://schemas.microsoft.com/office/drawing/2016/5/9/chartex" xmlns:cx4="http://schemas.microsoft.com/office/drawing/2016/5/10/chartex" xmlns:cx5="http://schemas.microsoft.com/office/drawing/2016/5/11/chartex" xmlns:cx6="http://schemas.microsoft.com/office/drawing/2016/5/12/chartex" xmlns:cx7="http://schemas.microsoft.com/office/drawing/2016/5/13/chartex" xmlns:cx8="http://schemas.microsoft.com/office/drawing/2016/5/14/chartex" xmlns:cr="http://schemas.microsoft.com/office/comments/2020/reactions" xmlns:mc="http://schemas.openxmlformats.org/markup-compatibility/2006" xmlns:aink="http://schemas.microsoft.com/office/drawing/2016/ink" xmlns:am3d="http://schemas.microsoft.com/office/drawing/2017/model3d" xmlns:o="urn:schemas-microsoft-com:office:office" xmlns:oel="http://schemas.microsoft.com/office/2019/extlst" xmlns:r="http://schemas.openxmlformats.org/officeDocument/2006/relationships" xmlns:m="http://schemas.openxmlformats.org/officeDocument/2006/math" xmlns:v="urn:schemas-microsoft-com:vml" xmlns:wp14="http://schemas.microsoft.com/office/word/2010/wordprocessingDrawing" xmlns:wp="http://schemas.openxmlformats.org/drawingml/2006/wordprocessingDrawing" xmlns:w10="urn:schemas-microsoft-com:office:word" xmlns:w="http://schemas.openxmlformats.org/wordprocessingml/2006/main" xmlns:w14="http://schemas.microsoft.com/office/word/2010/wordml" xmlns:w15="http://schemas.microsoft.com/office/word/2012/wordml" xmlns:w16cex="http://schemas.microsoft.com/office/word/2018/wordml/cex" xmlns:w16cid="http://schemas.microsoft.com/office/word/2016/wordml/cid" xmlns:w16="http://schemas.microsoft.com/office/word/2018/wordml" xmlns:w16sdtdh="http://schemas.microsoft.com/office/word/2020/wordml/sdtdatahash" xmlns:w16se="http://schemas.microsoft.com/office/word/2015/wordml/symex" xmlns:wpg="http://schemas.microsoft.com/office/word/2010/wordprocessingGroup" xmlns:wpi="http://schemas.microsoft.com/office/word/2010/wordprocessingInk" xmlns:wne="http://schemas.microsoft.com/office/word/2006/wordml" xmlns:wps="http://schemas.microsoft.com/office/word/2010/wordprocessingShape" mc:Ignorable="w14 w15 w16se w16cid w16 w16cex w16sdtdh cr wp14">
   <w16cex:commentExtensible w16cex:durableId="4D46B10F" w16cex:dateUtc="2026-09-16T02:30:00Z"/>
-  <w16cex:commentExtensible w16cex:durableId="5CBDDCA8" w16cex:dateUtc="2026-09-16T02:24:00Z"/>
-  <w16cex:commentExtensible w16cex:durableId="64010BA6" w16cex:dateUtc="2026-09-10T06:03:00Z"/>
-  <w16cex:commentExtensible w16cex:durableId="58513E3D" w16cex:dateUtc="2026-09-10T06:04:00Z"/>
   <w16cex:commentExtensible w16cex:durableId="2061FD5F" w16cex:dateUtc="2026-09-16T02:27:00Z"/>
   <w16cex:commentExtensible w16cex:durableId="00287F0A" w16cex:dateUtc="2026-09-16T02:29:00Z"/>
 </w16cex:commentsExtensible>
 </file>
 
 <file path=word/commentsIds.xml><?xml version="1.0" encoding="utf-8"?>
-<w16cid:commentsIds xmlns:wpc="http://schemas.microsoft.com/office/word/2010/wordprocessingCanvas" xmlns:cx="http://schemas.microsoft.com/office/drawing/2014/chartex" xmlns:cx1="http://schemas.microsoft.com/office/drawing/2015/9/8/chartex" xmlns:cx2="http://schemas.microsoft.com/office/drawing/2015/10/21/chartex" xmlns:cx3="http://schemas.microsoft.com/office/drawing/2016/5/9/chartex" xmlns:cx4="http://schemas.microsoft.com/office/drawing/2016/5/10/chartex" xmlns:cx5="http://schemas.microsoft.com/office/drawing/2016/5/11/chartex" xmlns:cx6="http://schemas.microsoft.com/office/drawing/2016/5/12/chartex" xmlns:cx7="http://schemas.microsoft.com/office/drawing/2016/5/13/chartex" xmlns:cx8="http://schemas.microsoft.com/office/drawing/2016/5/14/chartex" xmlns:mc="http://schemas.openxmlformats.org/markup-compatibility/2006" xmlns:aink="http://schemas.microsoft.com/office/drawing/2016/ink" xmlns:am3d="http://schemas.microsoft.com/office/drawing/2017/model3d" xmlns:o="urn:schemas-microsoft-com:office:office" xmlns:oel="http://schemas.microsoft.com/office/2019/extlst" xmlns:r="http://schemas.openxmlformats.org/officeDocument/2006/relationships" xmlns:m="http://schemas.openxmlformats.org/officeDocument/2006/math" xmlns:v="urn:schemas-microsoft-com:vml" xmlns:wp14="http://schemas.microsoft.com/office/word/2010/wordprocessingDrawing" xmlns:wp="http://schemas.openxmlformats.org/drawingml/2006/wordprocessingDrawing" xmlns:w10="urn:schemas-microsoft-com:office:word" xmlns:w="http://schemas.openxmlformats.org/wordprocessingml/2006/main" xmlns:w14="http://schemas.microsoft.com/office/word/2010/wordml" xmlns:w15="http://schemas.microsoft.com/office/word/2012/wordml" xmlns:w16cex="http://schemas.microsoft.com/office/word/2018/wordml/cex" xmlns:w16cid="http://schemas.microsoft.com/office/word/2016/wordml/cid" xmlns:w16="http://schemas.microsoft.com/office/word/2018/wordml" xmlns:w16du="http://schemas.microsoft.com/office/word/2023/wordml/word16du" xmlns:w16sdtdh="http://schemas.microsoft.com/office/word/2020/wordml/sdtdatahash" xmlns:w16sdtfl="http://schemas.microsoft.com/office/word/2024/wordml/sdtformatlock" xmlns:w16se="http://schemas.microsoft.com/office/word/2015/wordml/symex" xmlns:wpg="http://schemas.microsoft.com/office/word/2010/wordprocessingGroup" xmlns:wpi="http://schemas.microsoft.com/office/word/2010/wordprocessingInk" xmlns:wne="http://schemas.microsoft.com/office/word/2006/wordml" xmlns:wps="http://schemas.microsoft.com/office/word/2010/wordprocessingShape" mc:Ignorable="w14 w15 w16se w16cid w16 w16cex w16sdtdh w16sdtfl w16du wp14">
+<w16cid:commentsIds xmlns:wpc="http://schemas.microsoft.com/office/word/2010/wordprocessingCanvas" xmlns:cx="http://schemas.microsoft.com/office/drawing/2014/chartex" xmlns:cx1="http://schemas.microsoft.com/office/drawing/2015/9/8/chartex" xmlns:cx2="http://schemas.microsoft.com/office/drawing/2015/10/21/chartex" xmlns:cx3="http://schemas.microsoft.com/office/drawing/2016/5/9/chartex" xmlns:cx4="http://schemas.microsoft.com/office/drawing/2016/5/10/chartex" xmlns:cx5="http://schemas.microsoft.com/office/drawing/2016/5/11/chartex" xmlns:cx6="http://schemas.microsoft.com/office/drawing/2016/5/12/chartex" xmlns:cx7="http://schemas.microsoft.com/office/drawing/2016/5/13/chartex" xmlns:cx8="http://schemas.microsoft.com/office/drawing/2016/5/14/chartex" xmlns:mc="http://schemas.openxmlformats.org/markup-compatibility/2006" xmlns:aink="http://schemas.microsoft.com/office/drawing/2016/ink" xmlns:am3d="http://schemas.microsoft.com/office/drawing/2017/model3d" xmlns:o="urn:schemas-microsoft-com:office:office" xmlns:oel="http://schemas.microsoft.com/office/2019/extlst" xmlns:r="http://schemas.openxmlformats.org/officeDocument/2006/relationships" xmlns:m="http://schemas.openxmlformats.org/officeDocument/2006/math" xmlns:v="urn:schemas-microsoft-com:vml" xmlns:wp14="http://schemas.microsoft.com/office/word/2010/wordprocessingDrawing" xmlns:wp="http://schemas.openxmlformats.org/drawingml/2006/wordprocessingDrawing" xmlns:w10="urn:schemas-microsoft-com:office:word" xmlns:w="http://schemas.openxmlformats.org/wordprocessingml/2006/main" xmlns:w14="http://schemas.microsoft.com/office/word/2010/wordml" xmlns:w15="http://schemas.microsoft.com/office/word/2012/wordml" xmlns:w16cex="http://schemas.microsoft.com/office/word/2018/wordml/cex" xmlns:w16cid="http://schemas.microsoft.com/office/word/2016/wordml/cid" xmlns:w16="http://schemas.microsoft.com/office/word/2018/wordml" xmlns:w16sdtdh="http://schemas.microsoft.com/office/word/2020/wordml/sdtdatahash" xmlns:w16se="http://schemas.microsoft.com/office/word/2015/wordml/symex" xmlns:wpg="http://schemas.microsoft.com/office/word/2010/wordprocessingGroup" xmlns:wpi="http://schemas.microsoft.com/office/word/2010/wordprocessingInk" xmlns:wne="http://schemas.microsoft.com/office/word/2006/wordml" xmlns:wps="http://schemas.microsoft.com/office/word/2010/wordprocessingShape" mc:Ignorable="w14 w15 w16se w16cid w16 w16cex w16sdtdh wp14">
   <w16cid:commentId w16cid:paraId="0FE14AA9" w16cid:durableId="4D46B10F"/>
-  <w16cid:commentId w16cid:paraId="66077BF6" w16cid:durableId="5CBDDCA8"/>
-  <w16cid:commentId w16cid:paraId="76D99977" w16cid:durableId="64010BA6"/>
-  <w16cid:commentId w16cid:paraId="2E5A20B2" w16cid:durableId="58513E3D"/>
   <w16cid:commentId w16cid:paraId="32274353" w16cid:durableId="2061FD5F"/>
   <w16cid:commentId w16cid:paraId="3FD25F1A" w16cid:durableId="00287F0A"/>
 </w16cid:commentsIds>
 </file>
 
 <file path=word/endnotes.xml><?xml version="1.0" encoding="utf-8"?>
-<w:endnotes xmlns:wpc="http://schemas.microsoft.com/office/word/2010/wordprocessingCanvas" xmlns:cx="http://schemas.microsoft.com/office/drawing/2014/chartex" xmlns:cx1="http://schemas.microsoft.com/office/drawing/2015/9/8/chartex" xmlns:cx2="http://schemas.microsoft.com/office/drawing/2015/10/21/chartex" xmlns:cx3="http://schemas.microsoft.com/office/drawing/2016/5/9/chartex" xmlns:cx4="http://schemas.microsoft.com/office/drawing/2016/5/10/chartex" xmlns:cx5="http://schemas.microsoft.com/office/drawing/2016/5/11/chartex" xmlns:cx6="http://schemas.microsoft.com/office/drawing/2016/5/12/chartex" xmlns:cx7="http://schemas.microsoft.com/office/drawing/2016/5/13/chartex" xmlns:cx8="http://schemas.microsoft.com/office/drawing/2016/5/14/chartex" xmlns:mc="http://schemas.openxmlformats.org/markup-compatibility/2006" xmlns:aink="http://schemas.microsoft.com/office/drawing/2016/ink" xmlns:am3d="http://schemas.microsoft.com/office/drawing/2017/model3d" xmlns:o="urn:schemas-microsoft-com:office:office" xmlns:oel="http://schemas.microsoft.com/office/2019/extlst" xmlns:r="http://schemas.openxmlformats.org/officeDocument/2006/relationships" xmlns:m="http://schemas.openxmlformats.org/officeDocument/2006/math" xmlns:v="urn:schemas-microsoft-com:vml" xmlns:wp14="http://schemas.microsoft.com/office/word/2010/wordprocessingDrawing" xmlns:wp="http://schemas.openxmlformats.org/drawingml/2006/wordprocessingDrawing" xmlns:w10="urn:schemas-microsoft-com:office:word" xmlns:w="http://schemas.openxmlformats.org/wordprocessingml/2006/main" xmlns:w14="http://schemas.microsoft.com/office/word/2010/wordml" xmlns:w15="http://schemas.microsoft.com/office/word/2012/wordml" xmlns:w16cex="http://schemas.microsoft.com/office/word/2018/wordml/cex" xmlns:w16cid="http://schemas.microsoft.com/office/word/2016/wordml/cid" xmlns:w16="http://schemas.microsoft.com/office/word/2018/wordml" xmlns:w16du="http://schemas.microsoft.com/office/word/2023/wordml/word16du" xmlns:w16sdtdh="http://schemas.microsoft.com/office/word/2020/wordml/sdtdatahash" xmlns:w16sdtfl="http://schemas.microsoft.com/office/word/2024/wordml/sdtformatlock" xmlns:w16se="http://schemas.microsoft.com/office/word/2015/wordml/symex" xmlns:wpg="http://schemas.microsoft.com/office/word/2010/wordprocessingGroup" xmlns:wpi="http://schemas.microsoft.com/office/word/2010/wordprocessingInk" xmlns:wne="http://schemas.microsoft.com/office/word/2006/wordml" xmlns:wps="http://schemas.microsoft.com/office/word/2010/wordprocessingShape" mc:Ignorable="w14 w15 w16se w16cid w16 w16cex w16sdtdh w16sdtfl w16du wp14">
+<w:endnotes xmlns:wpc="http://schemas.microsoft.com/office/word/2010/wordprocessingCanvas" xmlns:cx="http://schemas.microsoft.com/office/drawing/2014/chartex" xmlns:cx1="http://schemas.microsoft.com/office/drawing/2015/9/8/chartex" xmlns:cx2="http://schemas.microsoft.com/office/drawing/2015/10/21/chartex" xmlns:cx3="http://schemas.microsoft.com/office/drawing/2016/5/9/chartex" xmlns:cx4="http://schemas.microsoft.com/office/drawing/2016/5/10/chartex" xmlns:cx5="http://schemas.microsoft.com/office/drawing/2016/5/11/chartex" xmlns:cx6="http://schemas.microsoft.com/office/drawing/2016/5/12/chartex" xmlns:cx7="http://schemas.microsoft.com/office/drawing/2016/5/13/chartex" xmlns:cx8="http://schemas.microsoft.com/office/drawing/2016/5/14/chartex" xmlns:mc="http://schemas.openxmlformats.org/markup-compatibility/2006" xmlns:aink="http://schemas.microsoft.com/office/drawing/2016/ink" xmlns:am3d="http://schemas.microsoft.com/office/drawing/2017/model3d" xmlns:o="urn:schemas-microsoft-com:office:office" xmlns:oel="http://schemas.microsoft.com/office/2019/extlst" xmlns:r="http://schemas.openxmlformats.org/officeDocument/2006/relationships" xmlns:m="http://schemas.openxmlformats.org/officeDocument/2006/math" xmlns:v="urn:schemas-microsoft-com:vml" xmlns:wp14="http://schemas.microsoft.com/office/word/2010/wordprocessingDrawing" xmlns:wp="http://schemas.openxmlformats.org/drawingml/2006/wordprocessingDrawing" xmlns:w10="urn:schemas-microsoft-com:office:word" xmlns:w="http://schemas.openxmlformats.org/wordprocessingml/2006/main" xmlns:w14="http://schemas.microsoft.com/office/word/2010/wordml" xmlns:w15="http://schemas.microsoft.com/office/word/2012/wordml" xmlns:w16cex="http://schemas.microsoft.com/office/word/2018/wordml/cex" xmlns:w16cid="http://schemas.microsoft.com/office/word/2016/wordml/cid" xmlns:w16="http://schemas.microsoft.com/office/word/2018/wordml" xmlns:w16sdtdh="http://schemas.microsoft.com/office/word/2020/wordml/sdtdatahash" xmlns:w16se="http://schemas.microsoft.com/office/word/2015/wordml/symex" xmlns:wpg="http://schemas.microsoft.com/office/word/2010/wordprocessingGroup" xmlns:wpi="http://schemas.microsoft.com/office/word/2010/wordprocessingInk" xmlns:wne="http://schemas.microsoft.com/office/word/2006/wordml" xmlns:wps="http://schemas.microsoft.com/office/word/2010/wordprocessingShape" mc:Ignorable="w14 w15 w16se w16cid w16 w16cex w16sdtdh wp14">
   <w:endnote w:type="separator" w:id="-1">
     <w:p>
       <w:pPr>
@@ -10561,7 +11163,7 @@
 </file>
 
 <file path=word/footer1.xml><?xml version="1.0" encoding="utf-8"?>
-<w:ftr xmlns:wpc="http://schemas.microsoft.com/office/word/2010/wordprocessingCanvas" xmlns:cx="http://schemas.microsoft.com/office/drawing/2014/chartex" xmlns:cx1="http://schemas.microsoft.com/office/drawing/2015/9/8/chartex" xmlns:cx2="http://schemas.microsoft.com/office/drawing/2015/10/21/chartex" xmlns:cx3="http://schemas.microsoft.com/office/drawing/2016/5/9/chartex" xmlns:cx4="http://schemas.microsoft.com/office/drawing/2016/5/10/chartex" xmlns:cx5="http://schemas.microsoft.com/office/drawing/2016/5/11/chartex" xmlns:cx6="http://schemas.microsoft.com/office/drawing/2016/5/12/chartex" xmlns:cx7="http://schemas.microsoft.com/office/drawing/2016/5/13/chartex" xmlns:cx8="http://schemas.microsoft.com/office/drawing/2016/5/14/chartex" xmlns:mc="http://schemas.openxmlformats.org/markup-compatibility/2006" xmlns:aink="http://schemas.microsoft.com/office/drawing/2016/ink" xmlns:am3d="http://schemas.microsoft.com/office/drawing/2017/model3d" xmlns:o="urn:schemas-microsoft-com:office:office" xmlns:oel="http://schemas.microsoft.com/office/2019/extlst" xmlns:r="http://schemas.openxmlformats.org/officeDocument/2006/relationships" xmlns:m="http://schemas.openxmlformats.org/officeDocument/2006/math" xmlns:v="urn:schemas-microsoft-com:vml" xmlns:wp14="http://schemas.microsoft.com/office/word/2010/wordprocessingDrawing" xmlns:wp="http://schemas.openxmlformats.org/drawingml/2006/wordprocessingDrawing" xmlns:w10="urn:schemas-microsoft-com:office:word" xmlns:w="http://schemas.openxmlformats.org/wordprocessingml/2006/main" xmlns:w14="http://schemas.microsoft.com/office/word/2010/wordml" xmlns:w15="http://schemas.microsoft.com/office/word/2012/wordml" xmlns:w16cex="http://schemas.microsoft.com/office/word/2018/wordml/cex" xmlns:w16cid="http://schemas.microsoft.com/office/word/2016/wordml/cid" xmlns:w16="http://schemas.microsoft.com/office/word/2018/wordml" xmlns:w16du="http://schemas.microsoft.com/office/word/2023/wordml/word16du" xmlns:w16sdtdh="http://schemas.microsoft.com/office/word/2020/wordml/sdtdatahash" xmlns:w16sdtfl="http://schemas.microsoft.com/office/word/2024/wordml/sdtformatlock" xmlns:w16se="http://schemas.microsoft.com/office/word/2015/wordml/symex" xmlns:wpg="http://schemas.microsoft.com/office/word/2010/wordprocessingGroup" xmlns:wpi="http://schemas.microsoft.com/office/word/2010/wordprocessingInk" xmlns:wne="http://schemas.microsoft.com/office/word/2006/wordml" xmlns:wps="http://schemas.microsoft.com/office/word/2010/wordprocessingShape" mc:Ignorable="w14 w15 w16se w16cid w16 w16cex w16sdtdh w16sdtfl w16du wp14">
+<w:ftr xmlns:wpc="http://schemas.microsoft.com/office/word/2010/wordprocessingCanvas" xmlns:cx="http://schemas.microsoft.com/office/drawing/2014/chartex" xmlns:cx1="http://schemas.microsoft.com/office/drawing/2015/9/8/chartex" xmlns:cx2="http://schemas.microsoft.com/office/drawing/2015/10/21/chartex" xmlns:cx3="http://schemas.microsoft.com/office/drawing/2016/5/9/chartex" xmlns:cx4="http://schemas.microsoft.com/office/drawing/2016/5/10/chartex" xmlns:cx5="http://schemas.microsoft.com/office/drawing/2016/5/11/chartex" xmlns:cx6="http://schemas.microsoft.com/office/drawing/2016/5/12/chartex" xmlns:cx7="http://schemas.microsoft.com/office/drawing/2016/5/13/chartex" xmlns:cx8="http://schemas.microsoft.com/office/drawing/2016/5/14/chartex" xmlns:mc="http://schemas.openxmlformats.org/markup-compatibility/2006" xmlns:aink="http://schemas.microsoft.com/office/drawing/2016/ink" xmlns:am3d="http://schemas.microsoft.com/office/drawing/2017/model3d" xmlns:o="urn:schemas-microsoft-com:office:office" xmlns:oel="http://schemas.microsoft.com/office/2019/extlst" xmlns:r="http://schemas.openxmlformats.org/officeDocument/2006/relationships" xmlns:m="http://schemas.openxmlformats.org/officeDocument/2006/math" xmlns:v="urn:schemas-microsoft-com:vml" xmlns:wp14="http://schemas.microsoft.com/office/word/2010/wordprocessingDrawing" xmlns:wp="http://schemas.openxmlformats.org/drawingml/2006/wordprocessingDrawing" xmlns:w10="urn:schemas-microsoft-com:office:word" xmlns:w="http://schemas.openxmlformats.org/wordprocessingml/2006/main" xmlns:w14="http://schemas.microsoft.com/office/word/2010/wordml" xmlns:w15="http://schemas.microsoft.com/office/word/2012/wordml" xmlns:w16cex="http://schemas.microsoft.com/office/word/2018/wordml/cex" xmlns:w16cid="http://schemas.microsoft.com/office/word/2016/wordml/cid" xmlns:w16="http://schemas.microsoft.com/office/word/2018/wordml" xmlns:w16sdtdh="http://schemas.microsoft.com/office/word/2020/wordml/sdtdatahash" xmlns:w16se="http://schemas.microsoft.com/office/word/2015/wordml/symex" xmlns:wpg="http://schemas.microsoft.com/office/word/2010/wordprocessingGroup" xmlns:wpi="http://schemas.microsoft.com/office/word/2010/wordprocessingInk" xmlns:wne="http://schemas.microsoft.com/office/word/2006/wordml" xmlns:wps="http://schemas.microsoft.com/office/word/2010/wordprocessingShape" mc:Ignorable="w14 w15 w16se w16cid w16 w16cex w16sdtdh wp14">
   <w:sdt>
     <w:sdtPr>
       <w:id w:val="311987268"/>
@@ -10628,7 +11230,7 @@
 </file>
 
 <file path=word/footnotes.xml><?xml version="1.0" encoding="utf-8"?>
-<w:footnotes xmlns:wpc="http://schemas.microsoft.com/office/word/2010/wordprocessingCanvas" xmlns:cx="http://schemas.microsoft.com/office/drawing/2014/chartex" xmlns:cx1="http://schemas.microsoft.com/office/drawing/2015/9/8/chartex" xmlns:cx2="http://schemas.microsoft.com/office/drawing/2015/10/21/chartex" xmlns:cx3="http://schemas.microsoft.com/office/drawing/2016/5/9/chartex" xmlns:cx4="http://schemas.microsoft.com/office/drawing/2016/5/10/chartex" xmlns:cx5="http://schemas.microsoft.com/office/drawing/2016/5/11/chartex" xmlns:cx6="http://schemas.microsoft.com/office/drawing/2016/5/12/chartex" xmlns:cx7="http://schemas.microsoft.com/office/drawing/2016/5/13/chartex" xmlns:cx8="http://schemas.microsoft.com/office/drawing/2016/5/14/chartex" xmlns:mc="http://schemas.openxmlformats.org/markup-compatibility/2006" xmlns:aink="http://schemas.microsoft.com/office/drawing/2016/ink" xmlns:am3d="http://schemas.microsoft.com/office/drawing/2017/model3d" xmlns:o="urn:schemas-microsoft-com:office:office" xmlns:oel="http://schemas.microsoft.com/office/2019/extlst" xmlns:r="http://schemas.openxmlformats.org/officeDocument/2006/relationships" xmlns:m="http://schemas.openxmlformats.org/officeDocument/2006/math" xmlns:v="urn:schemas-microsoft-com:vml" xmlns:wp14="http://schemas.microsoft.com/office/word/2010/wordprocessingDrawing" xmlns:wp="http://schemas.openxmlformats.org/drawingml/2006/wordprocessingDrawing" xmlns:w10="urn:schemas-microsoft-com:office:word" xmlns:w="http://schemas.openxmlformats.org/wordprocessingml/2006/main" xmlns:w14="http://schemas.microsoft.com/office/word/2010/wordml" xmlns:w15="http://schemas.microsoft.com/office/word/2012/wordml" xmlns:w16cex="http://schemas.microsoft.com/office/word/2018/wordml/cex" xmlns:w16cid="http://schemas.microsoft.com/office/word/2016/wordml/cid" xmlns:w16="http://schemas.microsoft.com/office/word/2018/wordml" xmlns:w16du="http://schemas.microsoft.com/office/word/2023/wordml/word16du" xmlns:w16sdtdh="http://schemas.microsoft.com/office/word/2020/wordml/sdtdatahash" xmlns:w16sdtfl="http://schemas.microsoft.com/office/word/2024/wordml/sdtformatlock" xmlns:w16se="http://schemas.microsoft.com/office/word/2015/wordml/symex" xmlns:wpg="http://schemas.microsoft.com/office/word/2010/wordprocessingGroup" xmlns:wpi="http://schemas.microsoft.com/office/word/2010/wordprocessingInk" xmlns:wne="http://schemas.microsoft.com/office/word/2006/wordml" xmlns:wps="http://schemas.microsoft.com/office/word/2010/wordprocessingShape" mc:Ignorable="w14 w15 w16se w16cid w16 w16cex w16sdtdh w16sdtfl w16du wp14">
+<w:footnotes xmlns:wpc="http://schemas.microsoft.com/office/word/2010/wordprocessingCanvas" xmlns:cx="http://schemas.microsoft.com/office/drawing/2014/chartex" xmlns:cx1="http://schemas.microsoft.com/office/drawing/2015/9/8/chartex" xmlns:cx2="http://schemas.microsoft.com/office/drawing/2015/10/21/chartex" xmlns:cx3="http://schemas.microsoft.com/office/drawing/2016/5/9/chartex" xmlns:cx4="http://schemas.microsoft.com/office/drawing/2016/5/10/chartex" xmlns:cx5="http://schemas.microsoft.com/office/drawing/2016/5/11/chartex" xmlns:cx6="http://schemas.microsoft.com/office/drawing/2016/5/12/chartex" xmlns:cx7="http://schemas.microsoft.com/office/drawing/2016/5/13/chartex" xmlns:cx8="http://schemas.microsoft.com/office/drawing/2016/5/14/chartex" xmlns:mc="http://schemas.openxmlformats.org/markup-compatibility/2006" xmlns:aink="http://schemas.microsoft.com/office/drawing/2016/ink" xmlns:am3d="http://schemas.microsoft.com/office/drawing/2017/model3d" xmlns:o="urn:schemas-microsoft-com:office:office" xmlns:oel="http://schemas.microsoft.com/office/2019/extlst" xmlns:r="http://schemas.openxmlformats.org/officeDocument/2006/relationships" xmlns:m="http://schemas.openxmlformats.org/officeDocument/2006/math" xmlns:v="urn:schemas-microsoft-com:vml" xmlns:wp14="http://schemas.microsoft.com/office/word/2010/wordprocessingDrawing" xmlns:wp="http://schemas.openxmlformats.org/drawingml/2006/wordprocessingDrawing" xmlns:w10="urn:schemas-microsoft-com:office:word" xmlns:w="http://schemas.openxmlformats.org/wordprocessingml/2006/main" xmlns:w14="http://schemas.microsoft.com/office/word/2010/wordml" xmlns:w15="http://schemas.microsoft.com/office/word/2012/wordml" xmlns:w16cex="http://schemas.microsoft.com/office/word/2018/wordml/cex" xmlns:w16cid="http://schemas.microsoft.com/office/word/2016/wordml/cid" xmlns:w16="http://schemas.microsoft.com/office/word/2018/wordml" xmlns:w16sdtdh="http://schemas.microsoft.com/office/word/2020/wordml/sdtdatahash" xmlns:w16se="http://schemas.microsoft.com/office/word/2015/wordml/symex" xmlns:wpg="http://schemas.microsoft.com/office/word/2010/wordprocessingGroup" xmlns:wpi="http://schemas.microsoft.com/office/word/2010/wordprocessingInk" xmlns:wne="http://schemas.microsoft.com/office/word/2006/wordml" xmlns:wps="http://schemas.microsoft.com/office/word/2010/wordprocessingShape" mc:Ignorable="w14 w15 w16se w16cid w16 w16cex w16sdtdh wp14">
   <w:footnote w:type="separator" w:id="-1">
     <w:p>
       <w:pPr>
@@ -10653,7 +11255,7 @@
 </file>
 
 <file path=word/numbering.xml><?xml version="1.0" encoding="utf-8"?>
-<w:numbering xmlns:wpc="http://schemas.microsoft.com/office/word/2010/wordprocessingCanvas" xmlns:cx="http://schemas.microsoft.com/office/drawing/2014/chartex" xmlns:cx1="http://schemas.microsoft.com/office/drawing/2015/9/8/chartex" xmlns:cx2="http://schemas.microsoft.com/office/drawing/2015/10/21/chartex" xmlns:cx3="http://schemas.microsoft.com/office/drawing/2016/5/9/chartex" xmlns:cx4="http://schemas.microsoft.com/office/drawing/2016/5/10/chartex" xmlns:cx5="http://schemas.microsoft.com/office/drawing/2016/5/11/chartex" xmlns:cx6="http://schemas.microsoft.com/office/drawing/2016/5/12/chartex" xmlns:cx7="http://schemas.microsoft.com/office/drawing/2016/5/13/chartex" xmlns:cx8="http://schemas.microsoft.com/office/drawing/2016/5/14/chartex" xmlns:mc="http://schemas.openxmlformats.org/markup-compatibility/2006" xmlns:aink="http://schemas.microsoft.com/office/drawing/2016/ink" xmlns:am3d="http://schemas.microsoft.com/office/drawing/2017/model3d" xmlns:o="urn:schemas-microsoft-com:office:office" xmlns:oel="http://schemas.microsoft.com/office/2019/extlst" xmlns:r="http://schemas.openxmlformats.org/officeDocument/2006/relationships" xmlns:m="http://schemas.openxmlformats.org/officeDocument/2006/math" xmlns:v="urn:schemas-microsoft-com:vml" xmlns:wp14="http://schemas.microsoft.com/office/word/2010/wordprocessingDrawing" xmlns:wp="http://schemas.openxmlformats.org/drawingml/2006/wordprocessingDrawing" xmlns:w10="urn:schemas-microsoft-com:office:word" xmlns:w="http://schemas.openxmlformats.org/wordprocessingml/2006/main" xmlns:w14="http://schemas.microsoft.com/office/word/2010/wordml" xmlns:w15="http://schemas.microsoft.com/office/word/2012/wordml" xmlns:w16cex="http://schemas.microsoft.com/office/word/2018/wordml/cex" xmlns:w16cid="http://schemas.microsoft.com/office/word/2016/wordml/cid" xmlns:w16="http://schemas.microsoft.com/office/word/2018/wordml" xmlns:w16du="http://schemas.microsoft.com/office/word/2023/wordml/word16du" xmlns:w16sdtdh="http://schemas.microsoft.com/office/word/2020/wordml/sdtdatahash" xmlns:w16sdtfl="http://schemas.microsoft.com/office/word/2024/wordml/sdtformatlock" xmlns:w16se="http://schemas.microsoft.com/office/word/2015/wordml/symex" xmlns:wpg="http://schemas.microsoft.com/office/word/2010/wordprocessingGroup" xmlns:wpi="http://schemas.microsoft.com/office/word/2010/wordprocessingInk" xmlns:wne="http://schemas.microsoft.com/office/word/2006/wordml" xmlns:wps="http://schemas.microsoft.com/office/word/2010/wordprocessingShape" mc:Ignorable="w14 w15 w16se w16cid w16 w16cex w16sdtdh w16sdtfl w16du wp14">
+<w:numbering xmlns:wpc="http://schemas.microsoft.com/office/word/2010/wordprocessingCanvas" xmlns:cx="http://schemas.microsoft.com/office/drawing/2014/chartex" xmlns:cx1="http://schemas.microsoft.com/office/drawing/2015/9/8/chartex" xmlns:cx2="http://schemas.microsoft.com/office/drawing/2015/10/21/chartex" xmlns:cx3="http://schemas.microsoft.com/office/drawing/2016/5/9/chartex" xmlns:cx4="http://schemas.microsoft.com/office/drawing/2016/5/10/chartex" xmlns:cx5="http://schemas.microsoft.com/office/drawing/2016/5/11/chartex" xmlns:cx6="http://schemas.microsoft.com/office/drawing/2016/5/12/chartex" xmlns:cx7="http://schemas.microsoft.com/office/drawing/2016/5/13/chartex" xmlns:cx8="http://schemas.microsoft.com/office/drawing/2016/5/14/chartex" xmlns:mc="http://schemas.openxmlformats.org/markup-compatibility/2006" xmlns:aink="http://schemas.microsoft.com/office/drawing/2016/ink" xmlns:am3d="http://schemas.microsoft.com/office/drawing/2017/model3d" xmlns:o="urn:schemas-microsoft-com:office:office" xmlns:oel="http://schemas.microsoft.com/office/2019/extlst" xmlns:r="http://schemas.openxmlformats.org/officeDocument/2006/relationships" xmlns:m="http://schemas.openxmlformats.org/officeDocument/2006/math" xmlns:v="urn:schemas-microsoft-com:vml" xmlns:wp14="http://schemas.microsoft.com/office/word/2010/wordprocessingDrawing" xmlns:wp="http://schemas.openxmlformats.org/drawingml/2006/wordprocessingDrawing" xmlns:w10="urn:schemas-microsoft-com:office:word" xmlns:w="http://schemas.openxmlformats.org/wordprocessingml/2006/main" xmlns:w14="http://schemas.microsoft.com/office/word/2010/wordml" xmlns:w15="http://schemas.microsoft.com/office/word/2012/wordml" xmlns:w16cex="http://schemas.microsoft.com/office/word/2018/wordml/cex" xmlns:w16cid="http://schemas.microsoft.com/office/word/2016/wordml/cid" xmlns:w16="http://schemas.microsoft.com/office/word/2018/wordml" xmlns:w16sdtdh="http://schemas.microsoft.com/office/word/2020/wordml/sdtdatahash" xmlns:w16se="http://schemas.microsoft.com/office/word/2015/wordml/symex" xmlns:wpg="http://schemas.microsoft.com/office/word/2010/wordprocessingGroup" xmlns:wpi="http://schemas.microsoft.com/office/word/2010/wordprocessingInk" xmlns:wne="http://schemas.microsoft.com/office/word/2006/wordml" xmlns:wps="http://schemas.microsoft.com/office/word/2010/wordprocessingShape" mc:Ignorable="w14 w15 w16se w16cid w16 w16cex w16sdtdh wp14">
   <w:abstractNum w:abstractNumId="0" w15:restartNumberingAfterBreak="0">
     <w:nsid w:val="17F70EA4"/>
     <w:multiLevelType w:val="hybridMultilevel"/>
@@ -11234,18 +11836,15 @@
 </file>
 
 <file path=word/people.xml><?xml version="1.0" encoding="utf-8"?>
-<w15:people xmlns:wpc="http://schemas.microsoft.com/office/word/2010/wordprocessingCanvas" xmlns:cx="http://schemas.microsoft.com/office/drawing/2014/chartex" xmlns:cx1="http://schemas.microsoft.com/office/drawing/2015/9/8/chartex" xmlns:cx2="http://schemas.microsoft.com/office/drawing/2015/10/21/chartex" xmlns:cx3="http://schemas.microsoft.com/office/drawing/2016/5/9/chartex" xmlns:cx4="http://schemas.microsoft.com/office/drawing/2016/5/10/chartex" xmlns:cx5="http://schemas.microsoft.com/office/drawing/2016/5/11/chartex" xmlns:cx6="http://schemas.microsoft.com/office/drawing/2016/5/12/chartex" xmlns:cx7="http://schemas.microsoft.com/office/drawing/2016/5/13/chartex" xmlns:cx8="http://schemas.microsoft.com/office/drawing/2016/5/14/chartex" xmlns:mc="http://schemas.openxmlformats.org/markup-compatibility/2006" xmlns:aink="http://schemas.microsoft.com/office/drawing/2016/ink" xmlns:am3d="http://schemas.microsoft.com/office/drawing/2017/model3d" xmlns:o="urn:schemas-microsoft-com:office:office" xmlns:oel="http://schemas.microsoft.com/office/2019/extlst" xmlns:r="http://schemas.openxmlformats.org/officeDocument/2006/relationships" xmlns:m="http://schemas.openxmlformats.org/officeDocument/2006/math" xmlns:v="urn:schemas-microsoft-com:vml" xmlns:wp14="http://schemas.microsoft.com/office/word/2010/wordprocessingDrawing" xmlns:wp="http://schemas.openxmlformats.org/drawingml/2006/wordprocessingDrawing" xmlns:w10="urn:schemas-microsoft-com:office:word" xmlns:w="http://schemas.openxmlformats.org/wordprocessingml/2006/main" xmlns:w14="http://schemas.microsoft.com/office/word/2010/wordml" xmlns:w15="http://schemas.microsoft.com/office/word/2012/wordml" xmlns:w16cex="http://schemas.microsoft.com/office/word/2018/wordml/cex" xmlns:w16cid="http://schemas.microsoft.com/office/word/2016/wordml/cid" xmlns:w16="http://schemas.microsoft.com/office/word/2018/wordml" xmlns:w16du="http://schemas.microsoft.com/office/word/2023/wordml/word16du" xmlns:w16sdtdh="http://schemas.microsoft.com/office/word/2020/wordml/sdtdatahash" xmlns:w16sdtfl="http://schemas.microsoft.com/office/word/2024/wordml/sdtformatlock" xmlns:w16se="http://schemas.microsoft.com/office/word/2015/wordml/symex" xmlns:wpg="http://schemas.microsoft.com/office/word/2010/wordprocessingGroup" xmlns:wpi="http://schemas.microsoft.com/office/word/2010/wordprocessingInk" xmlns:wne="http://schemas.microsoft.com/office/word/2006/wordml" xmlns:wps="http://schemas.microsoft.com/office/word/2010/wordprocessingShape" mc:Ignorable="w14 w15 w16se w16cid w16 w16cex w16sdtdh w16sdtfl w16du wp14">
+<w15:people xmlns:wpc="http://schemas.microsoft.com/office/word/2010/wordprocessingCanvas" xmlns:cx="http://schemas.microsoft.com/office/drawing/2014/chartex" xmlns:cx1="http://schemas.microsoft.com/office/drawing/2015/9/8/chartex" xmlns:cx2="http://schemas.microsoft.com/office/drawing/2015/10/21/chartex" xmlns:cx3="http://schemas.microsoft.com/office/drawing/2016/5/9/chartex" xmlns:cx4="http://schemas.microsoft.com/office/drawing/2016/5/10/chartex" xmlns:cx5="http://schemas.microsoft.com/office/drawing/2016/5/11/chartex" xmlns:cx6="http://schemas.microsoft.com/office/drawing/2016/5/12/chartex" xmlns:cx7="http://schemas.microsoft.com/office/drawing/2016/5/13/chartex" xmlns:cx8="http://schemas.microsoft.com/office/drawing/2016/5/14/chartex" xmlns:mc="http://schemas.openxmlformats.org/markup-compatibility/2006" xmlns:aink="http://schemas.microsoft.com/office/drawing/2016/ink" xmlns:am3d="http://schemas.microsoft.com/office/drawing/2017/model3d" xmlns:o="urn:schemas-microsoft-com:office:office" xmlns:oel="http://schemas.microsoft.com/office/2019/extlst" xmlns:r="http://schemas.openxmlformats.org/officeDocument/2006/relationships" xmlns:m="http://schemas.openxmlformats.org/officeDocument/2006/math" xmlns:v="urn:schemas-microsoft-com:vml" xmlns:wp14="http://schemas.microsoft.com/office/word/2010/wordprocessingDrawing" xmlns:wp="http://schemas.openxmlformats.org/drawingml/2006/wordprocessingDrawing" xmlns:w10="urn:schemas-microsoft-com:office:word" xmlns:w="http://schemas.openxmlformats.org/wordprocessingml/2006/main" xmlns:w14="http://schemas.microsoft.com/office/word/2010/wordml" xmlns:w15="http://schemas.microsoft.com/office/word/2012/wordml" xmlns:w16cex="http://schemas.microsoft.com/office/word/2018/wordml/cex" xmlns:w16cid="http://schemas.microsoft.com/office/word/2016/wordml/cid" xmlns:w16="http://schemas.microsoft.com/office/word/2018/wordml" xmlns:w16sdtdh="http://schemas.microsoft.com/office/word/2020/wordml/sdtdatahash" xmlns:w16se="http://schemas.microsoft.com/office/word/2015/wordml/symex" xmlns:wpg="http://schemas.microsoft.com/office/word/2010/wordprocessingGroup" xmlns:wpi="http://schemas.microsoft.com/office/word/2010/wordprocessingInk" xmlns:wne="http://schemas.microsoft.com/office/word/2006/wordml" xmlns:wps="http://schemas.microsoft.com/office/word/2010/wordprocessingShape" mc:Ignorable="w14 w15 w16se w16cid w16 w16cex w16sdtdh wp14">
   <w15:person w15:author="Kalentyev Alexey">
     <w15:presenceInfo w15:providerId="Windows Live" w15:userId="da819b8650d7d997"/>
-  </w15:person>
-  <w15:person w15:author="Роман Литвиненко">
-    <w15:presenceInfo w15:providerId="Windows Live" w15:userId="7bfaa9bc017a5331"/>
   </w15:person>
 </w15:people>
 </file>
 
 <file path=word/styles.xml><?xml version="1.0" encoding="utf-8"?>
-<w:styles xmlns:mc="http://schemas.openxmlformats.org/markup-compatibility/2006" xmlns:r="http://schemas.openxmlformats.org/officeDocument/2006/relationships" xmlns:w="http://schemas.openxmlformats.org/wordprocessingml/2006/main" xmlns:w14="http://schemas.microsoft.com/office/word/2010/wordml" xmlns:w15="http://schemas.microsoft.com/office/word/2012/wordml" xmlns:w16cex="http://schemas.microsoft.com/office/word/2018/wordml/cex" xmlns:w16cid="http://schemas.microsoft.com/office/word/2016/wordml/cid" xmlns:w16="http://schemas.microsoft.com/office/word/2018/wordml" xmlns:w16du="http://schemas.microsoft.com/office/word/2023/wordml/word16du" xmlns:w16sdtdh="http://schemas.microsoft.com/office/word/2020/wordml/sdtdatahash" xmlns:w16sdtfl="http://schemas.microsoft.com/office/word/2024/wordml/sdtformatlock" xmlns:w16se="http://schemas.microsoft.com/office/word/2015/wordml/symex" mc:Ignorable="w14 w15 w16se w16cid w16 w16cex w16sdtdh w16sdtfl w16du">
+<w:styles xmlns:mc="http://schemas.openxmlformats.org/markup-compatibility/2006" xmlns:r="http://schemas.openxmlformats.org/officeDocument/2006/relationships" xmlns:w="http://schemas.openxmlformats.org/wordprocessingml/2006/main" xmlns:w14="http://schemas.microsoft.com/office/word/2010/wordml" xmlns:w15="http://schemas.microsoft.com/office/word/2012/wordml" xmlns:w16cex="http://schemas.microsoft.com/office/word/2018/wordml/cex" xmlns:w16cid="http://schemas.microsoft.com/office/word/2016/wordml/cid" xmlns:w16="http://schemas.microsoft.com/office/word/2018/wordml" xmlns:w16sdtdh="http://schemas.microsoft.com/office/word/2020/wordml/sdtdatahash" xmlns:w16se="http://schemas.microsoft.com/office/word/2015/wordml/symex" mc:Ignorable="w14 w15 w16se w16cid w16 w16cex w16sdtdh">
   <w:docDefaults>
     <w:rPrDefault>
       <w:rPr>
@@ -11695,7 +12294,6 @@
     <w:next w:val="a"/>
     <w:link w:val="30"/>
     <w:uiPriority w:val="9"/>
-    <w:semiHidden/>
     <w:unhideWhenUsed/>
     <w:qFormat/>
     <w:rsid w:val="00F34BCA"/>
@@ -11847,7 +12445,6 @@
   <w:style w:type="character" w:default="1" w:styleId="a0">
     <w:name w:val="Default Paragraph Font"/>
     <w:uiPriority w:val="1"/>
-    <w:semiHidden/>
     <w:unhideWhenUsed/>
   </w:style>
   <w:style w:type="table" w:default="1" w:styleId="a1">
@@ -11903,7 +12500,6 @@
     <w:basedOn w:val="a0"/>
     <w:link w:val="3"/>
     <w:uiPriority w:val="9"/>
-    <w:semiHidden/>
     <w:rsid w:val="00F34BCA"/>
     <w:rPr>
       <w:rFonts w:eastAsiaTheme="majorEastAsia" w:cstheme="majorBidi"/>
@@ -12390,6 +12986,18 @@
     <w:uiPriority w:val="99"/>
     <w:rsid w:val="00992D25"/>
   </w:style>
+  <w:style w:type="character" w:styleId="af9">
+    <w:name w:val="Unresolved Mention"/>
+    <w:basedOn w:val="a0"/>
+    <w:uiPriority w:val="99"/>
+    <w:semiHidden/>
+    <w:unhideWhenUsed/>
+    <w:rsid w:val="00307FD9"/>
+    <w:rPr>
+      <w:color w:val="605E5C"/>
+      <w:shd w:val="clear" w:color="auto" w:fill="E1DFDD"/>
+    </w:rPr>
+  </w:style>
 </w:styles>
 </file>
 

--- a/docs/ОРСАПР_ТЗ_Литвиненко.docx
+++ b/docs/ОРСАПР_ТЗ_Литвиненко.docx
@@ -284,6 +284,7 @@
           <w:szCs w:val="28"/>
         </w:rPr>
       </w:pPr>
+      <w:commentRangeStart w:id="43"/>
       <w:r>
         <w:rPr>
           <w:rFonts w:ascii="Times New Roman" w:hAnsi="Times New Roman" w:cs="Times New Roman"/>
@@ -294,6 +295,13 @@
         </w:rPr>
         <w:lastRenderedPageBreak/>
         <w:t>СОДЕРЖАНИЕ</w:t>
+      </w:r>
+      <w:commentRangeEnd w:id="43"/>
+      <w:r>
+        <w:rPr>
+          <w:rStyle w:val="ac"/>
+        </w:rPr>
+        <w:commentReference w:id="43"/>
       </w:r>
     </w:p>
     <w:p>
@@ -4866,6 +4874,7 @@
           <w:szCs w:val="28"/>
         </w:rPr>
       </w:pPr>
+      <w:commentRangeStart w:id="42"/>
       <w:bookmarkStart w:id="1" w:name="_Toc239937304"/>
       <w:r>
         <w:rPr>
@@ -4875,6 +4884,13 @@
         <w:t>1.1 Полное наименование автоматизированной системы и ее условное обозначение</w:t>
       </w:r>
       <w:bookmarkEnd w:id="1"/>
+      <w:commentRangeEnd w:id="42"/>
+      <w:r>
+        <w:rPr>
+          <w:rStyle w:val="ac"/>
+        </w:rPr>
+        <w:commentReference w:id="42"/>
+      </w:r>
     </w:p>
     <w:p>
       <w:pPr>
@@ -5372,6 +5388,7 @@
           <w:bCs/>
         </w:rPr>
       </w:pPr>
+      <w:commentRangeStart w:id="44"/>
       <w:bookmarkStart w:id="5" w:name="_Toc239937308"/>
       <w:r>
         <w:rPr>
@@ -5381,6 +5398,13 @@
         <w:t>2 ЦЕЛИ И НАЗНАЧЕНИЕ СОЗДАНИЯ АВТОМАТИЗИРОВАННОЙ СИСТЕМЫ</w:t>
       </w:r>
       <w:bookmarkEnd w:id="5"/>
+      <w:commentRangeEnd w:id="44"/>
+      <w:r>
+        <w:rPr>
+          <w:rStyle w:val="ac"/>
+        </w:rPr>
+        <w:commentReference w:id="44"/>
+      </w:r>
     </w:p>
     <w:p>
       <w:pPr>
@@ -5671,6 +5695,7 @@
           <w:szCs w:val="28"/>
         </w:rPr>
       </w:pPr>
+      <w:commentRangeStart w:id="46"/>
       <w:r>
         <w:rPr>
           <w:rFonts w:ascii="Times New Roman" w:hAnsi="Times New Roman" w:cs="Times New Roman"/>
@@ -5729,6 +5754,13 @@
           <w:szCs w:val="28"/>
         </w:rPr>
         <w:t xml:space="preserve"> с размерами</w:t>
+      </w:r>
+      <w:commentRangeEnd w:id="46"/>
+      <w:r>
+        <w:rPr>
+          <w:rStyle w:val="ac"/>
+        </w:rPr>
+        <w:commentReference w:id="46"/>
       </w:r>
     </w:p>
     <w:p>
@@ -6259,6 +6291,8 @@
           <w:szCs w:val="28"/>
         </w:rPr>
       </w:pPr>
+      <w:commentRangeStart w:id="40"/>
+      <w:commentRangeStart w:id="41"/>
       <w:r>
         <w:rPr>
           <w:rFonts w:ascii="Times New Roman" w:hAnsi="Times New Roman" w:cs="Times New Roman"/>
@@ -6388,6 +6422,20 @@
           <w:szCs w:val="28"/>
         </w:rPr>
         <w:t>;</w:t>
+      </w:r>
+      <w:commentRangeEnd w:id="41"/>
+      <w:commentRangeEnd w:id="40"/>
+      <w:r>
+        <w:rPr>
+          <w:rStyle w:val="ac"/>
+        </w:rPr>
+        <w:commentReference w:id="40"/>
+      </w:r>
+      <w:r>
+        <w:rPr>
+          <w:rStyle w:val="ac"/>
+        </w:rPr>
+        <w:commentReference w:id="41"/>
       </w:r>
     </w:p>
     <w:p>
@@ -10031,6 +10079,7 @@
           <w:szCs w:val="28"/>
         </w:rPr>
       </w:pPr>
+      <w:commentRangeStart w:id="45"/>
       <w:r>
         <w:rPr>
           <w:rFonts w:ascii="Times New Roman" w:hAnsi="Times New Roman" w:cs="Times New Roman"/>
@@ -10039,6 +10088,13 @@
         </w:rPr>
         <w:lastRenderedPageBreak/>
         <w:t>Комплектность передаваемой отчётной документации подлежит проверке Заказчиком.</w:t>
+      </w:r>
+      <w:commentRangeEnd w:id="45"/>
+      <w:r>
+        <w:rPr>
+          <w:rStyle w:val="ac"/>
+        </w:rPr>
+        <w:commentReference w:id="45"/>
       </w:r>
     </w:p>
     <w:p>
@@ -11110,6 +11166,118 @@
       </w:r>
     </w:p>
   </w:comment>
+  <w:comment w:id="40" w:author="Kalentyev Alexey" w:initials="KA" w:date="2026-09-23T02:33:23Z">
+    <w:p>
+      <w:pPr>
+        <w:pStyle w:val="ad"/>
+      </w:pPr>
+      <w:r>
+        <w:rPr>
+          <w:rStyle w:val="ac"/>
+        </w:rPr>
+        <w:annotationRef/>
+      </w:r>
+      <w:r>
+        <w:t>Добавьте ограничение ширины багета W по высоте H1 и минимальному размеру проёма. Сейчас W ограничена только шириной L1, поэтому возможен отрицательный внутренний размер по высоте.</w:t>
+      </w:r>
+    </w:p>
+  </w:comment>
+  <w:comment w:id="41" w:author="Kalentyev Alexey" w:initials="KA" w:date="2026-09-23T02:33:23Z">
+    <w:p>
+      <w:pPr>
+        <w:pStyle w:val="ad"/>
+      </w:pPr>
+      <w:r>
+        <w:rPr>
+          <w:rStyle w:val="ac"/>
+        </w:rPr>
+        <w:annotationRef/>
+      </w:r>
+      <w:r>
+        <w:t>Зафиксируйте обратное ограничение L1 ≥ 2W + 90 мм и проверку/пересчёт допустимой ширины рамки при изменении W. Укажите поведение при изменении каждого параметра и запрет построения при нарушении ограничения.</w:t>
+      </w:r>
+    </w:p>
+  </w:comment>
+  <w:comment w:id="42" w:author="Kalentyev Alexey" w:initials="KA" w:date="2026-09-23T02:33:23Z">
+    <w:p>
+      <w:pPr>
+        <w:pStyle w:val="ad"/>
+      </w:pPr>
+      <w:r>
+        <w:rPr>
+          <w:rStyle w:val="ac"/>
+        </w:rPr>
+        <w:annotationRef/>
+      </w:r>
+      <w:r>
+        <w:t>Выделите заголовки подразделов и пунктов полужирным и приведите их оформление к единому стилю каждого уровня; заголовки располагайте по центру. Проверьте это по всему документу, включая 1.1, 1.2 и подразделы раздела 3.</w:t>
+      </w:r>
+    </w:p>
+  </w:comment>
+  <w:comment w:id="43" w:author="Kalentyev Alexey" w:initials="KA" w:date="2026-09-23T02:33:23Z">
+    <w:p>
+      <w:pPr>
+        <w:pStyle w:val="ad"/>
+      </w:pPr>
+      <w:r>
+        <w:rPr>
+          <w:rStyle w:val="ac"/>
+        </w:rPr>
+        <w:annotationRef/>
+      </w:r>
+      <w:r>
+        <w:t>Замените «СОДЕРЖАНИЕ» на «Оглавление», оформленное по центру полужирным.</w:t>
+      </w:r>
+    </w:p>
+  </w:comment>
+  <w:comment w:id="44" w:author="Kalentyev Alexey" w:initials="KA" w:date="2026-09-23T02:33:23Z">
+    <w:p>
+      <w:pPr>
+        <w:pStyle w:val="ad"/>
+      </w:pPr>
+      <w:r>
+        <w:rPr>
+          <w:rStyle w:val="ac"/>
+        </w:rPr>
+        <w:annotationRef/>
+      </w:r>
+      <w:r>
+        <w:t>Перенесите начало раздела 2 на новую страницу. Проверьте также разделы 3 и 7: они начинаются после материалов предыдущего раздела на тех же страницах.</w:t>
+      </w:r>
+    </w:p>
+  </w:comment>
+  <w:comment w:id="45" w:author="Kalentyev Alexey" w:initials="KA" w:date="2026-09-23T02:33:23Z">
+    <w:p>
+      <w:pPr>
+        <w:pStyle w:val="ad"/>
+      </w:pPr>
+      <w:r>
+        <w:rPr>
+          <w:rStyle w:val="ac"/>
+        </w:rPr>
+        <w:annotationRef/>
+      </w:r>
+      <w:r>
+        <w:t>Перенесите короткий завершающий абзац о комплектности к тексту п. 6.2 на предыдущей странице; раздел 7 начните с нового листа.</w:t>
+      </w:r>
+    </w:p>
+  </w:comment>
+  <w:comment w:id="46" w:author="Kalentyev Alexey" w:initials="KA" w:date="2026-09-23T02:33:23Z">
+    <w:p>
+      <w:pPr>
+        <w:pStyle w:val="ad"/>
+      </w:pPr>
+      <w:r>
+        <w:rPr>
+          <w:rStyle w:val="ac"/>
+        </w:rPr>
+        <w:annotationRef/>
+      </w:r>
+      <w:r>
+        <w:t>Согласуйте пример на рисунке 2.1 с диапазоном W из п. 3.1.1: на чертеже указана ширина багета 10 мм, а в требованиях минимум составляет 15 мм. Уточните также фиксированные размеры и поперечные размеры подставки, чтобы её форма была определена однозначно.</w:t>
+      </w:r>
+    </w:p>
+  </w:comment>
 </w:comments>
 </file>
 
@@ -11118,6 +11286,13 @@
   <w15:commentEx w15:paraId="0FE14AA9" w15:done="0"/>
   <w15:commentEx w15:paraId="32274353" w15:done="0"/>
   <w15:commentEx w15:paraId="3FD25F1A" w15:done="0"/>
+  <w15:commentEx w15:paraId="29FF08AB" w15:done="0"/>
+  <w15:commentEx w15:paraId="9E7B2D26" w15:done="0"/>
+  <w15:commentEx w15:paraId="2B7CCD59" w15:done="0"/>
+  <w15:commentEx w15:paraId="685269F4" w15:done="0"/>
+  <w15:commentEx w15:paraId="11BBC274" w15:done="0"/>
+  <w15:commentEx w15:paraId="12403CBC" w15:done="0"/>
+  <w15:commentEx w15:paraId="48A1929D" w15:done="0"/>
 </w15:commentsEx>
 </file>
 
@@ -11126,6 +11301,13 @@
   <w16cex:commentExtensible w16cex:durableId="4D46B10F" w16cex:dateUtc="2026-09-16T02:30:00Z"/>
   <w16cex:commentExtensible w16cex:durableId="2061FD5F" w16cex:dateUtc="2026-09-16T02:27:00Z"/>
   <w16cex:commentExtensible w16cex:durableId="00287F0A" w16cex:dateUtc="2026-09-16T02:29:00Z"/>
+  <w16cex:commentExtensible w16cex:durableId="36727371" w16cex:dateUtc="2026-09-23T02:33:23Z"/>
+  <w16cex:commentExtensible w16cex:durableId="536CD26F" w16cex:dateUtc="2026-09-23T02:33:23Z"/>
+  <w16cex:commentExtensible w16cex:durableId="E9B55433" w16cex:dateUtc="2026-09-23T02:33:23Z"/>
+  <w16cex:commentExtensible w16cex:durableId="8AE1220B" w16cex:dateUtc="2026-09-23T02:33:23Z"/>
+  <w16cex:commentExtensible w16cex:durableId="5E856B65" w16cex:dateUtc="2026-09-23T02:33:23Z"/>
+  <w16cex:commentExtensible w16cex:durableId="ABA57804" w16cex:dateUtc="2026-09-23T02:33:23Z"/>
+  <w16cex:commentExtensible w16cex:durableId="0A98DBD4" w16cex:dateUtc="2026-09-23T02:33:23Z"/>
 </w16cex:commentsExtensible>
 </file>
 
@@ -11134,6 +11316,13 @@
   <w16cid:commentId w16cid:paraId="0FE14AA9" w16cid:durableId="4D46B10F"/>
   <w16cid:commentId w16cid:paraId="32274353" w16cid:durableId="2061FD5F"/>
   <w16cid:commentId w16cid:paraId="3FD25F1A" w16cid:durableId="00287F0A"/>
+  <w16cid:commentId w16cid:paraId="29FF08AB" w16cid:durableId="36727371"/>
+  <w16cid:commentId w16cid:paraId="9E7B2D26" w16cid:durableId="536CD26F"/>
+  <w16cid:commentId w16cid:paraId="2B7CCD59" w16cid:durableId="E9B55433"/>
+  <w16cid:commentId w16cid:paraId="685269F4" w16cid:durableId="8AE1220B"/>
+  <w16cid:commentId w16cid:paraId="11BBC274" w16cid:durableId="5E856B65"/>
+  <w16cid:commentId w16cid:paraId="12403CBC" w16cid:durableId="ABA57804"/>
+  <w16cid:commentId w16cid:paraId="48A1929D" w16cid:durableId="0A98DBD4"/>
 </w16cid:commentsIds>
 </file>
 

--- a/docs/ОРСАПР_ТЗ_Литвиненко.docx
+++ b/docs/ОРСАПР_ТЗ_Литвиненко.docx
@@ -284,7 +284,6 @@
           <w:szCs w:val="28"/>
         </w:rPr>
       </w:pPr>
-      <w:commentRangeStart w:id="43"/>
       <w:r>
         <w:rPr>
           <w:rFonts w:ascii="Times New Roman" w:hAnsi="Times New Roman" w:cs="Times New Roman"/>
@@ -294,14 +293,7 @@
           <w:szCs w:val="28"/>
         </w:rPr>
         <w:lastRenderedPageBreak/>
-        <w:t>СОДЕРЖАНИЕ</w:t>
-      </w:r>
-      <w:commentRangeEnd w:id="43"/>
-      <w:r>
-        <w:rPr>
-          <w:rStyle w:val="ac"/>
-        </w:rPr>
-        <w:commentReference w:id="43"/>
+        <w:t>Оглавление</w:t>
       </w:r>
     </w:p>
     <w:p>
@@ -348,6 +340,8 @@
             </w:tabs>
             <w:rPr>
               <w:rFonts w:ascii="Times New Roman" w:eastAsiaTheme="minorEastAsia" w:hAnsi="Times New Roman" w:cs="Times New Roman"/>
+              <w:b/>
+              <w:bCs/>
               <w:noProof/>
               <w:sz w:val="28"/>
               <w:szCs w:val="28"/>
@@ -379,6 +373,8 @@
             <w:r>
               <w:rPr>
                 <w:rFonts w:ascii="Times New Roman" w:hAnsi="Times New Roman" w:cs="Times New Roman"/>
+                <w:b/>
+                <w:bCs/>
                 <w:noProof/>
                 <w:webHidden/>
                 <w:sz w:val="28"/>
@@ -450,14 +446,10 @@
         <w:p>
           <w:pPr>
             <w:pStyle w:val="23"/>
-            <w:tabs>
-              <w:tab w:val="right" w:leader="dot" w:pos="9345"/>
-            </w:tabs>
             <w:rPr>
-              <w:rFonts w:ascii="Times New Roman" w:eastAsiaTheme="minorEastAsia" w:hAnsi="Times New Roman" w:cs="Times New Roman"/>
-              <w:noProof/>
-              <w:sz w:val="28"/>
-              <w:szCs w:val="28"/>
+              <w:rFonts w:eastAsiaTheme="minorEastAsia"/>
+              <w:b/>
+              <w:bCs/>
               <w:lang w:eastAsia="ru-RU"/>
             </w:rPr>
           </w:pPr>
@@ -465,79 +457,51 @@
             <w:r>
               <w:rPr>
                 <w:rStyle w:val="af4"/>
-                <w:rFonts w:ascii="Times New Roman" w:hAnsi="Times New Roman" w:cs="Times New Roman"/>
-                <w:noProof/>
-                <w:sz w:val="28"/>
-                <w:szCs w:val="28"/>
+                <w:b/>
+                <w:bCs/>
               </w:rPr>
               <w:t>1.1 Полное наименование автоматизированной системы и ее условное обозначение</w:t>
             </w:r>
             <w:r>
               <w:rPr>
-                <w:rFonts w:ascii="Times New Roman" w:hAnsi="Times New Roman" w:cs="Times New Roman"/>
-                <w:noProof/>
-                <w:webHidden/>
-                <w:sz w:val="28"/>
-                <w:szCs w:val="28"/>
+                <w:b/>
+                <w:bCs/>
+                <w:webHidden/>
               </w:rPr>
               <w:tab/>
             </w:r>
             <w:r>
               <w:rPr>
-                <w:rFonts w:ascii="Times New Roman" w:hAnsi="Times New Roman" w:cs="Times New Roman"/>
-                <w:noProof/>
-                <w:webHidden/>
-                <w:sz w:val="28"/>
-                <w:szCs w:val="28"/>
+                <w:webHidden/>
               </w:rPr>
               <w:fldChar w:fldCharType="begin"/>
             </w:r>
             <w:r>
               <w:rPr>
-                <w:rFonts w:ascii="Times New Roman" w:hAnsi="Times New Roman" w:cs="Times New Roman"/>
-                <w:noProof/>
-                <w:webHidden/>
-                <w:sz w:val="28"/>
-                <w:szCs w:val="28"/>
+                <w:webHidden/>
               </w:rPr>
               <w:instrText xml:space="preserve"> PAGEREF _Toc239937304 \h </w:instrText>
             </w:r>
             <w:r>
               <w:rPr>
-                <w:rFonts w:ascii="Times New Roman" w:hAnsi="Times New Roman" w:cs="Times New Roman"/>
-                <w:noProof/>
-                <w:webHidden/>
-                <w:sz w:val="28"/>
-                <w:szCs w:val="28"/>
-              </w:rPr>
-            </w:r>
-            <w:r>
-              <w:rPr>
-                <w:rFonts w:ascii="Times New Roman" w:hAnsi="Times New Roman" w:cs="Times New Roman"/>
-                <w:noProof/>
-                <w:webHidden/>
-                <w:sz w:val="28"/>
-                <w:szCs w:val="28"/>
+                <w:webHidden/>
+              </w:rPr>
+            </w:r>
+            <w:r>
+              <w:rPr>
+                <w:webHidden/>
               </w:rPr>
               <w:fldChar w:fldCharType="separate"/>
             </w:r>
             <w:r>
               <w:rPr>
-                <w:rFonts w:ascii="Times New Roman" w:hAnsi="Times New Roman" w:cs="Times New Roman"/>
-                <w:noProof/>
-                <w:webHidden/>
-                <w:sz w:val="28"/>
-                <w:szCs w:val="28"/>
+                <w:webHidden/>
               </w:rPr>
               <w:t>4</w:t>
             </w:r>
             <w:r>
               <w:rPr>
-                <w:rFonts w:ascii="Times New Roman" w:hAnsi="Times New Roman" w:cs="Times New Roman"/>
-                <w:noProof/>
-                <w:webHidden/>
-                <w:sz w:val="28"/>
-                <w:szCs w:val="28"/>
+                <w:webHidden/>
               </w:rPr>
               <w:fldChar w:fldCharType="end"/>
             </w:r>
@@ -546,14 +510,10 @@
         <w:p>
           <w:pPr>
             <w:pStyle w:val="23"/>
-            <w:tabs>
-              <w:tab w:val="right" w:leader="dot" w:pos="9345"/>
-            </w:tabs>
             <w:rPr>
-              <w:rFonts w:ascii="Times New Roman" w:eastAsiaTheme="minorEastAsia" w:hAnsi="Times New Roman" w:cs="Times New Roman"/>
-              <w:noProof/>
-              <w:sz w:val="28"/>
-              <w:szCs w:val="28"/>
+              <w:rFonts w:eastAsiaTheme="minorEastAsia"/>
+              <w:b/>
+              <w:bCs/>
               <w:lang w:eastAsia="ru-RU"/>
             </w:rPr>
           </w:pPr>
@@ -561,79 +521,67 @@
             <w:r>
               <w:rPr>
                 <w:rStyle w:val="af4"/>
-                <w:rFonts w:ascii="Times New Roman" w:hAnsi="Times New Roman" w:cs="Times New Roman"/>
-                <w:noProof/>
-                <w:sz w:val="28"/>
-                <w:szCs w:val="28"/>
-              </w:rPr>
-              <w:t>1.2 Наименование заказчика</w:t>
-            </w:r>
-            <w:r>
-              <w:rPr>
-                <w:rFonts w:ascii="Times New Roman" w:hAnsi="Times New Roman" w:cs="Times New Roman"/>
-                <w:noProof/>
-                <w:webHidden/>
-                <w:sz w:val="28"/>
-                <w:szCs w:val="28"/>
+                <w:b/>
+                <w:bCs/>
+              </w:rPr>
+              <w:t xml:space="preserve">1.2 Наименование </w:t>
+            </w:r>
+            <w:r>
+              <w:rPr>
+                <w:rStyle w:val="af4"/>
+                <w:b/>
+                <w:bCs/>
+              </w:rPr>
+              <w:t xml:space="preserve">исполнителя и </w:t>
+            </w:r>
+            <w:r>
+              <w:rPr>
+                <w:rStyle w:val="af4"/>
+                <w:b/>
+                <w:bCs/>
+              </w:rPr>
+              <w:t>заказчика</w:t>
+            </w:r>
+            <w:r>
+              <w:rPr>
+                <w:b/>
+                <w:bCs/>
+                <w:webHidden/>
               </w:rPr>
               <w:tab/>
             </w:r>
             <w:r>
               <w:rPr>
-                <w:rFonts w:ascii="Times New Roman" w:hAnsi="Times New Roman" w:cs="Times New Roman"/>
-                <w:noProof/>
-                <w:webHidden/>
-                <w:sz w:val="28"/>
-                <w:szCs w:val="28"/>
+                <w:webHidden/>
               </w:rPr>
               <w:fldChar w:fldCharType="begin"/>
             </w:r>
             <w:r>
               <w:rPr>
-                <w:rFonts w:ascii="Times New Roman" w:hAnsi="Times New Roman" w:cs="Times New Roman"/>
-                <w:noProof/>
-                <w:webHidden/>
-                <w:sz w:val="28"/>
-                <w:szCs w:val="28"/>
+                <w:webHidden/>
               </w:rPr>
               <w:instrText xml:space="preserve"> PAGEREF _Toc239937305 \h </w:instrText>
             </w:r>
             <w:r>
               <w:rPr>
-                <w:rFonts w:ascii="Times New Roman" w:hAnsi="Times New Roman" w:cs="Times New Roman"/>
-                <w:noProof/>
-                <w:webHidden/>
-                <w:sz w:val="28"/>
-                <w:szCs w:val="28"/>
-              </w:rPr>
-            </w:r>
-            <w:r>
-              <w:rPr>
-                <w:rFonts w:ascii="Times New Roman" w:hAnsi="Times New Roman" w:cs="Times New Roman"/>
-                <w:noProof/>
-                <w:webHidden/>
-                <w:sz w:val="28"/>
-                <w:szCs w:val="28"/>
+                <w:webHidden/>
+              </w:rPr>
+            </w:r>
+            <w:r>
+              <w:rPr>
+                <w:webHidden/>
               </w:rPr>
               <w:fldChar w:fldCharType="separate"/>
             </w:r>
             <w:r>
               <w:rPr>
-                <w:rFonts w:ascii="Times New Roman" w:hAnsi="Times New Roman" w:cs="Times New Roman"/>
-                <w:noProof/>
-                <w:webHidden/>
-                <w:sz w:val="28"/>
-                <w:szCs w:val="28"/>
+                <w:webHidden/>
               </w:rPr>
               <w:t>4</w:t>
             </w:r>
             <w:r>
               <w:rPr>
-                <w:rFonts w:ascii="Times New Roman" w:hAnsi="Times New Roman" w:cs="Times New Roman"/>
-                <w:noProof/>
-                <w:webHidden/>
-                <w:sz w:val="28"/>
-                <w:szCs w:val="28"/>
+                <w:webHidden/>
               </w:rPr>
               <w:fldChar w:fldCharType="end"/>
             </w:r>
@@ -642,14 +590,10 @@
         <w:p>
           <w:pPr>
             <w:pStyle w:val="23"/>
-            <w:tabs>
-              <w:tab w:val="right" w:leader="dot" w:pos="9345"/>
-            </w:tabs>
             <w:rPr>
-              <w:rFonts w:ascii="Times New Roman" w:eastAsiaTheme="minorEastAsia" w:hAnsi="Times New Roman" w:cs="Times New Roman"/>
-              <w:noProof/>
-              <w:sz w:val="28"/>
-              <w:szCs w:val="28"/>
+              <w:rFonts w:eastAsiaTheme="minorEastAsia"/>
+              <w:b/>
+              <w:bCs/>
               <w:lang w:eastAsia="ru-RU"/>
             </w:rPr>
           </w:pPr>
@@ -657,79 +601,51 @@
             <w:r>
               <w:rPr>
                 <w:rStyle w:val="af4"/>
-                <w:rFonts w:ascii="Times New Roman" w:hAnsi="Times New Roman" w:cs="Times New Roman"/>
-                <w:noProof/>
-                <w:sz w:val="28"/>
-                <w:szCs w:val="28"/>
+                <w:b/>
+                <w:bCs/>
               </w:rPr>
               <w:t>1.3 Перечень документов, на основании которых создается АС</w:t>
             </w:r>
             <w:r>
               <w:rPr>
-                <w:rFonts w:ascii="Times New Roman" w:hAnsi="Times New Roman" w:cs="Times New Roman"/>
-                <w:noProof/>
-                <w:webHidden/>
-                <w:sz w:val="28"/>
-                <w:szCs w:val="28"/>
+                <w:b/>
+                <w:bCs/>
+                <w:webHidden/>
               </w:rPr>
               <w:tab/>
             </w:r>
             <w:r>
               <w:rPr>
-                <w:rFonts w:ascii="Times New Roman" w:hAnsi="Times New Roman" w:cs="Times New Roman"/>
-                <w:noProof/>
-                <w:webHidden/>
-                <w:sz w:val="28"/>
-                <w:szCs w:val="28"/>
+                <w:webHidden/>
               </w:rPr>
               <w:fldChar w:fldCharType="begin"/>
             </w:r>
             <w:r>
               <w:rPr>
-                <w:rFonts w:ascii="Times New Roman" w:hAnsi="Times New Roman" w:cs="Times New Roman"/>
-                <w:noProof/>
-                <w:webHidden/>
-                <w:sz w:val="28"/>
-                <w:szCs w:val="28"/>
+                <w:webHidden/>
               </w:rPr>
               <w:instrText xml:space="preserve"> PAGEREF _Toc239937306 \h </w:instrText>
             </w:r>
             <w:r>
               <w:rPr>
-                <w:rFonts w:ascii="Times New Roman" w:hAnsi="Times New Roman" w:cs="Times New Roman"/>
-                <w:noProof/>
-                <w:webHidden/>
-                <w:sz w:val="28"/>
-                <w:szCs w:val="28"/>
-              </w:rPr>
-            </w:r>
-            <w:r>
-              <w:rPr>
-                <w:rFonts w:ascii="Times New Roman" w:hAnsi="Times New Roman" w:cs="Times New Roman"/>
-                <w:noProof/>
-                <w:webHidden/>
-                <w:sz w:val="28"/>
-                <w:szCs w:val="28"/>
+                <w:webHidden/>
+              </w:rPr>
+            </w:r>
+            <w:r>
+              <w:rPr>
+                <w:webHidden/>
               </w:rPr>
               <w:fldChar w:fldCharType="separate"/>
             </w:r>
             <w:r>
               <w:rPr>
-                <w:rFonts w:ascii="Times New Roman" w:hAnsi="Times New Roman" w:cs="Times New Roman"/>
-                <w:noProof/>
-                <w:webHidden/>
-                <w:sz w:val="28"/>
-                <w:szCs w:val="28"/>
+                <w:webHidden/>
               </w:rPr>
               <w:t>4</w:t>
             </w:r>
             <w:r>
               <w:rPr>
-                <w:rFonts w:ascii="Times New Roman" w:hAnsi="Times New Roman" w:cs="Times New Roman"/>
-                <w:noProof/>
-                <w:webHidden/>
-                <w:sz w:val="28"/>
-                <w:szCs w:val="28"/>
+                <w:webHidden/>
               </w:rPr>
               <w:fldChar w:fldCharType="end"/>
             </w:r>
@@ -738,14 +654,10 @@
         <w:p>
           <w:pPr>
             <w:pStyle w:val="23"/>
-            <w:tabs>
-              <w:tab w:val="right" w:leader="dot" w:pos="9345"/>
-            </w:tabs>
             <w:rPr>
-              <w:rFonts w:ascii="Times New Roman" w:eastAsiaTheme="minorEastAsia" w:hAnsi="Times New Roman" w:cs="Times New Roman"/>
-              <w:noProof/>
-              <w:sz w:val="28"/>
-              <w:szCs w:val="28"/>
+              <w:rFonts w:eastAsiaTheme="minorEastAsia"/>
+              <w:b/>
+              <w:bCs/>
               <w:lang w:eastAsia="ru-RU"/>
             </w:rPr>
           </w:pPr>
@@ -753,79 +665,51 @@
             <w:r>
               <w:rPr>
                 <w:rStyle w:val="af4"/>
-                <w:rFonts w:ascii="Times New Roman" w:hAnsi="Times New Roman" w:cs="Times New Roman"/>
-                <w:noProof/>
-                <w:sz w:val="28"/>
-                <w:szCs w:val="28"/>
+                <w:b/>
+                <w:bCs/>
               </w:rPr>
               <w:t>1.4 Плановые сроки начала и окончания работ по созданию АС</w:t>
             </w:r>
             <w:r>
               <w:rPr>
-                <w:rFonts w:ascii="Times New Roman" w:hAnsi="Times New Roman" w:cs="Times New Roman"/>
-                <w:noProof/>
-                <w:webHidden/>
-                <w:sz w:val="28"/>
-                <w:szCs w:val="28"/>
+                <w:b/>
+                <w:bCs/>
+                <w:webHidden/>
               </w:rPr>
               <w:tab/>
             </w:r>
             <w:r>
               <w:rPr>
-                <w:rFonts w:ascii="Times New Roman" w:hAnsi="Times New Roman" w:cs="Times New Roman"/>
-                <w:noProof/>
-                <w:webHidden/>
-                <w:sz w:val="28"/>
-                <w:szCs w:val="28"/>
+                <w:webHidden/>
               </w:rPr>
               <w:fldChar w:fldCharType="begin"/>
             </w:r>
             <w:r>
               <w:rPr>
-                <w:rFonts w:ascii="Times New Roman" w:hAnsi="Times New Roman" w:cs="Times New Roman"/>
-                <w:noProof/>
-                <w:webHidden/>
-                <w:sz w:val="28"/>
-                <w:szCs w:val="28"/>
+                <w:webHidden/>
               </w:rPr>
               <w:instrText xml:space="preserve"> PAGEREF _Toc239937307 \h </w:instrText>
             </w:r>
             <w:r>
               <w:rPr>
-                <w:rFonts w:ascii="Times New Roman" w:hAnsi="Times New Roman" w:cs="Times New Roman"/>
-                <w:noProof/>
-                <w:webHidden/>
-                <w:sz w:val="28"/>
-                <w:szCs w:val="28"/>
-              </w:rPr>
-            </w:r>
-            <w:r>
-              <w:rPr>
-                <w:rFonts w:ascii="Times New Roman" w:hAnsi="Times New Roman" w:cs="Times New Roman"/>
-                <w:noProof/>
-                <w:webHidden/>
-                <w:sz w:val="28"/>
-                <w:szCs w:val="28"/>
+                <w:webHidden/>
+              </w:rPr>
+            </w:r>
+            <w:r>
+              <w:rPr>
+                <w:webHidden/>
               </w:rPr>
               <w:fldChar w:fldCharType="separate"/>
             </w:r>
             <w:r>
               <w:rPr>
-                <w:rFonts w:ascii="Times New Roman" w:hAnsi="Times New Roman" w:cs="Times New Roman"/>
-                <w:noProof/>
-                <w:webHidden/>
-                <w:sz w:val="28"/>
-                <w:szCs w:val="28"/>
+                <w:webHidden/>
               </w:rPr>
               <w:t>5</w:t>
             </w:r>
             <w:r>
               <w:rPr>
-                <w:rFonts w:ascii="Times New Roman" w:hAnsi="Times New Roman" w:cs="Times New Roman"/>
-                <w:noProof/>
-                <w:webHidden/>
-                <w:sz w:val="28"/>
-                <w:szCs w:val="28"/>
+                <w:webHidden/>
               </w:rPr>
               <w:fldChar w:fldCharType="end"/>
             </w:r>
@@ -839,6 +723,8 @@
             </w:tabs>
             <w:rPr>
               <w:rFonts w:ascii="Times New Roman" w:eastAsiaTheme="minorEastAsia" w:hAnsi="Times New Roman" w:cs="Times New Roman"/>
+              <w:b/>
+              <w:bCs/>
               <w:noProof/>
               <w:sz w:val="28"/>
               <w:szCs w:val="28"/>
@@ -861,6 +747,8 @@
             <w:r>
               <w:rPr>
                 <w:rFonts w:ascii="Times New Roman" w:hAnsi="Times New Roman" w:cs="Times New Roman"/>
+                <w:b/>
+                <w:bCs/>
                 <w:noProof/>
                 <w:webHidden/>
                 <w:sz w:val="28"/>
@@ -915,7 +803,7 @@
                 <w:sz w:val="28"/>
                 <w:szCs w:val="28"/>
               </w:rPr>
-              <w:t>5</w:t>
+              <w:t>6</w:t>
             </w:r>
             <w:r>
               <w:rPr>
@@ -932,14 +820,10 @@
         <w:p>
           <w:pPr>
             <w:pStyle w:val="23"/>
-            <w:tabs>
-              <w:tab w:val="right" w:leader="dot" w:pos="9345"/>
-            </w:tabs>
             <w:rPr>
-              <w:rFonts w:ascii="Times New Roman" w:eastAsiaTheme="minorEastAsia" w:hAnsi="Times New Roman" w:cs="Times New Roman"/>
-              <w:noProof/>
-              <w:sz w:val="28"/>
-              <w:szCs w:val="28"/>
+              <w:rFonts w:eastAsiaTheme="minorEastAsia"/>
+              <w:b/>
+              <w:bCs/>
               <w:lang w:eastAsia="ru-RU"/>
             </w:rPr>
           </w:pPr>
@@ -947,79 +831,51 @@
             <w:r>
               <w:rPr>
                 <w:rStyle w:val="af4"/>
-                <w:rFonts w:ascii="Times New Roman" w:hAnsi="Times New Roman" w:cs="Times New Roman"/>
-                <w:noProof/>
-                <w:sz w:val="28"/>
-                <w:szCs w:val="28"/>
+                <w:b/>
+                <w:bCs/>
               </w:rPr>
               <w:t>2.1 Цели создания АС</w:t>
             </w:r>
             <w:r>
               <w:rPr>
-                <w:rFonts w:ascii="Times New Roman" w:hAnsi="Times New Roman" w:cs="Times New Roman"/>
-                <w:noProof/>
-                <w:webHidden/>
-                <w:sz w:val="28"/>
-                <w:szCs w:val="28"/>
+                <w:b/>
+                <w:bCs/>
+                <w:webHidden/>
               </w:rPr>
               <w:tab/>
             </w:r>
             <w:r>
               <w:rPr>
-                <w:rFonts w:ascii="Times New Roman" w:hAnsi="Times New Roman" w:cs="Times New Roman"/>
-                <w:noProof/>
-                <w:webHidden/>
-                <w:sz w:val="28"/>
-                <w:szCs w:val="28"/>
+                <w:webHidden/>
               </w:rPr>
               <w:fldChar w:fldCharType="begin"/>
             </w:r>
             <w:r>
               <w:rPr>
-                <w:rFonts w:ascii="Times New Roman" w:hAnsi="Times New Roman" w:cs="Times New Roman"/>
-                <w:noProof/>
-                <w:webHidden/>
-                <w:sz w:val="28"/>
-                <w:szCs w:val="28"/>
+                <w:webHidden/>
               </w:rPr>
               <w:instrText xml:space="preserve"> PAGEREF _Toc239937309 \h </w:instrText>
             </w:r>
             <w:r>
               <w:rPr>
-                <w:rFonts w:ascii="Times New Roman" w:hAnsi="Times New Roman" w:cs="Times New Roman"/>
-                <w:noProof/>
-                <w:webHidden/>
-                <w:sz w:val="28"/>
-                <w:szCs w:val="28"/>
-              </w:rPr>
-            </w:r>
-            <w:r>
-              <w:rPr>
-                <w:rFonts w:ascii="Times New Roman" w:hAnsi="Times New Roman" w:cs="Times New Roman"/>
-                <w:noProof/>
-                <w:webHidden/>
-                <w:sz w:val="28"/>
-                <w:szCs w:val="28"/>
+                <w:webHidden/>
+              </w:rPr>
+            </w:r>
+            <w:r>
+              <w:rPr>
+                <w:webHidden/>
               </w:rPr>
               <w:fldChar w:fldCharType="separate"/>
             </w:r>
             <w:r>
               <w:rPr>
-                <w:rFonts w:ascii="Times New Roman" w:hAnsi="Times New Roman" w:cs="Times New Roman"/>
-                <w:noProof/>
-                <w:webHidden/>
-                <w:sz w:val="28"/>
-                <w:szCs w:val="28"/>
-              </w:rPr>
-              <w:t>5</w:t>
-            </w:r>
-            <w:r>
-              <w:rPr>
-                <w:rFonts w:ascii="Times New Roman" w:hAnsi="Times New Roman" w:cs="Times New Roman"/>
-                <w:noProof/>
-                <w:webHidden/>
-                <w:sz w:val="28"/>
-                <w:szCs w:val="28"/>
+                <w:webHidden/>
+              </w:rPr>
+              <w:t>6</w:t>
+            </w:r>
+            <w:r>
+              <w:rPr>
+                <w:webHidden/>
               </w:rPr>
               <w:fldChar w:fldCharType="end"/>
             </w:r>
@@ -1028,14 +884,10 @@
         <w:p>
           <w:pPr>
             <w:pStyle w:val="23"/>
-            <w:tabs>
-              <w:tab w:val="right" w:leader="dot" w:pos="9345"/>
-            </w:tabs>
             <w:rPr>
-              <w:rFonts w:ascii="Times New Roman" w:eastAsiaTheme="minorEastAsia" w:hAnsi="Times New Roman" w:cs="Times New Roman"/>
-              <w:noProof/>
-              <w:sz w:val="28"/>
-              <w:szCs w:val="28"/>
+              <w:rFonts w:eastAsiaTheme="minorEastAsia"/>
+              <w:b/>
+              <w:bCs/>
               <w:lang w:eastAsia="ru-RU"/>
             </w:rPr>
           </w:pPr>
@@ -1043,79 +895,51 @@
             <w:r>
               <w:rPr>
                 <w:rStyle w:val="af4"/>
-                <w:rFonts w:ascii="Times New Roman" w:hAnsi="Times New Roman" w:cs="Times New Roman"/>
-                <w:noProof/>
-                <w:sz w:val="28"/>
-                <w:szCs w:val="28"/>
+                <w:b/>
+                <w:bCs/>
               </w:rPr>
               <w:t>2.2 Назначение АС</w:t>
             </w:r>
             <w:r>
               <w:rPr>
-                <w:rFonts w:ascii="Times New Roman" w:hAnsi="Times New Roman" w:cs="Times New Roman"/>
-                <w:noProof/>
-                <w:webHidden/>
-                <w:sz w:val="28"/>
-                <w:szCs w:val="28"/>
+                <w:b/>
+                <w:bCs/>
+                <w:webHidden/>
               </w:rPr>
               <w:tab/>
             </w:r>
             <w:r>
               <w:rPr>
-                <w:rFonts w:ascii="Times New Roman" w:hAnsi="Times New Roman" w:cs="Times New Roman"/>
-                <w:noProof/>
-                <w:webHidden/>
-                <w:sz w:val="28"/>
-                <w:szCs w:val="28"/>
+                <w:webHidden/>
               </w:rPr>
               <w:fldChar w:fldCharType="begin"/>
             </w:r>
             <w:r>
               <w:rPr>
-                <w:rFonts w:ascii="Times New Roman" w:hAnsi="Times New Roman" w:cs="Times New Roman"/>
-                <w:noProof/>
-                <w:webHidden/>
-                <w:sz w:val="28"/>
-                <w:szCs w:val="28"/>
+                <w:webHidden/>
               </w:rPr>
               <w:instrText xml:space="preserve"> PAGEREF _Toc239937310 \h </w:instrText>
             </w:r>
             <w:r>
               <w:rPr>
-                <w:rFonts w:ascii="Times New Roman" w:hAnsi="Times New Roman" w:cs="Times New Roman"/>
-                <w:noProof/>
-                <w:webHidden/>
-                <w:sz w:val="28"/>
-                <w:szCs w:val="28"/>
-              </w:rPr>
-            </w:r>
-            <w:r>
-              <w:rPr>
-                <w:rFonts w:ascii="Times New Roman" w:hAnsi="Times New Roman" w:cs="Times New Roman"/>
-                <w:noProof/>
-                <w:webHidden/>
-                <w:sz w:val="28"/>
-                <w:szCs w:val="28"/>
+                <w:webHidden/>
+              </w:rPr>
+            </w:r>
+            <w:r>
+              <w:rPr>
+                <w:webHidden/>
               </w:rPr>
               <w:fldChar w:fldCharType="separate"/>
             </w:r>
             <w:r>
               <w:rPr>
-                <w:rFonts w:ascii="Times New Roman" w:hAnsi="Times New Roman" w:cs="Times New Roman"/>
-                <w:noProof/>
-                <w:webHidden/>
-                <w:sz w:val="28"/>
-                <w:szCs w:val="28"/>
-              </w:rPr>
-              <w:t>5</w:t>
-            </w:r>
-            <w:r>
-              <w:rPr>
-                <w:rFonts w:ascii="Times New Roman" w:hAnsi="Times New Roman" w:cs="Times New Roman"/>
-                <w:noProof/>
-                <w:webHidden/>
-                <w:sz w:val="28"/>
-                <w:szCs w:val="28"/>
+                <w:webHidden/>
+              </w:rPr>
+              <w:t>6</w:t>
+            </w:r>
+            <w:r>
+              <w:rPr>
+                <w:webHidden/>
               </w:rPr>
               <w:fldChar w:fldCharType="end"/>
             </w:r>
@@ -1129,6 +953,8 @@
             </w:tabs>
             <w:rPr>
               <w:rFonts w:ascii="Times New Roman" w:eastAsiaTheme="minorEastAsia" w:hAnsi="Times New Roman" w:cs="Times New Roman"/>
+              <w:b/>
+              <w:bCs/>
               <w:noProof/>
               <w:sz w:val="28"/>
               <w:szCs w:val="28"/>
@@ -1151,6 +977,8 @@
             <w:r>
               <w:rPr>
                 <w:rFonts w:ascii="Times New Roman" w:hAnsi="Times New Roman" w:cs="Times New Roman"/>
+                <w:b/>
+                <w:bCs/>
                 <w:noProof/>
                 <w:webHidden/>
                 <w:sz w:val="28"/>
@@ -1205,7 +1033,7 @@
                 <w:sz w:val="28"/>
                 <w:szCs w:val="28"/>
               </w:rPr>
-              <w:t>6</w:t>
+              <w:t>7</w:t>
             </w:r>
             <w:r>
               <w:rPr>
@@ -1222,14 +1050,10 @@
         <w:p>
           <w:pPr>
             <w:pStyle w:val="23"/>
-            <w:tabs>
-              <w:tab w:val="right" w:leader="dot" w:pos="9345"/>
-            </w:tabs>
             <w:rPr>
-              <w:rFonts w:ascii="Times New Roman" w:eastAsiaTheme="minorEastAsia" w:hAnsi="Times New Roman" w:cs="Times New Roman"/>
-              <w:noProof/>
-              <w:sz w:val="28"/>
-              <w:szCs w:val="28"/>
+              <w:rFonts w:eastAsiaTheme="minorEastAsia"/>
+              <w:b/>
+              <w:bCs/>
               <w:lang w:eastAsia="ru-RU"/>
             </w:rPr>
           </w:pPr>
@@ -1237,79 +1061,63 @@
             <w:r>
               <w:rPr>
                 <w:rStyle w:val="af4"/>
-                <w:rFonts w:ascii="Times New Roman" w:hAnsi="Times New Roman" w:cs="Times New Roman"/>
-                <w:noProof/>
-                <w:sz w:val="28"/>
-                <w:szCs w:val="28"/>
+                <w:b/>
+                <w:bCs/>
               </w:rPr>
               <w:t>3.1 Требования к структуре АС в целом</w:t>
             </w:r>
             <w:r>
               <w:rPr>
-                <w:rFonts w:ascii="Times New Roman" w:hAnsi="Times New Roman" w:cs="Times New Roman"/>
-                <w:noProof/>
-                <w:webHidden/>
-                <w:sz w:val="28"/>
-                <w:szCs w:val="28"/>
+                <w:b/>
+                <w:bCs/>
+                <w:webHidden/>
               </w:rPr>
               <w:tab/>
             </w:r>
             <w:r>
               <w:rPr>
-                <w:rFonts w:ascii="Times New Roman" w:hAnsi="Times New Roman" w:cs="Times New Roman"/>
-                <w:noProof/>
-                <w:webHidden/>
-                <w:sz w:val="28"/>
-                <w:szCs w:val="28"/>
+                <w:b/>
+                <w:bCs/>
+                <w:webHidden/>
               </w:rPr>
               <w:fldChar w:fldCharType="begin"/>
             </w:r>
             <w:r>
               <w:rPr>
-                <w:rFonts w:ascii="Times New Roman" w:hAnsi="Times New Roman" w:cs="Times New Roman"/>
-                <w:noProof/>
-                <w:webHidden/>
-                <w:sz w:val="28"/>
-                <w:szCs w:val="28"/>
+                <w:b/>
+                <w:bCs/>
+                <w:webHidden/>
               </w:rPr>
               <w:instrText xml:space="preserve"> PAGEREF _Toc239937312 \h </w:instrText>
             </w:r>
             <w:r>
               <w:rPr>
-                <w:rFonts w:ascii="Times New Roman" w:hAnsi="Times New Roman" w:cs="Times New Roman"/>
-                <w:noProof/>
-                <w:webHidden/>
-                <w:sz w:val="28"/>
-                <w:szCs w:val="28"/>
-              </w:rPr>
-            </w:r>
-            <w:r>
-              <w:rPr>
-                <w:rFonts w:ascii="Times New Roman" w:hAnsi="Times New Roman" w:cs="Times New Roman"/>
-                <w:noProof/>
-                <w:webHidden/>
-                <w:sz w:val="28"/>
-                <w:szCs w:val="28"/>
+                <w:b/>
+                <w:bCs/>
+                <w:webHidden/>
+              </w:rPr>
+            </w:r>
+            <w:r>
+              <w:rPr>
+                <w:b/>
+                <w:bCs/>
+                <w:webHidden/>
               </w:rPr>
               <w:fldChar w:fldCharType="separate"/>
             </w:r>
             <w:r>
               <w:rPr>
-                <w:rFonts w:ascii="Times New Roman" w:hAnsi="Times New Roman" w:cs="Times New Roman"/>
-                <w:noProof/>
-                <w:webHidden/>
-                <w:sz w:val="28"/>
-                <w:szCs w:val="28"/>
-              </w:rPr>
-              <w:t>6</w:t>
-            </w:r>
-            <w:r>
-              <w:rPr>
-                <w:rFonts w:ascii="Times New Roman" w:hAnsi="Times New Roman" w:cs="Times New Roman"/>
-                <w:noProof/>
-                <w:webHidden/>
-                <w:sz w:val="28"/>
-                <w:szCs w:val="28"/>
+                <w:b/>
+                <w:bCs/>
+                <w:webHidden/>
+              </w:rPr>
+              <w:t>7</w:t>
+            </w:r>
+            <w:r>
+              <w:rPr>
+                <w:b/>
+                <w:bCs/>
+                <w:webHidden/>
               </w:rPr>
               <w:fldChar w:fldCharType="end"/>
             </w:r>
@@ -1323,6 +1131,8 @@
             </w:tabs>
             <w:rPr>
               <w:rFonts w:ascii="Times New Roman" w:eastAsiaTheme="minorEastAsia" w:hAnsi="Times New Roman" w:cs="Times New Roman"/>
+              <w:b/>
+              <w:bCs/>
               <w:noProof/>
               <w:sz w:val="28"/>
               <w:szCs w:val="28"/>
@@ -1334,6 +1144,8 @@
               <w:rPr>
                 <w:rStyle w:val="af4"/>
                 <w:rFonts w:ascii="Times New Roman" w:hAnsi="Times New Roman" w:cs="Times New Roman"/>
+                <w:b/>
+                <w:bCs/>
                 <w:noProof/>
                 <w:sz w:val="28"/>
                 <w:szCs w:val="28"/>
@@ -1343,6 +1155,8 @@
             <w:r>
               <w:rPr>
                 <w:rFonts w:ascii="Times New Roman" w:hAnsi="Times New Roman" w:cs="Times New Roman"/>
+                <w:b/>
+                <w:bCs/>
                 <w:noProof/>
                 <w:webHidden/>
                 <w:sz w:val="28"/>
@@ -1397,7 +1211,7 @@
                 <w:sz w:val="28"/>
                 <w:szCs w:val="28"/>
               </w:rPr>
-              <w:t>6</w:t>
+              <w:t>7</w:t>
             </w:r>
             <w:r>
               <w:rPr>
@@ -1419,6 +1233,8 @@
             </w:tabs>
             <w:rPr>
               <w:rFonts w:ascii="Times New Roman" w:eastAsiaTheme="minorEastAsia" w:hAnsi="Times New Roman" w:cs="Times New Roman"/>
+              <w:b/>
+              <w:bCs/>
               <w:noProof/>
               <w:sz w:val="28"/>
               <w:szCs w:val="28"/>
@@ -1430,15 +1246,31 @@
               <w:rPr>
                 <w:rStyle w:val="af4"/>
                 <w:rFonts w:ascii="Times New Roman" w:hAnsi="Times New Roman" w:cs="Times New Roman"/>
-                <w:noProof/>
-                <w:sz w:val="28"/>
-                <w:szCs w:val="28"/>
-              </w:rPr>
-              <w:t>3.1.2 Требования к численности и квалификации персонала системы</w:t>
-            </w:r>
-            <w:r>
-              <w:rPr>
-                <w:rFonts w:ascii="Times New Roman" w:hAnsi="Times New Roman" w:cs="Times New Roman"/>
+                <w:b/>
+                <w:bCs/>
+                <w:noProof/>
+                <w:sz w:val="28"/>
+                <w:szCs w:val="28"/>
+              </w:rPr>
+              <w:t xml:space="preserve">3.1.2 Требования к численности и квалификации персонала </w:t>
+            </w:r>
+            <w:r>
+              <w:rPr>
+                <w:rStyle w:val="af4"/>
+                <w:rFonts w:ascii="Times New Roman" w:hAnsi="Times New Roman" w:cs="Times New Roman"/>
+                <w:b/>
+                <w:bCs/>
+                <w:noProof/>
+                <w:sz w:val="28"/>
+                <w:szCs w:val="28"/>
+              </w:rPr>
+              <w:t>системы</w:t>
+            </w:r>
+            <w:r>
+              <w:rPr>
+                <w:rFonts w:ascii="Times New Roman" w:hAnsi="Times New Roman" w:cs="Times New Roman"/>
+                <w:b/>
+                <w:bCs/>
                 <w:noProof/>
                 <w:webHidden/>
                 <w:sz w:val="28"/>
@@ -1493,7 +1325,7 @@
                 <w:sz w:val="28"/>
                 <w:szCs w:val="28"/>
               </w:rPr>
-              <w:t>7</w:t>
+              <w:t>8</w:t>
             </w:r>
             <w:r>
               <w:rPr>
@@ -1515,6 +1347,8 @@
             </w:tabs>
             <w:rPr>
               <w:rFonts w:ascii="Times New Roman" w:eastAsiaTheme="minorEastAsia" w:hAnsi="Times New Roman" w:cs="Times New Roman"/>
+              <w:b/>
+              <w:bCs/>
               <w:noProof/>
               <w:sz w:val="28"/>
               <w:szCs w:val="28"/>
@@ -1526,6 +1360,8 @@
               <w:rPr>
                 <w:rStyle w:val="af4"/>
                 <w:rFonts w:ascii="Times New Roman" w:hAnsi="Times New Roman" w:cs="Times New Roman"/>
+                <w:b/>
+                <w:bCs/>
                 <w:noProof/>
                 <w:sz w:val="28"/>
                 <w:szCs w:val="28"/>
@@ -1535,6 +1371,8 @@
             <w:r>
               <w:rPr>
                 <w:rFonts w:ascii="Times New Roman" w:hAnsi="Times New Roman" w:cs="Times New Roman"/>
+                <w:b/>
+                <w:bCs/>
                 <w:noProof/>
                 <w:webHidden/>
                 <w:sz w:val="28"/>
@@ -1589,7 +1427,7 @@
                 <w:sz w:val="28"/>
                 <w:szCs w:val="28"/>
               </w:rPr>
-              <w:t>7</w:t>
+              <w:t>8</w:t>
             </w:r>
             <w:r>
               <w:rPr>
@@ -1611,6 +1449,8 @@
             </w:tabs>
             <w:rPr>
               <w:rFonts w:ascii="Times New Roman" w:eastAsiaTheme="minorEastAsia" w:hAnsi="Times New Roman" w:cs="Times New Roman"/>
+              <w:b/>
+              <w:bCs/>
               <w:noProof/>
               <w:sz w:val="28"/>
               <w:szCs w:val="28"/>
@@ -1622,6 +1462,8 @@
               <w:rPr>
                 <w:rStyle w:val="af4"/>
                 <w:rFonts w:ascii="Times New Roman" w:hAnsi="Times New Roman" w:cs="Times New Roman"/>
+                <w:b/>
+                <w:bCs/>
                 <w:noProof/>
                 <w:sz w:val="28"/>
                 <w:szCs w:val="28"/>
@@ -1631,6 +1473,8 @@
             <w:r>
               <w:rPr>
                 <w:rFonts w:ascii="Times New Roman" w:hAnsi="Times New Roman" w:cs="Times New Roman"/>
+                <w:b/>
+                <w:bCs/>
                 <w:noProof/>
                 <w:webHidden/>
                 <w:sz w:val="28"/>
@@ -1685,7 +1529,7 @@
                 <w:sz w:val="28"/>
                 <w:szCs w:val="28"/>
               </w:rPr>
-              <w:t>7</w:t>
+              <w:t>8</w:t>
             </w:r>
             <w:r>
               <w:rPr>
@@ -1707,6 +1551,8 @@
             </w:tabs>
             <w:rPr>
               <w:rFonts w:ascii="Times New Roman" w:eastAsiaTheme="minorEastAsia" w:hAnsi="Times New Roman" w:cs="Times New Roman"/>
+              <w:b/>
+              <w:bCs/>
               <w:noProof/>
               <w:sz w:val="28"/>
               <w:szCs w:val="28"/>
@@ -1718,6 +1564,8 @@
               <w:rPr>
                 <w:rStyle w:val="af4"/>
                 <w:rFonts w:ascii="Times New Roman" w:hAnsi="Times New Roman" w:cs="Times New Roman"/>
+                <w:b/>
+                <w:bCs/>
                 <w:noProof/>
                 <w:sz w:val="28"/>
                 <w:szCs w:val="28"/>
@@ -1727,6 +1575,8 @@
             <w:r>
               <w:rPr>
                 <w:rFonts w:ascii="Times New Roman" w:hAnsi="Times New Roman" w:cs="Times New Roman"/>
+                <w:b/>
+                <w:bCs/>
                 <w:noProof/>
                 <w:webHidden/>
                 <w:sz w:val="28"/>
@@ -1803,6 +1653,8 @@
             </w:tabs>
             <w:rPr>
               <w:rFonts w:ascii="Times New Roman" w:eastAsiaTheme="minorEastAsia" w:hAnsi="Times New Roman" w:cs="Times New Roman"/>
+              <w:b/>
+              <w:bCs/>
               <w:noProof/>
               <w:sz w:val="28"/>
               <w:szCs w:val="28"/>
@@ -1814,6 +1666,8 @@
               <w:rPr>
                 <w:rStyle w:val="af4"/>
                 <w:rFonts w:ascii="Times New Roman" w:hAnsi="Times New Roman" w:cs="Times New Roman"/>
+                <w:b/>
+                <w:bCs/>
                 <w:noProof/>
                 <w:sz w:val="28"/>
                 <w:szCs w:val="28"/>
@@ -1823,6 +1677,8 @@
             <w:r>
               <w:rPr>
                 <w:rFonts w:ascii="Times New Roman" w:hAnsi="Times New Roman" w:cs="Times New Roman"/>
+                <w:b/>
+                <w:bCs/>
                 <w:noProof/>
                 <w:webHidden/>
                 <w:sz w:val="28"/>
@@ -1877,7 +1733,7 @@
                 <w:sz w:val="28"/>
                 <w:szCs w:val="28"/>
               </w:rPr>
-              <w:t>8</w:t>
+              <w:t>9</w:t>
             </w:r>
             <w:r>
               <w:rPr>
@@ -1899,6 +1755,8 @@
             </w:tabs>
             <w:rPr>
               <w:rFonts w:ascii="Times New Roman" w:eastAsiaTheme="minorEastAsia" w:hAnsi="Times New Roman" w:cs="Times New Roman"/>
+              <w:b/>
+              <w:bCs/>
               <w:noProof/>
               <w:sz w:val="28"/>
               <w:szCs w:val="28"/>
@@ -1910,6 +1768,8 @@
               <w:rPr>
                 <w:rStyle w:val="af4"/>
                 <w:rFonts w:ascii="Times New Roman" w:hAnsi="Times New Roman" w:cs="Times New Roman"/>
+                <w:b/>
+                <w:bCs/>
                 <w:noProof/>
                 <w:sz w:val="28"/>
                 <w:szCs w:val="28"/>
@@ -1919,6 +1779,8 @@
             <w:r>
               <w:rPr>
                 <w:rFonts w:ascii="Times New Roman" w:hAnsi="Times New Roman" w:cs="Times New Roman"/>
+                <w:b/>
+                <w:bCs/>
                 <w:noProof/>
                 <w:webHidden/>
                 <w:sz w:val="28"/>
@@ -1973,7 +1835,7 @@
                 <w:sz w:val="28"/>
                 <w:szCs w:val="28"/>
               </w:rPr>
-              <w:t>8</w:t>
+              <w:t>9</w:t>
             </w:r>
             <w:r>
               <w:rPr>
@@ -1995,6 +1857,8 @@
             </w:tabs>
             <w:rPr>
               <w:rFonts w:ascii="Times New Roman" w:eastAsiaTheme="minorEastAsia" w:hAnsi="Times New Roman" w:cs="Times New Roman"/>
+              <w:b/>
+              <w:bCs/>
               <w:noProof/>
               <w:sz w:val="28"/>
               <w:szCs w:val="28"/>
@@ -2006,6 +1870,8 @@
               <w:rPr>
                 <w:rStyle w:val="af4"/>
                 <w:rFonts w:ascii="Times New Roman" w:hAnsi="Times New Roman" w:cs="Times New Roman"/>
+                <w:b/>
+                <w:bCs/>
                 <w:noProof/>
                 <w:sz w:val="28"/>
                 <w:szCs w:val="28"/>
@@ -2015,6 +1881,8 @@
             <w:r>
               <w:rPr>
                 <w:rFonts w:ascii="Times New Roman" w:hAnsi="Times New Roman" w:cs="Times New Roman"/>
+                <w:b/>
+                <w:bCs/>
                 <w:noProof/>
                 <w:webHidden/>
                 <w:sz w:val="28"/>
@@ -2069,7 +1937,7 @@
                 <w:sz w:val="28"/>
                 <w:szCs w:val="28"/>
               </w:rPr>
-              <w:t>8</w:t>
+              <w:t>9</w:t>
             </w:r>
             <w:r>
               <w:rPr>
@@ -2091,6 +1959,8 @@
             </w:tabs>
             <w:rPr>
               <w:rFonts w:ascii="Times New Roman" w:eastAsiaTheme="minorEastAsia" w:hAnsi="Times New Roman" w:cs="Times New Roman"/>
+              <w:b/>
+              <w:bCs/>
               <w:noProof/>
               <w:sz w:val="28"/>
               <w:szCs w:val="28"/>
@@ -2102,6 +1972,8 @@
               <w:rPr>
                 <w:rStyle w:val="af4"/>
                 <w:rFonts w:ascii="Times New Roman" w:hAnsi="Times New Roman" w:cs="Times New Roman"/>
+                <w:b/>
+                <w:bCs/>
                 <w:noProof/>
                 <w:sz w:val="28"/>
                 <w:szCs w:val="28"/>
@@ -2111,6 +1983,8 @@
             <w:r>
               <w:rPr>
                 <w:rFonts w:ascii="Times New Roman" w:hAnsi="Times New Roman" w:cs="Times New Roman"/>
+                <w:b/>
+                <w:bCs/>
                 <w:noProof/>
                 <w:webHidden/>
                 <w:sz w:val="28"/>
@@ -2165,7 +2039,7 @@
                 <w:sz w:val="28"/>
                 <w:szCs w:val="28"/>
               </w:rPr>
-              <w:t>8</w:t>
+              <w:t>9</w:t>
             </w:r>
             <w:r>
               <w:rPr>
@@ -2187,6 +2061,8 @@
             </w:tabs>
             <w:rPr>
               <w:rFonts w:ascii="Times New Roman" w:eastAsiaTheme="minorEastAsia" w:hAnsi="Times New Roman" w:cs="Times New Roman"/>
+              <w:b/>
+              <w:bCs/>
               <w:noProof/>
               <w:sz w:val="28"/>
               <w:szCs w:val="28"/>
@@ -2198,6 +2074,8 @@
               <w:rPr>
                 <w:rStyle w:val="af4"/>
                 <w:rFonts w:ascii="Times New Roman" w:hAnsi="Times New Roman" w:cs="Times New Roman"/>
+                <w:b/>
+                <w:bCs/>
                 <w:noProof/>
                 <w:sz w:val="28"/>
                 <w:szCs w:val="28"/>
@@ -2207,6 +2085,8 @@
             <w:r>
               <w:rPr>
                 <w:rFonts w:ascii="Times New Roman" w:hAnsi="Times New Roman" w:cs="Times New Roman"/>
+                <w:b/>
+                <w:bCs/>
                 <w:noProof/>
                 <w:webHidden/>
                 <w:sz w:val="28"/>
@@ -2261,7 +2141,7 @@
                 <w:sz w:val="28"/>
                 <w:szCs w:val="28"/>
               </w:rPr>
-              <w:t>8</w:t>
+              <w:t>10</w:t>
             </w:r>
             <w:r>
               <w:rPr>
@@ -2283,6 +2163,8 @@
             </w:tabs>
             <w:rPr>
               <w:rFonts w:ascii="Times New Roman" w:eastAsiaTheme="minorEastAsia" w:hAnsi="Times New Roman" w:cs="Times New Roman"/>
+              <w:b/>
+              <w:bCs/>
               <w:noProof/>
               <w:sz w:val="28"/>
               <w:szCs w:val="28"/>
@@ -2294,6 +2176,8 @@
               <w:rPr>
                 <w:rStyle w:val="af4"/>
                 <w:rFonts w:ascii="Times New Roman" w:hAnsi="Times New Roman" w:cs="Times New Roman"/>
+                <w:b/>
+                <w:bCs/>
                 <w:noProof/>
                 <w:sz w:val="28"/>
                 <w:szCs w:val="28"/>
@@ -2303,6 +2187,8 @@
             <w:r>
               <w:rPr>
                 <w:rFonts w:ascii="Times New Roman" w:hAnsi="Times New Roman" w:cs="Times New Roman"/>
+                <w:b/>
+                <w:bCs/>
                 <w:noProof/>
                 <w:webHidden/>
                 <w:sz w:val="28"/>
@@ -2357,7 +2243,7 @@
                 <w:sz w:val="28"/>
                 <w:szCs w:val="28"/>
               </w:rPr>
-              <w:t>8</w:t>
+              <w:t>10</w:t>
             </w:r>
             <w:r>
               <w:rPr>
@@ -2379,6 +2265,8 @@
             </w:tabs>
             <w:rPr>
               <w:rFonts w:ascii="Times New Roman" w:eastAsiaTheme="minorEastAsia" w:hAnsi="Times New Roman" w:cs="Times New Roman"/>
+              <w:b/>
+              <w:bCs/>
               <w:noProof/>
               <w:sz w:val="28"/>
               <w:szCs w:val="28"/>
@@ -2390,6 +2278,8 @@
               <w:rPr>
                 <w:rStyle w:val="af4"/>
                 <w:rFonts w:ascii="Times New Roman" w:hAnsi="Times New Roman" w:cs="Times New Roman"/>
+                <w:b/>
+                <w:bCs/>
                 <w:noProof/>
                 <w:sz w:val="28"/>
                 <w:szCs w:val="28"/>
@@ -2399,6 +2289,8 @@
             <w:r>
               <w:rPr>
                 <w:rFonts w:ascii="Times New Roman" w:hAnsi="Times New Roman" w:cs="Times New Roman"/>
+                <w:b/>
+                <w:bCs/>
                 <w:noProof/>
                 <w:webHidden/>
                 <w:sz w:val="28"/>
@@ -2453,7 +2345,7 @@
                 <w:sz w:val="28"/>
                 <w:szCs w:val="28"/>
               </w:rPr>
-              <w:t>9</w:t>
+              <w:t>10</w:t>
             </w:r>
             <w:r>
               <w:rPr>
@@ -2470,14 +2362,10 @@
         <w:p>
           <w:pPr>
             <w:pStyle w:val="23"/>
-            <w:tabs>
-              <w:tab w:val="right" w:leader="dot" w:pos="9345"/>
-            </w:tabs>
             <w:rPr>
-              <w:rFonts w:ascii="Times New Roman" w:eastAsiaTheme="minorEastAsia" w:hAnsi="Times New Roman" w:cs="Times New Roman"/>
-              <w:noProof/>
-              <w:sz w:val="28"/>
-              <w:szCs w:val="28"/>
+              <w:rFonts w:eastAsiaTheme="minorEastAsia"/>
+              <w:b/>
+              <w:bCs/>
               <w:lang w:eastAsia="ru-RU"/>
             </w:rPr>
           </w:pPr>
@@ -2485,79 +2373,51 @@
             <w:r>
               <w:rPr>
                 <w:rStyle w:val="af4"/>
-                <w:rFonts w:ascii="Times New Roman" w:hAnsi="Times New Roman" w:cs="Times New Roman"/>
-                <w:noProof/>
-                <w:sz w:val="28"/>
-                <w:szCs w:val="28"/>
+                <w:b/>
+                <w:bCs/>
               </w:rPr>
               <w:t>3.2 Требования к функциям (задачам), выполняемым АС</w:t>
             </w:r>
             <w:r>
               <w:rPr>
-                <w:rFonts w:ascii="Times New Roman" w:hAnsi="Times New Roman" w:cs="Times New Roman"/>
-                <w:noProof/>
-                <w:webHidden/>
-                <w:sz w:val="28"/>
-                <w:szCs w:val="28"/>
+                <w:b/>
+                <w:bCs/>
+                <w:webHidden/>
               </w:rPr>
               <w:tab/>
             </w:r>
             <w:r>
               <w:rPr>
-                <w:rFonts w:ascii="Times New Roman" w:hAnsi="Times New Roman" w:cs="Times New Roman"/>
-                <w:noProof/>
-                <w:webHidden/>
-                <w:sz w:val="28"/>
-                <w:szCs w:val="28"/>
+                <w:webHidden/>
               </w:rPr>
               <w:fldChar w:fldCharType="begin"/>
             </w:r>
             <w:r>
               <w:rPr>
-                <w:rFonts w:ascii="Times New Roman" w:hAnsi="Times New Roman" w:cs="Times New Roman"/>
-                <w:noProof/>
-                <w:webHidden/>
-                <w:sz w:val="28"/>
-                <w:szCs w:val="28"/>
+                <w:webHidden/>
               </w:rPr>
               <w:instrText xml:space="preserve"> PAGEREF _Toc239937325 \h </w:instrText>
             </w:r>
             <w:r>
               <w:rPr>
-                <w:rFonts w:ascii="Times New Roman" w:hAnsi="Times New Roman" w:cs="Times New Roman"/>
-                <w:noProof/>
-                <w:webHidden/>
-                <w:sz w:val="28"/>
-                <w:szCs w:val="28"/>
-              </w:rPr>
-            </w:r>
-            <w:r>
-              <w:rPr>
-                <w:rFonts w:ascii="Times New Roman" w:hAnsi="Times New Roman" w:cs="Times New Roman"/>
-                <w:noProof/>
-                <w:webHidden/>
-                <w:sz w:val="28"/>
-                <w:szCs w:val="28"/>
+                <w:webHidden/>
+              </w:rPr>
+            </w:r>
+            <w:r>
+              <w:rPr>
+                <w:webHidden/>
               </w:rPr>
               <w:fldChar w:fldCharType="separate"/>
             </w:r>
             <w:r>
               <w:rPr>
-                <w:rFonts w:ascii="Times New Roman" w:hAnsi="Times New Roman" w:cs="Times New Roman"/>
-                <w:noProof/>
-                <w:webHidden/>
-                <w:sz w:val="28"/>
-                <w:szCs w:val="28"/>
-              </w:rPr>
-              <w:t>9</w:t>
-            </w:r>
-            <w:r>
-              <w:rPr>
-                <w:rFonts w:ascii="Times New Roman" w:hAnsi="Times New Roman" w:cs="Times New Roman"/>
-                <w:noProof/>
-                <w:webHidden/>
-                <w:sz w:val="28"/>
-                <w:szCs w:val="28"/>
+                <w:webHidden/>
+              </w:rPr>
+              <w:t>10</w:t>
+            </w:r>
+            <w:r>
+              <w:rPr>
+                <w:webHidden/>
               </w:rPr>
               <w:fldChar w:fldCharType="end"/>
             </w:r>
@@ -2571,6 +2431,8 @@
             </w:tabs>
             <w:rPr>
               <w:rFonts w:ascii="Times New Roman" w:eastAsiaTheme="minorEastAsia" w:hAnsi="Times New Roman" w:cs="Times New Roman"/>
+              <w:b/>
+              <w:bCs/>
               <w:noProof/>
               <w:sz w:val="28"/>
               <w:szCs w:val="28"/>
@@ -2582,6 +2444,8 @@
               <w:rPr>
                 <w:rStyle w:val="af4"/>
                 <w:rFonts w:ascii="Times New Roman" w:hAnsi="Times New Roman" w:cs="Times New Roman"/>
+                <w:b/>
+                <w:bCs/>
                 <w:noProof/>
                 <w:sz w:val="28"/>
                 <w:szCs w:val="28"/>
@@ -2591,6 +2455,8 @@
             <w:r>
               <w:rPr>
                 <w:rFonts w:ascii="Times New Roman" w:hAnsi="Times New Roman" w:cs="Times New Roman"/>
+                <w:b/>
+                <w:bCs/>
                 <w:noProof/>
                 <w:webHidden/>
                 <w:sz w:val="28"/>
@@ -2645,7 +2511,7 @@
                 <w:sz w:val="28"/>
                 <w:szCs w:val="28"/>
               </w:rPr>
-              <w:t>9</w:t>
+              <w:t>10</w:t>
             </w:r>
             <w:r>
               <w:rPr>
@@ -2662,14 +2528,10 @@
         <w:p>
           <w:pPr>
             <w:pStyle w:val="23"/>
-            <w:tabs>
-              <w:tab w:val="right" w:leader="dot" w:pos="9345"/>
-            </w:tabs>
             <w:rPr>
-              <w:rFonts w:ascii="Times New Roman" w:eastAsiaTheme="minorEastAsia" w:hAnsi="Times New Roman" w:cs="Times New Roman"/>
-              <w:noProof/>
-              <w:sz w:val="28"/>
-              <w:szCs w:val="28"/>
+              <w:rFonts w:eastAsiaTheme="minorEastAsia"/>
+              <w:b/>
+              <w:bCs/>
               <w:lang w:eastAsia="ru-RU"/>
             </w:rPr>
           </w:pPr>
@@ -2677,79 +2539,51 @@
             <w:r>
               <w:rPr>
                 <w:rStyle w:val="af4"/>
-                <w:rFonts w:ascii="Times New Roman" w:hAnsi="Times New Roman" w:cs="Times New Roman"/>
-                <w:noProof/>
-                <w:sz w:val="28"/>
-                <w:szCs w:val="28"/>
+                <w:b/>
+                <w:bCs/>
               </w:rPr>
               <w:t>3.3 Требования к видам обеспечения АС</w:t>
             </w:r>
             <w:r>
               <w:rPr>
-                <w:rFonts w:ascii="Times New Roman" w:hAnsi="Times New Roman" w:cs="Times New Roman"/>
-                <w:noProof/>
-                <w:webHidden/>
-                <w:sz w:val="28"/>
-                <w:szCs w:val="28"/>
+                <w:b/>
+                <w:bCs/>
+                <w:webHidden/>
               </w:rPr>
               <w:tab/>
             </w:r>
             <w:r>
               <w:rPr>
-                <w:rFonts w:ascii="Times New Roman" w:hAnsi="Times New Roman" w:cs="Times New Roman"/>
-                <w:noProof/>
-                <w:webHidden/>
-                <w:sz w:val="28"/>
-                <w:szCs w:val="28"/>
+                <w:webHidden/>
               </w:rPr>
               <w:fldChar w:fldCharType="begin"/>
             </w:r>
             <w:r>
               <w:rPr>
-                <w:rFonts w:ascii="Times New Roman" w:hAnsi="Times New Roman" w:cs="Times New Roman"/>
-                <w:noProof/>
-                <w:webHidden/>
-                <w:sz w:val="28"/>
-                <w:szCs w:val="28"/>
+                <w:webHidden/>
               </w:rPr>
               <w:instrText xml:space="preserve"> PAGEREF _Toc239937327 \h </w:instrText>
             </w:r>
             <w:r>
               <w:rPr>
-                <w:rFonts w:ascii="Times New Roman" w:hAnsi="Times New Roman" w:cs="Times New Roman"/>
-                <w:noProof/>
-                <w:webHidden/>
-                <w:sz w:val="28"/>
-                <w:szCs w:val="28"/>
-              </w:rPr>
-            </w:r>
-            <w:r>
-              <w:rPr>
-                <w:rFonts w:ascii="Times New Roman" w:hAnsi="Times New Roman" w:cs="Times New Roman"/>
-                <w:noProof/>
-                <w:webHidden/>
-                <w:sz w:val="28"/>
-                <w:szCs w:val="28"/>
+                <w:webHidden/>
+              </w:rPr>
+            </w:r>
+            <w:r>
+              <w:rPr>
+                <w:webHidden/>
               </w:rPr>
               <w:fldChar w:fldCharType="separate"/>
             </w:r>
             <w:r>
               <w:rPr>
-                <w:rFonts w:ascii="Times New Roman" w:hAnsi="Times New Roman" w:cs="Times New Roman"/>
-                <w:noProof/>
-                <w:webHidden/>
-                <w:sz w:val="28"/>
-                <w:szCs w:val="28"/>
-              </w:rPr>
-              <w:t>9</w:t>
-            </w:r>
-            <w:r>
-              <w:rPr>
-                <w:rFonts w:ascii="Times New Roman" w:hAnsi="Times New Roman" w:cs="Times New Roman"/>
-                <w:noProof/>
-                <w:webHidden/>
-                <w:sz w:val="28"/>
-                <w:szCs w:val="28"/>
+                <w:webHidden/>
+              </w:rPr>
+              <w:t>11</w:t>
+            </w:r>
+            <w:r>
+              <w:rPr>
+                <w:webHidden/>
               </w:rPr>
               <w:fldChar w:fldCharType="end"/>
             </w:r>
@@ -2763,6 +2597,8 @@
             </w:tabs>
             <w:rPr>
               <w:rFonts w:ascii="Times New Roman" w:eastAsiaTheme="minorEastAsia" w:hAnsi="Times New Roman" w:cs="Times New Roman"/>
+              <w:b/>
+              <w:bCs/>
               <w:noProof/>
               <w:sz w:val="28"/>
               <w:szCs w:val="28"/>
@@ -2774,6 +2610,8 @@
               <w:rPr>
                 <w:rStyle w:val="af4"/>
                 <w:rFonts w:ascii="Times New Roman" w:hAnsi="Times New Roman" w:cs="Times New Roman"/>
+                <w:b/>
+                <w:bCs/>
                 <w:noProof/>
                 <w:sz w:val="28"/>
                 <w:szCs w:val="28"/>
@@ -2783,6 +2621,8 @@
             <w:r>
               <w:rPr>
                 <w:rFonts w:ascii="Times New Roman" w:hAnsi="Times New Roman" w:cs="Times New Roman"/>
+                <w:b/>
+                <w:bCs/>
                 <w:noProof/>
                 <w:webHidden/>
                 <w:sz w:val="28"/>
@@ -2837,7 +2677,7 @@
                 <w:sz w:val="28"/>
                 <w:szCs w:val="28"/>
               </w:rPr>
-              <w:t>9</w:t>
+              <w:t>11</w:t>
             </w:r>
             <w:r>
               <w:rPr>
@@ -2859,6 +2699,8 @@
             </w:tabs>
             <w:rPr>
               <w:rFonts w:ascii="Times New Roman" w:eastAsiaTheme="minorEastAsia" w:hAnsi="Times New Roman" w:cs="Times New Roman"/>
+              <w:b/>
+              <w:bCs/>
               <w:noProof/>
               <w:sz w:val="28"/>
               <w:szCs w:val="28"/>
@@ -2870,6 +2712,8 @@
               <w:rPr>
                 <w:rStyle w:val="af4"/>
                 <w:rFonts w:ascii="Times New Roman" w:hAnsi="Times New Roman" w:cs="Times New Roman"/>
+                <w:b/>
+                <w:bCs/>
                 <w:noProof/>
                 <w:sz w:val="28"/>
                 <w:szCs w:val="28"/>
@@ -2879,6 +2723,8 @@
             <w:r>
               <w:rPr>
                 <w:rFonts w:ascii="Times New Roman" w:hAnsi="Times New Roman" w:cs="Times New Roman"/>
+                <w:b/>
+                <w:bCs/>
                 <w:noProof/>
                 <w:webHidden/>
                 <w:sz w:val="28"/>
@@ -2933,7 +2779,7 @@
                 <w:sz w:val="28"/>
                 <w:szCs w:val="28"/>
               </w:rPr>
-              <w:t>9</w:t>
+              <w:t>11</w:t>
             </w:r>
             <w:r>
               <w:rPr>
@@ -2955,6 +2801,8 @@
             </w:tabs>
             <w:rPr>
               <w:rFonts w:ascii="Times New Roman" w:eastAsiaTheme="minorEastAsia" w:hAnsi="Times New Roman" w:cs="Times New Roman"/>
+              <w:b/>
+              <w:bCs/>
               <w:noProof/>
               <w:sz w:val="28"/>
               <w:szCs w:val="28"/>
@@ -2966,6 +2814,8 @@
               <w:rPr>
                 <w:rStyle w:val="af4"/>
                 <w:rFonts w:ascii="Times New Roman" w:hAnsi="Times New Roman" w:cs="Times New Roman"/>
+                <w:b/>
+                <w:bCs/>
                 <w:noProof/>
                 <w:sz w:val="28"/>
                 <w:szCs w:val="28"/>
@@ -2975,6 +2825,8 @@
             <w:r>
               <w:rPr>
                 <w:rFonts w:ascii="Times New Roman" w:hAnsi="Times New Roman" w:cs="Times New Roman"/>
+                <w:b/>
+                <w:bCs/>
                 <w:noProof/>
                 <w:webHidden/>
                 <w:sz w:val="28"/>
@@ -3029,7 +2881,7 @@
                 <w:sz w:val="28"/>
                 <w:szCs w:val="28"/>
               </w:rPr>
-              <w:t>9</w:t>
+              <w:t>11</w:t>
             </w:r>
             <w:r>
               <w:rPr>
@@ -3051,6 +2903,8 @@
             </w:tabs>
             <w:rPr>
               <w:rFonts w:ascii="Times New Roman" w:eastAsiaTheme="minorEastAsia" w:hAnsi="Times New Roman" w:cs="Times New Roman"/>
+              <w:b/>
+              <w:bCs/>
               <w:noProof/>
               <w:sz w:val="28"/>
               <w:szCs w:val="28"/>
@@ -3062,6 +2916,8 @@
               <w:rPr>
                 <w:rStyle w:val="af4"/>
                 <w:rFonts w:ascii="Times New Roman" w:hAnsi="Times New Roman" w:cs="Times New Roman"/>
+                <w:b/>
+                <w:bCs/>
                 <w:noProof/>
                 <w:sz w:val="28"/>
                 <w:szCs w:val="28"/>
@@ -3071,6 +2927,8 @@
             <w:r>
               <w:rPr>
                 <w:rFonts w:ascii="Times New Roman" w:hAnsi="Times New Roman" w:cs="Times New Roman"/>
+                <w:b/>
+                <w:bCs/>
                 <w:noProof/>
                 <w:webHidden/>
                 <w:sz w:val="28"/>
@@ -3125,7 +2983,7 @@
                 <w:sz w:val="28"/>
                 <w:szCs w:val="28"/>
               </w:rPr>
-              <w:t>10</w:t>
+              <w:t>11</w:t>
             </w:r>
             <w:r>
               <w:rPr>
@@ -3147,6 +3005,8 @@
             </w:tabs>
             <w:rPr>
               <w:rFonts w:ascii="Times New Roman" w:eastAsiaTheme="minorEastAsia" w:hAnsi="Times New Roman" w:cs="Times New Roman"/>
+              <w:b/>
+              <w:bCs/>
               <w:noProof/>
               <w:sz w:val="28"/>
               <w:szCs w:val="28"/>
@@ -3158,6 +3018,8 @@
               <w:rPr>
                 <w:rStyle w:val="af4"/>
                 <w:rFonts w:ascii="Times New Roman" w:hAnsi="Times New Roman" w:cs="Times New Roman"/>
+                <w:b/>
+                <w:bCs/>
                 <w:noProof/>
                 <w:sz w:val="28"/>
                 <w:szCs w:val="28"/>
@@ -3167,6 +3029,8 @@
             <w:r>
               <w:rPr>
                 <w:rFonts w:ascii="Times New Roman" w:hAnsi="Times New Roman" w:cs="Times New Roman"/>
+                <w:b/>
+                <w:bCs/>
                 <w:noProof/>
                 <w:webHidden/>
                 <w:sz w:val="28"/>
@@ -3221,7 +3085,7 @@
                 <w:sz w:val="28"/>
                 <w:szCs w:val="28"/>
               </w:rPr>
-              <w:t>10</w:t>
+              <w:t>12</w:t>
             </w:r>
             <w:r>
               <w:rPr>
@@ -3243,6 +3107,8 @@
             </w:tabs>
             <w:rPr>
               <w:rFonts w:ascii="Times New Roman" w:eastAsiaTheme="minorEastAsia" w:hAnsi="Times New Roman" w:cs="Times New Roman"/>
+              <w:b/>
+              <w:bCs/>
               <w:noProof/>
               <w:sz w:val="28"/>
               <w:szCs w:val="28"/>
@@ -3254,6 +3120,8 @@
               <w:rPr>
                 <w:rStyle w:val="af4"/>
                 <w:rFonts w:ascii="Times New Roman" w:hAnsi="Times New Roman" w:cs="Times New Roman"/>
+                <w:b/>
+                <w:bCs/>
                 <w:noProof/>
                 <w:sz w:val="28"/>
                 <w:szCs w:val="28"/>
@@ -3263,6 +3131,8 @@
             <w:r>
               <w:rPr>
                 <w:rFonts w:ascii="Times New Roman" w:hAnsi="Times New Roman" w:cs="Times New Roman"/>
+                <w:b/>
+                <w:bCs/>
                 <w:noProof/>
                 <w:webHidden/>
                 <w:sz w:val="28"/>
@@ -3317,7 +3187,7 @@
                 <w:sz w:val="28"/>
                 <w:szCs w:val="28"/>
               </w:rPr>
-              <w:t>10</w:t>
+              <w:t>12</w:t>
             </w:r>
             <w:r>
               <w:rPr>
@@ -3339,6 +3209,8 @@
             </w:tabs>
             <w:rPr>
               <w:rFonts w:ascii="Times New Roman" w:eastAsiaTheme="minorEastAsia" w:hAnsi="Times New Roman" w:cs="Times New Roman"/>
+              <w:b/>
+              <w:bCs/>
               <w:noProof/>
               <w:sz w:val="28"/>
               <w:szCs w:val="28"/>
@@ -3350,6 +3222,8 @@
               <w:rPr>
                 <w:rStyle w:val="af4"/>
                 <w:rFonts w:ascii="Times New Roman" w:hAnsi="Times New Roman" w:cs="Times New Roman"/>
+                <w:b/>
+                <w:bCs/>
                 <w:noProof/>
                 <w:sz w:val="28"/>
                 <w:szCs w:val="28"/>
@@ -3359,6 +3233,8 @@
             <w:r>
               <w:rPr>
                 <w:rFonts w:ascii="Times New Roman" w:hAnsi="Times New Roman" w:cs="Times New Roman"/>
+                <w:b/>
+                <w:bCs/>
                 <w:noProof/>
                 <w:webHidden/>
                 <w:sz w:val="28"/>
@@ -3413,7 +3289,7 @@
                 <w:sz w:val="28"/>
                 <w:szCs w:val="28"/>
               </w:rPr>
-              <w:t>10</w:t>
+              <w:t>12</w:t>
             </w:r>
             <w:r>
               <w:rPr>
@@ -3430,14 +3306,8 @@
         <w:p>
           <w:pPr>
             <w:pStyle w:val="23"/>
-            <w:tabs>
-              <w:tab w:val="right" w:leader="dot" w:pos="9345"/>
-            </w:tabs>
             <w:rPr>
-              <w:rFonts w:ascii="Times New Roman" w:eastAsiaTheme="minorEastAsia" w:hAnsi="Times New Roman" w:cs="Times New Roman"/>
-              <w:noProof/>
-              <w:sz w:val="28"/>
-              <w:szCs w:val="28"/>
+              <w:rFonts w:eastAsiaTheme="minorEastAsia"/>
               <w:lang w:eastAsia="ru-RU"/>
             </w:rPr>
           </w:pPr>
@@ -3445,79 +3315,49 @@
             <w:r>
               <w:rPr>
                 <w:rStyle w:val="af4"/>
-                <w:rFonts w:ascii="Times New Roman" w:hAnsi="Times New Roman" w:cs="Times New Roman"/>
-                <w:noProof/>
-                <w:sz w:val="28"/>
-                <w:szCs w:val="28"/>
+                <w:b/>
+                <w:bCs/>
               </w:rPr>
               <w:t>3.4 Общие технические требования к АС</w:t>
             </w:r>
             <w:r>
               <w:rPr>
-                <w:rFonts w:ascii="Times New Roman" w:hAnsi="Times New Roman" w:cs="Times New Roman"/>
-                <w:noProof/>
-                <w:webHidden/>
-                <w:sz w:val="28"/>
-                <w:szCs w:val="28"/>
+                <w:webHidden/>
               </w:rPr>
               <w:tab/>
             </w:r>
             <w:r>
               <w:rPr>
-                <w:rFonts w:ascii="Times New Roman" w:hAnsi="Times New Roman" w:cs="Times New Roman"/>
-                <w:noProof/>
-                <w:webHidden/>
-                <w:sz w:val="28"/>
-                <w:szCs w:val="28"/>
+                <w:webHidden/>
               </w:rPr>
               <w:fldChar w:fldCharType="begin"/>
             </w:r>
             <w:r>
               <w:rPr>
-                <w:rFonts w:ascii="Times New Roman" w:hAnsi="Times New Roman" w:cs="Times New Roman"/>
-                <w:noProof/>
-                <w:webHidden/>
-                <w:sz w:val="28"/>
-                <w:szCs w:val="28"/>
+                <w:webHidden/>
               </w:rPr>
               <w:instrText xml:space="preserve"> PAGEREF _Toc239937335 \h </w:instrText>
             </w:r>
             <w:r>
               <w:rPr>
-                <w:rFonts w:ascii="Times New Roman" w:hAnsi="Times New Roman" w:cs="Times New Roman"/>
-                <w:noProof/>
-                <w:webHidden/>
-                <w:sz w:val="28"/>
-                <w:szCs w:val="28"/>
-              </w:rPr>
-            </w:r>
-            <w:r>
-              <w:rPr>
-                <w:rFonts w:ascii="Times New Roman" w:hAnsi="Times New Roman" w:cs="Times New Roman"/>
-                <w:noProof/>
-                <w:webHidden/>
-                <w:sz w:val="28"/>
-                <w:szCs w:val="28"/>
+                <w:webHidden/>
+              </w:rPr>
+            </w:r>
+            <w:r>
+              <w:rPr>
+                <w:webHidden/>
               </w:rPr>
               <w:fldChar w:fldCharType="separate"/>
             </w:r>
             <w:r>
               <w:rPr>
-                <w:rFonts w:ascii="Times New Roman" w:hAnsi="Times New Roman" w:cs="Times New Roman"/>
-                <w:noProof/>
-                <w:webHidden/>
-                <w:sz w:val="28"/>
-                <w:szCs w:val="28"/>
-              </w:rPr>
-              <w:t>10</w:t>
-            </w:r>
-            <w:r>
-              <w:rPr>
-                <w:rFonts w:ascii="Times New Roman" w:hAnsi="Times New Roman" w:cs="Times New Roman"/>
-                <w:noProof/>
-                <w:webHidden/>
-                <w:sz w:val="28"/>
-                <w:szCs w:val="28"/>
+                <w:webHidden/>
+              </w:rPr>
+              <w:t>12</w:t>
+            </w:r>
+            <w:r>
+              <w:rPr>
+                <w:webHidden/>
               </w:rPr>
               <w:fldChar w:fldCharType="end"/>
             </w:r>
@@ -3607,7 +3447,7 @@
                 <w:sz w:val="28"/>
                 <w:szCs w:val="28"/>
               </w:rPr>
-              <w:t>11</w:t>
+              <w:t>13</w:t>
             </w:r>
             <w:r>
               <w:rPr>
@@ -3705,7 +3545,7 @@
                 <w:sz w:val="28"/>
                 <w:szCs w:val="28"/>
               </w:rPr>
-              <w:t>12</w:t>
+              <w:t>14</w:t>
             </w:r>
             <w:r>
               <w:rPr>
@@ -3722,14 +3562,10 @@
         <w:p>
           <w:pPr>
             <w:pStyle w:val="23"/>
-            <w:tabs>
-              <w:tab w:val="right" w:leader="dot" w:pos="9345"/>
-            </w:tabs>
             <w:rPr>
-              <w:rFonts w:ascii="Times New Roman" w:eastAsiaTheme="minorEastAsia" w:hAnsi="Times New Roman" w:cs="Times New Roman"/>
-              <w:noProof/>
-              <w:sz w:val="28"/>
-              <w:szCs w:val="28"/>
+              <w:rFonts w:eastAsiaTheme="minorEastAsia"/>
+              <w:b/>
+              <w:bCs/>
               <w:lang w:eastAsia="ru-RU"/>
             </w:rPr>
           </w:pPr>
@@ -3737,79 +3573,51 @@
             <w:r>
               <w:rPr>
                 <w:rStyle w:val="af4"/>
-                <w:rFonts w:ascii="Times New Roman" w:hAnsi="Times New Roman" w:cs="Times New Roman"/>
-                <w:noProof/>
-                <w:sz w:val="28"/>
-                <w:szCs w:val="28"/>
+                <w:b/>
+                <w:bCs/>
               </w:rPr>
               <w:t>5.1 Порядок организации разработки АС</w:t>
             </w:r>
             <w:r>
               <w:rPr>
-                <w:rFonts w:ascii="Times New Roman" w:hAnsi="Times New Roman" w:cs="Times New Roman"/>
-                <w:noProof/>
-                <w:webHidden/>
-                <w:sz w:val="28"/>
-                <w:szCs w:val="28"/>
+                <w:b/>
+                <w:bCs/>
+                <w:webHidden/>
               </w:rPr>
               <w:tab/>
             </w:r>
             <w:r>
               <w:rPr>
-                <w:rFonts w:ascii="Times New Roman" w:hAnsi="Times New Roman" w:cs="Times New Roman"/>
-                <w:noProof/>
-                <w:webHidden/>
-                <w:sz w:val="28"/>
-                <w:szCs w:val="28"/>
+                <w:webHidden/>
               </w:rPr>
               <w:fldChar w:fldCharType="begin"/>
             </w:r>
             <w:r>
               <w:rPr>
-                <w:rFonts w:ascii="Times New Roman" w:hAnsi="Times New Roman" w:cs="Times New Roman"/>
-                <w:noProof/>
-                <w:webHidden/>
-                <w:sz w:val="28"/>
-                <w:szCs w:val="28"/>
+                <w:webHidden/>
               </w:rPr>
               <w:instrText xml:space="preserve"> PAGEREF _Toc239937338 \h </w:instrText>
             </w:r>
             <w:r>
               <w:rPr>
-                <w:rFonts w:ascii="Times New Roman" w:hAnsi="Times New Roman" w:cs="Times New Roman"/>
-                <w:noProof/>
-                <w:webHidden/>
-                <w:sz w:val="28"/>
-                <w:szCs w:val="28"/>
-              </w:rPr>
-            </w:r>
-            <w:r>
-              <w:rPr>
-                <w:rFonts w:ascii="Times New Roman" w:hAnsi="Times New Roman" w:cs="Times New Roman"/>
-                <w:noProof/>
-                <w:webHidden/>
-                <w:sz w:val="28"/>
-                <w:szCs w:val="28"/>
+                <w:webHidden/>
+              </w:rPr>
+            </w:r>
+            <w:r>
+              <w:rPr>
+                <w:webHidden/>
               </w:rPr>
               <w:fldChar w:fldCharType="separate"/>
             </w:r>
             <w:r>
               <w:rPr>
-                <w:rFonts w:ascii="Times New Roman" w:hAnsi="Times New Roman" w:cs="Times New Roman"/>
-                <w:noProof/>
-                <w:webHidden/>
-                <w:sz w:val="28"/>
-                <w:szCs w:val="28"/>
-              </w:rPr>
-              <w:t>12</w:t>
-            </w:r>
-            <w:r>
-              <w:rPr>
-                <w:rFonts w:ascii="Times New Roman" w:hAnsi="Times New Roman" w:cs="Times New Roman"/>
-                <w:noProof/>
-                <w:webHidden/>
-                <w:sz w:val="28"/>
-                <w:szCs w:val="28"/>
+                <w:webHidden/>
+              </w:rPr>
+              <w:t>14</w:t>
+            </w:r>
+            <w:r>
+              <w:rPr>
+                <w:webHidden/>
               </w:rPr>
               <w:fldChar w:fldCharType="end"/>
             </w:r>
@@ -3818,14 +3626,10 @@
         <w:p>
           <w:pPr>
             <w:pStyle w:val="23"/>
-            <w:tabs>
-              <w:tab w:val="right" w:leader="dot" w:pos="9345"/>
-            </w:tabs>
             <w:rPr>
-              <w:rFonts w:ascii="Times New Roman" w:eastAsiaTheme="minorEastAsia" w:hAnsi="Times New Roman" w:cs="Times New Roman"/>
-              <w:noProof/>
-              <w:sz w:val="28"/>
-              <w:szCs w:val="28"/>
+              <w:rFonts w:eastAsiaTheme="minorEastAsia"/>
+              <w:b/>
+              <w:bCs/>
               <w:lang w:eastAsia="ru-RU"/>
             </w:rPr>
           </w:pPr>
@@ -3833,79 +3637,51 @@
             <w:r>
               <w:rPr>
                 <w:rStyle w:val="af4"/>
-                <w:rFonts w:ascii="Times New Roman" w:hAnsi="Times New Roman" w:cs="Times New Roman"/>
-                <w:noProof/>
-                <w:sz w:val="28"/>
-                <w:szCs w:val="28"/>
+                <w:b/>
+                <w:bCs/>
               </w:rPr>
               <w:t>5.2 Перечень документов и исходных данных для разработки АС</w:t>
             </w:r>
             <w:r>
               <w:rPr>
-                <w:rFonts w:ascii="Times New Roman" w:hAnsi="Times New Roman" w:cs="Times New Roman"/>
-                <w:noProof/>
-                <w:webHidden/>
-                <w:sz w:val="28"/>
-                <w:szCs w:val="28"/>
+                <w:b/>
+                <w:bCs/>
+                <w:webHidden/>
               </w:rPr>
               <w:tab/>
             </w:r>
             <w:r>
               <w:rPr>
-                <w:rFonts w:ascii="Times New Roman" w:hAnsi="Times New Roman" w:cs="Times New Roman"/>
-                <w:noProof/>
-                <w:webHidden/>
-                <w:sz w:val="28"/>
-                <w:szCs w:val="28"/>
+                <w:webHidden/>
               </w:rPr>
               <w:fldChar w:fldCharType="begin"/>
             </w:r>
             <w:r>
               <w:rPr>
-                <w:rFonts w:ascii="Times New Roman" w:hAnsi="Times New Roman" w:cs="Times New Roman"/>
-                <w:noProof/>
-                <w:webHidden/>
-                <w:sz w:val="28"/>
-                <w:szCs w:val="28"/>
+                <w:webHidden/>
               </w:rPr>
               <w:instrText xml:space="preserve"> PAGEREF _Toc239937339 \h </w:instrText>
             </w:r>
             <w:r>
               <w:rPr>
-                <w:rFonts w:ascii="Times New Roman" w:hAnsi="Times New Roman" w:cs="Times New Roman"/>
-                <w:noProof/>
-                <w:webHidden/>
-                <w:sz w:val="28"/>
-                <w:szCs w:val="28"/>
-              </w:rPr>
-            </w:r>
-            <w:r>
-              <w:rPr>
-                <w:rFonts w:ascii="Times New Roman" w:hAnsi="Times New Roman" w:cs="Times New Roman"/>
-                <w:noProof/>
-                <w:webHidden/>
-                <w:sz w:val="28"/>
-                <w:szCs w:val="28"/>
+                <w:webHidden/>
+              </w:rPr>
+            </w:r>
+            <w:r>
+              <w:rPr>
+                <w:webHidden/>
               </w:rPr>
               <w:fldChar w:fldCharType="separate"/>
             </w:r>
             <w:r>
               <w:rPr>
-                <w:rFonts w:ascii="Times New Roman" w:hAnsi="Times New Roman" w:cs="Times New Roman"/>
-                <w:noProof/>
-                <w:webHidden/>
-                <w:sz w:val="28"/>
-                <w:szCs w:val="28"/>
-              </w:rPr>
-              <w:t>12</w:t>
-            </w:r>
-            <w:r>
-              <w:rPr>
-                <w:rFonts w:ascii="Times New Roman" w:hAnsi="Times New Roman" w:cs="Times New Roman"/>
-                <w:noProof/>
-                <w:webHidden/>
-                <w:sz w:val="28"/>
-                <w:szCs w:val="28"/>
+                <w:webHidden/>
+              </w:rPr>
+              <w:t>14</w:t>
+            </w:r>
+            <w:r>
+              <w:rPr>
+                <w:webHidden/>
               </w:rPr>
               <w:fldChar w:fldCharType="end"/>
             </w:r>
@@ -3914,14 +3690,10 @@
         <w:p>
           <w:pPr>
             <w:pStyle w:val="23"/>
-            <w:tabs>
-              <w:tab w:val="right" w:leader="dot" w:pos="9345"/>
-            </w:tabs>
             <w:rPr>
-              <w:rFonts w:ascii="Times New Roman" w:eastAsiaTheme="minorEastAsia" w:hAnsi="Times New Roman" w:cs="Times New Roman"/>
-              <w:noProof/>
-              <w:sz w:val="28"/>
-              <w:szCs w:val="28"/>
+              <w:rFonts w:eastAsiaTheme="minorEastAsia"/>
+              <w:b/>
+              <w:bCs/>
               <w:lang w:eastAsia="ru-RU"/>
             </w:rPr>
           </w:pPr>
@@ -3929,79 +3701,51 @@
             <w:r>
               <w:rPr>
                 <w:rStyle w:val="af4"/>
-                <w:rFonts w:ascii="Times New Roman" w:hAnsi="Times New Roman" w:cs="Times New Roman"/>
-                <w:noProof/>
-                <w:sz w:val="28"/>
-                <w:szCs w:val="28"/>
+                <w:b/>
+                <w:bCs/>
               </w:rPr>
               <w:t>5.3 Перечень документов, предъявляемых по окончании соответствующих этапов работ</w:t>
             </w:r>
             <w:r>
               <w:rPr>
-                <w:rFonts w:ascii="Times New Roman" w:hAnsi="Times New Roman" w:cs="Times New Roman"/>
-                <w:noProof/>
-                <w:webHidden/>
-                <w:sz w:val="28"/>
-                <w:szCs w:val="28"/>
+                <w:b/>
+                <w:bCs/>
+                <w:webHidden/>
               </w:rPr>
               <w:tab/>
             </w:r>
             <w:r>
               <w:rPr>
-                <w:rFonts w:ascii="Times New Roman" w:hAnsi="Times New Roman" w:cs="Times New Roman"/>
-                <w:noProof/>
-                <w:webHidden/>
-                <w:sz w:val="28"/>
-                <w:szCs w:val="28"/>
+                <w:webHidden/>
               </w:rPr>
               <w:fldChar w:fldCharType="begin"/>
             </w:r>
             <w:r>
               <w:rPr>
-                <w:rFonts w:ascii="Times New Roman" w:hAnsi="Times New Roman" w:cs="Times New Roman"/>
-                <w:noProof/>
-                <w:webHidden/>
-                <w:sz w:val="28"/>
-                <w:szCs w:val="28"/>
+                <w:webHidden/>
               </w:rPr>
               <w:instrText xml:space="preserve"> PAGEREF _Toc239937340 \h </w:instrText>
             </w:r>
             <w:r>
               <w:rPr>
-                <w:rFonts w:ascii="Times New Roman" w:hAnsi="Times New Roman" w:cs="Times New Roman"/>
-                <w:noProof/>
-                <w:webHidden/>
-                <w:sz w:val="28"/>
-                <w:szCs w:val="28"/>
-              </w:rPr>
-            </w:r>
-            <w:r>
-              <w:rPr>
-                <w:rFonts w:ascii="Times New Roman" w:hAnsi="Times New Roman" w:cs="Times New Roman"/>
-                <w:noProof/>
-                <w:webHidden/>
-                <w:sz w:val="28"/>
-                <w:szCs w:val="28"/>
+                <w:webHidden/>
+              </w:rPr>
+            </w:r>
+            <w:r>
+              <w:rPr>
+                <w:webHidden/>
               </w:rPr>
               <w:fldChar w:fldCharType="separate"/>
             </w:r>
             <w:r>
               <w:rPr>
-                <w:rFonts w:ascii="Times New Roman" w:hAnsi="Times New Roman" w:cs="Times New Roman"/>
-                <w:noProof/>
-                <w:webHidden/>
-                <w:sz w:val="28"/>
-                <w:szCs w:val="28"/>
-              </w:rPr>
-              <w:t>12</w:t>
-            </w:r>
-            <w:r>
-              <w:rPr>
-                <w:rFonts w:ascii="Times New Roman" w:hAnsi="Times New Roman" w:cs="Times New Roman"/>
-                <w:noProof/>
-                <w:webHidden/>
-                <w:sz w:val="28"/>
-                <w:szCs w:val="28"/>
+                <w:webHidden/>
+              </w:rPr>
+              <w:t>14</w:t>
+            </w:r>
+            <w:r>
+              <w:rPr>
+                <w:webHidden/>
               </w:rPr>
               <w:fldChar w:fldCharType="end"/>
             </w:r>
@@ -4091,7 +3835,7 @@
                 <w:sz w:val="28"/>
                 <w:szCs w:val="28"/>
               </w:rPr>
-              <w:t>13</w:t>
+              <w:t>15</w:t>
             </w:r>
             <w:r>
               <w:rPr>
@@ -4113,6 +3857,8 @@
             </w:tabs>
             <w:rPr>
               <w:rFonts w:ascii="Times New Roman" w:eastAsiaTheme="minorEastAsia" w:hAnsi="Times New Roman" w:cs="Times New Roman"/>
+              <w:b/>
+              <w:bCs/>
               <w:noProof/>
               <w:sz w:val="28"/>
               <w:szCs w:val="28"/>
@@ -4124,6 +3870,8 @@
               <w:rPr>
                 <w:rStyle w:val="af4"/>
                 <w:rFonts w:ascii="Times New Roman" w:hAnsi="Times New Roman" w:cs="Times New Roman"/>
+                <w:b/>
+                <w:bCs/>
                 <w:noProof/>
                 <w:sz w:val="28"/>
                 <w:szCs w:val="28"/>
@@ -4133,6 +3881,8 @@
             <w:r>
               <w:rPr>
                 <w:rFonts w:ascii="Times New Roman" w:hAnsi="Times New Roman" w:cs="Times New Roman"/>
+                <w:b/>
+                <w:bCs/>
                 <w:noProof/>
                 <w:webHidden/>
                 <w:sz w:val="28"/>
@@ -4187,7 +3937,7 @@
                 <w:sz w:val="28"/>
                 <w:szCs w:val="28"/>
               </w:rPr>
-              <w:t>13</w:t>
+              <w:t>15</w:t>
             </w:r>
             <w:r>
               <w:rPr>
@@ -4209,6 +3959,8 @@
             </w:tabs>
             <w:rPr>
               <w:rFonts w:ascii="Times New Roman" w:eastAsiaTheme="minorEastAsia" w:hAnsi="Times New Roman" w:cs="Times New Roman"/>
+              <w:b/>
+              <w:bCs/>
               <w:noProof/>
               <w:sz w:val="28"/>
               <w:szCs w:val="28"/>
@@ -4220,6 +3972,8 @@
               <w:rPr>
                 <w:rStyle w:val="af4"/>
                 <w:rFonts w:ascii="Times New Roman" w:hAnsi="Times New Roman" w:cs="Times New Roman"/>
+                <w:b/>
+                <w:bCs/>
                 <w:noProof/>
                 <w:sz w:val="28"/>
                 <w:szCs w:val="28"/>
@@ -4229,6 +3983,8 @@
             <w:r>
               <w:rPr>
                 <w:rFonts w:ascii="Times New Roman" w:hAnsi="Times New Roman" w:cs="Times New Roman"/>
+                <w:b/>
+                <w:bCs/>
                 <w:noProof/>
                 <w:webHidden/>
                 <w:sz w:val="28"/>
@@ -4283,7 +4039,7 @@
                 <w:sz w:val="28"/>
                 <w:szCs w:val="28"/>
               </w:rPr>
-              <w:t>13</w:t>
+              <w:t>15</w:t>
             </w:r>
             <w:r>
               <w:rPr>
@@ -4381,7 +4137,7 @@
                 <w:sz w:val="28"/>
                 <w:szCs w:val="28"/>
               </w:rPr>
-              <w:t>14</w:t>
+              <w:t>17</w:t>
             </w:r>
             <w:r>
               <w:rPr>
@@ -4398,14 +4154,10 @@
         <w:p>
           <w:pPr>
             <w:pStyle w:val="23"/>
-            <w:tabs>
-              <w:tab w:val="right" w:leader="dot" w:pos="9345"/>
-            </w:tabs>
             <w:rPr>
-              <w:rFonts w:ascii="Times New Roman" w:eastAsiaTheme="minorEastAsia" w:hAnsi="Times New Roman" w:cs="Times New Roman"/>
-              <w:noProof/>
-              <w:sz w:val="28"/>
-              <w:szCs w:val="28"/>
+              <w:rFonts w:eastAsiaTheme="minorEastAsia"/>
+              <w:b/>
+              <w:bCs/>
               <w:lang w:eastAsia="ru-RU"/>
             </w:rPr>
           </w:pPr>
@@ -4413,79 +4165,51 @@
             <w:r>
               <w:rPr>
                 <w:rStyle w:val="af4"/>
-                <w:rFonts w:ascii="Times New Roman" w:hAnsi="Times New Roman" w:cs="Times New Roman"/>
-                <w:noProof/>
-                <w:sz w:val="28"/>
-                <w:szCs w:val="28"/>
+                <w:b/>
+                <w:bCs/>
               </w:rPr>
               <w:t>7.1 Перечень подлежащих разработке документов</w:t>
             </w:r>
             <w:r>
               <w:rPr>
-                <w:rFonts w:ascii="Times New Roman" w:hAnsi="Times New Roman" w:cs="Times New Roman"/>
-                <w:noProof/>
-                <w:webHidden/>
-                <w:sz w:val="28"/>
-                <w:szCs w:val="28"/>
+                <w:b/>
+                <w:bCs/>
+                <w:webHidden/>
               </w:rPr>
               <w:tab/>
             </w:r>
             <w:r>
               <w:rPr>
-                <w:rFonts w:ascii="Times New Roman" w:hAnsi="Times New Roman" w:cs="Times New Roman"/>
-                <w:noProof/>
-                <w:webHidden/>
-                <w:sz w:val="28"/>
-                <w:szCs w:val="28"/>
+                <w:webHidden/>
               </w:rPr>
               <w:fldChar w:fldCharType="begin"/>
             </w:r>
             <w:r>
               <w:rPr>
-                <w:rFonts w:ascii="Times New Roman" w:hAnsi="Times New Roman" w:cs="Times New Roman"/>
-                <w:noProof/>
-                <w:webHidden/>
-                <w:sz w:val="28"/>
-                <w:szCs w:val="28"/>
+                <w:webHidden/>
               </w:rPr>
               <w:instrText xml:space="preserve"> PAGEREF _Toc239937345 \h </w:instrText>
             </w:r>
             <w:r>
               <w:rPr>
-                <w:rFonts w:ascii="Times New Roman" w:hAnsi="Times New Roman" w:cs="Times New Roman"/>
-                <w:noProof/>
-                <w:webHidden/>
-                <w:sz w:val="28"/>
-                <w:szCs w:val="28"/>
-              </w:rPr>
-            </w:r>
-            <w:r>
-              <w:rPr>
-                <w:rFonts w:ascii="Times New Roman" w:hAnsi="Times New Roman" w:cs="Times New Roman"/>
-                <w:noProof/>
-                <w:webHidden/>
-                <w:sz w:val="28"/>
-                <w:szCs w:val="28"/>
+                <w:webHidden/>
+              </w:rPr>
+            </w:r>
+            <w:r>
+              <w:rPr>
+                <w:webHidden/>
               </w:rPr>
               <w:fldChar w:fldCharType="separate"/>
             </w:r>
             <w:r>
               <w:rPr>
-                <w:rFonts w:ascii="Times New Roman" w:hAnsi="Times New Roman" w:cs="Times New Roman"/>
-                <w:noProof/>
-                <w:webHidden/>
-                <w:sz w:val="28"/>
-                <w:szCs w:val="28"/>
-              </w:rPr>
-              <w:t>14</w:t>
-            </w:r>
-            <w:r>
-              <w:rPr>
-                <w:rFonts w:ascii="Times New Roman" w:hAnsi="Times New Roman" w:cs="Times New Roman"/>
-                <w:noProof/>
-                <w:webHidden/>
-                <w:sz w:val="28"/>
-                <w:szCs w:val="28"/>
+                <w:webHidden/>
+              </w:rPr>
+              <w:t>17</w:t>
+            </w:r>
+            <w:r>
+              <w:rPr>
+                <w:webHidden/>
               </w:rPr>
               <w:fldChar w:fldCharType="end"/>
             </w:r>
@@ -4494,14 +4218,10 @@
         <w:p>
           <w:pPr>
             <w:pStyle w:val="23"/>
-            <w:tabs>
-              <w:tab w:val="right" w:leader="dot" w:pos="9345"/>
-            </w:tabs>
             <w:rPr>
-              <w:rFonts w:ascii="Times New Roman" w:eastAsiaTheme="minorEastAsia" w:hAnsi="Times New Roman" w:cs="Times New Roman"/>
-              <w:noProof/>
-              <w:sz w:val="28"/>
-              <w:szCs w:val="28"/>
+              <w:rFonts w:eastAsiaTheme="minorEastAsia"/>
+              <w:b/>
+              <w:bCs/>
               <w:lang w:eastAsia="ru-RU"/>
             </w:rPr>
           </w:pPr>
@@ -4509,79 +4229,51 @@
             <w:r>
               <w:rPr>
                 <w:rStyle w:val="af4"/>
-                <w:rFonts w:ascii="Times New Roman" w:hAnsi="Times New Roman" w:cs="Times New Roman"/>
-                <w:noProof/>
-                <w:sz w:val="28"/>
-                <w:szCs w:val="28"/>
+                <w:b/>
+                <w:bCs/>
               </w:rPr>
               <w:t>7.2 Вид представления и количество документов</w:t>
             </w:r>
             <w:r>
               <w:rPr>
-                <w:rFonts w:ascii="Times New Roman" w:hAnsi="Times New Roman" w:cs="Times New Roman"/>
-                <w:noProof/>
-                <w:webHidden/>
-                <w:sz w:val="28"/>
-                <w:szCs w:val="28"/>
+                <w:b/>
+                <w:bCs/>
+                <w:webHidden/>
               </w:rPr>
               <w:tab/>
             </w:r>
             <w:r>
               <w:rPr>
-                <w:rFonts w:ascii="Times New Roman" w:hAnsi="Times New Roman" w:cs="Times New Roman"/>
-                <w:noProof/>
-                <w:webHidden/>
-                <w:sz w:val="28"/>
-                <w:szCs w:val="28"/>
+                <w:webHidden/>
               </w:rPr>
               <w:fldChar w:fldCharType="begin"/>
             </w:r>
             <w:r>
               <w:rPr>
-                <w:rFonts w:ascii="Times New Roman" w:hAnsi="Times New Roman" w:cs="Times New Roman"/>
-                <w:noProof/>
-                <w:webHidden/>
-                <w:sz w:val="28"/>
-                <w:szCs w:val="28"/>
+                <w:webHidden/>
               </w:rPr>
               <w:instrText xml:space="preserve"> PAGEREF _Toc239937346 \h </w:instrText>
             </w:r>
             <w:r>
               <w:rPr>
-                <w:rFonts w:ascii="Times New Roman" w:hAnsi="Times New Roman" w:cs="Times New Roman"/>
-                <w:noProof/>
-                <w:webHidden/>
-                <w:sz w:val="28"/>
-                <w:szCs w:val="28"/>
-              </w:rPr>
-            </w:r>
-            <w:r>
-              <w:rPr>
-                <w:rFonts w:ascii="Times New Roman" w:hAnsi="Times New Roman" w:cs="Times New Roman"/>
-                <w:noProof/>
-                <w:webHidden/>
-                <w:sz w:val="28"/>
-                <w:szCs w:val="28"/>
+                <w:webHidden/>
+              </w:rPr>
+            </w:r>
+            <w:r>
+              <w:rPr>
+                <w:webHidden/>
               </w:rPr>
               <w:fldChar w:fldCharType="separate"/>
             </w:r>
             <w:r>
               <w:rPr>
-                <w:rFonts w:ascii="Times New Roman" w:hAnsi="Times New Roman" w:cs="Times New Roman"/>
-                <w:noProof/>
-                <w:webHidden/>
-                <w:sz w:val="28"/>
-                <w:szCs w:val="28"/>
-              </w:rPr>
-              <w:t>14</w:t>
-            </w:r>
-            <w:r>
-              <w:rPr>
-                <w:rFonts w:ascii="Times New Roman" w:hAnsi="Times New Roman" w:cs="Times New Roman"/>
-                <w:noProof/>
-                <w:webHidden/>
-                <w:sz w:val="28"/>
-                <w:szCs w:val="28"/>
+                <w:webHidden/>
+              </w:rPr>
+              <w:t>17</w:t>
+            </w:r>
+            <w:r>
+              <w:rPr>
+                <w:webHidden/>
               </w:rPr>
               <w:fldChar w:fldCharType="end"/>
             </w:r>
@@ -4590,14 +4282,10 @@
         <w:p>
           <w:pPr>
             <w:pStyle w:val="23"/>
-            <w:tabs>
-              <w:tab w:val="right" w:leader="dot" w:pos="9345"/>
-            </w:tabs>
             <w:rPr>
-              <w:rFonts w:ascii="Times New Roman" w:eastAsiaTheme="minorEastAsia" w:hAnsi="Times New Roman" w:cs="Times New Roman"/>
-              <w:noProof/>
-              <w:sz w:val="28"/>
-              <w:szCs w:val="28"/>
+              <w:rFonts w:eastAsiaTheme="minorEastAsia"/>
+              <w:b/>
+              <w:bCs/>
               <w:lang w:eastAsia="ru-RU"/>
             </w:rPr>
           </w:pPr>
@@ -4605,79 +4293,51 @@
             <w:r>
               <w:rPr>
                 <w:rStyle w:val="af4"/>
-                <w:rFonts w:ascii="Times New Roman" w:hAnsi="Times New Roman" w:cs="Times New Roman"/>
-                <w:noProof/>
-                <w:sz w:val="28"/>
-                <w:szCs w:val="28"/>
+                <w:b/>
+                <w:bCs/>
               </w:rPr>
               <w:t>7.3 Требования по использованию ЕСКД и ЕСПД при разработке документов</w:t>
             </w:r>
             <w:r>
               <w:rPr>
-                <w:rFonts w:ascii="Times New Roman" w:hAnsi="Times New Roman" w:cs="Times New Roman"/>
-                <w:noProof/>
-                <w:webHidden/>
-                <w:sz w:val="28"/>
-                <w:szCs w:val="28"/>
+                <w:b/>
+                <w:bCs/>
+                <w:webHidden/>
               </w:rPr>
               <w:tab/>
             </w:r>
             <w:r>
               <w:rPr>
-                <w:rFonts w:ascii="Times New Roman" w:hAnsi="Times New Roman" w:cs="Times New Roman"/>
-                <w:noProof/>
-                <w:webHidden/>
-                <w:sz w:val="28"/>
-                <w:szCs w:val="28"/>
+                <w:webHidden/>
               </w:rPr>
               <w:fldChar w:fldCharType="begin"/>
             </w:r>
             <w:r>
               <w:rPr>
-                <w:rFonts w:ascii="Times New Roman" w:hAnsi="Times New Roman" w:cs="Times New Roman"/>
-                <w:noProof/>
-                <w:webHidden/>
-                <w:sz w:val="28"/>
-                <w:szCs w:val="28"/>
+                <w:webHidden/>
               </w:rPr>
               <w:instrText xml:space="preserve"> PAGEREF _Toc239937347 \h </w:instrText>
             </w:r>
             <w:r>
               <w:rPr>
-                <w:rFonts w:ascii="Times New Roman" w:hAnsi="Times New Roman" w:cs="Times New Roman"/>
-                <w:noProof/>
-                <w:webHidden/>
-                <w:sz w:val="28"/>
-                <w:szCs w:val="28"/>
-              </w:rPr>
-            </w:r>
-            <w:r>
-              <w:rPr>
-                <w:rFonts w:ascii="Times New Roman" w:hAnsi="Times New Roman" w:cs="Times New Roman"/>
-                <w:noProof/>
-                <w:webHidden/>
-                <w:sz w:val="28"/>
-                <w:szCs w:val="28"/>
+                <w:webHidden/>
+              </w:rPr>
+            </w:r>
+            <w:r>
+              <w:rPr>
+                <w:webHidden/>
               </w:rPr>
               <w:fldChar w:fldCharType="separate"/>
             </w:r>
             <w:r>
               <w:rPr>
-                <w:rFonts w:ascii="Times New Roman" w:hAnsi="Times New Roman" w:cs="Times New Roman"/>
-                <w:noProof/>
-                <w:webHidden/>
-                <w:sz w:val="28"/>
-                <w:szCs w:val="28"/>
-              </w:rPr>
-              <w:t>14</w:t>
-            </w:r>
-            <w:r>
-              <w:rPr>
-                <w:rFonts w:ascii="Times New Roman" w:hAnsi="Times New Roman" w:cs="Times New Roman"/>
-                <w:noProof/>
-                <w:webHidden/>
-                <w:sz w:val="28"/>
-                <w:szCs w:val="28"/>
+                <w:webHidden/>
+              </w:rPr>
+              <w:t>17</w:t>
+            </w:r>
+            <w:r>
+              <w:rPr>
+                <w:webHidden/>
               </w:rPr>
               <w:fldChar w:fldCharType="end"/>
             </w:r>
@@ -4691,6 +4351,8 @@
             </w:tabs>
             <w:rPr>
               <w:rFonts w:eastAsiaTheme="minorEastAsia"/>
+              <w:b/>
+              <w:bCs/>
               <w:noProof/>
               <w:lang w:eastAsia="ru-RU"/>
             </w:rPr>
@@ -4706,11 +4368,13 @@
                 <w:sz w:val="28"/>
                 <w:szCs w:val="28"/>
               </w:rPr>
-              <w:t>8 ИСТОЧНИКИ РАЗРАБОТКИ</w:t>
-            </w:r>
-            <w:r>
-              <w:rPr>
-                <w:rFonts w:ascii="Times New Roman" w:hAnsi="Times New Roman" w:cs="Times New Roman"/>
+              <w:t>ИСТОЧНИКИ РАЗРАБОТКИ</w:t>
+            </w:r>
+            <w:r>
+              <w:rPr>
+                <w:rFonts w:ascii="Times New Roman" w:hAnsi="Times New Roman" w:cs="Times New Roman"/>
+                <w:b/>
+                <w:bCs/>
                 <w:noProof/>
                 <w:webHidden/>
                 <w:sz w:val="28"/>
@@ -4765,7 +4429,7 @@
                 <w:sz w:val="28"/>
                 <w:szCs w:val="28"/>
               </w:rPr>
-              <w:t>16</w:t>
+              <w:t>19</w:t>
             </w:r>
             <w:r>
               <w:rPr>
@@ -4871,26 +4535,54 @@
         <w:jc w:val="center"/>
         <w:rPr>
           <w:rFonts w:cs="Times New Roman"/>
-          <w:szCs w:val="28"/>
-        </w:rPr>
-      </w:pPr>
-      <w:commentRangeStart w:id="42"/>
+          <w:b/>
+          <w:bCs/>
+          <w:szCs w:val="28"/>
+        </w:rPr>
+      </w:pPr>
       <w:bookmarkStart w:id="1" w:name="_Toc239937304"/>
+      <w:commentRangeStart w:id="2"/>
+      <w:commentRangeStart w:id="3"/>
       <w:r>
         <w:rPr>
           <w:rFonts w:cs="Times New Roman"/>
+          <w:b/>
+          <w:bCs/>
           <w:szCs w:val="28"/>
         </w:rPr>
         <w:t>1.1 Полное наименование автоматизированной системы и ее условное обозначение</w:t>
       </w:r>
       <w:bookmarkEnd w:id="1"/>
-      <w:commentRangeEnd w:id="42"/>
+      <w:commentRangeEnd w:id="2"/>
       <w:r>
         <w:rPr>
           <w:rStyle w:val="ac"/>
-        </w:rPr>
-        <w:commentReference w:id="42"/>
-      </w:r>
+          <w:b/>
+          <w:bCs/>
+        </w:rPr>
+        <w:commentReference w:id="2"/>
+      </w:r>
+      <w:commentRangeEnd w:id="3"/>
+      <w:r>
+        <w:rPr>
+          <w:rStyle w:val="ac"/>
+          <w:rFonts w:asciiTheme="minorHAnsi" w:hAnsiTheme="minorHAnsi"/>
+        </w:rPr>
+        <w:commentReference w:id="3"/>
+      </w:r>
+    </w:p>
+    <w:p>
+      <w:pPr>
+        <w:pStyle w:val="12"/>
+        <w:spacing w:after="0" w:line="360" w:lineRule="auto"/>
+        <w:jc w:val="center"/>
+        <w:rPr>
+          <w:rFonts w:cs="Times New Roman"/>
+          <w:b/>
+          <w:bCs/>
+          <w:szCs w:val="28"/>
+        </w:rPr>
+      </w:pPr>
     </w:p>
     <w:p>
       <w:pPr>
@@ -4961,12 +4653,41 @@
         <w:pStyle w:val="12"/>
         <w:spacing w:after="0"/>
         <w:jc w:val="center"/>
-      </w:pPr>
-      <w:bookmarkStart w:id="2" w:name="_Toc239937305"/>
-      <w:r>
-        <w:t>1.2 Наименование заказчика</w:t>
-      </w:r>
-      <w:bookmarkEnd w:id="2"/>
+        <w:rPr>
+          <w:b/>
+          <w:bCs/>
+        </w:rPr>
+      </w:pPr>
+      <w:bookmarkStart w:id="4" w:name="_Toc239937305"/>
+      <w:r>
+        <w:rPr>
+          <w:b/>
+          <w:bCs/>
+        </w:rPr>
+        <w:t xml:space="preserve">1.2 Наименование </w:t>
+      </w:r>
+      <w:r>
+        <w:rPr>
+          <w:b/>
+          <w:bCs/>
+        </w:rPr>
+        <w:t xml:space="preserve">исполнителя и </w:t>
+      </w:r>
+      <w:r>
+        <w:rPr>
+          <w:b/>
+          <w:bCs/>
+        </w:rPr>
+        <w:t>заказчика</w:t>
+      </w:r>
+      <w:bookmarkEnd w:id="4"/>
+      <w:r>
+        <w:rPr>
+          <w:b/>
+          <w:bCs/>
+        </w:rPr>
+        <w:t xml:space="preserve"> </w:t>
+      </w:r>
     </w:p>
     <w:p>
       <w:pPr>
@@ -5009,7 +4730,115 @@
           <w:sz w:val="28"/>
           <w:szCs w:val="28"/>
         </w:rPr>
-        <w:t xml:space="preserve"> Алексей Анатольевич. Адрес заказчика: 634045 Томская область Томск ул. Красноармейская 147 СБИ, офис 210.</w:t>
+        <w:t xml:space="preserve"> Алексей Анатольевич.</w:t>
+      </w:r>
+    </w:p>
+    <w:p>
+      <w:pPr>
+        <w:spacing w:after="0" w:line="360" w:lineRule="auto"/>
+        <w:ind w:firstLine="708"/>
+        <w:jc w:val="both"/>
+        <w:rPr>
+          <w:rFonts w:ascii="Times New Roman" w:hAnsi="Times New Roman" w:cs="Times New Roman"/>
+          <w:sz w:val="28"/>
+          <w:szCs w:val="28"/>
+        </w:rPr>
+      </w:pPr>
+      <w:r>
+        <w:rPr>
+          <w:rFonts w:ascii="Times New Roman" w:hAnsi="Times New Roman" w:cs="Times New Roman"/>
+          <w:sz w:val="28"/>
+          <w:szCs w:val="28"/>
+        </w:rPr>
+        <w:t>Адрес заказчика: 634045 Томская область</w:t>
+      </w:r>
+      <w:r>
+        <w:rPr>
+          <w:rFonts w:ascii="Times New Roman" w:hAnsi="Times New Roman" w:cs="Times New Roman"/>
+          <w:sz w:val="28"/>
+          <w:szCs w:val="28"/>
+        </w:rPr>
+        <w:t>,</w:t>
+      </w:r>
+      <w:r>
+        <w:rPr>
+          <w:rFonts w:ascii="Times New Roman" w:hAnsi="Times New Roman" w:cs="Times New Roman"/>
+          <w:sz w:val="28"/>
+          <w:szCs w:val="28"/>
+        </w:rPr>
+        <w:t xml:space="preserve"> </w:t>
+      </w:r>
+      <w:r>
+        <w:rPr>
+          <w:rFonts w:ascii="Times New Roman" w:hAnsi="Times New Roman" w:cs="Times New Roman"/>
+          <w:sz w:val="28"/>
+          <w:szCs w:val="28"/>
+        </w:rPr>
+        <w:t xml:space="preserve">г. </w:t>
+      </w:r>
+      <w:r>
+        <w:rPr>
+          <w:rFonts w:ascii="Times New Roman" w:hAnsi="Times New Roman" w:cs="Times New Roman"/>
+          <w:sz w:val="28"/>
+          <w:szCs w:val="28"/>
+        </w:rPr>
+        <w:t>Томск</w:t>
+      </w:r>
+      <w:r>
+        <w:rPr>
+          <w:rFonts w:ascii="Times New Roman" w:hAnsi="Times New Roman" w:cs="Times New Roman"/>
+          <w:sz w:val="28"/>
+          <w:szCs w:val="28"/>
+        </w:rPr>
+        <w:t>,</w:t>
+      </w:r>
+      <w:r>
+        <w:rPr>
+          <w:rFonts w:ascii="Times New Roman" w:hAnsi="Times New Roman" w:cs="Times New Roman"/>
+          <w:sz w:val="28"/>
+          <w:szCs w:val="28"/>
+        </w:rPr>
+        <w:t xml:space="preserve"> ул. Красноармейская 147 СБИ, офис 210.</w:t>
+      </w:r>
+    </w:p>
+    <w:p>
+      <w:pPr>
+        <w:spacing w:after="0" w:line="360" w:lineRule="auto"/>
+        <w:ind w:firstLine="708"/>
+        <w:jc w:val="both"/>
+        <w:rPr>
+          <w:rFonts w:ascii="Times New Roman" w:hAnsi="Times New Roman" w:cs="Times New Roman"/>
+          <w:sz w:val="28"/>
+          <w:szCs w:val="28"/>
+        </w:rPr>
+      </w:pPr>
+      <w:r>
+        <w:rPr>
+          <w:rFonts w:ascii="Times New Roman" w:hAnsi="Times New Roman" w:cs="Times New Roman"/>
+          <w:sz w:val="28"/>
+          <w:szCs w:val="28"/>
+        </w:rPr>
+        <w:t>Исполнителем работ является: студент кафедры компьютерных систем в управлении и проектировании (КСУП) группы 583-1 Литвиненко Роман Евгеньевич.</w:t>
+      </w:r>
+    </w:p>
+    <w:p>
+      <w:pPr>
+        <w:spacing w:after="0" w:line="360" w:lineRule="auto"/>
+        <w:ind w:firstLine="708"/>
+        <w:jc w:val="both"/>
+        <w:rPr>
+          <w:rFonts w:ascii="Times New Roman" w:hAnsi="Times New Roman" w:cs="Times New Roman"/>
+          <w:sz w:val="28"/>
+          <w:szCs w:val="28"/>
+        </w:rPr>
+      </w:pPr>
+      <w:r>
+        <w:rPr>
+          <w:rFonts w:ascii="Times New Roman" w:hAnsi="Times New Roman" w:cs="Times New Roman"/>
+          <w:sz w:val="28"/>
+          <w:szCs w:val="28"/>
+        </w:rPr>
+        <w:t>Адрес исполнителя: 634045 Томская область, г. Томск, ул. Вершинина 74, ФЭТ.</w:t>
       </w:r>
     </w:p>
     <w:p>
@@ -5028,12 +4857,20 @@
         <w:pStyle w:val="12"/>
         <w:spacing w:after="0"/>
         <w:jc w:val="center"/>
-      </w:pPr>
-      <w:bookmarkStart w:id="3" w:name="_Toc239937306"/>
-      <w:r>
+        <w:rPr>
+          <w:b/>
+          <w:bCs/>
+        </w:rPr>
+      </w:pPr>
+      <w:bookmarkStart w:id="5" w:name="_Toc239937306"/>
+      <w:r>
+        <w:rPr>
+          <w:b/>
+          <w:bCs/>
+        </w:rPr>
         <w:t>1.3 Перечень документов, на основании которых создается АС</w:t>
       </w:r>
-      <w:bookmarkEnd w:id="3"/>
+      <w:bookmarkEnd w:id="5"/>
     </w:p>
     <w:p>
       <w:pPr>
@@ -5134,6 +4971,7 @@
           <w:sz w:val="28"/>
           <w:szCs w:val="28"/>
         </w:rPr>
+        <w:lastRenderedPageBreak/>
         <w:t xml:space="preserve">− ОС ТУСУР 01-2021 </w:t>
       </w:r>
       <w:r>
@@ -5283,17 +5121,31 @@
           <w:szCs w:val="28"/>
         </w:rPr>
       </w:pPr>
-      <w:bookmarkStart w:id="4" w:name="_Toc239937307"/>
-      <w:r>
-        <w:rPr>
-          <w:rFonts w:ascii="Times New Roman" w:hAnsi="Times New Roman" w:cs="Times New Roman"/>
-          <w:sz w:val="28"/>
-          <w:szCs w:val="28"/>
-        </w:rPr>
-        <w:lastRenderedPageBreak/>
+      <w:bookmarkStart w:id="6" w:name="_Toc239937307"/>
+    </w:p>
+    <w:p>
+      <w:pPr>
+        <w:spacing w:after="0" w:line="360" w:lineRule="auto"/>
+        <w:jc w:val="center"/>
+        <w:rPr>
+          <w:rFonts w:ascii="Times New Roman" w:hAnsi="Times New Roman" w:cs="Times New Roman"/>
+          <w:b/>
+          <w:bCs/>
+          <w:sz w:val="28"/>
+          <w:szCs w:val="28"/>
+        </w:rPr>
+      </w:pPr>
+      <w:r>
+        <w:rPr>
+          <w:rFonts w:ascii="Times New Roman" w:hAnsi="Times New Roman" w:cs="Times New Roman"/>
+          <w:b/>
+          <w:bCs/>
+          <w:sz w:val="28"/>
+          <w:szCs w:val="28"/>
+        </w:rPr>
         <w:t>1.4 Плановые сроки начала и окончания работ по созданию АС</w:t>
       </w:r>
-      <w:bookmarkEnd w:id="4"/>
+      <w:bookmarkEnd w:id="6"/>
     </w:p>
     <w:p>
       <w:pPr>
@@ -5306,30 +5158,6 @@
           <w:szCs w:val="28"/>
         </w:rPr>
       </w:pPr>
-      <w:r>
-        <w:rPr>
-          <w:rFonts w:ascii="Times New Roman" w:hAnsi="Times New Roman" w:cs="Times New Roman"/>
-          <w:sz w:val="28"/>
-          <w:szCs w:val="28"/>
-        </w:rPr>
-        <w:t>Плановый срок начала работ: с 23 сентября 202</w:t>
-      </w:r>
-      <w:r>
-        <w:rPr>
-          <w:rFonts w:ascii="Times New Roman" w:hAnsi="Times New Roman" w:cs="Times New Roman"/>
-          <w:sz w:val="28"/>
-          <w:szCs w:val="28"/>
-        </w:rPr>
-        <w:t>6</w:t>
-      </w:r>
-      <w:r>
-        <w:rPr>
-          <w:rFonts w:ascii="Times New Roman" w:hAnsi="Times New Roman" w:cs="Times New Roman"/>
-          <w:sz w:val="28"/>
-          <w:szCs w:val="28"/>
-        </w:rPr>
-        <w:t xml:space="preserve"> года. </w:t>
-      </w:r>
     </w:p>
     <w:p>
       <w:pPr>
@@ -5348,6 +5176,42 @@
           <w:sz w:val="28"/>
           <w:szCs w:val="28"/>
         </w:rPr>
+        <w:t>Плановый срок начала работ: с 23 сентября 202</w:t>
+      </w:r>
+      <w:r>
+        <w:rPr>
+          <w:rFonts w:ascii="Times New Roman" w:hAnsi="Times New Roman" w:cs="Times New Roman"/>
+          <w:sz w:val="28"/>
+          <w:szCs w:val="28"/>
+        </w:rPr>
+        <w:t>6</w:t>
+      </w:r>
+      <w:r>
+        <w:rPr>
+          <w:rFonts w:ascii="Times New Roman" w:hAnsi="Times New Roman" w:cs="Times New Roman"/>
+          <w:sz w:val="28"/>
+          <w:szCs w:val="28"/>
+        </w:rPr>
+        <w:t xml:space="preserve"> года. </w:t>
+      </w:r>
+    </w:p>
+    <w:p>
+      <w:pPr>
+        <w:spacing w:after="0" w:line="360" w:lineRule="auto"/>
+        <w:ind w:firstLine="708"/>
+        <w:jc w:val="both"/>
+        <w:rPr>
+          <w:rFonts w:ascii="Times New Roman" w:hAnsi="Times New Roman" w:cs="Times New Roman"/>
+          <w:sz w:val="28"/>
+          <w:szCs w:val="28"/>
+        </w:rPr>
+      </w:pPr>
+      <w:r>
+        <w:rPr>
+          <w:rFonts w:ascii="Times New Roman" w:hAnsi="Times New Roman" w:cs="Times New Roman"/>
+          <w:sz w:val="28"/>
+          <w:szCs w:val="28"/>
+        </w:rPr>
         <w:t>Плановый срок окончания работ: не позднее 29 декабря 202</w:t>
       </w:r>
       <w:r>
@@ -5380,30 +5244,57 @@
     </w:p>
     <w:p>
       <w:pPr>
-        <w:pStyle w:val="12"/>
-        <w:spacing w:after="0" w:line="360" w:lineRule="auto"/>
-        <w:jc w:val="center"/>
-        <w:rPr>
+        <w:rPr>
+          <w:rFonts w:ascii="Times New Roman" w:hAnsi="Times New Roman"/>
           <w:b/>
           <w:bCs/>
-        </w:rPr>
-      </w:pPr>
-      <w:commentRangeStart w:id="44"/>
-      <w:bookmarkStart w:id="5" w:name="_Toc239937308"/>
+          <w:sz w:val="28"/>
+        </w:rPr>
+      </w:pPr>
+      <w:bookmarkStart w:id="7" w:name="_Toc239937308"/>
       <w:r>
         <w:rPr>
           <w:b/>
           <w:bCs/>
         </w:rPr>
+        <w:br w:type="page"/>
+      </w:r>
+    </w:p>
+    <w:p>
+      <w:pPr>
+        <w:pStyle w:val="12"/>
+        <w:spacing w:after="0" w:line="360" w:lineRule="auto"/>
+        <w:jc w:val="center"/>
+        <w:rPr>
+          <w:b/>
+          <w:bCs/>
+        </w:rPr>
+      </w:pPr>
+      <w:commentRangeStart w:id="8"/>
+      <w:commentRangeStart w:id="9"/>
+      <w:r>
+        <w:rPr>
+          <w:b/>
+          <w:bCs/>
+        </w:rPr>
+        <w:lastRenderedPageBreak/>
         <w:t>2 ЦЕЛИ И НАЗНАЧЕНИЕ СОЗДАНИЯ АВТОМАТИЗИРОВАННОЙ СИСТЕМЫ</w:t>
       </w:r>
-      <w:bookmarkEnd w:id="5"/>
-      <w:commentRangeEnd w:id="44"/>
+      <w:bookmarkEnd w:id="7"/>
+      <w:commentRangeEnd w:id="8"/>
       <w:r>
         <w:rPr>
           <w:rStyle w:val="ac"/>
         </w:rPr>
-        <w:commentReference w:id="44"/>
+        <w:commentReference w:id="8"/>
+      </w:r>
+      <w:commentRangeEnd w:id="9"/>
+      <w:r>
+        <w:rPr>
+          <w:rStyle w:val="ac"/>
+          <w:rFonts w:asciiTheme="minorHAnsi" w:hAnsiTheme="minorHAnsi"/>
+        </w:rPr>
+        <w:commentReference w:id="9"/>
       </w:r>
     </w:p>
     <w:p>
@@ -5418,12 +5309,20 @@
         <w:pStyle w:val="12"/>
         <w:spacing w:after="0" w:line="360" w:lineRule="auto"/>
         <w:jc w:val="center"/>
-      </w:pPr>
-      <w:bookmarkStart w:id="6" w:name="_Toc239937309"/>
-      <w:r>
+        <w:rPr>
+          <w:b/>
+          <w:bCs/>
+        </w:rPr>
+      </w:pPr>
+      <w:bookmarkStart w:id="10" w:name="_Toc239937309"/>
+      <w:r>
+        <w:rPr>
+          <w:b/>
+          <w:bCs/>
+        </w:rPr>
         <w:t>2.1 Цели создания АС</w:t>
       </w:r>
-      <w:bookmarkEnd w:id="6"/>
+      <w:bookmarkEnd w:id="10"/>
     </w:p>
     <w:p>
       <w:pPr>
@@ -5537,12 +5436,20 @@
         <w:pStyle w:val="12"/>
         <w:spacing w:after="0" w:line="360" w:lineRule="auto"/>
         <w:jc w:val="center"/>
-      </w:pPr>
-      <w:bookmarkStart w:id="7" w:name="_Toc239937310"/>
-      <w:r>
+        <w:rPr>
+          <w:b/>
+          <w:bCs/>
+        </w:rPr>
+      </w:pPr>
+      <w:bookmarkStart w:id="11" w:name="_Toc239937310"/>
+      <w:r>
+        <w:rPr>
+          <w:b/>
+          <w:bCs/>
+        </w:rPr>
         <w:t>2.2 Назначение АС</w:t>
       </w:r>
-      <w:bookmarkEnd w:id="7"/>
+      <w:bookmarkEnd w:id="11"/>
     </w:p>
     <w:p>
       <w:pPr>
@@ -5638,15 +5545,14 @@
       <w:r>
         <w:rPr>
           <w:rFonts w:ascii="Times New Roman" w:hAnsi="Times New Roman" w:cs="Times New Roman"/>
-          <w:noProof/>
-          <w:sz w:val="28"/>
-          <w:szCs w:val="28"/>
-        </w:rPr>
-        <w:lastRenderedPageBreak/>
+          <w:strike/>
+          <w:sz w:val="28"/>
+          <w:szCs w:val="28"/>
+        </w:rPr>
         <w:drawing>
-          <wp:inline distT="0" distB="0" distL="0" distR="0" wp14:anchorId="7CC56276" wp14:editId="225DDF81">
-            <wp:extent cx="5734050" cy="3987785"/>
-            <wp:effectExtent l="19050" t="19050" r="19050" b="13335"/>
+          <wp:inline distT="0" distB="0" distL="0" distR="0" wp14:anchorId="373BD6EE" wp14:editId="3DF50B7B">
+            <wp:extent cx="5940425" cy="4143375"/>
+            <wp:effectExtent l="19050" t="19050" r="22225" b="28575"/>
             <wp:docPr id="1" name="Рисунок 1"/>
             <wp:cNvGraphicFramePr>
               <a:graphicFrameLocks xmlns:a="http://schemas.openxmlformats.org/drawingml/2006/main" noChangeAspect="1"/>
@@ -5659,7 +5565,7 @@
                     <pic:cNvPicPr/>
                   </pic:nvPicPr>
                   <pic:blipFill>
-                    <a:blip r:embed="rId8"/>
+                    <a:blip r:embed="rId12"/>
                     <a:stretch>
                       <a:fillRect/>
                     </a:stretch>
@@ -5667,7 +5573,7 @@
                   <pic:spPr>
                     <a:xfrm>
                       <a:off x="0" y="0"/>
-                      <a:ext cx="5743329" cy="3994238"/>
+                      <a:ext cx="5940425" cy="4143375"/>
                     </a:xfrm>
                     <a:prstGeom prst="rect">
                       <a:avLst/>
@@ -5695,7 +5601,8 @@
           <w:szCs w:val="28"/>
         </w:rPr>
       </w:pPr>
-      <w:commentRangeStart w:id="46"/>
+      <w:commentRangeStart w:id="12"/>
+      <w:commentRangeStart w:id="13"/>
       <w:r>
         <w:rPr>
           <w:rFonts w:ascii="Times New Roman" w:hAnsi="Times New Roman" w:cs="Times New Roman"/>
@@ -5712,7 +5619,8 @@
         </w:rPr>
         <w:t>Чертёж</w:t>
       </w:r>
-      <w:commentRangeStart w:id="8"/>
+      <w:commentRangeStart w:id="14"/>
+      <w:commentRangeStart w:id="15"/>
       <w:r>
         <w:rPr>
           <w:rFonts w:ascii="Times New Roman" w:hAnsi="Times New Roman" w:cs="Times New Roman"/>
@@ -5721,7 +5629,7 @@
         </w:rPr>
         <w:t xml:space="preserve"> </w:t>
       </w:r>
-      <w:commentRangeEnd w:id="8"/>
+      <w:commentRangeEnd w:id="14"/>
       <w:r>
         <w:rPr>
           <w:rStyle w:val="ac"/>
@@ -5729,7 +5637,14 @@
           <w:sz w:val="28"/>
           <w:szCs w:val="28"/>
         </w:rPr>
-        <w:commentReference w:id="8"/>
+        <w:commentReference w:id="14"/>
+      </w:r>
+      <w:commentRangeEnd w:id="15"/>
+      <w:r>
+        <w:rPr>
+          <w:rStyle w:val="ac"/>
+        </w:rPr>
+        <w:commentReference w:id="15"/>
       </w:r>
       <w:r>
         <w:rPr>
@@ -5755,12 +5670,19 @@
         </w:rPr>
         <w:t xml:space="preserve"> с размерами</w:t>
       </w:r>
-      <w:commentRangeEnd w:id="46"/>
+      <w:commentRangeEnd w:id="12"/>
       <w:r>
         <w:rPr>
           <w:rStyle w:val="ac"/>
         </w:rPr>
-        <w:commentReference w:id="46"/>
+        <w:commentReference w:id="12"/>
+      </w:r>
+      <w:commentRangeEnd w:id="13"/>
+      <w:r>
+        <w:rPr>
+          <w:rStyle w:val="ac"/>
+        </w:rPr>
+        <w:commentReference w:id="13"/>
       </w:r>
     </w:p>
     <w:p>
@@ -5784,7 +5706,7 @@
           <w:bCs/>
         </w:rPr>
       </w:pPr>
-      <w:bookmarkStart w:id="9" w:name="_Toc239937311"/>
+      <w:bookmarkStart w:id="16" w:name="_Toc239937311"/>
       <w:r>
         <w:rPr>
           <w:b/>
@@ -5792,7 +5714,7 @@
         </w:rPr>
         <w:t>3 ТРЕБОВАНИЯ К АВТОМАТИЗИРОВАННОЙ СИСТЕМЕ</w:t>
       </w:r>
-      <w:bookmarkEnd w:id="9"/>
+      <w:bookmarkEnd w:id="16"/>
     </w:p>
     <w:p>
       <w:pPr>
@@ -5806,12 +5728,20 @@
         <w:pStyle w:val="12"/>
         <w:spacing w:after="0" w:line="360" w:lineRule="auto"/>
         <w:jc w:val="center"/>
-      </w:pPr>
-      <w:bookmarkStart w:id="10" w:name="_Toc239937312"/>
-      <w:r>
+        <w:rPr>
+          <w:b/>
+          <w:bCs/>
+        </w:rPr>
+      </w:pPr>
+      <w:bookmarkStart w:id="17" w:name="_Toc239937312"/>
+      <w:r>
+        <w:rPr>
+          <w:b/>
+          <w:bCs/>
+        </w:rPr>
         <w:t>3.1 Требования к структуре АС в целом</w:t>
       </w:r>
-      <w:bookmarkEnd w:id="10"/>
+      <w:bookmarkEnd w:id="17"/>
     </w:p>
     <w:p>
       <w:pPr>
@@ -5824,13 +5754,32 @@
       <w:pPr>
         <w:pStyle w:val="12"/>
         <w:spacing w:after="0" w:line="360" w:lineRule="auto"/>
-        <w:ind w:firstLine="708"/>
-      </w:pPr>
-      <w:bookmarkStart w:id="11" w:name="_Toc239937313"/>
-      <w:r>
+        <w:jc w:val="center"/>
+        <w:rPr>
+          <w:b/>
+          <w:bCs/>
+        </w:rPr>
+      </w:pPr>
+      <w:bookmarkStart w:id="18" w:name="_Toc239937313"/>
+      <w:r>
+        <w:rPr>
+          <w:b/>
+          <w:bCs/>
+        </w:rPr>
         <w:t>3.1.1 Требования к структуре и функционированию системы</w:t>
       </w:r>
-      <w:bookmarkEnd w:id="11"/>
+      <w:bookmarkEnd w:id="18"/>
+    </w:p>
+    <w:p>
+      <w:pPr>
+        <w:pStyle w:val="12"/>
+        <w:spacing w:after="0" w:line="360" w:lineRule="auto"/>
+        <w:jc w:val="center"/>
+        <w:rPr>
+          <w:b/>
+          <w:bCs/>
+        </w:rPr>
+      </w:pPr>
     </w:p>
     <w:p>
       <w:pPr>
@@ -6005,6 +5954,16 @@
         </w:rPr>
         <w:t>Изменяемые параметры для плагина</w:t>
       </w:r>
+      <w:r>
+        <w:rPr>
+          <w:rFonts w:ascii="Times New Roman" w:hAnsi="Times New Roman" w:cs="Times New Roman"/>
+          <w:b/>
+          <w:bCs/>
+          <w:sz w:val="28"/>
+          <w:szCs w:val="28"/>
+        </w:rPr>
+        <w:t>:</w:t>
+      </w:r>
     </w:p>
     <w:p>
       <w:pPr>
@@ -6071,7 +6030,23 @@
           <w:sz w:val="28"/>
           <w:szCs w:val="28"/>
         </w:rPr>
-        <w:t xml:space="preserve"> (1</w:t>
+        <w:t xml:space="preserve"> </w:t>
+      </w:r>
+      <w:r>
+        <w:rPr>
+          <w:rFonts w:ascii="Times New Roman" w:hAnsi="Times New Roman" w:cs="Times New Roman"/>
+          <w:sz w:val="28"/>
+          <w:szCs w:val="28"/>
+        </w:rPr>
+        <w:t>(</w:t>
+      </w:r>
+      <w:r>
+        <w:rPr>
+          <w:rFonts w:ascii="Times New Roman" w:hAnsi="Times New Roman" w:cs="Times New Roman"/>
+          <w:sz w:val="28"/>
+          <w:szCs w:val="28"/>
+        </w:rPr>
+        <w:t>1</w:t>
       </w:r>
       <w:r>
         <w:rPr>
@@ -6111,7 +6086,83 @@
           <w:sz w:val="28"/>
           <w:szCs w:val="28"/>
         </w:rPr>
-        <w:t>мм)</w:t>
+        <w:t xml:space="preserve"> </w:t>
+      </w:r>
+      <w:r>
+        <w:rPr>
+          <w:rFonts w:ascii="Times New Roman" w:hAnsi="Times New Roman" w:cs="Times New Roman"/>
+          <w:sz w:val="28"/>
+          <w:szCs w:val="28"/>
+        </w:rPr>
+        <w:t>мм</w:t>
+      </w:r>
+      <w:r>
+        <w:rPr>
+          <w:rFonts w:ascii="Times New Roman" w:hAnsi="Times New Roman" w:cs="Times New Roman"/>
+          <w:sz w:val="28"/>
+          <w:szCs w:val="28"/>
+        </w:rPr>
+        <w:t xml:space="preserve">, </w:t>
+      </w:r>
+      <w:r>
+        <w:rPr>
+          <w:rFonts w:ascii="Times New Roman" w:hAnsi="Times New Roman" w:cs="Times New Roman"/>
+          <w:sz w:val="28"/>
+          <w:szCs w:val="28"/>
+          <w:lang w:val="en-US"/>
+        </w:rPr>
+        <w:t>L</w:t>
+      </w:r>
+      <w:r>
+        <w:rPr>
+          <w:rFonts w:ascii="Times New Roman" w:hAnsi="Times New Roman" w:cs="Times New Roman"/>
+          <w:sz w:val="28"/>
+          <w:szCs w:val="28"/>
+        </w:rPr>
+        <w:t xml:space="preserve">1 </w:t>
+      </w:r>
+      <m:oMath>
+        <m:r>
+          <w:rPr>
+            <w:rFonts w:ascii="Cambria Math" w:hAnsi="Cambria Math" w:cs="Times New Roman"/>
+            <w:sz w:val="28"/>
+            <w:szCs w:val="28"/>
+          </w:rPr>
+          <m:t>≥</m:t>
+        </m:r>
+      </m:oMath>
+      <w:r>
+        <w:rPr>
+          <w:rFonts w:ascii="Times New Roman" w:eastAsiaTheme="minorEastAsia" w:hAnsi="Times New Roman" w:cs="Times New Roman"/>
+          <w:sz w:val="28"/>
+          <w:szCs w:val="28"/>
+        </w:rPr>
+        <w:t xml:space="preserve"> 2</w:t>
+      </w:r>
+      <w:r>
+        <w:rPr>
+          <w:rFonts w:ascii="Times New Roman" w:eastAsiaTheme="minorEastAsia" w:hAnsi="Times New Roman" w:cs="Times New Roman"/>
+          <w:sz w:val="28"/>
+          <w:szCs w:val="28"/>
+          <w:lang w:val="en-US"/>
+        </w:rPr>
+        <w:t>W</w:t>
+      </w:r>
+      <w:r>
+        <w:rPr>
+          <w:rFonts w:ascii="Times New Roman" w:eastAsiaTheme="minorEastAsia" w:hAnsi="Times New Roman" w:cs="Times New Roman"/>
+          <w:sz w:val="28"/>
+          <w:szCs w:val="28"/>
+        </w:rPr>
+        <w:t xml:space="preserve"> + 90</w:t>
+      </w:r>
+      <w:r>
+        <w:rPr>
+          <w:rFonts w:ascii="Times New Roman" w:hAnsi="Times New Roman" w:cs="Times New Roman"/>
+          <w:sz w:val="28"/>
+          <w:szCs w:val="28"/>
+        </w:rPr>
+        <w:t>)</w:t>
       </w:r>
       <w:r>
         <w:rPr>
@@ -6188,7 +6239,15 @@
           <w:sz w:val="28"/>
           <w:szCs w:val="28"/>
         </w:rPr>
-        <w:t xml:space="preserve"> (</w:t>
+        <w:t xml:space="preserve"> </w:t>
+      </w:r>
+      <w:r>
+        <w:rPr>
+          <w:rFonts w:ascii="Times New Roman" w:hAnsi="Times New Roman" w:cs="Times New Roman"/>
+          <w:sz w:val="28"/>
+          <w:szCs w:val="28"/>
+        </w:rPr>
+        <w:t>(</w:t>
       </w:r>
       <w:r>
         <w:rPr>
@@ -6244,7 +6303,83 @@
           <w:sz w:val="28"/>
           <w:szCs w:val="28"/>
         </w:rPr>
-        <w:t>мм)</w:t>
+        <w:t xml:space="preserve"> </w:t>
+      </w:r>
+      <w:r>
+        <w:rPr>
+          <w:rFonts w:ascii="Times New Roman" w:hAnsi="Times New Roman" w:cs="Times New Roman"/>
+          <w:sz w:val="28"/>
+          <w:szCs w:val="28"/>
+        </w:rPr>
+        <w:t>мм</w:t>
+      </w:r>
+      <w:r>
+        <w:rPr>
+          <w:rFonts w:ascii="Times New Roman" w:hAnsi="Times New Roman" w:cs="Times New Roman"/>
+          <w:sz w:val="28"/>
+          <w:szCs w:val="28"/>
+        </w:rPr>
+        <w:t xml:space="preserve">, </w:t>
+      </w:r>
+      <w:r>
+        <w:rPr>
+          <w:rFonts w:ascii="Times New Roman" w:hAnsi="Times New Roman" w:cs="Times New Roman"/>
+          <w:sz w:val="28"/>
+          <w:szCs w:val="28"/>
+          <w:lang w:val="en-US"/>
+        </w:rPr>
+        <w:t>H</w:t>
+      </w:r>
+      <w:r>
+        <w:rPr>
+          <w:rFonts w:ascii="Times New Roman" w:hAnsi="Times New Roman" w:cs="Times New Roman"/>
+          <w:sz w:val="28"/>
+          <w:szCs w:val="28"/>
+        </w:rPr>
+        <w:t xml:space="preserve">1 </w:t>
+      </w:r>
+      <m:oMath>
+        <m:r>
+          <w:rPr>
+            <w:rFonts w:ascii="Cambria Math" w:hAnsi="Cambria Math" w:cs="Times New Roman"/>
+            <w:sz w:val="28"/>
+            <w:szCs w:val="28"/>
+          </w:rPr>
+          <m:t>≥</m:t>
+        </m:r>
+      </m:oMath>
+      <w:r>
+        <w:rPr>
+          <w:rFonts w:ascii="Times New Roman" w:eastAsiaTheme="minorEastAsia" w:hAnsi="Times New Roman" w:cs="Times New Roman"/>
+          <w:sz w:val="28"/>
+          <w:szCs w:val="28"/>
+        </w:rPr>
+        <w:t xml:space="preserve"> 2</w:t>
+      </w:r>
+      <w:r>
+        <w:rPr>
+          <w:rFonts w:ascii="Times New Roman" w:eastAsiaTheme="minorEastAsia" w:hAnsi="Times New Roman" w:cs="Times New Roman"/>
+          <w:sz w:val="28"/>
+          <w:szCs w:val="28"/>
+          <w:lang w:val="en-US"/>
+        </w:rPr>
+        <w:t>W</w:t>
+      </w:r>
+      <w:r>
+        <w:rPr>
+          <w:rFonts w:ascii="Times New Roman" w:eastAsiaTheme="minorEastAsia" w:hAnsi="Times New Roman" w:cs="Times New Roman"/>
+          <w:sz w:val="28"/>
+          <w:szCs w:val="28"/>
+        </w:rPr>
+        <w:t xml:space="preserve"> + 90</w:t>
+      </w:r>
+      <w:r>
+        <w:rPr>
+          <w:rFonts w:ascii="Times New Roman" w:hAnsi="Times New Roman" w:cs="Times New Roman"/>
+          <w:sz w:val="28"/>
+          <w:szCs w:val="28"/>
+        </w:rPr>
+        <w:t>)</w:t>
       </w:r>
       <w:r>
         <w:rPr>
@@ -6291,8 +6426,10 @@
           <w:szCs w:val="28"/>
         </w:rPr>
       </w:pPr>
-      <w:commentRangeStart w:id="40"/>
-      <w:commentRangeStart w:id="41"/>
+      <w:commentRangeStart w:id="19"/>
+      <w:commentRangeStart w:id="20"/>
+      <w:commentRangeStart w:id="21"/>
+      <w:commentRangeStart w:id="22"/>
       <w:r>
         <w:rPr>
           <w:rFonts w:ascii="Times New Roman" w:hAnsi="Times New Roman" w:cs="Times New Roman"/>
@@ -6356,7 +6493,23 @@
           <w:sz w:val="28"/>
           <w:szCs w:val="28"/>
         </w:rPr>
-        <w:t xml:space="preserve"> мм до (</w:t>
+        <w:t xml:space="preserve"> мм до </w:t>
+      </w:r>
+      <w:r>
+        <w:rPr>
+          <w:rFonts w:ascii="Times New Roman" w:hAnsi="Times New Roman" w:cs="Times New Roman"/>
+          <w:sz w:val="28"/>
+          <w:szCs w:val="28"/>
+        </w:rPr>
+        <w:t>(</w:t>
+      </w:r>
+      <w:r>
+        <w:rPr>
+          <w:rFonts w:ascii="Times New Roman" w:hAnsi="Times New Roman" w:cs="Times New Roman"/>
+          <w:sz w:val="28"/>
+          <w:szCs w:val="28"/>
+        </w:rPr>
+        <w:t>(</w:t>
       </w:r>
       <w:r>
         <w:rPr>
@@ -6373,39 +6526,48 @@
           <w:sz w:val="28"/>
           <w:szCs w:val="28"/>
         </w:rPr>
-        <w:t>1-</w:t>
-      </w:r>
-      <w:r>
-        <w:rPr>
-          <w:rFonts w:ascii="Times New Roman" w:hAnsi="Times New Roman" w:cs="Times New Roman"/>
-          <w:sz w:val="28"/>
-          <w:szCs w:val="28"/>
-        </w:rPr>
-        <w:t>90</w:t>
-      </w:r>
-      <w:r>
-        <w:rPr>
-          <w:rFonts w:ascii="Times New Roman" w:hAnsi="Times New Roman" w:cs="Times New Roman"/>
-          <w:sz w:val="28"/>
-          <w:szCs w:val="28"/>
-        </w:rPr>
-        <w:t xml:space="preserve">) / 2 </w:t>
-      </w:r>
-      <w:r>
-        <w:rPr>
-          <w:rFonts w:ascii="Times New Roman" w:hAnsi="Times New Roman" w:cs="Times New Roman"/>
-          <w:sz w:val="28"/>
-          <w:szCs w:val="28"/>
-        </w:rPr>
-        <w:t>мм</w:t>
-      </w:r>
-      <w:r>
-        <w:rPr>
-          <w:rFonts w:ascii="Times New Roman" w:hAnsi="Times New Roman" w:cs="Times New Roman"/>
-          <w:sz w:val="28"/>
-          <w:szCs w:val="28"/>
-        </w:rPr>
-        <w:t>)</w:t>
+        <w:t>1-90) / 2</w:t>
+      </w:r>
+      <w:r>
+        <w:rPr>
+          <w:rFonts w:ascii="Times New Roman" w:hAnsi="Times New Roman" w:cs="Times New Roman"/>
+          <w:sz w:val="28"/>
+          <w:szCs w:val="28"/>
+        </w:rPr>
+        <w:t xml:space="preserve"> мм</w:t>
+      </w:r>
+      <w:r>
+        <w:rPr>
+          <w:rFonts w:ascii="Times New Roman" w:hAnsi="Times New Roman" w:cs="Times New Roman"/>
+          <w:sz w:val="28"/>
+          <w:szCs w:val="28"/>
+        </w:rPr>
+        <w:t>, (</w:t>
+      </w:r>
+      <w:r>
+        <w:rPr>
+          <w:rFonts w:ascii="Times New Roman" w:hAnsi="Times New Roman" w:cs="Times New Roman"/>
+          <w:sz w:val="28"/>
+          <w:szCs w:val="28"/>
+          <w:lang w:val="en-US"/>
+        </w:rPr>
+        <w:t>H</w:t>
+      </w:r>
+      <w:r>
+        <w:rPr>
+          <w:rFonts w:ascii="Times New Roman" w:hAnsi="Times New Roman" w:cs="Times New Roman"/>
+          <w:sz w:val="28"/>
+          <w:szCs w:val="28"/>
+        </w:rPr>
+        <w:t xml:space="preserve">1-90) / 2 </w:t>
+      </w:r>
+      <w:r>
+        <w:rPr>
+          <w:rFonts w:ascii="Times New Roman" w:hAnsi="Times New Roman" w:cs="Times New Roman"/>
+          <w:sz w:val="28"/>
+          <w:szCs w:val="28"/>
+        </w:rPr>
+        <w:t>мм)</w:t>
       </w:r>
       <w:r>
         <w:rPr>
@@ -6423,19 +6585,33 @@
         </w:rPr>
         <w:t>;</w:t>
       </w:r>
-      <w:commentRangeEnd w:id="41"/>
-      <w:commentRangeEnd w:id="40"/>
+      <w:commentRangeEnd w:id="19"/>
+      <w:commentRangeEnd w:id="20"/>
+      <w:commentRangeEnd w:id="22"/>
       <w:r>
         <w:rPr>
           <w:rStyle w:val="ac"/>
         </w:rPr>
-        <w:commentReference w:id="40"/>
-      </w:r>
+        <w:commentReference w:id="19"/>
+      </w:r>
+      <w:commentRangeEnd w:id="21"/>
       <w:r>
         <w:rPr>
           <w:rStyle w:val="ac"/>
         </w:rPr>
-        <w:commentReference w:id="41"/>
+        <w:commentReference w:id="21"/>
+      </w:r>
+      <w:r>
+        <w:rPr>
+          <w:rStyle w:val="ac"/>
+        </w:rPr>
+        <w:commentReference w:id="20"/>
+      </w:r>
+      <w:r>
+        <w:rPr>
+          <w:rStyle w:val="ac"/>
+        </w:rPr>
+        <w:commentReference w:id="22"/>
       </w:r>
     </w:p>
     <w:p>
@@ -6572,15 +6748,15 @@
           <w:rFonts w:ascii="Times New Roman" w:hAnsi="Times New Roman" w:cs="Times New Roman"/>
           <w:sz w:val="28"/>
           <w:szCs w:val="28"/>
-        </w:rPr>
-      </w:pPr>
-      <w:r>
-        <w:rPr>
-          <w:rFonts w:ascii="Times New Roman" w:hAnsi="Times New Roman" w:cs="Times New Roman"/>
-          <w:sz w:val="28"/>
-          <w:szCs w:val="28"/>
-        </w:rPr>
-        <w:lastRenderedPageBreak/>
+          <w:lang w:val="en-US"/>
+        </w:rPr>
+      </w:pPr>
+      <w:r>
+        <w:rPr>
+          <w:rFonts w:ascii="Times New Roman" w:hAnsi="Times New Roman" w:cs="Times New Roman"/>
+          <w:sz w:val="28"/>
+          <w:szCs w:val="28"/>
+        </w:rPr>
         <w:t>−</w:t>
       </w:r>
       <w:r>
@@ -6672,6 +6848,218 @@
         <w:jc w:val="both"/>
         <w:rPr>
           <w:rFonts w:ascii="Times New Roman" w:hAnsi="Times New Roman" w:cs="Times New Roman"/>
+          <w:b/>
+          <w:bCs/>
+          <w:sz w:val="28"/>
+          <w:szCs w:val="28"/>
+        </w:rPr>
+      </w:pPr>
+      <w:r>
+        <w:rPr>
+          <w:rFonts w:ascii="Times New Roman" w:hAnsi="Times New Roman" w:cs="Times New Roman"/>
+          <w:b/>
+          <w:bCs/>
+          <w:sz w:val="28"/>
+          <w:szCs w:val="28"/>
+        </w:rPr>
+        <w:t>Неизменяемые параметры для плагина:</w:t>
+      </w:r>
+    </w:p>
+    <w:p>
+      <w:pPr>
+        <w:spacing w:after="0" w:line="360" w:lineRule="auto"/>
+        <w:ind w:firstLine="708"/>
+        <w:jc w:val="both"/>
+        <w:rPr>
+          <w:rFonts w:ascii="Times New Roman" w:hAnsi="Times New Roman" w:cs="Times New Roman"/>
+          <w:sz w:val="28"/>
+          <w:szCs w:val="28"/>
+        </w:rPr>
+      </w:pPr>
+      <w:r>
+        <w:rPr>
+          <w:rFonts w:ascii="Times New Roman" w:hAnsi="Times New Roman" w:cs="Times New Roman"/>
+          <w:sz w:val="28"/>
+          <w:szCs w:val="28"/>
+        </w:rPr>
+        <w:t>−</w:t>
+      </w:r>
+      <w:r>
+        <w:rPr>
+          <w:rFonts w:ascii="Times New Roman" w:hAnsi="Times New Roman" w:cs="Times New Roman"/>
+          <w:sz w:val="28"/>
+          <w:szCs w:val="28"/>
+        </w:rPr>
+        <w:t xml:space="preserve"> толщина задней стенки </w:t>
+      </w:r>
+      <w:r>
+        <w:rPr>
+          <w:rFonts w:ascii="Times New Roman" w:hAnsi="Times New Roman" w:cs="Times New Roman"/>
+          <w:sz w:val="28"/>
+          <w:szCs w:val="28"/>
+          <w:lang w:val="en-US"/>
+        </w:rPr>
+        <w:t>x</w:t>
+      </w:r>
+      <w:r>
+        <w:rPr>
+          <w:rFonts w:ascii="Times New Roman" w:hAnsi="Times New Roman" w:cs="Times New Roman"/>
+          <w:sz w:val="28"/>
+          <w:szCs w:val="28"/>
+        </w:rPr>
+        <w:t xml:space="preserve"> (3 </w:t>
+      </w:r>
+      <w:r>
+        <w:rPr>
+          <w:rFonts w:ascii="Times New Roman" w:hAnsi="Times New Roman" w:cs="Times New Roman"/>
+          <w:sz w:val="28"/>
+          <w:szCs w:val="28"/>
+        </w:rPr>
+        <w:t xml:space="preserve">— </w:t>
+      </w:r>
+      <w:r>
+        <w:rPr>
+          <w:rFonts w:ascii="Times New Roman" w:hAnsi="Times New Roman" w:cs="Times New Roman"/>
+          <w:sz w:val="28"/>
+          <w:szCs w:val="28"/>
+        </w:rPr>
+        <w:t xml:space="preserve">5 </w:t>
+      </w:r>
+      <w:r>
+        <w:rPr>
+          <w:rFonts w:ascii="Times New Roman" w:hAnsi="Times New Roman" w:cs="Times New Roman"/>
+          <w:sz w:val="28"/>
+          <w:szCs w:val="28"/>
+        </w:rPr>
+        <w:t>мм)</w:t>
+      </w:r>
+      <w:r>
+        <w:rPr>
+          <w:rFonts w:ascii="Times New Roman" w:hAnsi="Times New Roman" w:cs="Times New Roman"/>
+          <w:sz w:val="28"/>
+          <w:szCs w:val="28"/>
+        </w:rPr>
+        <w:t>;</w:t>
+      </w:r>
+    </w:p>
+    <w:p>
+      <w:pPr>
+        <w:spacing w:after="0" w:line="360" w:lineRule="auto"/>
+        <w:ind w:firstLine="708"/>
+        <w:jc w:val="both"/>
+        <w:rPr>
+          <w:rFonts w:ascii="Times New Roman" w:hAnsi="Times New Roman" w:cs="Times New Roman"/>
+          <w:sz w:val="28"/>
+          <w:szCs w:val="28"/>
+        </w:rPr>
+      </w:pPr>
+      <w:r>
+        <w:rPr>
+          <w:rFonts w:ascii="Times New Roman" w:hAnsi="Times New Roman" w:cs="Times New Roman"/>
+          <w:sz w:val="28"/>
+          <w:szCs w:val="28"/>
+        </w:rPr>
+        <w:t>−</w:t>
+      </w:r>
+      <w:r>
+        <w:rPr>
+          <w:rFonts w:ascii="Times New Roman" w:hAnsi="Times New Roman" w:cs="Times New Roman"/>
+          <w:sz w:val="28"/>
+          <w:szCs w:val="28"/>
+        </w:rPr>
+        <w:t xml:space="preserve"> </w:t>
+      </w:r>
+      <w:r>
+        <w:rPr>
+          <w:rFonts w:ascii="Times New Roman" w:hAnsi="Times New Roman" w:cs="Times New Roman"/>
+          <w:sz w:val="28"/>
+          <w:szCs w:val="28"/>
+        </w:rPr>
+        <w:t xml:space="preserve">высота подставки рамки </w:t>
+      </w:r>
+      <w:r>
+        <w:rPr>
+          <w:rFonts w:ascii="Times New Roman" w:hAnsi="Times New Roman" w:cs="Times New Roman"/>
+          <w:sz w:val="28"/>
+          <w:szCs w:val="28"/>
+          <w:lang w:val="en-US"/>
+        </w:rPr>
+        <w:t>c</w:t>
+      </w:r>
+      <w:r>
+        <w:rPr>
+          <w:rFonts w:ascii="Times New Roman" w:hAnsi="Times New Roman" w:cs="Times New Roman"/>
+          <w:sz w:val="28"/>
+          <w:szCs w:val="28"/>
+        </w:rPr>
+        <w:t xml:space="preserve"> (</w:t>
+      </w:r>
+      <w:r>
+        <w:rPr>
+          <w:rFonts w:ascii="Times New Roman" w:hAnsi="Times New Roman" w:cs="Times New Roman"/>
+          <w:sz w:val="28"/>
+          <w:szCs w:val="28"/>
+          <w:lang w:val="en-US"/>
+        </w:rPr>
+        <w:t>c</w:t>
+      </w:r>
+      <w:r>
+        <w:rPr>
+          <w:rFonts w:ascii="Times New Roman" w:hAnsi="Times New Roman" w:cs="Times New Roman"/>
+          <w:sz w:val="28"/>
+          <w:szCs w:val="28"/>
+        </w:rPr>
+        <w:t xml:space="preserve"> = </w:t>
+      </w:r>
+      <w:r>
+        <w:rPr>
+          <w:rFonts w:ascii="Times New Roman" w:hAnsi="Times New Roman" w:cs="Times New Roman"/>
+          <w:sz w:val="28"/>
+          <w:szCs w:val="28"/>
+          <w:lang w:val="en-US"/>
+        </w:rPr>
+        <w:t>H</w:t>
+      </w:r>
+      <w:r>
+        <w:rPr>
+          <w:rFonts w:ascii="Times New Roman" w:hAnsi="Times New Roman" w:cs="Times New Roman"/>
+          <w:sz w:val="28"/>
+          <w:szCs w:val="28"/>
+        </w:rPr>
+        <w:t xml:space="preserve">1 / 2 </w:t>
+      </w:r>
+      <w:r>
+        <w:rPr>
+          <w:rFonts w:ascii="Times New Roman" w:hAnsi="Times New Roman" w:cs="Times New Roman"/>
+          <w:sz w:val="28"/>
+          <w:szCs w:val="28"/>
+        </w:rPr>
+        <w:t>мм</w:t>
+      </w:r>
+      <w:r>
+        <w:rPr>
+          <w:rFonts w:ascii="Times New Roman" w:hAnsi="Times New Roman" w:cs="Times New Roman"/>
+          <w:sz w:val="28"/>
+          <w:szCs w:val="28"/>
+        </w:rPr>
+        <w:t>)</w:t>
+      </w:r>
+      <w:r>
+        <w:rPr>
+          <w:rFonts w:ascii="Times New Roman" w:hAnsi="Times New Roman" w:cs="Times New Roman"/>
+          <w:sz w:val="28"/>
+          <w:szCs w:val="28"/>
+        </w:rPr>
+        <w:t>.</w:t>
+      </w:r>
+    </w:p>
+    <w:p>
+      <w:pPr>
+        <w:spacing w:after="0" w:line="360" w:lineRule="auto"/>
+        <w:ind w:firstLine="708"/>
+        <w:jc w:val="both"/>
+        <w:rPr>
+          <w:rFonts w:ascii="Times New Roman" w:hAnsi="Times New Roman" w:cs="Times New Roman"/>
           <w:sz w:val="28"/>
           <w:szCs w:val="28"/>
         </w:rPr>
@@ -6748,8 +7136,49 @@
           <w:sz w:val="28"/>
           <w:szCs w:val="28"/>
         </w:rPr>
-        <w:t>правильности ввода данных. Если данные некорректные, то должно высветиться окно с ошибкой построения и не будут применяться введенные параметры.</w:t>
-      </w:r>
+        <w:t xml:space="preserve">правильности ввода данных. Если данные некорректные, то должно </w:t>
+      </w:r>
+      <w:r>
+        <w:rPr>
+          <w:rFonts w:ascii="Times New Roman" w:hAnsi="Times New Roman" w:cs="Times New Roman"/>
+          <w:sz w:val="28"/>
+          <w:szCs w:val="28"/>
+        </w:rPr>
+        <w:lastRenderedPageBreak/>
+        <w:t>высветиться окно с ошибкой построения и не будут применяться введенные параметры.</w:t>
+      </w:r>
+    </w:p>
+    <w:p>
+      <w:pPr>
+        <w:spacing w:after="0" w:line="360" w:lineRule="auto"/>
+        <w:ind w:firstLine="708"/>
+        <w:jc w:val="both"/>
+        <w:rPr>
+          <w:rFonts w:ascii="Times New Roman" w:hAnsi="Times New Roman" w:cs="Times New Roman"/>
+          <w:sz w:val="28"/>
+          <w:szCs w:val="28"/>
+        </w:rPr>
+      </w:pPr>
+    </w:p>
+    <w:p>
+      <w:pPr>
+        <w:pStyle w:val="12"/>
+        <w:spacing w:after="0" w:line="360" w:lineRule="auto"/>
+        <w:jc w:val="center"/>
+        <w:rPr>
+          <w:b/>
+          <w:bCs/>
+        </w:rPr>
+      </w:pPr>
+      <w:bookmarkStart w:id="23" w:name="_Toc239937314"/>
+      <w:r>
+        <w:rPr>
+          <w:b/>
+          <w:bCs/>
+        </w:rPr>
+        <w:t>3.1.2 Требования к численности и квалификации персонала системы</w:t>
+      </w:r>
+      <w:bookmarkEnd w:id="23"/>
     </w:p>
     <w:p>
       <w:pPr>
@@ -6758,11 +7187,6 @@
         <w:ind w:firstLine="709"/>
         <w:jc w:val="both"/>
       </w:pPr>
-      <w:bookmarkStart w:id="12" w:name="_Toc239937314"/>
-      <w:r>
-        <w:t>3.1.2 Требования к численности и квалификации персонала системы</w:t>
-      </w:r>
-      <w:bookmarkEnd w:id="12"/>
       <w:r>
         <w:t xml:space="preserve"> </w:t>
       </w:r>
@@ -6786,22 +7210,49 @@
         </w:rPr>
         <w:t>Дополнительные требования к численности и квалификации персонала системы не предъявляются.</w:t>
       </w:r>
-    </w:p>
-    <w:p>
-      <w:pPr>
-        <w:pStyle w:val="12"/>
+      <w:bookmarkStart w:id="24" w:name="_Toc239937315"/>
+    </w:p>
+    <w:p>
+      <w:pPr>
         <w:spacing w:after="0" w:line="360" w:lineRule="auto"/>
         <w:ind w:firstLine="709"/>
         <w:jc w:val="both"/>
-      </w:pPr>
-      <w:bookmarkStart w:id="13" w:name="_Toc239937315"/>
-      <w:r>
+        <w:rPr>
+          <w:rFonts w:ascii="Times New Roman" w:hAnsi="Times New Roman" w:cs="Times New Roman"/>
+          <w:sz w:val="28"/>
+          <w:szCs w:val="28"/>
+        </w:rPr>
+      </w:pPr>
+    </w:p>
+    <w:p>
+      <w:pPr>
+        <w:pStyle w:val="12"/>
+        <w:spacing w:after="0" w:line="360" w:lineRule="auto"/>
+        <w:jc w:val="center"/>
+        <w:rPr>
+          <w:b/>
+          <w:bCs/>
+        </w:rPr>
+      </w:pPr>
+      <w:r>
+        <w:rPr>
+          <w:b/>
+          <w:bCs/>
+        </w:rPr>
         <w:t>3.1.3 Показатели назначения</w:t>
       </w:r>
-      <w:bookmarkEnd w:id="13"/>
-      <w:r>
-        <w:t xml:space="preserve"> </w:t>
-      </w:r>
+      <w:bookmarkEnd w:id="24"/>
+    </w:p>
+    <w:p>
+      <w:pPr>
+        <w:pStyle w:val="12"/>
+        <w:spacing w:after="0" w:line="360" w:lineRule="auto"/>
+        <w:jc w:val="center"/>
+        <w:rPr>
+          <w:b/>
+          <w:bCs/>
+        </w:rPr>
+      </w:pPr>
     </w:p>
     <w:p>
       <w:pPr>
@@ -6916,22 +7367,49 @@
         </w:rPr>
         <w:t>− Требования к аппаратной части и масштабированию для обеспечения перечисленных показателей должны быть определены на этапе технического проектирования.</w:t>
       </w:r>
-    </w:p>
-    <w:p>
-      <w:pPr>
-        <w:pStyle w:val="12"/>
+      <w:bookmarkStart w:id="25" w:name="_Toc239937316"/>
+    </w:p>
+    <w:p>
+      <w:pPr>
         <w:spacing w:after="0" w:line="360" w:lineRule="auto"/>
         <w:ind w:firstLine="709"/>
         <w:jc w:val="both"/>
-      </w:pPr>
-      <w:bookmarkStart w:id="14" w:name="_Toc239937316"/>
-      <w:r>
+        <w:rPr>
+          <w:rFonts w:ascii="Times New Roman" w:hAnsi="Times New Roman" w:cs="Times New Roman"/>
+          <w:sz w:val="28"/>
+          <w:szCs w:val="28"/>
+        </w:rPr>
+      </w:pPr>
+    </w:p>
+    <w:p>
+      <w:pPr>
+        <w:pStyle w:val="12"/>
+        <w:spacing w:after="0" w:line="360" w:lineRule="auto"/>
+        <w:jc w:val="center"/>
+        <w:rPr>
+          <w:b/>
+          <w:bCs/>
+        </w:rPr>
+      </w:pPr>
+      <w:r>
+        <w:rPr>
+          <w:b/>
+          <w:bCs/>
+        </w:rPr>
         <w:t>3.1.4 Требования к надежности</w:t>
       </w:r>
-      <w:bookmarkEnd w:id="14"/>
-      <w:r>
-        <w:t xml:space="preserve"> </w:t>
-      </w:r>
+      <w:bookmarkEnd w:id="25"/>
+    </w:p>
+    <w:p>
+      <w:pPr>
+        <w:pStyle w:val="12"/>
+        <w:spacing w:after="0" w:line="360" w:lineRule="auto"/>
+        <w:jc w:val="center"/>
+        <w:rPr>
+          <w:b/>
+          <w:bCs/>
+        </w:rPr>
+      </w:pPr>
     </w:p>
     <w:p>
       <w:pPr>
@@ -6952,71 +7430,198 @@
         </w:rPr>
         <w:t>Дополнительные требования к надежности не предъявляются.</w:t>
       </w:r>
-    </w:p>
-    <w:p>
-      <w:pPr>
+      <w:bookmarkStart w:id="26" w:name="_Toc239937317"/>
+    </w:p>
+    <w:p>
+      <w:pPr>
+        <w:pStyle w:val="12"/>
+        <w:spacing w:after="0" w:line="360" w:lineRule="auto"/>
+        <w:jc w:val="both"/>
+      </w:pPr>
+    </w:p>
+    <w:p>
+      <w:pPr>
+        <w:pStyle w:val="12"/>
+        <w:spacing w:after="0" w:line="360" w:lineRule="auto"/>
+        <w:jc w:val="center"/>
+        <w:rPr>
+          <w:b/>
+          <w:bCs/>
+        </w:rPr>
+      </w:pPr>
+      <w:r>
+        <w:rPr>
+          <w:b/>
+          <w:bCs/>
+        </w:rPr>
+        <w:t>3.1.5 Требования к безопасности</w:t>
+      </w:r>
+      <w:bookmarkEnd w:id="26"/>
+    </w:p>
+    <w:p>
+      <w:pPr>
+        <w:pStyle w:val="12"/>
+        <w:spacing w:after="0" w:line="360" w:lineRule="auto"/>
+        <w:jc w:val="both"/>
+      </w:pPr>
+    </w:p>
+    <w:p>
+      <w:pPr>
+        <w:pStyle w:val="12"/>
         <w:spacing w:after="0" w:line="360" w:lineRule="auto"/>
         <w:ind w:firstLine="709"/>
         <w:jc w:val="both"/>
         <w:rPr>
-          <w:rFonts w:ascii="Times New Roman" w:hAnsi="Times New Roman"/>
-          <w:sz w:val="28"/>
-        </w:rPr>
-      </w:pPr>
-      <w:bookmarkStart w:id="15" w:name="_Toc239937317"/>
-      <w:r>
-        <w:br w:type="page"/>
-      </w:r>
-    </w:p>
-    <w:p>
-      <w:pPr>
-        <w:pStyle w:val="12"/>
+          <w:rFonts w:cs="Times New Roman"/>
+          <w:szCs w:val="28"/>
+        </w:rPr>
+      </w:pPr>
+      <w:r>
+        <w:rPr>
+          <w:rFonts w:cs="Times New Roman"/>
+          <w:szCs w:val="28"/>
+        </w:rPr>
+        <w:t xml:space="preserve">Дополнительные требования к безопасности плагина </w:t>
+      </w:r>
+      <w:r>
+        <w:rPr>
+          <w:rFonts w:cs="Times New Roman"/>
+          <w:szCs w:val="28"/>
+        </w:rPr>
+        <w:t>«Рамка для фотографии»</w:t>
+      </w:r>
+      <w:r>
+        <w:rPr>
+          <w:rFonts w:cs="Times New Roman"/>
+          <w:szCs w:val="28"/>
+        </w:rPr>
+        <w:t xml:space="preserve"> не предъявляются.</w:t>
+      </w:r>
+    </w:p>
+    <w:p>
+      <w:pPr>
+        <w:spacing w:after="0" w:line="360" w:lineRule="auto"/>
+        <w:jc w:val="both"/>
+        <w:rPr>
+          <w:rFonts w:ascii="Times New Roman" w:hAnsi="Times New Roman" w:cs="Times New Roman"/>
+          <w:sz w:val="28"/>
+          <w:szCs w:val="28"/>
+        </w:rPr>
+      </w:pPr>
+      <w:bookmarkStart w:id="27" w:name="_Toc239937318"/>
+    </w:p>
+    <w:p>
+      <w:pPr>
+        <w:spacing w:after="0" w:line="360" w:lineRule="auto"/>
+        <w:jc w:val="center"/>
+        <w:rPr>
+          <w:rFonts w:ascii="Times New Roman" w:hAnsi="Times New Roman" w:cs="Times New Roman"/>
+          <w:b/>
+          <w:bCs/>
+          <w:sz w:val="28"/>
+          <w:szCs w:val="28"/>
+        </w:rPr>
+      </w:pPr>
+      <w:r>
+        <w:rPr>
+          <w:rFonts w:ascii="Times New Roman" w:hAnsi="Times New Roman" w:cs="Times New Roman"/>
+          <w:b/>
+          <w:bCs/>
+          <w:sz w:val="28"/>
+          <w:szCs w:val="28"/>
+        </w:rPr>
+        <w:lastRenderedPageBreak/>
+        <w:t>3.1.6 Требования к эргономике и технической эстетике</w:t>
+      </w:r>
+      <w:bookmarkEnd w:id="27"/>
+    </w:p>
+    <w:p>
+      <w:pPr>
+        <w:spacing w:after="0" w:line="360" w:lineRule="auto"/>
+        <w:jc w:val="center"/>
+        <w:rPr>
+          <w:rFonts w:ascii="Times New Roman" w:hAnsi="Times New Roman" w:cs="Times New Roman"/>
+          <w:b/>
+          <w:bCs/>
+          <w:sz w:val="28"/>
+          <w:szCs w:val="28"/>
+        </w:rPr>
+      </w:pPr>
+    </w:p>
+    <w:p>
+      <w:pPr>
         <w:spacing w:after="0" w:line="360" w:lineRule="auto"/>
         <w:ind w:firstLine="709"/>
         <w:jc w:val="both"/>
-      </w:pPr>
-      <w:r>
-        <w:lastRenderedPageBreak/>
-        <w:t>3.1.5</w:t>
-      </w:r>
-      <w:r>
-        <w:t xml:space="preserve"> </w:t>
-      </w:r>
-      <w:r>
-        <w:t>Требования к безопасности</w:t>
-      </w:r>
-      <w:bookmarkEnd w:id="15"/>
-      <w:r>
-        <w:t xml:space="preserve"> </w:t>
-      </w:r>
-    </w:p>
-    <w:p>
-      <w:pPr>
-        <w:pStyle w:val="12"/>
+        <w:rPr>
+          <w:rFonts w:ascii="Times New Roman" w:hAnsi="Times New Roman" w:cs="Times New Roman"/>
+          <w:sz w:val="28"/>
+          <w:szCs w:val="28"/>
+        </w:rPr>
+      </w:pPr>
+      <w:r>
+        <w:rPr>
+          <w:rFonts w:ascii="Times New Roman" w:hAnsi="Times New Roman" w:cs="Times New Roman"/>
+          <w:sz w:val="28"/>
+          <w:szCs w:val="28"/>
+        </w:rPr>
+        <w:t xml:space="preserve">Пользовательские интерфейсы для всех подсистем, разработанных в рамках создания системы должны быть выполнены в виде </w:t>
+      </w:r>
+      <w:proofErr w:type="spellStart"/>
+      <w:r>
+        <w:rPr>
+          <w:rFonts w:ascii="Times New Roman" w:hAnsi="Times New Roman" w:cs="Times New Roman"/>
+          <w:sz w:val="28"/>
+          <w:szCs w:val="28"/>
+        </w:rPr>
+        <w:t>desktop</w:t>
+      </w:r>
+      <w:proofErr w:type="spellEnd"/>
+      <w:r>
+        <w:rPr>
+          <w:rFonts w:ascii="Times New Roman" w:hAnsi="Times New Roman" w:cs="Times New Roman"/>
+          <w:sz w:val="28"/>
+          <w:szCs w:val="28"/>
+        </w:rPr>
+        <w:t xml:space="preserve"> интерфейсов с помощью фреймворков </w:t>
+      </w:r>
+      <w:proofErr w:type="spellStart"/>
+      <w:r>
+        <w:rPr>
+          <w:rFonts w:ascii="Times New Roman" w:hAnsi="Times New Roman" w:cs="Times New Roman"/>
+          <w:sz w:val="28"/>
+          <w:szCs w:val="28"/>
+        </w:rPr>
+        <w:t>WindowsForms</w:t>
+      </w:r>
+      <w:proofErr w:type="spellEnd"/>
+      <w:r>
+        <w:rPr>
+          <w:rFonts w:ascii="Times New Roman" w:hAnsi="Times New Roman" w:cs="Times New Roman"/>
+          <w:sz w:val="28"/>
+          <w:szCs w:val="28"/>
+        </w:rPr>
+        <w:t>, WPF или аналогичных им, позволяющих создавать пользовательские интерфейсы для ОС Windows 10 и выше.</w:t>
+      </w:r>
+    </w:p>
+    <w:p>
+      <w:pPr>
         <w:spacing w:after="0" w:line="360" w:lineRule="auto"/>
         <w:ind w:firstLine="709"/>
         <w:jc w:val="both"/>
-      </w:pPr>
-      <w:r>
-        <w:rPr>
-          <w:rFonts w:cs="Times New Roman"/>
-          <w:szCs w:val="28"/>
-        </w:rPr>
-        <w:t xml:space="preserve">Дополнительные требования к безопасности плагина </w:t>
-      </w:r>
-      <w:r>
-        <w:rPr>
-          <w:rFonts w:cs="Times New Roman"/>
-          <w:szCs w:val="28"/>
-        </w:rPr>
-        <w:t>«Рамка для фотографии»</w:t>
-      </w:r>
-      <w:r>
-        <w:rPr>
-          <w:rFonts w:cs="Times New Roman"/>
-          <w:szCs w:val="28"/>
-        </w:rPr>
-        <w:t xml:space="preserve"> не предъявляются.</w:t>
+        <w:rPr>
+          <w:rFonts w:ascii="Times New Roman" w:hAnsi="Times New Roman" w:cs="Times New Roman"/>
+          <w:sz w:val="28"/>
+          <w:szCs w:val="28"/>
+        </w:rPr>
+      </w:pPr>
+      <w:r>
+        <w:rPr>
+          <w:rFonts w:ascii="Times New Roman" w:hAnsi="Times New Roman" w:cs="Times New Roman"/>
+          <w:sz w:val="28"/>
+          <w:szCs w:val="28"/>
+        </w:rPr>
+        <w:t>Интерфейсы должны быть адаптированы под минимальную высоту экрана 1080 пикселя и ширину экрана 1920.</w:t>
       </w:r>
     </w:p>
     <w:p>
@@ -7030,24 +7635,66 @@
           <w:szCs w:val="28"/>
         </w:rPr>
       </w:pPr>
-      <w:bookmarkStart w:id="16" w:name="_Toc239937318"/>
-      <w:r>
-        <w:rPr>
-          <w:rFonts w:ascii="Times New Roman" w:hAnsi="Times New Roman" w:cs="Times New Roman"/>
-          <w:sz w:val="28"/>
-          <w:szCs w:val="28"/>
-        </w:rPr>
-        <w:t>3.1.6 Требования к эргономике и технической эстетике</w:t>
-      </w:r>
-      <w:bookmarkEnd w:id="16"/>
-      <w:r>
-        <w:rPr>
-          <w:rFonts w:ascii="Times New Roman" w:hAnsi="Times New Roman" w:cs="Times New Roman"/>
-          <w:sz w:val="28"/>
-          <w:szCs w:val="28"/>
-        </w:rPr>
-        <w:t xml:space="preserve"> </w:t>
-      </w:r>
+      <w:r>
+        <w:rPr>
+          <w:rFonts w:ascii="Times New Roman" w:hAnsi="Times New Roman" w:cs="Times New Roman"/>
+          <w:sz w:val="28"/>
+          <w:szCs w:val="28"/>
+        </w:rPr>
+        <w:t xml:space="preserve">Элементы интерфейса должны отвечать рекомендациям по верстке интерфейсов </w:t>
+      </w:r>
+      <w:proofErr w:type="spellStart"/>
+      <w:r>
+        <w:rPr>
+          <w:rFonts w:ascii="Times New Roman" w:hAnsi="Times New Roman" w:cs="Times New Roman"/>
+          <w:sz w:val="28"/>
+          <w:szCs w:val="28"/>
+        </w:rPr>
+        <w:t>desktop</w:t>
+      </w:r>
+      <w:proofErr w:type="spellEnd"/>
+      <w:r>
+        <w:rPr>
+          <w:rFonts w:ascii="Times New Roman" w:hAnsi="Times New Roman" w:cs="Times New Roman"/>
+          <w:sz w:val="28"/>
+          <w:szCs w:val="28"/>
+        </w:rPr>
+        <w:t>-приложений указанным в источнике [1].</w:t>
+      </w:r>
+    </w:p>
+    <w:p>
+      <w:pPr>
+        <w:pStyle w:val="12"/>
+        <w:spacing w:after="0" w:line="360" w:lineRule="auto"/>
+        <w:jc w:val="both"/>
+      </w:pPr>
+      <w:bookmarkStart w:id="28" w:name="_Toc239937319"/>
+    </w:p>
+    <w:p>
+      <w:pPr>
+        <w:pStyle w:val="12"/>
+        <w:spacing w:after="0" w:line="360" w:lineRule="auto"/>
+        <w:jc w:val="center"/>
+        <w:rPr>
+          <w:b/>
+          <w:bCs/>
+        </w:rPr>
+      </w:pPr>
+      <w:r>
+        <w:rPr>
+          <w:b/>
+          <w:bCs/>
+        </w:rPr>
+        <w:t>3.1.7 Требования к эксплуатации, техническому обслуживанию, ремонту и хранению компонентов системы</w:t>
+      </w:r>
+      <w:bookmarkEnd w:id="28"/>
+    </w:p>
+    <w:p>
+      <w:pPr>
+        <w:pStyle w:val="12"/>
+        <w:spacing w:after="0" w:line="360" w:lineRule="auto"/>
+        <w:jc w:val="both"/>
+      </w:pPr>
     </w:p>
     <w:p>
       <w:pPr>
@@ -7066,44 +7713,42 @@
           <w:sz w:val="28"/>
           <w:szCs w:val="28"/>
         </w:rPr>
-        <w:t xml:space="preserve">Пользовательские интерфейсы для всех подсистем, разработанных в рамках создания системы должны быть выполнены в виде </w:t>
-      </w:r>
-      <w:proofErr w:type="spellStart"/>
-      <w:r>
-        <w:rPr>
-          <w:rFonts w:ascii="Times New Roman" w:hAnsi="Times New Roman" w:cs="Times New Roman"/>
-          <w:sz w:val="28"/>
-          <w:szCs w:val="28"/>
-        </w:rPr>
-        <w:t>desktop</w:t>
-      </w:r>
-      <w:proofErr w:type="spellEnd"/>
-      <w:r>
-        <w:rPr>
-          <w:rFonts w:ascii="Times New Roman" w:hAnsi="Times New Roman" w:cs="Times New Roman"/>
-          <w:sz w:val="28"/>
-          <w:szCs w:val="28"/>
-        </w:rPr>
-        <w:t xml:space="preserve"> интерфейсов с помощью фреймворков </w:t>
-      </w:r>
-      <w:proofErr w:type="spellStart"/>
-      <w:r>
-        <w:rPr>
-          <w:rFonts w:ascii="Times New Roman" w:hAnsi="Times New Roman" w:cs="Times New Roman"/>
-          <w:sz w:val="28"/>
-          <w:szCs w:val="28"/>
-        </w:rPr>
-        <w:t>WindowsForms</w:t>
-      </w:r>
-      <w:proofErr w:type="spellEnd"/>
-      <w:r>
-        <w:rPr>
-          <w:rFonts w:ascii="Times New Roman" w:hAnsi="Times New Roman" w:cs="Times New Roman"/>
-          <w:sz w:val="28"/>
-          <w:szCs w:val="28"/>
-        </w:rPr>
-        <w:t>, WPF или аналогичных им, позволяющих создавать пользовательские интерфейсы для ОС Windows 10 и выше.</w:t>
-      </w:r>
+        <w:t>Дополнительные требования к эксплуатации, техническому обслуживанию, ремонту и хранению компонентов системы не предъявляются.</w:t>
+      </w:r>
+    </w:p>
+    <w:p>
+      <w:pPr>
+        <w:pStyle w:val="12"/>
+        <w:spacing w:after="0" w:line="360" w:lineRule="auto"/>
+        <w:jc w:val="both"/>
+      </w:pPr>
+      <w:bookmarkStart w:id="29" w:name="_Toc239937320"/>
+    </w:p>
+    <w:p>
+      <w:pPr>
+        <w:pStyle w:val="12"/>
+        <w:spacing w:after="0" w:line="360" w:lineRule="auto"/>
+        <w:jc w:val="center"/>
+        <w:rPr>
+          <w:b/>
+          <w:bCs/>
+        </w:rPr>
+      </w:pPr>
+      <w:r>
+        <w:rPr>
+          <w:b/>
+          <w:bCs/>
+        </w:rPr>
+        <w:t>3.1.8 Требования к защите информации от несанкционированного доступа</w:t>
+      </w:r>
+      <w:bookmarkEnd w:id="29"/>
+    </w:p>
+    <w:p>
+      <w:pPr>
+        <w:pStyle w:val="12"/>
+        <w:spacing w:after="0" w:line="360" w:lineRule="auto"/>
+        <w:jc w:val="both"/>
+      </w:pPr>
     </w:p>
     <w:p>
       <w:pPr>
@@ -7122,8 +7767,58 @@
           <w:sz w:val="28"/>
           <w:szCs w:val="28"/>
         </w:rPr>
-        <w:t>Интерфейсы должны быть адаптированы под минимальную высоту экрана 1080 пикселя и ширину экрана 1920.</w:t>
-      </w:r>
+        <w:t>Дополнительные требования к защите</w:t>
+      </w:r>
+      <w:r>
+        <w:rPr>
+          <w:rFonts w:ascii="Times New Roman" w:hAnsi="Times New Roman" w:cs="Times New Roman"/>
+          <w:sz w:val="28"/>
+          <w:szCs w:val="28"/>
+        </w:rPr>
+        <w:t xml:space="preserve"> информации от</w:t>
+      </w:r>
+      <w:r>
+        <w:rPr>
+          <w:rFonts w:ascii="Times New Roman" w:hAnsi="Times New Roman" w:cs="Times New Roman"/>
+          <w:sz w:val="28"/>
+          <w:szCs w:val="28"/>
+        </w:rPr>
+        <w:t xml:space="preserve"> несанкционированного доступа не предъявляются.</w:t>
+      </w:r>
+    </w:p>
+    <w:p>
+      <w:pPr>
+        <w:pStyle w:val="12"/>
+        <w:spacing w:after="0" w:line="360" w:lineRule="auto"/>
+        <w:jc w:val="both"/>
+      </w:pPr>
+      <w:bookmarkStart w:id="30" w:name="_Toc239937321"/>
+    </w:p>
+    <w:p>
+      <w:pPr>
+        <w:pStyle w:val="12"/>
+        <w:spacing w:after="0" w:line="360" w:lineRule="auto"/>
+        <w:jc w:val="center"/>
+        <w:rPr>
+          <w:b/>
+          <w:bCs/>
+        </w:rPr>
+      </w:pPr>
+      <w:r>
+        <w:rPr>
+          <w:b/>
+          <w:bCs/>
+        </w:rPr>
+        <w:t>3.1.9 Требования по сохранности информации при авариях</w:t>
+      </w:r>
+      <w:bookmarkEnd w:id="30"/>
+    </w:p>
+    <w:p>
+      <w:pPr>
+        <w:pStyle w:val="12"/>
+        <w:spacing w:after="0" w:line="360" w:lineRule="auto"/>
+        <w:jc w:val="both"/>
+      </w:pPr>
     </w:p>
     <w:p>
       <w:pPr>
@@ -7142,39 +7837,104 @@
           <w:sz w:val="28"/>
           <w:szCs w:val="28"/>
         </w:rPr>
-        <w:t xml:space="preserve">Элементы интерфейса должны отвечать рекомендациям по верстке интерфейсов </w:t>
-      </w:r>
-      <w:proofErr w:type="spellStart"/>
-      <w:r>
-        <w:rPr>
-          <w:rFonts w:ascii="Times New Roman" w:hAnsi="Times New Roman" w:cs="Times New Roman"/>
-          <w:sz w:val="28"/>
-          <w:szCs w:val="28"/>
-        </w:rPr>
-        <w:t>desktop</w:t>
-      </w:r>
-      <w:proofErr w:type="spellEnd"/>
-      <w:r>
-        <w:rPr>
-          <w:rFonts w:ascii="Times New Roman" w:hAnsi="Times New Roman" w:cs="Times New Roman"/>
-          <w:sz w:val="28"/>
-          <w:szCs w:val="28"/>
-        </w:rPr>
-        <w:t>-приложений указанным в источнике [1].</w:t>
+        <w:t>Дополнительные требования по сохранности информации при авариях не предъявляются.</w:t>
       </w:r>
     </w:p>
     <w:p>
       <w:pPr>
         <w:pStyle w:val="12"/>
+        <w:spacing w:after="0" w:line="360" w:lineRule="auto"/>
+        <w:jc w:val="both"/>
+      </w:pPr>
+      <w:bookmarkStart w:id="31" w:name="_Toc239937322"/>
+    </w:p>
+    <w:p>
+      <w:pPr>
+        <w:pStyle w:val="12"/>
+        <w:spacing w:after="0" w:line="360" w:lineRule="auto"/>
+        <w:jc w:val="both"/>
+      </w:pPr>
+    </w:p>
+    <w:p>
+      <w:pPr>
+        <w:pStyle w:val="12"/>
+        <w:spacing w:after="0" w:line="360" w:lineRule="auto"/>
+        <w:jc w:val="center"/>
+        <w:rPr>
+          <w:b/>
+          <w:bCs/>
+        </w:rPr>
+      </w:pPr>
+      <w:r>
+        <w:rPr>
+          <w:b/>
+          <w:bCs/>
+        </w:rPr>
+        <w:lastRenderedPageBreak/>
+        <w:t>3.1.10 Требования к защите от влияния внешних воздействий</w:t>
+      </w:r>
+      <w:bookmarkEnd w:id="31"/>
+    </w:p>
+    <w:p>
+      <w:pPr>
+        <w:pStyle w:val="12"/>
+        <w:spacing w:after="0" w:line="360" w:lineRule="auto"/>
+        <w:jc w:val="center"/>
+      </w:pPr>
+    </w:p>
+    <w:p>
+      <w:pPr>
         <w:spacing w:after="0" w:line="360" w:lineRule="auto"/>
         <w:ind w:firstLine="709"/>
         <w:jc w:val="both"/>
-      </w:pPr>
-      <w:bookmarkStart w:id="17" w:name="_Toc239937319"/>
-      <w:r>
-        <w:t>3.1.7 Требования к эксплуатации, техническому обслуживанию, ремонту и хранению компонентов системы</w:t>
-      </w:r>
-      <w:bookmarkEnd w:id="17"/>
+        <w:rPr>
+          <w:rFonts w:ascii="Times New Roman" w:hAnsi="Times New Roman" w:cs="Times New Roman"/>
+          <w:sz w:val="28"/>
+          <w:szCs w:val="28"/>
+        </w:rPr>
+      </w:pPr>
+      <w:r>
+        <w:rPr>
+          <w:rFonts w:ascii="Times New Roman" w:hAnsi="Times New Roman" w:cs="Times New Roman"/>
+          <w:sz w:val="28"/>
+          <w:szCs w:val="28"/>
+        </w:rPr>
+        <w:t>Дополнительные требования к защите от влияния внешних воздействий не предъявляются.</w:t>
+      </w:r>
+    </w:p>
+    <w:p>
+      <w:pPr>
+        <w:pStyle w:val="12"/>
+        <w:spacing w:after="0" w:line="360" w:lineRule="auto"/>
+        <w:jc w:val="both"/>
+      </w:pPr>
+      <w:bookmarkStart w:id="32" w:name="_Toc239937323"/>
+    </w:p>
+    <w:p>
+      <w:pPr>
+        <w:pStyle w:val="12"/>
+        <w:spacing w:after="0" w:line="360" w:lineRule="auto"/>
+        <w:jc w:val="center"/>
+        <w:rPr>
+          <w:b/>
+          <w:bCs/>
+        </w:rPr>
+      </w:pPr>
+      <w:r>
+        <w:rPr>
+          <w:b/>
+          <w:bCs/>
+        </w:rPr>
+        <w:t>3.1.11 Требования к патентной чистоте</w:t>
+      </w:r>
+      <w:bookmarkEnd w:id="32"/>
+    </w:p>
+    <w:p>
+      <w:pPr>
+        <w:pStyle w:val="12"/>
+        <w:spacing w:after="0" w:line="360" w:lineRule="auto"/>
+        <w:jc w:val="both"/>
+      </w:pPr>
       <w:r>
         <w:t xml:space="preserve"> </w:t>
       </w:r>
@@ -7196,24 +7956,321 @@
           <w:sz w:val="28"/>
           <w:szCs w:val="28"/>
         </w:rPr>
-        <w:t>Дополнительные требования к эксплуатации, техническому обслуживанию, ремонту и хранению компонентов системы не предъявляются.</w:t>
-      </w:r>
+        <w:t xml:space="preserve">Дополнительные требования к патентной чистоте не предъявляются. </w:t>
+      </w:r>
+      <w:bookmarkStart w:id="33" w:name="_Toc239937324"/>
     </w:p>
     <w:p>
       <w:pPr>
         <w:pStyle w:val="12"/>
+        <w:spacing w:after="0" w:line="360" w:lineRule="auto"/>
+        <w:jc w:val="both"/>
+      </w:pPr>
+    </w:p>
+    <w:p>
+      <w:pPr>
+        <w:pStyle w:val="12"/>
+        <w:spacing w:after="0" w:line="360" w:lineRule="auto"/>
+        <w:jc w:val="center"/>
+        <w:rPr>
+          <w:b/>
+          <w:bCs/>
+        </w:rPr>
+      </w:pPr>
+      <w:r>
+        <w:rPr>
+          <w:b/>
+          <w:bCs/>
+        </w:rPr>
+        <w:t>3.1.12 Требования по стандартизации и унификации</w:t>
+      </w:r>
+      <w:bookmarkEnd w:id="33"/>
+    </w:p>
+    <w:p>
+      <w:pPr>
+        <w:pStyle w:val="12"/>
+        <w:spacing w:after="0" w:line="360" w:lineRule="auto"/>
+        <w:jc w:val="both"/>
+      </w:pPr>
+    </w:p>
+    <w:p>
+      <w:pPr>
         <w:spacing w:after="0" w:line="360" w:lineRule="auto"/>
         <w:ind w:firstLine="709"/>
         <w:jc w:val="both"/>
-      </w:pPr>
-      <w:bookmarkStart w:id="18" w:name="_Toc239937320"/>
-      <w:r>
-        <w:t>3.1.8 Требования к защите информации от несанкционированного доступа</w:t>
-      </w:r>
-      <w:bookmarkEnd w:id="18"/>
-      <w:r>
+        <w:rPr>
+          <w:rFonts w:ascii="Times New Roman" w:hAnsi="Times New Roman" w:cs="Times New Roman"/>
+          <w:sz w:val="28"/>
+          <w:szCs w:val="28"/>
+        </w:rPr>
+      </w:pPr>
+      <w:r>
+        <w:rPr>
+          <w:rFonts w:ascii="Times New Roman" w:hAnsi="Times New Roman" w:cs="Times New Roman"/>
+          <w:sz w:val="28"/>
+          <w:szCs w:val="28"/>
+        </w:rPr>
+        <w:t xml:space="preserve">Разработка системы должна осуществляться в рамках рекомендаций по стандартизации Р 50-54-38-88 </w:t>
+      </w:r>
+      <w:r>
+        <w:rPr>
+          <w:rFonts w:ascii="Times New Roman" w:hAnsi="Times New Roman" w:cs="Times New Roman"/>
+          <w:sz w:val="28"/>
+          <w:szCs w:val="28"/>
+        </w:rPr>
+        <w:t>«</w:t>
+      </w:r>
+      <w:r>
+        <w:rPr>
+          <w:rFonts w:ascii="Times New Roman" w:hAnsi="Times New Roman" w:cs="Times New Roman"/>
+          <w:sz w:val="28"/>
+          <w:szCs w:val="28"/>
+        </w:rPr>
+        <w:t>Общесистемное машиностроительного применения. Общие требования</w:t>
+      </w:r>
+      <w:r>
+        <w:rPr>
+          <w:rFonts w:ascii="Times New Roman" w:hAnsi="Times New Roman" w:cs="Times New Roman"/>
+          <w:sz w:val="28"/>
+          <w:szCs w:val="28"/>
+        </w:rPr>
+        <w:t>»</w:t>
+      </w:r>
+      <w:r>
+        <w:rPr>
+          <w:rFonts w:ascii="Times New Roman" w:hAnsi="Times New Roman" w:cs="Times New Roman"/>
+          <w:sz w:val="28"/>
+          <w:szCs w:val="28"/>
+        </w:rPr>
+        <w:t>.</w:t>
+      </w:r>
+    </w:p>
+    <w:p>
+      <w:pPr>
+        <w:spacing w:after="0" w:line="360" w:lineRule="auto"/>
+        <w:jc w:val="both"/>
+        <w:rPr>
+          <w:rFonts w:ascii="Times New Roman" w:hAnsi="Times New Roman" w:cs="Times New Roman"/>
+          <w:sz w:val="28"/>
+          <w:szCs w:val="28"/>
+        </w:rPr>
+      </w:pPr>
+    </w:p>
+    <w:p>
+      <w:pPr>
+        <w:pStyle w:val="12"/>
+        <w:spacing w:after="0" w:line="360" w:lineRule="auto"/>
+        <w:jc w:val="center"/>
+        <w:rPr>
+          <w:b/>
+          <w:bCs/>
+        </w:rPr>
+      </w:pPr>
+      <w:bookmarkStart w:id="34" w:name="_Toc239937325"/>
+      <w:r>
+        <w:rPr>
+          <w:b/>
+          <w:bCs/>
+        </w:rPr>
+        <w:t>3.2 Требования к функциям (задачам), выполняемым АС</w:t>
+      </w:r>
+      <w:bookmarkEnd w:id="34"/>
+    </w:p>
+    <w:p>
+      <w:pPr>
+        <w:pStyle w:val="12"/>
+        <w:spacing w:after="0" w:line="360" w:lineRule="auto"/>
+        <w:jc w:val="both"/>
+      </w:pPr>
+      <w:bookmarkStart w:id="35" w:name="_Toc239937326"/>
+    </w:p>
+    <w:p>
+      <w:pPr>
+        <w:pStyle w:val="12"/>
+        <w:spacing w:after="0" w:line="360" w:lineRule="auto"/>
+        <w:jc w:val="center"/>
+        <w:rPr>
+          <w:b/>
+          <w:bCs/>
+        </w:rPr>
+      </w:pPr>
+      <w:r>
+        <w:rPr>
+          <w:b/>
+          <w:bCs/>
+        </w:rPr>
+        <w:t>3.2.1 Перечень функций, задач или их комплексов</w:t>
+      </w:r>
+      <w:bookmarkEnd w:id="35"/>
+    </w:p>
+    <w:p>
+      <w:pPr>
+        <w:pStyle w:val="12"/>
+        <w:spacing w:after="0" w:line="360" w:lineRule="auto"/>
+        <w:jc w:val="both"/>
+        <w:rPr>
+          <w:rFonts w:cs="Times New Roman"/>
+          <w:strike/>
+          <w:szCs w:val="28"/>
+        </w:rPr>
+      </w:pPr>
+    </w:p>
+    <w:p>
+      <w:pPr>
+        <w:spacing w:after="0" w:line="360" w:lineRule="auto"/>
+        <w:ind w:firstLine="708"/>
+        <w:jc w:val="both"/>
+        <w:rPr>
+          <w:rFonts w:ascii="Times New Roman" w:hAnsi="Times New Roman" w:cs="Times New Roman"/>
+          <w:sz w:val="28"/>
+          <w:szCs w:val="28"/>
+        </w:rPr>
+      </w:pPr>
+      <w:proofErr w:type="gramStart"/>
+      <w:r>
+        <w:rPr>
+          <w:rFonts w:ascii="Times New Roman" w:hAnsi="Times New Roman" w:cs="Times New Roman"/>
+          <w:sz w:val="28"/>
+          <w:szCs w:val="28"/>
+        </w:rPr>
+        <w:t>САПР</w:t>
+      </w:r>
+      <w:proofErr w:type="gramEnd"/>
+      <w:r>
+        <w:rPr>
+          <w:rFonts w:ascii="Times New Roman" w:hAnsi="Times New Roman" w:cs="Times New Roman"/>
+          <w:sz w:val="28"/>
+          <w:szCs w:val="28"/>
+        </w:rPr>
         <w:t xml:space="preserve"> </w:t>
       </w:r>
+      <w:r>
+        <w:rPr>
+          <w:rFonts w:ascii="Times New Roman" w:hAnsi="Times New Roman" w:cs="Times New Roman"/>
+          <w:sz w:val="28"/>
+          <w:szCs w:val="28"/>
+        </w:rPr>
+        <w:t>Рамка для фотографии</w:t>
+      </w:r>
+      <w:r>
+        <w:rPr>
+          <w:rFonts w:ascii="Times New Roman" w:hAnsi="Times New Roman" w:cs="Times New Roman"/>
+          <w:sz w:val="28"/>
+          <w:szCs w:val="28"/>
+        </w:rPr>
+        <w:t xml:space="preserve"> – д</w:t>
+      </w:r>
+      <w:r>
+        <w:rPr>
+          <w:rFonts w:ascii="Times New Roman" w:hAnsi="Times New Roman" w:cs="Times New Roman"/>
+          <w:sz w:val="28"/>
+          <w:szCs w:val="28"/>
+        </w:rPr>
+        <w:t>екоративное обрамление для картины, фотографии или документа, предназначенное для их фиксации, защиты и установки на горизонтальной поверхности. Рамка состоит из прямоугольного профиля (багета), сплошной задней стенки и опорной подставки (ножки).</w:t>
+      </w:r>
+    </w:p>
+    <w:p>
+      <w:pPr>
+        <w:spacing w:after="0" w:line="360" w:lineRule="auto"/>
+        <w:ind w:firstLine="708"/>
+        <w:jc w:val="both"/>
+        <w:rPr>
+          <w:rFonts w:ascii="Times New Roman" w:hAnsi="Times New Roman" w:cs="Times New Roman"/>
+          <w:sz w:val="28"/>
+          <w:szCs w:val="28"/>
+        </w:rPr>
+      </w:pPr>
+      <w:r>
+        <w:rPr>
+          <w:rFonts w:ascii="Times New Roman" w:hAnsi="Times New Roman" w:cs="Times New Roman"/>
+          <w:sz w:val="28"/>
+          <w:szCs w:val="28"/>
+        </w:rPr>
+        <w:t xml:space="preserve">В рамках задачи должен быть спроектирован и реализован механизм задания геометрических параметров рамки (габариты, ширина окантовки, угол наклона подставки) с проверкой их корректности. Также должна быть разработана система взаимодействия с API САПР «Autodesk </w:t>
+      </w:r>
+      <w:proofErr w:type="spellStart"/>
+      <w:r>
+        <w:rPr>
+          <w:rFonts w:ascii="Times New Roman" w:hAnsi="Times New Roman" w:cs="Times New Roman"/>
+          <w:sz w:val="28"/>
+          <w:szCs w:val="28"/>
+        </w:rPr>
+        <w:t>Inventor</w:t>
+      </w:r>
+      <w:proofErr w:type="spellEnd"/>
+      <w:r>
+        <w:rPr>
+          <w:rFonts w:ascii="Times New Roman" w:hAnsi="Times New Roman" w:cs="Times New Roman"/>
+          <w:sz w:val="28"/>
+          <w:szCs w:val="28"/>
+        </w:rPr>
+        <w:t>», производящая автоматическое 3D-построение модели рамки для фотографии с подставкой на основе заданных пользователем параметров.</w:t>
+      </w:r>
+    </w:p>
+    <w:p>
+      <w:pPr>
+        <w:spacing w:after="0" w:line="360" w:lineRule="auto"/>
+        <w:ind w:firstLine="708"/>
+        <w:jc w:val="both"/>
+        <w:rPr>
+          <w:rFonts w:ascii="Times New Roman" w:hAnsi="Times New Roman" w:cs="Times New Roman"/>
+          <w:sz w:val="28"/>
+          <w:szCs w:val="28"/>
+        </w:rPr>
+      </w:pPr>
+    </w:p>
+    <w:p>
+      <w:pPr>
+        <w:pStyle w:val="12"/>
+        <w:spacing w:after="0" w:line="360" w:lineRule="auto"/>
+        <w:jc w:val="center"/>
+        <w:rPr>
+          <w:b/>
+          <w:bCs/>
+        </w:rPr>
+      </w:pPr>
+      <w:bookmarkStart w:id="36" w:name="_Toc239937327"/>
+      <w:r>
+        <w:rPr>
+          <w:b/>
+          <w:bCs/>
+        </w:rPr>
+        <w:lastRenderedPageBreak/>
+        <w:t>3.3 Требования к видам обеспечения АС</w:t>
+      </w:r>
+      <w:bookmarkEnd w:id="36"/>
+    </w:p>
+    <w:p>
+      <w:pPr>
+        <w:pStyle w:val="12"/>
+        <w:spacing w:after="0" w:line="360" w:lineRule="auto"/>
+      </w:pPr>
+      <w:bookmarkStart w:id="37" w:name="_Toc239937328"/>
+    </w:p>
+    <w:p>
+      <w:pPr>
+        <w:pStyle w:val="12"/>
+        <w:spacing w:after="0" w:line="360" w:lineRule="auto"/>
+        <w:jc w:val="center"/>
+        <w:rPr>
+          <w:b/>
+          <w:bCs/>
+        </w:rPr>
+      </w:pPr>
+      <w:r>
+        <w:rPr>
+          <w:b/>
+          <w:bCs/>
+        </w:rPr>
+        <w:t>3.3.1 Требования к математическому обеспечению системы</w:t>
+      </w:r>
+      <w:bookmarkEnd w:id="37"/>
+    </w:p>
+    <w:p>
+      <w:pPr>
+        <w:pStyle w:val="12"/>
+        <w:spacing w:after="0" w:line="360" w:lineRule="auto"/>
+      </w:pPr>
     </w:p>
     <w:p>
       <w:pPr>
@@ -7232,37 +8289,92 @@
           <w:sz w:val="28"/>
           <w:szCs w:val="28"/>
         </w:rPr>
-        <w:t>Дополнительные требования к защите</w:t>
-      </w:r>
-      <w:r>
-        <w:rPr>
-          <w:rFonts w:ascii="Times New Roman" w:hAnsi="Times New Roman" w:cs="Times New Roman"/>
-          <w:sz w:val="28"/>
-          <w:szCs w:val="28"/>
-        </w:rPr>
-        <w:t xml:space="preserve"> информации от</w:t>
-      </w:r>
-      <w:r>
-        <w:rPr>
-          <w:rFonts w:ascii="Times New Roman" w:hAnsi="Times New Roman" w:cs="Times New Roman"/>
-          <w:sz w:val="28"/>
-          <w:szCs w:val="28"/>
-        </w:rPr>
-        <w:t xml:space="preserve"> несанкционированного доступа не предъявляются.</w:t>
+        <w:t xml:space="preserve">Дополнительные требования к математическому обеспечению системы не предъявляются. </w:t>
       </w:r>
     </w:p>
     <w:p>
       <w:pPr>
         <w:pStyle w:val="12"/>
+        <w:spacing w:after="0" w:line="360" w:lineRule="auto"/>
+      </w:pPr>
+      <w:bookmarkStart w:id="38" w:name="_Toc239937329"/>
+    </w:p>
+    <w:p>
+      <w:pPr>
+        <w:pStyle w:val="12"/>
+        <w:spacing w:after="0" w:line="360" w:lineRule="auto"/>
+        <w:jc w:val="center"/>
+        <w:rPr>
+          <w:b/>
+          <w:bCs/>
+        </w:rPr>
+      </w:pPr>
+      <w:r>
+        <w:rPr>
+          <w:b/>
+          <w:bCs/>
+        </w:rPr>
+        <w:t>3.3.2 Требования к информационному обеспечению системы</w:t>
+      </w:r>
+      <w:bookmarkEnd w:id="38"/>
+    </w:p>
+    <w:p>
+      <w:pPr>
+        <w:pStyle w:val="12"/>
+        <w:spacing w:after="0" w:line="360" w:lineRule="auto"/>
+      </w:pPr>
+    </w:p>
+    <w:p>
+      <w:pPr>
         <w:spacing w:after="0" w:line="360" w:lineRule="auto"/>
         <w:ind w:firstLine="709"/>
         <w:jc w:val="both"/>
-      </w:pPr>
-      <w:bookmarkStart w:id="19" w:name="_Toc239937321"/>
-      <w:r>
-        <w:t>3.1.9 Требования по сохранности информации при авариях</w:t>
-      </w:r>
-      <w:bookmarkEnd w:id="19"/>
+        <w:rPr>
+          <w:rFonts w:ascii="Times New Roman" w:hAnsi="Times New Roman" w:cs="Times New Roman"/>
+          <w:sz w:val="28"/>
+          <w:szCs w:val="28"/>
+        </w:rPr>
+      </w:pPr>
+      <w:r>
+        <w:rPr>
+          <w:rFonts w:ascii="Times New Roman" w:hAnsi="Times New Roman" w:cs="Times New Roman"/>
+          <w:sz w:val="28"/>
+          <w:szCs w:val="28"/>
+        </w:rPr>
+        <w:t>Дополнительные требования по информационному обеспечению системы не предъявляются.</w:t>
+      </w:r>
+    </w:p>
+    <w:p>
+      <w:pPr>
+        <w:pStyle w:val="12"/>
+        <w:spacing w:after="0" w:line="360" w:lineRule="auto"/>
+      </w:pPr>
+      <w:bookmarkStart w:id="39" w:name="_Toc239937330"/>
+    </w:p>
+    <w:p>
+      <w:pPr>
+        <w:pStyle w:val="12"/>
+        <w:spacing w:after="0" w:line="360" w:lineRule="auto"/>
+        <w:jc w:val="center"/>
+        <w:rPr>
+          <w:b/>
+          <w:bCs/>
+        </w:rPr>
+      </w:pPr>
+      <w:r>
+        <w:rPr>
+          <w:b/>
+          <w:bCs/>
+        </w:rPr>
+        <w:t>3.3.3 Требования к лингвистическому обеспечению системы</w:t>
+      </w:r>
+      <w:bookmarkEnd w:id="39"/>
+    </w:p>
+    <w:p>
+      <w:pPr>
+        <w:pStyle w:val="12"/>
+        <w:spacing w:after="0" w:line="360" w:lineRule="auto"/>
+      </w:pPr>
     </w:p>
     <w:p>
       <w:pPr>
@@ -7281,21 +8393,94 @@
           <w:sz w:val="28"/>
           <w:szCs w:val="28"/>
         </w:rPr>
-        <w:t>Дополнительные требования по сохранности информации при авариях не предъявляются.</w:t>
+        <w:t>При разработке программы допускается использовать русский и английский языки, при этом не допускается использование обоих одновременно. При реализации сразу двух языков должна быть предусмотрена возможность переключения между ними.</w:t>
       </w:r>
     </w:p>
     <w:p>
       <w:pPr>
         <w:pStyle w:val="12"/>
+        <w:spacing w:after="0" w:line="360" w:lineRule="auto"/>
+      </w:pPr>
+      <w:bookmarkStart w:id="40" w:name="_Toc239937331"/>
+    </w:p>
+    <w:p>
+      <w:pPr>
+        <w:pStyle w:val="12"/>
+        <w:spacing w:after="0" w:line="360" w:lineRule="auto"/>
+        <w:jc w:val="center"/>
+        <w:rPr>
+          <w:b/>
+          <w:bCs/>
+        </w:rPr>
+      </w:pPr>
+      <w:r>
+        <w:rPr>
+          <w:b/>
+          <w:bCs/>
+        </w:rPr>
+        <w:t>3.3.4 Требования к программному обеспечению системы</w:t>
+      </w:r>
+      <w:bookmarkEnd w:id="40"/>
+    </w:p>
+    <w:p>
+      <w:pPr>
+        <w:pStyle w:val="12"/>
+        <w:spacing w:after="0" w:line="360" w:lineRule="auto"/>
+      </w:pPr>
+    </w:p>
+    <w:p>
+      <w:pPr>
         <w:spacing w:after="0" w:line="360" w:lineRule="auto"/>
         <w:ind w:firstLine="709"/>
         <w:jc w:val="both"/>
-      </w:pPr>
-      <w:bookmarkStart w:id="20" w:name="_Toc239937322"/>
-      <w:r>
-        <w:t>3.1.10 Требования к защите от влияния внешних воздействий</w:t>
-      </w:r>
-      <w:bookmarkEnd w:id="20"/>
+        <w:rPr>
+          <w:rFonts w:ascii="Times New Roman" w:hAnsi="Times New Roman" w:cs="Times New Roman"/>
+          <w:sz w:val="28"/>
+          <w:szCs w:val="28"/>
+        </w:rPr>
+      </w:pPr>
+      <w:r>
+        <w:rPr>
+          <w:rFonts w:ascii="Times New Roman" w:hAnsi="Times New Roman" w:cs="Times New Roman"/>
+          <w:sz w:val="28"/>
+          <w:szCs w:val="28"/>
+        </w:rPr>
+        <w:t xml:space="preserve">При выборе программного обеспечения необходимо отдавать предпочтение платформам разработки и библиотекам, распространяемым под лицензией MIT или аналогичным ей лицензиям, допускающим свободное использование в любом ПО и освобождающим использующих от любой оплаты. Версия САПР </w:t>
+      </w:r>
+      <w:proofErr w:type="spellStart"/>
+      <w:r>
+        <w:rPr>
+          <w:rFonts w:ascii="Times New Roman" w:hAnsi="Times New Roman" w:cs="Times New Roman"/>
+          <w:sz w:val="28"/>
+          <w:szCs w:val="28"/>
+        </w:rPr>
+        <w:t>Inventor</w:t>
+      </w:r>
+      <w:proofErr w:type="spellEnd"/>
+      <w:r>
+        <w:rPr>
+          <w:rFonts w:ascii="Times New Roman" w:hAnsi="Times New Roman" w:cs="Times New Roman"/>
+          <w:sz w:val="28"/>
+          <w:szCs w:val="28"/>
+        </w:rPr>
+        <w:t xml:space="preserve"> версии 202</w:t>
+      </w:r>
+      <w:r>
+        <w:rPr>
+          <w:rFonts w:ascii="Times New Roman" w:hAnsi="Times New Roman" w:cs="Times New Roman"/>
+          <w:sz w:val="28"/>
+          <w:szCs w:val="28"/>
+        </w:rPr>
+        <w:t>6</w:t>
+      </w:r>
+      <w:r>
+        <w:rPr>
+          <w:rFonts w:ascii="Times New Roman" w:hAnsi="Times New Roman" w:cs="Times New Roman"/>
+          <w:sz w:val="28"/>
+          <w:szCs w:val="28"/>
+        </w:rPr>
+        <w:t>.</w:t>
+      </w:r>
     </w:p>
     <w:p>
       <w:pPr>
@@ -7314,23 +8499,83 @@
           <w:sz w:val="28"/>
           <w:szCs w:val="28"/>
         </w:rPr>
-        <w:t>Дополнительные требования к защите от влияния внешних воздействий не предъявляются.</w:t>
+        <w:t>Помимо этого, разработанная система должна работать на ПК с ОС Windows версии 10 и старше и разрядностью х64 с NET Framework 4.7.2.</w:t>
+      </w:r>
+    </w:p>
+    <w:p>
+      <w:pPr>
+        <w:rPr>
+          <w:rFonts w:ascii="Times New Roman" w:hAnsi="Times New Roman"/>
+          <w:sz w:val="28"/>
+        </w:rPr>
+      </w:pPr>
+      <w:bookmarkStart w:id="41" w:name="_Toc239937332"/>
+      <w:r>
+        <w:br w:type="page"/>
       </w:r>
     </w:p>
     <w:p>
       <w:pPr>
         <w:pStyle w:val="12"/>
+        <w:spacing w:after="0" w:line="360" w:lineRule="auto"/>
+        <w:jc w:val="center"/>
+        <w:rPr>
+          <w:b/>
+          <w:bCs/>
+        </w:rPr>
+      </w:pPr>
+      <w:r>
+        <w:rPr>
+          <w:b/>
+          <w:bCs/>
+        </w:rPr>
+        <w:lastRenderedPageBreak/>
+        <w:t>3.3.5 Требования к техническому обеспечению системы</w:t>
+      </w:r>
+      <w:bookmarkEnd w:id="41"/>
+    </w:p>
+    <w:p>
+      <w:pPr>
+        <w:pStyle w:val="12"/>
+        <w:spacing w:after="0" w:line="360" w:lineRule="auto"/>
+      </w:pPr>
+    </w:p>
+    <w:p>
+      <w:pPr>
         <w:spacing w:after="0" w:line="360" w:lineRule="auto"/>
         <w:ind w:firstLine="709"/>
         <w:jc w:val="both"/>
-      </w:pPr>
-      <w:bookmarkStart w:id="21" w:name="_Toc239937323"/>
-      <w:r>
-        <w:t>3.1.11 Требования к патентной чистоте</w:t>
-      </w:r>
-      <w:bookmarkEnd w:id="21"/>
-      <w:r>
+        <w:rPr>
+          <w:rFonts w:ascii="Times New Roman" w:hAnsi="Times New Roman" w:cs="Times New Roman"/>
+          <w:sz w:val="28"/>
+          <w:szCs w:val="28"/>
+        </w:rPr>
+      </w:pPr>
+      <w:r>
+        <w:rPr>
+          <w:rFonts w:ascii="Times New Roman" w:hAnsi="Times New Roman" w:cs="Times New Roman"/>
+          <w:sz w:val="28"/>
+          <w:szCs w:val="28"/>
+        </w:rPr>
+        <w:t>−</w:t>
+      </w:r>
+      <w:r>
+        <w:rPr>
+          <w:rFonts w:ascii="Times New Roman" w:hAnsi="Times New Roman" w:cs="Times New Roman"/>
+          <w:sz w:val="28"/>
+          <w:szCs w:val="28"/>
+        </w:rPr>
         <w:t xml:space="preserve"> </w:t>
+      </w:r>
+      <w:commentRangeStart w:id="42"/>
+      <w:commentRangeStart w:id="43"/>
+      <w:r>
+        <w:rPr>
+          <w:rFonts w:ascii="Times New Roman" w:hAnsi="Times New Roman" w:cs="Times New Roman"/>
+          <w:sz w:val="28"/>
+          <w:szCs w:val="28"/>
+        </w:rPr>
+        <w:t>ЦП 2.5 ГГц;</w:t>
       </w:r>
     </w:p>
     <w:p>
@@ -7350,7 +8595,23 @@
           <w:sz w:val="28"/>
           <w:szCs w:val="28"/>
         </w:rPr>
-        <w:t xml:space="preserve">Дополнительные требования к патентной чистоте не предъявляются. </w:t>
+        <w:t>−</w:t>
+      </w:r>
+      <w:r>
+        <w:rPr>
+          <w:rFonts w:ascii="Times New Roman" w:hAnsi="Times New Roman" w:cs="Times New Roman"/>
+          <w:sz w:val="28"/>
+          <w:szCs w:val="28"/>
+        </w:rPr>
+        <w:t xml:space="preserve"> </w:t>
+      </w:r>
+      <w:r>
+        <w:rPr>
+          <w:rFonts w:ascii="Times New Roman" w:hAnsi="Times New Roman" w:cs="Times New Roman"/>
+          <w:sz w:val="28"/>
+          <w:szCs w:val="28"/>
+        </w:rPr>
+        <w:t xml:space="preserve">16 ГБ ОЗУ; </w:t>
       </w:r>
     </w:p>
     <w:p>
@@ -7359,30 +8620,120 @@
         <w:ind w:firstLine="709"/>
         <w:jc w:val="both"/>
         <w:rPr>
-          <w:rFonts w:ascii="Times New Roman" w:hAnsi="Times New Roman"/>
-          <w:sz w:val="28"/>
-        </w:rPr>
-      </w:pPr>
-      <w:bookmarkStart w:id="22" w:name="_Toc239937324"/>
-      <w:r>
-        <w:br w:type="page"/>
-      </w:r>
-    </w:p>
-    <w:p>
-      <w:pPr>
-        <w:pStyle w:val="12"/>
+          <w:rFonts w:ascii="Times New Roman" w:hAnsi="Times New Roman" w:cs="Times New Roman"/>
+          <w:sz w:val="28"/>
+          <w:szCs w:val="28"/>
+        </w:rPr>
+      </w:pPr>
+      <w:r>
+        <w:rPr>
+          <w:rFonts w:ascii="Times New Roman" w:hAnsi="Times New Roman" w:cs="Times New Roman"/>
+          <w:sz w:val="28"/>
+          <w:szCs w:val="28"/>
+        </w:rPr>
+        <w:t>−</w:t>
+      </w:r>
+      <w:r>
+        <w:rPr>
+          <w:rFonts w:ascii="Times New Roman" w:hAnsi="Times New Roman" w:cs="Times New Roman"/>
+          <w:sz w:val="28"/>
+          <w:szCs w:val="28"/>
+        </w:rPr>
+        <w:t xml:space="preserve"> </w:t>
+      </w:r>
+      <w:r>
+        <w:rPr>
+          <w:rFonts w:ascii="Times New Roman" w:hAnsi="Times New Roman" w:cs="Times New Roman"/>
+          <w:sz w:val="28"/>
+          <w:szCs w:val="28"/>
+        </w:rPr>
+        <w:t xml:space="preserve">место на диске — 40 ГБ; </w:t>
+      </w:r>
+    </w:p>
+    <w:p>
+      <w:pPr>
         <w:spacing w:after="0" w:line="360" w:lineRule="auto"/>
         <w:ind w:firstLine="709"/>
         <w:jc w:val="both"/>
-      </w:pPr>
-      <w:r>
-        <w:lastRenderedPageBreak/>
-        <w:t>3.1.12 Требования по стандартизации и унификации</w:t>
-      </w:r>
-      <w:bookmarkEnd w:id="22"/>
-      <w:r>
+        <w:rPr>
+          <w:rFonts w:ascii="Times New Roman" w:hAnsi="Times New Roman" w:cs="Times New Roman"/>
+          <w:sz w:val="28"/>
+          <w:szCs w:val="28"/>
+        </w:rPr>
+      </w:pPr>
+      <w:r>
+        <w:rPr>
+          <w:rFonts w:ascii="Times New Roman" w:hAnsi="Times New Roman" w:cs="Times New Roman"/>
+          <w:sz w:val="28"/>
+          <w:szCs w:val="28"/>
+        </w:rPr>
+        <w:t>−</w:t>
+      </w:r>
+      <w:r>
+        <w:rPr>
+          <w:rFonts w:ascii="Times New Roman" w:hAnsi="Times New Roman" w:cs="Times New Roman"/>
+          <w:sz w:val="28"/>
+          <w:szCs w:val="28"/>
+        </w:rPr>
         <w:t xml:space="preserve"> </w:t>
       </w:r>
+      <w:r>
+        <w:rPr>
+          <w:rFonts w:ascii="Times New Roman" w:hAnsi="Times New Roman" w:cs="Times New Roman"/>
+          <w:sz w:val="28"/>
+          <w:szCs w:val="28"/>
+        </w:rPr>
+        <w:t>графический процессор с объемом памяти 1 ГБ, пропускной способностью 29 ГБ/с и поддержкой DirectX 11.</w:t>
+      </w:r>
+      <w:commentRangeEnd w:id="42"/>
+      <w:r>
+        <w:rPr>
+          <w:rStyle w:val="ac"/>
+          <w:rFonts w:ascii="Times New Roman" w:hAnsi="Times New Roman" w:cs="Times New Roman"/>
+          <w:sz w:val="28"/>
+          <w:szCs w:val="28"/>
+        </w:rPr>
+        <w:commentReference w:id="42"/>
+      </w:r>
+      <w:commentRangeEnd w:id="43"/>
+      <w:r>
+        <w:rPr>
+          <w:rStyle w:val="ac"/>
+        </w:rPr>
+        <w:commentReference w:id="43"/>
+      </w:r>
+    </w:p>
+    <w:p>
+      <w:pPr>
+        <w:pStyle w:val="12"/>
+        <w:spacing w:after="0" w:line="360" w:lineRule="auto"/>
+      </w:pPr>
+      <w:bookmarkStart w:id="44" w:name="_Toc239937333"/>
+    </w:p>
+    <w:p>
+      <w:pPr>
+        <w:pStyle w:val="12"/>
+        <w:spacing w:after="0" w:line="360" w:lineRule="auto"/>
+        <w:jc w:val="center"/>
+        <w:rPr>
+          <w:b/>
+          <w:bCs/>
+        </w:rPr>
+      </w:pPr>
+      <w:r>
+        <w:rPr>
+          <w:b/>
+          <w:bCs/>
+        </w:rPr>
+        <w:t>3.3.6 Требования к метрологическому обеспечению</w:t>
+      </w:r>
+      <w:bookmarkEnd w:id="44"/>
+    </w:p>
+    <w:p>
+      <w:pPr>
+        <w:pStyle w:val="12"/>
+        <w:spacing w:after="0" w:line="360" w:lineRule="auto"/>
+      </w:pPr>
     </w:p>
     <w:p>
       <w:pPr>
@@ -7401,229 +8752,40 @@
           <w:sz w:val="28"/>
           <w:szCs w:val="28"/>
         </w:rPr>
-        <w:t xml:space="preserve">Разработка системы должна осуществляться в рамках рекомендаций по стандартизации Р 50-54-38-88 </w:t>
-      </w:r>
-      <w:r>
-        <w:rPr>
-          <w:rFonts w:ascii="Times New Roman" w:hAnsi="Times New Roman" w:cs="Times New Roman"/>
-          <w:sz w:val="28"/>
-          <w:szCs w:val="28"/>
-        </w:rPr>
-        <w:t>«</w:t>
-      </w:r>
-      <w:r>
-        <w:rPr>
-          <w:rFonts w:ascii="Times New Roman" w:hAnsi="Times New Roman" w:cs="Times New Roman"/>
-          <w:sz w:val="28"/>
-          <w:szCs w:val="28"/>
-        </w:rPr>
-        <w:t>Общесистемное машиностроительного применения. Общие требования</w:t>
-      </w:r>
-      <w:r>
-        <w:rPr>
-          <w:rFonts w:ascii="Times New Roman" w:hAnsi="Times New Roman" w:cs="Times New Roman"/>
-          <w:sz w:val="28"/>
-          <w:szCs w:val="28"/>
-        </w:rPr>
-        <w:t>»</w:t>
-      </w:r>
-      <w:r>
-        <w:rPr>
-          <w:rFonts w:ascii="Times New Roman" w:hAnsi="Times New Roman" w:cs="Times New Roman"/>
-          <w:sz w:val="28"/>
-          <w:szCs w:val="28"/>
-        </w:rPr>
-        <w:t>.</w:t>
-      </w:r>
-    </w:p>
-    <w:p>
-      <w:pPr>
-        <w:spacing w:after="0" w:line="360" w:lineRule="auto"/>
-        <w:jc w:val="both"/>
-        <w:rPr>
-          <w:rFonts w:ascii="Times New Roman" w:hAnsi="Times New Roman" w:cs="Times New Roman"/>
-          <w:sz w:val="28"/>
-          <w:szCs w:val="28"/>
-        </w:rPr>
-      </w:pPr>
+        <w:t xml:space="preserve">Дополнительные требования к метрологическому обеспечению не предъявляются. </w:t>
+      </w:r>
     </w:p>
     <w:p>
       <w:pPr>
         <w:pStyle w:val="12"/>
         <w:spacing w:after="0" w:line="360" w:lineRule="auto"/>
+      </w:pPr>
+      <w:bookmarkStart w:id="45" w:name="_Toc239937334"/>
+    </w:p>
+    <w:p>
+      <w:pPr>
+        <w:pStyle w:val="12"/>
+        <w:spacing w:after="0" w:line="360" w:lineRule="auto"/>
         <w:jc w:val="center"/>
-      </w:pPr>
-      <w:bookmarkStart w:id="23" w:name="_Toc239937325"/>
-      <w:r>
-        <w:t>3.2 Требования к функциям (задачам), выполняемым АС</w:t>
-      </w:r>
-      <w:bookmarkEnd w:id="23"/>
-    </w:p>
-    <w:p>
-      <w:pPr>
-        <w:spacing w:after="0" w:line="360" w:lineRule="auto"/>
-        <w:rPr>
-          <w:rFonts w:ascii="Times New Roman" w:hAnsi="Times New Roman" w:cs="Times New Roman"/>
-          <w:sz w:val="28"/>
-          <w:szCs w:val="28"/>
-        </w:rPr>
-      </w:pPr>
+        <w:rPr>
+          <w:b/>
+          <w:bCs/>
+        </w:rPr>
+      </w:pPr>
+      <w:r>
+        <w:rPr>
+          <w:b/>
+          <w:bCs/>
+        </w:rPr>
+        <w:t>3.3.7 Требования к организационному обеспечению</w:t>
+      </w:r>
+      <w:bookmarkEnd w:id="45"/>
     </w:p>
     <w:p>
       <w:pPr>
         <w:pStyle w:val="12"/>
         <w:spacing w:after="0" w:line="360" w:lineRule="auto"/>
-        <w:ind w:firstLine="708"/>
-        <w:jc w:val="both"/>
-        <w:rPr>
-          <w:rFonts w:cs="Times New Roman"/>
-          <w:strike/>
-          <w:szCs w:val="28"/>
-        </w:rPr>
-      </w:pPr>
-      <w:bookmarkStart w:id="24" w:name="_Toc239937326"/>
-      <w:r>
-        <w:t>3.2.1 Перечень функций, задач или их комплексов</w:t>
-      </w:r>
-      <w:bookmarkEnd w:id="24"/>
-      <w:r>
-        <w:t xml:space="preserve"> </w:t>
-      </w:r>
-    </w:p>
-    <w:p>
-      <w:pPr>
-        <w:spacing w:after="0" w:line="360" w:lineRule="auto"/>
-        <w:ind w:firstLine="708"/>
-        <w:jc w:val="both"/>
-        <w:rPr>
-          <w:rFonts w:ascii="Times New Roman" w:hAnsi="Times New Roman" w:cs="Times New Roman"/>
-          <w:sz w:val="28"/>
-          <w:szCs w:val="28"/>
-        </w:rPr>
-      </w:pPr>
-      <w:proofErr w:type="gramStart"/>
-      <w:r>
-        <w:rPr>
-          <w:rFonts w:ascii="Times New Roman" w:hAnsi="Times New Roman" w:cs="Times New Roman"/>
-          <w:sz w:val="28"/>
-          <w:szCs w:val="28"/>
-        </w:rPr>
-        <w:t>САПР</w:t>
-      </w:r>
-      <w:proofErr w:type="gramEnd"/>
-      <w:r>
-        <w:rPr>
-          <w:rFonts w:ascii="Times New Roman" w:hAnsi="Times New Roman" w:cs="Times New Roman"/>
-          <w:sz w:val="28"/>
-          <w:szCs w:val="28"/>
-        </w:rPr>
-        <w:t xml:space="preserve"> </w:t>
-      </w:r>
-      <w:r>
-        <w:rPr>
-          <w:rFonts w:ascii="Times New Roman" w:hAnsi="Times New Roman" w:cs="Times New Roman"/>
-          <w:sz w:val="28"/>
-          <w:szCs w:val="28"/>
-        </w:rPr>
-        <w:t>Рамка для фотографии</w:t>
-      </w:r>
-      <w:r>
-        <w:rPr>
-          <w:rFonts w:ascii="Times New Roman" w:hAnsi="Times New Roman" w:cs="Times New Roman"/>
-          <w:sz w:val="28"/>
-          <w:szCs w:val="28"/>
-        </w:rPr>
-        <w:t xml:space="preserve"> – д</w:t>
-      </w:r>
-      <w:r>
-        <w:rPr>
-          <w:rFonts w:ascii="Times New Roman" w:hAnsi="Times New Roman" w:cs="Times New Roman"/>
-          <w:sz w:val="28"/>
-          <w:szCs w:val="28"/>
-        </w:rPr>
-        <w:t>екоративное обрамление для картины, фотографии или документа, предназначенное для их фиксации, защиты и установки на горизонтальной поверхности. Рамка состоит из прямоугольного профиля (багета), сплошной задней стенки и опорной подставки (ножки).</w:t>
-      </w:r>
-    </w:p>
-    <w:p>
-      <w:pPr>
-        <w:spacing w:after="0" w:line="360" w:lineRule="auto"/>
-        <w:ind w:firstLine="708"/>
-        <w:jc w:val="both"/>
-        <w:rPr>
-          <w:rFonts w:ascii="Times New Roman" w:hAnsi="Times New Roman" w:cs="Times New Roman"/>
-          <w:sz w:val="28"/>
-          <w:szCs w:val="28"/>
-        </w:rPr>
-      </w:pPr>
-      <w:r>
-        <w:rPr>
-          <w:rFonts w:ascii="Times New Roman" w:hAnsi="Times New Roman" w:cs="Times New Roman"/>
-          <w:sz w:val="28"/>
-          <w:szCs w:val="28"/>
-        </w:rPr>
-        <w:t xml:space="preserve">В рамках задачи должен быть спроектирован и реализован механизм задания геометрических параметров рамки (габариты, ширина окантовки, угол наклона подставки) с проверкой их корректности. Также должна быть разработана система взаимодействия с API САПР «Autodesk </w:t>
-      </w:r>
-      <w:proofErr w:type="spellStart"/>
-      <w:r>
-        <w:rPr>
-          <w:rFonts w:ascii="Times New Roman" w:hAnsi="Times New Roman" w:cs="Times New Roman"/>
-          <w:sz w:val="28"/>
-          <w:szCs w:val="28"/>
-        </w:rPr>
-        <w:t>Inventor</w:t>
-      </w:r>
-      <w:proofErr w:type="spellEnd"/>
-      <w:r>
-        <w:rPr>
-          <w:rFonts w:ascii="Times New Roman" w:hAnsi="Times New Roman" w:cs="Times New Roman"/>
-          <w:sz w:val="28"/>
-          <w:szCs w:val="28"/>
-        </w:rPr>
-        <w:t>», производящая автоматическое 3D-построение модели рамки для фотографии с подставкой на основе заданных пользователем параметров.</w:t>
-      </w:r>
-    </w:p>
-    <w:p>
-      <w:pPr>
-        <w:spacing w:after="0" w:line="360" w:lineRule="auto"/>
-        <w:rPr>
-          <w:rFonts w:ascii="Times New Roman" w:hAnsi="Times New Roman" w:cs="Times New Roman"/>
-          <w:sz w:val="28"/>
-          <w:szCs w:val="28"/>
-        </w:rPr>
-      </w:pPr>
-    </w:p>
-    <w:p>
-      <w:pPr>
-        <w:pStyle w:val="12"/>
-        <w:spacing w:after="0" w:line="360" w:lineRule="auto"/>
-        <w:jc w:val="center"/>
-      </w:pPr>
-      <w:bookmarkStart w:id="25" w:name="_Toc239937327"/>
-      <w:r>
-        <w:t>3.3 Требования к видам обеспечения АС</w:t>
-      </w:r>
-      <w:bookmarkEnd w:id="25"/>
-    </w:p>
-    <w:p>
-      <w:pPr>
-        <w:pStyle w:val="12"/>
-        <w:spacing w:after="0" w:line="360" w:lineRule="auto"/>
-      </w:pPr>
-    </w:p>
-    <w:p>
-      <w:pPr>
-        <w:pStyle w:val="12"/>
-        <w:spacing w:after="0" w:line="360" w:lineRule="auto"/>
-        <w:ind w:firstLine="709"/>
-      </w:pPr>
-      <w:bookmarkStart w:id="26" w:name="_Toc239937328"/>
-      <w:r>
-        <w:t>3.3.1 Требования к математическому обеспечению системы</w:t>
-      </w:r>
-      <w:bookmarkEnd w:id="26"/>
-      <w:r>
-        <w:t xml:space="preserve"> </w:t>
-      </w:r>
+      </w:pPr>
     </w:p>
     <w:p>
       <w:pPr>
@@ -7642,436 +8804,39 @@
           <w:sz w:val="28"/>
           <w:szCs w:val="28"/>
         </w:rPr>
-        <w:t xml:space="preserve">Дополнительные требования к математическому обеспечению системы не предъявляются. </w:t>
-      </w:r>
+        <w:t>Дополнительные требования к организационному обеспечению не предъявляются</w:t>
+      </w:r>
+    </w:p>
+    <w:p>
+      <w:pPr>
+        <w:spacing w:after="0" w:line="360" w:lineRule="auto"/>
+        <w:jc w:val="both"/>
+        <w:rPr>
+          <w:rFonts w:ascii="Times New Roman" w:hAnsi="Times New Roman" w:cs="Times New Roman"/>
+          <w:sz w:val="28"/>
+          <w:szCs w:val="28"/>
+        </w:rPr>
+      </w:pPr>
     </w:p>
     <w:p>
       <w:pPr>
         <w:pStyle w:val="12"/>
         <w:spacing w:after="0" w:line="360" w:lineRule="auto"/>
-        <w:ind w:firstLine="709"/>
-      </w:pPr>
-      <w:bookmarkStart w:id="27" w:name="_Toc239937329"/>
-      <w:r>
-        <w:t>3.3.2 Требования к информационному обеспечению системы</w:t>
-      </w:r>
-      <w:bookmarkEnd w:id="27"/>
-    </w:p>
-    <w:p>
-      <w:pPr>
-        <w:spacing w:after="0" w:line="360" w:lineRule="auto"/>
-        <w:ind w:firstLine="709"/>
-        <w:jc w:val="both"/>
-        <w:rPr>
-          <w:rFonts w:ascii="Times New Roman" w:hAnsi="Times New Roman" w:cs="Times New Roman"/>
-          <w:sz w:val="28"/>
-          <w:szCs w:val="28"/>
-        </w:rPr>
-      </w:pPr>
-      <w:r>
-        <w:rPr>
-          <w:rFonts w:ascii="Times New Roman" w:hAnsi="Times New Roman" w:cs="Times New Roman"/>
-          <w:sz w:val="28"/>
-          <w:szCs w:val="28"/>
-        </w:rPr>
-        <w:t>Дополнительные требования по информационному обеспечению системы не предъявляются.</w:t>
-      </w:r>
-    </w:p>
-    <w:p>
-      <w:pPr>
-        <w:pStyle w:val="12"/>
-        <w:spacing w:after="0" w:line="360" w:lineRule="auto"/>
-        <w:ind w:firstLine="709"/>
-      </w:pPr>
-      <w:bookmarkStart w:id="28" w:name="_Toc239937330"/>
-      <w:r>
-        <w:t>3.3.3 Требования к лингвистическому обеспечению системы</w:t>
-      </w:r>
-      <w:bookmarkEnd w:id="28"/>
-      <w:r>
-        <w:t xml:space="preserve"> </w:t>
-      </w:r>
-    </w:p>
-    <w:p>
-      <w:pPr>
-        <w:spacing w:after="0" w:line="360" w:lineRule="auto"/>
-        <w:ind w:firstLine="709"/>
-        <w:jc w:val="both"/>
-        <w:rPr>
-          <w:rFonts w:ascii="Times New Roman" w:hAnsi="Times New Roman" w:cs="Times New Roman"/>
-          <w:sz w:val="28"/>
-          <w:szCs w:val="28"/>
-        </w:rPr>
-      </w:pPr>
-      <w:r>
-        <w:rPr>
-          <w:rFonts w:ascii="Times New Roman" w:hAnsi="Times New Roman" w:cs="Times New Roman"/>
-          <w:sz w:val="28"/>
-          <w:szCs w:val="28"/>
-        </w:rPr>
-        <w:t xml:space="preserve">При разработке программы допускается использовать русский и английский языки, при этом не допускается использование обоих </w:t>
-      </w:r>
-      <w:r>
-        <w:rPr>
-          <w:rFonts w:ascii="Times New Roman" w:hAnsi="Times New Roman" w:cs="Times New Roman"/>
-          <w:sz w:val="28"/>
-          <w:szCs w:val="28"/>
-        </w:rPr>
-        <w:lastRenderedPageBreak/>
-        <w:t>одновременно. При реализации сразу двух языков должна быть предусмотрена возможность переключения между ними.</w:t>
-      </w:r>
-    </w:p>
-    <w:p>
-      <w:pPr>
-        <w:pStyle w:val="12"/>
-        <w:spacing w:after="0" w:line="360" w:lineRule="auto"/>
-        <w:ind w:firstLine="709"/>
-      </w:pPr>
-      <w:bookmarkStart w:id="29" w:name="_Toc239937331"/>
-      <w:r>
-        <w:t>3.3.4 Требования к программному обеспечению системы</w:t>
-      </w:r>
-      <w:bookmarkEnd w:id="29"/>
-      <w:r>
-        <w:t xml:space="preserve"> </w:t>
-      </w:r>
-    </w:p>
-    <w:p>
-      <w:pPr>
-        <w:spacing w:after="0" w:line="360" w:lineRule="auto"/>
-        <w:ind w:firstLine="709"/>
-        <w:jc w:val="both"/>
-        <w:rPr>
-          <w:rFonts w:ascii="Times New Roman" w:hAnsi="Times New Roman" w:cs="Times New Roman"/>
-          <w:sz w:val="28"/>
-          <w:szCs w:val="28"/>
-        </w:rPr>
-      </w:pPr>
-      <w:r>
-        <w:rPr>
-          <w:rFonts w:ascii="Times New Roman" w:hAnsi="Times New Roman" w:cs="Times New Roman"/>
-          <w:sz w:val="28"/>
-          <w:szCs w:val="28"/>
-        </w:rPr>
-        <w:t xml:space="preserve">При выборе программного обеспечения необходимо отдавать предпочтение платформам разработки и библиотекам, распространяемым под лицензией MIT или аналогичным ей лицензиям, допускающим свободное использование в любом ПО и освобождающим использующих от любой оплаты. Версия САПР </w:t>
-      </w:r>
-      <w:proofErr w:type="spellStart"/>
-      <w:r>
-        <w:rPr>
-          <w:rFonts w:ascii="Times New Roman" w:hAnsi="Times New Roman" w:cs="Times New Roman"/>
-          <w:sz w:val="28"/>
-          <w:szCs w:val="28"/>
-        </w:rPr>
-        <w:t>Inventor</w:t>
-      </w:r>
-      <w:proofErr w:type="spellEnd"/>
-      <w:r>
-        <w:rPr>
-          <w:rFonts w:ascii="Times New Roman" w:hAnsi="Times New Roman" w:cs="Times New Roman"/>
-          <w:sz w:val="28"/>
-          <w:szCs w:val="28"/>
-        </w:rPr>
-        <w:t xml:space="preserve"> версии 202</w:t>
-      </w:r>
-      <w:r>
-        <w:rPr>
-          <w:rFonts w:ascii="Times New Roman" w:hAnsi="Times New Roman" w:cs="Times New Roman"/>
-          <w:sz w:val="28"/>
-          <w:szCs w:val="28"/>
-        </w:rPr>
-        <w:t>6</w:t>
-      </w:r>
-      <w:r>
-        <w:rPr>
-          <w:rFonts w:ascii="Times New Roman" w:hAnsi="Times New Roman" w:cs="Times New Roman"/>
-          <w:sz w:val="28"/>
-          <w:szCs w:val="28"/>
-        </w:rPr>
-        <w:t>.</w:t>
-      </w:r>
-    </w:p>
-    <w:p>
-      <w:pPr>
-        <w:spacing w:after="0" w:line="360" w:lineRule="auto"/>
-        <w:ind w:firstLine="709"/>
-        <w:jc w:val="both"/>
-        <w:rPr>
-          <w:rFonts w:ascii="Times New Roman" w:hAnsi="Times New Roman" w:cs="Times New Roman"/>
-          <w:sz w:val="28"/>
-          <w:szCs w:val="28"/>
-        </w:rPr>
-      </w:pPr>
-      <w:r>
-        <w:rPr>
-          <w:rFonts w:ascii="Times New Roman" w:hAnsi="Times New Roman" w:cs="Times New Roman"/>
-          <w:sz w:val="28"/>
-          <w:szCs w:val="28"/>
-        </w:rPr>
-        <w:t>Помимо этого, разработанная система должна работать на ПК с ОС Windows версии 10 и старше и разрядностью х64 с NET Framework 4.7.2.</w:t>
-      </w:r>
-    </w:p>
-    <w:p>
-      <w:pPr>
-        <w:pStyle w:val="12"/>
-        <w:spacing w:after="0" w:line="360" w:lineRule="auto"/>
-        <w:ind w:firstLine="709"/>
-      </w:pPr>
-      <w:bookmarkStart w:id="30" w:name="_Toc239937332"/>
-      <w:r>
-        <w:t>3.3.5 Требования к техническому обеспечению системы</w:t>
-      </w:r>
-      <w:bookmarkEnd w:id="30"/>
-      <w:r>
-        <w:t xml:space="preserve"> </w:t>
-      </w:r>
-    </w:p>
-    <w:p>
-      <w:pPr>
-        <w:spacing w:after="0" w:line="360" w:lineRule="auto"/>
-        <w:ind w:firstLine="709"/>
-        <w:jc w:val="both"/>
-        <w:rPr>
-          <w:rFonts w:ascii="Times New Roman" w:hAnsi="Times New Roman" w:cs="Times New Roman"/>
-          <w:sz w:val="28"/>
-          <w:szCs w:val="28"/>
-        </w:rPr>
-      </w:pPr>
-      <w:r>
-        <w:rPr>
-          <w:rFonts w:ascii="Times New Roman" w:hAnsi="Times New Roman" w:cs="Times New Roman"/>
-          <w:sz w:val="28"/>
-          <w:szCs w:val="28"/>
-        </w:rPr>
-        <w:t>−</w:t>
-      </w:r>
-      <w:r>
-        <w:rPr>
-          <w:rFonts w:ascii="Times New Roman" w:hAnsi="Times New Roman" w:cs="Times New Roman"/>
-          <w:sz w:val="28"/>
-          <w:szCs w:val="28"/>
-        </w:rPr>
-        <w:t xml:space="preserve"> </w:t>
-      </w:r>
-      <w:commentRangeStart w:id="31"/>
-      <w:r>
-        <w:rPr>
-          <w:rFonts w:ascii="Times New Roman" w:hAnsi="Times New Roman" w:cs="Times New Roman"/>
-          <w:sz w:val="28"/>
-          <w:szCs w:val="28"/>
-        </w:rPr>
-        <w:t>ЦП 2.5 ГГц;</w:t>
-      </w:r>
-    </w:p>
-    <w:p>
-      <w:pPr>
-        <w:spacing w:after="0" w:line="360" w:lineRule="auto"/>
-        <w:ind w:firstLine="709"/>
-        <w:jc w:val="both"/>
-        <w:rPr>
-          <w:rFonts w:ascii="Times New Roman" w:hAnsi="Times New Roman" w:cs="Times New Roman"/>
-          <w:sz w:val="28"/>
-          <w:szCs w:val="28"/>
-        </w:rPr>
-      </w:pPr>
-      <w:r>
-        <w:rPr>
-          <w:rFonts w:ascii="Times New Roman" w:hAnsi="Times New Roman" w:cs="Times New Roman"/>
-          <w:sz w:val="28"/>
-          <w:szCs w:val="28"/>
-        </w:rPr>
-        <w:t>−</w:t>
-      </w:r>
-      <w:r>
-        <w:rPr>
-          <w:rFonts w:ascii="Times New Roman" w:hAnsi="Times New Roman" w:cs="Times New Roman"/>
-          <w:sz w:val="28"/>
-          <w:szCs w:val="28"/>
-        </w:rPr>
-        <w:t xml:space="preserve"> </w:t>
-      </w:r>
-      <w:r>
-        <w:rPr>
-          <w:rFonts w:ascii="Times New Roman" w:hAnsi="Times New Roman" w:cs="Times New Roman"/>
-          <w:sz w:val="28"/>
-          <w:szCs w:val="28"/>
-        </w:rPr>
-        <w:t xml:space="preserve">16 ГБ ОЗУ; </w:t>
-      </w:r>
-    </w:p>
-    <w:p>
-      <w:pPr>
-        <w:spacing w:after="0" w:line="360" w:lineRule="auto"/>
-        <w:ind w:firstLine="709"/>
-        <w:jc w:val="both"/>
-        <w:rPr>
-          <w:rFonts w:ascii="Times New Roman" w:hAnsi="Times New Roman" w:cs="Times New Roman"/>
-          <w:sz w:val="28"/>
-          <w:szCs w:val="28"/>
-        </w:rPr>
-      </w:pPr>
-      <w:r>
-        <w:rPr>
-          <w:rFonts w:ascii="Times New Roman" w:hAnsi="Times New Roman" w:cs="Times New Roman"/>
-          <w:sz w:val="28"/>
-          <w:szCs w:val="28"/>
-        </w:rPr>
-        <w:t>−</w:t>
-      </w:r>
-      <w:r>
-        <w:rPr>
-          <w:rFonts w:ascii="Times New Roman" w:hAnsi="Times New Roman" w:cs="Times New Roman"/>
-          <w:sz w:val="28"/>
-          <w:szCs w:val="28"/>
-        </w:rPr>
-        <w:t xml:space="preserve"> </w:t>
-      </w:r>
-      <w:r>
-        <w:rPr>
-          <w:rFonts w:ascii="Times New Roman" w:hAnsi="Times New Roman" w:cs="Times New Roman"/>
-          <w:sz w:val="28"/>
-          <w:szCs w:val="28"/>
-        </w:rPr>
-        <w:t xml:space="preserve">место на диске — 40 ГБ; </w:t>
-      </w:r>
-    </w:p>
-    <w:p>
-      <w:pPr>
-        <w:spacing w:after="0" w:line="360" w:lineRule="auto"/>
-        <w:ind w:firstLine="709"/>
-        <w:jc w:val="both"/>
-        <w:rPr>
-          <w:rFonts w:ascii="Times New Roman" w:hAnsi="Times New Roman" w:cs="Times New Roman"/>
-          <w:sz w:val="28"/>
-          <w:szCs w:val="28"/>
-        </w:rPr>
-      </w:pPr>
-      <w:r>
-        <w:rPr>
-          <w:rFonts w:ascii="Times New Roman" w:hAnsi="Times New Roman" w:cs="Times New Roman"/>
-          <w:sz w:val="28"/>
-          <w:szCs w:val="28"/>
-        </w:rPr>
-        <w:t>−</w:t>
-      </w:r>
-      <w:r>
-        <w:rPr>
-          <w:rFonts w:ascii="Times New Roman" w:hAnsi="Times New Roman" w:cs="Times New Roman"/>
-          <w:sz w:val="28"/>
-          <w:szCs w:val="28"/>
-        </w:rPr>
-        <w:t xml:space="preserve"> </w:t>
-      </w:r>
-      <w:r>
-        <w:rPr>
-          <w:rFonts w:ascii="Times New Roman" w:hAnsi="Times New Roman" w:cs="Times New Roman"/>
-          <w:sz w:val="28"/>
-          <w:szCs w:val="28"/>
-        </w:rPr>
-        <w:t>графический процессор с объемом памяти 1 ГБ, пропускной способностью 29 ГБ/с и поддержкой DirectX 11.</w:t>
-      </w:r>
-      <w:commentRangeEnd w:id="31"/>
-      <w:r>
-        <w:rPr>
-          <w:rStyle w:val="ac"/>
-          <w:rFonts w:ascii="Times New Roman" w:hAnsi="Times New Roman" w:cs="Times New Roman"/>
-          <w:sz w:val="28"/>
-          <w:szCs w:val="28"/>
-        </w:rPr>
-        <w:commentReference w:id="31"/>
-      </w:r>
-    </w:p>
-    <w:p>
-      <w:pPr>
-        <w:pStyle w:val="12"/>
-        <w:spacing w:after="0" w:line="360" w:lineRule="auto"/>
-        <w:ind w:firstLine="709"/>
-      </w:pPr>
-      <w:bookmarkStart w:id="32" w:name="_Toc239937333"/>
-      <w:r>
-        <w:t>3.3.6 Требования к метрологическому обеспечению</w:t>
-      </w:r>
-      <w:bookmarkEnd w:id="32"/>
-      <w:r>
-        <w:t xml:space="preserve"> </w:t>
-      </w:r>
-    </w:p>
-    <w:p>
-      <w:pPr>
-        <w:spacing w:after="0" w:line="360" w:lineRule="auto"/>
-        <w:ind w:firstLine="709"/>
-        <w:jc w:val="both"/>
-        <w:rPr>
-          <w:rFonts w:ascii="Times New Roman" w:hAnsi="Times New Roman" w:cs="Times New Roman"/>
-          <w:sz w:val="28"/>
-          <w:szCs w:val="28"/>
-        </w:rPr>
-      </w:pPr>
-      <w:r>
-        <w:rPr>
-          <w:rFonts w:ascii="Times New Roman" w:hAnsi="Times New Roman" w:cs="Times New Roman"/>
-          <w:sz w:val="28"/>
-          <w:szCs w:val="28"/>
-        </w:rPr>
-        <w:t xml:space="preserve">Дополнительные требования к метрологическому обеспечению не предъявляются. </w:t>
-      </w:r>
-    </w:p>
-    <w:p>
-      <w:pPr>
-        <w:pStyle w:val="12"/>
-        <w:spacing w:after="0" w:line="360" w:lineRule="auto"/>
-        <w:ind w:firstLine="709"/>
-      </w:pPr>
-      <w:bookmarkStart w:id="33" w:name="_Toc239937334"/>
-      <w:r>
-        <w:t>3.3.7 Требования к организационному обеспечению</w:t>
-      </w:r>
-      <w:bookmarkEnd w:id="33"/>
-      <w:r>
-        <w:t xml:space="preserve"> </w:t>
-      </w:r>
-    </w:p>
-    <w:p>
-      <w:pPr>
-        <w:spacing w:after="0" w:line="360" w:lineRule="auto"/>
-        <w:ind w:firstLine="709"/>
-        <w:jc w:val="both"/>
-        <w:rPr>
-          <w:rFonts w:ascii="Times New Roman" w:hAnsi="Times New Roman" w:cs="Times New Roman"/>
-          <w:sz w:val="28"/>
-          <w:szCs w:val="28"/>
-        </w:rPr>
-      </w:pPr>
-      <w:r>
-        <w:rPr>
-          <w:rFonts w:ascii="Times New Roman" w:hAnsi="Times New Roman" w:cs="Times New Roman"/>
-          <w:sz w:val="28"/>
-          <w:szCs w:val="28"/>
-        </w:rPr>
-        <w:t>Дополнительные требования к организационному обеспечению не предъявляются</w:t>
-      </w:r>
-    </w:p>
-    <w:p>
-      <w:pPr>
-        <w:spacing w:after="0" w:line="360" w:lineRule="auto"/>
-        <w:jc w:val="both"/>
-        <w:rPr>
-          <w:rFonts w:ascii="Times New Roman" w:hAnsi="Times New Roman" w:cs="Times New Roman"/>
-          <w:sz w:val="28"/>
-          <w:szCs w:val="28"/>
-        </w:rPr>
-      </w:pPr>
-    </w:p>
-    <w:p>
-      <w:pPr>
-        <w:pStyle w:val="12"/>
-        <w:spacing w:after="0" w:line="360" w:lineRule="auto"/>
         <w:jc w:val="center"/>
-      </w:pPr>
-      <w:bookmarkStart w:id="34" w:name="_Toc239937335"/>
-      <w:r>
+        <w:rPr>
+          <w:b/>
+          <w:bCs/>
+        </w:rPr>
+      </w:pPr>
+      <w:bookmarkStart w:id="46" w:name="_Toc239937335"/>
+      <w:r>
+        <w:rPr>
+          <w:b/>
+          <w:bCs/>
+        </w:rPr>
         <w:t>3.4 Общие технические требования к АС</w:t>
       </w:r>
-      <w:bookmarkEnd w:id="34"/>
+      <w:bookmarkEnd w:id="46"/>
     </w:p>
     <w:p>
       <w:pPr>
@@ -8151,7 +8916,7 @@
           <w:bCs/>
         </w:rPr>
       </w:pPr>
-      <w:bookmarkStart w:id="35" w:name="_Toc239937336"/>
+      <w:bookmarkStart w:id="47" w:name="_Toc239937336"/>
       <w:r>
         <w:rPr>
           <w:b/>
@@ -8160,7 +8925,7 @@
         <w:lastRenderedPageBreak/>
         <w:t>4 СОСТАВ И СОДЕРЖАНИЕ РАБОТ ПО СОЗДАНИЮ АВТОМАТИЗИРОВАННОЙ СИСТЕМЫ</w:t>
       </w:r>
-      <w:bookmarkEnd w:id="35"/>
+      <w:bookmarkEnd w:id="47"/>
     </w:p>
     <w:p>
       <w:pPr>
@@ -9133,7 +9898,7 @@
           <w:bCs/>
         </w:rPr>
       </w:pPr>
-      <w:bookmarkStart w:id="36" w:name="_Toc239937337"/>
+      <w:bookmarkStart w:id="48" w:name="_Toc239937337"/>
       <w:r>
         <w:rPr>
           <w:b/>
@@ -9142,7 +9907,7 @@
         <w:lastRenderedPageBreak/>
         <w:t>5 ПОРЯДОК РАЗРАБОТКИ АВТОМАТИЗИРОВАННОЙ СИСТЕМЫ</w:t>
       </w:r>
-      <w:bookmarkEnd w:id="36"/>
+      <w:bookmarkEnd w:id="48"/>
     </w:p>
     <w:p>
       <w:pPr>
@@ -9156,12 +9921,20 @@
         <w:pStyle w:val="12"/>
         <w:spacing w:after="0" w:line="360" w:lineRule="auto"/>
         <w:jc w:val="center"/>
-      </w:pPr>
-      <w:bookmarkStart w:id="37" w:name="_Toc239937338"/>
-      <w:r>
+        <w:rPr>
+          <w:b/>
+          <w:bCs/>
+        </w:rPr>
+      </w:pPr>
+      <w:bookmarkStart w:id="49" w:name="_Toc239937338"/>
+      <w:r>
+        <w:rPr>
+          <w:b/>
+          <w:bCs/>
+        </w:rPr>
         <w:t>5.1 Порядок организации разработки АС</w:t>
       </w:r>
-      <w:bookmarkEnd w:id="37"/>
+      <w:bookmarkEnd w:id="49"/>
     </w:p>
     <w:p>
       <w:pPr>
@@ -9210,12 +9983,20 @@
         <w:pStyle w:val="12"/>
         <w:spacing w:after="0" w:line="360" w:lineRule="auto"/>
         <w:jc w:val="center"/>
-      </w:pPr>
-      <w:bookmarkStart w:id="38" w:name="_Toc239937339"/>
-      <w:r>
+        <w:rPr>
+          <w:b/>
+          <w:bCs/>
+        </w:rPr>
+      </w:pPr>
+      <w:bookmarkStart w:id="50" w:name="_Toc239937339"/>
+      <w:r>
+        <w:rPr>
+          <w:b/>
+          <w:bCs/>
+        </w:rPr>
         <w:t>5.2 Перечень документов и исходных данных для разработки АС</w:t>
       </w:r>
-      <w:bookmarkEnd w:id="38"/>
+      <w:bookmarkEnd w:id="50"/>
     </w:p>
     <w:p>
       <w:pPr>
@@ -9312,7 +10093,8 @@
           <w:szCs w:val="28"/>
         </w:rPr>
       </w:pPr>
-      <w:commentRangeStart w:id="39"/>
+      <w:commentRangeStart w:id="51"/>
+      <w:commentRangeStart w:id="52"/>
       <w:r>
         <w:rPr>
           <w:rFonts w:ascii="Times New Roman" w:hAnsi="Times New Roman" w:cs="Times New Roman"/>
@@ -9329,7 +10111,7 @@
         </w:rPr>
         <w:t>ГОСТ Р 58413-2019 «Услуги населению. Услуги багетных мастерских. Общие требования».</w:t>
       </w:r>
-      <w:commentRangeEnd w:id="39"/>
+      <w:commentRangeEnd w:id="51"/>
       <w:r>
         <w:rPr>
           <w:rStyle w:val="ac"/>
@@ -9337,14 +10119,20 @@
           <w:sz w:val="28"/>
           <w:szCs w:val="28"/>
         </w:rPr>
-        <w:commentReference w:id="39"/>
-      </w:r>
-      <w:r>
-        <w:rPr>
-          <w:rFonts w:ascii="Times New Roman" w:hAnsi="Times New Roman" w:cs="Times New Roman"/>
-          <w:sz w:val="28"/>
-          <w:szCs w:val="28"/>
-          <w:lang w:val="en-US"/>
+        <w:commentReference w:id="51"/>
+      </w:r>
+      <w:commentRangeEnd w:id="52"/>
+      <w:r>
+        <w:rPr>
+          <w:rStyle w:val="ac"/>
+        </w:rPr>
+        <w:commentReference w:id="52"/>
+      </w:r>
+      <w:r>
+        <w:rPr>
+          <w:rFonts w:ascii="Times New Roman" w:hAnsi="Times New Roman" w:cs="Times New Roman"/>
+          <w:sz w:val="28"/>
+          <w:szCs w:val="28"/>
         </w:rPr>
         <w:t>;</w:t>
       </w:r>
@@ -9544,12 +10332,20 @@
         <w:pStyle w:val="12"/>
         <w:spacing w:after="0" w:line="360" w:lineRule="auto"/>
         <w:jc w:val="center"/>
-      </w:pPr>
-      <w:bookmarkStart w:id="40" w:name="_Toc239937340"/>
-      <w:r>
+        <w:rPr>
+          <w:b/>
+          <w:bCs/>
+        </w:rPr>
+      </w:pPr>
+      <w:bookmarkStart w:id="53" w:name="_Toc239937340"/>
+      <w:r>
+        <w:rPr>
+          <w:b/>
+          <w:bCs/>
+        </w:rPr>
         <w:t>5.3 Перечень документов, предъявляемых по окончании соответствующих этапов работ</w:t>
       </w:r>
-      <w:bookmarkEnd w:id="40"/>
+      <w:bookmarkEnd w:id="53"/>
     </w:p>
     <w:p>
       <w:pPr>
@@ -9689,7 +10485,7 @@
           <w:bCs/>
         </w:rPr>
       </w:pPr>
-      <w:bookmarkStart w:id="41" w:name="_Toc239937341"/>
+      <w:bookmarkStart w:id="54" w:name="_Toc239937341"/>
       <w:r>
         <w:rPr>
           <w:b/>
@@ -9698,7 +10494,7 @@
         <w:lastRenderedPageBreak/>
         <w:t>6 ПОРЯДОК КОНТРОЛЯ И ПРИЕМКИ АВТОМАТИЗИРОВАННОЙ СИСТЕМЫ</w:t>
       </w:r>
-      <w:bookmarkEnd w:id="41"/>
+      <w:bookmarkEnd w:id="54"/>
     </w:p>
     <w:p>
       <w:pPr>
@@ -9712,12 +10508,20 @@
         <w:pStyle w:val="12"/>
         <w:spacing w:after="0" w:line="360" w:lineRule="auto"/>
         <w:jc w:val="center"/>
-      </w:pPr>
-      <w:bookmarkStart w:id="42" w:name="_Toc239937342"/>
-      <w:r>
+        <w:rPr>
+          <w:b/>
+          <w:bCs/>
+        </w:rPr>
+      </w:pPr>
+      <w:bookmarkStart w:id="55" w:name="_Toc239937342"/>
+      <w:r>
+        <w:rPr>
+          <w:b/>
+          <w:bCs/>
+        </w:rPr>
         <w:t>6.1 Виды, состав и методы испытаний АС и ее составных частей</w:t>
       </w:r>
-      <w:bookmarkEnd w:id="42"/>
+      <w:bookmarkEnd w:id="55"/>
     </w:p>
     <w:p>
       <w:pPr>
@@ -9975,12 +10779,20 @@
         <w:pStyle w:val="12"/>
         <w:spacing w:after="0" w:line="360" w:lineRule="auto"/>
         <w:jc w:val="center"/>
-      </w:pPr>
-      <w:bookmarkStart w:id="43" w:name="_Toc239937343"/>
-      <w:r>
+        <w:rPr>
+          <w:b/>
+          <w:bCs/>
+        </w:rPr>
+      </w:pPr>
+      <w:bookmarkStart w:id="56" w:name="_Toc239937343"/>
+      <w:r>
+        <w:rPr>
+          <w:b/>
+          <w:bCs/>
+        </w:rPr>
         <w:t>6.2 Общие требования к приёмке работ по стадиям</w:t>
       </w:r>
-      <w:bookmarkEnd w:id="43"/>
+      <w:bookmarkEnd w:id="56"/>
     </w:p>
     <w:p>
       <w:pPr>
@@ -10065,8 +10877,109 @@
           <w:sz w:val="28"/>
           <w:szCs w:val="28"/>
         </w:rPr>
-        <w:t>доработки. Наличие желательных доработок не влияет на приёмку работ и процесс передачи системы в эксплуатацию.</w:t>
-      </w:r>
+        <w:t xml:space="preserve">доработки. Наличие желательных доработок не влияет на приёмку работ и процесс </w:t>
+      </w:r>
+      <w:r>
+        <w:rPr>
+          <w:rFonts w:ascii="Times New Roman" w:hAnsi="Times New Roman" w:cs="Times New Roman"/>
+          <w:sz w:val="28"/>
+          <w:szCs w:val="28"/>
+        </w:rPr>
+        <w:lastRenderedPageBreak/>
+        <w:t>передачи системы в эксплуатацию.</w:t>
+      </w:r>
+      <w:r>
+        <w:rPr>
+          <w:rFonts w:ascii="Times New Roman" w:hAnsi="Times New Roman" w:cs="Times New Roman"/>
+          <w:sz w:val="28"/>
+          <w:szCs w:val="28"/>
+        </w:rPr>
+        <w:t xml:space="preserve"> </w:t>
+      </w:r>
+      <w:commentRangeStart w:id="57"/>
+      <w:commentRangeStart w:id="58"/>
+      <w:r>
+        <w:rPr>
+          <w:rFonts w:ascii="Times New Roman" w:hAnsi="Times New Roman" w:cs="Times New Roman"/>
+          <w:sz w:val="28"/>
+          <w:szCs w:val="28"/>
+        </w:rPr>
+        <w:t>Комплектность передаваемой отчётной документации подлежит проверке Заказчиком.</w:t>
+      </w:r>
+      <w:commentRangeEnd w:id="57"/>
+      <w:r>
+        <w:rPr>
+          <w:rStyle w:val="ac"/>
+        </w:rPr>
+        <w:commentReference w:id="57"/>
+      </w:r>
+      <w:commentRangeEnd w:id="58"/>
+      <w:r>
+        <w:rPr>
+          <w:rStyle w:val="ac"/>
+        </w:rPr>
+        <w:commentReference w:id="58"/>
+      </w:r>
+    </w:p>
+    <w:p>
+      <w:pPr>
+        <w:spacing w:after="0" w:line="360" w:lineRule="auto"/>
+        <w:rPr>
+          <w:rFonts w:ascii="Times New Roman" w:hAnsi="Times New Roman" w:cs="Times New Roman"/>
+          <w:sz w:val="28"/>
+          <w:szCs w:val="28"/>
+        </w:rPr>
+      </w:pPr>
+    </w:p>
+    <w:p>
+      <w:pPr>
+        <w:rPr>
+          <w:rFonts w:ascii="Times New Roman" w:hAnsi="Times New Roman"/>
+          <w:b/>
+          <w:bCs/>
+          <w:sz w:val="28"/>
+        </w:rPr>
+      </w:pPr>
+      <w:bookmarkStart w:id="59" w:name="_Toc239937344"/>
+      <w:r>
+        <w:rPr>
+          <w:b/>
+          <w:bCs/>
+        </w:rPr>
+        <w:br w:type="page"/>
+      </w:r>
+    </w:p>
+    <w:p>
+      <w:pPr>
+        <w:pStyle w:val="12"/>
+        <w:spacing w:after="0" w:line="360" w:lineRule="auto"/>
+        <w:jc w:val="center"/>
+        <w:rPr>
+          <w:b/>
+          <w:bCs/>
+        </w:rPr>
+      </w:pPr>
+      <w:r>
+        <w:rPr>
+          <w:b/>
+          <w:bCs/>
+        </w:rPr>
+        <w:lastRenderedPageBreak/>
+        <w:t>7 ТРЕБОВАНИЯ К ДОКУМЕНТИРОВАНИЮ</w:t>
+      </w:r>
+      <w:bookmarkEnd w:id="59"/>
+    </w:p>
+    <w:p>
+      <w:pPr>
+        <w:spacing w:after="0" w:line="360" w:lineRule="auto"/>
+        <w:rPr>
+          <w:rFonts w:ascii="Times New Roman" w:hAnsi="Times New Roman" w:cs="Times New Roman"/>
+          <w:b/>
+          <w:bCs/>
+          <w:sz w:val="28"/>
+          <w:szCs w:val="28"/>
+        </w:rPr>
+      </w:pPr>
     </w:p>
     <w:p>
       <w:pPr>
@@ -10079,22 +10992,13 @@
           <w:szCs w:val="28"/>
         </w:rPr>
       </w:pPr>
-      <w:commentRangeStart w:id="45"/>
-      <w:r>
-        <w:rPr>
-          <w:rFonts w:ascii="Times New Roman" w:hAnsi="Times New Roman" w:cs="Times New Roman"/>
-          <w:sz w:val="28"/>
-          <w:szCs w:val="28"/>
-        </w:rPr>
-        <w:lastRenderedPageBreak/>
-        <w:t>Комплектность передаваемой отчётной документации подлежит проверке Заказчиком.</w:t>
-      </w:r>
-      <w:commentRangeEnd w:id="45"/>
-      <w:r>
-        <w:rPr>
-          <w:rStyle w:val="ac"/>
-        </w:rPr>
-        <w:commentReference w:id="45"/>
+      <w:r>
+        <w:rPr>
+          <w:rFonts w:ascii="Times New Roman" w:hAnsi="Times New Roman" w:cs="Times New Roman"/>
+          <w:sz w:val="28"/>
+          <w:szCs w:val="28"/>
+        </w:rPr>
+        <w:t>Отчётная документация должна передаваться Заказчику в электронном виде на русском языке. Вспомогательная документация (не указанная в качестве непосредственного результата работ) также передаётся только в электронном виде.</w:t>
       </w:r>
     </w:p>
     <w:p>
@@ -10117,23 +11021,82 @@
           <w:bCs/>
         </w:rPr>
       </w:pPr>
-      <w:bookmarkStart w:id="44" w:name="_Toc239937344"/>
+      <w:bookmarkStart w:id="60" w:name="_Toc239937345"/>
       <w:r>
         <w:rPr>
           <w:b/>
           <w:bCs/>
         </w:rPr>
-        <w:t>7 ТРЕБОВАНИЯ К ДОКУМЕНТИРОВАНИЮ</w:t>
-      </w:r>
-      <w:bookmarkEnd w:id="44"/>
-    </w:p>
-    <w:p>
-      <w:pPr>
-        <w:spacing w:after="0" w:line="360" w:lineRule="auto"/>
-        <w:rPr>
-          <w:rFonts w:ascii="Times New Roman" w:hAnsi="Times New Roman" w:cs="Times New Roman"/>
+        <w:t>7.1 Перечень подлежащих разработке документов</w:t>
+      </w:r>
+      <w:bookmarkEnd w:id="60"/>
+    </w:p>
+    <w:p>
+      <w:pPr>
+        <w:spacing w:after="0" w:line="360" w:lineRule="auto"/>
+        <w:jc w:val="center"/>
+        <w:rPr>
+          <w:rFonts w:ascii="Times New Roman" w:hAnsi="Times New Roman" w:cs="Times New Roman"/>
+          <w:sz w:val="28"/>
+          <w:szCs w:val="28"/>
+        </w:rPr>
+      </w:pPr>
+    </w:p>
+    <w:p>
+      <w:pPr>
+        <w:spacing w:after="0" w:line="360" w:lineRule="auto"/>
+        <w:ind w:firstLine="708"/>
+        <w:jc w:val="both"/>
+        <w:rPr>
+          <w:rFonts w:ascii="Times New Roman" w:hAnsi="Times New Roman" w:cs="Times New Roman"/>
+          <w:sz w:val="28"/>
+          <w:szCs w:val="28"/>
+        </w:rPr>
+      </w:pPr>
+      <w:r>
+        <w:rPr>
+          <w:rFonts w:ascii="Times New Roman" w:hAnsi="Times New Roman" w:cs="Times New Roman"/>
+          <w:sz w:val="28"/>
+          <w:szCs w:val="28"/>
+        </w:rPr>
+        <w:t>Документы «Проект системы» и «Пояснительная записка» должны разрабатываться согласно требованиям [4].</w:t>
+      </w:r>
+    </w:p>
+    <w:p>
+      <w:pPr>
+        <w:spacing w:after="0" w:line="360" w:lineRule="auto"/>
+        <w:rPr>
+          <w:rFonts w:ascii="Times New Roman" w:hAnsi="Times New Roman" w:cs="Times New Roman"/>
+          <w:sz w:val="28"/>
+          <w:szCs w:val="28"/>
+        </w:rPr>
+      </w:pPr>
+    </w:p>
+    <w:p>
+      <w:pPr>
+        <w:pStyle w:val="12"/>
+        <w:spacing w:after="0" w:line="360" w:lineRule="auto"/>
+        <w:jc w:val="center"/>
+        <w:rPr>
           <w:b/>
           <w:bCs/>
+        </w:rPr>
+      </w:pPr>
+      <w:bookmarkStart w:id="61" w:name="_Toc239937346"/>
+      <w:r>
+        <w:rPr>
+          <w:b/>
+          <w:bCs/>
+        </w:rPr>
+        <w:t>7.2 Вид представления и количество документов</w:t>
+      </w:r>
+      <w:bookmarkEnd w:id="61"/>
+    </w:p>
+    <w:p>
+      <w:pPr>
+        <w:spacing w:after="0" w:line="360" w:lineRule="auto"/>
+        <w:rPr>
+          <w:rFonts w:ascii="Times New Roman" w:hAnsi="Times New Roman" w:cs="Times New Roman"/>
           <w:sz w:val="28"/>
           <w:szCs w:val="28"/>
         </w:rPr>
@@ -10156,41 +11119,44 @@
           <w:sz w:val="28"/>
           <w:szCs w:val="28"/>
         </w:rPr>
-        <w:t>Отчётная документация должна передаваться Заказчику в электронном виде на русском языке. Вспомогательная документация (не указанная в качестве непосредственного результата работ) также передаётся только в электронном виде.</w:t>
-      </w:r>
-    </w:p>
-    <w:p>
-      <w:pPr>
-        <w:spacing w:after="0" w:line="360" w:lineRule="auto"/>
-        <w:rPr>
-          <w:rFonts w:ascii="Times New Roman" w:hAnsi="Times New Roman" w:cs="Times New Roman"/>
-          <w:sz w:val="28"/>
-          <w:szCs w:val="28"/>
-        </w:rPr>
-      </w:pPr>
-    </w:p>
-    <w:p>
-      <w:pPr>
-        <w:pStyle w:val="12"/>
-        <w:spacing w:after="0" w:line="360" w:lineRule="auto"/>
-        <w:jc w:val="center"/>
-      </w:pPr>
-      <w:bookmarkStart w:id="45" w:name="_Toc239937345"/>
-      <w:r>
-        <w:t>7.1 Перечень подлежащих разработке документов</w:t>
-      </w:r>
-      <w:bookmarkEnd w:id="45"/>
-    </w:p>
-    <w:p>
-      <w:pPr>
-        <w:spacing w:after="0" w:line="360" w:lineRule="auto"/>
-        <w:jc w:val="center"/>
-        <w:rPr>
-          <w:rFonts w:ascii="Times New Roman" w:hAnsi="Times New Roman" w:cs="Times New Roman"/>
-          <w:sz w:val="28"/>
-          <w:szCs w:val="28"/>
-        </w:rPr>
-      </w:pPr>
+        <w:t>Нижеперечисленные документы к АС предоставляются в электронном виде в форматах .</w:t>
+      </w:r>
+      <w:proofErr w:type="spellStart"/>
+      <w:r>
+        <w:rPr>
+          <w:rFonts w:ascii="Times New Roman" w:hAnsi="Times New Roman" w:cs="Times New Roman"/>
+          <w:sz w:val="28"/>
+          <w:szCs w:val="28"/>
+        </w:rPr>
+        <w:t>docx</w:t>
+      </w:r>
+      <w:proofErr w:type="spellEnd"/>
+      <w:r>
+        <w:rPr>
+          <w:rFonts w:ascii="Times New Roman" w:hAnsi="Times New Roman" w:cs="Times New Roman"/>
+          <w:sz w:val="28"/>
+          <w:szCs w:val="28"/>
+        </w:rPr>
+        <w:t xml:space="preserve"> и .</w:t>
+      </w:r>
+      <w:proofErr w:type="spellStart"/>
+      <w:r>
+        <w:rPr>
+          <w:rFonts w:ascii="Times New Roman" w:hAnsi="Times New Roman" w:cs="Times New Roman"/>
+          <w:sz w:val="28"/>
+          <w:szCs w:val="28"/>
+        </w:rPr>
+        <w:t>pdf</w:t>
+      </w:r>
+      <w:proofErr w:type="spellEnd"/>
+      <w:r>
+        <w:rPr>
+          <w:rFonts w:ascii="Times New Roman" w:hAnsi="Times New Roman" w:cs="Times New Roman"/>
+          <w:sz w:val="28"/>
+          <w:szCs w:val="28"/>
+        </w:rPr>
+        <w:t xml:space="preserve"> по одному экземпляру каждый </w:t>
+      </w:r>
     </w:p>
     <w:p>
       <w:pPr>
@@ -10209,40 +11175,8 @@
           <w:sz w:val="28"/>
           <w:szCs w:val="28"/>
         </w:rPr>
-        <w:t>Документы «Проект системы» и «Пояснительная записка» должны разрабатываться согласно требованиям [4].</w:t>
-      </w:r>
-    </w:p>
-    <w:p>
-      <w:pPr>
-        <w:spacing w:after="0" w:line="360" w:lineRule="auto"/>
-        <w:rPr>
-          <w:rFonts w:ascii="Times New Roman" w:hAnsi="Times New Roman" w:cs="Times New Roman"/>
-          <w:sz w:val="28"/>
-          <w:szCs w:val="28"/>
-        </w:rPr>
-      </w:pPr>
-    </w:p>
-    <w:p>
-      <w:pPr>
-        <w:pStyle w:val="12"/>
-        <w:spacing w:after="0" w:line="360" w:lineRule="auto"/>
-        <w:jc w:val="center"/>
-      </w:pPr>
-      <w:bookmarkStart w:id="46" w:name="_Toc239937346"/>
-      <w:r>
-        <w:t>7.2 Вид представления и количество документов</w:t>
-      </w:r>
-      <w:bookmarkEnd w:id="46"/>
-    </w:p>
-    <w:p>
-      <w:pPr>
-        <w:spacing w:after="0" w:line="360" w:lineRule="auto"/>
-        <w:rPr>
-          <w:rFonts w:ascii="Times New Roman" w:hAnsi="Times New Roman" w:cs="Times New Roman"/>
-          <w:sz w:val="28"/>
-          <w:szCs w:val="28"/>
-        </w:rPr>
-      </w:pPr>
+        <w:t xml:space="preserve">1. Техническое задание; </w:t>
+      </w:r>
     </w:p>
     <w:p>
       <w:pPr>
@@ -10261,43 +11195,7 @@
           <w:sz w:val="28"/>
           <w:szCs w:val="28"/>
         </w:rPr>
-        <w:t>Нижеперечисленные документы к АС предоставляются в электронном виде в форматах .</w:t>
-      </w:r>
-      <w:proofErr w:type="spellStart"/>
-      <w:r>
-        <w:rPr>
-          <w:rFonts w:ascii="Times New Roman" w:hAnsi="Times New Roman" w:cs="Times New Roman"/>
-          <w:sz w:val="28"/>
-          <w:szCs w:val="28"/>
-        </w:rPr>
-        <w:t>docx</w:t>
-      </w:r>
-      <w:proofErr w:type="spellEnd"/>
-      <w:r>
-        <w:rPr>
-          <w:rFonts w:ascii="Times New Roman" w:hAnsi="Times New Roman" w:cs="Times New Roman"/>
-          <w:sz w:val="28"/>
-          <w:szCs w:val="28"/>
-        </w:rPr>
-        <w:t xml:space="preserve"> и .</w:t>
-      </w:r>
-      <w:proofErr w:type="spellStart"/>
-      <w:r>
-        <w:rPr>
-          <w:rFonts w:ascii="Times New Roman" w:hAnsi="Times New Roman" w:cs="Times New Roman"/>
-          <w:sz w:val="28"/>
-          <w:szCs w:val="28"/>
-        </w:rPr>
-        <w:t>pdf</w:t>
-      </w:r>
-      <w:proofErr w:type="spellEnd"/>
-      <w:r>
-        <w:rPr>
-          <w:rFonts w:ascii="Times New Roman" w:hAnsi="Times New Roman" w:cs="Times New Roman"/>
-          <w:sz w:val="28"/>
-          <w:szCs w:val="28"/>
-        </w:rPr>
-        <w:t xml:space="preserve"> по одному экземпляру каждый </w:t>
+        <w:t xml:space="preserve">2. Проект системы; </w:t>
       </w:r>
     </w:p>
     <w:p>
@@ -10317,7 +11215,7 @@
           <w:sz w:val="28"/>
           <w:szCs w:val="28"/>
         </w:rPr>
-        <w:t xml:space="preserve">1. Техническое задание; </w:t>
+        <w:t xml:space="preserve">3. Пояснительная записка; </w:t>
       </w:r>
     </w:p>
     <w:p>
@@ -10337,8 +11235,48 @@
           <w:sz w:val="28"/>
           <w:szCs w:val="28"/>
         </w:rPr>
-        <w:t xml:space="preserve">2. Проект системы; </w:t>
-      </w:r>
+        <w:t>4. Три варианта дополнительной функциональности на согласование.</w:t>
+      </w:r>
+    </w:p>
+    <w:p>
+      <w:pPr>
+        <w:spacing w:after="0" w:line="360" w:lineRule="auto"/>
+        <w:rPr>
+          <w:rFonts w:ascii="Times New Roman" w:hAnsi="Times New Roman" w:cs="Times New Roman"/>
+          <w:sz w:val="28"/>
+          <w:szCs w:val="28"/>
+        </w:rPr>
+      </w:pPr>
+    </w:p>
+    <w:p>
+      <w:pPr>
+        <w:pStyle w:val="12"/>
+        <w:spacing w:after="0" w:line="360" w:lineRule="auto"/>
+        <w:jc w:val="center"/>
+        <w:rPr>
+          <w:b/>
+          <w:bCs/>
+        </w:rPr>
+      </w:pPr>
+      <w:bookmarkStart w:id="62" w:name="_Toc239937347"/>
+      <w:r>
+        <w:rPr>
+          <w:b/>
+          <w:bCs/>
+        </w:rPr>
+        <w:t>7.3 Требования по использованию ЕСКД и ЕСПД при разработке документов</w:t>
+      </w:r>
+      <w:bookmarkEnd w:id="62"/>
+    </w:p>
+    <w:p>
+      <w:pPr>
+        <w:spacing w:after="0" w:line="360" w:lineRule="auto"/>
+        <w:rPr>
+          <w:rFonts w:ascii="Times New Roman" w:hAnsi="Times New Roman" w:cs="Times New Roman"/>
+          <w:sz w:val="28"/>
+          <w:szCs w:val="28"/>
+        </w:rPr>
+      </w:pPr>
     </w:p>
     <w:p>
       <w:pPr>
@@ -10357,7 +11295,7 @@
           <w:sz w:val="28"/>
           <w:szCs w:val="28"/>
         </w:rPr>
-        <w:t xml:space="preserve">3. Пояснительная записка; </w:t>
+        <w:t xml:space="preserve">Документы на Систему оформляют в соответствии с требованиями ОС ТУСУР-2021. </w:t>
       </w:r>
     </w:p>
     <w:p>
@@ -10377,40 +11315,8 @@
           <w:sz w:val="28"/>
           <w:szCs w:val="28"/>
         </w:rPr>
-        <w:t>4. Три варианта дополнительной функциональности на согласование.</w:t>
-      </w:r>
-    </w:p>
-    <w:p>
-      <w:pPr>
-        <w:spacing w:after="0" w:line="360" w:lineRule="auto"/>
-        <w:rPr>
-          <w:rFonts w:ascii="Times New Roman" w:hAnsi="Times New Roman" w:cs="Times New Roman"/>
-          <w:sz w:val="28"/>
-          <w:szCs w:val="28"/>
-        </w:rPr>
-      </w:pPr>
-    </w:p>
-    <w:p>
-      <w:pPr>
-        <w:pStyle w:val="12"/>
-        <w:spacing w:after="0" w:line="360" w:lineRule="auto"/>
-        <w:jc w:val="center"/>
-      </w:pPr>
-      <w:bookmarkStart w:id="47" w:name="_Toc239937347"/>
-      <w:r>
-        <w:t>7.3 Требования по использованию ЕСКД и ЕСПД при разработке документов</w:t>
-      </w:r>
-      <w:bookmarkEnd w:id="47"/>
-    </w:p>
-    <w:p>
-      <w:pPr>
-        <w:spacing w:after="0" w:line="360" w:lineRule="auto"/>
-        <w:rPr>
-          <w:rFonts w:ascii="Times New Roman" w:hAnsi="Times New Roman" w:cs="Times New Roman"/>
-          <w:sz w:val="28"/>
-          <w:szCs w:val="28"/>
-        </w:rPr>
-      </w:pPr>
+        <w:t xml:space="preserve">Общие требования: </w:t>
+      </w:r>
     </w:p>
     <w:p>
       <w:pPr>
@@ -10429,7 +11335,23 @@
           <w:sz w:val="28"/>
           <w:szCs w:val="28"/>
         </w:rPr>
-        <w:t xml:space="preserve">Документы на Систему оформляют в соответствии с требованиями ОС ТУСУР-2021. </w:t>
+        <w:t>− размер бумаги</w:t>
+      </w:r>
+      <w:r>
+        <w:rPr>
+          <w:rFonts w:ascii="Times New Roman" w:hAnsi="Times New Roman" w:cs="Times New Roman"/>
+          <w:sz w:val="28"/>
+          <w:szCs w:val="28"/>
+        </w:rPr>
+        <w:t>;</w:t>
+      </w:r>
+      <w:r>
+        <w:rPr>
+          <w:rFonts w:ascii="Times New Roman" w:hAnsi="Times New Roman" w:cs="Times New Roman"/>
+          <w:sz w:val="28"/>
+          <w:szCs w:val="28"/>
+        </w:rPr>
+        <w:t xml:space="preserve"> </w:t>
       </w:r>
     </w:p>
     <w:p>
@@ -10449,7 +11371,7 @@
           <w:sz w:val="28"/>
           <w:szCs w:val="28"/>
         </w:rPr>
-        <w:t xml:space="preserve">Общие требования: </w:t>
+        <w:t xml:space="preserve">– А4. Допускается для размещения рисунков и таблиц использование листов формата А3 с подшивкой по короткой стороне листа; </w:t>
       </w:r>
     </w:p>
     <w:p>
@@ -10469,23 +11391,26 @@
           <w:sz w:val="28"/>
           <w:szCs w:val="28"/>
         </w:rPr>
-        <w:t>− размер бумаги</w:t>
-      </w:r>
-      <w:r>
-        <w:rPr>
-          <w:rFonts w:ascii="Times New Roman" w:hAnsi="Times New Roman" w:cs="Times New Roman"/>
-          <w:sz w:val="28"/>
-          <w:szCs w:val="28"/>
-        </w:rPr>
-        <w:t>;</w:t>
-      </w:r>
-      <w:r>
-        <w:rPr>
-          <w:rFonts w:ascii="Times New Roman" w:hAnsi="Times New Roman" w:cs="Times New Roman"/>
-          <w:sz w:val="28"/>
-          <w:szCs w:val="28"/>
-        </w:rPr>
-        <w:t xml:space="preserve"> </w:t>
+        <w:lastRenderedPageBreak/>
+        <w:t xml:space="preserve">− шрифт – Times New </w:t>
+      </w:r>
+      <w:proofErr w:type="spellStart"/>
+      <w:r>
+        <w:rPr>
+          <w:rFonts w:ascii="Times New Roman" w:hAnsi="Times New Roman" w:cs="Times New Roman"/>
+          <w:sz w:val="28"/>
+          <w:szCs w:val="28"/>
+        </w:rPr>
+        <w:t>Roman</w:t>
+      </w:r>
+      <w:proofErr w:type="spellEnd"/>
+      <w:r>
+        <w:rPr>
+          <w:rFonts w:ascii="Times New Roman" w:hAnsi="Times New Roman" w:cs="Times New Roman"/>
+          <w:sz w:val="28"/>
+          <w:szCs w:val="28"/>
+        </w:rPr>
+        <w:t xml:space="preserve"> 14; </w:t>
       </w:r>
     </w:p>
     <w:p>
@@ -10505,8 +11430,7 @@
           <w:sz w:val="28"/>
           <w:szCs w:val="28"/>
         </w:rPr>
-        <w:lastRenderedPageBreak/>
-        <w:t xml:space="preserve">– А4. Допускается для размещения рисунков и таблиц использование листов формата А3 с подшивкой по короткой стороне листа; </w:t>
+        <w:t>− первая строка – отступ 1,25 см;</w:t>
       </w:r>
     </w:p>
     <w:p>
@@ -10526,25 +11450,7 @@
           <w:sz w:val="28"/>
           <w:szCs w:val="28"/>
         </w:rPr>
-        <w:t xml:space="preserve">− шрифт – Times New </w:t>
-      </w:r>
-      <w:proofErr w:type="spellStart"/>
-      <w:r>
-        <w:rPr>
-          <w:rFonts w:ascii="Times New Roman" w:hAnsi="Times New Roman" w:cs="Times New Roman"/>
-          <w:sz w:val="28"/>
-          <w:szCs w:val="28"/>
-        </w:rPr>
-        <w:t>Roman</w:t>
-      </w:r>
-      <w:proofErr w:type="spellEnd"/>
-      <w:r>
-        <w:rPr>
-          <w:rFonts w:ascii="Times New Roman" w:hAnsi="Times New Roman" w:cs="Times New Roman"/>
-          <w:sz w:val="28"/>
-          <w:szCs w:val="28"/>
-        </w:rPr>
-        <w:t xml:space="preserve"> 14; </w:t>
+        <w:t xml:space="preserve">− межстрочный интервал – полуторный; </w:t>
       </w:r>
     </w:p>
     <w:p>
@@ -10564,7 +11470,7 @@
           <w:sz w:val="28"/>
           <w:szCs w:val="28"/>
         </w:rPr>
-        <w:t>− первая строка – отступ 1,25 см;</w:t>
+        <w:t xml:space="preserve">− выравнивание – по ширине; </w:t>
       </w:r>
     </w:p>
     <w:p>
@@ -10584,7 +11490,23 @@
           <w:sz w:val="28"/>
           <w:szCs w:val="28"/>
         </w:rPr>
-        <w:t xml:space="preserve">− межстрочный интервал – полуторный; </w:t>
+        <w:t>− перенос слов – автоматический</w:t>
+      </w:r>
+      <w:r>
+        <w:rPr>
+          <w:rFonts w:ascii="Times New Roman" w:hAnsi="Times New Roman" w:cs="Times New Roman"/>
+          <w:sz w:val="28"/>
+          <w:szCs w:val="28"/>
+        </w:rPr>
+        <w:t>;</w:t>
+      </w:r>
+      <w:r>
+        <w:rPr>
+          <w:rFonts w:ascii="Times New Roman" w:hAnsi="Times New Roman" w:cs="Times New Roman"/>
+          <w:sz w:val="28"/>
+          <w:szCs w:val="28"/>
+        </w:rPr>
+        <w:t xml:space="preserve"> </w:t>
       </w:r>
     </w:p>
     <w:p>
@@ -10604,62 +11526,6 @@
           <w:sz w:val="28"/>
           <w:szCs w:val="28"/>
         </w:rPr>
-        <w:t xml:space="preserve">− выравнивание – по ширине; </w:t>
-      </w:r>
-    </w:p>
-    <w:p>
-      <w:pPr>
-        <w:spacing w:after="0" w:line="360" w:lineRule="auto"/>
-        <w:ind w:firstLine="708"/>
-        <w:jc w:val="both"/>
-        <w:rPr>
-          <w:rFonts w:ascii="Times New Roman" w:hAnsi="Times New Roman" w:cs="Times New Roman"/>
-          <w:sz w:val="28"/>
-          <w:szCs w:val="28"/>
-        </w:rPr>
-      </w:pPr>
-      <w:r>
-        <w:rPr>
-          <w:rFonts w:ascii="Times New Roman" w:hAnsi="Times New Roman" w:cs="Times New Roman"/>
-          <w:sz w:val="28"/>
-          <w:szCs w:val="28"/>
-        </w:rPr>
-        <w:t>− перенос слов – автоматический</w:t>
-      </w:r>
-      <w:r>
-        <w:rPr>
-          <w:rFonts w:ascii="Times New Roman" w:hAnsi="Times New Roman" w:cs="Times New Roman"/>
-          <w:sz w:val="28"/>
-          <w:szCs w:val="28"/>
-        </w:rPr>
-        <w:t>;</w:t>
-      </w:r>
-      <w:r>
-        <w:rPr>
-          <w:rFonts w:ascii="Times New Roman" w:hAnsi="Times New Roman" w:cs="Times New Roman"/>
-          <w:sz w:val="28"/>
-          <w:szCs w:val="28"/>
-        </w:rPr>
-        <w:t xml:space="preserve"> </w:t>
-      </w:r>
-    </w:p>
-    <w:p>
-      <w:pPr>
-        <w:spacing w:after="0" w:line="360" w:lineRule="auto"/>
-        <w:ind w:firstLine="708"/>
-        <w:jc w:val="both"/>
-        <w:rPr>
-          <w:rFonts w:ascii="Times New Roman" w:hAnsi="Times New Roman" w:cs="Times New Roman"/>
-          <w:sz w:val="28"/>
-          <w:szCs w:val="28"/>
-        </w:rPr>
-      </w:pPr>
-      <w:r>
-        <w:rPr>
-          <w:rFonts w:ascii="Times New Roman" w:hAnsi="Times New Roman" w:cs="Times New Roman"/>
-          <w:sz w:val="28"/>
-          <w:szCs w:val="28"/>
-        </w:rPr>
         <w:t>− перенос слов из прописных букв – отменить.</w:t>
       </w:r>
     </w:p>
@@ -10689,16 +11555,16 @@
           <w:bCs/>
         </w:rPr>
       </w:pPr>
-      <w:bookmarkStart w:id="48" w:name="_Toc239937348"/>
+      <w:bookmarkStart w:id="63" w:name="_Toc239937348"/>
       <w:r>
         <w:rPr>
           <w:b/>
           <w:bCs/>
         </w:rPr>
         <w:lastRenderedPageBreak/>
-        <w:t>8 ИСТОЧНИКИ РАЗРАБОТКИ</w:t>
-      </w:r>
-      <w:bookmarkEnd w:id="48"/>
+        <w:t>ИСТОЧНИКИ РАЗРАБОТКИ</w:t>
+      </w:r>
+      <w:bookmarkEnd w:id="63"/>
     </w:p>
     <w:p>
       <w:pPr>
@@ -11100,7 +11966,7 @@
 
 <file path=word/comments.xml><?xml version="1.0" encoding="utf-8"?>
 <w:comments xmlns:wpc="http://schemas.microsoft.com/office/word/2010/wordprocessingCanvas" xmlns:cx="http://schemas.microsoft.com/office/drawing/2014/chartex" xmlns:cx1="http://schemas.microsoft.com/office/drawing/2015/9/8/chartex" xmlns:cx2="http://schemas.microsoft.com/office/drawing/2015/10/21/chartex" xmlns:cx3="http://schemas.microsoft.com/office/drawing/2016/5/9/chartex" xmlns:cx4="http://schemas.microsoft.com/office/drawing/2016/5/10/chartex" xmlns:cx5="http://schemas.microsoft.com/office/drawing/2016/5/11/chartex" xmlns:cx6="http://schemas.microsoft.com/office/drawing/2016/5/12/chartex" xmlns:cx7="http://schemas.microsoft.com/office/drawing/2016/5/13/chartex" xmlns:cx8="http://schemas.microsoft.com/office/drawing/2016/5/14/chartex" xmlns:mc="http://schemas.openxmlformats.org/markup-compatibility/2006" xmlns:aink="http://schemas.microsoft.com/office/drawing/2016/ink" xmlns:am3d="http://schemas.microsoft.com/office/drawing/2017/model3d" xmlns:o="urn:schemas-microsoft-com:office:office" xmlns:oel="http://schemas.microsoft.com/office/2019/extlst" xmlns:r="http://schemas.openxmlformats.org/officeDocument/2006/relationships" xmlns:m="http://schemas.openxmlformats.org/officeDocument/2006/math" xmlns:v="urn:schemas-microsoft-com:vml" xmlns:wp14="http://schemas.microsoft.com/office/word/2010/wordprocessingDrawing" xmlns:wp="http://schemas.openxmlformats.org/drawingml/2006/wordprocessingDrawing" xmlns:w10="urn:schemas-microsoft-com:office:word" xmlns:w="http://schemas.openxmlformats.org/wordprocessingml/2006/main" xmlns:w14="http://schemas.microsoft.com/office/word/2010/wordml" xmlns:w15="http://schemas.microsoft.com/office/word/2012/wordml" xmlns:w16cex="http://schemas.microsoft.com/office/word/2018/wordml/cex" xmlns:w16cid="http://schemas.microsoft.com/office/word/2016/wordml/cid" xmlns:w16="http://schemas.microsoft.com/office/word/2018/wordml" xmlns:w16sdtdh="http://schemas.microsoft.com/office/word/2020/wordml/sdtdatahash" xmlns:w16se="http://schemas.microsoft.com/office/word/2015/wordml/symex" xmlns:wpg="http://schemas.microsoft.com/office/word/2010/wordprocessingGroup" xmlns:wpi="http://schemas.microsoft.com/office/word/2010/wordprocessingInk" xmlns:wne="http://schemas.microsoft.com/office/word/2006/wordml" xmlns:wps="http://schemas.microsoft.com/office/word/2010/wordprocessingShape" mc:Ignorable="w14 w15 w16se w16cid w16 w16cex w16sdtdh wp14">
-  <w:comment w:id="8" w:author="Kalentyev Alexey" w:date="2026-09-16T09:30:00Z" w:initials="KA">
+  <w:comment w:id="2" w:author="Kalentyev Alexey" w:date="2026-09-23T02:33:00Z" w:initials="KA">
     <w:p>
       <w:pPr>
         <w:pStyle w:val="ad"/>
@@ -11112,14 +11978,80 @@
         <w:annotationRef/>
       </w:r>
       <w:r>
-        <w:t xml:space="preserve">+ </w:t>
+        <w:t>Выделите заголовки подразделов и пунктов полужирным и приведите их оформление к единому стилю каждого уровня; заголовки располагайте по центру. Проверьте это по всему документу, включая 1.1, 1.2 и подразделы раздела 3.</w:t>
+      </w:r>
+    </w:p>
+  </w:comment>
+  <w:comment w:id="3" w:author="Роман Литвиненко" w:date="2026-09-23T11:30:00Z" w:initials="РЛ">
+    <w:p>
+      <w:pPr>
+        <w:pStyle w:val="ad"/>
+      </w:pPr>
+      <w:r>
+        <w:rPr>
+          <w:rStyle w:val="ac"/>
+        </w:rPr>
+        <w:annotationRef/>
+      </w:r>
+      <w:r>
+        <w:t>+</w:t>
+      </w:r>
+    </w:p>
+    <w:p>
+      <w:pPr>
+        <w:pStyle w:val="ad"/>
+      </w:pPr>
+    </w:p>
+  </w:comment>
+  <w:comment w:id="8" w:author="Kalentyev Alexey" w:date="2026-09-23T02:33:00Z" w:initials="KA">
+    <w:p>
+      <w:pPr>
+        <w:pStyle w:val="ad"/>
+      </w:pPr>
+      <w:r>
+        <w:rPr>
+          <w:rStyle w:val="ac"/>
+        </w:rPr>
+        <w:annotationRef/>
+      </w:r>
+      <w:r>
+        <w:t>Перенесите начало раздела 2 на новую страницу. Проверьте также разделы 3 и 7: они начинаются после материалов предыдущего раздела на тех же страницах.</w:t>
+      </w:r>
+    </w:p>
+  </w:comment>
+  <w:comment w:id="9" w:author="Роман Литвиненко" w:date="2026-09-23T11:30:00Z" w:initials="РЛ">
+    <w:p>
+      <w:pPr>
+        <w:pStyle w:val="ad"/>
+      </w:pPr>
+      <w:r>
+        <w:rPr>
+          <w:rStyle w:val="ac"/>
+        </w:rPr>
+        <w:annotationRef/>
+      </w:r>
+      <w:r>
+        <w:t>+</w:t>
+      </w:r>
+    </w:p>
+  </w:comment>
+  <w:comment w:id="14" w:author="Kalentyev Alexey" w:date="2026-09-16T09:30:00Z" w:initials="KA">
+    <w:p>
+      <w:pPr>
+        <w:pStyle w:val="ad"/>
+      </w:pPr>
+      <w:r>
+        <w:rPr>
+          <w:rStyle w:val="ac"/>
+        </w:rPr>
+        <w:annotationRef/>
       </w:r>
       <w:r>
         <w:t>Чертёж?</w:t>
       </w:r>
     </w:p>
   </w:comment>
-  <w:comment w:id="31" w:author="Kalentyev Alexey" w:date="2026-09-16T09:27:00Z" w:initials="KA">
+  <w:comment w:id="15" w:author="Роман Литвиненко" w:date="2026-09-23T11:29:00Z" w:initials="РЛ">
     <w:p>
       <w:pPr>
         <w:pStyle w:val="ad"/>
@@ -11131,17 +12063,136 @@
         <w:annotationRef/>
       </w:r>
       <w:r>
-        <w:rPr>
-          <w:lang w:val="en-US"/>
-        </w:rPr>
-        <w:t xml:space="preserve">+ </w:t>
+        <w:t>+</w:t>
+      </w:r>
+    </w:p>
+  </w:comment>
+  <w:comment w:id="12" w:author="Kalentyev Alexey" w:date="2026-09-23T02:33:00Z" w:initials="KA">
+    <w:p>
+      <w:pPr>
+        <w:pStyle w:val="ad"/>
+      </w:pPr>
+      <w:r>
+        <w:rPr>
+          <w:rStyle w:val="ac"/>
+        </w:rPr>
+        <w:annotationRef/>
+      </w:r>
+      <w:r>
+        <w:t>Согласуйте пример на рисунке 2.1 с диапазоном W из п. 3.1.1: на чертеже указана ширина багета 10 мм, а в требованиях минимум составляет 15 мм. Уточните также фиксированные размеры и поперечные размеры подставки, чтобы её форма была определена однозначно.</w:t>
+      </w:r>
+    </w:p>
+  </w:comment>
+  <w:comment w:id="13" w:author="Роман Литвиненко" w:date="2026-09-23T11:29:00Z" w:initials="РЛ">
+    <w:p>
+      <w:pPr>
+        <w:pStyle w:val="ad"/>
+      </w:pPr>
+      <w:r>
+        <w:rPr>
+          <w:rStyle w:val="ac"/>
+        </w:rPr>
+        <w:annotationRef/>
+      </w:r>
+      <w:r>
+        <w:t>+</w:t>
+      </w:r>
+    </w:p>
+  </w:comment>
+  <w:comment w:id="19" w:author="Kalentyev Alexey" w:date="2026-09-23T02:33:00Z" w:initials="KA">
+    <w:p>
+      <w:pPr>
+        <w:pStyle w:val="ad"/>
+      </w:pPr>
+      <w:r>
+        <w:rPr>
+          <w:rStyle w:val="ac"/>
+        </w:rPr>
+        <w:annotationRef/>
+      </w:r>
+      <w:r>
+        <w:t>Добавьте ограничение ширины багета W по высоте H1 и минимальному размеру проёма. Сейчас W ограничена только шириной L1, поэтому возможен отрицательный внутренний размер по высоте.</w:t>
+      </w:r>
+    </w:p>
+  </w:comment>
+  <w:comment w:id="21" w:author="Роман Литвиненко" w:date="2026-09-23T11:32:00Z" w:initials="РЛ">
+    <w:p>
+      <w:pPr>
+        <w:pStyle w:val="ad"/>
+      </w:pPr>
+      <w:r>
+        <w:rPr>
+          <w:rStyle w:val="ac"/>
+        </w:rPr>
+        <w:annotationRef/>
+      </w:r>
+      <w:r>
+        <w:t>+</w:t>
+      </w:r>
+    </w:p>
+    <w:p>
+      <w:pPr>
+        <w:pStyle w:val="ad"/>
+      </w:pPr>
+    </w:p>
+  </w:comment>
+  <w:comment w:id="20" w:author="Kalentyev Alexey" w:date="2026-09-23T02:33:00Z" w:initials="KA">
+    <w:p>
+      <w:pPr>
+        <w:pStyle w:val="ad"/>
+      </w:pPr>
+      <w:r>
+        <w:rPr>
+          <w:rStyle w:val="ac"/>
+        </w:rPr>
+        <w:annotationRef/>
+      </w:r>
+      <w:r>
+        <w:t>Зафиксируйте обратное ограничение L1 ≥ 2W + 90 мм и проверку/пересчёт допустимой ширины рамки при изменении W. Укажите поведение при изменении каждого параметра и запрет построения при нарушении ограничения.</w:t>
+      </w:r>
+    </w:p>
+  </w:comment>
+  <w:comment w:id="22" w:author="Роман Литвиненко" w:date="2026-09-23T11:32:00Z" w:initials="РЛ">
+    <w:p>
+      <w:pPr>
+        <w:pStyle w:val="ad"/>
+      </w:pPr>
+      <w:r>
+        <w:rPr>
+          <w:rStyle w:val="ac"/>
+        </w:rPr>
+        <w:annotationRef/>
+      </w:r>
+      <w:r>
+        <w:t>+</w:t>
+      </w:r>
+      <w:r>
+        <w:t>, добавил неизменяемые параметры</w:t>
+      </w:r>
+    </w:p>
+    <w:p>
+      <w:pPr>
+        <w:pStyle w:val="ad"/>
+      </w:pPr>
+    </w:p>
+  </w:comment>
+  <w:comment w:id="42" w:author="Kalentyev Alexey" w:date="2026-09-16T09:27:00Z" w:initials="KA">
+    <w:p>
+      <w:pPr>
+        <w:pStyle w:val="ad"/>
+      </w:pPr>
+      <w:r>
+        <w:rPr>
+          <w:rStyle w:val="ac"/>
+        </w:rPr>
+        <w:annotationRef/>
       </w:r>
       <w:r>
         <w:t>Маркерный список</w:t>
       </w:r>
     </w:p>
   </w:comment>
-  <w:comment w:id="39" w:author="Kalentyev Alexey" w:date="2026-09-16T09:29:00Z" w:initials="KA">
+  <w:comment w:id="43" w:author="Роман Литвиненко" w:date="2026-09-23T11:32:00Z" w:initials="РЛ">
     <w:p>
       <w:pPr>
         <w:pStyle w:val="ad"/>
@@ -11152,21 +12203,52 @@
         </w:rPr>
         <w:annotationRef/>
       </w:r>
-      <w:proofErr w:type="gramStart"/>
-      <w:r>
-        <w:t xml:space="preserve">+ </w:t>
+      <w:r>
+        <w:t>+</w:t>
+      </w:r>
+    </w:p>
+    <w:p>
+      <w:pPr>
+        <w:pStyle w:val="ad"/>
+      </w:pPr>
+    </w:p>
+  </w:comment>
+  <w:comment w:id="51" w:author="Kalentyev Alexey" w:date="2026-09-16T09:29:00Z" w:initials="KA">
+    <w:p>
+      <w:pPr>
+        <w:pStyle w:val="ad"/>
+      </w:pPr>
+      <w:r>
+        <w:rPr>
+          <w:rStyle w:val="ac"/>
+        </w:rPr>
+        <w:annotationRef/>
       </w:r>
       <w:r>
         <w:t>?</w:t>
       </w:r>
-      <w:proofErr w:type="gramEnd"/>
-      <w:r>
-        <w:br/>
+    </w:p>
+  </w:comment>
+  <w:comment w:id="52" w:author="Роман Литвиненко" w:date="2026-09-23T11:33:00Z" w:initials="РЛ">
+    <w:p>
+      <w:pPr>
+        <w:pStyle w:val="ad"/>
+      </w:pPr>
+      <w:r>
+        <w:rPr>
+          <w:rStyle w:val="ac"/>
+        </w:rPr>
+        <w:annotationRef/>
+      </w:r>
+      <w:r>
+        <w:t xml:space="preserve">+, </w:t>
+      </w:r>
+      <w:r>
         <w:t>не нашёл конкретный ГОСТ для изготовления багетов</w:t>
       </w:r>
     </w:p>
   </w:comment>
-  <w:comment w:id="40" w:author="Kalentyev Alexey" w:initials="KA" w:date="2026-09-23T02:33:23Z">
+  <w:comment w:id="57" w:author="Kalentyev Alexey" w:date="2026-09-23T02:33:00Z" w:initials="KA">
     <w:p>
       <w:pPr>
         <w:pStyle w:val="ad"/>
@@ -11178,11 +12260,11 @@
         <w:annotationRef/>
       </w:r>
       <w:r>
-        <w:t>Добавьте ограничение ширины багета W по высоте H1 и минимальному размеру проёма. Сейчас W ограничена только шириной L1, поэтому возможен отрицательный внутренний размер по высоте.</w:t>
+        <w:t>Перенесите короткий завершающий абзац о комплектности к тексту п. 6.2 на предыдущей странице; раздел 7 начните с нового листа.</w:t>
       </w:r>
     </w:p>
   </w:comment>
-  <w:comment w:id="41" w:author="Kalentyev Alexey" w:initials="KA" w:date="2026-09-23T02:33:23Z">
+  <w:comment w:id="58" w:author="Роман Литвиненко" w:date="2026-09-23T11:34:00Z" w:initials="РЛ">
     <w:p>
       <w:pPr>
         <w:pStyle w:val="ad"/>
@@ -11194,88 +12276,13 @@
         <w:annotationRef/>
       </w:r>
       <w:r>
-        <w:t>Зафиксируйте обратное ограничение L1 ≥ 2W + 90 мм и проверку/пересчёт допустимой ширины рамки при изменении W. Укажите поведение при изменении каждого параметра и запрет построения при нарушении ограничения.</w:t>
-      </w:r>
-    </w:p>
-  </w:comment>
-  <w:comment w:id="42" w:author="Kalentyev Alexey" w:initials="KA" w:date="2026-09-23T02:33:23Z">
+        <w:t>+</w:t>
+      </w:r>
+    </w:p>
     <w:p>
       <w:pPr>
         <w:pStyle w:val="ad"/>
       </w:pPr>
-      <w:r>
-        <w:rPr>
-          <w:rStyle w:val="ac"/>
-        </w:rPr>
-        <w:annotationRef/>
-      </w:r>
-      <w:r>
-        <w:t>Выделите заголовки подразделов и пунктов полужирным и приведите их оформление к единому стилю каждого уровня; заголовки располагайте по центру. Проверьте это по всему документу, включая 1.1, 1.2 и подразделы раздела 3.</w:t>
-      </w:r>
-    </w:p>
-  </w:comment>
-  <w:comment w:id="43" w:author="Kalentyev Alexey" w:initials="KA" w:date="2026-09-23T02:33:23Z">
-    <w:p>
-      <w:pPr>
-        <w:pStyle w:val="ad"/>
-      </w:pPr>
-      <w:r>
-        <w:rPr>
-          <w:rStyle w:val="ac"/>
-        </w:rPr>
-        <w:annotationRef/>
-      </w:r>
-      <w:r>
-        <w:t>Замените «СОДЕРЖАНИЕ» на «Оглавление», оформленное по центру полужирным.</w:t>
-      </w:r>
-    </w:p>
-  </w:comment>
-  <w:comment w:id="44" w:author="Kalentyev Alexey" w:initials="KA" w:date="2026-09-23T02:33:23Z">
-    <w:p>
-      <w:pPr>
-        <w:pStyle w:val="ad"/>
-      </w:pPr>
-      <w:r>
-        <w:rPr>
-          <w:rStyle w:val="ac"/>
-        </w:rPr>
-        <w:annotationRef/>
-      </w:r>
-      <w:r>
-        <w:t>Перенесите начало раздела 2 на новую страницу. Проверьте также разделы 3 и 7: они начинаются после материалов предыдущего раздела на тех же страницах.</w:t>
-      </w:r>
-    </w:p>
-  </w:comment>
-  <w:comment w:id="45" w:author="Kalentyev Alexey" w:initials="KA" w:date="2026-09-23T02:33:23Z">
-    <w:p>
-      <w:pPr>
-        <w:pStyle w:val="ad"/>
-      </w:pPr>
-      <w:r>
-        <w:rPr>
-          <w:rStyle w:val="ac"/>
-        </w:rPr>
-        <w:annotationRef/>
-      </w:r>
-      <w:r>
-        <w:t>Перенесите короткий завершающий абзац о комплектности к тексту п. 6.2 на предыдущей странице; раздел 7 начните с нового листа.</w:t>
-      </w:r>
-    </w:p>
-  </w:comment>
-  <w:comment w:id="46" w:author="Kalentyev Alexey" w:initials="KA" w:date="2026-09-23T02:33:23Z">
-    <w:p>
-      <w:pPr>
-        <w:pStyle w:val="ad"/>
-      </w:pPr>
-      <w:r>
-        <w:rPr>
-          <w:rStyle w:val="ac"/>
-        </w:rPr>
-        <w:annotationRef/>
-      </w:r>
-      <w:r>
-        <w:t>Согласуйте пример на рисунке 2.1 с диапазоном W из п. 3.1.1: на чертеже указана ширина багета 10 мм, а в требованиях минимум составляет 15 мм. Уточните также фиксированные размеры и поперечные размеры подставки, чтобы её форма была определена однозначно.</w:t>
-      </w:r>
     </w:p>
   </w:comment>
 </w:comments>
@@ -11283,46 +12290,67 @@
 
 <file path=word/commentsExtended.xml><?xml version="1.0" encoding="utf-8"?>
 <w15:commentsEx xmlns:wpc="http://schemas.microsoft.com/office/word/2010/wordprocessingCanvas" xmlns:cx="http://schemas.microsoft.com/office/drawing/2014/chartex" xmlns:cx1="http://schemas.microsoft.com/office/drawing/2015/9/8/chartex" xmlns:cx2="http://schemas.microsoft.com/office/drawing/2015/10/21/chartex" xmlns:cx3="http://schemas.microsoft.com/office/drawing/2016/5/9/chartex" xmlns:cx4="http://schemas.microsoft.com/office/drawing/2016/5/10/chartex" xmlns:cx5="http://schemas.microsoft.com/office/drawing/2016/5/11/chartex" xmlns:cx6="http://schemas.microsoft.com/office/drawing/2016/5/12/chartex" xmlns:cx7="http://schemas.microsoft.com/office/drawing/2016/5/13/chartex" xmlns:cx8="http://schemas.microsoft.com/office/drawing/2016/5/14/chartex" xmlns:mc="http://schemas.openxmlformats.org/markup-compatibility/2006" xmlns:aink="http://schemas.microsoft.com/office/drawing/2016/ink" xmlns:am3d="http://schemas.microsoft.com/office/drawing/2017/model3d" xmlns:o="urn:schemas-microsoft-com:office:office" xmlns:oel="http://schemas.microsoft.com/office/2019/extlst" xmlns:r="http://schemas.openxmlformats.org/officeDocument/2006/relationships" xmlns:m="http://schemas.openxmlformats.org/officeDocument/2006/math" xmlns:v="urn:schemas-microsoft-com:vml" xmlns:wp14="http://schemas.microsoft.com/office/word/2010/wordprocessingDrawing" xmlns:wp="http://schemas.openxmlformats.org/drawingml/2006/wordprocessingDrawing" xmlns:w10="urn:schemas-microsoft-com:office:word" xmlns:w="http://schemas.openxmlformats.org/wordprocessingml/2006/main" xmlns:w14="http://schemas.microsoft.com/office/word/2010/wordml" xmlns:w15="http://schemas.microsoft.com/office/word/2012/wordml" xmlns:w16cex="http://schemas.microsoft.com/office/word/2018/wordml/cex" xmlns:w16cid="http://schemas.microsoft.com/office/word/2016/wordml/cid" xmlns:w16="http://schemas.microsoft.com/office/word/2018/wordml" xmlns:w16sdtdh="http://schemas.microsoft.com/office/word/2020/wordml/sdtdatahash" xmlns:w16se="http://schemas.microsoft.com/office/word/2015/wordml/symex" xmlns:wpg="http://schemas.microsoft.com/office/word/2010/wordprocessingGroup" xmlns:wpi="http://schemas.microsoft.com/office/word/2010/wordprocessingInk" xmlns:wne="http://schemas.microsoft.com/office/word/2006/wordml" xmlns:wps="http://schemas.microsoft.com/office/word/2010/wordprocessingShape" mc:Ignorable="w14 w15 w16se w16cid w16 w16cex w16sdtdh wp14">
+  <w15:commentEx w15:paraId="2B7CCD59" w15:done="0"/>
+  <w15:commentEx w15:paraId="6FF516F1" w15:paraIdParent="2B7CCD59" w15:done="0"/>
+  <w15:commentEx w15:paraId="11BBC274" w15:done="0"/>
+  <w15:commentEx w15:paraId="673094C6" w15:paraIdParent="11BBC274" w15:done="0"/>
   <w15:commentEx w15:paraId="0FE14AA9" w15:done="0"/>
+  <w15:commentEx w15:paraId="4F947E69" w15:paraIdParent="0FE14AA9" w15:done="0"/>
+  <w15:commentEx w15:paraId="48A1929D" w15:done="0"/>
+  <w15:commentEx w15:paraId="1C87BDE0" w15:paraIdParent="48A1929D" w15:done="0"/>
+  <w15:commentEx w15:paraId="29FF08AB" w15:done="0"/>
+  <w15:commentEx w15:paraId="1B3DA532" w15:paraIdParent="29FF08AB" w15:done="0"/>
+  <w15:commentEx w15:paraId="5ECB8BFD" w15:done="0"/>
+  <w15:commentEx w15:paraId="5AD734BC" w15:paraIdParent="5ECB8BFD" w15:done="0"/>
   <w15:commentEx w15:paraId="32274353" w15:done="0"/>
+  <w15:commentEx w15:paraId="61938D79" w15:paraIdParent="32274353" w15:done="0"/>
   <w15:commentEx w15:paraId="3FD25F1A" w15:done="0"/>
-  <w15:commentEx w15:paraId="29FF08AB" w15:done="0"/>
-  <w15:commentEx w15:paraId="9E7B2D26" w15:done="0"/>
-  <w15:commentEx w15:paraId="2B7CCD59" w15:done="0"/>
-  <w15:commentEx w15:paraId="685269F4" w15:done="0"/>
-  <w15:commentEx w15:paraId="11BBC274" w15:done="0"/>
+  <w15:commentEx w15:paraId="6F760C95" w15:paraIdParent="3FD25F1A" w15:done="0"/>
   <w15:commentEx w15:paraId="12403CBC" w15:done="0"/>
-  <w15:commentEx w15:paraId="48A1929D" w15:done="0"/>
+  <w15:commentEx w15:paraId="0D6FC8E9" w15:paraIdParent="12403CBC" w15:done="0"/>
 </w15:commentsEx>
 </file>
 
 <file path=word/commentsExtensible.xml><?xml version="1.0" encoding="utf-8"?>
 <w16cex:commentsExtensible xmlns:wpc="http://schemas.microsoft.com/office/word/2010/wordprocessingCanvas" xmlns:cx="http://schemas.microsoft.com/office/drawing/2014/chartex" xmlns:cx1="http://schemas.microsoft.com/office/drawing/2015/9/8/chartex" xmlns:cx2="http://schemas.microsoft.com/office/drawing/2015/10/21/chartex" xmlns:cx3="http://schemas.microsoft.com/office/drawing/2016/5/9/chartex" xmlns:cx4="http://schemas.microsoft.com/office/drawing/2016/5/10/chartex" xmlns:cx5="http://schemas.microsoft.com/office/drawing/2016/5/11/chartex" xmlns:cx6="http://schemas.microsoft.com/office/drawing/2016/5/12/chartex" xmlns:cx7="http://schemas.microsoft.com/office/drawing/2016/5/13/chartex" xmlns:cx8="http://schemas.microsoft.com/office/drawing/2016/5/14/chartex" xmlns:cr="http://schemas.microsoft.com/office/comments/2020/reactions" xmlns:mc="http://schemas.openxmlformats.org/markup-compatibility/2006" xmlns:aink="http://schemas.microsoft.com/office/drawing/2016/ink" xmlns:am3d="http://schemas.microsoft.com/office/drawing/2017/model3d" xmlns:o="urn:schemas-microsoft-com:office:office" xmlns:oel="http://schemas.microsoft.com/office/2019/extlst" xmlns:r="http://schemas.openxmlformats.org/officeDocument/2006/relationships" xmlns:m="http://schemas.openxmlformats.org/officeDocument/2006/math" xmlns:v="urn:schemas-microsoft-com:vml" xmlns:wp14="http://schemas.microsoft.com/office/word/2010/wordprocessingDrawing" xmlns:wp="http://schemas.openxmlformats.org/drawingml/2006/wordprocessingDrawing" xmlns:w10="urn:schemas-microsoft-com:office:word" xmlns:w="http://schemas.openxmlformats.org/wordprocessingml/2006/main" xmlns:w14="http://schemas.microsoft.com/office/word/2010/wordml" xmlns:w15="http://schemas.microsoft.com/office/word/2012/wordml" xmlns:w16cex="http://schemas.microsoft.com/office/word/2018/wordml/cex" xmlns:w16cid="http://schemas.microsoft.com/office/word/2016/wordml/cid" xmlns:w16="http://schemas.microsoft.com/office/word/2018/wordml" xmlns:w16sdtdh="http://schemas.microsoft.com/office/word/2020/wordml/sdtdatahash" xmlns:w16se="http://schemas.microsoft.com/office/word/2015/wordml/symex" xmlns:wpg="http://schemas.microsoft.com/office/word/2010/wordprocessingGroup" xmlns:wpi="http://schemas.microsoft.com/office/word/2010/wordprocessingInk" xmlns:wne="http://schemas.microsoft.com/office/word/2006/wordml" xmlns:wps="http://schemas.microsoft.com/office/word/2010/wordprocessingShape" mc:Ignorable="w14 w15 w16se w16cid w16 w16cex w16sdtdh cr wp14">
+  <w16cex:commentExtensible w16cex:durableId="1650B773" w16cex:dateUtc="2026-09-23T04:30:00Z"/>
+  <w16cex:commentExtensible w16cex:durableId="5E856B65" w16cex:dateUtc="2026-09-23T02:33:00Z"/>
+  <w16cex:commentExtensible w16cex:durableId="4F91EA07" w16cex:dateUtc="2026-09-23T04:30:00Z"/>
   <w16cex:commentExtensible w16cex:durableId="4D46B10F" w16cex:dateUtc="2026-09-16T02:30:00Z"/>
+  <w16cex:commentExtensible w16cex:durableId="198C66AA" w16cex:dateUtc="2026-09-23T04:29:00Z"/>
+  <w16cex:commentExtensible w16cex:durableId="0A98DBD4" w16cex:dateUtc="2026-09-23T02:33:00Z"/>
+  <w16cex:commentExtensible w16cex:durableId="5793BF3E" w16cex:dateUtc="2026-09-23T04:29:00Z"/>
+  <w16cex:commentExtensible w16cex:durableId="36727371" w16cex:dateUtc="2026-09-23T02:33:00Z"/>
+  <w16cex:commentExtensible w16cex:durableId="30B19679" w16cex:dateUtc="2026-09-23T04:32:00Z"/>
+  <w16cex:commentExtensible w16cex:durableId="5F6CA26F" w16cex:dateUtc="2026-09-23T04:32:00Z"/>
   <w16cex:commentExtensible w16cex:durableId="2061FD5F" w16cex:dateUtc="2026-09-16T02:27:00Z"/>
+  <w16cex:commentExtensible w16cex:durableId="388CB1F9" w16cex:dateUtc="2026-09-23T04:32:00Z"/>
   <w16cex:commentExtensible w16cex:durableId="00287F0A" w16cex:dateUtc="2026-09-16T02:29:00Z"/>
-  <w16cex:commentExtensible w16cex:durableId="36727371" w16cex:dateUtc="2026-09-23T02:33:23Z"/>
-  <w16cex:commentExtensible w16cex:durableId="536CD26F" w16cex:dateUtc="2026-09-23T02:33:23Z"/>
-  <w16cex:commentExtensible w16cex:durableId="E9B55433" w16cex:dateUtc="2026-09-23T02:33:23Z"/>
-  <w16cex:commentExtensible w16cex:durableId="8AE1220B" w16cex:dateUtc="2026-09-23T02:33:23Z"/>
-  <w16cex:commentExtensible w16cex:durableId="5E856B65" w16cex:dateUtc="2026-09-23T02:33:23Z"/>
-  <w16cex:commentExtensible w16cex:durableId="ABA57804" w16cex:dateUtc="2026-09-23T02:33:23Z"/>
-  <w16cex:commentExtensible w16cex:durableId="0A98DBD4" w16cex:dateUtc="2026-09-23T02:33:23Z"/>
+  <w16cex:commentExtensible w16cex:durableId="1B937697" w16cex:dateUtc="2026-09-23T04:33:00Z"/>
+  <w16cex:commentExtensible w16cex:durableId="672C6E70" w16cex:dateUtc="2026-09-23T04:34:00Z"/>
 </w16cex:commentsExtensible>
 </file>
 
 <file path=word/commentsIds.xml><?xml version="1.0" encoding="utf-8"?>
 <w16cid:commentsIds xmlns:wpc="http://schemas.microsoft.com/office/word/2010/wordprocessingCanvas" xmlns:cx="http://schemas.microsoft.com/office/drawing/2014/chartex" xmlns:cx1="http://schemas.microsoft.com/office/drawing/2015/9/8/chartex" xmlns:cx2="http://schemas.microsoft.com/office/drawing/2015/10/21/chartex" xmlns:cx3="http://schemas.microsoft.com/office/drawing/2016/5/9/chartex" xmlns:cx4="http://schemas.microsoft.com/office/drawing/2016/5/10/chartex" xmlns:cx5="http://schemas.microsoft.com/office/drawing/2016/5/11/chartex" xmlns:cx6="http://schemas.microsoft.com/office/drawing/2016/5/12/chartex" xmlns:cx7="http://schemas.microsoft.com/office/drawing/2016/5/13/chartex" xmlns:cx8="http://schemas.microsoft.com/office/drawing/2016/5/14/chartex" xmlns:mc="http://schemas.openxmlformats.org/markup-compatibility/2006" xmlns:aink="http://schemas.microsoft.com/office/drawing/2016/ink" xmlns:am3d="http://schemas.microsoft.com/office/drawing/2017/model3d" xmlns:o="urn:schemas-microsoft-com:office:office" xmlns:oel="http://schemas.microsoft.com/office/2019/extlst" xmlns:r="http://schemas.openxmlformats.org/officeDocument/2006/relationships" xmlns:m="http://schemas.openxmlformats.org/officeDocument/2006/math" xmlns:v="urn:schemas-microsoft-com:vml" xmlns:wp14="http://schemas.microsoft.com/office/word/2010/wordprocessingDrawing" xmlns:wp="http://schemas.openxmlformats.org/drawingml/2006/wordprocessingDrawing" xmlns:w10="urn:schemas-microsoft-com:office:word" xmlns:w="http://schemas.openxmlformats.org/wordprocessingml/2006/main" xmlns:w14="http://schemas.microsoft.com/office/word/2010/wordml" xmlns:w15="http://schemas.microsoft.com/office/word/2012/wordml" xmlns:w16cex="http://schemas.microsoft.com/office/word/2018/wordml/cex" xmlns:w16cid="http://schemas.microsoft.com/office/word/2016/wordml/cid" xmlns:w16="http://schemas.microsoft.com/office/word/2018/wordml" xmlns:w16sdtdh="http://schemas.microsoft.com/office/word/2020/wordml/sdtdatahash" xmlns:w16se="http://schemas.microsoft.com/office/word/2015/wordml/symex" xmlns:wpg="http://schemas.microsoft.com/office/word/2010/wordprocessingGroup" xmlns:wpi="http://schemas.microsoft.com/office/word/2010/wordprocessingInk" xmlns:wne="http://schemas.microsoft.com/office/word/2006/wordml" xmlns:wps="http://schemas.microsoft.com/office/word/2010/wordprocessingShape" mc:Ignorable="w14 w15 w16se w16cid w16 w16cex w16sdtdh wp14">
+  <w16cid:commentId w16cid:paraId="2B7CCD59" w16cid:durableId="69B55433"/>
+  <w16cid:commentId w16cid:paraId="6FF516F1" w16cid:durableId="1650B773"/>
+  <w16cid:commentId w16cid:paraId="11BBC274" w16cid:durableId="5E856B65"/>
+  <w16cid:commentId w16cid:paraId="673094C6" w16cid:durableId="4F91EA07"/>
   <w16cid:commentId w16cid:paraId="0FE14AA9" w16cid:durableId="4D46B10F"/>
+  <w16cid:commentId w16cid:paraId="4F947E69" w16cid:durableId="198C66AA"/>
+  <w16cid:commentId w16cid:paraId="48A1929D" w16cid:durableId="0A98DBD4"/>
+  <w16cid:commentId w16cid:paraId="1C87BDE0" w16cid:durableId="5793BF3E"/>
+  <w16cid:commentId w16cid:paraId="29FF08AB" w16cid:durableId="36727371"/>
+  <w16cid:commentId w16cid:paraId="1B3DA532" w16cid:durableId="30B19679"/>
+  <w16cid:commentId w16cid:paraId="5ECB8BFD" w16cid:durableId="1B76D91E"/>
+  <w16cid:commentId w16cid:paraId="5AD734BC" w16cid:durableId="5F6CA26F"/>
   <w16cid:commentId w16cid:paraId="32274353" w16cid:durableId="2061FD5F"/>
+  <w16cid:commentId w16cid:paraId="61938D79" w16cid:durableId="388CB1F9"/>
   <w16cid:commentId w16cid:paraId="3FD25F1A" w16cid:durableId="00287F0A"/>
-  <w16cid:commentId w16cid:paraId="29FF08AB" w16cid:durableId="36727371"/>
-  <w16cid:commentId w16cid:paraId="9E7B2D26" w16cid:durableId="536CD26F"/>
-  <w16cid:commentId w16cid:paraId="2B7CCD59" w16cid:durableId="E9B55433"/>
-  <w16cid:commentId w16cid:paraId="685269F4" w16cid:durableId="8AE1220B"/>
-  <w16cid:commentId w16cid:paraId="11BBC274" w16cid:durableId="5E856B65"/>
-  <w16cid:commentId w16cid:paraId="12403CBC" w16cid:durableId="ABA57804"/>
-  <w16cid:commentId w16cid:paraId="48A1929D" w16cid:durableId="0A98DBD4"/>
+  <w16cid:commentId w16cid:paraId="6F760C95" w16cid:durableId="1B937697"/>
+  <w16cid:commentId w16cid:paraId="12403CBC" w16cid:durableId="2BA57804"/>
+  <w16cid:commentId w16cid:paraId="0D6FC8E9" w16cid:durableId="672C6E70"/>
 </w16cid:commentsIds>
 </file>
 
@@ -12028,6 +13056,9 @@
 <w15:people xmlns:wpc="http://schemas.microsoft.com/office/word/2010/wordprocessingCanvas" xmlns:cx="http://schemas.microsoft.com/office/drawing/2014/chartex" xmlns:cx1="http://schemas.microsoft.com/office/drawing/2015/9/8/chartex" xmlns:cx2="http://schemas.microsoft.com/office/drawing/2015/10/21/chartex" xmlns:cx3="http://schemas.microsoft.com/office/drawing/2016/5/9/chartex" xmlns:cx4="http://schemas.microsoft.com/office/drawing/2016/5/10/chartex" xmlns:cx5="http://schemas.microsoft.com/office/drawing/2016/5/11/chartex" xmlns:cx6="http://schemas.microsoft.com/office/drawing/2016/5/12/chartex" xmlns:cx7="http://schemas.microsoft.com/office/drawing/2016/5/13/chartex" xmlns:cx8="http://schemas.microsoft.com/office/drawing/2016/5/14/chartex" xmlns:mc="http://schemas.openxmlformats.org/markup-compatibility/2006" xmlns:aink="http://schemas.microsoft.com/office/drawing/2016/ink" xmlns:am3d="http://schemas.microsoft.com/office/drawing/2017/model3d" xmlns:o="urn:schemas-microsoft-com:office:office" xmlns:oel="http://schemas.microsoft.com/office/2019/extlst" xmlns:r="http://schemas.openxmlformats.org/officeDocument/2006/relationships" xmlns:m="http://schemas.openxmlformats.org/officeDocument/2006/math" xmlns:v="urn:schemas-microsoft-com:vml" xmlns:wp14="http://schemas.microsoft.com/office/word/2010/wordprocessingDrawing" xmlns:wp="http://schemas.openxmlformats.org/drawingml/2006/wordprocessingDrawing" xmlns:w10="urn:schemas-microsoft-com:office:word" xmlns:w="http://schemas.openxmlformats.org/wordprocessingml/2006/main" xmlns:w14="http://schemas.microsoft.com/office/word/2010/wordml" xmlns:w15="http://schemas.microsoft.com/office/word/2012/wordml" xmlns:w16cex="http://schemas.microsoft.com/office/word/2018/wordml/cex" xmlns:w16cid="http://schemas.microsoft.com/office/word/2016/wordml/cid" xmlns:w16="http://schemas.microsoft.com/office/word/2018/wordml" xmlns:w16sdtdh="http://schemas.microsoft.com/office/word/2020/wordml/sdtdatahash" xmlns:w16se="http://schemas.microsoft.com/office/word/2015/wordml/symex" xmlns:wpg="http://schemas.microsoft.com/office/word/2010/wordprocessingGroup" xmlns:wpi="http://schemas.microsoft.com/office/word/2010/wordprocessingInk" xmlns:wne="http://schemas.microsoft.com/office/word/2006/wordml" xmlns:wps="http://schemas.microsoft.com/office/word/2010/wordprocessingShape" mc:Ignorable="w14 w15 w16se w16cid w16 w16cex w16sdtdh wp14">
   <w15:person w15:author="Kalentyev Alexey">
     <w15:presenceInfo w15:providerId="Windows Live" w15:userId="da819b8650d7d997"/>
+  </w15:person>
+  <w15:person w15:author="Роман Литвиненко">
+    <w15:presenceInfo w15:providerId="Windows Live" w15:userId="7bfaa9bc017a5331"/>
   </w15:person>
 </w15:people>
 </file>
@@ -12634,6 +13665,7 @@
   <w:style w:type="character" w:default="1" w:styleId="a0">
     <w:name w:val="Default Paragraph Font"/>
     <w:uiPriority w:val="1"/>
+    <w:semiHidden/>
     <w:unhideWhenUsed/>
   </w:style>
   <w:style w:type="table" w:default="1" w:styleId="a1">
@@ -13080,11 +14112,20 @@
     <w:autoRedefine/>
     <w:uiPriority w:val="39"/>
     <w:unhideWhenUsed/>
-    <w:rsid w:val="00353DF6"/>
+    <w:rsid w:val="00CD4E7D"/>
     <w:pPr>
+      <w:tabs>
+        <w:tab w:val="right" w:leader="dot" w:pos="9345"/>
+      </w:tabs>
       <w:spacing w:after="100"/>
       <w:ind w:left="240"/>
     </w:pPr>
+    <w:rPr>
+      <w:rFonts w:ascii="Times New Roman" w:hAnsi="Times New Roman" w:cs="Times New Roman"/>
+      <w:noProof/>
+      <w:sz w:val="28"/>
+      <w:szCs w:val="28"/>
+    </w:rPr>
   </w:style>
   <w:style w:type="character" w:styleId="af4">
     <w:name w:val="Hyperlink"/>

--- a/docs/ОРСАПР_ТЗ_Литвиненко.docx
+++ b/docs/ОРСАПР_ТЗ_Литвиненко.docx
@@ -5603,6 +5603,7 @@
       </w:pPr>
       <w:commentRangeStart w:id="12"/>
       <w:commentRangeStart w:id="13"/>
+      <w:commentRangeStart w:id="61"/>
       <w:r>
         <w:rPr>
           <w:rFonts w:ascii="Times New Roman" w:hAnsi="Times New Roman" w:cs="Times New Roman"/>
@@ -5684,6 +5685,13 @@
         </w:rPr>
         <w:commentReference w:id="13"/>
       </w:r>
+      <w:commentRangeEnd w:id="61"/>
+      <w:r>
+        <w:rPr>
+          <w:rStyle w:val="CommentReference"/>
+        </w:rPr>
+        <w:commentReference w:id="61"/>
+      </w:r>
     </w:p>
     <w:p>
       <w:pPr>
@@ -5976,6 +5984,7 @@
           <w:szCs w:val="28"/>
         </w:rPr>
       </w:pPr>
+      <w:commentRangeStart w:id="59"/>
       <w:r>
         <w:rPr>
           <w:rFonts w:ascii="Times New Roman" w:hAnsi="Times New Roman" w:cs="Times New Roman"/>
@@ -6187,6 +6196,13 @@
           <w:szCs w:val="28"/>
         </w:rPr>
         <w:t xml:space="preserve">; </w:t>
+      </w:r>
+      <w:commentRangeEnd w:id="59"/>
+      <w:r>
+        <w:rPr>
+          <w:rStyle w:val="CommentReference"/>
+        </w:rPr>
+        <w:commentReference w:id="59"/>
       </w:r>
     </w:p>
     <w:p>
@@ -10896,6 +10912,7 @@
         </w:rPr>
         <w:t xml:space="preserve"> </w:t>
       </w:r>
+      <w:commentRangeStart w:id="60"/>
       <w:commentRangeStart w:id="57"/>
       <w:commentRangeStart w:id="58"/>
       <w:r>
@@ -10907,6 +10924,7 @@
         <w:t>Комплектность передаваемой отчётной документации подлежит проверке Заказчиком.</w:t>
       </w:r>
       <w:commentRangeEnd w:id="57"/>
+      <w:commentRangeEnd w:id="60"/>
       <w:r>
         <w:rPr>
           <w:rStyle w:val="ac"/>
@@ -10919,6 +10937,12 @@
           <w:rStyle w:val="ac"/>
         </w:rPr>
         <w:commentReference w:id="58"/>
+      </w:r>
+      <w:r>
+        <w:rPr>
+          <w:rStyle w:val="CommentReference"/>
+        </w:rPr>
+        <w:commentReference w:id="60"/>
       </w:r>
     </w:p>
     <w:p>
@@ -12283,6 +12307,49 @@
       <w:pPr>
         <w:pStyle w:val="ad"/>
       </w:pPr>
+    </w:p>
+  </w:comment>
+  <w:comment w:id="59" w:author="Kalentyev Alexey" w:initials="KA" w:date="2026-09-23T07:46:54Z">
+    <w:p>
+      <w:pPr>
+        <w:pStyle w:val="CommentText"/>
+      </w:pPr>
+      <w:r>
+        <w:annotationRef/>
+      </w:r>
+      <w:r>
+        <w:t xml:space="preserve">Опишите обновление допустимого диапазона L1 при изменении W и допустимого диапазона W при изменении L1. Укажите проверку и реакцию системы при изменении каждого из этих параметров; обновляться должны допустимые границы, а не автоматически подменяться введённые пользователем значения.</w:t>
+        <w:br/>
+        <w:t xml:space="preserve">Неравенство L1 ≥ 2W + 90 уже добавлено, а проверка по кнопке «Построить» и запрет некорректного построения сохранены. Однако поведение при изменении каждого параметра и обновление допустимого диапазона другого параметра всё ещё не описаны.</w:t>
+      </w:r>
+    </w:p>
+  </w:comment>
+  <w:comment w:id="60" w:author="Kalentyev Alexey" w:initials="KA" w:date="2026-09-23T07:46:54Z">
+    <w:p>
+      <w:pPr>
+        <w:pStyle w:val="CommentText"/>
+      </w:pPr>
+      <w:r>
+        <w:annotationRef/>
+      </w:r>
+      <w:r>
+        <w:t xml:space="preserve">Перенесите окончание пункта 6.2 с фразой о комплектности к остальному тексту этого пункта на странице 15. Сейчас на странице 16 остались только две завершающие строки.</w:t>
+      </w:r>
+    </w:p>
+  </w:comment>
+  <w:comment w:id="61" w:author="Kalentyev Alexey" w:initials="KA" w:date="2026-09-23T07:46:54Z">
+    <w:p>
+      <w:pPr>
+        <w:pStyle w:val="CommentText"/>
+      </w:pPr>
+      <w:r>
+        <w:annotationRef/>
+      </w:r>
+      <w:r>
+        <w:t xml:space="preserve">Задайте ширину и толщину подставки числовыми размерами или зависимостями, чтобы её форма определялась однозначно. Для толщины задней стенки x, названной неизменяемой, укажите конкретное значение либо правило выбора значения из диапазона 3–5 мм.</w:t>
+        <w:br/>
+        <w:t xml:space="preserve">Размер W на чертеже уже исправлен на 15 мм; добавлены x и c = H1/2. Однако поперечные размеры подставки по-прежнему отсутствуют, а диапазон x = 3–5 мм без правила выбора не определяет единственную толщину задней стенки.</w:t>
+      </w:r>
     </w:p>
   </w:comment>
 </w:comments>
@@ -12308,6 +12375,9 @@
   <w15:commentEx w15:paraId="6F760C95" w15:paraIdParent="3FD25F1A" w15:done="0"/>
   <w15:commentEx w15:paraId="12403CBC" w15:done="0"/>
   <w15:commentEx w15:paraId="0D6FC8E9" w15:paraIdParent="12403CBC" w15:done="0"/>
+  <w15:commentEx w15:paraId="1D2D3ACC" w15:done="0"/>
+  <w15:commentEx w15:paraId="2AD1ED11" w15:done="0"/>
+  <w15:commentEx w15:paraId="3D486F3C" w15:done="0"/>
 </w15:commentsEx>
 </file>
 
@@ -12328,6 +12398,9 @@
   <w16cex:commentExtensible w16cex:durableId="00287F0A" w16cex:dateUtc="2026-09-16T02:29:00Z"/>
   <w16cex:commentExtensible w16cex:durableId="1B937697" w16cex:dateUtc="2026-09-23T04:33:00Z"/>
   <w16cex:commentExtensible w16cex:durableId="672C6E70" w16cex:dateUtc="2026-09-23T04:34:00Z"/>
+  <w16cex:commentExtensible w16cex:durableId="278D2E44" w16cex:dateUtc="2026-09-23T07:46:54Z"/>
+  <w16cex:commentExtensible w16cex:durableId="2294BCF0" w16cex:dateUtc="2026-09-23T07:46:54Z"/>
+  <w16cex:commentExtensible w16cex:durableId="58F6A832" w16cex:dateUtc="2026-09-23T07:46:54Z"/>
 </w16cex:commentsExtensible>
 </file>
 
@@ -12351,6 +12424,9 @@
   <w16cid:commentId w16cid:paraId="6F760C95" w16cid:durableId="1B937697"/>
   <w16cid:commentId w16cid:paraId="12403CBC" w16cid:durableId="2BA57804"/>
   <w16cid:commentId w16cid:paraId="0D6FC8E9" w16cid:durableId="672C6E70"/>
+  <w16cid:commentId w16cid:paraId="1D2D3ACC" w16cid:durableId="278D2E44"/>
+  <w16cid:commentId w16cid:paraId="2AD1ED11" w16cid:durableId="2294BCF0"/>
+  <w16cid:commentId w16cid:paraId="3D486F3C" w16cid:durableId="58F6A832"/>
 </w16cid:commentsIds>
 </file>
 

--- a/docs/ОРСАПР_ТЗ_Литвиненко.docx
+++ b/docs/ОРСАПР_ТЗ_Литвиненко.docx
@@ -237,20 +237,8 @@
           <w:sz w:val="28"/>
           <w:szCs w:val="28"/>
         </w:rPr>
-        <w:t xml:space="preserve"> для системы автоматизированного проектирования </w:t>
-      </w:r>
-      <w:proofErr w:type="spellStart"/>
-      <w:r>
-        <w:rPr>
-          <w:rFonts w:ascii="Times New Roman" w:hAnsi="Times New Roman" w:cs="Times New Roman"/>
-          <w:b/>
-          <w:bCs/>
-          <w:sz w:val="28"/>
-          <w:szCs w:val="28"/>
-        </w:rPr>
-        <w:t>Inventor</w:t>
-      </w:r>
-      <w:proofErr w:type="spellEnd"/>
+        <w:t xml:space="preserve"> для системы автоматизированного проектирования Inventor</w:t>
+      </w:r>
     </w:p>
     <w:p>
       <w:pPr>
@@ -1252,19 +1240,7 @@
                 <w:sz w:val="28"/>
                 <w:szCs w:val="28"/>
               </w:rPr>
-              <w:t xml:space="preserve">3.1.2 Требования к численности и квалификации персонала </w:t>
-            </w:r>
-            <w:r>
-              <w:rPr>
-                <w:rStyle w:val="af4"/>
-                <w:rFonts w:ascii="Times New Roman" w:hAnsi="Times New Roman" w:cs="Times New Roman"/>
-                <w:b/>
-                <w:bCs/>
-                <w:noProof/>
-                <w:sz w:val="28"/>
-                <w:szCs w:val="28"/>
-              </w:rPr>
-              <w:t>системы</w:t>
+              <w:t>3.1.2 Требования к численности и квалификации персонала системы</w:t>
             </w:r>
             <w:r>
               <w:rPr>
@@ -4617,25 +4593,7 @@
           <w:sz w:val="28"/>
           <w:szCs w:val="28"/>
         </w:rPr>
-        <w:t xml:space="preserve"> для системы автоматизированного проектирования (САПР) </w:t>
-      </w:r>
-      <w:proofErr w:type="spellStart"/>
-      <w:r>
-        <w:rPr>
-          <w:rFonts w:ascii="Times New Roman" w:hAnsi="Times New Roman" w:cs="Times New Roman"/>
-          <w:sz w:val="28"/>
-          <w:szCs w:val="28"/>
-        </w:rPr>
-        <w:t>Inventor</w:t>
-      </w:r>
-      <w:proofErr w:type="spellEnd"/>
-      <w:r>
-        <w:rPr>
-          <w:rFonts w:ascii="Times New Roman" w:hAnsi="Times New Roman" w:cs="Times New Roman"/>
-          <w:sz w:val="28"/>
-          <w:szCs w:val="28"/>
-        </w:rPr>
-        <w:t>.</w:t>
+        <w:t xml:space="preserve"> для системы автоматизированного проектирования (САПР) Inventor.</w:t>
       </w:r>
     </w:p>
     <w:p>
@@ -4712,25 +4670,7 @@
           <w:sz w:val="28"/>
           <w:szCs w:val="28"/>
         </w:rPr>
-        <w:t xml:space="preserve">Заказчиком работ является: кандидат технических наук, доцент кафедры компьютерных систем в управлении и проектировании (КСУП) </w:t>
-      </w:r>
-      <w:proofErr w:type="spellStart"/>
-      <w:r>
-        <w:rPr>
-          <w:rFonts w:ascii="Times New Roman" w:hAnsi="Times New Roman" w:cs="Times New Roman"/>
-          <w:sz w:val="28"/>
-          <w:szCs w:val="28"/>
-        </w:rPr>
-        <w:t>Калентьев</w:t>
-      </w:r>
-      <w:proofErr w:type="spellEnd"/>
-      <w:r>
-        <w:rPr>
-          <w:rFonts w:ascii="Times New Roman" w:hAnsi="Times New Roman" w:cs="Times New Roman"/>
-          <w:sz w:val="28"/>
-          <w:szCs w:val="28"/>
-        </w:rPr>
-        <w:t xml:space="preserve"> Алексей Анатольевич.</w:t>
+        <w:t>Заказчиком работ является: кандидат технических наук, доцент кафедры компьютерных систем в управлении и проектировании (КСУП) Калентьев Алексей Анатольевич.</w:t>
       </w:r>
     </w:p>
     <w:p>
@@ -5384,25 +5324,7 @@
           <w:sz w:val="28"/>
           <w:szCs w:val="28"/>
         </w:rPr>
-        <w:t xml:space="preserve"> для САПР </w:t>
-      </w:r>
-      <w:proofErr w:type="spellStart"/>
-      <w:r>
-        <w:rPr>
-          <w:rFonts w:ascii="Times New Roman" w:hAnsi="Times New Roman" w:cs="Times New Roman"/>
-          <w:sz w:val="28"/>
-          <w:szCs w:val="28"/>
-        </w:rPr>
-        <w:t>Inventor</w:t>
-      </w:r>
-      <w:proofErr w:type="spellEnd"/>
-      <w:r>
-        <w:rPr>
-          <w:rFonts w:ascii="Times New Roman" w:hAnsi="Times New Roman" w:cs="Times New Roman"/>
-          <w:sz w:val="28"/>
-          <w:szCs w:val="28"/>
-        </w:rPr>
-        <w:t xml:space="preserve"> является автоматизация построения </w:t>
+        <w:t xml:space="preserve"> для САПР Inventor является автоматизация построения </w:t>
       </w:r>
       <w:r>
         <w:rPr>
@@ -5546,6 +5468,7 @@
         <w:rPr>
           <w:rFonts w:ascii="Times New Roman" w:hAnsi="Times New Roman" w:cs="Times New Roman"/>
           <w:strike/>
+          <w:noProof/>
           <w:sz w:val="28"/>
           <w:szCs w:val="28"/>
         </w:rPr>
@@ -5603,7 +5526,7 @@
       </w:pPr>
       <w:commentRangeStart w:id="12"/>
       <w:commentRangeStart w:id="13"/>
-      <w:commentRangeStart w:id="61"/>
+      <w:commentRangeStart w:id="14"/>
       <w:r>
         <w:rPr>
           <w:rFonts w:ascii="Times New Roman" w:hAnsi="Times New Roman" w:cs="Times New Roman"/>
@@ -5620,8 +5543,8 @@
         </w:rPr>
         <w:t>Чертёж</w:t>
       </w:r>
-      <w:commentRangeStart w:id="14"/>
       <w:commentRangeStart w:id="15"/>
+      <w:commentRangeStart w:id="16"/>
       <w:r>
         <w:rPr>
           <w:rFonts w:ascii="Times New Roman" w:hAnsi="Times New Roman" w:cs="Times New Roman"/>
@@ -5630,67 +5553,64 @@
         </w:rPr>
         <w:t xml:space="preserve"> </w:t>
       </w:r>
+      <w:commentRangeEnd w:id="15"/>
+      <w:r>
+        <w:rPr>
+          <w:rStyle w:val="ac"/>
+          <w:rFonts w:ascii="Times New Roman" w:hAnsi="Times New Roman" w:cs="Times New Roman"/>
+          <w:sz w:val="28"/>
+          <w:szCs w:val="28"/>
+        </w:rPr>
+        <w:commentReference w:id="15"/>
+      </w:r>
+      <w:commentRangeEnd w:id="16"/>
+      <w:r>
+        <w:rPr>
+          <w:rStyle w:val="ac"/>
+        </w:rPr>
+        <w:commentReference w:id="16"/>
+      </w:r>
+      <w:r>
+        <w:rPr>
+          <w:rFonts w:ascii="Times New Roman" w:hAnsi="Times New Roman" w:cs="Times New Roman"/>
+          <w:sz w:val="28"/>
+          <w:szCs w:val="28"/>
+        </w:rPr>
+        <w:t>р</w:t>
+      </w:r>
+      <w:r>
+        <w:rPr>
+          <w:rFonts w:ascii="Times New Roman" w:hAnsi="Times New Roman" w:cs="Times New Roman"/>
+          <w:sz w:val="28"/>
+          <w:szCs w:val="28"/>
+        </w:rPr>
+        <w:t>амки для фотографии</w:t>
+      </w:r>
+      <w:r>
+        <w:rPr>
+          <w:rFonts w:ascii="Times New Roman" w:hAnsi="Times New Roman" w:cs="Times New Roman"/>
+          <w:sz w:val="28"/>
+          <w:szCs w:val="28"/>
+        </w:rPr>
+        <w:t xml:space="preserve"> с размерами</w:t>
+      </w:r>
+      <w:commentRangeEnd w:id="12"/>
+      <w:r>
+        <w:rPr>
+          <w:rStyle w:val="ac"/>
+        </w:rPr>
+        <w:commentReference w:id="12"/>
+      </w:r>
+      <w:commentRangeEnd w:id="13"/>
+      <w:r>
+        <w:rPr>
+          <w:rStyle w:val="ac"/>
+        </w:rPr>
+        <w:commentReference w:id="13"/>
+      </w:r>
       <w:commentRangeEnd w:id="14"/>
       <w:r>
-        <w:rPr>
-          <w:rStyle w:val="ac"/>
-          <w:rFonts w:ascii="Times New Roman" w:hAnsi="Times New Roman" w:cs="Times New Roman"/>
-          <w:sz w:val="28"/>
-          <w:szCs w:val="28"/>
-        </w:rPr>
         <w:commentReference w:id="14"/>
-      </w:r>
-      <w:commentRangeEnd w:id="15"/>
-      <w:r>
-        <w:rPr>
-          <w:rStyle w:val="ac"/>
-        </w:rPr>
-        <w:commentReference w:id="15"/>
-      </w:r>
-      <w:r>
-        <w:rPr>
-          <w:rFonts w:ascii="Times New Roman" w:hAnsi="Times New Roman" w:cs="Times New Roman"/>
-          <w:sz w:val="28"/>
-          <w:szCs w:val="28"/>
-        </w:rPr>
-        <w:t>р</w:t>
-      </w:r>
-      <w:r>
-        <w:rPr>
-          <w:rFonts w:ascii="Times New Roman" w:hAnsi="Times New Roman" w:cs="Times New Roman"/>
-          <w:sz w:val="28"/>
-          <w:szCs w:val="28"/>
-        </w:rPr>
-        <w:t>амки для фотографии</w:t>
-      </w:r>
-      <w:r>
-        <w:rPr>
-          <w:rFonts w:ascii="Times New Roman" w:hAnsi="Times New Roman" w:cs="Times New Roman"/>
-          <w:sz w:val="28"/>
-          <w:szCs w:val="28"/>
-        </w:rPr>
-        <w:t xml:space="preserve"> с размерами</w:t>
-      </w:r>
-      <w:commentRangeEnd w:id="12"/>
-      <w:r>
-        <w:rPr>
-          <w:rStyle w:val="ac"/>
-        </w:rPr>
-        <w:commentReference w:id="12"/>
-      </w:r>
-      <w:commentRangeEnd w:id="13"/>
-      <w:r>
-        <w:rPr>
-          <w:rStyle w:val="ac"/>
-        </w:rPr>
-        <w:commentReference w:id="13"/>
-      </w:r>
-      <w:commentRangeEnd w:id="61"/>
-      <w:r>
-        <w:rPr>
-          <w:rStyle w:val="CommentReference"/>
-        </w:rPr>
-        <w:commentReference w:id="61"/>
       </w:r>
     </w:p>
     <w:p>
@@ -5714,7 +5634,7 @@
           <w:bCs/>
         </w:rPr>
       </w:pPr>
-      <w:bookmarkStart w:id="16" w:name="_Toc239937311"/>
+      <w:bookmarkStart w:id="17" w:name="_Toc239937311"/>
       <w:r>
         <w:rPr>
           <w:b/>
@@ -5722,7 +5642,7 @@
         </w:rPr>
         <w:t>3 ТРЕБОВАНИЯ К АВТОМАТИЗИРОВАННОЙ СИСТЕМЕ</w:t>
       </w:r>
-      <w:bookmarkEnd w:id="16"/>
+      <w:bookmarkEnd w:id="17"/>
     </w:p>
     <w:p>
       <w:pPr>
@@ -5741,7 +5661,7 @@
           <w:bCs/>
         </w:rPr>
       </w:pPr>
-      <w:bookmarkStart w:id="17" w:name="_Toc239937312"/>
+      <w:bookmarkStart w:id="18" w:name="_Toc239937312"/>
       <w:r>
         <w:rPr>
           <w:b/>
@@ -5749,7 +5669,7 @@
         </w:rPr>
         <w:t>3.1 Требования к структуре АС в целом</w:t>
       </w:r>
-      <w:bookmarkEnd w:id="17"/>
+      <w:bookmarkEnd w:id="18"/>
     </w:p>
     <w:p>
       <w:pPr>
@@ -5768,7 +5688,7 @@
           <w:bCs/>
         </w:rPr>
       </w:pPr>
-      <w:bookmarkStart w:id="18" w:name="_Toc239937313"/>
+      <w:bookmarkStart w:id="19" w:name="_Toc239937313"/>
       <w:r>
         <w:rPr>
           <w:b/>
@@ -5776,7 +5696,7 @@
         </w:rPr>
         <w:t>3.1.1 Требования к структуре и функционированию системы</w:t>
       </w:r>
-      <w:bookmarkEnd w:id="18"/>
+      <w:bookmarkEnd w:id="19"/>
     </w:p>
     <w:p>
       <w:pPr>
@@ -5842,18 +5762,8 @@
           <w:sz w:val="28"/>
           <w:szCs w:val="28"/>
         </w:rPr>
-        <w:t xml:space="preserve">Autodesk </w:t>
-      </w:r>
-      <w:proofErr w:type="spellStart"/>
-      <w:r>
-        <w:rPr>
-          <w:rFonts w:ascii="Times New Roman" w:hAnsi="Times New Roman" w:cs="Times New Roman"/>
-          <w:sz w:val="28"/>
-          <w:szCs w:val="28"/>
-        </w:rPr>
-        <w:t>Inventor</w:t>
-      </w:r>
-      <w:proofErr w:type="spellEnd"/>
+        <w:t>Autodesk Inventor</w:t>
+      </w:r>
       <w:r>
         <w:rPr>
           <w:rFonts w:ascii="Times New Roman" w:hAnsi="Times New Roman" w:cs="Times New Roman"/>
@@ -5904,18 +5814,8 @@
           <w:sz w:val="28"/>
           <w:szCs w:val="28"/>
         </w:rPr>
-        <w:t xml:space="preserve">Autodesk </w:t>
-      </w:r>
-      <w:proofErr w:type="spellStart"/>
-      <w:r>
-        <w:rPr>
-          <w:rFonts w:ascii="Times New Roman" w:hAnsi="Times New Roman" w:cs="Times New Roman"/>
-          <w:sz w:val="28"/>
-          <w:szCs w:val="28"/>
-        </w:rPr>
-        <w:t>Inventor</w:t>
-      </w:r>
-      <w:proofErr w:type="spellEnd"/>
+        <w:t>Autodesk Inventor</w:t>
+      </w:r>
       <w:r>
         <w:rPr>
           <w:rFonts w:ascii="Times New Roman" w:hAnsi="Times New Roman" w:cs="Times New Roman"/>
@@ -5984,7 +5884,8 @@
           <w:szCs w:val="28"/>
         </w:rPr>
       </w:pPr>
-      <w:commentRangeStart w:id="59"/>
+      <w:commentRangeStart w:id="20"/>
+      <w:commentRangeStart w:id="21"/>
       <w:r>
         <w:rPr>
           <w:rFonts w:ascii="Times New Roman" w:hAnsi="Times New Roman" w:cs="Times New Roman"/>
@@ -6195,14 +6096,76 @@
           <w:sz w:val="28"/>
           <w:szCs w:val="28"/>
         </w:rPr>
-        <w:t xml:space="preserve">; </w:t>
-      </w:r>
-      <w:commentRangeEnd w:id="59"/>
-      <w:r>
-        <w:rPr>
-          <w:rStyle w:val="CommentReference"/>
-        </w:rPr>
-        <w:commentReference w:id="59"/>
+        <w:t>.</w:t>
+      </w:r>
+      <w:r>
+        <w:rPr>
+          <w:rFonts w:ascii="Times New Roman" w:hAnsi="Times New Roman" w:cs="Times New Roman"/>
+          <w:sz w:val="28"/>
+          <w:szCs w:val="28"/>
+        </w:rPr>
+        <w:t xml:space="preserve"> </w:t>
+      </w:r>
+      <w:commentRangeEnd w:id="20"/>
+      <w:r>
+        <w:commentReference w:id="20"/>
+      </w:r>
+      <w:commentRangeEnd w:id="21"/>
+      <w:r>
+        <w:rPr>
+          <w:rStyle w:val="ac"/>
+        </w:rPr>
+        <w:commentReference w:id="21"/>
+      </w:r>
+      <w:r>
+        <w:rPr>
+          <w:rFonts w:ascii="Times New Roman" w:hAnsi="Times New Roman" w:cs="Times New Roman"/>
+          <w:sz w:val="28"/>
+          <w:szCs w:val="28"/>
+        </w:rPr>
+        <w:t xml:space="preserve">При изменении </w:t>
+      </w:r>
+      <w:r>
+        <w:rPr>
+          <w:rFonts w:ascii="Times New Roman" w:hAnsi="Times New Roman" w:cs="Times New Roman"/>
+          <w:sz w:val="28"/>
+          <w:szCs w:val="28"/>
+          <w:lang w:val="en-US"/>
+        </w:rPr>
+        <w:t>L</w:t>
+      </w:r>
+      <w:r>
+        <w:rPr>
+          <w:rFonts w:ascii="Times New Roman" w:hAnsi="Times New Roman" w:cs="Times New Roman"/>
+          <w:sz w:val="28"/>
+          <w:szCs w:val="28"/>
+        </w:rPr>
+        <w:t>1</w:t>
+      </w:r>
+      <w:r>
+        <w:rPr>
+          <w:rFonts w:ascii="Times New Roman" w:hAnsi="Times New Roman" w:cs="Times New Roman"/>
+          <w:sz w:val="28"/>
+          <w:szCs w:val="28"/>
+        </w:rPr>
+        <w:t xml:space="preserve"> пересчитывается максимальная допустимая граница для </w:t>
+      </w:r>
+      <w:r>
+        <w:rPr>
+          <w:rFonts w:ascii="Times New Roman" w:hAnsi="Times New Roman" w:cs="Times New Roman"/>
+          <w:sz w:val="28"/>
+          <w:szCs w:val="28"/>
+          <w:lang w:val="en-US"/>
+        </w:rPr>
+        <w:t>W</w:t>
+      </w:r>
+      <w:r>
+        <w:rPr>
+          <w:rFonts w:ascii="Times New Roman" w:hAnsi="Times New Roman" w:cs="Times New Roman"/>
+          <w:sz w:val="28"/>
+          <w:szCs w:val="28"/>
+        </w:rPr>
+        <w:t>;</w:t>
       </w:r>
     </w:p>
     <w:p>
@@ -6279,7 +6242,7 @@
           <w:sz w:val="28"/>
           <w:szCs w:val="28"/>
         </w:rPr>
-        <w:t>5</w:t>
+        <w:t>2</w:t>
       </w:r>
       <w:r>
         <w:rPr>
@@ -6427,7 +6390,49 @@
           <w:sz w:val="28"/>
           <w:szCs w:val="28"/>
         </w:rPr>
-        <w:t xml:space="preserve">; </w:t>
+        <w:t xml:space="preserve">. При изменении </w:t>
+      </w:r>
+      <w:r>
+        <w:rPr>
+          <w:rFonts w:ascii="Times New Roman" w:hAnsi="Times New Roman" w:cs="Times New Roman"/>
+          <w:sz w:val="28"/>
+          <w:szCs w:val="28"/>
+          <w:lang w:val="en-US"/>
+        </w:rPr>
+        <w:t>H</w:t>
+      </w:r>
+      <w:r>
+        <w:rPr>
+          <w:rFonts w:ascii="Times New Roman" w:hAnsi="Times New Roman" w:cs="Times New Roman"/>
+          <w:sz w:val="28"/>
+          <w:szCs w:val="28"/>
+        </w:rPr>
+        <w:t xml:space="preserve">1 </w:t>
+      </w:r>
+      <w:r>
+        <w:rPr>
+          <w:rFonts w:ascii="Times New Roman" w:hAnsi="Times New Roman" w:cs="Times New Roman"/>
+          <w:sz w:val="28"/>
+          <w:szCs w:val="28"/>
+        </w:rPr>
+        <w:t xml:space="preserve">пересчитывается максимальная допустимая граница для </w:t>
+      </w:r>
+      <w:r>
+        <w:rPr>
+          <w:rFonts w:ascii="Times New Roman" w:hAnsi="Times New Roman" w:cs="Times New Roman"/>
+          <w:sz w:val="28"/>
+          <w:szCs w:val="28"/>
+          <w:lang w:val="en-US"/>
+        </w:rPr>
+        <w:t>W</w:t>
+      </w:r>
+      <w:r>
+        <w:rPr>
+          <w:rFonts w:ascii="Times New Roman" w:hAnsi="Times New Roman" w:cs="Times New Roman"/>
+          <w:sz w:val="28"/>
+          <w:szCs w:val="28"/>
+        </w:rPr>
+        <w:t>;</w:t>
       </w:r>
     </w:p>
     <w:p>
@@ -6442,10 +6447,6 @@
           <w:szCs w:val="28"/>
         </w:rPr>
       </w:pPr>
-      <w:commentRangeStart w:id="19"/>
-      <w:commentRangeStart w:id="20"/>
-      <w:commentRangeStart w:id="21"/>
-      <w:commentRangeStart w:id="22"/>
       <w:r>
         <w:rPr>
           <w:rFonts w:ascii="Times New Roman" w:hAnsi="Times New Roman" w:cs="Times New Roman"/>
@@ -6599,35 +6600,98 @@
           <w:sz w:val="28"/>
           <w:szCs w:val="28"/>
         </w:rPr>
-        <w:t>;</w:t>
-      </w:r>
-      <w:commentRangeEnd w:id="19"/>
-      <w:commentRangeEnd w:id="20"/>
-      <w:commentRangeEnd w:id="22"/>
-      <w:r>
-        <w:rPr>
-          <w:rStyle w:val="ac"/>
-        </w:rPr>
-        <w:commentReference w:id="19"/>
-      </w:r>
-      <w:commentRangeEnd w:id="21"/>
-      <w:r>
-        <w:rPr>
-          <w:rStyle w:val="ac"/>
-        </w:rPr>
-        <w:commentReference w:id="21"/>
-      </w:r>
-      <w:r>
-        <w:rPr>
-          <w:rStyle w:val="ac"/>
-        </w:rPr>
-        <w:commentReference w:id="20"/>
-      </w:r>
-      <w:r>
-        <w:rPr>
-          <w:rStyle w:val="ac"/>
-        </w:rPr>
-        <w:commentReference w:id="22"/>
+        <w:t xml:space="preserve">. </w:t>
+      </w:r>
+      <w:r>
+        <w:rPr>
+          <w:rFonts w:ascii="Times New Roman" w:hAnsi="Times New Roman" w:cs="Times New Roman"/>
+          <w:sz w:val="28"/>
+          <w:szCs w:val="28"/>
+        </w:rPr>
+        <w:t xml:space="preserve">При </w:t>
+      </w:r>
+      <w:r>
+        <w:rPr>
+          <w:rFonts w:ascii="Times New Roman" w:hAnsi="Times New Roman" w:cs="Times New Roman"/>
+          <w:sz w:val="28"/>
+          <w:szCs w:val="28"/>
+        </w:rPr>
+        <w:t>изменении</w:t>
+      </w:r>
+      <w:r>
+        <w:rPr>
+          <w:rFonts w:ascii="Times New Roman" w:hAnsi="Times New Roman" w:cs="Times New Roman"/>
+          <w:sz w:val="28"/>
+          <w:szCs w:val="28"/>
+        </w:rPr>
+        <w:t xml:space="preserve"> параметра </w:t>
+      </w:r>
+      <w:r>
+        <w:rPr>
+          <w:rFonts w:ascii="Times New Roman" w:hAnsi="Times New Roman" w:cs="Times New Roman"/>
+          <w:sz w:val="28"/>
+          <w:szCs w:val="28"/>
+          <w:lang w:val="en-US"/>
+        </w:rPr>
+        <w:t>W</w:t>
+      </w:r>
+      <w:r>
+        <w:rPr>
+          <w:rFonts w:ascii="Times New Roman" w:hAnsi="Times New Roman" w:cs="Times New Roman"/>
+          <w:sz w:val="28"/>
+          <w:szCs w:val="28"/>
+        </w:rPr>
+        <w:t xml:space="preserve"> </w:t>
+      </w:r>
+      <w:r>
+        <w:rPr>
+          <w:rFonts w:ascii="Times New Roman" w:hAnsi="Times New Roman" w:cs="Times New Roman"/>
+          <w:sz w:val="28"/>
+          <w:szCs w:val="28"/>
+        </w:rPr>
+        <w:t xml:space="preserve">пересчитывается минимальная допустимая граница </w:t>
+      </w:r>
+      <w:r>
+        <w:rPr>
+          <w:rFonts w:ascii="Times New Roman" w:hAnsi="Times New Roman" w:cs="Times New Roman"/>
+          <w:sz w:val="28"/>
+          <w:szCs w:val="28"/>
+          <w:lang w:val="en-US"/>
+        </w:rPr>
+        <w:t>L</w:t>
+      </w:r>
+      <w:r>
+        <w:rPr>
+          <w:rFonts w:ascii="Times New Roman" w:hAnsi="Times New Roman" w:cs="Times New Roman"/>
+          <w:sz w:val="28"/>
+          <w:szCs w:val="28"/>
+        </w:rPr>
+        <w:t xml:space="preserve">1 </w:t>
+      </w:r>
+      <w:r>
+        <w:rPr>
+          <w:rFonts w:ascii="Times New Roman" w:hAnsi="Times New Roman" w:cs="Times New Roman"/>
+          <w:sz w:val="28"/>
+          <w:szCs w:val="28"/>
+        </w:rPr>
+        <w:t xml:space="preserve">и </w:t>
+      </w:r>
+      <w:r>
+        <w:rPr>
+          <w:rFonts w:ascii="Times New Roman" w:hAnsi="Times New Roman" w:cs="Times New Roman"/>
+          <w:sz w:val="28"/>
+          <w:szCs w:val="28"/>
+          <w:lang w:val="en-US"/>
+        </w:rPr>
+        <w:t>H</w:t>
+      </w:r>
+      <w:r>
+        <w:rPr>
+          <w:rFonts w:ascii="Times New Roman" w:hAnsi="Times New Roman" w:cs="Times New Roman"/>
+          <w:sz w:val="28"/>
+          <w:szCs w:val="28"/>
+        </w:rPr>
+        <w:t>1;</w:t>
       </w:r>
     </w:p>
     <w:p>
@@ -6764,7 +6828,6 @@
           <w:rFonts w:ascii="Times New Roman" w:hAnsi="Times New Roman" w:cs="Times New Roman"/>
           <w:sz w:val="28"/>
           <w:szCs w:val="28"/>
-          <w:lang w:val="en-US"/>
         </w:rPr>
       </w:pPr>
       <w:r>
@@ -6923,23 +6986,23 @@
           <w:sz w:val="28"/>
           <w:szCs w:val="28"/>
         </w:rPr>
-        <w:t xml:space="preserve"> (3 </w:t>
-      </w:r>
-      <w:r>
-        <w:rPr>
-          <w:rFonts w:ascii="Times New Roman" w:hAnsi="Times New Roman" w:cs="Times New Roman"/>
-          <w:sz w:val="28"/>
-          <w:szCs w:val="28"/>
-        </w:rPr>
-        <w:t xml:space="preserve">— </w:t>
-      </w:r>
-      <w:r>
-        <w:rPr>
-          <w:rFonts w:ascii="Times New Roman" w:hAnsi="Times New Roman" w:cs="Times New Roman"/>
-          <w:sz w:val="28"/>
-          <w:szCs w:val="28"/>
-        </w:rPr>
-        <w:t xml:space="preserve">5 </w:t>
+        <w:t xml:space="preserve"> (</w:t>
+      </w:r>
+      <w:r>
+        <w:rPr>
+          <w:rFonts w:ascii="Times New Roman" w:hAnsi="Times New Roman" w:cs="Times New Roman"/>
+          <w:sz w:val="28"/>
+          <w:szCs w:val="28"/>
+        </w:rPr>
+        <w:t>3</w:t>
+      </w:r>
+      <w:r>
+        <w:rPr>
+          <w:rFonts w:ascii="Times New Roman" w:hAnsi="Times New Roman" w:cs="Times New Roman"/>
+          <w:sz w:val="28"/>
+          <w:szCs w:val="28"/>
+        </w:rPr>
+        <w:t xml:space="preserve"> </w:t>
       </w:r>
       <w:r>
         <w:rPr>
@@ -6967,6 +7030,7 @@
           <w:rFonts w:ascii="Times New Roman" w:hAnsi="Times New Roman" w:cs="Times New Roman"/>
           <w:sz w:val="28"/>
           <w:szCs w:val="28"/>
+          <w:lang w:val="en-US"/>
         </w:rPr>
       </w:pPr>
       <w:r>
@@ -7066,7 +7130,7 @@
           <w:sz w:val="28"/>
           <w:szCs w:val="28"/>
         </w:rPr>
-        <w:t>.</w:t>
+        <w:t>;</w:t>
       </w:r>
     </w:p>
     <w:p>
@@ -7086,82 +7150,32 @@
           <w:sz w:val="28"/>
           <w:szCs w:val="28"/>
         </w:rPr>
-        <w:t>АС должна иметь пользовательский интерфейс с возможностью изменения значений, представленных выше, и последующим построении объекта «</w:t>
-      </w:r>
-      <w:r>
-        <w:rPr>
-          <w:rFonts w:ascii="Times New Roman" w:hAnsi="Times New Roman" w:cs="Times New Roman"/>
-          <w:sz w:val="28"/>
-          <w:szCs w:val="28"/>
-        </w:rPr>
-        <w:t>Рамка для фотографии</w:t>
-      </w:r>
-      <w:r>
-        <w:rPr>
-          <w:rFonts w:ascii="Times New Roman" w:hAnsi="Times New Roman" w:cs="Times New Roman"/>
-          <w:sz w:val="28"/>
-          <w:szCs w:val="28"/>
-        </w:rPr>
-        <w:t xml:space="preserve">» в САПР </w:t>
-      </w:r>
-      <w:proofErr w:type="spellStart"/>
-      <w:r>
-        <w:rPr>
-          <w:rFonts w:ascii="Times New Roman" w:hAnsi="Times New Roman" w:cs="Times New Roman"/>
-          <w:sz w:val="28"/>
-          <w:szCs w:val="28"/>
-        </w:rPr>
-        <w:t>Inventor</w:t>
-      </w:r>
-      <w:proofErr w:type="spellEnd"/>
-      <w:r>
-        <w:rPr>
-          <w:rFonts w:ascii="Times New Roman" w:hAnsi="Times New Roman" w:cs="Times New Roman"/>
-          <w:sz w:val="28"/>
-          <w:szCs w:val="28"/>
-        </w:rPr>
-        <w:t>. В плагине должны проходить проверки значений, вводимых пользователем. Реализуемый плагин должен обеспечивать обработку ошибочных ситуаций, возникающих в процессе работы.</w:t>
-      </w:r>
-      <w:r>
-        <w:rPr>
-          <w:rFonts w:ascii="Times New Roman" w:hAnsi="Times New Roman" w:cs="Times New Roman"/>
-          <w:sz w:val="28"/>
-          <w:szCs w:val="28"/>
-        </w:rPr>
-        <w:t xml:space="preserve"> </w:t>
-      </w:r>
-      <w:r>
-        <w:rPr>
-          <w:rFonts w:ascii="Times New Roman" w:hAnsi="Times New Roman" w:cs="Times New Roman"/>
-          <w:sz w:val="28"/>
-          <w:szCs w:val="28"/>
-        </w:rPr>
-        <w:t>При нажатии на кнопку «Построить» должна проходить проверка</w:t>
-      </w:r>
-      <w:r>
-        <w:rPr>
-          <w:rFonts w:ascii="Times New Roman" w:hAnsi="Times New Roman" w:cs="Times New Roman"/>
-          <w:sz w:val="28"/>
-          <w:szCs w:val="28"/>
-        </w:rPr>
-        <w:t xml:space="preserve"> </w:t>
-      </w:r>
-      <w:r>
-        <w:rPr>
-          <w:rFonts w:ascii="Times New Roman" w:hAnsi="Times New Roman" w:cs="Times New Roman"/>
-          <w:sz w:val="28"/>
-          <w:szCs w:val="28"/>
-        </w:rPr>
-        <w:t xml:space="preserve">правильности ввода данных. Если данные некорректные, то должно </w:t>
-      </w:r>
-      <w:r>
-        <w:rPr>
-          <w:rFonts w:ascii="Times New Roman" w:hAnsi="Times New Roman" w:cs="Times New Roman"/>
-          <w:sz w:val="28"/>
-          <w:szCs w:val="28"/>
-        </w:rPr>
-        <w:lastRenderedPageBreak/>
-        <w:t>высветиться окно с ошибкой построения и не будут применяться введенные параметры.</w:t>
+        <w:t>−</w:t>
+      </w:r>
+      <w:r>
+        <w:rPr>
+          <w:rFonts w:ascii="Times New Roman" w:hAnsi="Times New Roman" w:cs="Times New Roman"/>
+          <w:sz w:val="28"/>
+          <w:szCs w:val="28"/>
+        </w:rPr>
+        <w:t xml:space="preserve"> ширина подставки </w:t>
+      </w:r>
+      <w:r>
+        <w:rPr>
+          <w:rFonts w:ascii="Times New Roman" w:hAnsi="Times New Roman" w:cs="Times New Roman"/>
+          <w:sz w:val="28"/>
+          <w:szCs w:val="28"/>
+          <w:lang w:val="en-US"/>
+        </w:rPr>
+        <w:t>k</w:t>
+      </w:r>
+      <w:r>
+        <w:rPr>
+          <w:rFonts w:ascii="Times New Roman" w:hAnsi="Times New Roman" w:cs="Times New Roman"/>
+          <w:sz w:val="28"/>
+          <w:szCs w:val="28"/>
+        </w:rPr>
+        <w:t>.</w:t>
       </w:r>
     </w:p>
     <w:p>
@@ -7175,6 +7189,83 @@
           <w:szCs w:val="28"/>
         </w:rPr>
       </w:pPr>
+      <w:r>
+        <w:rPr>
+          <w:rFonts w:ascii="Times New Roman" w:hAnsi="Times New Roman" w:cs="Times New Roman"/>
+          <w:sz w:val="28"/>
+          <w:szCs w:val="28"/>
+        </w:rPr>
+        <w:t>АС должна иметь пользовательский интерфейс с возможностью изменения значений, представленных выше, и последующим построении объекта «</w:t>
+      </w:r>
+      <w:r>
+        <w:rPr>
+          <w:rFonts w:ascii="Times New Roman" w:hAnsi="Times New Roman" w:cs="Times New Roman"/>
+          <w:sz w:val="28"/>
+          <w:szCs w:val="28"/>
+        </w:rPr>
+        <w:t>Рамка для фотографии</w:t>
+      </w:r>
+      <w:r>
+        <w:rPr>
+          <w:rFonts w:ascii="Times New Roman" w:hAnsi="Times New Roman" w:cs="Times New Roman"/>
+          <w:sz w:val="28"/>
+          <w:szCs w:val="28"/>
+        </w:rPr>
+        <w:t xml:space="preserve">» в САПР Inventor. В плагине должны проходить проверки значений, вводимых пользователем. Реализуемый плагин </w:t>
+      </w:r>
+      <w:r>
+        <w:rPr>
+          <w:rFonts w:ascii="Times New Roman" w:hAnsi="Times New Roman" w:cs="Times New Roman"/>
+          <w:sz w:val="28"/>
+          <w:szCs w:val="28"/>
+        </w:rPr>
+        <w:lastRenderedPageBreak/>
+        <w:t>должен обеспечивать обработку ошибочных ситуаций, возникающих в процессе работы.</w:t>
+      </w:r>
+      <w:r>
+        <w:rPr>
+          <w:rFonts w:ascii="Times New Roman" w:hAnsi="Times New Roman" w:cs="Times New Roman"/>
+          <w:sz w:val="28"/>
+          <w:szCs w:val="28"/>
+        </w:rPr>
+        <w:t xml:space="preserve"> </w:t>
+      </w:r>
+      <w:r>
+        <w:rPr>
+          <w:rFonts w:ascii="Times New Roman" w:hAnsi="Times New Roman" w:cs="Times New Roman"/>
+          <w:sz w:val="28"/>
+          <w:szCs w:val="28"/>
+        </w:rPr>
+        <w:t>При нажатии на кнопку «Построить» должна проходить проверка</w:t>
+      </w:r>
+      <w:r>
+        <w:rPr>
+          <w:rFonts w:ascii="Times New Roman" w:hAnsi="Times New Roman" w:cs="Times New Roman"/>
+          <w:sz w:val="28"/>
+          <w:szCs w:val="28"/>
+        </w:rPr>
+        <w:t xml:space="preserve"> </w:t>
+      </w:r>
+      <w:r>
+        <w:rPr>
+          <w:rFonts w:ascii="Times New Roman" w:hAnsi="Times New Roman" w:cs="Times New Roman"/>
+          <w:sz w:val="28"/>
+          <w:szCs w:val="28"/>
+        </w:rPr>
+        <w:t>правильности ввода данных. Если данные некорректные, то должно высветиться окно с ошибкой построения и не будут применяться введенные параметры.</w:t>
+      </w:r>
+    </w:p>
+    <w:p>
+      <w:pPr>
+        <w:spacing w:after="0" w:line="360" w:lineRule="auto"/>
+        <w:ind w:firstLine="708"/>
+        <w:jc w:val="both"/>
+        <w:rPr>
+          <w:rFonts w:ascii="Times New Roman" w:hAnsi="Times New Roman" w:cs="Times New Roman"/>
+          <w:sz w:val="28"/>
+          <w:szCs w:val="28"/>
+        </w:rPr>
+      </w:pPr>
     </w:p>
     <w:p>
       <w:pPr>
@@ -7186,7 +7277,7 @@
           <w:bCs/>
         </w:rPr>
       </w:pPr>
-      <w:bookmarkStart w:id="23" w:name="_Toc239937314"/>
+      <w:bookmarkStart w:id="22" w:name="_Toc239937314"/>
       <w:r>
         <w:rPr>
           <w:b/>
@@ -7194,7 +7285,7 @@
         </w:rPr>
         <w:t>3.1.2 Требования к численности и квалификации персонала системы</w:t>
       </w:r>
-      <w:bookmarkEnd w:id="23"/>
+      <w:bookmarkEnd w:id="22"/>
     </w:p>
     <w:p>
       <w:pPr>
@@ -7226,7 +7317,7 @@
         </w:rPr>
         <w:t>Дополнительные требования к численности и квалификации персонала системы не предъявляются.</w:t>
       </w:r>
-      <w:bookmarkStart w:id="24" w:name="_Toc239937315"/>
+      <w:bookmarkStart w:id="23" w:name="_Toc239937315"/>
     </w:p>
     <w:p>
       <w:pPr>
@@ -7257,7 +7348,7 @@
         </w:rPr>
         <w:t>3.1.3 Показатели назначения</w:t>
       </w:r>
-      <w:bookmarkEnd w:id="24"/>
+      <w:bookmarkEnd w:id="23"/>
     </w:p>
     <w:p>
       <w:pPr>
@@ -7383,7 +7474,7 @@
         </w:rPr>
         <w:t>− Требования к аппаратной части и масштабированию для обеспечения перечисленных показателей должны быть определены на этапе технического проектирования.</w:t>
       </w:r>
-      <w:bookmarkStart w:id="25" w:name="_Toc239937316"/>
+      <w:bookmarkStart w:id="24" w:name="_Toc239937316"/>
     </w:p>
     <w:p>
       <w:pPr>
@@ -7414,7 +7505,7 @@
         </w:rPr>
         <w:t>3.1.4 Требования к надежности</w:t>
       </w:r>
-      <w:bookmarkEnd w:id="25"/>
+      <w:bookmarkEnd w:id="24"/>
     </w:p>
     <w:p>
       <w:pPr>
@@ -7446,7 +7537,7 @@
         </w:rPr>
         <w:t>Дополнительные требования к надежности не предъявляются.</w:t>
       </w:r>
-      <w:bookmarkStart w:id="26" w:name="_Toc239937317"/>
+      <w:bookmarkStart w:id="25" w:name="_Toc239937317"/>
     </w:p>
     <w:p>
       <w:pPr>
@@ -7472,7 +7563,7 @@
         </w:rPr>
         <w:t>3.1.5 Требования к безопасности</w:t>
       </w:r>
-      <w:bookmarkEnd w:id="26"/>
+      <w:bookmarkEnd w:id="25"/>
     </w:p>
     <w:p>
       <w:pPr>
@@ -7497,6 +7588,7 @@
           <w:rFonts w:cs="Times New Roman"/>
           <w:szCs w:val="28"/>
         </w:rPr>
+        <w:lastRenderedPageBreak/>
         <w:t xml:space="preserve">Дополнительные требования к безопасности плагина </w:t>
       </w:r>
       <w:r>
@@ -7524,7 +7616,7 @@
           <w:szCs w:val="28"/>
         </w:rPr>
       </w:pPr>
-      <w:bookmarkStart w:id="27" w:name="_Toc239937318"/>
+      <w:bookmarkStart w:id="26" w:name="_Toc239937318"/>
     </w:p>
     <w:p>
       <w:pPr>
@@ -7546,10 +7638,9 @@
           <w:sz w:val="28"/>
           <w:szCs w:val="28"/>
         </w:rPr>
-        <w:lastRenderedPageBreak/>
         <w:t>3.1.6 Требования к эргономике и технической эстетике</w:t>
       </w:r>
-      <w:bookmarkEnd w:id="27"/>
+      <w:bookmarkEnd w:id="26"/>
     </w:p>
     <w:p>
       <w:pPr>
@@ -7581,43 +7672,7 @@
           <w:sz w:val="28"/>
           <w:szCs w:val="28"/>
         </w:rPr>
-        <w:t xml:space="preserve">Пользовательские интерфейсы для всех подсистем, разработанных в рамках создания системы должны быть выполнены в виде </w:t>
-      </w:r>
-      <w:proofErr w:type="spellStart"/>
-      <w:r>
-        <w:rPr>
-          <w:rFonts w:ascii="Times New Roman" w:hAnsi="Times New Roman" w:cs="Times New Roman"/>
-          <w:sz w:val="28"/>
-          <w:szCs w:val="28"/>
-        </w:rPr>
-        <w:t>desktop</w:t>
-      </w:r>
-      <w:proofErr w:type="spellEnd"/>
-      <w:r>
-        <w:rPr>
-          <w:rFonts w:ascii="Times New Roman" w:hAnsi="Times New Roman" w:cs="Times New Roman"/>
-          <w:sz w:val="28"/>
-          <w:szCs w:val="28"/>
-        </w:rPr>
-        <w:t xml:space="preserve"> интерфейсов с помощью фреймворков </w:t>
-      </w:r>
-      <w:proofErr w:type="spellStart"/>
-      <w:r>
-        <w:rPr>
-          <w:rFonts w:ascii="Times New Roman" w:hAnsi="Times New Roman" w:cs="Times New Roman"/>
-          <w:sz w:val="28"/>
-          <w:szCs w:val="28"/>
-        </w:rPr>
-        <w:t>WindowsForms</w:t>
-      </w:r>
-      <w:proofErr w:type="spellEnd"/>
-      <w:r>
-        <w:rPr>
-          <w:rFonts w:ascii="Times New Roman" w:hAnsi="Times New Roman" w:cs="Times New Roman"/>
-          <w:sz w:val="28"/>
-          <w:szCs w:val="28"/>
-        </w:rPr>
-        <w:t>, WPF или аналогичных им, позволяющих создавать пользовательские интерфейсы для ОС Windows 10 и выше.</w:t>
+        <w:t>Пользовательские интерфейсы для всех подсистем, разработанных в рамках создания системы должны быть выполнены в виде desktop интерфейсов с помощью фреймворков WindowsForms, WPF или аналогичных им, позволяющих создавать пользовательские интерфейсы для ОС Windows 10 и выше.</w:t>
       </w:r>
     </w:p>
     <w:p>
@@ -7657,25 +7712,7 @@
           <w:sz w:val="28"/>
           <w:szCs w:val="28"/>
         </w:rPr>
-        <w:t xml:space="preserve">Элементы интерфейса должны отвечать рекомендациям по верстке интерфейсов </w:t>
-      </w:r>
-      <w:proofErr w:type="spellStart"/>
-      <w:r>
-        <w:rPr>
-          <w:rFonts w:ascii="Times New Roman" w:hAnsi="Times New Roman" w:cs="Times New Roman"/>
-          <w:sz w:val="28"/>
-          <w:szCs w:val="28"/>
-        </w:rPr>
-        <w:t>desktop</w:t>
-      </w:r>
-      <w:proofErr w:type="spellEnd"/>
-      <w:r>
-        <w:rPr>
-          <w:rFonts w:ascii="Times New Roman" w:hAnsi="Times New Roman" w:cs="Times New Roman"/>
-          <w:sz w:val="28"/>
-          <w:szCs w:val="28"/>
-        </w:rPr>
-        <w:t>-приложений указанным в источнике [1].</w:t>
+        <w:t>Элементы интерфейса должны отвечать рекомендациям по верстке интерфейсов desktop-приложений указанным в источнике [1].</w:t>
       </w:r>
     </w:p>
     <w:p>
@@ -7684,7 +7721,7 @@
         <w:spacing w:after="0" w:line="360" w:lineRule="auto"/>
         <w:jc w:val="both"/>
       </w:pPr>
-      <w:bookmarkStart w:id="28" w:name="_Toc239937319"/>
+      <w:bookmarkStart w:id="27" w:name="_Toc239937319"/>
     </w:p>
     <w:p>
       <w:pPr>
@@ -7703,7 +7740,7 @@
         </w:rPr>
         <w:t>3.1.7 Требования к эксплуатации, техническому обслуживанию, ремонту и хранению компонентов системы</w:t>
       </w:r>
-      <w:bookmarkEnd w:id="28"/>
+      <w:bookmarkEnd w:id="27"/>
     </w:p>
     <w:p>
       <w:pPr>
@@ -7738,7 +7775,7 @@
         <w:spacing w:after="0" w:line="360" w:lineRule="auto"/>
         <w:jc w:val="both"/>
       </w:pPr>
-      <w:bookmarkStart w:id="29" w:name="_Toc239937320"/>
+      <w:bookmarkStart w:id="28" w:name="_Toc239937320"/>
     </w:p>
     <w:p>
       <w:pPr>
@@ -7757,7 +7794,7 @@
         </w:rPr>
         <w:t>3.1.8 Требования к защите информации от несанкционированного доступа</w:t>
       </w:r>
-      <w:bookmarkEnd w:id="29"/>
+      <w:bookmarkEnd w:id="28"/>
     </w:p>
     <w:p>
       <w:pPr>
@@ -7808,7 +7845,7 @@
         <w:spacing w:after="0" w:line="360" w:lineRule="auto"/>
         <w:jc w:val="both"/>
       </w:pPr>
-      <w:bookmarkStart w:id="30" w:name="_Toc239937321"/>
+      <w:bookmarkStart w:id="29" w:name="_Toc239937321"/>
     </w:p>
     <w:p>
       <w:pPr>
@@ -7827,7 +7864,7 @@
         </w:rPr>
         <w:t>3.1.9 Требования по сохранности информации при авариях</w:t>
       </w:r>
-      <w:bookmarkEnd w:id="30"/>
+      <w:bookmarkEnd w:id="29"/>
     </w:p>
     <w:p>
       <w:pPr>
@@ -7853,6 +7890,7 @@
           <w:sz w:val="28"/>
           <w:szCs w:val="28"/>
         </w:rPr>
+        <w:lastRenderedPageBreak/>
         <w:t>Дополнительные требования по сохранности информации при авариях не предъявляются.</w:t>
       </w:r>
     </w:p>
@@ -7862,7 +7900,7 @@
         <w:spacing w:after="0" w:line="360" w:lineRule="auto"/>
         <w:jc w:val="both"/>
       </w:pPr>
-      <w:bookmarkStart w:id="31" w:name="_Toc239937322"/>
+      <w:bookmarkStart w:id="30" w:name="_Toc239937322"/>
     </w:p>
     <w:p>
       <w:pPr>
@@ -7886,10 +7924,9 @@
           <w:b/>
           <w:bCs/>
         </w:rPr>
-        <w:lastRenderedPageBreak/>
         <w:t>3.1.10 Требования к защите от влияния внешних воздействий</w:t>
       </w:r>
-      <w:bookmarkEnd w:id="31"/>
+      <w:bookmarkEnd w:id="30"/>
     </w:p>
     <w:p>
       <w:pPr>
@@ -7924,7 +7961,7 @@
         <w:spacing w:after="0" w:line="360" w:lineRule="auto"/>
         <w:jc w:val="both"/>
       </w:pPr>
-      <w:bookmarkStart w:id="32" w:name="_Toc239937323"/>
+      <w:bookmarkStart w:id="31" w:name="_Toc239937323"/>
     </w:p>
     <w:p>
       <w:pPr>
@@ -7943,7 +7980,7 @@
         </w:rPr>
         <w:t>3.1.11 Требования к патентной чистоте</w:t>
       </w:r>
-      <w:bookmarkEnd w:id="32"/>
+      <w:bookmarkEnd w:id="31"/>
     </w:p>
     <w:p>
       <w:pPr>
@@ -7974,7 +8011,7 @@
         </w:rPr>
         <w:t xml:space="preserve">Дополнительные требования к патентной чистоте не предъявляются. </w:t>
       </w:r>
-      <w:bookmarkStart w:id="33" w:name="_Toc239937324"/>
+      <w:bookmarkStart w:id="32" w:name="_Toc239937324"/>
     </w:p>
     <w:p>
       <w:pPr>
@@ -8000,7 +8037,7 @@
         </w:rPr>
         <w:t>3.1.12 Требования по стандартизации и унификации</w:t>
       </w:r>
-      <w:bookmarkEnd w:id="33"/>
+      <w:bookmarkEnd w:id="32"/>
     </w:p>
     <w:p>
       <w:pPr>
@@ -8082,7 +8119,7 @@
           <w:bCs/>
         </w:rPr>
       </w:pPr>
-      <w:bookmarkStart w:id="34" w:name="_Toc239937325"/>
+      <w:bookmarkStart w:id="33" w:name="_Toc239937325"/>
       <w:r>
         <w:rPr>
           <w:b/>
@@ -8090,7 +8127,7 @@
         </w:rPr>
         <w:t>3.2 Требования к функциям (задачам), выполняемым АС</w:t>
       </w:r>
-      <w:bookmarkEnd w:id="34"/>
+      <w:bookmarkEnd w:id="33"/>
     </w:p>
     <w:p>
       <w:pPr>
@@ -8098,7 +8135,7 @@
         <w:spacing w:after="0" w:line="360" w:lineRule="auto"/>
         <w:jc w:val="both"/>
       </w:pPr>
-      <w:bookmarkStart w:id="35" w:name="_Toc239937326"/>
+      <w:bookmarkStart w:id="34" w:name="_Toc239937326"/>
     </w:p>
     <w:p>
       <w:pPr>
@@ -8117,7 +8154,7 @@
         </w:rPr>
         <w:t>3.2.1 Перечень функций, задач или их комплексов</w:t>
       </w:r>
-      <w:bookmarkEnd w:id="35"/>
+      <w:bookmarkEnd w:id="34"/>
     </w:p>
     <w:p>
       <w:pPr>
@@ -8142,23 +8179,13 @@
           <w:szCs w:val="28"/>
         </w:rPr>
       </w:pPr>
-      <w:proofErr w:type="gramStart"/>
-      <w:r>
-        <w:rPr>
-          <w:rFonts w:ascii="Times New Roman" w:hAnsi="Times New Roman" w:cs="Times New Roman"/>
-          <w:sz w:val="28"/>
-          <w:szCs w:val="28"/>
-        </w:rPr>
-        <w:t>САПР</w:t>
-      </w:r>
-      <w:proofErr w:type="gramEnd"/>
-      <w:r>
-        <w:rPr>
-          <w:rFonts w:ascii="Times New Roman" w:hAnsi="Times New Roman" w:cs="Times New Roman"/>
-          <w:sz w:val="28"/>
-          <w:szCs w:val="28"/>
-        </w:rPr>
-        <w:t xml:space="preserve"> </w:t>
+      <w:r>
+        <w:rPr>
+          <w:rFonts w:ascii="Times New Roman" w:hAnsi="Times New Roman" w:cs="Times New Roman"/>
+          <w:sz w:val="28"/>
+          <w:szCs w:val="28"/>
+        </w:rPr>
+        <w:t xml:space="preserve">САПР </w:t>
       </w:r>
       <w:r>
         <w:rPr>
@@ -8202,25 +8229,16 @@
           <w:sz w:val="28"/>
           <w:szCs w:val="28"/>
         </w:rPr>
-        <w:t xml:space="preserve">В рамках задачи должен быть спроектирован и реализован механизм задания геометрических параметров рамки (габариты, ширина окантовки, угол наклона подставки) с проверкой их корректности. Также должна быть разработана система взаимодействия с API САПР «Autodesk </w:t>
-      </w:r>
-      <w:proofErr w:type="spellStart"/>
-      <w:r>
-        <w:rPr>
-          <w:rFonts w:ascii="Times New Roman" w:hAnsi="Times New Roman" w:cs="Times New Roman"/>
-          <w:sz w:val="28"/>
-          <w:szCs w:val="28"/>
-        </w:rPr>
-        <w:t>Inventor</w:t>
-      </w:r>
-      <w:proofErr w:type="spellEnd"/>
-      <w:r>
-        <w:rPr>
-          <w:rFonts w:ascii="Times New Roman" w:hAnsi="Times New Roman" w:cs="Times New Roman"/>
-          <w:sz w:val="28"/>
-          <w:szCs w:val="28"/>
-        </w:rPr>
-        <w:t>», производящая автоматическое 3D-построение модели рамки для фотографии с подставкой на основе заданных пользователем параметров.</w:t>
+        <w:t xml:space="preserve">В рамках задачи должен быть спроектирован и реализован механизм задания геометрических параметров рамки (габариты, ширина окантовки, угол наклона подставки) с проверкой их корректности. Также должна быть </w:t>
+      </w:r>
+      <w:r>
+        <w:rPr>
+          <w:rFonts w:ascii="Times New Roman" w:hAnsi="Times New Roman" w:cs="Times New Roman"/>
+          <w:sz w:val="28"/>
+          <w:szCs w:val="28"/>
+        </w:rPr>
+        <w:lastRenderedPageBreak/>
+        <w:t>разработана система взаимодействия с API САПР «Autodesk Inventor», производящая автоматическое 3D-построение модели рамки для фотографии с подставкой на основе заданных пользователем параметров.</w:t>
       </w:r>
     </w:p>
     <w:p>
@@ -8245,23 +8263,22 @@
           <w:bCs/>
         </w:rPr>
       </w:pPr>
-      <w:bookmarkStart w:id="36" w:name="_Toc239937327"/>
+      <w:bookmarkStart w:id="35" w:name="_Toc239937327"/>
       <w:r>
         <w:rPr>
           <w:b/>
           <w:bCs/>
         </w:rPr>
-        <w:lastRenderedPageBreak/>
         <w:t>3.3 Требования к видам обеспечения АС</w:t>
       </w:r>
-      <w:bookmarkEnd w:id="36"/>
+      <w:bookmarkEnd w:id="35"/>
     </w:p>
     <w:p>
       <w:pPr>
         <w:pStyle w:val="12"/>
         <w:spacing w:after="0" w:line="360" w:lineRule="auto"/>
       </w:pPr>
-      <w:bookmarkStart w:id="37" w:name="_Toc239937328"/>
+      <w:bookmarkStart w:id="36" w:name="_Toc239937328"/>
     </w:p>
     <w:p>
       <w:pPr>
@@ -8280,7 +8297,7 @@
         </w:rPr>
         <w:t>3.3.1 Требования к математическому обеспечению системы</w:t>
       </w:r>
-      <w:bookmarkEnd w:id="37"/>
+      <w:bookmarkEnd w:id="36"/>
     </w:p>
     <w:p>
       <w:pPr>
@@ -8313,7 +8330,7 @@
         <w:pStyle w:val="12"/>
         <w:spacing w:after="0" w:line="360" w:lineRule="auto"/>
       </w:pPr>
-      <w:bookmarkStart w:id="38" w:name="_Toc239937329"/>
+      <w:bookmarkStart w:id="37" w:name="_Toc239937329"/>
     </w:p>
     <w:p>
       <w:pPr>
@@ -8332,7 +8349,7 @@
         </w:rPr>
         <w:t>3.3.2 Требования к информационному обеспечению системы</w:t>
       </w:r>
-      <w:bookmarkEnd w:id="38"/>
+      <w:bookmarkEnd w:id="37"/>
     </w:p>
     <w:p>
       <w:pPr>
@@ -8365,7 +8382,7 @@
         <w:pStyle w:val="12"/>
         <w:spacing w:after="0" w:line="360" w:lineRule="auto"/>
       </w:pPr>
-      <w:bookmarkStart w:id="39" w:name="_Toc239937330"/>
+      <w:bookmarkStart w:id="38" w:name="_Toc239937330"/>
     </w:p>
     <w:p>
       <w:pPr>
@@ -8384,7 +8401,7 @@
         </w:rPr>
         <w:t>3.3.3 Требования к лингвистическому обеспечению системы</w:t>
       </w:r>
-      <w:bookmarkEnd w:id="39"/>
+      <w:bookmarkEnd w:id="38"/>
     </w:p>
     <w:p>
       <w:pPr>
@@ -8417,7 +8434,7 @@
         <w:pStyle w:val="12"/>
         <w:spacing w:after="0" w:line="360" w:lineRule="auto"/>
       </w:pPr>
-      <w:bookmarkStart w:id="40" w:name="_Toc239937331"/>
+      <w:bookmarkStart w:id="39" w:name="_Toc239937331"/>
     </w:p>
     <w:p>
       <w:pPr>
@@ -8436,7 +8453,7 @@
         </w:rPr>
         <w:t>3.3.4 Требования к программному обеспечению системы</w:t>
       </w:r>
-      <w:bookmarkEnd w:id="40"/>
+      <w:bookmarkEnd w:id="39"/>
     </w:p>
     <w:p>
       <w:pPr>
@@ -8461,25 +8478,7 @@
           <w:sz w:val="28"/>
           <w:szCs w:val="28"/>
         </w:rPr>
-        <w:t xml:space="preserve">При выборе программного обеспечения необходимо отдавать предпочтение платформам разработки и библиотекам, распространяемым под лицензией MIT или аналогичным ей лицензиям, допускающим свободное использование в любом ПО и освобождающим использующих от любой оплаты. Версия САПР </w:t>
-      </w:r>
-      <w:proofErr w:type="spellStart"/>
-      <w:r>
-        <w:rPr>
-          <w:rFonts w:ascii="Times New Roman" w:hAnsi="Times New Roman" w:cs="Times New Roman"/>
-          <w:sz w:val="28"/>
-          <w:szCs w:val="28"/>
-        </w:rPr>
-        <w:t>Inventor</w:t>
-      </w:r>
-      <w:proofErr w:type="spellEnd"/>
-      <w:r>
-        <w:rPr>
-          <w:rFonts w:ascii="Times New Roman" w:hAnsi="Times New Roman" w:cs="Times New Roman"/>
-          <w:sz w:val="28"/>
-          <w:szCs w:val="28"/>
-        </w:rPr>
-        <w:t xml:space="preserve"> версии 202</w:t>
+        <w:t>При выборе программного обеспечения необходимо отдавать предпочтение платформам разработки и библиотекам, распространяемым под лицензией MIT или аналогичным ей лицензиям, допускающим свободное использование в любом ПО и освобождающим использующих от любой оплаты. Версия САПР Inventor версии 202</w:t>
       </w:r>
       <w:r>
         <w:rPr>
@@ -8515,6 +8514,7 @@
           <w:sz w:val="28"/>
           <w:szCs w:val="28"/>
         </w:rPr>
+        <w:lastRenderedPageBreak/>
         <w:t>Помимо этого, разработанная система должна работать на ПК с ОС Windows версии 10 и старше и разрядностью х64 с NET Framework 4.7.2.</w:t>
       </w:r>
     </w:p>
@@ -8525,7 +8525,7 @@
           <w:sz w:val="28"/>
         </w:rPr>
       </w:pPr>
-      <w:bookmarkStart w:id="41" w:name="_Toc239937332"/>
+      <w:bookmarkStart w:id="40" w:name="_Toc239937332"/>
       <w:r>
         <w:br w:type="page"/>
       </w:r>
@@ -8548,7 +8548,7 @@
         <w:lastRenderedPageBreak/>
         <w:t>3.3.5 Требования к техническому обеспечению системы</w:t>
       </w:r>
-      <w:bookmarkEnd w:id="41"/>
+      <w:bookmarkEnd w:id="40"/>
     </w:p>
     <w:p>
       <w:pPr>
@@ -8583,8 +8583,8 @@
         </w:rPr>
         <w:t xml:space="preserve"> </w:t>
       </w:r>
+      <w:commentRangeStart w:id="41"/>
       <w:commentRangeStart w:id="42"/>
-      <w:commentRangeStart w:id="43"/>
       <w:r>
         <w:rPr>
           <w:rFonts w:ascii="Times New Roman" w:hAnsi="Times New Roman" w:cs="Times New Roman"/>
@@ -8701,30 +8701,30 @@
         </w:rPr>
         <w:t>графический процессор с объемом памяти 1 ГБ, пропускной способностью 29 ГБ/с и поддержкой DirectX 11.</w:t>
       </w:r>
+      <w:commentRangeEnd w:id="41"/>
+      <w:r>
+        <w:rPr>
+          <w:rStyle w:val="ac"/>
+          <w:rFonts w:ascii="Times New Roman" w:hAnsi="Times New Roman" w:cs="Times New Roman"/>
+          <w:sz w:val="28"/>
+          <w:szCs w:val="28"/>
+        </w:rPr>
+        <w:commentReference w:id="41"/>
+      </w:r>
       <w:commentRangeEnd w:id="42"/>
       <w:r>
         <w:rPr>
           <w:rStyle w:val="ac"/>
-          <w:rFonts w:ascii="Times New Roman" w:hAnsi="Times New Roman" w:cs="Times New Roman"/>
-          <w:sz w:val="28"/>
-          <w:szCs w:val="28"/>
         </w:rPr>
         <w:commentReference w:id="42"/>
       </w:r>
-      <w:commentRangeEnd w:id="43"/>
-      <w:r>
-        <w:rPr>
-          <w:rStyle w:val="ac"/>
-        </w:rPr>
-        <w:commentReference w:id="43"/>
-      </w:r>
     </w:p>
     <w:p>
       <w:pPr>
         <w:pStyle w:val="12"/>
         <w:spacing w:after="0" w:line="360" w:lineRule="auto"/>
       </w:pPr>
-      <w:bookmarkStart w:id="44" w:name="_Toc239937333"/>
+      <w:bookmarkStart w:id="43" w:name="_Toc239937333"/>
     </w:p>
     <w:p>
       <w:pPr>
@@ -8743,7 +8743,7 @@
         </w:rPr>
         <w:t>3.3.6 Требования к метрологическому обеспечению</w:t>
       </w:r>
-      <w:bookmarkEnd w:id="44"/>
+      <w:bookmarkEnd w:id="43"/>
     </w:p>
     <w:p>
       <w:pPr>
@@ -8776,7 +8776,7 @@
         <w:pStyle w:val="12"/>
         <w:spacing w:after="0" w:line="360" w:lineRule="auto"/>
       </w:pPr>
-      <w:bookmarkStart w:id="45" w:name="_Toc239937334"/>
+      <w:bookmarkStart w:id="44" w:name="_Toc239937334"/>
     </w:p>
     <w:p>
       <w:pPr>
@@ -8795,7 +8795,7 @@
         </w:rPr>
         <w:t>3.3.7 Требования к организационному обеспечению</w:t>
       </w:r>
-      <w:bookmarkEnd w:id="45"/>
+      <w:bookmarkEnd w:id="44"/>
     </w:p>
     <w:p>
       <w:pPr>
@@ -8844,7 +8844,7 @@
           <w:bCs/>
         </w:rPr>
       </w:pPr>
-      <w:bookmarkStart w:id="46" w:name="_Toc239937335"/>
+      <w:bookmarkStart w:id="45" w:name="_Toc239937335"/>
       <w:r>
         <w:rPr>
           <w:b/>
@@ -8852,7 +8852,7 @@
         </w:rPr>
         <w:t>3.4 Общие технические требования к АС</w:t>
       </w:r>
-      <w:bookmarkEnd w:id="46"/>
+      <w:bookmarkEnd w:id="45"/>
     </w:p>
     <w:p>
       <w:pPr>
@@ -8932,7 +8932,7 @@
           <w:bCs/>
         </w:rPr>
       </w:pPr>
-      <w:bookmarkStart w:id="47" w:name="_Toc239937336"/>
+      <w:bookmarkStart w:id="46" w:name="_Toc239937336"/>
       <w:r>
         <w:rPr>
           <w:b/>
@@ -8941,7 +8941,7 @@
         <w:lastRenderedPageBreak/>
         <w:t>4 СОСТАВ И СОДЕРЖАНИЕ РАБОТ ПО СОЗДАНИЮ АВТОМАТИЗИРОВАННОЙ СИСТЕМЫ</w:t>
       </w:r>
-      <w:bookmarkEnd w:id="47"/>
+      <w:bookmarkEnd w:id="46"/>
     </w:p>
     <w:p>
       <w:pPr>
@@ -8976,25 +8976,7 @@
           <w:sz w:val="28"/>
           <w:szCs w:val="28"/>
         </w:rPr>
-        <w:t xml:space="preserve">" для САПР </w:t>
-      </w:r>
-      <w:proofErr w:type="spellStart"/>
-      <w:r>
-        <w:rPr>
-          <w:rFonts w:ascii="Times New Roman" w:hAnsi="Times New Roman" w:cs="Times New Roman"/>
-          <w:sz w:val="28"/>
-          <w:szCs w:val="28"/>
-        </w:rPr>
-        <w:t>Inventor</w:t>
-      </w:r>
-      <w:proofErr w:type="spellEnd"/>
-      <w:r>
-        <w:rPr>
-          <w:rFonts w:ascii="Times New Roman" w:hAnsi="Times New Roman" w:cs="Times New Roman"/>
-          <w:sz w:val="28"/>
-          <w:szCs w:val="28"/>
-        </w:rPr>
-        <w:t xml:space="preserve"> приведены в таблице 4.1. </w:t>
+        <w:t xml:space="preserve">" для САПР Inventor приведены в таблице 4.1. </w:t>
       </w:r>
     </w:p>
     <w:p>
@@ -9030,18 +9012,8 @@
           <w:sz w:val="28"/>
           <w:szCs w:val="28"/>
         </w:rPr>
-        <w:t xml:space="preserve">" для САПР </w:t>
-      </w:r>
-      <w:proofErr w:type="spellStart"/>
-      <w:r>
-        <w:rPr>
-          <w:rFonts w:ascii="Times New Roman" w:hAnsi="Times New Roman" w:cs="Times New Roman"/>
-          <w:sz w:val="28"/>
-          <w:szCs w:val="28"/>
-        </w:rPr>
-        <w:t>Inventor</w:t>
-      </w:r>
-      <w:proofErr w:type="spellEnd"/>
+        <w:t>" для САПР Inventor</w:t>
+      </w:r>
     </w:p>
     <w:tbl>
       <w:tblPr>
@@ -9914,7 +9886,7 @@
           <w:bCs/>
         </w:rPr>
       </w:pPr>
-      <w:bookmarkStart w:id="48" w:name="_Toc239937337"/>
+      <w:bookmarkStart w:id="47" w:name="_Toc239937337"/>
       <w:r>
         <w:rPr>
           <w:b/>
@@ -9923,7 +9895,7 @@
         <w:lastRenderedPageBreak/>
         <w:t>5 ПОРЯДОК РАЗРАБОТКИ АВТОМАТИЗИРОВАННОЙ СИСТЕМЫ</w:t>
       </w:r>
-      <w:bookmarkEnd w:id="48"/>
+      <w:bookmarkEnd w:id="47"/>
     </w:p>
     <w:p>
       <w:pPr>
@@ -9942,7 +9914,7 @@
           <w:bCs/>
         </w:rPr>
       </w:pPr>
-      <w:bookmarkStart w:id="49" w:name="_Toc239937338"/>
+      <w:bookmarkStart w:id="48" w:name="_Toc239937338"/>
       <w:r>
         <w:rPr>
           <w:b/>
@@ -9950,7 +9922,7 @@
         </w:rPr>
         <w:t>5.1 Порядок организации разработки АС</w:t>
       </w:r>
-      <w:bookmarkEnd w:id="49"/>
+      <w:bookmarkEnd w:id="48"/>
     </w:p>
     <w:p>
       <w:pPr>
@@ -10004,7 +9976,7 @@
           <w:bCs/>
         </w:rPr>
       </w:pPr>
-      <w:bookmarkStart w:id="50" w:name="_Toc239937339"/>
+      <w:bookmarkStart w:id="49" w:name="_Toc239937339"/>
       <w:r>
         <w:rPr>
           <w:b/>
@@ -10012,7 +9984,7 @@
         </w:rPr>
         <w:t>5.2 Перечень документов и исходных данных для разработки АС</w:t>
       </w:r>
-      <w:bookmarkEnd w:id="50"/>
+      <w:bookmarkEnd w:id="49"/>
     </w:p>
     <w:p>
       <w:pPr>
@@ -10057,25 +10029,7 @@
           <w:sz w:val="28"/>
           <w:szCs w:val="28"/>
         </w:rPr>
-        <w:t xml:space="preserve"> для САПР </w:t>
-      </w:r>
-      <w:proofErr w:type="spellStart"/>
-      <w:r>
-        <w:rPr>
-          <w:rFonts w:ascii="Times New Roman" w:hAnsi="Times New Roman" w:cs="Times New Roman"/>
-          <w:sz w:val="28"/>
-          <w:szCs w:val="28"/>
-        </w:rPr>
-        <w:t>Inventor</w:t>
-      </w:r>
-      <w:proofErr w:type="spellEnd"/>
-      <w:r>
-        <w:rPr>
-          <w:rFonts w:ascii="Times New Roman" w:hAnsi="Times New Roman" w:cs="Times New Roman"/>
-          <w:sz w:val="28"/>
-          <w:szCs w:val="28"/>
-        </w:rPr>
-        <w:t xml:space="preserve"> нужны следующие документы: </w:t>
+        <w:t xml:space="preserve"> для САПР Inventor нужны следующие документы: </w:t>
       </w:r>
     </w:p>
     <w:p>
@@ -10109,8 +10063,8 @@
           <w:szCs w:val="28"/>
         </w:rPr>
       </w:pPr>
+      <w:commentRangeStart w:id="50"/>
       <w:commentRangeStart w:id="51"/>
-      <w:commentRangeStart w:id="52"/>
       <w:r>
         <w:rPr>
           <w:rFonts w:ascii="Times New Roman" w:hAnsi="Times New Roman" w:cs="Times New Roman"/>
@@ -10127,22 +10081,22 @@
         </w:rPr>
         <w:t>ГОСТ Р 58413-2019 «Услуги населению. Услуги багетных мастерских. Общие требования».</w:t>
       </w:r>
+      <w:commentRangeEnd w:id="50"/>
+      <w:r>
+        <w:rPr>
+          <w:rStyle w:val="ac"/>
+          <w:rFonts w:ascii="Times New Roman" w:hAnsi="Times New Roman" w:cs="Times New Roman"/>
+          <w:sz w:val="28"/>
+          <w:szCs w:val="28"/>
+        </w:rPr>
+        <w:commentReference w:id="50"/>
+      </w:r>
       <w:commentRangeEnd w:id="51"/>
       <w:r>
         <w:rPr>
           <w:rStyle w:val="ac"/>
-          <w:rFonts w:ascii="Times New Roman" w:hAnsi="Times New Roman" w:cs="Times New Roman"/>
-          <w:sz w:val="28"/>
-          <w:szCs w:val="28"/>
         </w:rPr>
         <w:commentReference w:id="51"/>
-      </w:r>
-      <w:commentRangeEnd w:id="52"/>
-      <w:r>
-        <w:rPr>
-          <w:rStyle w:val="ac"/>
-        </w:rPr>
-        <w:commentReference w:id="52"/>
       </w:r>
       <w:r>
         <w:rPr>
@@ -10353,7 +10307,7 @@
           <w:bCs/>
         </w:rPr>
       </w:pPr>
-      <w:bookmarkStart w:id="53" w:name="_Toc239937340"/>
+      <w:bookmarkStart w:id="52" w:name="_Toc239937340"/>
       <w:r>
         <w:rPr>
           <w:b/>
@@ -10361,7 +10315,7 @@
         </w:rPr>
         <w:t>5.3 Перечень документов, предъявляемых по окончании соответствующих этапов работ</w:t>
       </w:r>
-      <w:bookmarkEnd w:id="53"/>
+      <w:bookmarkEnd w:id="52"/>
     </w:p>
     <w:p>
       <w:pPr>
@@ -10501,7 +10455,7 @@
           <w:bCs/>
         </w:rPr>
       </w:pPr>
-      <w:bookmarkStart w:id="54" w:name="_Toc239937341"/>
+      <w:bookmarkStart w:id="53" w:name="_Toc239937341"/>
       <w:r>
         <w:rPr>
           <w:b/>
@@ -10510,7 +10464,7 @@
         <w:lastRenderedPageBreak/>
         <w:t>6 ПОРЯДОК КОНТРОЛЯ И ПРИЕМКИ АВТОМАТИЗИРОВАННОЙ СИСТЕМЫ</w:t>
       </w:r>
-      <w:bookmarkEnd w:id="54"/>
+      <w:bookmarkEnd w:id="53"/>
     </w:p>
     <w:p>
       <w:pPr>
@@ -10529,7 +10483,7 @@
           <w:bCs/>
         </w:rPr>
       </w:pPr>
-      <w:bookmarkStart w:id="55" w:name="_Toc239937342"/>
+      <w:bookmarkStart w:id="54" w:name="_Toc239937342"/>
       <w:r>
         <w:rPr>
           <w:b/>
@@ -10537,7 +10491,7 @@
         </w:rPr>
         <w:t>6.1 Виды, состав и методы испытаний АС и ее составных частей</w:t>
       </w:r>
-      <w:bookmarkEnd w:id="55"/>
+      <w:bookmarkEnd w:id="54"/>
     </w:p>
     <w:p>
       <w:pPr>
@@ -10638,6 +10592,7 @@
           <w:rFonts w:ascii="Times New Roman" w:hAnsi="Times New Roman" w:cs="Times New Roman"/>
           <w:sz w:val="28"/>
           <w:szCs w:val="28"/>
+          <w:lang w:val="en-US"/>
         </w:rPr>
       </w:pPr>
       <w:r>
@@ -10648,17 +10603,6 @@
         </w:rPr>
         <w:t>− приёмочные испытания.</w:t>
       </w:r>
-    </w:p>
-    <w:p>
-      <w:pPr>
-        <w:spacing w:after="0" w:line="360" w:lineRule="auto"/>
-        <w:ind w:firstLine="708"/>
-        <w:rPr>
-          <w:rFonts w:ascii="Times New Roman" w:hAnsi="Times New Roman" w:cs="Times New Roman"/>
-          <w:sz w:val="28"/>
-          <w:szCs w:val="28"/>
-        </w:rPr>
-      </w:pPr>
     </w:p>
     <w:p>
       <w:pPr>
@@ -10800,7 +10744,7 @@
           <w:bCs/>
         </w:rPr>
       </w:pPr>
-      <w:bookmarkStart w:id="56" w:name="_Toc239937343"/>
+      <w:bookmarkStart w:id="55" w:name="_Toc239937343"/>
       <w:r>
         <w:rPr>
           <w:b/>
@@ -10808,7 +10752,7 @@
         </w:rPr>
         <w:t>6.2 Общие требования к приёмке работ по стадиям</w:t>
       </w:r>
-      <w:bookmarkEnd w:id="56"/>
+      <w:bookmarkEnd w:id="55"/>
     </w:p>
     <w:p>
       <w:pPr>
@@ -10869,6 +10813,7 @@
           <w:rFonts w:ascii="Times New Roman" w:hAnsi="Times New Roman" w:cs="Times New Roman"/>
           <w:sz w:val="28"/>
           <w:szCs w:val="28"/>
+          <w:lang w:val="en-US"/>
         </w:rPr>
       </w:pPr>
       <w:r>
@@ -10893,16 +10838,7 @@
           <w:sz w:val="28"/>
           <w:szCs w:val="28"/>
         </w:rPr>
-        <w:t xml:space="preserve">доработки. Наличие желательных доработок не влияет на приёмку работ и процесс </w:t>
-      </w:r>
-      <w:r>
-        <w:rPr>
-          <w:rFonts w:ascii="Times New Roman" w:hAnsi="Times New Roman" w:cs="Times New Roman"/>
-          <w:sz w:val="28"/>
-          <w:szCs w:val="28"/>
-        </w:rPr>
-        <w:lastRenderedPageBreak/>
-        <w:t>передачи системы в эксплуатацию.</w:t>
+        <w:t>доработки. Наличие желательных доработок не влияет на приёмку работ и процесс передачи системы в эксплуатацию.</w:t>
       </w:r>
       <w:r>
         <w:rPr>
@@ -10912,9 +10848,10 @@
         </w:rPr>
         <w:t xml:space="preserve"> </w:t>
       </w:r>
-      <w:commentRangeStart w:id="60"/>
+      <w:commentRangeStart w:id="56"/>
       <w:commentRangeStart w:id="57"/>
       <w:commentRangeStart w:id="58"/>
+      <w:commentRangeStart w:id="59"/>
       <w:r>
         <w:rPr>
           <w:rFonts w:ascii="Times New Roman" w:hAnsi="Times New Roman" w:cs="Times New Roman"/>
@@ -10923,83 +10860,121 @@
         </w:rPr>
         <w:t>Комплектность передаваемой отчётной документации подлежит проверке Заказчиком.</w:t>
       </w:r>
+      <w:commentRangeEnd w:id="56"/>
+      <w:commentRangeEnd w:id="58"/>
+      <w:commentRangeEnd w:id="59"/>
+      <w:r>
+        <w:rPr>
+          <w:rStyle w:val="ac"/>
+        </w:rPr>
+        <w:commentReference w:id="56"/>
+      </w:r>
       <w:commentRangeEnd w:id="57"/>
-      <w:commentRangeEnd w:id="60"/>
       <w:r>
         <w:rPr>
           <w:rStyle w:val="ac"/>
         </w:rPr>
         <w:commentReference w:id="57"/>
       </w:r>
-      <w:commentRangeEnd w:id="58"/>
+      <w:r>
+        <w:commentReference w:id="58"/>
+      </w:r>
+      <w:bookmarkStart w:id="60" w:name="_Toc239937344"/>
       <w:r>
         <w:rPr>
           <w:rStyle w:val="ac"/>
         </w:rPr>
-        <w:commentReference w:id="58"/>
-      </w:r>
-      <w:r>
-        <w:rPr>
-          <w:rStyle w:val="CommentReference"/>
-        </w:rPr>
-        <w:commentReference w:id="60"/>
-      </w:r>
-    </w:p>
-    <w:p>
-      <w:pPr>
-        <w:spacing w:after="0" w:line="360" w:lineRule="auto"/>
-        <w:rPr>
-          <w:rFonts w:ascii="Times New Roman" w:hAnsi="Times New Roman" w:cs="Times New Roman"/>
-          <w:sz w:val="28"/>
-          <w:szCs w:val="28"/>
-        </w:rPr>
-      </w:pPr>
-    </w:p>
-    <w:p>
-      <w:pPr>
-        <w:rPr>
-          <w:rFonts w:ascii="Times New Roman" w:hAnsi="Times New Roman"/>
+        <w:commentReference w:id="59"/>
+      </w:r>
+    </w:p>
+    <w:p>
+      <w:pPr>
+        <w:pStyle w:val="12"/>
+        <w:spacing w:after="0" w:line="360" w:lineRule="auto"/>
+        <w:jc w:val="center"/>
+        <w:rPr>
           <w:b/>
           <w:bCs/>
-          <w:sz w:val="28"/>
-        </w:rPr>
-      </w:pPr>
-      <w:bookmarkStart w:id="59" w:name="_Toc239937344"/>
+        </w:rPr>
+      </w:pPr>
       <w:r>
         <w:rPr>
           <w:b/>
           <w:bCs/>
         </w:rPr>
-        <w:br w:type="page"/>
-      </w:r>
-    </w:p>
-    <w:p>
-      <w:pPr>
-        <w:pStyle w:val="12"/>
-        <w:spacing w:after="0" w:line="360" w:lineRule="auto"/>
-        <w:jc w:val="center"/>
-        <w:rPr>
+        <w:lastRenderedPageBreak/>
+        <w:t>7 ТРЕБОВАНИЯ К ДОКУМЕНТИРОВАНИЮ</w:t>
+      </w:r>
+      <w:bookmarkEnd w:id="60"/>
+    </w:p>
+    <w:p>
+      <w:pPr>
+        <w:spacing w:after="0" w:line="360" w:lineRule="auto"/>
+        <w:rPr>
+          <w:rFonts w:ascii="Times New Roman" w:hAnsi="Times New Roman" w:cs="Times New Roman"/>
           <w:b/>
           <w:bCs/>
-        </w:rPr>
-      </w:pPr>
-      <w:r>
+          <w:sz w:val="28"/>
+          <w:szCs w:val="28"/>
+        </w:rPr>
+      </w:pPr>
+    </w:p>
+    <w:p>
+      <w:pPr>
+        <w:spacing w:after="0" w:line="360" w:lineRule="auto"/>
+        <w:ind w:firstLine="708"/>
+        <w:jc w:val="both"/>
+        <w:rPr>
+          <w:rFonts w:ascii="Times New Roman" w:hAnsi="Times New Roman" w:cs="Times New Roman"/>
+          <w:sz w:val="28"/>
+          <w:szCs w:val="28"/>
+        </w:rPr>
+      </w:pPr>
+      <w:r>
+        <w:rPr>
+          <w:rFonts w:ascii="Times New Roman" w:hAnsi="Times New Roman" w:cs="Times New Roman"/>
+          <w:sz w:val="28"/>
+          <w:szCs w:val="28"/>
+        </w:rPr>
+        <w:t>Отчётная документация должна передаваться Заказчику в электронном виде на русском языке. Вспомогательная документация (не указанная в качестве непосредственного результата работ) также передаётся только в электронном виде.</w:t>
+      </w:r>
+    </w:p>
+    <w:p>
+      <w:pPr>
+        <w:spacing w:after="0" w:line="360" w:lineRule="auto"/>
+        <w:rPr>
+          <w:rFonts w:ascii="Times New Roman" w:hAnsi="Times New Roman" w:cs="Times New Roman"/>
+          <w:sz w:val="28"/>
+          <w:szCs w:val="28"/>
+        </w:rPr>
+      </w:pPr>
+    </w:p>
+    <w:p>
+      <w:pPr>
+        <w:pStyle w:val="12"/>
+        <w:spacing w:after="0" w:line="360" w:lineRule="auto"/>
+        <w:jc w:val="center"/>
         <w:rPr>
           <w:b/>
           <w:bCs/>
         </w:rPr>
-        <w:lastRenderedPageBreak/>
-        <w:t>7 ТРЕБОВАНИЯ К ДОКУМЕНТИРОВАНИЮ</w:t>
-      </w:r>
-      <w:bookmarkEnd w:id="59"/>
-    </w:p>
-    <w:p>
-      <w:pPr>
-        <w:spacing w:after="0" w:line="360" w:lineRule="auto"/>
-        <w:rPr>
-          <w:rFonts w:ascii="Times New Roman" w:hAnsi="Times New Roman" w:cs="Times New Roman"/>
+      </w:pPr>
+      <w:bookmarkStart w:id="61" w:name="_Toc239937345"/>
+      <w:r>
+        <w:rPr>
           <w:b/>
           <w:bCs/>
+        </w:rPr>
+        <w:t>7.1 Перечень подлежащих разработке документов</w:t>
+      </w:r>
+      <w:bookmarkEnd w:id="61"/>
+    </w:p>
+    <w:p>
+      <w:pPr>
+        <w:spacing w:after="0" w:line="360" w:lineRule="auto"/>
+        <w:jc w:val="center"/>
+        <w:rPr>
+          <w:rFonts w:ascii="Times New Roman" w:hAnsi="Times New Roman" w:cs="Times New Roman"/>
           <w:sz w:val="28"/>
           <w:szCs w:val="28"/>
         </w:rPr>
@@ -11022,7 +10997,7 @@
           <w:sz w:val="28"/>
           <w:szCs w:val="28"/>
         </w:rPr>
-        <w:t>Отчётная документация должна передаваться Заказчику в электронном виде на русском языке. Вспомогательная документация (не указанная в качестве непосредственного результата работ) также передаётся только в электронном виде.</w:t>
+        <w:t>Документы «Проект системы» и «Пояснительная записка» должны разрабатываться согласно требованиям [4].</w:t>
       </w:r>
     </w:p>
     <w:p>
@@ -11045,20 +11020,19 @@
           <w:bCs/>
         </w:rPr>
       </w:pPr>
-      <w:bookmarkStart w:id="60" w:name="_Toc239937345"/>
+      <w:bookmarkStart w:id="62" w:name="_Toc239937346"/>
       <w:r>
         <w:rPr>
           <w:b/>
           <w:bCs/>
         </w:rPr>
-        <w:t>7.1 Перечень подлежащих разработке документов</w:t>
-      </w:r>
-      <w:bookmarkEnd w:id="60"/>
-    </w:p>
-    <w:p>
-      <w:pPr>
-        <w:spacing w:after="0" w:line="360" w:lineRule="auto"/>
-        <w:jc w:val="center"/>
+        <w:t>7.2 Вид представления и количество документов</w:t>
+      </w:r>
+      <w:bookmarkEnd w:id="62"/>
+    </w:p>
+    <w:p>
+      <w:pPr>
+        <w:spacing w:after="0" w:line="360" w:lineRule="auto"/>
         <w:rPr>
           <w:rFonts w:ascii="Times New Roman" w:hAnsi="Times New Roman" w:cs="Times New Roman"/>
           <w:sz w:val="28"/>
@@ -11083,7 +11057,87 @@
           <w:sz w:val="28"/>
           <w:szCs w:val="28"/>
         </w:rPr>
-        <w:t>Документы «Проект системы» и «Пояснительная записка» должны разрабатываться согласно требованиям [4].</w:t>
+        <w:t xml:space="preserve">Нижеперечисленные документы к АС предоставляются в электронном виде в форматах .docx и .pdf по одному экземпляру каждый </w:t>
+      </w:r>
+    </w:p>
+    <w:p>
+      <w:pPr>
+        <w:spacing w:after="0" w:line="360" w:lineRule="auto"/>
+        <w:ind w:firstLine="708"/>
+        <w:jc w:val="both"/>
+        <w:rPr>
+          <w:rFonts w:ascii="Times New Roman" w:hAnsi="Times New Roman" w:cs="Times New Roman"/>
+          <w:sz w:val="28"/>
+          <w:szCs w:val="28"/>
+        </w:rPr>
+      </w:pPr>
+      <w:r>
+        <w:rPr>
+          <w:rFonts w:ascii="Times New Roman" w:hAnsi="Times New Roman" w:cs="Times New Roman"/>
+          <w:sz w:val="28"/>
+          <w:szCs w:val="28"/>
+        </w:rPr>
+        <w:t xml:space="preserve">1. Техническое задание; </w:t>
+      </w:r>
+    </w:p>
+    <w:p>
+      <w:pPr>
+        <w:spacing w:after="0" w:line="360" w:lineRule="auto"/>
+        <w:ind w:firstLine="708"/>
+        <w:jc w:val="both"/>
+        <w:rPr>
+          <w:rFonts w:ascii="Times New Roman" w:hAnsi="Times New Roman" w:cs="Times New Roman"/>
+          <w:sz w:val="28"/>
+          <w:szCs w:val="28"/>
+        </w:rPr>
+      </w:pPr>
+      <w:r>
+        <w:rPr>
+          <w:rFonts w:ascii="Times New Roman" w:hAnsi="Times New Roman" w:cs="Times New Roman"/>
+          <w:sz w:val="28"/>
+          <w:szCs w:val="28"/>
+        </w:rPr>
+        <w:t xml:space="preserve">2. Проект системы; </w:t>
+      </w:r>
+    </w:p>
+    <w:p>
+      <w:pPr>
+        <w:spacing w:after="0" w:line="360" w:lineRule="auto"/>
+        <w:ind w:firstLine="708"/>
+        <w:jc w:val="both"/>
+        <w:rPr>
+          <w:rFonts w:ascii="Times New Roman" w:hAnsi="Times New Roman" w:cs="Times New Roman"/>
+          <w:sz w:val="28"/>
+          <w:szCs w:val="28"/>
+        </w:rPr>
+      </w:pPr>
+      <w:r>
+        <w:rPr>
+          <w:rFonts w:ascii="Times New Roman" w:hAnsi="Times New Roman" w:cs="Times New Roman"/>
+          <w:sz w:val="28"/>
+          <w:szCs w:val="28"/>
+        </w:rPr>
+        <w:t xml:space="preserve">3. Пояснительная записка; </w:t>
+      </w:r>
+    </w:p>
+    <w:p>
+      <w:pPr>
+        <w:spacing w:after="0" w:line="360" w:lineRule="auto"/>
+        <w:ind w:firstLine="708"/>
+        <w:jc w:val="both"/>
+        <w:rPr>
+          <w:rFonts w:ascii="Times New Roman" w:hAnsi="Times New Roman" w:cs="Times New Roman"/>
+          <w:sz w:val="28"/>
+          <w:szCs w:val="28"/>
+        </w:rPr>
+      </w:pPr>
+      <w:r>
+        <w:rPr>
+          <w:rFonts w:ascii="Times New Roman" w:hAnsi="Times New Roman" w:cs="Times New Roman"/>
+          <w:sz w:val="28"/>
+          <w:szCs w:val="28"/>
+        </w:rPr>
+        <w:t>4. Три варианта дополнительной функциональности на согласование.</w:t>
       </w:r>
     </w:p>
     <w:p>
@@ -11106,15 +11160,15 @@
           <w:bCs/>
         </w:rPr>
       </w:pPr>
-      <w:bookmarkStart w:id="61" w:name="_Toc239937346"/>
+      <w:bookmarkStart w:id="63" w:name="_Toc239937347"/>
       <w:r>
         <w:rPr>
           <w:b/>
           <w:bCs/>
         </w:rPr>
-        <w:t>7.2 Вид представления и количество документов</w:t>
-      </w:r>
-      <w:bookmarkEnd w:id="61"/>
+        <w:t>7.3 Требования по использованию ЕСКД и ЕСПД при разработке документов</w:t>
+      </w:r>
+      <w:bookmarkEnd w:id="63"/>
     </w:p>
     <w:p>
       <w:pPr>
@@ -11143,43 +11197,7 @@
           <w:sz w:val="28"/>
           <w:szCs w:val="28"/>
         </w:rPr>
-        <w:t>Нижеперечисленные документы к АС предоставляются в электронном виде в форматах .</w:t>
-      </w:r>
-      <w:proofErr w:type="spellStart"/>
-      <w:r>
-        <w:rPr>
-          <w:rFonts w:ascii="Times New Roman" w:hAnsi="Times New Roman" w:cs="Times New Roman"/>
-          <w:sz w:val="28"/>
-          <w:szCs w:val="28"/>
-        </w:rPr>
-        <w:t>docx</w:t>
-      </w:r>
-      <w:proofErr w:type="spellEnd"/>
-      <w:r>
-        <w:rPr>
-          <w:rFonts w:ascii="Times New Roman" w:hAnsi="Times New Roman" w:cs="Times New Roman"/>
-          <w:sz w:val="28"/>
-          <w:szCs w:val="28"/>
-        </w:rPr>
-        <w:t xml:space="preserve"> и .</w:t>
-      </w:r>
-      <w:proofErr w:type="spellStart"/>
-      <w:r>
-        <w:rPr>
-          <w:rFonts w:ascii="Times New Roman" w:hAnsi="Times New Roman" w:cs="Times New Roman"/>
-          <w:sz w:val="28"/>
-          <w:szCs w:val="28"/>
-        </w:rPr>
-        <w:t>pdf</w:t>
-      </w:r>
-      <w:proofErr w:type="spellEnd"/>
-      <w:r>
-        <w:rPr>
-          <w:rFonts w:ascii="Times New Roman" w:hAnsi="Times New Roman" w:cs="Times New Roman"/>
-          <w:sz w:val="28"/>
-          <w:szCs w:val="28"/>
-        </w:rPr>
-        <w:t xml:space="preserve"> по одному экземпляру каждый </w:t>
+        <w:t xml:space="preserve">Документы на Систему оформляют в соответствии с требованиями ОС ТУСУР-2021. </w:t>
       </w:r>
     </w:p>
     <w:p>
@@ -11199,7 +11217,7 @@
           <w:sz w:val="28"/>
           <w:szCs w:val="28"/>
         </w:rPr>
-        <w:t xml:space="preserve">1. Техническое задание; </w:t>
+        <w:t xml:space="preserve">Общие требования: </w:t>
       </w:r>
     </w:p>
     <w:p>
@@ -11219,7 +11237,23 @@
           <w:sz w:val="28"/>
           <w:szCs w:val="28"/>
         </w:rPr>
-        <w:t xml:space="preserve">2. Проект системы; </w:t>
+        <w:t>− размер бумаги</w:t>
+      </w:r>
+      <w:r>
+        <w:rPr>
+          <w:rFonts w:ascii="Times New Roman" w:hAnsi="Times New Roman" w:cs="Times New Roman"/>
+          <w:sz w:val="28"/>
+          <w:szCs w:val="28"/>
+        </w:rPr>
+        <w:t>;</w:t>
+      </w:r>
+      <w:r>
+        <w:rPr>
+          <w:rFonts w:ascii="Times New Roman" w:hAnsi="Times New Roman" w:cs="Times New Roman"/>
+          <w:sz w:val="28"/>
+          <w:szCs w:val="28"/>
+        </w:rPr>
+        <w:t xml:space="preserve"> </w:t>
       </w:r>
     </w:p>
     <w:p>
@@ -11239,7 +11273,7 @@
           <w:sz w:val="28"/>
           <w:szCs w:val="28"/>
         </w:rPr>
-        <w:t xml:space="preserve">3. Пояснительная записка; </w:t>
+        <w:t xml:space="preserve">– А4. Допускается для размещения рисунков и таблиц использование листов формата А3 с подшивкой по короткой стороне листа; </w:t>
       </w:r>
     </w:p>
     <w:p>
@@ -11259,44 +11293,170 @@
           <w:sz w:val="28"/>
           <w:szCs w:val="28"/>
         </w:rPr>
-        <w:t>4. Три варианта дополнительной функциональности на согласование.</w:t>
-      </w:r>
-    </w:p>
-    <w:p>
-      <w:pPr>
-        <w:spacing w:after="0" w:line="360" w:lineRule="auto"/>
-        <w:rPr>
-          <w:rFonts w:ascii="Times New Roman" w:hAnsi="Times New Roman" w:cs="Times New Roman"/>
-          <w:sz w:val="28"/>
-          <w:szCs w:val="28"/>
-        </w:rPr>
-      </w:pPr>
+        <w:lastRenderedPageBreak/>
+        <w:t xml:space="preserve">− шрифт – Times New Roman 14; </w:t>
+      </w:r>
+    </w:p>
+    <w:p>
+      <w:pPr>
+        <w:spacing w:after="0" w:line="360" w:lineRule="auto"/>
+        <w:ind w:firstLine="708"/>
+        <w:jc w:val="both"/>
+        <w:rPr>
+          <w:rFonts w:ascii="Times New Roman" w:hAnsi="Times New Roman" w:cs="Times New Roman"/>
+          <w:sz w:val="28"/>
+          <w:szCs w:val="28"/>
+        </w:rPr>
+      </w:pPr>
+      <w:r>
+        <w:rPr>
+          <w:rFonts w:ascii="Times New Roman" w:hAnsi="Times New Roman" w:cs="Times New Roman"/>
+          <w:sz w:val="28"/>
+          <w:szCs w:val="28"/>
+        </w:rPr>
+        <w:t>− первая строка – отступ 1,25 см;</w:t>
+      </w:r>
+    </w:p>
+    <w:p>
+      <w:pPr>
+        <w:spacing w:after="0" w:line="360" w:lineRule="auto"/>
+        <w:ind w:firstLine="708"/>
+        <w:jc w:val="both"/>
+        <w:rPr>
+          <w:rFonts w:ascii="Times New Roman" w:hAnsi="Times New Roman" w:cs="Times New Roman"/>
+          <w:sz w:val="28"/>
+          <w:szCs w:val="28"/>
+        </w:rPr>
+      </w:pPr>
+      <w:r>
+        <w:rPr>
+          <w:rFonts w:ascii="Times New Roman" w:hAnsi="Times New Roman" w:cs="Times New Roman"/>
+          <w:sz w:val="28"/>
+          <w:szCs w:val="28"/>
+        </w:rPr>
+        <w:t xml:space="preserve">− межстрочный интервал – полуторный; </w:t>
+      </w:r>
+    </w:p>
+    <w:p>
+      <w:pPr>
+        <w:spacing w:after="0" w:line="360" w:lineRule="auto"/>
+        <w:ind w:firstLine="708"/>
+        <w:jc w:val="both"/>
+        <w:rPr>
+          <w:rFonts w:ascii="Times New Roman" w:hAnsi="Times New Roman" w:cs="Times New Roman"/>
+          <w:sz w:val="28"/>
+          <w:szCs w:val="28"/>
+        </w:rPr>
+      </w:pPr>
+      <w:r>
+        <w:rPr>
+          <w:rFonts w:ascii="Times New Roman" w:hAnsi="Times New Roman" w:cs="Times New Roman"/>
+          <w:sz w:val="28"/>
+          <w:szCs w:val="28"/>
+        </w:rPr>
+        <w:t xml:space="preserve">− выравнивание – по ширине; </w:t>
+      </w:r>
+    </w:p>
+    <w:p>
+      <w:pPr>
+        <w:spacing w:after="0" w:line="360" w:lineRule="auto"/>
+        <w:ind w:firstLine="708"/>
+        <w:jc w:val="both"/>
+        <w:rPr>
+          <w:rFonts w:ascii="Times New Roman" w:hAnsi="Times New Roman" w:cs="Times New Roman"/>
+          <w:sz w:val="28"/>
+          <w:szCs w:val="28"/>
+        </w:rPr>
+      </w:pPr>
+      <w:r>
+        <w:rPr>
+          <w:rFonts w:ascii="Times New Roman" w:hAnsi="Times New Roman" w:cs="Times New Roman"/>
+          <w:sz w:val="28"/>
+          <w:szCs w:val="28"/>
+        </w:rPr>
+        <w:t>− перенос слов – автоматический</w:t>
+      </w:r>
+      <w:r>
+        <w:rPr>
+          <w:rFonts w:ascii="Times New Roman" w:hAnsi="Times New Roman" w:cs="Times New Roman"/>
+          <w:sz w:val="28"/>
+          <w:szCs w:val="28"/>
+        </w:rPr>
+        <w:t>;</w:t>
+      </w:r>
+      <w:r>
+        <w:rPr>
+          <w:rFonts w:ascii="Times New Roman" w:hAnsi="Times New Roman" w:cs="Times New Roman"/>
+          <w:sz w:val="28"/>
+          <w:szCs w:val="28"/>
+        </w:rPr>
+        <w:t xml:space="preserve"> </w:t>
+      </w:r>
+    </w:p>
+    <w:p>
+      <w:pPr>
+        <w:spacing w:after="0" w:line="360" w:lineRule="auto"/>
+        <w:ind w:firstLine="708"/>
+        <w:jc w:val="both"/>
+        <w:rPr>
+          <w:rFonts w:ascii="Times New Roman" w:hAnsi="Times New Roman" w:cs="Times New Roman"/>
+          <w:sz w:val="28"/>
+          <w:szCs w:val="28"/>
+        </w:rPr>
+      </w:pPr>
+      <w:r>
+        <w:rPr>
+          <w:rFonts w:ascii="Times New Roman" w:hAnsi="Times New Roman" w:cs="Times New Roman"/>
+          <w:sz w:val="28"/>
+          <w:szCs w:val="28"/>
+        </w:rPr>
+        <w:t>− перенос слов из прописных букв – отменить.</w:t>
+      </w:r>
+    </w:p>
+    <w:p>
+      <w:pPr>
+        <w:rPr>
+          <w:rFonts w:ascii="Times New Roman" w:hAnsi="Times New Roman" w:cs="Times New Roman"/>
+          <w:sz w:val="28"/>
+          <w:szCs w:val="28"/>
+        </w:rPr>
+      </w:pPr>
+      <w:r>
+        <w:rPr>
+          <w:rFonts w:ascii="Times New Roman" w:hAnsi="Times New Roman" w:cs="Times New Roman"/>
+          <w:sz w:val="28"/>
+          <w:szCs w:val="28"/>
+        </w:rPr>
+        <w:br w:type="page"/>
+      </w:r>
     </w:p>
     <w:p>
       <w:pPr>
         <w:pStyle w:val="12"/>
-        <w:spacing w:after="0" w:line="360" w:lineRule="auto"/>
         <w:jc w:val="center"/>
         <w:rPr>
           <w:b/>
           <w:bCs/>
         </w:rPr>
       </w:pPr>
-      <w:bookmarkStart w:id="62" w:name="_Toc239937347"/>
+      <w:bookmarkStart w:id="64" w:name="_Toc239937348"/>
       <w:r>
         <w:rPr>
           <w:b/>
           <w:bCs/>
         </w:rPr>
-        <w:t>7.3 Требования по использованию ЕСКД и ЕСПД при разработке документов</w:t>
-      </w:r>
-      <w:bookmarkEnd w:id="62"/>
-    </w:p>
-    <w:p>
-      <w:pPr>
-        <w:spacing w:after="0" w:line="360" w:lineRule="auto"/>
-        <w:rPr>
-          <w:rFonts w:ascii="Times New Roman" w:hAnsi="Times New Roman" w:cs="Times New Roman"/>
+        <w:lastRenderedPageBreak/>
+        <w:t>ИСТОЧНИКИ РАЗРАБОТКИ</w:t>
+      </w:r>
+      <w:bookmarkEnd w:id="64"/>
+    </w:p>
+    <w:p>
+      <w:pPr>
+        <w:spacing w:after="0" w:line="360" w:lineRule="auto"/>
+        <w:rPr>
+          <w:rFonts w:ascii="Times New Roman" w:hAnsi="Times New Roman" w:cs="Times New Roman"/>
+          <w:b/>
+          <w:bCs/>
           <w:sz w:val="28"/>
           <w:szCs w:val="28"/>
         </w:rPr>
@@ -11319,7 +11479,7 @@
           <w:sz w:val="28"/>
           <w:szCs w:val="28"/>
         </w:rPr>
-        <w:t xml:space="preserve">Документы на Систему оформляют в соответствии с требованиями ОС ТУСУР-2021. </w:t>
+        <w:t>В настоящем документе использованы следующая литература и нормативные документы:</w:t>
       </w:r>
     </w:p>
     <w:p>
@@ -11339,7 +11499,7 @@
           <w:sz w:val="28"/>
           <w:szCs w:val="28"/>
         </w:rPr>
-        <w:t xml:space="preserve">Общие требования: </w:t>
+        <w:t xml:space="preserve">1. Новые технологии в программировании : учебное пособие / А. А. Калентьев, Д. В. Гарайс, А. Е. Горяинов — Томск : Эль Контент, 2014. — 176 с. </w:t>
       </w:r>
     </w:p>
     <w:p>
@@ -11359,23 +11519,7 @@
           <w:sz w:val="28"/>
           <w:szCs w:val="28"/>
         </w:rPr>
-        <w:t>− размер бумаги</w:t>
-      </w:r>
-      <w:r>
-        <w:rPr>
-          <w:rFonts w:ascii="Times New Roman" w:hAnsi="Times New Roman" w:cs="Times New Roman"/>
-          <w:sz w:val="28"/>
-          <w:szCs w:val="28"/>
-        </w:rPr>
-        <w:t>;</w:t>
-      </w:r>
-      <w:r>
-        <w:rPr>
-          <w:rFonts w:ascii="Times New Roman" w:hAnsi="Times New Roman" w:cs="Times New Roman"/>
-          <w:sz w:val="28"/>
-          <w:szCs w:val="28"/>
-        </w:rPr>
-        <w:t xml:space="preserve"> </w:t>
+        <w:t xml:space="preserve">2. ГОСТ 34.603 «Информационная технология. Виды испытаний автоматизированных систем» </w:t>
       </w:r>
     </w:p>
     <w:p>
@@ -11395,7 +11539,7 @@
           <w:sz w:val="28"/>
           <w:szCs w:val="28"/>
         </w:rPr>
-        <w:t xml:space="preserve">– А4. Допускается для размещения рисунков и таблиц использование листов формата А3 с подшивкой по короткой стороне листа; </w:t>
+        <w:t xml:space="preserve">3. ГОСТ 34.602 – 2020 «Информационные технологии. Комплекс стандартов на автоматизированные системы. Техническое задание на создание автоматизированной системы»; </w:t>
       </w:r>
     </w:p>
     <w:p>
@@ -11415,26 +11559,7 @@
           <w:sz w:val="28"/>
           <w:szCs w:val="28"/>
         </w:rPr>
-        <w:lastRenderedPageBreak/>
-        <w:t xml:space="preserve">− шрифт – Times New </w:t>
-      </w:r>
-      <w:proofErr w:type="spellStart"/>
-      <w:r>
-        <w:rPr>
-          <w:rFonts w:ascii="Times New Roman" w:hAnsi="Times New Roman" w:cs="Times New Roman"/>
-          <w:sz w:val="28"/>
-          <w:szCs w:val="28"/>
-        </w:rPr>
-        <w:t>Roman</w:t>
-      </w:r>
-      <w:proofErr w:type="spellEnd"/>
-      <w:r>
-        <w:rPr>
-          <w:rFonts w:ascii="Times New Roman" w:hAnsi="Times New Roman" w:cs="Times New Roman"/>
-          <w:sz w:val="28"/>
-          <w:szCs w:val="28"/>
-        </w:rPr>
-        <w:t xml:space="preserve"> 14; </w:t>
+        <w:t xml:space="preserve">4. ОС ТУСУР 01-2021 «Работы студенческие по направлениям подготовки и специальностям технического профиля. Общие требования и правила оформления от 25.11.2021»; </w:t>
       </w:r>
     </w:p>
     <w:p>
@@ -11454,7 +11579,7 @@
           <w:sz w:val="28"/>
           <w:szCs w:val="28"/>
         </w:rPr>
-        <w:t>− первая строка – отступ 1,25 см;</w:t>
+        <w:t xml:space="preserve">5. Рабочая программа дисциплины «Основы разработки САПР»; </w:t>
       </w:r>
     </w:p>
     <w:p>
@@ -11474,7 +11599,7 @@
           <w:sz w:val="28"/>
           <w:szCs w:val="28"/>
         </w:rPr>
-        <w:t xml:space="preserve">− межстрочный интервал – полуторный; </w:t>
+        <w:t xml:space="preserve">6. Учебное пособие для студентов направления «Электроника и микроэлектроника» «Математические модели и САПР электронных приборов и устройств»; </w:t>
       </w:r>
     </w:p>
     <w:p>
@@ -11494,7 +11619,7 @@
           <w:sz w:val="28"/>
           <w:szCs w:val="28"/>
         </w:rPr>
-        <w:t xml:space="preserve">− выравнивание – по ширине; </w:t>
+        <w:t>7. Введение в UML от создателей языка [Текст] : руководство пользователя / Г. Буч, Д. Рамбо, И. Якобсон. - 2-е изд. - М. : ДМК Пресс, 2012. - 494 с. : ил. - (Классика программирования). - Предм. указ.: с. 483 493. - ISBN 978-5-94074-644-7;</w:t>
       </w:r>
     </w:p>
     <w:p>
@@ -11514,15 +11639,23 @@
           <w:sz w:val="28"/>
           <w:szCs w:val="28"/>
         </w:rPr>
-        <w:t>− перенос слов – автоматический</w:t>
-      </w:r>
-      <w:r>
-        <w:rPr>
-          <w:rFonts w:ascii="Times New Roman" w:hAnsi="Times New Roman" w:cs="Times New Roman"/>
-          <w:sz w:val="28"/>
-          <w:szCs w:val="28"/>
-        </w:rPr>
-        <w:t>;</w:t>
+        <w:t>8. Ли. К. Основы САПР (CAD/CAM/CAE). – Спб.:«Питер», 2004</w:t>
+      </w:r>
+      <w:r>
+        <w:rPr>
+          <w:rFonts w:ascii="Times New Roman" w:hAnsi="Times New Roman" w:cs="Times New Roman"/>
+          <w:sz w:val="28"/>
+          <w:szCs w:val="28"/>
+        </w:rPr>
+        <w:t xml:space="preserve">. </w:t>
+      </w:r>
+      <w:r>
+        <w:rPr>
+          <w:rFonts w:ascii="Times New Roman" w:hAnsi="Times New Roman" w:cs="Times New Roman"/>
+          <w:sz w:val="28"/>
+          <w:szCs w:val="28"/>
+        </w:rPr>
+        <w:t>–</w:t>
       </w:r>
       <w:r>
         <w:rPr>
@@ -11532,451 +11665,14 @@
         </w:rPr>
         <w:t xml:space="preserve"> </w:t>
       </w:r>
-    </w:p>
-    <w:p>
-      <w:pPr>
-        <w:spacing w:after="0" w:line="360" w:lineRule="auto"/>
-        <w:ind w:firstLine="708"/>
-        <w:jc w:val="both"/>
-        <w:rPr>
-          <w:rFonts w:ascii="Times New Roman" w:hAnsi="Times New Roman" w:cs="Times New Roman"/>
-          <w:sz w:val="28"/>
-          <w:szCs w:val="28"/>
-        </w:rPr>
-      </w:pPr>
-      <w:r>
-        <w:rPr>
-          <w:rFonts w:ascii="Times New Roman" w:hAnsi="Times New Roman" w:cs="Times New Roman"/>
-          <w:sz w:val="28"/>
-          <w:szCs w:val="28"/>
-        </w:rPr>
-        <w:t>− перенос слов из прописных букв – отменить.</w:t>
-      </w:r>
-    </w:p>
-    <w:p>
-      <w:pPr>
-        <w:rPr>
-          <w:rFonts w:ascii="Times New Roman" w:hAnsi="Times New Roman" w:cs="Times New Roman"/>
-          <w:sz w:val="28"/>
-          <w:szCs w:val="28"/>
-        </w:rPr>
-      </w:pPr>
-      <w:r>
-        <w:rPr>
-          <w:rFonts w:ascii="Times New Roman" w:hAnsi="Times New Roman" w:cs="Times New Roman"/>
-          <w:sz w:val="28"/>
-          <w:szCs w:val="28"/>
-        </w:rPr>
-        <w:br w:type="page"/>
-      </w:r>
-    </w:p>
-    <w:p>
-      <w:pPr>
-        <w:pStyle w:val="12"/>
-        <w:jc w:val="center"/>
-        <w:rPr>
-          <w:b/>
-          <w:bCs/>
-        </w:rPr>
-      </w:pPr>
-      <w:bookmarkStart w:id="63" w:name="_Toc239937348"/>
-      <w:r>
-        <w:rPr>
-          <w:b/>
-          <w:bCs/>
-        </w:rPr>
-        <w:lastRenderedPageBreak/>
-        <w:t>ИСТОЧНИКИ РАЗРАБОТКИ</w:t>
-      </w:r>
-      <w:bookmarkEnd w:id="63"/>
-    </w:p>
-    <w:p>
-      <w:pPr>
-        <w:spacing w:after="0" w:line="360" w:lineRule="auto"/>
-        <w:rPr>
-          <w:rFonts w:ascii="Times New Roman" w:hAnsi="Times New Roman" w:cs="Times New Roman"/>
-          <w:b/>
-          <w:bCs/>
-          <w:sz w:val="28"/>
-          <w:szCs w:val="28"/>
-        </w:rPr>
-      </w:pPr>
-    </w:p>
-    <w:p>
-      <w:pPr>
-        <w:spacing w:after="0" w:line="360" w:lineRule="auto"/>
-        <w:ind w:firstLine="708"/>
-        <w:jc w:val="both"/>
-        <w:rPr>
-          <w:rFonts w:ascii="Times New Roman" w:hAnsi="Times New Roman" w:cs="Times New Roman"/>
-          <w:sz w:val="28"/>
-          <w:szCs w:val="28"/>
-        </w:rPr>
-      </w:pPr>
-      <w:r>
-        <w:rPr>
-          <w:rFonts w:ascii="Times New Roman" w:hAnsi="Times New Roman" w:cs="Times New Roman"/>
-          <w:sz w:val="28"/>
-          <w:szCs w:val="28"/>
-        </w:rPr>
-        <w:t>В настоящем документе использованы следующая литература и нормативные документы:</w:t>
-      </w:r>
-    </w:p>
-    <w:p>
-      <w:pPr>
-        <w:spacing w:after="0" w:line="360" w:lineRule="auto"/>
-        <w:ind w:firstLine="708"/>
-        <w:jc w:val="both"/>
-        <w:rPr>
-          <w:rFonts w:ascii="Times New Roman" w:hAnsi="Times New Roman" w:cs="Times New Roman"/>
-          <w:sz w:val="28"/>
-          <w:szCs w:val="28"/>
-        </w:rPr>
-      </w:pPr>
-      <w:r>
-        <w:rPr>
-          <w:rFonts w:ascii="Times New Roman" w:hAnsi="Times New Roman" w:cs="Times New Roman"/>
-          <w:sz w:val="28"/>
-          <w:szCs w:val="28"/>
-        </w:rPr>
-        <w:t xml:space="preserve">1. Новые технологии в </w:t>
-      </w:r>
-      <w:proofErr w:type="gramStart"/>
-      <w:r>
-        <w:rPr>
-          <w:rFonts w:ascii="Times New Roman" w:hAnsi="Times New Roman" w:cs="Times New Roman"/>
-          <w:sz w:val="28"/>
-          <w:szCs w:val="28"/>
-        </w:rPr>
-        <w:t>программировании :</w:t>
-      </w:r>
-      <w:proofErr w:type="gramEnd"/>
-      <w:r>
-        <w:rPr>
-          <w:rFonts w:ascii="Times New Roman" w:hAnsi="Times New Roman" w:cs="Times New Roman"/>
-          <w:sz w:val="28"/>
-          <w:szCs w:val="28"/>
-        </w:rPr>
-        <w:t xml:space="preserve"> учебное пособие / А. А. </w:t>
-      </w:r>
-      <w:proofErr w:type="spellStart"/>
-      <w:r>
-        <w:rPr>
-          <w:rFonts w:ascii="Times New Roman" w:hAnsi="Times New Roman" w:cs="Times New Roman"/>
-          <w:sz w:val="28"/>
-          <w:szCs w:val="28"/>
-        </w:rPr>
-        <w:t>Калентьев</w:t>
-      </w:r>
-      <w:proofErr w:type="spellEnd"/>
-      <w:r>
-        <w:rPr>
-          <w:rFonts w:ascii="Times New Roman" w:hAnsi="Times New Roman" w:cs="Times New Roman"/>
-          <w:sz w:val="28"/>
-          <w:szCs w:val="28"/>
-        </w:rPr>
-        <w:t xml:space="preserve">, Д. В. </w:t>
-      </w:r>
-      <w:proofErr w:type="spellStart"/>
-      <w:r>
-        <w:rPr>
-          <w:rFonts w:ascii="Times New Roman" w:hAnsi="Times New Roman" w:cs="Times New Roman"/>
-          <w:sz w:val="28"/>
-          <w:szCs w:val="28"/>
-        </w:rPr>
-        <w:t>Гарайс</w:t>
-      </w:r>
-      <w:proofErr w:type="spellEnd"/>
-      <w:r>
-        <w:rPr>
-          <w:rFonts w:ascii="Times New Roman" w:hAnsi="Times New Roman" w:cs="Times New Roman"/>
-          <w:sz w:val="28"/>
-          <w:szCs w:val="28"/>
-        </w:rPr>
-        <w:t xml:space="preserve">, А. Е. Горяинов — Томск : Эль Контент, 2014. — 176 с. </w:t>
-      </w:r>
-    </w:p>
-    <w:p>
-      <w:pPr>
-        <w:spacing w:after="0" w:line="360" w:lineRule="auto"/>
-        <w:ind w:firstLine="708"/>
-        <w:jc w:val="both"/>
-        <w:rPr>
-          <w:rFonts w:ascii="Times New Roman" w:hAnsi="Times New Roman" w:cs="Times New Roman"/>
-          <w:sz w:val="28"/>
-          <w:szCs w:val="28"/>
-        </w:rPr>
-      </w:pPr>
-      <w:r>
-        <w:rPr>
-          <w:rFonts w:ascii="Times New Roman" w:hAnsi="Times New Roman" w:cs="Times New Roman"/>
-          <w:sz w:val="28"/>
-          <w:szCs w:val="28"/>
-        </w:rPr>
-        <w:t xml:space="preserve">2. ГОСТ 34.603 «Информационная технология. Виды испытаний автоматизированных систем» </w:t>
-      </w:r>
-    </w:p>
-    <w:p>
-      <w:pPr>
-        <w:spacing w:after="0" w:line="360" w:lineRule="auto"/>
-        <w:ind w:firstLine="708"/>
-        <w:jc w:val="both"/>
-        <w:rPr>
-          <w:rFonts w:ascii="Times New Roman" w:hAnsi="Times New Roman" w:cs="Times New Roman"/>
-          <w:sz w:val="28"/>
-          <w:szCs w:val="28"/>
-        </w:rPr>
-      </w:pPr>
-      <w:r>
-        <w:rPr>
-          <w:rFonts w:ascii="Times New Roman" w:hAnsi="Times New Roman" w:cs="Times New Roman"/>
-          <w:sz w:val="28"/>
-          <w:szCs w:val="28"/>
-        </w:rPr>
-        <w:t xml:space="preserve">3. ГОСТ 34.602 – 2020 «Информационные технологии. Комплекс стандартов на автоматизированные системы. Техническое задание на создание автоматизированной системы»; </w:t>
-      </w:r>
-    </w:p>
-    <w:p>
-      <w:pPr>
-        <w:spacing w:after="0" w:line="360" w:lineRule="auto"/>
-        <w:ind w:firstLine="708"/>
-        <w:jc w:val="both"/>
-        <w:rPr>
-          <w:rFonts w:ascii="Times New Roman" w:hAnsi="Times New Roman" w:cs="Times New Roman"/>
-          <w:sz w:val="28"/>
-          <w:szCs w:val="28"/>
-        </w:rPr>
-      </w:pPr>
-      <w:r>
-        <w:rPr>
-          <w:rFonts w:ascii="Times New Roman" w:hAnsi="Times New Roman" w:cs="Times New Roman"/>
-          <w:sz w:val="28"/>
-          <w:szCs w:val="28"/>
-        </w:rPr>
-        <w:t xml:space="preserve">4. ОС ТУСУР 01-2021 «Работы студенческие по направлениям подготовки и специальностям технического профиля. Общие требования и правила оформления от 25.11.2021»; </w:t>
-      </w:r>
-    </w:p>
-    <w:p>
-      <w:pPr>
-        <w:spacing w:after="0" w:line="360" w:lineRule="auto"/>
-        <w:ind w:firstLine="708"/>
-        <w:jc w:val="both"/>
-        <w:rPr>
-          <w:rFonts w:ascii="Times New Roman" w:hAnsi="Times New Roman" w:cs="Times New Roman"/>
-          <w:sz w:val="28"/>
-          <w:szCs w:val="28"/>
-        </w:rPr>
-      </w:pPr>
-      <w:r>
-        <w:rPr>
-          <w:rFonts w:ascii="Times New Roman" w:hAnsi="Times New Roman" w:cs="Times New Roman"/>
-          <w:sz w:val="28"/>
-          <w:szCs w:val="28"/>
-        </w:rPr>
-        <w:t xml:space="preserve">5. Рабочая программа дисциплины «Основы разработки САПР»; </w:t>
-      </w:r>
-    </w:p>
-    <w:p>
-      <w:pPr>
-        <w:spacing w:after="0" w:line="360" w:lineRule="auto"/>
-        <w:ind w:firstLine="708"/>
-        <w:jc w:val="both"/>
-        <w:rPr>
-          <w:rFonts w:ascii="Times New Roman" w:hAnsi="Times New Roman" w:cs="Times New Roman"/>
-          <w:sz w:val="28"/>
-          <w:szCs w:val="28"/>
-        </w:rPr>
-      </w:pPr>
-      <w:r>
-        <w:rPr>
-          <w:rFonts w:ascii="Times New Roman" w:hAnsi="Times New Roman" w:cs="Times New Roman"/>
-          <w:sz w:val="28"/>
-          <w:szCs w:val="28"/>
-        </w:rPr>
-        <w:t xml:space="preserve">6. Учебное пособие для студентов направления «Электроника и микроэлектроника» «Математические модели и САПР электронных приборов и устройств»; </w:t>
-      </w:r>
-    </w:p>
-    <w:p>
-      <w:pPr>
-        <w:spacing w:after="0" w:line="360" w:lineRule="auto"/>
-        <w:ind w:firstLine="708"/>
-        <w:jc w:val="both"/>
-        <w:rPr>
-          <w:rFonts w:ascii="Times New Roman" w:hAnsi="Times New Roman" w:cs="Times New Roman"/>
-          <w:sz w:val="28"/>
-          <w:szCs w:val="28"/>
-        </w:rPr>
-      </w:pPr>
-      <w:r>
-        <w:rPr>
-          <w:rFonts w:ascii="Times New Roman" w:hAnsi="Times New Roman" w:cs="Times New Roman"/>
-          <w:sz w:val="28"/>
-          <w:szCs w:val="28"/>
-        </w:rPr>
-        <w:t>7. Введение в UML от создателей языка [Текст</w:t>
-      </w:r>
-      <w:proofErr w:type="gramStart"/>
-      <w:r>
-        <w:rPr>
-          <w:rFonts w:ascii="Times New Roman" w:hAnsi="Times New Roman" w:cs="Times New Roman"/>
-          <w:sz w:val="28"/>
-          <w:szCs w:val="28"/>
-        </w:rPr>
-        <w:t>] :</w:t>
-      </w:r>
-      <w:proofErr w:type="gramEnd"/>
-      <w:r>
-        <w:rPr>
-          <w:rFonts w:ascii="Times New Roman" w:hAnsi="Times New Roman" w:cs="Times New Roman"/>
-          <w:sz w:val="28"/>
-          <w:szCs w:val="28"/>
-        </w:rPr>
-        <w:t xml:space="preserve"> руководство пользователя / Г. Буч, Д. Рамбо, И. Якобсон. - 2-е изд. - </w:t>
-      </w:r>
-      <w:proofErr w:type="gramStart"/>
-      <w:r>
-        <w:rPr>
-          <w:rFonts w:ascii="Times New Roman" w:hAnsi="Times New Roman" w:cs="Times New Roman"/>
-          <w:sz w:val="28"/>
-          <w:szCs w:val="28"/>
-        </w:rPr>
-        <w:t>М. :</w:t>
-      </w:r>
-      <w:proofErr w:type="gramEnd"/>
-      <w:r>
-        <w:rPr>
-          <w:rFonts w:ascii="Times New Roman" w:hAnsi="Times New Roman" w:cs="Times New Roman"/>
-          <w:sz w:val="28"/>
-          <w:szCs w:val="28"/>
-        </w:rPr>
-        <w:t xml:space="preserve"> ДМК Пресс, 2012. - 494 </w:t>
-      </w:r>
-      <w:proofErr w:type="gramStart"/>
-      <w:r>
-        <w:rPr>
-          <w:rFonts w:ascii="Times New Roman" w:hAnsi="Times New Roman" w:cs="Times New Roman"/>
-          <w:sz w:val="28"/>
-          <w:szCs w:val="28"/>
-        </w:rPr>
-        <w:t>с. :</w:t>
-      </w:r>
-      <w:proofErr w:type="gramEnd"/>
-      <w:r>
-        <w:rPr>
-          <w:rFonts w:ascii="Times New Roman" w:hAnsi="Times New Roman" w:cs="Times New Roman"/>
-          <w:sz w:val="28"/>
-          <w:szCs w:val="28"/>
-        </w:rPr>
-        <w:t xml:space="preserve"> ил. - (Классика программирования). - </w:t>
-      </w:r>
-      <w:proofErr w:type="spellStart"/>
-      <w:r>
-        <w:rPr>
-          <w:rFonts w:ascii="Times New Roman" w:hAnsi="Times New Roman" w:cs="Times New Roman"/>
-          <w:sz w:val="28"/>
-          <w:szCs w:val="28"/>
-        </w:rPr>
-        <w:t>Предм</w:t>
-      </w:r>
-      <w:proofErr w:type="spellEnd"/>
-      <w:r>
-        <w:rPr>
-          <w:rFonts w:ascii="Times New Roman" w:hAnsi="Times New Roman" w:cs="Times New Roman"/>
-          <w:sz w:val="28"/>
-          <w:szCs w:val="28"/>
-        </w:rPr>
-        <w:t>. указ.: с. 483 493. - ISBN 978-5-94074-644-7;</w:t>
-      </w:r>
-    </w:p>
-    <w:p>
-      <w:pPr>
-        <w:spacing w:after="0" w:line="360" w:lineRule="auto"/>
-        <w:ind w:firstLine="708"/>
-        <w:jc w:val="both"/>
-        <w:rPr>
-          <w:rFonts w:ascii="Times New Roman" w:hAnsi="Times New Roman" w:cs="Times New Roman"/>
-          <w:sz w:val="28"/>
-          <w:szCs w:val="28"/>
-        </w:rPr>
-      </w:pPr>
-      <w:r>
-        <w:rPr>
-          <w:rFonts w:ascii="Times New Roman" w:hAnsi="Times New Roman" w:cs="Times New Roman"/>
-          <w:sz w:val="28"/>
-          <w:szCs w:val="28"/>
-        </w:rPr>
-        <w:t xml:space="preserve">8. Ли. К. Основы САПР (CAD/CAM/CAE). – </w:t>
-      </w:r>
-      <w:proofErr w:type="spellStart"/>
-      <w:r>
-        <w:rPr>
-          <w:rFonts w:ascii="Times New Roman" w:hAnsi="Times New Roman" w:cs="Times New Roman"/>
-          <w:sz w:val="28"/>
-          <w:szCs w:val="28"/>
-        </w:rPr>
-        <w:t>Спб</w:t>
-      </w:r>
-      <w:proofErr w:type="spellEnd"/>
-      <w:proofErr w:type="gramStart"/>
-      <w:r>
-        <w:rPr>
-          <w:rFonts w:ascii="Times New Roman" w:hAnsi="Times New Roman" w:cs="Times New Roman"/>
-          <w:sz w:val="28"/>
-          <w:szCs w:val="28"/>
-        </w:rPr>
-        <w:t>.:«</w:t>
-      </w:r>
-      <w:proofErr w:type="gramEnd"/>
-      <w:r>
-        <w:rPr>
-          <w:rFonts w:ascii="Times New Roman" w:hAnsi="Times New Roman" w:cs="Times New Roman"/>
-          <w:sz w:val="28"/>
-          <w:szCs w:val="28"/>
-        </w:rPr>
-        <w:t>Питер», 2004</w:t>
-      </w:r>
-      <w:r>
-        <w:rPr>
-          <w:rFonts w:ascii="Times New Roman" w:hAnsi="Times New Roman" w:cs="Times New Roman"/>
-          <w:sz w:val="28"/>
-          <w:szCs w:val="28"/>
-        </w:rPr>
-        <w:t xml:space="preserve">. </w:t>
-      </w:r>
-      <w:r>
-        <w:rPr>
-          <w:rFonts w:ascii="Times New Roman" w:hAnsi="Times New Roman" w:cs="Times New Roman"/>
-          <w:sz w:val="28"/>
-          <w:szCs w:val="28"/>
-        </w:rPr>
-        <w:t>–</w:t>
-      </w:r>
-      <w:r>
-        <w:rPr>
-          <w:rFonts w:ascii="Times New Roman" w:hAnsi="Times New Roman" w:cs="Times New Roman"/>
-          <w:sz w:val="28"/>
-          <w:szCs w:val="28"/>
-        </w:rPr>
-        <w:t xml:space="preserve"> </w:t>
-      </w:r>
-      <w:r>
-        <w:rPr>
-          <w:rFonts w:ascii="Times New Roman" w:hAnsi="Times New Roman" w:cs="Times New Roman"/>
-          <w:sz w:val="28"/>
-          <w:szCs w:val="28"/>
-        </w:rPr>
-        <w:t>560</w:t>
-      </w:r>
-      <w:proofErr w:type="gramStart"/>
-      <w:r>
-        <w:rPr>
-          <w:rFonts w:ascii="Times New Roman" w:hAnsi="Times New Roman" w:cs="Times New Roman"/>
-          <w:sz w:val="28"/>
-          <w:szCs w:val="28"/>
-        </w:rPr>
-        <w:t>с..</w:t>
-      </w:r>
-      <w:proofErr w:type="gramEnd"/>
+      <w:r>
+        <w:rPr>
+          <w:rFonts w:ascii="Times New Roman" w:hAnsi="Times New Roman" w:cs="Times New Roman"/>
+          <w:sz w:val="28"/>
+          <w:szCs w:val="28"/>
+        </w:rPr>
+        <w:t>560с..</w:t>
+      </w:r>
     </w:p>
     <w:sectPr>
       <w:pgSz w:w="11906" w:h="16838"/>
@@ -12059,7 +11755,7 @@
       </w:r>
     </w:p>
   </w:comment>
-  <w:comment w:id="14" w:author="Kalentyev Alexey" w:date="2026-09-16T09:30:00Z" w:initials="KA">
+  <w:comment w:id="15" w:author="Kalentyev Alexey" w:date="2026-09-16T09:30:00Z" w:initials="KA">
     <w:p>
       <w:pPr>
         <w:pStyle w:val="ad"/>
@@ -12075,7 +11771,7 @@
       </w:r>
     </w:p>
   </w:comment>
-  <w:comment w:id="15" w:author="Роман Литвиненко" w:date="2026-09-23T11:29:00Z" w:initials="РЛ">
+  <w:comment w:id="16" w:author="Роман Литвиненко" w:date="2026-09-23T11:29:00Z" w:initials="РЛ">
     <w:p>
       <w:pPr>
         <w:pStyle w:val="ad"/>
@@ -12123,7 +11819,35 @@
       </w:r>
     </w:p>
   </w:comment>
-  <w:comment w:id="19" w:author="Kalentyev Alexey" w:date="2026-09-23T02:33:00Z" w:initials="KA">
+  <w:comment w:id="14" w:author="Kalentyev Alexey" w:date="2026-09-23T07:46:00Z" w:initials="KA">
+    <w:p>
+      <w:r>
+        <w:annotationRef/>
+      </w:r>
+      <w:r>
+        <w:t>Задайте ширину и толщину подставки числовыми размерами или зависимостями, чтобы её форма определялась однозначно. Для толщины задней стенки x, названной неизменяемой, укажите конкретное значение либо правило выбора значения из диапазона 3–5 мм.</w:t>
+      </w:r>
+      <w:r>
+        <w:br/>
+        <w:t>Размер W на чертеже уже исправлен на 15 мм; добавлены x и c = H1/2. Однако поперечные размеры подставки по-прежнему отсутствуют, а диапазон x = 3–5 мм без правила выбора не определяет единственную толщину задней стенки.</w:t>
+      </w:r>
+    </w:p>
+  </w:comment>
+  <w:comment w:id="20" w:author="Kalentyev Alexey" w:date="2026-09-23T07:46:00Z" w:initials="KA">
+    <w:p>
+      <w:r>
+        <w:annotationRef/>
+      </w:r>
+      <w:r>
+        <w:t>Опишите обновление допустимого диапазона L1 при изменении W и допустимого диапазона W при изменении L1. Укажите проверку и реакцию системы при изменении каждого из этих параметров; обновляться должны допустимые границы, а не автоматически подменяться введённые пользователем значения.</w:t>
+      </w:r>
+      <w:r>
+        <w:br/>
+        <w:t>Неравенство L1 ≥ 2W + 90 уже добавлено, а проверка по кнопке «Построить» и запрет некорректного построения сохранены. Однако поведение при изменении каждого параметра и обновление допустимого диапазона другого параметра всё ещё не описаны.</w:t>
+      </w:r>
+    </w:p>
+  </w:comment>
+  <w:comment w:id="21" w:author="Роман Литвиненко" w:date="2026-09-30T14:30:00Z" w:initials="РЛ">
     <w:p>
       <w:pPr>
         <w:pStyle w:val="ad"/>
@@ -12134,12 +11858,14 @@
         </w:rPr>
         <w:annotationRef/>
       </w:r>
-      <w:r>
-        <w:t>Добавьте ограничение ширины багета W по высоте H1 и минимальному размеру проёма. Сейчас W ограничена только шириной L1, поэтому возможен отрицательный внутренний размер по высоте.</w:t>
-      </w:r>
+    </w:p>
+    <w:p>
+      <w:pPr>
+        <w:pStyle w:val="ad"/>
+      </w:pPr>
     </w:p>
   </w:comment>
-  <w:comment w:id="21" w:author="Роман Литвиненко" w:date="2026-09-23T11:32:00Z" w:initials="РЛ">
+  <w:comment w:id="41" w:author="Kalentyev Alexey" w:date="2026-09-16T09:27:00Z" w:initials="KA">
     <w:p>
       <w:pPr>
         <w:pStyle w:val="ad"/>
@@ -12151,6 +11877,22 @@
         <w:annotationRef/>
       </w:r>
       <w:r>
+        <w:t>Маркерный список</w:t>
+      </w:r>
+    </w:p>
+  </w:comment>
+  <w:comment w:id="42" w:author="Роман Литвиненко" w:date="2026-09-23T11:32:00Z" w:initials="РЛ">
+    <w:p>
+      <w:pPr>
+        <w:pStyle w:val="ad"/>
+      </w:pPr>
+      <w:r>
+        <w:rPr>
+          <w:rStyle w:val="ac"/>
+        </w:rPr>
+        <w:annotationRef/>
+      </w:r>
+      <w:r>
         <w:t>+</w:t>
       </w:r>
     </w:p>
@@ -12160,7 +11902,7 @@
       </w:pPr>
     </w:p>
   </w:comment>
-  <w:comment w:id="20" w:author="Kalentyev Alexey" w:date="2026-09-23T02:33:00Z" w:initials="KA">
+  <w:comment w:id="50" w:author="Kalentyev Alexey" w:date="2026-09-16T09:29:00Z" w:initials="KA">
     <w:p>
       <w:pPr>
         <w:pStyle w:val="ad"/>
@@ -12172,11 +11914,11 @@
         <w:annotationRef/>
       </w:r>
       <w:r>
-        <w:t>Зафиксируйте обратное ограничение L1 ≥ 2W + 90 мм и проверку/пересчёт допустимой ширины рамки при изменении W. Укажите поведение при изменении каждого параметра и запрет построения при нарушении ограничения.</w:t>
+        <w:t>?</w:t>
       </w:r>
     </w:p>
   </w:comment>
-  <w:comment w:id="22" w:author="Роман Литвиненко" w:date="2026-09-23T11:32:00Z" w:initials="РЛ">
+  <w:comment w:id="51" w:author="Роман Литвиненко" w:date="2026-09-23T11:33:00Z" w:initials="РЛ">
     <w:p>
       <w:pPr>
         <w:pStyle w:val="ad"/>
@@ -12188,11 +11930,40 @@
         <w:annotationRef/>
       </w:r>
       <w:r>
+        <w:t>+, не нашёл конкретный ГОСТ для изготовления багетов</w:t>
+      </w:r>
+    </w:p>
+  </w:comment>
+  <w:comment w:id="56" w:author="Kalentyev Alexey" w:date="2026-09-23T02:33:00Z" w:initials="KA">
+    <w:p>
+      <w:pPr>
+        <w:pStyle w:val="ad"/>
+      </w:pPr>
+      <w:r>
+        <w:rPr>
+          <w:rStyle w:val="ac"/>
+        </w:rPr>
+        <w:annotationRef/>
+      </w:r>
+      <w:r>
+        <w:t>Перенесите короткий завершающий абзац о комплектности к тексту п. 6.2 на предыдущей странице; раздел 7 начните с нового листа.</w:t>
+      </w:r>
+    </w:p>
+  </w:comment>
+  <w:comment w:id="57" w:author="Роман Литвиненко" w:date="2026-09-23T11:34:00Z" w:initials="РЛ">
+    <w:p>
+      <w:pPr>
+        <w:pStyle w:val="ad"/>
+      </w:pPr>
+      <w:r>
+        <w:rPr>
+          <w:rStyle w:val="ac"/>
+        </w:rPr>
+        <w:annotationRef/>
+      </w:r>
+      <w:r>
         <w:t>+</w:t>
       </w:r>
-      <w:r>
-        <w:t>, добавил неизменяемые параметры</w:t>
-      </w:r>
     </w:p>
     <w:p>
       <w:pPr>
@@ -12200,10 +11971,23 @@
       </w:pPr>
     </w:p>
   </w:comment>
-  <w:comment w:id="42" w:author="Kalentyev Alexey" w:date="2026-09-16T09:27:00Z" w:initials="KA">
+  <w:comment w:id="58" w:author="Kalentyev Alexey" w:date="2026-09-23T07:46:00Z" w:initials="KA">
+    <w:p>
+      <w:r>
+        <w:annotationRef/>
+      </w:r>
+      <w:r>
+        <w:t>Перенесите окончание пункта 6.2 с фразой о комплектности к остальному тексту этого пункта на странице 15. Сейчас на странице 16 остались только две завершающие строки.</w:t>
+      </w:r>
+    </w:p>
+  </w:comment>
+  <w:comment w:id="59" w:author="Роман Литвиненко" w:date="2026-09-30T13:33:00Z" w:initials="РЛ">
     <w:p>
       <w:pPr>
         <w:pStyle w:val="ad"/>
+        <w:rPr>
+          <w:lang w:val="en-US"/>
+        </w:rPr>
       </w:pPr>
       <w:r>
         <w:rPr>
@@ -12212,144 +11996,19 @@
         <w:annotationRef/>
       </w:r>
       <w:r>
-        <w:t>Маркерный список</w:t>
-      </w:r>
-    </w:p>
-  </w:comment>
-  <w:comment w:id="43" w:author="Роман Литвиненко" w:date="2026-09-23T11:32:00Z" w:initials="РЛ">
+        <w:rPr>
+          <w:lang w:val="en-US"/>
+        </w:rPr>
+        <w:t>+</w:t>
+      </w:r>
+    </w:p>
     <w:p>
       <w:pPr>
         <w:pStyle w:val="ad"/>
-      </w:pPr>
-      <w:r>
-        <w:rPr>
-          <w:rStyle w:val="ac"/>
-        </w:rPr>
-        <w:annotationRef/>
-      </w:r>
-      <w:r>
-        <w:t>+</w:t>
-      </w:r>
-    </w:p>
-    <w:p>
-      <w:pPr>
-        <w:pStyle w:val="ad"/>
-      </w:pPr>
-    </w:p>
-  </w:comment>
-  <w:comment w:id="51" w:author="Kalentyev Alexey" w:date="2026-09-16T09:29:00Z" w:initials="KA">
-    <w:p>
-      <w:pPr>
-        <w:pStyle w:val="ad"/>
-      </w:pPr>
-      <w:r>
-        <w:rPr>
-          <w:rStyle w:val="ac"/>
-        </w:rPr>
-        <w:annotationRef/>
-      </w:r>
-      <w:r>
-        <w:t>?</w:t>
-      </w:r>
-    </w:p>
-  </w:comment>
-  <w:comment w:id="52" w:author="Роман Литвиненко" w:date="2026-09-23T11:33:00Z" w:initials="РЛ">
-    <w:p>
-      <w:pPr>
-        <w:pStyle w:val="ad"/>
-      </w:pPr>
-      <w:r>
-        <w:rPr>
-          <w:rStyle w:val="ac"/>
-        </w:rPr>
-        <w:annotationRef/>
-      </w:r>
-      <w:r>
-        <w:t xml:space="preserve">+, </w:t>
-      </w:r>
-      <w:r>
-        <w:t>не нашёл конкретный ГОСТ для изготовления багетов</w:t>
-      </w:r>
-    </w:p>
-  </w:comment>
-  <w:comment w:id="57" w:author="Kalentyev Alexey" w:date="2026-09-23T02:33:00Z" w:initials="KA">
-    <w:p>
-      <w:pPr>
-        <w:pStyle w:val="ad"/>
-      </w:pPr>
-      <w:r>
-        <w:rPr>
-          <w:rStyle w:val="ac"/>
-        </w:rPr>
-        <w:annotationRef/>
-      </w:r>
-      <w:r>
-        <w:t>Перенесите короткий завершающий абзац о комплектности к тексту п. 6.2 на предыдущей странице; раздел 7 начните с нового листа.</w:t>
-      </w:r>
-    </w:p>
-  </w:comment>
-  <w:comment w:id="58" w:author="Роман Литвиненко" w:date="2026-09-23T11:34:00Z" w:initials="РЛ">
-    <w:p>
-      <w:pPr>
-        <w:pStyle w:val="ad"/>
-      </w:pPr>
-      <w:r>
-        <w:rPr>
-          <w:rStyle w:val="ac"/>
-        </w:rPr>
-        <w:annotationRef/>
-      </w:r>
-      <w:r>
-        <w:t>+</w:t>
-      </w:r>
-    </w:p>
-    <w:p>
-      <w:pPr>
-        <w:pStyle w:val="ad"/>
-      </w:pPr>
-    </w:p>
-  </w:comment>
-  <w:comment w:id="59" w:author="Kalentyev Alexey" w:initials="KA" w:date="2026-09-23T07:46:54Z">
-    <w:p>
-      <w:pPr>
-        <w:pStyle w:val="CommentText"/>
-      </w:pPr>
-      <w:r>
-        <w:annotationRef/>
-      </w:r>
-      <w:r>
-        <w:t xml:space="preserve">Опишите обновление допустимого диапазона L1 при изменении W и допустимого диапазона W при изменении L1. Укажите проверку и реакцию системы при изменении каждого из этих параметров; обновляться должны допустимые границы, а не автоматически подменяться введённые пользователем значения.</w:t>
-        <w:br/>
-        <w:t xml:space="preserve">Неравенство L1 ≥ 2W + 90 уже добавлено, а проверка по кнопке «Построить» и запрет некорректного построения сохранены. Однако поведение при изменении каждого параметра и обновление допустимого диапазона другого параметра всё ещё не описаны.</w:t>
-      </w:r>
-    </w:p>
-  </w:comment>
-  <w:comment w:id="60" w:author="Kalentyev Alexey" w:initials="KA" w:date="2026-09-23T07:46:54Z">
-    <w:p>
-      <w:pPr>
-        <w:pStyle w:val="CommentText"/>
-      </w:pPr>
-      <w:r>
-        <w:annotationRef/>
-      </w:r>
-      <w:r>
-        <w:t xml:space="preserve">Перенесите окончание пункта 6.2 с фразой о комплектности к остальному тексту этого пункта на странице 15. Сейчас на странице 16 остались только две завершающие строки.</w:t>
-      </w:r>
-    </w:p>
-  </w:comment>
-  <w:comment w:id="61" w:author="Kalentyev Alexey" w:initials="KA" w:date="2026-09-23T07:46:54Z">
-    <w:p>
-      <w:pPr>
-        <w:pStyle w:val="CommentText"/>
-      </w:pPr>
-      <w:r>
-        <w:annotationRef/>
-      </w:r>
-      <w:r>
-        <w:t xml:space="preserve">Задайте ширину и толщину подставки числовыми размерами или зависимостями, чтобы её форма определялась однозначно. Для толщины задней стенки x, названной неизменяемой, укажите конкретное значение либо правило выбора значения из диапазона 3–5 мм.</w:t>
-        <w:br/>
-        <w:t xml:space="preserve">Размер W на чертеже уже исправлен на 15 мм; добавлены x и c = H1/2. Однако поперечные размеры подставки по-прежнему отсутствуют, а диапазон x = 3–5 мм без правила выбора не определяет единственную толщину задней стенки.</w:t>
-      </w:r>
+        <w:rPr>
+          <w:lang w:val="en-US"/>
+        </w:rPr>
+      </w:pPr>
     </w:p>
   </w:comment>
 </w:comments>
@@ -12365,19 +12024,17 @@
   <w15:commentEx w15:paraId="4F947E69" w15:paraIdParent="0FE14AA9" w15:done="0"/>
   <w15:commentEx w15:paraId="48A1929D" w15:done="0"/>
   <w15:commentEx w15:paraId="1C87BDE0" w15:paraIdParent="48A1929D" w15:done="0"/>
-  <w15:commentEx w15:paraId="29FF08AB" w15:done="0"/>
-  <w15:commentEx w15:paraId="1B3DA532" w15:paraIdParent="29FF08AB" w15:done="0"/>
-  <w15:commentEx w15:paraId="5ECB8BFD" w15:done="0"/>
-  <w15:commentEx w15:paraId="5AD734BC" w15:paraIdParent="5ECB8BFD" w15:done="0"/>
+  <w15:commentEx w15:paraId="3D486F3C" w15:done="0"/>
+  <w15:commentEx w15:paraId="1D2D3ACC" w15:done="0"/>
+  <w15:commentEx w15:paraId="4BB11058" w15:paraIdParent="1D2D3ACC" w15:done="0"/>
   <w15:commentEx w15:paraId="32274353" w15:done="0"/>
   <w15:commentEx w15:paraId="61938D79" w15:paraIdParent="32274353" w15:done="0"/>
   <w15:commentEx w15:paraId="3FD25F1A" w15:done="0"/>
   <w15:commentEx w15:paraId="6F760C95" w15:paraIdParent="3FD25F1A" w15:done="0"/>
   <w15:commentEx w15:paraId="12403CBC" w15:done="0"/>
   <w15:commentEx w15:paraId="0D6FC8E9" w15:paraIdParent="12403CBC" w15:done="0"/>
-  <w15:commentEx w15:paraId="1D2D3ACC" w15:done="0"/>
   <w15:commentEx w15:paraId="2AD1ED11" w15:done="0"/>
-  <w15:commentEx w15:paraId="3D486F3C" w15:done="0"/>
+  <w15:commentEx w15:paraId="2F4E0DA0" w15:paraIdParent="2AD1ED11" w15:done="0"/>
 </w15:commentsEx>
 </file>
 
@@ -12390,17 +12047,16 @@
   <w16cex:commentExtensible w16cex:durableId="198C66AA" w16cex:dateUtc="2026-09-23T04:29:00Z"/>
   <w16cex:commentExtensible w16cex:durableId="0A98DBD4" w16cex:dateUtc="2026-09-23T02:33:00Z"/>
   <w16cex:commentExtensible w16cex:durableId="5793BF3E" w16cex:dateUtc="2026-09-23T04:29:00Z"/>
-  <w16cex:commentExtensible w16cex:durableId="36727371" w16cex:dateUtc="2026-09-23T02:33:00Z"/>
-  <w16cex:commentExtensible w16cex:durableId="30B19679" w16cex:dateUtc="2026-09-23T04:32:00Z"/>
-  <w16cex:commentExtensible w16cex:durableId="5F6CA26F" w16cex:dateUtc="2026-09-23T04:32:00Z"/>
+  <w16cex:commentExtensible w16cex:durableId="58F6A832" w16cex:dateUtc="2026-09-23T07:46:00Z"/>
+  <w16cex:commentExtensible w16cex:durableId="278D2E44" w16cex:dateUtc="2026-09-23T07:46:00Z"/>
+  <w16cex:commentExtensible w16cex:durableId="519EFD1E" w16cex:dateUtc="2026-09-30T07:30:00Z"/>
   <w16cex:commentExtensible w16cex:durableId="2061FD5F" w16cex:dateUtc="2026-09-16T02:27:00Z"/>
   <w16cex:commentExtensible w16cex:durableId="388CB1F9" w16cex:dateUtc="2026-09-23T04:32:00Z"/>
   <w16cex:commentExtensible w16cex:durableId="00287F0A" w16cex:dateUtc="2026-09-16T02:29:00Z"/>
   <w16cex:commentExtensible w16cex:durableId="1B937697" w16cex:dateUtc="2026-09-23T04:33:00Z"/>
   <w16cex:commentExtensible w16cex:durableId="672C6E70" w16cex:dateUtc="2026-09-23T04:34:00Z"/>
-  <w16cex:commentExtensible w16cex:durableId="278D2E44" w16cex:dateUtc="2026-09-23T07:46:54Z"/>
-  <w16cex:commentExtensible w16cex:durableId="2294BCF0" w16cex:dateUtc="2026-09-23T07:46:54Z"/>
-  <w16cex:commentExtensible w16cex:durableId="58F6A832" w16cex:dateUtc="2026-09-23T07:46:54Z"/>
+  <w16cex:commentExtensible w16cex:durableId="2294BCF0" w16cex:dateUtc="2026-09-23T07:46:00Z"/>
+  <w16cex:commentExtensible w16cex:durableId="6E39282C" w16cex:dateUtc="2026-09-30T06:33:00Z"/>
 </w16cex:commentsExtensible>
 </file>
 
@@ -12414,19 +12070,17 @@
   <w16cid:commentId w16cid:paraId="4F947E69" w16cid:durableId="198C66AA"/>
   <w16cid:commentId w16cid:paraId="48A1929D" w16cid:durableId="0A98DBD4"/>
   <w16cid:commentId w16cid:paraId="1C87BDE0" w16cid:durableId="5793BF3E"/>
-  <w16cid:commentId w16cid:paraId="29FF08AB" w16cid:durableId="36727371"/>
-  <w16cid:commentId w16cid:paraId="1B3DA532" w16cid:durableId="30B19679"/>
-  <w16cid:commentId w16cid:paraId="5ECB8BFD" w16cid:durableId="1B76D91E"/>
-  <w16cid:commentId w16cid:paraId="5AD734BC" w16cid:durableId="5F6CA26F"/>
+  <w16cid:commentId w16cid:paraId="3D486F3C" w16cid:durableId="58F6A832"/>
+  <w16cid:commentId w16cid:paraId="1D2D3ACC" w16cid:durableId="278D2E44"/>
+  <w16cid:commentId w16cid:paraId="4BB11058" w16cid:durableId="519EFD1E"/>
   <w16cid:commentId w16cid:paraId="32274353" w16cid:durableId="2061FD5F"/>
   <w16cid:commentId w16cid:paraId="61938D79" w16cid:durableId="388CB1F9"/>
   <w16cid:commentId w16cid:paraId="3FD25F1A" w16cid:durableId="00287F0A"/>
   <w16cid:commentId w16cid:paraId="6F760C95" w16cid:durableId="1B937697"/>
   <w16cid:commentId w16cid:paraId="12403CBC" w16cid:durableId="2BA57804"/>
   <w16cid:commentId w16cid:paraId="0D6FC8E9" w16cid:durableId="672C6E70"/>
-  <w16cid:commentId w16cid:paraId="1D2D3ACC" w16cid:durableId="278D2E44"/>
   <w16cid:commentId w16cid:paraId="2AD1ED11" w16cid:durableId="2294BCF0"/>
-  <w16cid:commentId w16cid:paraId="3D486F3C" w16cid:durableId="58F6A832"/>
+  <w16cid:commentId w16cid:paraId="2F4E0DA0" w16cid:durableId="6E39282C"/>
 </w16cid:commentsIds>
 </file>
 

--- a/docs/ОРСАПР_ТЗ_Литвиненко.docx
+++ b/docs/ОРСАПР_ТЗ_Литвиненко.docx
@@ -237,8 +237,20 @@
           <w:sz w:val="28"/>
           <w:szCs w:val="28"/>
         </w:rPr>
-        <w:t xml:space="preserve"> для системы автоматизированного проектирования Inventor</w:t>
-      </w:r>
+        <w:t xml:space="preserve"> для системы автоматизированного проектирования </w:t>
+      </w:r>
+      <w:proofErr w:type="spellStart"/>
+      <w:r>
+        <w:rPr>
+          <w:rFonts w:ascii="Times New Roman" w:hAnsi="Times New Roman" w:cs="Times New Roman"/>
+          <w:b/>
+          <w:bCs/>
+          <w:sz w:val="28"/>
+          <w:szCs w:val="28"/>
+        </w:rPr>
+        <w:t>Inventor</w:t>
+      </w:r>
+      <w:proofErr w:type="spellEnd"/>
     </w:p>
     <w:p>
       <w:pPr>
@@ -4593,7 +4605,25 @@
           <w:sz w:val="28"/>
           <w:szCs w:val="28"/>
         </w:rPr>
-        <w:t xml:space="preserve"> для системы автоматизированного проектирования (САПР) Inventor.</w:t>
+        <w:t xml:space="preserve"> для системы автоматизированного проектирования (САПР) </w:t>
+      </w:r>
+      <w:proofErr w:type="spellStart"/>
+      <w:r>
+        <w:rPr>
+          <w:rFonts w:ascii="Times New Roman" w:hAnsi="Times New Roman" w:cs="Times New Roman"/>
+          <w:sz w:val="28"/>
+          <w:szCs w:val="28"/>
+        </w:rPr>
+        <w:t>Inventor</w:t>
+      </w:r>
+      <w:proofErr w:type="spellEnd"/>
+      <w:r>
+        <w:rPr>
+          <w:rFonts w:ascii="Times New Roman" w:hAnsi="Times New Roman" w:cs="Times New Roman"/>
+          <w:sz w:val="28"/>
+          <w:szCs w:val="28"/>
+        </w:rPr>
+        <w:t>.</w:t>
       </w:r>
     </w:p>
     <w:p>
@@ -4670,7 +4700,25 @@
           <w:sz w:val="28"/>
           <w:szCs w:val="28"/>
         </w:rPr>
-        <w:t>Заказчиком работ является: кандидат технических наук, доцент кафедры компьютерных систем в управлении и проектировании (КСУП) Калентьев Алексей Анатольевич.</w:t>
+        <w:t xml:space="preserve">Заказчиком работ является: кандидат технических наук, доцент кафедры компьютерных систем в управлении и проектировании (КСУП) </w:t>
+      </w:r>
+      <w:proofErr w:type="spellStart"/>
+      <w:r>
+        <w:rPr>
+          <w:rFonts w:ascii="Times New Roman" w:hAnsi="Times New Roman" w:cs="Times New Roman"/>
+          <w:sz w:val="28"/>
+          <w:szCs w:val="28"/>
+        </w:rPr>
+        <w:t>Калентьев</w:t>
+      </w:r>
+      <w:proofErr w:type="spellEnd"/>
+      <w:r>
+        <w:rPr>
+          <w:rFonts w:ascii="Times New Roman" w:hAnsi="Times New Roman" w:cs="Times New Roman"/>
+          <w:sz w:val="28"/>
+          <w:szCs w:val="28"/>
+        </w:rPr>
+        <w:t xml:space="preserve"> Алексей Анатольевич.</w:t>
       </w:r>
     </w:p>
     <w:p>
@@ -5324,7 +5372,25 @@
           <w:sz w:val="28"/>
           <w:szCs w:val="28"/>
         </w:rPr>
-        <w:t xml:space="preserve"> для САПР Inventor является автоматизация построения </w:t>
+        <w:t xml:space="preserve"> для САПР </w:t>
+      </w:r>
+      <w:proofErr w:type="spellStart"/>
+      <w:r>
+        <w:rPr>
+          <w:rFonts w:ascii="Times New Roman" w:hAnsi="Times New Roman" w:cs="Times New Roman"/>
+          <w:sz w:val="28"/>
+          <w:szCs w:val="28"/>
+        </w:rPr>
+        <w:t>Inventor</w:t>
+      </w:r>
+      <w:proofErr w:type="spellEnd"/>
+      <w:r>
+        <w:rPr>
+          <w:rFonts w:ascii="Times New Roman" w:hAnsi="Times New Roman" w:cs="Times New Roman"/>
+          <w:sz w:val="28"/>
+          <w:szCs w:val="28"/>
+        </w:rPr>
+        <w:t xml:space="preserve"> является автоматизация построения </w:t>
       </w:r>
       <w:r>
         <w:rPr>
@@ -5468,14 +5534,13 @@
         <w:rPr>
           <w:rFonts w:ascii="Times New Roman" w:hAnsi="Times New Roman" w:cs="Times New Roman"/>
           <w:strike/>
-          <w:noProof/>
           <w:sz w:val="28"/>
           <w:szCs w:val="28"/>
         </w:rPr>
         <w:drawing>
-          <wp:inline distT="0" distB="0" distL="0" distR="0" wp14:anchorId="373BD6EE" wp14:editId="3DF50B7B">
-            <wp:extent cx="5940425" cy="4143375"/>
-            <wp:effectExtent l="19050" t="19050" r="22225" b="28575"/>
+          <wp:inline distT="0" distB="0" distL="0" distR="0" wp14:anchorId="5045EFD3" wp14:editId="329D392F">
+            <wp:extent cx="5700395" cy="3868420"/>
+            <wp:effectExtent l="19050" t="19050" r="14605" b="17780"/>
             <wp:docPr id="1" name="Рисунок 1"/>
             <wp:cNvGraphicFramePr>
               <a:graphicFrameLocks xmlns:a="http://schemas.openxmlformats.org/drawingml/2006/main" noChangeAspect="1"/>
@@ -5487,25 +5552,48 @@
                     <pic:cNvPr id="1" name=""/>
                     <pic:cNvPicPr/>
                   </pic:nvPicPr>
-                  <pic:blipFill>
+                  <pic:blipFill rotWithShape="1">
                     <a:blip r:embed="rId12"/>
-                    <a:stretch>
-                      <a:fillRect/>
-                    </a:stretch>
+                    <a:srcRect l="4040"/>
+                    <a:stretch/>
                   </pic:blipFill>
-                  <pic:spPr>
+                  <pic:spPr bwMode="auto">
                     <a:xfrm>
                       <a:off x="0" y="0"/>
-                      <a:ext cx="5940425" cy="4143375"/>
+                      <a:ext cx="5700395" cy="3868420"/>
                     </a:xfrm>
                     <a:prstGeom prst="rect">
                       <a:avLst/>
                     </a:prstGeom>
-                    <a:ln>
+                    <a:ln w="9525" cap="flat" cmpd="sng" algn="ctr">
                       <a:solidFill>
-                        <a:schemeClr val="tx1"/>
+                        <a:sysClr val="windowText" lastClr="000000"/>
                       </a:solidFill>
+                      <a:prstDash val="solid"/>
+                      <a:round/>
+                      <a:headEnd type="none" w="med" len="med"/>
+                      <a:tailEnd type="none" w="med" len="med"/>
+                      <a:extLst>
+                        <a:ext uri="{C807C97D-BFC1-408E-A445-0C87EB9F89A2}">
+                          <ask:lineSketchStyleProps xmlns:ask="http://schemas.microsoft.com/office/drawing/2018/sketchyshapes" sd="0">
+                            <a:custGeom>
+                              <a:avLst/>
+                              <a:gdLst/>
+                              <a:ahLst/>
+                              <a:cxnLst/>
+                              <a:rect l="0" t="0" r="0" b="0"/>
+                              <a:pathLst/>
+                            </a:custGeom>
+                            <ask:type/>
+                          </ask:lineSketchStyleProps>
+                        </a:ext>
+                      </a:extLst>
                     </a:ln>
+                    <a:extLst>
+                      <a:ext uri="{53640926-AAD7-44D8-BBD7-CCE9431645EC}">
+                        <a14:shadowObscured xmlns:a14="http://schemas.microsoft.com/office/drawing/2010/main"/>
+                      </a:ext>
+                    </a:extLst>
                   </pic:spPr>
                 </pic:pic>
               </a:graphicData>
@@ -5527,6 +5615,7 @@
       <w:commentRangeStart w:id="12"/>
       <w:commentRangeStart w:id="13"/>
       <w:commentRangeStart w:id="14"/>
+      <w:commentRangeStart w:id="15"/>
       <w:r>
         <w:rPr>
           <w:rFonts w:ascii="Times New Roman" w:hAnsi="Times New Roman" w:cs="Times New Roman"/>
@@ -5543,8 +5632,8 @@
         </w:rPr>
         <w:t>Чертёж</w:t>
       </w:r>
-      <w:commentRangeStart w:id="15"/>
       <w:commentRangeStart w:id="16"/>
+      <w:commentRangeStart w:id="17"/>
       <w:r>
         <w:rPr>
           <w:rFonts w:ascii="Times New Roman" w:hAnsi="Times New Roman" w:cs="Times New Roman"/>
@@ -5553,64 +5642,71 @@
         </w:rPr>
         <w:t xml:space="preserve"> </w:t>
       </w:r>
+      <w:commentRangeEnd w:id="16"/>
+      <w:r>
+        <w:rPr>
+          <w:rStyle w:val="ac"/>
+          <w:rFonts w:ascii="Times New Roman" w:hAnsi="Times New Roman" w:cs="Times New Roman"/>
+          <w:sz w:val="28"/>
+          <w:szCs w:val="28"/>
+        </w:rPr>
+        <w:commentReference w:id="16"/>
+      </w:r>
+      <w:commentRangeEnd w:id="17"/>
+      <w:r>
+        <w:rPr>
+          <w:rStyle w:val="ac"/>
+        </w:rPr>
+        <w:commentReference w:id="17"/>
+      </w:r>
+      <w:r>
+        <w:rPr>
+          <w:rFonts w:ascii="Times New Roman" w:hAnsi="Times New Roman" w:cs="Times New Roman"/>
+          <w:sz w:val="28"/>
+          <w:szCs w:val="28"/>
+        </w:rPr>
+        <w:t>р</w:t>
+      </w:r>
+      <w:r>
+        <w:rPr>
+          <w:rFonts w:ascii="Times New Roman" w:hAnsi="Times New Roman" w:cs="Times New Roman"/>
+          <w:sz w:val="28"/>
+          <w:szCs w:val="28"/>
+        </w:rPr>
+        <w:t>амки для фотографии</w:t>
+      </w:r>
+      <w:r>
+        <w:rPr>
+          <w:rFonts w:ascii="Times New Roman" w:hAnsi="Times New Roman" w:cs="Times New Roman"/>
+          <w:sz w:val="28"/>
+          <w:szCs w:val="28"/>
+        </w:rPr>
+        <w:t xml:space="preserve"> с размерами</w:t>
+      </w:r>
+      <w:commentRangeEnd w:id="12"/>
+      <w:r>
+        <w:rPr>
+          <w:rStyle w:val="ac"/>
+        </w:rPr>
+        <w:commentReference w:id="12"/>
+      </w:r>
+      <w:commentRangeEnd w:id="13"/>
+      <w:r>
+        <w:rPr>
+          <w:rStyle w:val="ac"/>
+        </w:rPr>
+        <w:commentReference w:id="13"/>
+      </w:r>
+      <w:commentRangeEnd w:id="14"/>
+      <w:r>
+        <w:commentReference w:id="14"/>
+      </w:r>
       <w:commentRangeEnd w:id="15"/>
       <w:r>
         <w:rPr>
           <w:rStyle w:val="ac"/>
-          <w:rFonts w:ascii="Times New Roman" w:hAnsi="Times New Roman" w:cs="Times New Roman"/>
-          <w:sz w:val="28"/>
-          <w:szCs w:val="28"/>
         </w:rPr>
         <w:commentReference w:id="15"/>
-      </w:r>
-      <w:commentRangeEnd w:id="16"/>
-      <w:r>
-        <w:rPr>
-          <w:rStyle w:val="ac"/>
-        </w:rPr>
-        <w:commentReference w:id="16"/>
-      </w:r>
-      <w:r>
-        <w:rPr>
-          <w:rFonts w:ascii="Times New Roman" w:hAnsi="Times New Roman" w:cs="Times New Roman"/>
-          <w:sz w:val="28"/>
-          <w:szCs w:val="28"/>
-        </w:rPr>
-        <w:t>р</w:t>
-      </w:r>
-      <w:r>
-        <w:rPr>
-          <w:rFonts w:ascii="Times New Roman" w:hAnsi="Times New Roman" w:cs="Times New Roman"/>
-          <w:sz w:val="28"/>
-          <w:szCs w:val="28"/>
-        </w:rPr>
-        <w:t>амки для фотографии</w:t>
-      </w:r>
-      <w:r>
-        <w:rPr>
-          <w:rFonts w:ascii="Times New Roman" w:hAnsi="Times New Roman" w:cs="Times New Roman"/>
-          <w:sz w:val="28"/>
-          <w:szCs w:val="28"/>
-        </w:rPr>
-        <w:t xml:space="preserve"> с размерами</w:t>
-      </w:r>
-      <w:commentRangeEnd w:id="12"/>
-      <w:r>
-        <w:rPr>
-          <w:rStyle w:val="ac"/>
-        </w:rPr>
-        <w:commentReference w:id="12"/>
-      </w:r>
-      <w:commentRangeEnd w:id="13"/>
-      <w:r>
-        <w:rPr>
-          <w:rStyle w:val="ac"/>
-        </w:rPr>
-        <w:commentReference w:id="13"/>
-      </w:r>
-      <w:commentRangeEnd w:id="14"/>
-      <w:r>
-        <w:commentReference w:id="14"/>
       </w:r>
     </w:p>
     <w:p>
@@ -5634,15 +5730,16 @@
           <w:bCs/>
         </w:rPr>
       </w:pPr>
-      <w:bookmarkStart w:id="17" w:name="_Toc239937311"/>
+      <w:bookmarkStart w:id="18" w:name="_Toc239937311"/>
       <w:r>
         <w:rPr>
           <w:b/>
           <w:bCs/>
         </w:rPr>
+        <w:lastRenderedPageBreak/>
         <w:t>3 ТРЕБОВАНИЯ К АВТОМАТИЗИРОВАННОЙ СИСТЕМЕ</w:t>
       </w:r>
-      <w:bookmarkEnd w:id="17"/>
+      <w:bookmarkEnd w:id="18"/>
     </w:p>
     <w:p>
       <w:pPr>
@@ -5661,7 +5758,7 @@
           <w:bCs/>
         </w:rPr>
       </w:pPr>
-      <w:bookmarkStart w:id="18" w:name="_Toc239937312"/>
+      <w:bookmarkStart w:id="19" w:name="_Toc239937312"/>
       <w:r>
         <w:rPr>
           <w:b/>
@@ -5669,7 +5766,7 @@
         </w:rPr>
         <w:t>3.1 Требования к структуре АС в целом</w:t>
       </w:r>
-      <w:bookmarkEnd w:id="18"/>
+      <w:bookmarkEnd w:id="19"/>
     </w:p>
     <w:p>
       <w:pPr>
@@ -5688,7 +5785,7 @@
           <w:bCs/>
         </w:rPr>
       </w:pPr>
-      <w:bookmarkStart w:id="19" w:name="_Toc239937313"/>
+      <w:bookmarkStart w:id="20" w:name="_Toc239937313"/>
       <w:r>
         <w:rPr>
           <w:b/>
@@ -5696,7 +5793,7 @@
         </w:rPr>
         <w:t>3.1.1 Требования к структуре и функционированию системы</w:t>
       </w:r>
-      <w:bookmarkEnd w:id="19"/>
+      <w:bookmarkEnd w:id="20"/>
     </w:p>
     <w:p>
       <w:pPr>
@@ -5762,8 +5859,18 @@
           <w:sz w:val="28"/>
           <w:szCs w:val="28"/>
         </w:rPr>
-        <w:t>Autodesk Inventor</w:t>
-      </w:r>
+        <w:t xml:space="preserve">Autodesk </w:t>
+      </w:r>
+      <w:proofErr w:type="spellStart"/>
+      <w:r>
+        <w:rPr>
+          <w:rFonts w:ascii="Times New Roman" w:hAnsi="Times New Roman" w:cs="Times New Roman"/>
+          <w:sz w:val="28"/>
+          <w:szCs w:val="28"/>
+        </w:rPr>
+        <w:t>Inventor</w:t>
+      </w:r>
+      <w:proofErr w:type="spellEnd"/>
       <w:r>
         <w:rPr>
           <w:rFonts w:ascii="Times New Roman" w:hAnsi="Times New Roman" w:cs="Times New Roman"/>
@@ -5814,8 +5921,18 @@
           <w:sz w:val="28"/>
           <w:szCs w:val="28"/>
         </w:rPr>
-        <w:t>Autodesk Inventor</w:t>
-      </w:r>
+        <w:t xml:space="preserve">Autodesk </w:t>
+      </w:r>
+      <w:proofErr w:type="spellStart"/>
+      <w:r>
+        <w:rPr>
+          <w:rFonts w:ascii="Times New Roman" w:hAnsi="Times New Roman" w:cs="Times New Roman"/>
+          <w:sz w:val="28"/>
+          <w:szCs w:val="28"/>
+        </w:rPr>
+        <w:t>Inventor</w:t>
+      </w:r>
+      <w:proofErr w:type="spellEnd"/>
       <w:r>
         <w:rPr>
           <w:rFonts w:ascii="Times New Roman" w:hAnsi="Times New Roman" w:cs="Times New Roman"/>
@@ -5884,8 +6001,8 @@
           <w:szCs w:val="28"/>
         </w:rPr>
       </w:pPr>
-      <w:commentRangeStart w:id="20"/>
       <w:commentRangeStart w:id="21"/>
+      <w:commentRangeStart w:id="22"/>
       <w:r>
         <w:rPr>
           <w:rFonts w:ascii="Times New Roman" w:hAnsi="Times New Roman" w:cs="Times New Roman"/>
@@ -6106,16 +6223,16 @@
         </w:rPr>
         <w:t xml:space="preserve"> </w:t>
       </w:r>
-      <w:commentRangeEnd w:id="20"/>
-      <w:r>
-        <w:commentReference w:id="20"/>
-      </w:r>
       <w:commentRangeEnd w:id="21"/>
       <w:r>
+        <w:commentReference w:id="21"/>
+      </w:r>
+      <w:commentRangeEnd w:id="22"/>
+      <w:r>
         <w:rPr>
           <w:rStyle w:val="ac"/>
         </w:rPr>
-        <w:commentReference w:id="21"/>
+        <w:commentReference w:id="22"/>
       </w:r>
       <w:r>
         <w:rPr>
@@ -7030,7 +7147,6 @@
           <w:rFonts w:ascii="Times New Roman" w:hAnsi="Times New Roman" w:cs="Times New Roman"/>
           <w:sz w:val="28"/>
           <w:szCs w:val="28"/>
-          <w:lang w:val="en-US"/>
         </w:rPr>
       </w:pPr>
       <w:r>
@@ -7175,7 +7291,7 @@
           <w:sz w:val="28"/>
           <w:szCs w:val="28"/>
         </w:rPr>
-        <w:t>.</w:t>
+        <w:t xml:space="preserve"> (30 мм).</w:t>
       </w:r>
     </w:p>
     <w:p>
@@ -7211,7 +7327,25 @@
           <w:sz w:val="28"/>
           <w:szCs w:val="28"/>
         </w:rPr>
-        <w:t xml:space="preserve">» в САПР Inventor. В плагине должны проходить проверки значений, вводимых пользователем. Реализуемый плагин </w:t>
+        <w:t xml:space="preserve">» в САПР </w:t>
+      </w:r>
+      <w:proofErr w:type="spellStart"/>
+      <w:r>
+        <w:rPr>
+          <w:rFonts w:ascii="Times New Roman" w:hAnsi="Times New Roman" w:cs="Times New Roman"/>
+          <w:sz w:val="28"/>
+          <w:szCs w:val="28"/>
+        </w:rPr>
+        <w:t>Inventor</w:t>
+      </w:r>
+      <w:proofErr w:type="spellEnd"/>
+      <w:r>
+        <w:rPr>
+          <w:rFonts w:ascii="Times New Roman" w:hAnsi="Times New Roman" w:cs="Times New Roman"/>
+          <w:sz w:val="28"/>
+          <w:szCs w:val="28"/>
+        </w:rPr>
+        <w:t xml:space="preserve">. В плагине должны проходить проверки значений, вводимых пользователем. Реализуемый плагин должен обеспечивать обработку ошибочных ситуаций, возникающих в </w:t>
       </w:r>
       <w:r>
         <w:rPr>
@@ -7220,7 +7354,7 @@
           <w:szCs w:val="28"/>
         </w:rPr>
         <w:lastRenderedPageBreak/>
-        <w:t>должен обеспечивать обработку ошибочных ситуаций, возникающих в процессе работы.</w:t>
+        <w:t>процессе работы.</w:t>
       </w:r>
       <w:r>
         <w:rPr>
@@ -7277,7 +7411,7 @@
           <w:bCs/>
         </w:rPr>
       </w:pPr>
-      <w:bookmarkStart w:id="22" w:name="_Toc239937314"/>
+      <w:bookmarkStart w:id="23" w:name="_Toc239937314"/>
       <w:r>
         <w:rPr>
           <w:b/>
@@ -7285,7 +7419,7 @@
         </w:rPr>
         <w:t>3.1.2 Требования к численности и квалификации персонала системы</w:t>
       </w:r>
-      <w:bookmarkEnd w:id="22"/>
+      <w:bookmarkEnd w:id="23"/>
     </w:p>
     <w:p>
       <w:pPr>
@@ -7317,7 +7451,7 @@
         </w:rPr>
         <w:t>Дополнительные требования к численности и квалификации персонала системы не предъявляются.</w:t>
       </w:r>
-      <w:bookmarkStart w:id="23" w:name="_Toc239937315"/>
+      <w:bookmarkStart w:id="24" w:name="_Toc239937315"/>
     </w:p>
     <w:p>
       <w:pPr>
@@ -7348,7 +7482,7 @@
         </w:rPr>
         <w:t>3.1.3 Показатели назначения</w:t>
       </w:r>
-      <w:bookmarkEnd w:id="23"/>
+      <w:bookmarkEnd w:id="24"/>
     </w:p>
     <w:p>
       <w:pPr>
@@ -7474,7 +7608,7 @@
         </w:rPr>
         <w:t>− Требования к аппаратной части и масштабированию для обеспечения перечисленных показателей должны быть определены на этапе технического проектирования.</w:t>
       </w:r>
-      <w:bookmarkStart w:id="24" w:name="_Toc239937316"/>
+      <w:bookmarkStart w:id="25" w:name="_Toc239937316"/>
     </w:p>
     <w:p>
       <w:pPr>
@@ -7505,7 +7639,7 @@
         </w:rPr>
         <w:t>3.1.4 Требования к надежности</w:t>
       </w:r>
-      <w:bookmarkEnd w:id="24"/>
+      <w:bookmarkEnd w:id="25"/>
     </w:p>
     <w:p>
       <w:pPr>
@@ -7537,7 +7671,7 @@
         </w:rPr>
         <w:t>Дополнительные требования к надежности не предъявляются.</w:t>
       </w:r>
-      <w:bookmarkStart w:id="25" w:name="_Toc239937317"/>
+      <w:bookmarkStart w:id="26" w:name="_Toc239937317"/>
     </w:p>
     <w:p>
       <w:pPr>
@@ -7563,7 +7697,7 @@
         </w:rPr>
         <w:t>3.1.5 Требования к безопасности</w:t>
       </w:r>
-      <w:bookmarkEnd w:id="25"/>
+      <w:bookmarkEnd w:id="26"/>
     </w:p>
     <w:p>
       <w:pPr>
@@ -7616,7 +7750,7 @@
           <w:szCs w:val="28"/>
         </w:rPr>
       </w:pPr>
-      <w:bookmarkStart w:id="26" w:name="_Toc239937318"/>
+      <w:bookmarkStart w:id="27" w:name="_Toc239937318"/>
     </w:p>
     <w:p>
       <w:pPr>
@@ -7640,7 +7774,7 @@
         </w:rPr>
         <w:t>3.1.6 Требования к эргономике и технической эстетике</w:t>
       </w:r>
-      <w:bookmarkEnd w:id="26"/>
+      <w:bookmarkEnd w:id="27"/>
     </w:p>
     <w:p>
       <w:pPr>
@@ -7672,7 +7806,43 @@
           <w:sz w:val="28"/>
           <w:szCs w:val="28"/>
         </w:rPr>
-        <w:t>Пользовательские интерфейсы для всех подсистем, разработанных в рамках создания системы должны быть выполнены в виде desktop интерфейсов с помощью фреймворков WindowsForms, WPF или аналогичных им, позволяющих создавать пользовательские интерфейсы для ОС Windows 10 и выше.</w:t>
+        <w:t xml:space="preserve">Пользовательские интерфейсы для всех подсистем, разработанных в рамках создания системы должны быть выполнены в виде </w:t>
+      </w:r>
+      <w:proofErr w:type="spellStart"/>
+      <w:r>
+        <w:rPr>
+          <w:rFonts w:ascii="Times New Roman" w:hAnsi="Times New Roman" w:cs="Times New Roman"/>
+          <w:sz w:val="28"/>
+          <w:szCs w:val="28"/>
+        </w:rPr>
+        <w:t>desktop</w:t>
+      </w:r>
+      <w:proofErr w:type="spellEnd"/>
+      <w:r>
+        <w:rPr>
+          <w:rFonts w:ascii="Times New Roman" w:hAnsi="Times New Roman" w:cs="Times New Roman"/>
+          <w:sz w:val="28"/>
+          <w:szCs w:val="28"/>
+        </w:rPr>
+        <w:t xml:space="preserve"> интерфейсов с помощью фреймворков </w:t>
+      </w:r>
+      <w:proofErr w:type="spellStart"/>
+      <w:r>
+        <w:rPr>
+          <w:rFonts w:ascii="Times New Roman" w:hAnsi="Times New Roman" w:cs="Times New Roman"/>
+          <w:sz w:val="28"/>
+          <w:szCs w:val="28"/>
+        </w:rPr>
+        <w:t>WindowsForms</w:t>
+      </w:r>
+      <w:proofErr w:type="spellEnd"/>
+      <w:r>
+        <w:rPr>
+          <w:rFonts w:ascii="Times New Roman" w:hAnsi="Times New Roman" w:cs="Times New Roman"/>
+          <w:sz w:val="28"/>
+          <w:szCs w:val="28"/>
+        </w:rPr>
+        <w:t>, WPF или аналогичных им, позволяющих создавать пользовательские интерфейсы для ОС Windows 10 и выше.</w:t>
       </w:r>
     </w:p>
     <w:p>
@@ -7712,7 +7882,25 @@
           <w:sz w:val="28"/>
           <w:szCs w:val="28"/>
         </w:rPr>
-        <w:t>Элементы интерфейса должны отвечать рекомендациям по верстке интерфейсов desktop-приложений указанным в источнике [1].</w:t>
+        <w:t xml:space="preserve">Элементы интерфейса должны отвечать рекомендациям по верстке интерфейсов </w:t>
+      </w:r>
+      <w:proofErr w:type="spellStart"/>
+      <w:r>
+        <w:rPr>
+          <w:rFonts w:ascii="Times New Roman" w:hAnsi="Times New Roman" w:cs="Times New Roman"/>
+          <w:sz w:val="28"/>
+          <w:szCs w:val="28"/>
+        </w:rPr>
+        <w:t>desktop</w:t>
+      </w:r>
+      <w:proofErr w:type="spellEnd"/>
+      <w:r>
+        <w:rPr>
+          <w:rFonts w:ascii="Times New Roman" w:hAnsi="Times New Roman" w:cs="Times New Roman"/>
+          <w:sz w:val="28"/>
+          <w:szCs w:val="28"/>
+        </w:rPr>
+        <w:t>-приложений указанным в источнике [1].</w:t>
       </w:r>
     </w:p>
     <w:p>
@@ -7721,7 +7909,7 @@
         <w:spacing w:after="0" w:line="360" w:lineRule="auto"/>
         <w:jc w:val="both"/>
       </w:pPr>
-      <w:bookmarkStart w:id="27" w:name="_Toc239937319"/>
+      <w:bookmarkStart w:id="28" w:name="_Toc239937319"/>
     </w:p>
     <w:p>
       <w:pPr>
@@ -7740,7 +7928,7 @@
         </w:rPr>
         <w:t>3.1.7 Требования к эксплуатации, техническому обслуживанию, ремонту и хранению компонентов системы</w:t>
       </w:r>
-      <w:bookmarkEnd w:id="27"/>
+      <w:bookmarkEnd w:id="28"/>
     </w:p>
     <w:p>
       <w:pPr>
@@ -7775,7 +7963,7 @@
         <w:spacing w:after="0" w:line="360" w:lineRule="auto"/>
         <w:jc w:val="both"/>
       </w:pPr>
-      <w:bookmarkStart w:id="28" w:name="_Toc239937320"/>
+      <w:bookmarkStart w:id="29" w:name="_Toc239937320"/>
     </w:p>
     <w:p>
       <w:pPr>
@@ -7794,7 +7982,7 @@
         </w:rPr>
         <w:t>3.1.8 Требования к защите информации от несанкционированного доступа</w:t>
       </w:r>
-      <w:bookmarkEnd w:id="28"/>
+      <w:bookmarkEnd w:id="29"/>
     </w:p>
     <w:p>
       <w:pPr>
@@ -7845,7 +8033,7 @@
         <w:spacing w:after="0" w:line="360" w:lineRule="auto"/>
         <w:jc w:val="both"/>
       </w:pPr>
-      <w:bookmarkStart w:id="29" w:name="_Toc239937321"/>
+      <w:bookmarkStart w:id="30" w:name="_Toc239937321"/>
     </w:p>
     <w:p>
       <w:pPr>
@@ -7864,7 +8052,7 @@
         </w:rPr>
         <w:t>3.1.9 Требования по сохранности информации при авариях</w:t>
       </w:r>
-      <w:bookmarkEnd w:id="29"/>
+      <w:bookmarkEnd w:id="30"/>
     </w:p>
     <w:p>
       <w:pPr>
@@ -7900,7 +8088,7 @@
         <w:spacing w:after="0" w:line="360" w:lineRule="auto"/>
         <w:jc w:val="both"/>
       </w:pPr>
-      <w:bookmarkStart w:id="30" w:name="_Toc239937322"/>
+      <w:bookmarkStart w:id="31" w:name="_Toc239937322"/>
     </w:p>
     <w:p>
       <w:pPr>
@@ -7926,7 +8114,7 @@
         </w:rPr>
         <w:t>3.1.10 Требования к защите от влияния внешних воздействий</w:t>
       </w:r>
-      <w:bookmarkEnd w:id="30"/>
+      <w:bookmarkEnd w:id="31"/>
     </w:p>
     <w:p>
       <w:pPr>
@@ -7961,7 +8149,7 @@
         <w:spacing w:after="0" w:line="360" w:lineRule="auto"/>
         <w:jc w:val="both"/>
       </w:pPr>
-      <w:bookmarkStart w:id="31" w:name="_Toc239937323"/>
+      <w:bookmarkStart w:id="32" w:name="_Toc239937323"/>
     </w:p>
     <w:p>
       <w:pPr>
@@ -7980,7 +8168,7 @@
         </w:rPr>
         <w:t>3.1.11 Требования к патентной чистоте</w:t>
       </w:r>
-      <w:bookmarkEnd w:id="31"/>
+      <w:bookmarkEnd w:id="32"/>
     </w:p>
     <w:p>
       <w:pPr>
@@ -8011,7 +8199,7 @@
         </w:rPr>
         <w:t xml:space="preserve">Дополнительные требования к патентной чистоте не предъявляются. </w:t>
       </w:r>
-      <w:bookmarkStart w:id="32" w:name="_Toc239937324"/>
+      <w:bookmarkStart w:id="33" w:name="_Toc239937324"/>
     </w:p>
     <w:p>
       <w:pPr>
@@ -8037,7 +8225,7 @@
         </w:rPr>
         <w:t>3.1.12 Требования по стандартизации и унификации</w:t>
       </w:r>
-      <w:bookmarkEnd w:id="32"/>
+      <w:bookmarkEnd w:id="33"/>
     </w:p>
     <w:p>
       <w:pPr>
@@ -8119,7 +8307,7 @@
           <w:bCs/>
         </w:rPr>
       </w:pPr>
-      <w:bookmarkStart w:id="33" w:name="_Toc239937325"/>
+      <w:bookmarkStart w:id="34" w:name="_Toc239937325"/>
       <w:r>
         <w:rPr>
           <w:b/>
@@ -8127,7 +8315,7 @@
         </w:rPr>
         <w:t>3.2 Требования к функциям (задачам), выполняемым АС</w:t>
       </w:r>
-      <w:bookmarkEnd w:id="33"/>
+      <w:bookmarkEnd w:id="34"/>
     </w:p>
     <w:p>
       <w:pPr>
@@ -8135,7 +8323,7 @@
         <w:spacing w:after="0" w:line="360" w:lineRule="auto"/>
         <w:jc w:val="both"/>
       </w:pPr>
-      <w:bookmarkStart w:id="34" w:name="_Toc239937326"/>
+      <w:bookmarkStart w:id="35" w:name="_Toc239937326"/>
     </w:p>
     <w:p>
       <w:pPr>
@@ -8154,7 +8342,7 @@
         </w:rPr>
         <w:t>3.2.1 Перечень функций, задач или их комплексов</w:t>
       </w:r>
-      <w:bookmarkEnd w:id="34"/>
+      <w:bookmarkEnd w:id="35"/>
     </w:p>
     <w:p>
       <w:pPr>
@@ -8179,13 +8367,23 @@
           <w:szCs w:val="28"/>
         </w:rPr>
       </w:pPr>
-      <w:r>
-        <w:rPr>
-          <w:rFonts w:ascii="Times New Roman" w:hAnsi="Times New Roman" w:cs="Times New Roman"/>
-          <w:sz w:val="28"/>
-          <w:szCs w:val="28"/>
-        </w:rPr>
-        <w:t xml:space="preserve">САПР </w:t>
+      <w:proofErr w:type="gramStart"/>
+      <w:r>
+        <w:rPr>
+          <w:rFonts w:ascii="Times New Roman" w:hAnsi="Times New Roman" w:cs="Times New Roman"/>
+          <w:sz w:val="28"/>
+          <w:szCs w:val="28"/>
+        </w:rPr>
+        <w:t>САПР</w:t>
+      </w:r>
+      <w:proofErr w:type="gramEnd"/>
+      <w:r>
+        <w:rPr>
+          <w:rFonts w:ascii="Times New Roman" w:hAnsi="Times New Roman" w:cs="Times New Roman"/>
+          <w:sz w:val="28"/>
+          <w:szCs w:val="28"/>
+        </w:rPr>
+        <w:t xml:space="preserve"> </w:t>
       </w:r>
       <w:r>
         <w:rPr>
@@ -8238,7 +8436,25 @@
           <w:szCs w:val="28"/>
         </w:rPr>
         <w:lastRenderedPageBreak/>
-        <w:t>разработана система взаимодействия с API САПР «Autodesk Inventor», производящая автоматическое 3D-построение модели рамки для фотографии с подставкой на основе заданных пользователем параметров.</w:t>
+        <w:t xml:space="preserve">разработана система взаимодействия с API САПР «Autodesk </w:t>
+      </w:r>
+      <w:proofErr w:type="spellStart"/>
+      <w:r>
+        <w:rPr>
+          <w:rFonts w:ascii="Times New Roman" w:hAnsi="Times New Roman" w:cs="Times New Roman"/>
+          <w:sz w:val="28"/>
+          <w:szCs w:val="28"/>
+        </w:rPr>
+        <w:t>Inventor</w:t>
+      </w:r>
+      <w:proofErr w:type="spellEnd"/>
+      <w:r>
+        <w:rPr>
+          <w:rFonts w:ascii="Times New Roman" w:hAnsi="Times New Roman" w:cs="Times New Roman"/>
+          <w:sz w:val="28"/>
+          <w:szCs w:val="28"/>
+        </w:rPr>
+        <w:t>», производящая автоматическое 3D-построение модели рамки для фотографии с подставкой на основе заданных пользователем параметров.</w:t>
       </w:r>
     </w:p>
     <w:p>
@@ -8263,7 +8479,7 @@
           <w:bCs/>
         </w:rPr>
       </w:pPr>
-      <w:bookmarkStart w:id="35" w:name="_Toc239937327"/>
+      <w:bookmarkStart w:id="36" w:name="_Toc239937327"/>
       <w:r>
         <w:rPr>
           <w:b/>
@@ -8271,14 +8487,14 @@
         </w:rPr>
         <w:t>3.3 Требования к видам обеспечения АС</w:t>
       </w:r>
-      <w:bookmarkEnd w:id="35"/>
+      <w:bookmarkEnd w:id="36"/>
     </w:p>
     <w:p>
       <w:pPr>
         <w:pStyle w:val="12"/>
         <w:spacing w:after="0" w:line="360" w:lineRule="auto"/>
       </w:pPr>
-      <w:bookmarkStart w:id="36" w:name="_Toc239937328"/>
+      <w:bookmarkStart w:id="37" w:name="_Toc239937328"/>
     </w:p>
     <w:p>
       <w:pPr>
@@ -8297,7 +8513,7 @@
         </w:rPr>
         <w:t>3.3.1 Требования к математическому обеспечению системы</w:t>
       </w:r>
-      <w:bookmarkEnd w:id="36"/>
+      <w:bookmarkEnd w:id="37"/>
     </w:p>
     <w:p>
       <w:pPr>
@@ -8330,7 +8546,7 @@
         <w:pStyle w:val="12"/>
         <w:spacing w:after="0" w:line="360" w:lineRule="auto"/>
       </w:pPr>
-      <w:bookmarkStart w:id="37" w:name="_Toc239937329"/>
+      <w:bookmarkStart w:id="38" w:name="_Toc239937329"/>
     </w:p>
     <w:p>
       <w:pPr>
@@ -8349,7 +8565,7 @@
         </w:rPr>
         <w:t>3.3.2 Требования к информационному обеспечению системы</w:t>
       </w:r>
-      <w:bookmarkEnd w:id="37"/>
+      <w:bookmarkEnd w:id="38"/>
     </w:p>
     <w:p>
       <w:pPr>
@@ -8382,7 +8598,7 @@
         <w:pStyle w:val="12"/>
         <w:spacing w:after="0" w:line="360" w:lineRule="auto"/>
       </w:pPr>
-      <w:bookmarkStart w:id="38" w:name="_Toc239937330"/>
+      <w:bookmarkStart w:id="39" w:name="_Toc239937330"/>
     </w:p>
     <w:p>
       <w:pPr>
@@ -8401,7 +8617,7 @@
         </w:rPr>
         <w:t>3.3.3 Требования к лингвистическому обеспечению системы</w:t>
       </w:r>
-      <w:bookmarkEnd w:id="38"/>
+      <w:bookmarkEnd w:id="39"/>
     </w:p>
     <w:p>
       <w:pPr>
@@ -8434,7 +8650,7 @@
         <w:pStyle w:val="12"/>
         <w:spacing w:after="0" w:line="360" w:lineRule="auto"/>
       </w:pPr>
-      <w:bookmarkStart w:id="39" w:name="_Toc239937331"/>
+      <w:bookmarkStart w:id="40" w:name="_Toc239937331"/>
     </w:p>
     <w:p>
       <w:pPr>
@@ -8453,7 +8669,7 @@
         </w:rPr>
         <w:t>3.3.4 Требования к программному обеспечению системы</w:t>
       </w:r>
-      <w:bookmarkEnd w:id="39"/>
+      <w:bookmarkEnd w:id="40"/>
     </w:p>
     <w:p>
       <w:pPr>
@@ -8478,7 +8694,25 @@
           <w:sz w:val="28"/>
           <w:szCs w:val="28"/>
         </w:rPr>
-        <w:t>При выборе программного обеспечения необходимо отдавать предпочтение платформам разработки и библиотекам, распространяемым под лицензией MIT или аналогичным ей лицензиям, допускающим свободное использование в любом ПО и освобождающим использующих от любой оплаты. Версия САПР Inventor версии 202</w:t>
+        <w:t xml:space="preserve">При выборе программного обеспечения необходимо отдавать предпочтение платформам разработки и библиотекам, распространяемым под лицензией MIT или аналогичным ей лицензиям, допускающим свободное использование в любом ПО и освобождающим использующих от любой оплаты. Версия САПР </w:t>
+      </w:r>
+      <w:proofErr w:type="spellStart"/>
+      <w:r>
+        <w:rPr>
+          <w:rFonts w:ascii="Times New Roman" w:hAnsi="Times New Roman" w:cs="Times New Roman"/>
+          <w:sz w:val="28"/>
+          <w:szCs w:val="28"/>
+        </w:rPr>
+        <w:t>Inventor</w:t>
+      </w:r>
+      <w:proofErr w:type="spellEnd"/>
+      <w:r>
+        <w:rPr>
+          <w:rFonts w:ascii="Times New Roman" w:hAnsi="Times New Roman" w:cs="Times New Roman"/>
+          <w:sz w:val="28"/>
+          <w:szCs w:val="28"/>
+        </w:rPr>
+        <w:t xml:space="preserve"> версии 202</w:t>
       </w:r>
       <w:r>
         <w:rPr>
@@ -8525,7 +8759,7 @@
           <w:sz w:val="28"/>
         </w:rPr>
       </w:pPr>
-      <w:bookmarkStart w:id="40" w:name="_Toc239937332"/>
+      <w:bookmarkStart w:id="41" w:name="_Toc239937332"/>
       <w:r>
         <w:br w:type="page"/>
       </w:r>
@@ -8548,7 +8782,7 @@
         <w:lastRenderedPageBreak/>
         <w:t>3.3.5 Требования к техническому обеспечению системы</w:t>
       </w:r>
-      <w:bookmarkEnd w:id="40"/>
+      <w:bookmarkEnd w:id="41"/>
     </w:p>
     <w:p>
       <w:pPr>
@@ -8583,8 +8817,8 @@
         </w:rPr>
         <w:t xml:space="preserve"> </w:t>
       </w:r>
-      <w:commentRangeStart w:id="41"/>
       <w:commentRangeStart w:id="42"/>
+      <w:commentRangeStart w:id="43"/>
       <w:r>
         <w:rPr>
           <w:rFonts w:ascii="Times New Roman" w:hAnsi="Times New Roman" w:cs="Times New Roman"/>
@@ -8701,7 +8935,7 @@
         </w:rPr>
         <w:t>графический процессор с объемом памяти 1 ГБ, пропускной способностью 29 ГБ/с и поддержкой DirectX 11.</w:t>
       </w:r>
-      <w:commentRangeEnd w:id="41"/>
+      <w:commentRangeEnd w:id="42"/>
       <w:r>
         <w:rPr>
           <w:rStyle w:val="ac"/>
@@ -8709,14 +8943,14 @@
           <w:sz w:val="28"/>
           <w:szCs w:val="28"/>
         </w:rPr>
-        <w:commentReference w:id="41"/>
-      </w:r>
-      <w:commentRangeEnd w:id="42"/>
+        <w:commentReference w:id="42"/>
+      </w:r>
+      <w:commentRangeEnd w:id="43"/>
       <w:r>
         <w:rPr>
           <w:rStyle w:val="ac"/>
         </w:rPr>
-        <w:commentReference w:id="42"/>
+        <w:commentReference w:id="43"/>
       </w:r>
     </w:p>
     <w:p>
@@ -8724,7 +8958,7 @@
         <w:pStyle w:val="12"/>
         <w:spacing w:after="0" w:line="360" w:lineRule="auto"/>
       </w:pPr>
-      <w:bookmarkStart w:id="43" w:name="_Toc239937333"/>
+      <w:bookmarkStart w:id="44" w:name="_Toc239937333"/>
     </w:p>
     <w:p>
       <w:pPr>
@@ -8743,7 +8977,7 @@
         </w:rPr>
         <w:t>3.3.6 Требования к метрологическому обеспечению</w:t>
       </w:r>
-      <w:bookmarkEnd w:id="43"/>
+      <w:bookmarkEnd w:id="44"/>
     </w:p>
     <w:p>
       <w:pPr>
@@ -8776,7 +9010,7 @@
         <w:pStyle w:val="12"/>
         <w:spacing w:after="0" w:line="360" w:lineRule="auto"/>
       </w:pPr>
-      <w:bookmarkStart w:id="44" w:name="_Toc239937334"/>
+      <w:bookmarkStart w:id="45" w:name="_Toc239937334"/>
     </w:p>
     <w:p>
       <w:pPr>
@@ -8795,7 +9029,7 @@
         </w:rPr>
         <w:t>3.3.7 Требования к организационному обеспечению</w:t>
       </w:r>
-      <w:bookmarkEnd w:id="44"/>
+      <w:bookmarkEnd w:id="45"/>
     </w:p>
     <w:p>
       <w:pPr>
@@ -8844,7 +9078,7 @@
           <w:bCs/>
         </w:rPr>
       </w:pPr>
-      <w:bookmarkStart w:id="45" w:name="_Toc239937335"/>
+      <w:bookmarkStart w:id="46" w:name="_Toc239937335"/>
       <w:r>
         <w:rPr>
           <w:b/>
@@ -8852,7 +9086,7 @@
         </w:rPr>
         <w:t>3.4 Общие технические требования к АС</w:t>
       </w:r>
-      <w:bookmarkEnd w:id="45"/>
+      <w:bookmarkEnd w:id="46"/>
     </w:p>
     <w:p>
       <w:pPr>
@@ -8932,7 +9166,7 @@
           <w:bCs/>
         </w:rPr>
       </w:pPr>
-      <w:bookmarkStart w:id="46" w:name="_Toc239937336"/>
+      <w:bookmarkStart w:id="47" w:name="_Toc239937336"/>
       <w:r>
         <w:rPr>
           <w:b/>
@@ -8941,7 +9175,7 @@
         <w:lastRenderedPageBreak/>
         <w:t>4 СОСТАВ И СОДЕРЖАНИЕ РАБОТ ПО СОЗДАНИЮ АВТОМАТИЗИРОВАННОЙ СИСТЕМЫ</w:t>
       </w:r>
-      <w:bookmarkEnd w:id="46"/>
+      <w:bookmarkEnd w:id="47"/>
     </w:p>
     <w:p>
       <w:pPr>
@@ -8976,7 +9210,25 @@
           <w:sz w:val="28"/>
           <w:szCs w:val="28"/>
         </w:rPr>
-        <w:t xml:space="preserve">" для САПР Inventor приведены в таблице 4.1. </w:t>
+        <w:t xml:space="preserve">" для САПР </w:t>
+      </w:r>
+      <w:proofErr w:type="spellStart"/>
+      <w:r>
+        <w:rPr>
+          <w:rFonts w:ascii="Times New Roman" w:hAnsi="Times New Roman" w:cs="Times New Roman"/>
+          <w:sz w:val="28"/>
+          <w:szCs w:val="28"/>
+        </w:rPr>
+        <w:t>Inventor</w:t>
+      </w:r>
+      <w:proofErr w:type="spellEnd"/>
+      <w:r>
+        <w:rPr>
+          <w:rFonts w:ascii="Times New Roman" w:hAnsi="Times New Roman" w:cs="Times New Roman"/>
+          <w:sz w:val="28"/>
+          <w:szCs w:val="28"/>
+        </w:rPr>
+        <w:t xml:space="preserve"> приведены в таблице 4.1. </w:t>
       </w:r>
     </w:p>
     <w:p>
@@ -9012,8 +9264,18 @@
           <w:sz w:val="28"/>
           <w:szCs w:val="28"/>
         </w:rPr>
-        <w:t>" для САПР Inventor</w:t>
-      </w:r>
+        <w:t xml:space="preserve">" для САПР </w:t>
+      </w:r>
+      <w:proofErr w:type="spellStart"/>
+      <w:r>
+        <w:rPr>
+          <w:rFonts w:ascii="Times New Roman" w:hAnsi="Times New Roman" w:cs="Times New Roman"/>
+          <w:sz w:val="28"/>
+          <w:szCs w:val="28"/>
+        </w:rPr>
+        <w:t>Inventor</w:t>
+      </w:r>
+      <w:proofErr w:type="spellEnd"/>
     </w:p>
     <w:tbl>
       <w:tblPr>
@@ -9886,7 +10148,7 @@
           <w:bCs/>
         </w:rPr>
       </w:pPr>
-      <w:bookmarkStart w:id="47" w:name="_Toc239937337"/>
+      <w:bookmarkStart w:id="48" w:name="_Toc239937337"/>
       <w:r>
         <w:rPr>
           <w:b/>
@@ -9895,7 +10157,7 @@
         <w:lastRenderedPageBreak/>
         <w:t>5 ПОРЯДОК РАЗРАБОТКИ АВТОМАТИЗИРОВАННОЙ СИСТЕМЫ</w:t>
       </w:r>
-      <w:bookmarkEnd w:id="47"/>
+      <w:bookmarkEnd w:id="48"/>
     </w:p>
     <w:p>
       <w:pPr>
@@ -9914,7 +10176,7 @@
           <w:bCs/>
         </w:rPr>
       </w:pPr>
-      <w:bookmarkStart w:id="48" w:name="_Toc239937338"/>
+      <w:bookmarkStart w:id="49" w:name="_Toc239937338"/>
       <w:r>
         <w:rPr>
           <w:b/>
@@ -9922,7 +10184,7 @@
         </w:rPr>
         <w:t>5.1 Порядок организации разработки АС</w:t>
       </w:r>
-      <w:bookmarkEnd w:id="48"/>
+      <w:bookmarkEnd w:id="49"/>
     </w:p>
     <w:p>
       <w:pPr>
@@ -9976,7 +10238,7 @@
           <w:bCs/>
         </w:rPr>
       </w:pPr>
-      <w:bookmarkStart w:id="49" w:name="_Toc239937339"/>
+      <w:bookmarkStart w:id="50" w:name="_Toc239937339"/>
       <w:r>
         <w:rPr>
           <w:b/>
@@ -9984,7 +10246,7 @@
         </w:rPr>
         <w:t>5.2 Перечень документов и исходных данных для разработки АС</w:t>
       </w:r>
-      <w:bookmarkEnd w:id="49"/>
+      <w:bookmarkEnd w:id="50"/>
     </w:p>
     <w:p>
       <w:pPr>
@@ -10029,7 +10291,25 @@
           <w:sz w:val="28"/>
           <w:szCs w:val="28"/>
         </w:rPr>
-        <w:t xml:space="preserve"> для САПР Inventor нужны следующие документы: </w:t>
+        <w:t xml:space="preserve"> для САПР </w:t>
+      </w:r>
+      <w:proofErr w:type="spellStart"/>
+      <w:r>
+        <w:rPr>
+          <w:rFonts w:ascii="Times New Roman" w:hAnsi="Times New Roman" w:cs="Times New Roman"/>
+          <w:sz w:val="28"/>
+          <w:szCs w:val="28"/>
+        </w:rPr>
+        <w:t>Inventor</w:t>
+      </w:r>
+      <w:proofErr w:type="spellEnd"/>
+      <w:r>
+        <w:rPr>
+          <w:rFonts w:ascii="Times New Roman" w:hAnsi="Times New Roman" w:cs="Times New Roman"/>
+          <w:sz w:val="28"/>
+          <w:szCs w:val="28"/>
+        </w:rPr>
+        <w:t xml:space="preserve"> нужны следующие документы: </w:t>
       </w:r>
     </w:p>
     <w:p>
@@ -10063,8 +10343,8 @@
           <w:szCs w:val="28"/>
         </w:rPr>
       </w:pPr>
-      <w:commentRangeStart w:id="50"/>
       <w:commentRangeStart w:id="51"/>
+      <w:commentRangeStart w:id="52"/>
       <w:r>
         <w:rPr>
           <w:rFonts w:ascii="Times New Roman" w:hAnsi="Times New Roman" w:cs="Times New Roman"/>
@@ -10081,7 +10361,7 @@
         </w:rPr>
         <w:t>ГОСТ Р 58413-2019 «Услуги населению. Услуги багетных мастерских. Общие требования».</w:t>
       </w:r>
-      <w:commentRangeEnd w:id="50"/>
+      <w:commentRangeEnd w:id="51"/>
       <w:r>
         <w:rPr>
           <w:rStyle w:val="ac"/>
@@ -10089,14 +10369,14 @@
           <w:sz w:val="28"/>
           <w:szCs w:val="28"/>
         </w:rPr>
-        <w:commentReference w:id="50"/>
-      </w:r>
-      <w:commentRangeEnd w:id="51"/>
+        <w:commentReference w:id="51"/>
+      </w:r>
+      <w:commentRangeEnd w:id="52"/>
       <w:r>
         <w:rPr>
           <w:rStyle w:val="ac"/>
         </w:rPr>
-        <w:commentReference w:id="51"/>
+        <w:commentReference w:id="52"/>
       </w:r>
       <w:r>
         <w:rPr>
@@ -10307,7 +10587,7 @@
           <w:bCs/>
         </w:rPr>
       </w:pPr>
-      <w:bookmarkStart w:id="52" w:name="_Toc239937340"/>
+      <w:bookmarkStart w:id="53" w:name="_Toc239937340"/>
       <w:r>
         <w:rPr>
           <w:b/>
@@ -10315,7 +10595,7 @@
         </w:rPr>
         <w:t>5.3 Перечень документов, предъявляемых по окончании соответствующих этапов работ</w:t>
       </w:r>
-      <w:bookmarkEnd w:id="52"/>
+      <w:bookmarkEnd w:id="53"/>
     </w:p>
     <w:p>
       <w:pPr>
@@ -10455,7 +10735,7 @@
           <w:bCs/>
         </w:rPr>
       </w:pPr>
-      <w:bookmarkStart w:id="53" w:name="_Toc239937341"/>
+      <w:bookmarkStart w:id="54" w:name="_Toc239937341"/>
       <w:r>
         <w:rPr>
           <w:b/>
@@ -10464,7 +10744,7 @@
         <w:lastRenderedPageBreak/>
         <w:t>6 ПОРЯДОК КОНТРОЛЯ И ПРИЕМКИ АВТОМАТИЗИРОВАННОЙ СИСТЕМЫ</w:t>
       </w:r>
-      <w:bookmarkEnd w:id="53"/>
+      <w:bookmarkEnd w:id="54"/>
     </w:p>
     <w:p>
       <w:pPr>
@@ -10483,7 +10763,7 @@
           <w:bCs/>
         </w:rPr>
       </w:pPr>
-      <w:bookmarkStart w:id="54" w:name="_Toc239937342"/>
+      <w:bookmarkStart w:id="55" w:name="_Toc239937342"/>
       <w:r>
         <w:rPr>
           <w:b/>
@@ -10491,7 +10771,7 @@
         </w:rPr>
         <w:t>6.1 Виды, состав и методы испытаний АС и ее составных частей</w:t>
       </w:r>
-      <w:bookmarkEnd w:id="54"/>
+      <w:bookmarkEnd w:id="55"/>
     </w:p>
     <w:p>
       <w:pPr>
@@ -10592,7 +10872,6 @@
           <w:rFonts w:ascii="Times New Roman" w:hAnsi="Times New Roman" w:cs="Times New Roman"/>
           <w:sz w:val="28"/>
           <w:szCs w:val="28"/>
-          <w:lang w:val="en-US"/>
         </w:rPr>
       </w:pPr>
       <w:r>
@@ -10744,7 +11023,7 @@
           <w:bCs/>
         </w:rPr>
       </w:pPr>
-      <w:bookmarkStart w:id="55" w:name="_Toc239937343"/>
+      <w:bookmarkStart w:id="56" w:name="_Toc239937343"/>
       <w:r>
         <w:rPr>
           <w:b/>
@@ -10752,7 +11031,7 @@
         </w:rPr>
         <w:t>6.2 Общие требования к приёмке работ по стадиям</w:t>
       </w:r>
-      <w:bookmarkEnd w:id="55"/>
+      <w:bookmarkEnd w:id="56"/>
     </w:p>
     <w:p>
       <w:pPr>
@@ -10813,7 +11092,6 @@
           <w:rFonts w:ascii="Times New Roman" w:hAnsi="Times New Roman" w:cs="Times New Roman"/>
           <w:sz w:val="28"/>
           <w:szCs w:val="28"/>
-          <w:lang w:val="en-US"/>
         </w:rPr>
       </w:pPr>
       <w:r>
@@ -10848,10 +11126,10 @@
         </w:rPr>
         <w:t xml:space="preserve"> </w:t>
       </w:r>
-      <w:commentRangeStart w:id="56"/>
       <w:commentRangeStart w:id="57"/>
       <w:commentRangeStart w:id="58"/>
       <w:commentRangeStart w:id="59"/>
+      <w:commentRangeStart w:id="60"/>
       <w:r>
         <w:rPr>
           <w:rFonts w:ascii="Times New Roman" w:hAnsi="Times New Roman" w:cs="Times New Roman"/>
@@ -10860,31 +11138,31 @@
         </w:rPr>
         <w:t>Комплектность передаваемой отчётной документации подлежит проверке Заказчиком.</w:t>
       </w:r>
-      <w:commentRangeEnd w:id="56"/>
+      <w:commentRangeEnd w:id="57"/>
+      <w:commentRangeEnd w:id="59"/>
+      <w:commentRangeEnd w:id="60"/>
+      <w:r>
+        <w:rPr>
+          <w:rStyle w:val="ac"/>
+        </w:rPr>
+        <w:commentReference w:id="57"/>
+      </w:r>
       <w:commentRangeEnd w:id="58"/>
-      <w:commentRangeEnd w:id="59"/>
       <w:r>
         <w:rPr>
           <w:rStyle w:val="ac"/>
         </w:rPr>
-        <w:commentReference w:id="56"/>
-      </w:r>
-      <w:commentRangeEnd w:id="57"/>
+        <w:commentReference w:id="58"/>
+      </w:r>
+      <w:r>
+        <w:commentReference w:id="59"/>
+      </w:r>
+      <w:bookmarkStart w:id="61" w:name="_Toc239937344"/>
       <w:r>
         <w:rPr>
           <w:rStyle w:val="ac"/>
         </w:rPr>
-        <w:commentReference w:id="57"/>
-      </w:r>
-      <w:r>
-        <w:commentReference w:id="58"/>
-      </w:r>
-      <w:bookmarkStart w:id="60" w:name="_Toc239937344"/>
-      <w:r>
-        <w:rPr>
-          <w:rStyle w:val="ac"/>
-        </w:rPr>
-        <w:commentReference w:id="59"/>
+        <w:commentReference w:id="60"/>
       </w:r>
     </w:p>
     <w:p>
@@ -10905,7 +11183,7 @@
         <w:lastRenderedPageBreak/>
         <w:t>7 ТРЕБОВАНИЯ К ДОКУМЕНТИРОВАНИЮ</w:t>
       </w:r>
-      <w:bookmarkEnd w:id="60"/>
+      <w:bookmarkEnd w:id="61"/>
     </w:p>
     <w:p>
       <w:pPr>
@@ -10959,7 +11237,7 @@
           <w:bCs/>
         </w:rPr>
       </w:pPr>
-      <w:bookmarkStart w:id="61" w:name="_Toc239937345"/>
+      <w:bookmarkStart w:id="62" w:name="_Toc239937345"/>
       <w:r>
         <w:rPr>
           <w:b/>
@@ -10967,7 +11245,7 @@
         </w:rPr>
         <w:t>7.1 Перечень подлежащих разработке документов</w:t>
       </w:r>
-      <w:bookmarkEnd w:id="61"/>
+      <w:bookmarkEnd w:id="62"/>
     </w:p>
     <w:p>
       <w:pPr>
@@ -11020,7 +11298,7 @@
           <w:bCs/>
         </w:rPr>
       </w:pPr>
-      <w:bookmarkStart w:id="62" w:name="_Toc239937346"/>
+      <w:bookmarkStart w:id="63" w:name="_Toc239937346"/>
       <w:r>
         <w:rPr>
           <w:b/>
@@ -11028,7 +11306,7 @@
         </w:rPr>
         <w:t>7.2 Вид представления и количество документов</w:t>
       </w:r>
-      <w:bookmarkEnd w:id="62"/>
+      <w:bookmarkEnd w:id="63"/>
     </w:p>
     <w:p>
       <w:pPr>
@@ -11057,7 +11335,43 @@
           <w:sz w:val="28"/>
           <w:szCs w:val="28"/>
         </w:rPr>
-        <w:t xml:space="preserve">Нижеперечисленные документы к АС предоставляются в электронном виде в форматах .docx и .pdf по одному экземпляру каждый </w:t>
+        <w:t>Нижеперечисленные документы к АС предоставляются в электронном виде в форматах .</w:t>
+      </w:r>
+      <w:proofErr w:type="spellStart"/>
+      <w:r>
+        <w:rPr>
+          <w:rFonts w:ascii="Times New Roman" w:hAnsi="Times New Roman" w:cs="Times New Roman"/>
+          <w:sz w:val="28"/>
+          <w:szCs w:val="28"/>
+        </w:rPr>
+        <w:t>docx</w:t>
+      </w:r>
+      <w:proofErr w:type="spellEnd"/>
+      <w:r>
+        <w:rPr>
+          <w:rFonts w:ascii="Times New Roman" w:hAnsi="Times New Roman" w:cs="Times New Roman"/>
+          <w:sz w:val="28"/>
+          <w:szCs w:val="28"/>
+        </w:rPr>
+        <w:t xml:space="preserve"> и .</w:t>
+      </w:r>
+      <w:proofErr w:type="spellStart"/>
+      <w:r>
+        <w:rPr>
+          <w:rFonts w:ascii="Times New Roman" w:hAnsi="Times New Roman" w:cs="Times New Roman"/>
+          <w:sz w:val="28"/>
+          <w:szCs w:val="28"/>
+        </w:rPr>
+        <w:t>pdf</w:t>
+      </w:r>
+      <w:proofErr w:type="spellEnd"/>
+      <w:r>
+        <w:rPr>
+          <w:rFonts w:ascii="Times New Roman" w:hAnsi="Times New Roman" w:cs="Times New Roman"/>
+          <w:sz w:val="28"/>
+          <w:szCs w:val="28"/>
+        </w:rPr>
+        <w:t xml:space="preserve"> по одному экземпляру каждый </w:t>
       </w:r>
     </w:p>
     <w:p>
@@ -11160,7 +11474,7 @@
           <w:bCs/>
         </w:rPr>
       </w:pPr>
-      <w:bookmarkStart w:id="63" w:name="_Toc239937347"/>
+      <w:bookmarkStart w:id="64" w:name="_Toc239937347"/>
       <w:r>
         <w:rPr>
           <w:b/>
@@ -11168,7 +11482,7 @@
         </w:rPr>
         <w:t>7.3 Требования по использованию ЕСКД и ЕСПД при разработке документов</w:t>
       </w:r>
-      <w:bookmarkEnd w:id="63"/>
+      <w:bookmarkEnd w:id="64"/>
     </w:p>
     <w:p>
       <w:pPr>
@@ -11294,7 +11608,25 @@
           <w:szCs w:val="28"/>
         </w:rPr>
         <w:lastRenderedPageBreak/>
-        <w:t xml:space="preserve">− шрифт – Times New Roman 14; </w:t>
+        <w:t xml:space="preserve">− шрифт – Times New </w:t>
+      </w:r>
+      <w:proofErr w:type="spellStart"/>
+      <w:r>
+        <w:rPr>
+          <w:rFonts w:ascii="Times New Roman" w:hAnsi="Times New Roman" w:cs="Times New Roman"/>
+          <w:sz w:val="28"/>
+          <w:szCs w:val="28"/>
+        </w:rPr>
+        <w:t>Roman</w:t>
+      </w:r>
+      <w:proofErr w:type="spellEnd"/>
+      <w:r>
+        <w:rPr>
+          <w:rFonts w:ascii="Times New Roman" w:hAnsi="Times New Roman" w:cs="Times New Roman"/>
+          <w:sz w:val="28"/>
+          <w:szCs w:val="28"/>
+        </w:rPr>
+        <w:t xml:space="preserve"> 14; </w:t>
       </w:r>
     </w:p>
     <w:p>
@@ -11439,7 +11771,7 @@
           <w:bCs/>
         </w:rPr>
       </w:pPr>
-      <w:bookmarkStart w:id="64" w:name="_Toc239937348"/>
+      <w:bookmarkStart w:id="65" w:name="_Toc239937348"/>
       <w:r>
         <w:rPr>
           <w:b/>
@@ -11448,7 +11780,7 @@
         <w:lastRenderedPageBreak/>
         <w:t>ИСТОЧНИКИ РАЗРАБОТКИ</w:t>
       </w:r>
-      <w:bookmarkEnd w:id="64"/>
+      <w:bookmarkEnd w:id="65"/>
     </w:p>
     <w:p>
       <w:pPr>
@@ -11499,7 +11831,61 @@
           <w:sz w:val="28"/>
           <w:szCs w:val="28"/>
         </w:rPr>
-        <w:t xml:space="preserve">1. Новые технологии в программировании : учебное пособие / А. А. Калентьев, Д. В. Гарайс, А. Е. Горяинов — Томск : Эль Контент, 2014. — 176 с. </w:t>
+        <w:t xml:space="preserve">1. Новые технологии в </w:t>
+      </w:r>
+      <w:proofErr w:type="gramStart"/>
+      <w:r>
+        <w:rPr>
+          <w:rFonts w:ascii="Times New Roman" w:hAnsi="Times New Roman" w:cs="Times New Roman"/>
+          <w:sz w:val="28"/>
+          <w:szCs w:val="28"/>
+        </w:rPr>
+        <w:t>программировании :</w:t>
+      </w:r>
+      <w:proofErr w:type="gramEnd"/>
+      <w:r>
+        <w:rPr>
+          <w:rFonts w:ascii="Times New Roman" w:hAnsi="Times New Roman" w:cs="Times New Roman"/>
+          <w:sz w:val="28"/>
+          <w:szCs w:val="28"/>
+        </w:rPr>
+        <w:t xml:space="preserve"> учебное пособие / А. А. </w:t>
+      </w:r>
+      <w:proofErr w:type="spellStart"/>
+      <w:r>
+        <w:rPr>
+          <w:rFonts w:ascii="Times New Roman" w:hAnsi="Times New Roman" w:cs="Times New Roman"/>
+          <w:sz w:val="28"/>
+          <w:szCs w:val="28"/>
+        </w:rPr>
+        <w:t>Калентьев</w:t>
+      </w:r>
+      <w:proofErr w:type="spellEnd"/>
+      <w:r>
+        <w:rPr>
+          <w:rFonts w:ascii="Times New Roman" w:hAnsi="Times New Roman" w:cs="Times New Roman"/>
+          <w:sz w:val="28"/>
+          <w:szCs w:val="28"/>
+        </w:rPr>
+        <w:t xml:space="preserve">, Д. В. </w:t>
+      </w:r>
+      <w:proofErr w:type="spellStart"/>
+      <w:r>
+        <w:rPr>
+          <w:rFonts w:ascii="Times New Roman" w:hAnsi="Times New Roman" w:cs="Times New Roman"/>
+          <w:sz w:val="28"/>
+          <w:szCs w:val="28"/>
+        </w:rPr>
+        <w:t>Гарайс</w:t>
+      </w:r>
+      <w:proofErr w:type="spellEnd"/>
+      <w:r>
+        <w:rPr>
+          <w:rFonts w:ascii="Times New Roman" w:hAnsi="Times New Roman" w:cs="Times New Roman"/>
+          <w:sz w:val="28"/>
+          <w:szCs w:val="28"/>
+        </w:rPr>
+        <w:t xml:space="preserve">, А. Е. Горяинов — Томск : Эль Контент, 2014. — 176 с. </w:t>
       </w:r>
     </w:p>
     <w:p>
@@ -11619,7 +12005,79 @@
           <w:sz w:val="28"/>
           <w:szCs w:val="28"/>
         </w:rPr>
-        <w:t>7. Введение в UML от создателей языка [Текст] : руководство пользователя / Г. Буч, Д. Рамбо, И. Якобсон. - 2-е изд. - М. : ДМК Пресс, 2012. - 494 с. : ил. - (Классика программирования). - Предм. указ.: с. 483 493. - ISBN 978-5-94074-644-7;</w:t>
+        <w:t>7. Введение в UML от создателей языка [Текст</w:t>
+      </w:r>
+      <w:proofErr w:type="gramStart"/>
+      <w:r>
+        <w:rPr>
+          <w:rFonts w:ascii="Times New Roman" w:hAnsi="Times New Roman" w:cs="Times New Roman"/>
+          <w:sz w:val="28"/>
+          <w:szCs w:val="28"/>
+        </w:rPr>
+        <w:t>] :</w:t>
+      </w:r>
+      <w:proofErr w:type="gramEnd"/>
+      <w:r>
+        <w:rPr>
+          <w:rFonts w:ascii="Times New Roman" w:hAnsi="Times New Roman" w:cs="Times New Roman"/>
+          <w:sz w:val="28"/>
+          <w:szCs w:val="28"/>
+        </w:rPr>
+        <w:t xml:space="preserve"> руководство пользователя / Г. Буч, Д. Рамбо, И. Якобсон. - 2-е изд. - </w:t>
+      </w:r>
+      <w:proofErr w:type="gramStart"/>
+      <w:r>
+        <w:rPr>
+          <w:rFonts w:ascii="Times New Roman" w:hAnsi="Times New Roman" w:cs="Times New Roman"/>
+          <w:sz w:val="28"/>
+          <w:szCs w:val="28"/>
+        </w:rPr>
+        <w:t>М. :</w:t>
+      </w:r>
+      <w:proofErr w:type="gramEnd"/>
+      <w:r>
+        <w:rPr>
+          <w:rFonts w:ascii="Times New Roman" w:hAnsi="Times New Roman" w:cs="Times New Roman"/>
+          <w:sz w:val="28"/>
+          <w:szCs w:val="28"/>
+        </w:rPr>
+        <w:t xml:space="preserve"> ДМК Пресс, 2012. - 494 </w:t>
+      </w:r>
+      <w:proofErr w:type="gramStart"/>
+      <w:r>
+        <w:rPr>
+          <w:rFonts w:ascii="Times New Roman" w:hAnsi="Times New Roman" w:cs="Times New Roman"/>
+          <w:sz w:val="28"/>
+          <w:szCs w:val="28"/>
+        </w:rPr>
+        <w:t>с. :</w:t>
+      </w:r>
+      <w:proofErr w:type="gramEnd"/>
+      <w:r>
+        <w:rPr>
+          <w:rFonts w:ascii="Times New Roman" w:hAnsi="Times New Roman" w:cs="Times New Roman"/>
+          <w:sz w:val="28"/>
+          <w:szCs w:val="28"/>
+        </w:rPr>
+        <w:t xml:space="preserve"> ил. - (Классика программирования). - </w:t>
+      </w:r>
+      <w:proofErr w:type="spellStart"/>
+      <w:r>
+        <w:rPr>
+          <w:rFonts w:ascii="Times New Roman" w:hAnsi="Times New Roman" w:cs="Times New Roman"/>
+          <w:sz w:val="28"/>
+          <w:szCs w:val="28"/>
+        </w:rPr>
+        <w:t>Предм</w:t>
+      </w:r>
+      <w:proofErr w:type="spellEnd"/>
+      <w:r>
+        <w:rPr>
+          <w:rFonts w:ascii="Times New Roman" w:hAnsi="Times New Roman" w:cs="Times New Roman"/>
+          <w:sz w:val="28"/>
+          <w:szCs w:val="28"/>
+        </w:rPr>
+        <w:t>. указ.: с. 483 493. - ISBN 978-5-94074-644-7;</w:t>
       </w:r>
     </w:p>
     <w:p>
@@ -11639,7 +12097,35 @@
           <w:sz w:val="28"/>
           <w:szCs w:val="28"/>
         </w:rPr>
-        <w:t>8. Ли. К. Основы САПР (CAD/CAM/CAE). – Спб.:«Питер», 2004</w:t>
+        <w:t xml:space="preserve">8. Ли. К. Основы САПР (CAD/CAM/CAE). – </w:t>
+      </w:r>
+      <w:proofErr w:type="spellStart"/>
+      <w:r>
+        <w:rPr>
+          <w:rFonts w:ascii="Times New Roman" w:hAnsi="Times New Roman" w:cs="Times New Roman"/>
+          <w:sz w:val="28"/>
+          <w:szCs w:val="28"/>
+        </w:rPr>
+        <w:t>Спб</w:t>
+      </w:r>
+      <w:proofErr w:type="spellEnd"/>
+      <w:proofErr w:type="gramStart"/>
+      <w:r>
+        <w:rPr>
+          <w:rFonts w:ascii="Times New Roman" w:hAnsi="Times New Roman" w:cs="Times New Roman"/>
+          <w:sz w:val="28"/>
+          <w:szCs w:val="28"/>
+        </w:rPr>
+        <w:t>.:«</w:t>
+      </w:r>
+      <w:proofErr w:type="gramEnd"/>
+      <w:r>
+        <w:rPr>
+          <w:rFonts w:ascii="Times New Roman" w:hAnsi="Times New Roman" w:cs="Times New Roman"/>
+          <w:sz w:val="28"/>
+          <w:szCs w:val="28"/>
+        </w:rPr>
+        <w:t>Питер», 2004</w:t>
       </w:r>
       <w:r>
         <w:rPr>
@@ -11671,8 +12157,18 @@
           <w:sz w:val="28"/>
           <w:szCs w:val="28"/>
         </w:rPr>
-        <w:t>560с..</w:t>
-      </w:r>
+        <w:t>560</w:t>
+      </w:r>
+      <w:proofErr w:type="gramStart"/>
+      <w:r>
+        <w:rPr>
+          <w:rFonts w:ascii="Times New Roman" w:hAnsi="Times New Roman" w:cs="Times New Roman"/>
+          <w:sz w:val="28"/>
+          <w:szCs w:val="28"/>
+        </w:rPr>
+        <w:t>с..</w:t>
+      </w:r>
+      <w:proofErr w:type="gramEnd"/>
     </w:p>
     <w:sectPr>
       <w:pgSz w:w="11906" w:h="16838"/>
@@ -11755,7 +12251,7 @@
       </w:r>
     </w:p>
   </w:comment>
-  <w:comment w:id="15" w:author="Kalentyev Alexey" w:date="2026-09-16T09:30:00Z" w:initials="KA">
+  <w:comment w:id="16" w:author="Kalentyev Alexey" w:date="2026-09-16T09:30:00Z" w:initials="KA">
     <w:p>
       <w:pPr>
         <w:pStyle w:val="ad"/>
@@ -11771,7 +12267,7 @@
       </w:r>
     </w:p>
   </w:comment>
-  <w:comment w:id="16" w:author="Роман Литвиненко" w:date="2026-09-23T11:29:00Z" w:initials="РЛ">
+  <w:comment w:id="17" w:author="Роман Литвиненко" w:date="2026-09-23T11:29:00Z" w:initials="РЛ">
     <w:p>
       <w:pPr>
         <w:pStyle w:val="ad"/>
@@ -11833,7 +12329,28 @@
       </w:r>
     </w:p>
   </w:comment>
-  <w:comment w:id="20" w:author="Kalentyev Alexey" w:date="2026-09-23T07:46:00Z" w:initials="KA">
+  <w:comment w:id="15" w:author="Роман Литвиненко" w:date="2026-09-30T15:58:00Z" w:initials="РЛ">
+    <w:p>
+      <w:pPr>
+        <w:pStyle w:val="ad"/>
+      </w:pPr>
+      <w:r>
+        <w:rPr>
+          <w:rStyle w:val="ac"/>
+        </w:rPr>
+        <w:annotationRef/>
+      </w:r>
+      <w:r>
+        <w:t>+</w:t>
+      </w:r>
+    </w:p>
+    <w:p>
+      <w:pPr>
+        <w:pStyle w:val="ad"/>
+      </w:pPr>
+    </w:p>
+  </w:comment>
+  <w:comment w:id="21" w:author="Kalentyev Alexey" w:date="2026-09-23T07:46:00Z" w:initials="KA">
     <w:p>
       <w:r>
         <w:annotationRef/>
@@ -11847,7 +12364,7 @@
       </w:r>
     </w:p>
   </w:comment>
-  <w:comment w:id="21" w:author="Роман Литвиненко" w:date="2026-09-30T14:30:00Z" w:initials="РЛ">
+  <w:comment w:id="22" w:author="Роман Литвиненко" w:date="2026-09-30T14:30:00Z" w:initials="РЛ">
     <w:p>
       <w:pPr>
         <w:pStyle w:val="ad"/>
@@ -11858,14 +12375,28 @@
         </w:rPr>
         <w:annotationRef/>
       </w:r>
-    </w:p>
+      <w:r>
+        <w:t>+-</w:t>
+      </w:r>
+    </w:p>
+  </w:comment>
+  <w:comment w:id="42" w:author="Kalentyev Alexey" w:date="2026-09-16T09:27:00Z" w:initials="KA">
     <w:p>
       <w:pPr>
         <w:pStyle w:val="ad"/>
       </w:pPr>
+      <w:r>
+        <w:rPr>
+          <w:rStyle w:val="ac"/>
+        </w:rPr>
+        <w:annotationRef/>
+      </w:r>
+      <w:r>
+        <w:t>Маркерный список</w:t>
+      </w:r>
     </w:p>
   </w:comment>
-  <w:comment w:id="41" w:author="Kalentyev Alexey" w:date="2026-09-16T09:27:00Z" w:initials="KA">
+  <w:comment w:id="43" w:author="Роман Литвиненко" w:date="2026-09-23T11:32:00Z" w:initials="РЛ">
     <w:p>
       <w:pPr>
         <w:pStyle w:val="ad"/>
@@ -11877,11 +12408,16 @@
         <w:annotationRef/>
       </w:r>
       <w:r>
-        <w:t>Маркерный список</w:t>
-      </w:r>
+        <w:t>+</w:t>
+      </w:r>
+    </w:p>
+    <w:p>
+      <w:pPr>
+        <w:pStyle w:val="ad"/>
+      </w:pPr>
     </w:p>
   </w:comment>
-  <w:comment w:id="42" w:author="Роман Литвиненко" w:date="2026-09-23T11:32:00Z" w:initials="РЛ">
+  <w:comment w:id="51" w:author="Kalentyev Alexey" w:date="2026-09-16T09:29:00Z" w:initials="KA">
     <w:p>
       <w:pPr>
         <w:pStyle w:val="ad"/>
@@ -11893,6 +12429,54 @@
         <w:annotationRef/>
       </w:r>
       <w:r>
+        <w:t>?</w:t>
+      </w:r>
+    </w:p>
+  </w:comment>
+  <w:comment w:id="52" w:author="Роман Литвиненко" w:date="2026-09-23T11:33:00Z" w:initials="РЛ">
+    <w:p>
+      <w:pPr>
+        <w:pStyle w:val="ad"/>
+      </w:pPr>
+      <w:r>
+        <w:rPr>
+          <w:rStyle w:val="ac"/>
+        </w:rPr>
+        <w:annotationRef/>
+      </w:r>
+      <w:r>
+        <w:t>+, не нашёл конкретный ГОСТ для изготовления багетов</w:t>
+      </w:r>
+    </w:p>
+  </w:comment>
+  <w:comment w:id="57" w:author="Kalentyev Alexey" w:date="2026-09-23T02:33:00Z" w:initials="KA">
+    <w:p>
+      <w:pPr>
+        <w:pStyle w:val="ad"/>
+      </w:pPr>
+      <w:r>
+        <w:rPr>
+          <w:rStyle w:val="ac"/>
+        </w:rPr>
+        <w:annotationRef/>
+      </w:r>
+      <w:r>
+        <w:t>Перенесите короткий завершающий абзац о комплектности к тексту п. 6.2 на предыдущей странице; раздел 7 начните с нового листа.</w:t>
+      </w:r>
+    </w:p>
+  </w:comment>
+  <w:comment w:id="58" w:author="Роман Литвиненко" w:date="2026-09-23T11:34:00Z" w:initials="РЛ">
+    <w:p>
+      <w:pPr>
+        <w:pStyle w:val="ad"/>
+      </w:pPr>
+      <w:r>
+        <w:rPr>
+          <w:rStyle w:val="ac"/>
+        </w:rPr>
+        <w:annotationRef/>
+      </w:r>
+      <w:r>
         <w:t>+</w:t>
       </w:r>
     </w:p>
@@ -11902,86 +12486,17 @@
       </w:pPr>
     </w:p>
   </w:comment>
-  <w:comment w:id="50" w:author="Kalentyev Alexey" w:date="2026-09-16T09:29:00Z" w:initials="KA">
-    <w:p>
-      <w:pPr>
-        <w:pStyle w:val="ad"/>
-      </w:pPr>
-      <w:r>
-        <w:rPr>
-          <w:rStyle w:val="ac"/>
-        </w:rPr>
+  <w:comment w:id="59" w:author="Kalentyev Alexey" w:date="2026-09-23T07:46:00Z" w:initials="KA">
+    <w:p>
+      <w:r>
         <w:annotationRef/>
       </w:r>
       <w:r>
-        <w:t>?</w:t>
+        <w:t>Перенесите окончание пункта 6.2 с фразой о комплектности к остальному тексту этого пункта на странице 15. Сейчас на странице 16 остались только две завершающие строки.</w:t>
       </w:r>
     </w:p>
   </w:comment>
-  <w:comment w:id="51" w:author="Роман Литвиненко" w:date="2026-09-23T11:33:00Z" w:initials="РЛ">
-    <w:p>
-      <w:pPr>
-        <w:pStyle w:val="ad"/>
-      </w:pPr>
-      <w:r>
-        <w:rPr>
-          <w:rStyle w:val="ac"/>
-        </w:rPr>
-        <w:annotationRef/>
-      </w:r>
-      <w:r>
-        <w:t>+, не нашёл конкретный ГОСТ для изготовления багетов</w:t>
-      </w:r>
-    </w:p>
-  </w:comment>
-  <w:comment w:id="56" w:author="Kalentyev Alexey" w:date="2026-09-23T02:33:00Z" w:initials="KA">
-    <w:p>
-      <w:pPr>
-        <w:pStyle w:val="ad"/>
-      </w:pPr>
-      <w:r>
-        <w:rPr>
-          <w:rStyle w:val="ac"/>
-        </w:rPr>
-        <w:annotationRef/>
-      </w:r>
-      <w:r>
-        <w:t>Перенесите короткий завершающий абзац о комплектности к тексту п. 6.2 на предыдущей странице; раздел 7 начните с нового листа.</w:t>
-      </w:r>
-    </w:p>
-  </w:comment>
-  <w:comment w:id="57" w:author="Роман Литвиненко" w:date="2026-09-23T11:34:00Z" w:initials="РЛ">
-    <w:p>
-      <w:pPr>
-        <w:pStyle w:val="ad"/>
-      </w:pPr>
-      <w:r>
-        <w:rPr>
-          <w:rStyle w:val="ac"/>
-        </w:rPr>
-        <w:annotationRef/>
-      </w:r>
-      <w:r>
-        <w:t>+</w:t>
-      </w:r>
-    </w:p>
-    <w:p>
-      <w:pPr>
-        <w:pStyle w:val="ad"/>
-      </w:pPr>
-    </w:p>
-  </w:comment>
-  <w:comment w:id="58" w:author="Kalentyev Alexey" w:date="2026-09-23T07:46:00Z" w:initials="KA">
-    <w:p>
-      <w:r>
-        <w:annotationRef/>
-      </w:r>
-      <w:r>
-        <w:t>Перенесите окончание пункта 6.2 с фразой о комплектности к остальному тексту этого пункта на странице 15. Сейчас на странице 16 остались только две завершающие строки.</w:t>
-      </w:r>
-    </w:p>
-  </w:comment>
-  <w:comment w:id="59" w:author="Роман Литвиненко" w:date="2026-09-30T13:33:00Z" w:initials="РЛ">
+  <w:comment w:id="60" w:author="Роман Литвиненко" w:date="2026-09-30T13:33:00Z" w:initials="РЛ">
     <w:p>
       <w:pPr>
         <w:pStyle w:val="ad"/>
@@ -12025,6 +12540,7 @@
   <w15:commentEx w15:paraId="48A1929D" w15:done="0"/>
   <w15:commentEx w15:paraId="1C87BDE0" w15:paraIdParent="48A1929D" w15:done="0"/>
   <w15:commentEx w15:paraId="3D486F3C" w15:done="0"/>
+  <w15:commentEx w15:paraId="0428EAD1" w15:paraIdParent="3D486F3C" w15:done="0"/>
   <w15:commentEx w15:paraId="1D2D3ACC" w15:done="0"/>
   <w15:commentEx w15:paraId="4BB11058" w15:paraIdParent="1D2D3ACC" w15:done="0"/>
   <w15:commentEx w15:paraId="32274353" w15:done="0"/>
@@ -12048,6 +12564,7 @@
   <w16cex:commentExtensible w16cex:durableId="0A98DBD4" w16cex:dateUtc="2026-09-23T02:33:00Z"/>
   <w16cex:commentExtensible w16cex:durableId="5793BF3E" w16cex:dateUtc="2026-09-23T04:29:00Z"/>
   <w16cex:commentExtensible w16cex:durableId="58F6A832" w16cex:dateUtc="2026-09-23T07:46:00Z"/>
+  <w16cex:commentExtensible w16cex:durableId="0A9DE2BA" w16cex:dateUtc="2026-09-30T08:58:00Z"/>
   <w16cex:commentExtensible w16cex:durableId="278D2E44" w16cex:dateUtc="2026-09-23T07:46:00Z"/>
   <w16cex:commentExtensible w16cex:durableId="519EFD1E" w16cex:dateUtc="2026-09-30T07:30:00Z"/>
   <w16cex:commentExtensible w16cex:durableId="2061FD5F" w16cex:dateUtc="2026-09-16T02:27:00Z"/>
@@ -12071,6 +12588,7 @@
   <w16cid:commentId w16cid:paraId="48A1929D" w16cid:durableId="0A98DBD4"/>
   <w16cid:commentId w16cid:paraId="1C87BDE0" w16cid:durableId="5793BF3E"/>
   <w16cid:commentId w16cid:paraId="3D486F3C" w16cid:durableId="58F6A832"/>
+  <w16cid:commentId w16cid:paraId="0428EAD1" w16cid:durableId="0A9DE2BA"/>
   <w16cid:commentId w16cid:paraId="1D2D3ACC" w16cid:durableId="278D2E44"/>
   <w16cid:commentId w16cid:paraId="4BB11058" w16cid:durableId="519EFD1E"/>
   <w16cid:commentId w16cid:paraId="32274353" w16cid:durableId="2061FD5F"/>

--- a/docs/ОРСАПР_ТЗ_Литвиненко.docx
+++ b/docs/ОРСАПР_ТЗ_Литвиненко.docx
@@ -237,20 +237,8 @@
           <w:sz w:val="28"/>
           <w:szCs w:val="28"/>
         </w:rPr>
-        <w:t xml:space="preserve"> для системы автоматизированного проектирования </w:t>
-      </w:r>
-      <w:proofErr w:type="spellStart"/>
-      <w:r>
-        <w:rPr>
-          <w:rFonts w:ascii="Times New Roman" w:hAnsi="Times New Roman" w:cs="Times New Roman"/>
-          <w:b/>
-          <w:bCs/>
-          <w:sz w:val="28"/>
-          <w:szCs w:val="28"/>
-        </w:rPr>
-        <w:t>Inventor</w:t>
-      </w:r>
-      <w:proofErr w:type="spellEnd"/>
+        <w:t xml:space="preserve"> для системы автоматизированного проектирования Inventor</w:t>
+      </w:r>
     </w:p>
     <w:p>
       <w:pPr>
@@ -4605,25 +4593,7 @@
           <w:sz w:val="28"/>
           <w:szCs w:val="28"/>
         </w:rPr>
-        <w:t xml:space="preserve"> для системы автоматизированного проектирования (САПР) </w:t>
-      </w:r>
-      <w:proofErr w:type="spellStart"/>
-      <w:r>
-        <w:rPr>
-          <w:rFonts w:ascii="Times New Roman" w:hAnsi="Times New Roman" w:cs="Times New Roman"/>
-          <w:sz w:val="28"/>
-          <w:szCs w:val="28"/>
-        </w:rPr>
-        <w:t>Inventor</w:t>
-      </w:r>
-      <w:proofErr w:type="spellEnd"/>
-      <w:r>
-        <w:rPr>
-          <w:rFonts w:ascii="Times New Roman" w:hAnsi="Times New Roman" w:cs="Times New Roman"/>
-          <w:sz w:val="28"/>
-          <w:szCs w:val="28"/>
-        </w:rPr>
-        <w:t>.</w:t>
+        <w:t xml:space="preserve"> для системы автоматизированного проектирования (САПР) Inventor.</w:t>
       </w:r>
     </w:p>
     <w:p>
@@ -4700,25 +4670,7 @@
           <w:sz w:val="28"/>
           <w:szCs w:val="28"/>
         </w:rPr>
-        <w:t xml:space="preserve">Заказчиком работ является: кандидат технических наук, доцент кафедры компьютерных систем в управлении и проектировании (КСУП) </w:t>
-      </w:r>
-      <w:proofErr w:type="spellStart"/>
-      <w:r>
-        <w:rPr>
-          <w:rFonts w:ascii="Times New Roman" w:hAnsi="Times New Roman" w:cs="Times New Roman"/>
-          <w:sz w:val="28"/>
-          <w:szCs w:val="28"/>
-        </w:rPr>
-        <w:t>Калентьев</w:t>
-      </w:r>
-      <w:proofErr w:type="spellEnd"/>
-      <w:r>
-        <w:rPr>
-          <w:rFonts w:ascii="Times New Roman" w:hAnsi="Times New Roman" w:cs="Times New Roman"/>
-          <w:sz w:val="28"/>
-          <w:szCs w:val="28"/>
-        </w:rPr>
-        <w:t xml:space="preserve"> Алексей Анатольевич.</w:t>
+        <w:t>Заказчиком работ является: кандидат технических наук, доцент кафедры компьютерных систем в управлении и проектировании (КСУП) Калентьев Алексей Анатольевич.</w:t>
       </w:r>
     </w:p>
     <w:p>
@@ -4826,7 +4778,15 @@
           <w:sz w:val="28"/>
           <w:szCs w:val="28"/>
         </w:rPr>
-        <w:t>Адрес исполнителя: 634045 Томская область, г. Томск, ул. Вершинина 74, ФЭТ.</w:t>
+        <w:t>Адрес исполнителя: 634045 Томская область, г. Томск, ул. Вершинина 74, ФЭТ</w:t>
+      </w:r>
+      <w:r>
+        <w:rPr>
+          <w:rFonts w:ascii="Times New Roman" w:hAnsi="Times New Roman" w:cs="Times New Roman"/>
+          <w:sz w:val="28"/>
+          <w:szCs w:val="28"/>
+        </w:rPr>
+        <w:t>.</w:t>
       </w:r>
     </w:p>
     <w:p>
@@ -5372,25 +5332,7 @@
           <w:sz w:val="28"/>
           <w:szCs w:val="28"/>
         </w:rPr>
-        <w:t xml:space="preserve"> для САПР </w:t>
-      </w:r>
-      <w:proofErr w:type="spellStart"/>
-      <w:r>
-        <w:rPr>
-          <w:rFonts w:ascii="Times New Roman" w:hAnsi="Times New Roman" w:cs="Times New Roman"/>
-          <w:sz w:val="28"/>
-          <w:szCs w:val="28"/>
-        </w:rPr>
-        <w:t>Inventor</w:t>
-      </w:r>
-      <w:proofErr w:type="spellEnd"/>
-      <w:r>
-        <w:rPr>
-          <w:rFonts w:ascii="Times New Roman" w:hAnsi="Times New Roman" w:cs="Times New Roman"/>
-          <w:sz w:val="28"/>
-          <w:szCs w:val="28"/>
-        </w:rPr>
-        <w:t xml:space="preserve"> является автоматизация построения </w:t>
+        <w:t xml:space="preserve"> для САПР Inventor является автоматизация построения </w:t>
       </w:r>
       <w:r>
         <w:rPr>
@@ -5534,6 +5476,7 @@
         <w:rPr>
           <w:rFonts w:ascii="Times New Roman" w:hAnsi="Times New Roman" w:cs="Times New Roman"/>
           <w:strike/>
+          <w:noProof/>
           <w:sz w:val="28"/>
           <w:szCs w:val="28"/>
         </w:rPr>
@@ -5859,18 +5802,8 @@
           <w:sz w:val="28"/>
           <w:szCs w:val="28"/>
         </w:rPr>
-        <w:t xml:space="preserve">Autodesk </w:t>
-      </w:r>
-      <w:proofErr w:type="spellStart"/>
-      <w:r>
-        <w:rPr>
-          <w:rFonts w:ascii="Times New Roman" w:hAnsi="Times New Roman" w:cs="Times New Roman"/>
-          <w:sz w:val="28"/>
-          <w:szCs w:val="28"/>
-        </w:rPr>
-        <w:t>Inventor</w:t>
-      </w:r>
-      <w:proofErr w:type="spellEnd"/>
+        <w:t>Autodesk Inventor</w:t>
+      </w:r>
       <w:r>
         <w:rPr>
           <w:rFonts w:ascii="Times New Roman" w:hAnsi="Times New Roman" w:cs="Times New Roman"/>
@@ -5921,18 +5854,8 @@
           <w:sz w:val="28"/>
           <w:szCs w:val="28"/>
         </w:rPr>
-        <w:t xml:space="preserve">Autodesk </w:t>
-      </w:r>
-      <w:proofErr w:type="spellStart"/>
-      <w:r>
-        <w:rPr>
-          <w:rFonts w:ascii="Times New Roman" w:hAnsi="Times New Roman" w:cs="Times New Roman"/>
-          <w:sz w:val="28"/>
-          <w:szCs w:val="28"/>
-        </w:rPr>
-        <w:t>Inventor</w:t>
-      </w:r>
-      <w:proofErr w:type="spellEnd"/>
+        <w:t>Autodesk Inventor</w:t>
+      </w:r>
       <w:r>
         <w:rPr>
           <w:rFonts w:ascii="Times New Roman" w:hAnsi="Times New Roman" w:cs="Times New Roman"/>
@@ -7327,25 +7250,7 @@
           <w:sz w:val="28"/>
           <w:szCs w:val="28"/>
         </w:rPr>
-        <w:t xml:space="preserve">» в САПР </w:t>
-      </w:r>
-      <w:proofErr w:type="spellStart"/>
-      <w:r>
-        <w:rPr>
-          <w:rFonts w:ascii="Times New Roman" w:hAnsi="Times New Roman" w:cs="Times New Roman"/>
-          <w:sz w:val="28"/>
-          <w:szCs w:val="28"/>
-        </w:rPr>
-        <w:t>Inventor</w:t>
-      </w:r>
-      <w:proofErr w:type="spellEnd"/>
-      <w:r>
-        <w:rPr>
-          <w:rFonts w:ascii="Times New Roman" w:hAnsi="Times New Roman" w:cs="Times New Roman"/>
-          <w:sz w:val="28"/>
-          <w:szCs w:val="28"/>
-        </w:rPr>
-        <w:t xml:space="preserve">. В плагине должны проходить проверки значений, вводимых пользователем. Реализуемый плагин должен обеспечивать обработку ошибочных ситуаций, возникающих в </w:t>
+        <w:t xml:space="preserve">» в САПР Inventor. В плагине должны проходить проверки значений, вводимых пользователем. Реализуемый плагин должен обеспечивать обработку ошибочных ситуаций, возникающих в </w:t>
       </w:r>
       <w:r>
         <w:rPr>
@@ -7806,43 +7711,7 @@
           <w:sz w:val="28"/>
           <w:szCs w:val="28"/>
         </w:rPr>
-        <w:t xml:space="preserve">Пользовательские интерфейсы для всех подсистем, разработанных в рамках создания системы должны быть выполнены в виде </w:t>
-      </w:r>
-      <w:proofErr w:type="spellStart"/>
-      <w:r>
-        <w:rPr>
-          <w:rFonts w:ascii="Times New Roman" w:hAnsi="Times New Roman" w:cs="Times New Roman"/>
-          <w:sz w:val="28"/>
-          <w:szCs w:val="28"/>
-        </w:rPr>
-        <w:t>desktop</w:t>
-      </w:r>
-      <w:proofErr w:type="spellEnd"/>
-      <w:r>
-        <w:rPr>
-          <w:rFonts w:ascii="Times New Roman" w:hAnsi="Times New Roman" w:cs="Times New Roman"/>
-          <w:sz w:val="28"/>
-          <w:szCs w:val="28"/>
-        </w:rPr>
-        <w:t xml:space="preserve"> интерфейсов с помощью фреймворков </w:t>
-      </w:r>
-      <w:proofErr w:type="spellStart"/>
-      <w:r>
-        <w:rPr>
-          <w:rFonts w:ascii="Times New Roman" w:hAnsi="Times New Roman" w:cs="Times New Roman"/>
-          <w:sz w:val="28"/>
-          <w:szCs w:val="28"/>
-        </w:rPr>
-        <w:t>WindowsForms</w:t>
-      </w:r>
-      <w:proofErr w:type="spellEnd"/>
-      <w:r>
-        <w:rPr>
-          <w:rFonts w:ascii="Times New Roman" w:hAnsi="Times New Roman" w:cs="Times New Roman"/>
-          <w:sz w:val="28"/>
-          <w:szCs w:val="28"/>
-        </w:rPr>
-        <w:t>, WPF или аналогичных им, позволяющих создавать пользовательские интерфейсы для ОС Windows 10 и выше.</w:t>
+        <w:t>Пользовательские интерфейсы для всех подсистем, разработанных в рамках создания системы должны быть выполнены в виде desktop интерфейсов с помощью фреймворков WindowsForms, WPF или аналогичных им, позволяющих создавать пользовательские интерфейсы для ОС Windows 10 и выше.</w:t>
       </w:r>
     </w:p>
     <w:p>
@@ -7882,25 +7751,7 @@
           <w:sz w:val="28"/>
           <w:szCs w:val="28"/>
         </w:rPr>
-        <w:t xml:space="preserve">Элементы интерфейса должны отвечать рекомендациям по верстке интерфейсов </w:t>
-      </w:r>
-      <w:proofErr w:type="spellStart"/>
-      <w:r>
-        <w:rPr>
-          <w:rFonts w:ascii="Times New Roman" w:hAnsi="Times New Roman" w:cs="Times New Roman"/>
-          <w:sz w:val="28"/>
-          <w:szCs w:val="28"/>
-        </w:rPr>
-        <w:t>desktop</w:t>
-      </w:r>
-      <w:proofErr w:type="spellEnd"/>
-      <w:r>
-        <w:rPr>
-          <w:rFonts w:ascii="Times New Roman" w:hAnsi="Times New Roman" w:cs="Times New Roman"/>
-          <w:sz w:val="28"/>
-          <w:szCs w:val="28"/>
-        </w:rPr>
-        <w:t>-приложений указанным в источнике [1].</w:t>
+        <w:t>Элементы интерфейса должны отвечать рекомендациям по верстке интерфейсов desktop-приложений указанным в источнике [1].</w:t>
       </w:r>
     </w:p>
     <w:p>
@@ -8367,23 +8218,13 @@
           <w:szCs w:val="28"/>
         </w:rPr>
       </w:pPr>
-      <w:proofErr w:type="gramStart"/>
-      <w:r>
-        <w:rPr>
-          <w:rFonts w:ascii="Times New Roman" w:hAnsi="Times New Roman" w:cs="Times New Roman"/>
-          <w:sz w:val="28"/>
-          <w:szCs w:val="28"/>
-        </w:rPr>
-        <w:t>САПР</w:t>
-      </w:r>
-      <w:proofErr w:type="gramEnd"/>
-      <w:r>
-        <w:rPr>
-          <w:rFonts w:ascii="Times New Roman" w:hAnsi="Times New Roman" w:cs="Times New Roman"/>
-          <w:sz w:val="28"/>
-          <w:szCs w:val="28"/>
-        </w:rPr>
-        <w:t xml:space="preserve"> </w:t>
+      <w:r>
+        <w:rPr>
+          <w:rFonts w:ascii="Times New Roman" w:hAnsi="Times New Roman" w:cs="Times New Roman"/>
+          <w:sz w:val="28"/>
+          <w:szCs w:val="28"/>
+        </w:rPr>
+        <w:t xml:space="preserve">САПР </w:t>
       </w:r>
       <w:r>
         <w:rPr>
@@ -8436,25 +8277,7 @@
           <w:szCs w:val="28"/>
         </w:rPr>
         <w:lastRenderedPageBreak/>
-        <w:t xml:space="preserve">разработана система взаимодействия с API САПР «Autodesk </w:t>
-      </w:r>
-      <w:proofErr w:type="spellStart"/>
-      <w:r>
-        <w:rPr>
-          <w:rFonts w:ascii="Times New Roman" w:hAnsi="Times New Roman" w:cs="Times New Roman"/>
-          <w:sz w:val="28"/>
-          <w:szCs w:val="28"/>
-        </w:rPr>
-        <w:t>Inventor</w:t>
-      </w:r>
-      <w:proofErr w:type="spellEnd"/>
-      <w:r>
-        <w:rPr>
-          <w:rFonts w:ascii="Times New Roman" w:hAnsi="Times New Roman" w:cs="Times New Roman"/>
-          <w:sz w:val="28"/>
-          <w:szCs w:val="28"/>
-        </w:rPr>
-        <w:t>», производящая автоматическое 3D-построение модели рамки для фотографии с подставкой на основе заданных пользователем параметров.</w:t>
+        <w:t>разработана система взаимодействия с API САПР «Autodesk Inventor», производящая автоматическое 3D-построение модели рамки для фотографии с подставкой на основе заданных пользователем параметров.</w:t>
       </w:r>
     </w:p>
     <w:p>
@@ -8694,25 +8517,7 @@
           <w:sz w:val="28"/>
           <w:szCs w:val="28"/>
         </w:rPr>
-        <w:t xml:space="preserve">При выборе программного обеспечения необходимо отдавать предпочтение платформам разработки и библиотекам, распространяемым под лицензией MIT или аналогичным ей лицензиям, допускающим свободное использование в любом ПО и освобождающим использующих от любой оплаты. Версия САПР </w:t>
-      </w:r>
-      <w:proofErr w:type="spellStart"/>
-      <w:r>
-        <w:rPr>
-          <w:rFonts w:ascii="Times New Roman" w:hAnsi="Times New Roman" w:cs="Times New Roman"/>
-          <w:sz w:val="28"/>
-          <w:szCs w:val="28"/>
-        </w:rPr>
-        <w:t>Inventor</w:t>
-      </w:r>
-      <w:proofErr w:type="spellEnd"/>
-      <w:r>
-        <w:rPr>
-          <w:rFonts w:ascii="Times New Roman" w:hAnsi="Times New Roman" w:cs="Times New Roman"/>
-          <w:sz w:val="28"/>
-          <w:szCs w:val="28"/>
-        </w:rPr>
-        <w:t xml:space="preserve"> версии 202</w:t>
+        <w:t>При выборе программного обеспечения необходимо отдавать предпочтение платформам разработки и библиотекам, распространяемым под лицензией MIT или аналогичным ей лицензиям, допускающим свободное использование в любом ПО и освобождающим использующих от любой оплаты. Версия САПР Inventor версии 202</w:t>
       </w:r>
       <w:r>
         <w:rPr>
@@ -9210,25 +9015,7 @@
           <w:sz w:val="28"/>
           <w:szCs w:val="28"/>
         </w:rPr>
-        <w:t xml:space="preserve">" для САПР </w:t>
-      </w:r>
-      <w:proofErr w:type="spellStart"/>
-      <w:r>
-        <w:rPr>
-          <w:rFonts w:ascii="Times New Roman" w:hAnsi="Times New Roman" w:cs="Times New Roman"/>
-          <w:sz w:val="28"/>
-          <w:szCs w:val="28"/>
-        </w:rPr>
-        <w:t>Inventor</w:t>
-      </w:r>
-      <w:proofErr w:type="spellEnd"/>
-      <w:r>
-        <w:rPr>
-          <w:rFonts w:ascii="Times New Roman" w:hAnsi="Times New Roman" w:cs="Times New Roman"/>
-          <w:sz w:val="28"/>
-          <w:szCs w:val="28"/>
-        </w:rPr>
-        <w:t xml:space="preserve"> приведены в таблице 4.1. </w:t>
+        <w:t xml:space="preserve">" для САПР Inventor приведены в таблице 4.1. </w:t>
       </w:r>
     </w:p>
     <w:p>
@@ -9264,18 +9051,8 @@
           <w:sz w:val="28"/>
           <w:szCs w:val="28"/>
         </w:rPr>
-        <w:t xml:space="preserve">" для САПР </w:t>
-      </w:r>
-      <w:proofErr w:type="spellStart"/>
-      <w:r>
-        <w:rPr>
-          <w:rFonts w:ascii="Times New Roman" w:hAnsi="Times New Roman" w:cs="Times New Roman"/>
-          <w:sz w:val="28"/>
-          <w:szCs w:val="28"/>
-        </w:rPr>
-        <w:t>Inventor</w:t>
-      </w:r>
-      <w:proofErr w:type="spellEnd"/>
+        <w:t>" для САПР Inventor</w:t>
+      </w:r>
     </w:p>
     <w:tbl>
       <w:tblPr>
@@ -10291,25 +10068,7 @@
           <w:sz w:val="28"/>
           <w:szCs w:val="28"/>
         </w:rPr>
-        <w:t xml:space="preserve"> для САПР </w:t>
-      </w:r>
-      <w:proofErr w:type="spellStart"/>
-      <w:r>
-        <w:rPr>
-          <w:rFonts w:ascii="Times New Roman" w:hAnsi="Times New Roman" w:cs="Times New Roman"/>
-          <w:sz w:val="28"/>
-          <w:szCs w:val="28"/>
-        </w:rPr>
-        <w:t>Inventor</w:t>
-      </w:r>
-      <w:proofErr w:type="spellEnd"/>
-      <w:r>
-        <w:rPr>
-          <w:rFonts w:ascii="Times New Roman" w:hAnsi="Times New Roman" w:cs="Times New Roman"/>
-          <w:sz w:val="28"/>
-          <w:szCs w:val="28"/>
-        </w:rPr>
-        <w:t xml:space="preserve"> нужны следующие документы: </w:t>
+        <w:t xml:space="preserve"> для САПР Inventor нужны следующие документы: </w:t>
       </w:r>
     </w:p>
     <w:p>
@@ -11335,43 +11094,7 @@
           <w:sz w:val="28"/>
           <w:szCs w:val="28"/>
         </w:rPr>
-        <w:t>Нижеперечисленные документы к АС предоставляются в электронном виде в форматах .</w:t>
-      </w:r>
-      <w:proofErr w:type="spellStart"/>
-      <w:r>
-        <w:rPr>
-          <w:rFonts w:ascii="Times New Roman" w:hAnsi="Times New Roman" w:cs="Times New Roman"/>
-          <w:sz w:val="28"/>
-          <w:szCs w:val="28"/>
-        </w:rPr>
-        <w:t>docx</w:t>
-      </w:r>
-      <w:proofErr w:type="spellEnd"/>
-      <w:r>
-        <w:rPr>
-          <w:rFonts w:ascii="Times New Roman" w:hAnsi="Times New Roman" w:cs="Times New Roman"/>
-          <w:sz w:val="28"/>
-          <w:szCs w:val="28"/>
-        </w:rPr>
-        <w:t xml:space="preserve"> и .</w:t>
-      </w:r>
-      <w:proofErr w:type="spellStart"/>
-      <w:r>
-        <w:rPr>
-          <w:rFonts w:ascii="Times New Roman" w:hAnsi="Times New Roman" w:cs="Times New Roman"/>
-          <w:sz w:val="28"/>
-          <w:szCs w:val="28"/>
-        </w:rPr>
-        <w:t>pdf</w:t>
-      </w:r>
-      <w:proofErr w:type="spellEnd"/>
-      <w:r>
-        <w:rPr>
-          <w:rFonts w:ascii="Times New Roman" w:hAnsi="Times New Roman" w:cs="Times New Roman"/>
-          <w:sz w:val="28"/>
-          <w:szCs w:val="28"/>
-        </w:rPr>
-        <w:t xml:space="preserve"> по одному экземпляру каждый </w:t>
+        <w:t xml:space="preserve">Нижеперечисленные документы к АС предоставляются в электронном виде в форматах .docx и .pdf по одному экземпляру каждый </w:t>
       </w:r>
     </w:p>
     <w:p>
@@ -11608,25 +11331,7 @@
           <w:szCs w:val="28"/>
         </w:rPr>
         <w:lastRenderedPageBreak/>
-        <w:t xml:space="preserve">− шрифт – Times New </w:t>
-      </w:r>
-      <w:proofErr w:type="spellStart"/>
-      <w:r>
-        <w:rPr>
-          <w:rFonts w:ascii="Times New Roman" w:hAnsi="Times New Roman" w:cs="Times New Roman"/>
-          <w:sz w:val="28"/>
-          <w:szCs w:val="28"/>
-        </w:rPr>
-        <w:t>Roman</w:t>
-      </w:r>
-      <w:proofErr w:type="spellEnd"/>
-      <w:r>
-        <w:rPr>
-          <w:rFonts w:ascii="Times New Roman" w:hAnsi="Times New Roman" w:cs="Times New Roman"/>
-          <w:sz w:val="28"/>
-          <w:szCs w:val="28"/>
-        </w:rPr>
-        <w:t xml:space="preserve"> 14; </w:t>
+        <w:t xml:space="preserve">− шрифт – Times New Roman 14; </w:t>
       </w:r>
     </w:p>
     <w:p>
@@ -11831,61 +11536,7 @@
           <w:sz w:val="28"/>
           <w:szCs w:val="28"/>
         </w:rPr>
-        <w:t xml:space="preserve">1. Новые технологии в </w:t>
-      </w:r>
-      <w:proofErr w:type="gramStart"/>
-      <w:r>
-        <w:rPr>
-          <w:rFonts w:ascii="Times New Roman" w:hAnsi="Times New Roman" w:cs="Times New Roman"/>
-          <w:sz w:val="28"/>
-          <w:szCs w:val="28"/>
-        </w:rPr>
-        <w:t>программировании :</w:t>
-      </w:r>
-      <w:proofErr w:type="gramEnd"/>
-      <w:r>
-        <w:rPr>
-          <w:rFonts w:ascii="Times New Roman" w:hAnsi="Times New Roman" w:cs="Times New Roman"/>
-          <w:sz w:val="28"/>
-          <w:szCs w:val="28"/>
-        </w:rPr>
-        <w:t xml:space="preserve"> учебное пособие / А. А. </w:t>
-      </w:r>
-      <w:proofErr w:type="spellStart"/>
-      <w:r>
-        <w:rPr>
-          <w:rFonts w:ascii="Times New Roman" w:hAnsi="Times New Roman" w:cs="Times New Roman"/>
-          <w:sz w:val="28"/>
-          <w:szCs w:val="28"/>
-        </w:rPr>
-        <w:t>Калентьев</w:t>
-      </w:r>
-      <w:proofErr w:type="spellEnd"/>
-      <w:r>
-        <w:rPr>
-          <w:rFonts w:ascii="Times New Roman" w:hAnsi="Times New Roman" w:cs="Times New Roman"/>
-          <w:sz w:val="28"/>
-          <w:szCs w:val="28"/>
-        </w:rPr>
-        <w:t xml:space="preserve">, Д. В. </w:t>
-      </w:r>
-      <w:proofErr w:type="spellStart"/>
-      <w:r>
-        <w:rPr>
-          <w:rFonts w:ascii="Times New Roman" w:hAnsi="Times New Roman" w:cs="Times New Roman"/>
-          <w:sz w:val="28"/>
-          <w:szCs w:val="28"/>
-        </w:rPr>
-        <w:t>Гарайс</w:t>
-      </w:r>
-      <w:proofErr w:type="spellEnd"/>
-      <w:r>
-        <w:rPr>
-          <w:rFonts w:ascii="Times New Roman" w:hAnsi="Times New Roman" w:cs="Times New Roman"/>
-          <w:sz w:val="28"/>
-          <w:szCs w:val="28"/>
-        </w:rPr>
-        <w:t xml:space="preserve">, А. Е. Горяинов — Томск : Эль Контент, 2014. — 176 с. </w:t>
+        <w:t xml:space="preserve">1. Новые технологии в программировании : учебное пособие / А. А. Калентьев, Д. В. Гарайс, А. Е. Горяинов — Томск : Эль Контент, 2014. — 176 с. </w:t>
       </w:r>
     </w:p>
     <w:p>
@@ -12005,79 +11656,7 @@
           <w:sz w:val="28"/>
           <w:szCs w:val="28"/>
         </w:rPr>
-        <w:t>7. Введение в UML от создателей языка [Текст</w:t>
-      </w:r>
-      <w:proofErr w:type="gramStart"/>
-      <w:r>
-        <w:rPr>
-          <w:rFonts w:ascii="Times New Roman" w:hAnsi="Times New Roman" w:cs="Times New Roman"/>
-          <w:sz w:val="28"/>
-          <w:szCs w:val="28"/>
-        </w:rPr>
-        <w:t>] :</w:t>
-      </w:r>
-      <w:proofErr w:type="gramEnd"/>
-      <w:r>
-        <w:rPr>
-          <w:rFonts w:ascii="Times New Roman" w:hAnsi="Times New Roman" w:cs="Times New Roman"/>
-          <w:sz w:val="28"/>
-          <w:szCs w:val="28"/>
-        </w:rPr>
-        <w:t xml:space="preserve"> руководство пользователя / Г. Буч, Д. Рамбо, И. Якобсон. - 2-е изд. - </w:t>
-      </w:r>
-      <w:proofErr w:type="gramStart"/>
-      <w:r>
-        <w:rPr>
-          <w:rFonts w:ascii="Times New Roman" w:hAnsi="Times New Roman" w:cs="Times New Roman"/>
-          <w:sz w:val="28"/>
-          <w:szCs w:val="28"/>
-        </w:rPr>
-        <w:t>М. :</w:t>
-      </w:r>
-      <w:proofErr w:type="gramEnd"/>
-      <w:r>
-        <w:rPr>
-          <w:rFonts w:ascii="Times New Roman" w:hAnsi="Times New Roman" w:cs="Times New Roman"/>
-          <w:sz w:val="28"/>
-          <w:szCs w:val="28"/>
-        </w:rPr>
-        <w:t xml:space="preserve"> ДМК Пресс, 2012. - 494 </w:t>
-      </w:r>
-      <w:proofErr w:type="gramStart"/>
-      <w:r>
-        <w:rPr>
-          <w:rFonts w:ascii="Times New Roman" w:hAnsi="Times New Roman" w:cs="Times New Roman"/>
-          <w:sz w:val="28"/>
-          <w:szCs w:val="28"/>
-        </w:rPr>
-        <w:t>с. :</w:t>
-      </w:r>
-      <w:proofErr w:type="gramEnd"/>
-      <w:r>
-        <w:rPr>
-          <w:rFonts w:ascii="Times New Roman" w:hAnsi="Times New Roman" w:cs="Times New Roman"/>
-          <w:sz w:val="28"/>
-          <w:szCs w:val="28"/>
-        </w:rPr>
-        <w:t xml:space="preserve"> ил. - (Классика программирования). - </w:t>
-      </w:r>
-      <w:proofErr w:type="spellStart"/>
-      <w:r>
-        <w:rPr>
-          <w:rFonts w:ascii="Times New Roman" w:hAnsi="Times New Roman" w:cs="Times New Roman"/>
-          <w:sz w:val="28"/>
-          <w:szCs w:val="28"/>
-        </w:rPr>
-        <w:t>Предм</w:t>
-      </w:r>
-      <w:proofErr w:type="spellEnd"/>
-      <w:r>
-        <w:rPr>
-          <w:rFonts w:ascii="Times New Roman" w:hAnsi="Times New Roman" w:cs="Times New Roman"/>
-          <w:sz w:val="28"/>
-          <w:szCs w:val="28"/>
-        </w:rPr>
-        <w:t>. указ.: с. 483 493. - ISBN 978-5-94074-644-7;</w:t>
+        <w:t>7. Введение в UML от создателей языка [Текст] : руководство пользователя / Г. Буч, Д. Рамбо, И. Якобсон. - 2-е изд. - М. : ДМК Пресс, 2012. - 494 с. : ил. - (Классика программирования). - Предм. указ.: с. 483 493. - ISBN 978-5-94074-644-7;</w:t>
       </w:r>
     </w:p>
     <w:p>
@@ -12097,35 +11676,7 @@
           <w:sz w:val="28"/>
           <w:szCs w:val="28"/>
         </w:rPr>
-        <w:t xml:space="preserve">8. Ли. К. Основы САПР (CAD/CAM/CAE). – </w:t>
-      </w:r>
-      <w:proofErr w:type="spellStart"/>
-      <w:r>
-        <w:rPr>
-          <w:rFonts w:ascii="Times New Roman" w:hAnsi="Times New Roman" w:cs="Times New Roman"/>
-          <w:sz w:val="28"/>
-          <w:szCs w:val="28"/>
-        </w:rPr>
-        <w:t>Спб</w:t>
-      </w:r>
-      <w:proofErr w:type="spellEnd"/>
-      <w:proofErr w:type="gramStart"/>
-      <w:r>
-        <w:rPr>
-          <w:rFonts w:ascii="Times New Roman" w:hAnsi="Times New Roman" w:cs="Times New Roman"/>
-          <w:sz w:val="28"/>
-          <w:szCs w:val="28"/>
-        </w:rPr>
-        <w:t>.:«</w:t>
-      </w:r>
-      <w:proofErr w:type="gramEnd"/>
-      <w:r>
-        <w:rPr>
-          <w:rFonts w:ascii="Times New Roman" w:hAnsi="Times New Roman" w:cs="Times New Roman"/>
-          <w:sz w:val="28"/>
-          <w:szCs w:val="28"/>
-        </w:rPr>
-        <w:t>Питер», 2004</w:t>
+        <w:t>8. Ли. К. Основы САПР (CAD/CAM/CAE). – Спб.:«Питер», 2004</w:t>
       </w:r>
       <w:r>
         <w:rPr>
@@ -12157,18 +11708,8 @@
           <w:sz w:val="28"/>
           <w:szCs w:val="28"/>
         </w:rPr>
-        <w:t>560</w:t>
-      </w:r>
-      <w:proofErr w:type="gramStart"/>
-      <w:r>
-        <w:rPr>
-          <w:rFonts w:ascii="Times New Roman" w:hAnsi="Times New Roman" w:cs="Times New Roman"/>
-          <w:sz w:val="28"/>
-          <w:szCs w:val="28"/>
-        </w:rPr>
-        <w:t>с..</w:t>
-      </w:r>
-      <w:proofErr w:type="gramEnd"/>
+        <w:t>560с..</w:t>
+      </w:r>
     </w:p>
     <w:sectPr>
       <w:pgSz w:w="11906" w:h="16838"/>

--- a/docs/ОРСАПР_ТЗ_Литвиненко.docx
+++ b/docs/ОРСАПР_ТЗ_Литвиненко.docx
@@ -5476,14 +5476,13 @@
         <w:rPr>
           <w:rFonts w:ascii="Times New Roman" w:hAnsi="Times New Roman" w:cs="Times New Roman"/>
           <w:strike/>
-          <w:noProof/>
           <w:sz w:val="28"/>
           <w:szCs w:val="28"/>
         </w:rPr>
         <w:drawing>
-          <wp:inline distT="0" distB="0" distL="0" distR="0" wp14:anchorId="5045EFD3" wp14:editId="329D392F">
-            <wp:extent cx="5700395" cy="3868420"/>
-            <wp:effectExtent l="19050" t="19050" r="14605" b="17780"/>
+          <wp:inline distT="0" distB="0" distL="0" distR="0" wp14:anchorId="5C314B41" wp14:editId="7059145D">
+            <wp:extent cx="5650230" cy="3908425"/>
+            <wp:effectExtent l="19050" t="19050" r="26670" b="15875"/>
             <wp:docPr id="1" name="Рисунок 1"/>
             <wp:cNvGraphicFramePr>
               <a:graphicFrameLocks xmlns:a="http://schemas.openxmlformats.org/drawingml/2006/main" noChangeAspect="1"/>
@@ -5497,13 +5496,13 @@
                   </pic:nvPicPr>
                   <pic:blipFill rotWithShape="1">
                     <a:blip r:embed="rId12"/>
-                    <a:srcRect l="4040"/>
+                    <a:srcRect l="2502" r="2384"/>
                     <a:stretch/>
                   </pic:blipFill>
                   <pic:spPr bwMode="auto">
                     <a:xfrm>
                       <a:off x="0" y="0"/>
-                      <a:ext cx="5700395" cy="3868420"/>
+                      <a:ext cx="5650230" cy="3908425"/>
                     </a:xfrm>
                     <a:prstGeom prst="rect">
                       <a:avLst/>

--- a/docs/ОРСАПР_ТЗ_Литвиненко.docx
+++ b/docs/ОРСАПР_ТЗ_Литвиненко.docx
@@ -5480,9 +5480,9 @@
           <w:szCs w:val="28"/>
         </w:rPr>
         <w:drawing>
-          <wp:inline distT="0" distB="0" distL="0" distR="0" wp14:anchorId="5C314B41" wp14:editId="7059145D">
-            <wp:extent cx="5650230" cy="3908425"/>
-            <wp:effectExtent l="19050" t="19050" r="26670" b="15875"/>
+          <wp:inline distT="0" distB="0" distL="0" distR="0" wp14:anchorId="5F649430" wp14:editId="00027C12">
+            <wp:extent cx="4690110" cy="3693795"/>
+            <wp:effectExtent l="19050" t="19050" r="15240" b="20955"/>
             <wp:docPr id="1" name="Рисунок 1"/>
             <wp:cNvGraphicFramePr>
               <a:graphicFrameLocks xmlns:a="http://schemas.openxmlformats.org/drawingml/2006/main" noChangeAspect="1"/>
@@ -5496,13 +5496,13 @@
                   </pic:nvPicPr>
                   <pic:blipFill rotWithShape="1">
                     <a:blip r:embed="rId12"/>
-                    <a:srcRect l="2502" r="2384"/>
+                    <a:srcRect l="3198" t="2709" r="763"/>
                     <a:stretch/>
                   </pic:blipFill>
                   <pic:spPr bwMode="auto">
                     <a:xfrm>
                       <a:off x="0" y="0"/>
-                      <a:ext cx="5650230" cy="3908425"/>
+                      <a:ext cx="4694359" cy="3697141"/>
                     </a:xfrm>
                     <a:prstGeom prst="rect">
                       <a:avLst/>
@@ -6217,6 +6217,7 @@
           <w:strike/>
           <w:sz w:val="28"/>
           <w:szCs w:val="28"/>
+          <w:lang w:val="en-US"/>
         </w:rPr>
       </w:pPr>
       <w:r>
@@ -7196,7 +7197,15 @@
           <w:sz w:val="28"/>
           <w:szCs w:val="28"/>
         </w:rPr>
-        <w:t xml:space="preserve"> ширина подставки </w:t>
+        <w:t xml:space="preserve"> </w:t>
+      </w:r>
+      <w:r>
+        <w:rPr>
+          <w:rFonts w:ascii="Times New Roman" w:hAnsi="Times New Roman" w:cs="Times New Roman"/>
+          <w:sz w:val="28"/>
+          <w:szCs w:val="28"/>
+        </w:rPr>
+        <w:t xml:space="preserve">ширина подставки </w:t>
       </w:r>
       <w:r>
         <w:rPr>
@@ -7214,6 +7223,46 @@
           <w:szCs w:val="28"/>
         </w:rPr>
         <w:t xml:space="preserve"> (30 мм).</w:t>
+      </w:r>
+      <w:r>
+        <w:rPr>
+          <w:rFonts w:ascii="Times New Roman" w:hAnsi="Times New Roman" w:cs="Times New Roman"/>
+          <w:sz w:val="28"/>
+          <w:szCs w:val="28"/>
+        </w:rPr>
+        <w:t xml:space="preserve"> </w:t>
+      </w:r>
+      <w:r>
+        <w:rPr>
+          <w:rFonts w:ascii="Times New Roman" w:hAnsi="Times New Roman" w:cs="Times New Roman"/>
+          <w:sz w:val="28"/>
+          <w:szCs w:val="28"/>
+        </w:rPr>
+        <w:t>В процессе построения ширина подставки задаётся 15 мм, но выдавливание фигуры треугольника происходит в обе стороны</w:t>
+      </w:r>
+      <w:r>
+        <w:rPr>
+          <w:rFonts w:ascii="Times New Roman" w:hAnsi="Times New Roman" w:cs="Times New Roman"/>
+          <w:sz w:val="28"/>
+          <w:szCs w:val="28"/>
+        </w:rPr>
+        <w:t xml:space="preserve"> от центра построения</w:t>
+      </w:r>
+      <w:r>
+        <w:rPr>
+          <w:rFonts w:ascii="Times New Roman" w:hAnsi="Times New Roman" w:cs="Times New Roman"/>
+          <w:sz w:val="28"/>
+          <w:szCs w:val="28"/>
+        </w:rPr>
+        <w:t>, поэтому общая ширина равна 30 мм</w:t>
+      </w:r>
+      <w:r>
+        <w:rPr>
+          <w:rFonts w:ascii="Times New Roman" w:hAnsi="Times New Roman" w:cs="Times New Roman"/>
+          <w:sz w:val="28"/>
+          <w:szCs w:val="28"/>
+        </w:rPr>
+        <w:t>;</w:t>
       </w:r>
     </w:p>
     <w:p>
@@ -7233,32 +7282,7 @@
           <w:sz w:val="28"/>
           <w:szCs w:val="28"/>
         </w:rPr>
-        <w:t>АС должна иметь пользовательский интерфейс с возможностью изменения значений, представленных выше, и последующим построении объекта «</w:t>
-      </w:r>
-      <w:r>
-        <w:rPr>
-          <w:rFonts w:ascii="Times New Roman" w:hAnsi="Times New Roman" w:cs="Times New Roman"/>
-          <w:sz w:val="28"/>
-          <w:szCs w:val="28"/>
-        </w:rPr>
-        <w:t>Рамка для фотографии</w:t>
-      </w:r>
-      <w:r>
-        <w:rPr>
-          <w:rFonts w:ascii="Times New Roman" w:hAnsi="Times New Roman" w:cs="Times New Roman"/>
-          <w:sz w:val="28"/>
-          <w:szCs w:val="28"/>
-        </w:rPr>
-        <w:t xml:space="preserve">» в САПР Inventor. В плагине должны проходить проверки значений, вводимых пользователем. Реализуемый плагин должен обеспечивать обработку ошибочных ситуаций, возникающих в </w:t>
-      </w:r>
-      <w:r>
-        <w:rPr>
-          <w:rFonts w:ascii="Times New Roman" w:hAnsi="Times New Roman" w:cs="Times New Roman"/>
-          <w:sz w:val="28"/>
-          <w:szCs w:val="28"/>
-        </w:rPr>
-        <w:lastRenderedPageBreak/>
-        <w:t>процессе работы.</w:t>
+        <w:t>−</w:t>
       </w:r>
       <w:r>
         <w:rPr>
@@ -7274,23 +7298,124 @@
           <w:sz w:val="28"/>
           <w:szCs w:val="28"/>
         </w:rPr>
-        <w:t>При нажатии на кнопку «Построить» должна проходить проверка</w:t>
-      </w:r>
-      <w:r>
-        <w:rPr>
-          <w:rFonts w:ascii="Times New Roman" w:hAnsi="Times New Roman" w:cs="Times New Roman"/>
-          <w:sz w:val="28"/>
-          <w:szCs w:val="28"/>
-        </w:rPr>
-        <w:t xml:space="preserve"> </w:t>
-      </w:r>
-      <w:r>
-        <w:rPr>
-          <w:rFonts w:ascii="Times New Roman" w:hAnsi="Times New Roman" w:cs="Times New Roman"/>
-          <w:sz w:val="28"/>
-          <w:szCs w:val="28"/>
-        </w:rPr>
-        <w:t>правильности ввода данных. Если данные некорректные, то должно высветиться окно с ошибкой построения и не будут применяться введенные параметры.</w:t>
+        <w:t xml:space="preserve">длина подставки </w:t>
+      </w:r>
+      <w:r>
+        <w:rPr>
+          <w:rFonts w:ascii="Times New Roman" w:hAnsi="Times New Roman" w:cs="Times New Roman"/>
+          <w:sz w:val="28"/>
+          <w:szCs w:val="28"/>
+          <w:lang w:val="en-US"/>
+        </w:rPr>
+        <w:t>m</w:t>
+      </w:r>
+      <w:r>
+        <w:rPr>
+          <w:rFonts w:ascii="Times New Roman" w:hAnsi="Times New Roman" w:cs="Times New Roman"/>
+          <w:sz w:val="28"/>
+          <w:szCs w:val="28"/>
+        </w:rPr>
+        <w:t xml:space="preserve"> (</w:t>
+      </w:r>
+      <w:r>
+        <w:rPr>
+          <w:rFonts w:ascii="Times New Roman" w:hAnsi="Times New Roman" w:cs="Times New Roman"/>
+          <w:sz w:val="28"/>
+          <w:szCs w:val="28"/>
+          <w:lang w:val="en-US"/>
+        </w:rPr>
+        <w:t>m</w:t>
+      </w:r>
+      <w:r>
+        <w:rPr>
+          <w:rFonts w:ascii="Times New Roman" w:hAnsi="Times New Roman" w:cs="Times New Roman"/>
+          <w:sz w:val="28"/>
+          <w:szCs w:val="28"/>
+        </w:rPr>
+        <w:t xml:space="preserve"> = </w:t>
+      </w:r>
+      <w:r>
+        <w:rPr>
+          <w:rFonts w:ascii="Times New Roman" w:hAnsi="Times New Roman" w:cs="Times New Roman"/>
+          <w:sz w:val="28"/>
+          <w:szCs w:val="28"/>
+          <w:lang w:val="en-US"/>
+        </w:rPr>
+        <w:t>c</w:t>
+      </w:r>
+      <w:r>
+        <w:rPr>
+          <w:rFonts w:ascii="Times New Roman" w:hAnsi="Times New Roman" w:cs="Times New Roman"/>
+          <w:sz w:val="28"/>
+          <w:szCs w:val="28"/>
+        </w:rPr>
+        <w:t xml:space="preserve"> * </w:t>
+      </w:r>
+      <w:r>
+        <w:rPr>
+          <w:rFonts w:ascii="Times New Roman" w:hAnsi="Times New Roman" w:cs="Times New Roman"/>
+          <w:sz w:val="28"/>
+          <w:szCs w:val="28"/>
+          <w:lang w:val="en-US"/>
+        </w:rPr>
+        <w:t>tan</w:t>
+      </w:r>
+      <w:r>
+        <w:rPr>
+          <w:rFonts w:ascii="Times New Roman" w:hAnsi="Times New Roman" w:cs="Times New Roman"/>
+          <w:sz w:val="28"/>
+          <w:szCs w:val="28"/>
+        </w:rPr>
+        <w:t>(</w:t>
+      </w:r>
+      <w:r>
+        <w:rPr>
+          <w:rFonts w:ascii="Times New Roman" w:hAnsi="Times New Roman" w:cs="Times New Roman"/>
+          <w:sz w:val="28"/>
+          <w:szCs w:val="28"/>
+          <w:lang w:val="en-US"/>
+        </w:rPr>
+        <w:t>a</w:t>
+      </w:r>
+      <w:r>
+        <w:rPr>
+          <w:rFonts w:ascii="Times New Roman" w:hAnsi="Times New Roman" w:cs="Times New Roman"/>
+          <w:sz w:val="28"/>
+          <w:szCs w:val="28"/>
+        </w:rPr>
+        <w:t xml:space="preserve">) </w:t>
+      </w:r>
+      <w:r>
+        <w:rPr>
+          <w:rFonts w:ascii="Times New Roman" w:hAnsi="Times New Roman" w:cs="Times New Roman"/>
+          <w:sz w:val="28"/>
+          <w:szCs w:val="28"/>
+        </w:rPr>
+        <w:t>мм</w:t>
+      </w:r>
+      <w:r>
+        <w:rPr>
+          <w:rFonts w:ascii="Times New Roman" w:hAnsi="Times New Roman" w:cs="Times New Roman"/>
+          <w:sz w:val="28"/>
+          <w:szCs w:val="28"/>
+        </w:rPr>
+        <w:t>)</w:t>
+      </w:r>
+      <w:r>
+        <w:rPr>
+          <w:rFonts w:ascii="Times New Roman" w:hAnsi="Times New Roman" w:cs="Times New Roman"/>
+          <w:sz w:val="28"/>
+          <w:szCs w:val="28"/>
+        </w:rPr>
+        <w:t xml:space="preserve">. Данный параметр вычисляется в последнюю очередь при построении подставки, </w:t>
+      </w:r>
+      <w:r>
+        <w:rPr>
+          <w:rFonts w:ascii="Times New Roman" w:hAnsi="Times New Roman" w:cs="Times New Roman"/>
+          <w:sz w:val="28"/>
+          <w:szCs w:val="28"/>
+        </w:rPr>
+        <w:t>так как он зависит от угла и высоты.</w:t>
       </w:r>
     </w:p>
     <w:p>
@@ -7304,6 +7429,75 @@
           <w:szCs w:val="28"/>
         </w:rPr>
       </w:pPr>
+      <w:r>
+        <w:rPr>
+          <w:rFonts w:ascii="Times New Roman" w:hAnsi="Times New Roman" w:cs="Times New Roman"/>
+          <w:sz w:val="28"/>
+          <w:szCs w:val="28"/>
+        </w:rPr>
+        <w:lastRenderedPageBreak/>
+        <w:t>АС должна иметь пользовательский интерфейс с возможностью изменения значений, представленных выше, и последующим построении объекта «</w:t>
+      </w:r>
+      <w:r>
+        <w:rPr>
+          <w:rFonts w:ascii="Times New Roman" w:hAnsi="Times New Roman" w:cs="Times New Roman"/>
+          <w:sz w:val="28"/>
+          <w:szCs w:val="28"/>
+        </w:rPr>
+        <w:t>Рамка для фотографии</w:t>
+      </w:r>
+      <w:r>
+        <w:rPr>
+          <w:rFonts w:ascii="Times New Roman" w:hAnsi="Times New Roman" w:cs="Times New Roman"/>
+          <w:sz w:val="28"/>
+          <w:szCs w:val="28"/>
+        </w:rPr>
+        <w:t>» в САПР Inventor. В плагине должны проходить проверки значений, вводимых пользователем. Реализуемый плагин должен обеспечивать обработку ошибочных ситуаций, возникающих в процессе работы.</w:t>
+      </w:r>
+      <w:r>
+        <w:rPr>
+          <w:rFonts w:ascii="Times New Roman" w:hAnsi="Times New Roman" w:cs="Times New Roman"/>
+          <w:sz w:val="28"/>
+          <w:szCs w:val="28"/>
+        </w:rPr>
+        <w:t xml:space="preserve"> </w:t>
+      </w:r>
+      <w:r>
+        <w:rPr>
+          <w:rFonts w:ascii="Times New Roman" w:hAnsi="Times New Roman" w:cs="Times New Roman"/>
+          <w:sz w:val="28"/>
+          <w:szCs w:val="28"/>
+        </w:rPr>
+        <w:t>При нажатии на кнопку «Построить» должна проходить проверка</w:t>
+      </w:r>
+      <w:r>
+        <w:rPr>
+          <w:rFonts w:ascii="Times New Roman" w:hAnsi="Times New Roman" w:cs="Times New Roman"/>
+          <w:sz w:val="28"/>
+          <w:szCs w:val="28"/>
+        </w:rPr>
+        <w:t xml:space="preserve"> </w:t>
+      </w:r>
+      <w:r>
+        <w:rPr>
+          <w:rFonts w:ascii="Times New Roman" w:hAnsi="Times New Roman" w:cs="Times New Roman"/>
+          <w:sz w:val="28"/>
+          <w:szCs w:val="28"/>
+        </w:rPr>
+        <w:t>правильности ввода данных. Если данные некорректные, то должно высветиться окно с ошибкой построения и не будут применяться введенные параметры.</w:t>
+      </w:r>
+    </w:p>
+    <w:p>
+      <w:pPr>
+        <w:spacing w:after="0" w:line="360" w:lineRule="auto"/>
+        <w:ind w:firstLine="708"/>
+        <w:jc w:val="both"/>
+        <w:rPr>
+          <w:rFonts w:ascii="Times New Roman" w:hAnsi="Times New Roman" w:cs="Times New Roman"/>
+          <w:sz w:val="28"/>
+          <w:szCs w:val="28"/>
+        </w:rPr>
+      </w:pPr>
     </w:p>
     <w:p>
       <w:pPr>
@@ -7573,6 +7767,7 @@
           <w:sz w:val="28"/>
           <w:szCs w:val="28"/>
         </w:rPr>
+        <w:lastRenderedPageBreak/>
         <w:t>Дополнительные требования к надежности не предъявляются.</w:t>
       </w:r>
       <w:bookmarkStart w:id="26" w:name="_Toc239937317"/>
@@ -7626,7 +7821,6 @@
           <w:rFonts w:cs="Times New Roman"/>
           <w:szCs w:val="28"/>
         </w:rPr>
-        <w:lastRenderedPageBreak/>
         <w:t xml:space="preserve">Дополнительные требования к безопасности плагина </w:t>
       </w:r>
       <w:r>
@@ -7928,7 +8122,6 @@
           <w:sz w:val="28"/>
           <w:szCs w:val="28"/>
         </w:rPr>
-        <w:lastRenderedPageBreak/>
         <w:t>Дополнительные требования по сохранности информации при авариях не предъявляются.</w:t>
       </w:r>
     </w:p>
@@ -8267,16 +8460,8 @@
           <w:sz w:val="28"/>
           <w:szCs w:val="28"/>
         </w:rPr>
-        <w:t xml:space="preserve">В рамках задачи должен быть спроектирован и реализован механизм задания геометрических параметров рамки (габариты, ширина окантовки, угол наклона подставки) с проверкой их корректности. Также должна быть </w:t>
-      </w:r>
-      <w:r>
-        <w:rPr>
-          <w:rFonts w:ascii="Times New Roman" w:hAnsi="Times New Roman" w:cs="Times New Roman"/>
-          <w:sz w:val="28"/>
-          <w:szCs w:val="28"/>
-        </w:rPr>
         <w:lastRenderedPageBreak/>
-        <w:t>разработана система взаимодействия с API САПР «Autodesk Inventor», производящая автоматическое 3D-построение модели рамки для фотографии с подставкой на основе заданных пользователем параметров.</w:t>
+        <w:t>В рамках задачи должен быть спроектирован и реализован механизм задания геометрических параметров рамки (габариты, ширина окантовки, угол наклона подставки) с проверкой их корректности. Также должна быть разработана система взаимодействия с API САПР «Autodesk Inventor», производящая автоматическое 3D-построение модели рамки для фотографии с подставкой на основе заданных пользователем параметров.</w:t>
       </w:r>
     </w:p>
     <w:p>
@@ -8516,7 +8701,16 @@
           <w:sz w:val="28"/>
           <w:szCs w:val="28"/>
         </w:rPr>
-        <w:t>При выборе программного обеспечения необходимо отдавать предпочтение платформам разработки и библиотекам, распространяемым под лицензией MIT или аналогичным ей лицензиям, допускающим свободное использование в любом ПО и освобождающим использующих от любой оплаты. Версия САПР Inventor версии 202</w:t>
+        <w:t xml:space="preserve">При выборе программного обеспечения необходимо отдавать предпочтение платформам разработки и библиотекам, распространяемым под </w:t>
+      </w:r>
+      <w:r>
+        <w:rPr>
+          <w:rFonts w:ascii="Times New Roman" w:hAnsi="Times New Roman" w:cs="Times New Roman"/>
+          <w:sz w:val="28"/>
+          <w:szCs w:val="28"/>
+        </w:rPr>
+        <w:lastRenderedPageBreak/>
+        <w:t>лицензией MIT или аналогичным ей лицензиям, допускающим свободное использование в любом ПО и освобождающим использующих от любой оплаты. Версия САПР Inventor версии 202</w:t>
       </w:r>
       <w:r>
         <w:rPr>
@@ -8552,7 +8746,6 @@
           <w:sz w:val="28"/>
           <w:szCs w:val="28"/>
         </w:rPr>
-        <w:lastRenderedPageBreak/>
         <w:t>Помимо этого, разработанная система должна работать на ПК с ОС Windows версии 10 и старше и разрядностью х64 с NET Framework 4.7.2.</w:t>
       </w:r>
     </w:p>
@@ -11916,7 +12109,7 @@
         <w:annotationRef/>
       </w:r>
       <w:r>
-        <w:t>+-</w:t>
+        <w:t>+</w:t>
       </w:r>
     </w:p>
   </w:comment>

--- a/docs/ОРСАПР_ТЗ_Литвиненко.docx
+++ b/docs/ОРСАПР_ТЗ_Литвиненко.docx
@@ -237,8 +237,20 @@
           <w:sz w:val="28"/>
           <w:szCs w:val="28"/>
         </w:rPr>
-        <w:t xml:space="preserve"> для системы автоматизированного проектирования Inventor</w:t>
-      </w:r>
+        <w:t xml:space="preserve"> для системы автоматизированного проектирования </w:t>
+      </w:r>
+      <w:proofErr w:type="spellStart"/>
+      <w:r>
+        <w:rPr>
+          <w:rFonts w:ascii="Times New Roman" w:hAnsi="Times New Roman" w:cs="Times New Roman"/>
+          <w:b/>
+          <w:bCs/>
+          <w:sz w:val="28"/>
+          <w:szCs w:val="28"/>
+        </w:rPr>
+        <w:t>Inventor</w:t>
+      </w:r>
+      <w:proofErr w:type="spellEnd"/>
     </w:p>
     <w:p>
       <w:pPr>
@@ -1240,7 +1252,7 @@
                 <w:sz w:val="28"/>
                 <w:szCs w:val="28"/>
               </w:rPr>
-              <w:t>3.1.2 Требования к численности и квалификации персонала системы</w:t>
+              <w:t>3.1.2 Требования к численности и квалификации персонала</w:t>
             </w:r>
             <w:r>
               <w:rPr>
@@ -4593,7 +4605,25 @@
           <w:sz w:val="28"/>
           <w:szCs w:val="28"/>
         </w:rPr>
-        <w:t xml:space="preserve"> для системы автоматизированного проектирования (САПР) Inventor.</w:t>
+        <w:t xml:space="preserve"> для системы автоматизированного проектирования (САПР) </w:t>
+      </w:r>
+      <w:proofErr w:type="spellStart"/>
+      <w:r>
+        <w:rPr>
+          <w:rFonts w:ascii="Times New Roman" w:hAnsi="Times New Roman" w:cs="Times New Roman"/>
+          <w:sz w:val="28"/>
+          <w:szCs w:val="28"/>
+        </w:rPr>
+        <w:t>Inventor</w:t>
+      </w:r>
+      <w:proofErr w:type="spellEnd"/>
+      <w:r>
+        <w:rPr>
+          <w:rFonts w:ascii="Times New Roman" w:hAnsi="Times New Roman" w:cs="Times New Roman"/>
+          <w:sz w:val="28"/>
+          <w:szCs w:val="28"/>
+        </w:rPr>
+        <w:t>.</w:t>
       </w:r>
     </w:p>
     <w:p>
@@ -4670,7 +4700,25 @@
           <w:sz w:val="28"/>
           <w:szCs w:val="28"/>
         </w:rPr>
-        <w:t>Заказчиком работ является: кандидат технических наук, доцент кафедры компьютерных систем в управлении и проектировании (КСУП) Калентьев Алексей Анатольевич.</w:t>
+        <w:t xml:space="preserve">Заказчиком работ является: кандидат технических наук, доцент кафедры компьютерных систем в управлении и проектировании (КСУП) </w:t>
+      </w:r>
+      <w:proofErr w:type="spellStart"/>
+      <w:r>
+        <w:rPr>
+          <w:rFonts w:ascii="Times New Roman" w:hAnsi="Times New Roman" w:cs="Times New Roman"/>
+          <w:sz w:val="28"/>
+          <w:szCs w:val="28"/>
+        </w:rPr>
+        <w:t>Калентьев</w:t>
+      </w:r>
+      <w:proofErr w:type="spellEnd"/>
+      <w:r>
+        <w:rPr>
+          <w:rFonts w:ascii="Times New Roman" w:hAnsi="Times New Roman" w:cs="Times New Roman"/>
+          <w:sz w:val="28"/>
+          <w:szCs w:val="28"/>
+        </w:rPr>
+        <w:t xml:space="preserve"> Алексей Анатольевич.</w:t>
       </w:r>
     </w:p>
     <w:p>
@@ -5332,7 +5380,25 @@
           <w:sz w:val="28"/>
           <w:szCs w:val="28"/>
         </w:rPr>
-        <w:t xml:space="preserve"> для САПР Inventor является автоматизация построения </w:t>
+        <w:t xml:space="preserve"> для САПР </w:t>
+      </w:r>
+      <w:proofErr w:type="spellStart"/>
+      <w:r>
+        <w:rPr>
+          <w:rFonts w:ascii="Times New Roman" w:hAnsi="Times New Roman" w:cs="Times New Roman"/>
+          <w:sz w:val="28"/>
+          <w:szCs w:val="28"/>
+        </w:rPr>
+        <w:t>Inventor</w:t>
+      </w:r>
+      <w:proofErr w:type="spellEnd"/>
+      <w:r>
+        <w:rPr>
+          <w:rFonts w:ascii="Times New Roman" w:hAnsi="Times New Roman" w:cs="Times New Roman"/>
+          <w:sz w:val="28"/>
+          <w:szCs w:val="28"/>
+        </w:rPr>
+        <w:t xml:space="preserve"> является автоматизация построения </w:t>
       </w:r>
       <w:r>
         <w:rPr>
@@ -5480,7 +5546,7 @@
           <w:szCs w:val="28"/>
         </w:rPr>
         <w:drawing>
-          <wp:inline distT="0" distB="0" distL="0" distR="0" wp14:anchorId="5F649430" wp14:editId="00027C12">
+          <wp:inline distT="0" distB="0" distL="0" distR="0" wp14:anchorId="5F649430" wp14:editId="1CB88A63">
             <wp:extent cx="4690110" cy="3693795"/>
             <wp:effectExtent l="19050" t="19050" r="15240" b="20955"/>
             <wp:docPr id="1" name="Рисунок 1"/>
@@ -5801,8 +5867,18 @@
           <w:sz w:val="28"/>
           <w:szCs w:val="28"/>
         </w:rPr>
-        <w:t>Autodesk Inventor</w:t>
-      </w:r>
+        <w:t xml:space="preserve">Autodesk </w:t>
+      </w:r>
+      <w:proofErr w:type="spellStart"/>
+      <w:r>
+        <w:rPr>
+          <w:rFonts w:ascii="Times New Roman" w:hAnsi="Times New Roman" w:cs="Times New Roman"/>
+          <w:sz w:val="28"/>
+          <w:szCs w:val="28"/>
+        </w:rPr>
+        <w:t>Inventor</w:t>
+      </w:r>
+      <w:proofErr w:type="spellEnd"/>
       <w:r>
         <w:rPr>
           <w:rFonts w:ascii="Times New Roman" w:hAnsi="Times New Roman" w:cs="Times New Roman"/>
@@ -5853,8 +5929,18 @@
           <w:sz w:val="28"/>
           <w:szCs w:val="28"/>
         </w:rPr>
-        <w:t>Autodesk Inventor</w:t>
-      </w:r>
+        <w:t xml:space="preserve">Autodesk </w:t>
+      </w:r>
+      <w:proofErr w:type="spellStart"/>
+      <w:r>
+        <w:rPr>
+          <w:rFonts w:ascii="Times New Roman" w:hAnsi="Times New Roman" w:cs="Times New Roman"/>
+          <w:sz w:val="28"/>
+          <w:szCs w:val="28"/>
+        </w:rPr>
+        <w:t>Inventor</w:t>
+      </w:r>
+      <w:proofErr w:type="spellEnd"/>
       <w:r>
         <w:rPr>
           <w:rFonts w:ascii="Times New Roman" w:hAnsi="Times New Roman" w:cs="Times New Roman"/>
@@ -7452,7 +7538,25 @@
           <w:sz w:val="28"/>
           <w:szCs w:val="28"/>
         </w:rPr>
-        <w:t>» в САПР Inventor. В плагине должны проходить проверки значений, вводимых пользователем. Реализуемый плагин должен обеспечивать обработку ошибочных ситуаций, возникающих в процессе работы.</w:t>
+        <w:t xml:space="preserve">» в САПР </w:t>
+      </w:r>
+      <w:proofErr w:type="spellStart"/>
+      <w:r>
+        <w:rPr>
+          <w:rFonts w:ascii="Times New Roman" w:hAnsi="Times New Roman" w:cs="Times New Roman"/>
+          <w:sz w:val="28"/>
+          <w:szCs w:val="28"/>
+        </w:rPr>
+        <w:t>Inventor</w:t>
+      </w:r>
+      <w:proofErr w:type="spellEnd"/>
+      <w:r>
+        <w:rPr>
+          <w:rFonts w:ascii="Times New Roman" w:hAnsi="Times New Roman" w:cs="Times New Roman"/>
+          <w:sz w:val="28"/>
+          <w:szCs w:val="28"/>
+        </w:rPr>
+        <w:t>. В плагине должны проходить проверки значений, вводимых пользователем. Реализуемый плагин должен обеспечивать обработку ошибочных ситуаций, возникающих в процессе работы.</w:t>
       </w:r>
       <w:r>
         <w:rPr>
@@ -7722,6 +7826,23 @@
     </w:p>
     <w:p>
       <w:pPr>
+        <w:rPr>
+          <w:rFonts w:ascii="Times New Roman" w:hAnsi="Times New Roman"/>
+          <w:b/>
+          <w:bCs/>
+          <w:sz w:val="28"/>
+        </w:rPr>
+      </w:pPr>
+      <w:r>
+        <w:rPr>
+          <w:b/>
+          <w:bCs/>
+        </w:rPr>
+        <w:br w:type="page"/>
+      </w:r>
+    </w:p>
+    <w:p>
+      <w:pPr>
         <w:pStyle w:val="12"/>
         <w:spacing w:after="0" w:line="360" w:lineRule="auto"/>
         <w:jc w:val="center"/>
@@ -7735,6 +7856,7 @@
           <w:b/>
           <w:bCs/>
         </w:rPr>
+        <w:lastRenderedPageBreak/>
         <w:t>3.1.4 Требования к надежности</w:t>
       </w:r>
       <w:bookmarkEnd w:id="25"/>
@@ -7767,7 +7889,6 @@
           <w:sz w:val="28"/>
           <w:szCs w:val="28"/>
         </w:rPr>
-        <w:lastRenderedPageBreak/>
         <w:t>Дополнительные требования к надежности не предъявляются.</w:t>
       </w:r>
       <w:bookmarkStart w:id="26" w:name="_Toc239937317"/>
@@ -7904,7 +8025,43 @@
           <w:sz w:val="28"/>
           <w:szCs w:val="28"/>
         </w:rPr>
-        <w:t>Пользовательские интерфейсы для всех подсистем, разработанных в рамках создания системы должны быть выполнены в виде desktop интерфейсов с помощью фреймворков WindowsForms, WPF или аналогичных им, позволяющих создавать пользовательские интерфейсы для ОС Windows 10 и выше.</w:t>
+        <w:t xml:space="preserve">Пользовательские интерфейсы для всех подсистем, разработанных в рамках создания системы должны быть выполнены в виде </w:t>
+      </w:r>
+      <w:proofErr w:type="spellStart"/>
+      <w:r>
+        <w:rPr>
+          <w:rFonts w:ascii="Times New Roman" w:hAnsi="Times New Roman" w:cs="Times New Roman"/>
+          <w:sz w:val="28"/>
+          <w:szCs w:val="28"/>
+        </w:rPr>
+        <w:t>desktop</w:t>
+      </w:r>
+      <w:proofErr w:type="spellEnd"/>
+      <w:r>
+        <w:rPr>
+          <w:rFonts w:ascii="Times New Roman" w:hAnsi="Times New Roman" w:cs="Times New Roman"/>
+          <w:sz w:val="28"/>
+          <w:szCs w:val="28"/>
+        </w:rPr>
+        <w:t xml:space="preserve"> интерфейсов с помощью фреймворков </w:t>
+      </w:r>
+      <w:proofErr w:type="spellStart"/>
+      <w:r>
+        <w:rPr>
+          <w:rFonts w:ascii="Times New Roman" w:hAnsi="Times New Roman" w:cs="Times New Roman"/>
+          <w:sz w:val="28"/>
+          <w:szCs w:val="28"/>
+        </w:rPr>
+        <w:t>WindowsForms</w:t>
+      </w:r>
+      <w:proofErr w:type="spellEnd"/>
+      <w:r>
+        <w:rPr>
+          <w:rFonts w:ascii="Times New Roman" w:hAnsi="Times New Roman" w:cs="Times New Roman"/>
+          <w:sz w:val="28"/>
+          <w:szCs w:val="28"/>
+        </w:rPr>
+        <w:t>, WPF или аналогичных им, позволяющих создавать пользовательские интерфейсы для ОС Windows 10 и выше.</w:t>
       </w:r>
     </w:p>
     <w:p>
@@ -7944,7 +8101,25 @@
           <w:sz w:val="28"/>
           <w:szCs w:val="28"/>
         </w:rPr>
-        <w:t>Элементы интерфейса должны отвечать рекомендациям по верстке интерфейсов desktop-приложений указанным в источнике [1].</w:t>
+        <w:t xml:space="preserve">Элементы интерфейса должны отвечать рекомендациям по верстке интерфейсов </w:t>
+      </w:r>
+      <w:proofErr w:type="spellStart"/>
+      <w:r>
+        <w:rPr>
+          <w:rFonts w:ascii="Times New Roman" w:hAnsi="Times New Roman" w:cs="Times New Roman"/>
+          <w:sz w:val="28"/>
+          <w:szCs w:val="28"/>
+        </w:rPr>
+        <w:t>desktop</w:t>
+      </w:r>
+      <w:proofErr w:type="spellEnd"/>
+      <w:r>
+        <w:rPr>
+          <w:rFonts w:ascii="Times New Roman" w:hAnsi="Times New Roman" w:cs="Times New Roman"/>
+          <w:sz w:val="28"/>
+          <w:szCs w:val="28"/>
+        </w:rPr>
+        <w:t>-приложений указанным в источнике [1].</w:t>
       </w:r>
     </w:p>
     <w:p>
@@ -8011,6 +8186,23 @@
     </w:p>
     <w:p>
       <w:pPr>
+        <w:rPr>
+          <w:rFonts w:ascii="Times New Roman" w:hAnsi="Times New Roman"/>
+          <w:b/>
+          <w:bCs/>
+          <w:sz w:val="28"/>
+        </w:rPr>
+      </w:pPr>
+      <w:r>
+        <w:rPr>
+          <w:b/>
+          <w:bCs/>
+        </w:rPr>
+        <w:br w:type="page"/>
+      </w:r>
+    </w:p>
+    <w:p>
+      <w:pPr>
         <w:pStyle w:val="12"/>
         <w:spacing w:after="0" w:line="360" w:lineRule="auto"/>
         <w:jc w:val="center"/>
@@ -8024,6 +8216,7 @@
           <w:b/>
           <w:bCs/>
         </w:rPr>
+        <w:lastRenderedPageBreak/>
         <w:t>3.1.8 Требования к защите информации от несанкционированного доступа</w:t>
       </w:r>
       <w:bookmarkEnd w:id="29"/>
@@ -8342,6 +8535,24 @@
     </w:p>
     <w:p>
       <w:pPr>
+        <w:rPr>
+          <w:rFonts w:ascii="Times New Roman" w:hAnsi="Times New Roman"/>
+          <w:b/>
+          <w:bCs/>
+          <w:sz w:val="28"/>
+        </w:rPr>
+      </w:pPr>
+      <w:bookmarkStart w:id="34" w:name="_Toc239937325"/>
+      <w:r>
+        <w:rPr>
+          <w:b/>
+          <w:bCs/>
+        </w:rPr>
+        <w:br w:type="page"/>
+      </w:r>
+    </w:p>
+    <w:p>
+      <w:pPr>
         <w:pStyle w:val="12"/>
         <w:spacing w:after="0" w:line="360" w:lineRule="auto"/>
         <w:jc w:val="center"/>
@@ -8350,12 +8561,12 @@
           <w:bCs/>
         </w:rPr>
       </w:pPr>
-      <w:bookmarkStart w:id="34" w:name="_Toc239937325"/>
-      <w:r>
-        <w:rPr>
-          <w:b/>
-          <w:bCs/>
-        </w:rPr>
+      <w:r>
+        <w:rPr>
+          <w:b/>
+          <w:bCs/>
+        </w:rPr>
+        <w:lastRenderedPageBreak/>
         <w:t>3.2 Требования к функциям (задачам), выполняемым АС</w:t>
       </w:r>
       <w:bookmarkEnd w:id="34"/>
@@ -8410,13 +8621,23 @@
           <w:szCs w:val="28"/>
         </w:rPr>
       </w:pPr>
-      <w:r>
-        <w:rPr>
-          <w:rFonts w:ascii="Times New Roman" w:hAnsi="Times New Roman" w:cs="Times New Roman"/>
-          <w:sz w:val="28"/>
-          <w:szCs w:val="28"/>
-        </w:rPr>
-        <w:t xml:space="preserve">САПР </w:t>
+      <w:proofErr w:type="gramStart"/>
+      <w:r>
+        <w:rPr>
+          <w:rFonts w:ascii="Times New Roman" w:hAnsi="Times New Roman" w:cs="Times New Roman"/>
+          <w:sz w:val="28"/>
+          <w:szCs w:val="28"/>
+        </w:rPr>
+        <w:t>САПР</w:t>
+      </w:r>
+      <w:proofErr w:type="gramEnd"/>
+      <w:r>
+        <w:rPr>
+          <w:rFonts w:ascii="Times New Roman" w:hAnsi="Times New Roman" w:cs="Times New Roman"/>
+          <w:sz w:val="28"/>
+          <w:szCs w:val="28"/>
+        </w:rPr>
+        <w:t xml:space="preserve"> </w:t>
       </w:r>
       <w:r>
         <w:rPr>
@@ -8460,8 +8681,25 @@
           <w:sz w:val="28"/>
           <w:szCs w:val="28"/>
         </w:rPr>
-        <w:lastRenderedPageBreak/>
-        <w:t>В рамках задачи должен быть спроектирован и реализован механизм задания геометрических параметров рамки (габариты, ширина окантовки, угол наклона подставки) с проверкой их корректности. Также должна быть разработана система взаимодействия с API САПР «Autodesk Inventor», производящая автоматическое 3D-построение модели рамки для фотографии с подставкой на основе заданных пользователем параметров.</w:t>
+        <w:t xml:space="preserve">В рамках задачи должен быть спроектирован и реализован механизм задания геометрических параметров рамки (габариты, ширина окантовки, угол наклона подставки) с проверкой их корректности. Также должна быть разработана система взаимодействия с API САПР «Autodesk </w:t>
+      </w:r>
+      <w:proofErr w:type="spellStart"/>
+      <w:r>
+        <w:rPr>
+          <w:rFonts w:ascii="Times New Roman" w:hAnsi="Times New Roman" w:cs="Times New Roman"/>
+          <w:sz w:val="28"/>
+          <w:szCs w:val="28"/>
+        </w:rPr>
+        <w:t>Inventor</w:t>
+      </w:r>
+      <w:proofErr w:type="spellEnd"/>
+      <w:r>
+        <w:rPr>
+          <w:rFonts w:ascii="Times New Roman" w:hAnsi="Times New Roman" w:cs="Times New Roman"/>
+          <w:sz w:val="28"/>
+          <w:szCs w:val="28"/>
+        </w:rPr>
+        <w:t>», производящая автоматическое 3D-построение модели рамки для фотографии с подставкой на основе заданных пользователем параметров.</w:t>
       </w:r>
     </w:p>
     <w:p>
@@ -8609,6 +8847,23 @@
     </w:p>
     <w:p>
       <w:pPr>
+        <w:rPr>
+          <w:rFonts w:ascii="Times New Roman" w:hAnsi="Times New Roman"/>
+          <w:b/>
+          <w:bCs/>
+          <w:sz w:val="28"/>
+        </w:rPr>
+      </w:pPr>
+      <w:r>
+        <w:rPr>
+          <w:b/>
+          <w:bCs/>
+        </w:rPr>
+        <w:br w:type="page"/>
+      </w:r>
+    </w:p>
+    <w:p>
+      <w:pPr>
         <w:pStyle w:val="12"/>
         <w:spacing w:after="0" w:line="360" w:lineRule="auto"/>
         <w:jc w:val="center"/>
@@ -8622,6 +8877,7 @@
           <w:b/>
           <w:bCs/>
         </w:rPr>
+        <w:lastRenderedPageBreak/>
         <w:t>3.3.3 Требования к лингвистическому обеспечению системы</w:t>
       </w:r>
       <w:bookmarkEnd w:id="39"/>
@@ -8701,16 +8957,25 @@
           <w:sz w:val="28"/>
           <w:szCs w:val="28"/>
         </w:rPr>
-        <w:t xml:space="preserve">При выборе программного обеспечения необходимо отдавать предпочтение платформам разработки и библиотекам, распространяемым под </w:t>
-      </w:r>
-      <w:r>
-        <w:rPr>
-          <w:rFonts w:ascii="Times New Roman" w:hAnsi="Times New Roman" w:cs="Times New Roman"/>
-          <w:sz w:val="28"/>
-          <w:szCs w:val="28"/>
-        </w:rPr>
-        <w:lastRenderedPageBreak/>
-        <w:t>лицензией MIT или аналогичным ей лицензиям, допускающим свободное использование в любом ПО и освобождающим использующих от любой оплаты. Версия САПР Inventor версии 202</w:t>
+        <w:t xml:space="preserve">При выборе программного обеспечения необходимо отдавать предпочтение платформам разработки и библиотекам, распространяемым под лицензией MIT или аналогичным ей лицензиям, допускающим свободное использование в любом ПО и освобождающим использующих от любой оплаты. Версия САПР </w:t>
+      </w:r>
+      <w:proofErr w:type="spellStart"/>
+      <w:r>
+        <w:rPr>
+          <w:rFonts w:ascii="Times New Roman" w:hAnsi="Times New Roman" w:cs="Times New Roman"/>
+          <w:sz w:val="28"/>
+          <w:szCs w:val="28"/>
+        </w:rPr>
+        <w:t>Inventor</w:t>
+      </w:r>
+      <w:proofErr w:type="spellEnd"/>
+      <w:r>
+        <w:rPr>
+          <w:rFonts w:ascii="Times New Roman" w:hAnsi="Times New Roman" w:cs="Times New Roman"/>
+          <w:sz w:val="28"/>
+          <w:szCs w:val="28"/>
+        </w:rPr>
+        <w:t xml:space="preserve"> версии 202</w:t>
       </w:r>
       <w:r>
         <w:rPr>
@@ -8754,12 +9019,10 @@
         <w:rPr>
           <w:rFonts w:ascii="Times New Roman" w:hAnsi="Times New Roman"/>
           <w:sz w:val="28"/>
+          <w:szCs w:val="28"/>
         </w:rPr>
       </w:pPr>
       <w:bookmarkStart w:id="41" w:name="_Toc239937332"/>
-      <w:r>
-        <w:br w:type="page"/>
-      </w:r>
     </w:p>
     <w:p>
       <w:pPr>
@@ -8776,7 +9039,6 @@
           <w:b/>
           <w:bCs/>
         </w:rPr>
-        <w:lastRenderedPageBreak/>
         <w:t>3.3.5 Требования к техническому обеспечению системы</w:t>
       </w:r>
       <w:bookmarkEnd w:id="41"/>
@@ -9024,6 +9286,7 @@
           <w:b/>
           <w:bCs/>
         </w:rPr>
+        <w:lastRenderedPageBreak/>
         <w:t>3.3.7 Требования к организационному обеспечению</w:t>
       </w:r>
       <w:bookmarkEnd w:id="45"/>
@@ -9176,6 +9439,17 @@
     </w:p>
     <w:p>
       <w:pPr>
+        <w:pStyle w:val="12"/>
+        <w:spacing w:after="0" w:line="360" w:lineRule="auto"/>
+        <w:jc w:val="center"/>
+        <w:rPr>
+          <w:b/>
+          <w:bCs/>
+        </w:rPr>
+      </w:pPr>
+    </w:p>
+    <w:p>
+      <w:pPr>
         <w:spacing w:after="0" w:line="360" w:lineRule="auto"/>
         <w:ind w:left="708" w:firstLine="708"/>
         <w:jc w:val="both"/>
@@ -9207,7 +9481,25 @@
           <w:sz w:val="28"/>
           <w:szCs w:val="28"/>
         </w:rPr>
-        <w:t xml:space="preserve">" для САПР Inventor приведены в таблице 4.1. </w:t>
+        <w:t xml:space="preserve">" для САПР </w:t>
+      </w:r>
+      <w:proofErr w:type="spellStart"/>
+      <w:r>
+        <w:rPr>
+          <w:rFonts w:ascii="Times New Roman" w:hAnsi="Times New Roman" w:cs="Times New Roman"/>
+          <w:sz w:val="28"/>
+          <w:szCs w:val="28"/>
+        </w:rPr>
+        <w:t>Inventor</w:t>
+      </w:r>
+      <w:proofErr w:type="spellEnd"/>
+      <w:r>
+        <w:rPr>
+          <w:rFonts w:ascii="Times New Roman" w:hAnsi="Times New Roman" w:cs="Times New Roman"/>
+          <w:sz w:val="28"/>
+          <w:szCs w:val="28"/>
+        </w:rPr>
+        <w:t xml:space="preserve"> приведены в таблице 4.1. </w:t>
       </w:r>
     </w:p>
     <w:p>
@@ -9243,8 +9535,18 @@
           <w:sz w:val="28"/>
           <w:szCs w:val="28"/>
         </w:rPr>
-        <w:t>" для САПР Inventor</w:t>
-      </w:r>
+        <w:t xml:space="preserve">" для САПР </w:t>
+      </w:r>
+      <w:proofErr w:type="spellStart"/>
+      <w:r>
+        <w:rPr>
+          <w:rFonts w:ascii="Times New Roman" w:hAnsi="Times New Roman" w:cs="Times New Roman"/>
+          <w:sz w:val="28"/>
+          <w:szCs w:val="28"/>
+        </w:rPr>
+        <w:t>Inventor</w:t>
+      </w:r>
+      <w:proofErr w:type="spellEnd"/>
     </w:p>
     <w:tbl>
       <w:tblPr>
@@ -10067,37 +10369,6 @@
           <w:rFonts w:ascii="Times New Roman" w:hAnsi="Times New Roman" w:cs="Times New Roman"/>
           <w:sz w:val="28"/>
           <w:szCs w:val="28"/>
-          <w:lang w:val="en-US"/>
-        </w:rPr>
-      </w:pPr>
-    </w:p>
-    <w:p>
-      <w:pPr>
-        <w:spacing w:after="0" w:line="360" w:lineRule="auto"/>
-        <w:jc w:val="center"/>
-        <w:rPr>
-          <w:rFonts w:ascii="Times New Roman" w:hAnsi="Times New Roman" w:cs="Times New Roman"/>
-          <w:sz w:val="28"/>
-          <w:szCs w:val="28"/>
-        </w:rPr>
-      </w:pPr>
-      <w:r>
-        <w:rPr>
-          <w:rFonts w:ascii="Times New Roman" w:hAnsi="Times New Roman" w:cs="Times New Roman"/>
-          <w:sz w:val="28"/>
-          <w:szCs w:val="28"/>
-        </w:rPr>
-        <w:t>Томск 2026</w:t>
-      </w:r>
-    </w:p>
-    <w:p>
-      <w:pPr>
-        <w:spacing w:after="0" w:line="360" w:lineRule="auto"/>
-        <w:jc w:val="center"/>
-        <w:rPr>
-          <w:rFonts w:ascii="Times New Roman" w:hAnsi="Times New Roman" w:cs="Times New Roman"/>
-          <w:sz w:val="28"/>
-          <w:szCs w:val="28"/>
         </w:rPr>
         <w:sectPr>
           <w:pgSz w:w="16838" w:h="11906" w:orient="landscape"/>
@@ -10260,7 +10531,25 @@
           <w:sz w:val="28"/>
           <w:szCs w:val="28"/>
         </w:rPr>
-        <w:t xml:space="preserve"> для САПР Inventor нужны следующие документы: </w:t>
+        <w:t xml:space="preserve"> для САПР </w:t>
+      </w:r>
+      <w:proofErr w:type="spellStart"/>
+      <w:r>
+        <w:rPr>
+          <w:rFonts w:ascii="Times New Roman" w:hAnsi="Times New Roman" w:cs="Times New Roman"/>
+          <w:sz w:val="28"/>
+          <w:szCs w:val="28"/>
+        </w:rPr>
+        <w:t>Inventor</w:t>
+      </w:r>
+      <w:proofErr w:type="spellEnd"/>
+      <w:r>
+        <w:rPr>
+          <w:rFonts w:ascii="Times New Roman" w:hAnsi="Times New Roman" w:cs="Times New Roman"/>
+          <w:sz w:val="28"/>
+          <w:szCs w:val="28"/>
+        </w:rPr>
+        <w:t xml:space="preserve"> нужны следующие документы: </w:t>
       </w:r>
     </w:p>
     <w:p>
@@ -11286,7 +11575,43 @@
           <w:sz w:val="28"/>
           <w:szCs w:val="28"/>
         </w:rPr>
-        <w:t xml:space="preserve">Нижеперечисленные документы к АС предоставляются в электронном виде в форматах .docx и .pdf по одному экземпляру каждый </w:t>
+        <w:t>Нижеперечисленные документы к АС предоставляются в электронном виде в форматах .</w:t>
+      </w:r>
+      <w:proofErr w:type="spellStart"/>
+      <w:r>
+        <w:rPr>
+          <w:rFonts w:ascii="Times New Roman" w:hAnsi="Times New Roman" w:cs="Times New Roman"/>
+          <w:sz w:val="28"/>
+          <w:szCs w:val="28"/>
+        </w:rPr>
+        <w:t>docx</w:t>
+      </w:r>
+      <w:proofErr w:type="spellEnd"/>
+      <w:r>
+        <w:rPr>
+          <w:rFonts w:ascii="Times New Roman" w:hAnsi="Times New Roman" w:cs="Times New Roman"/>
+          <w:sz w:val="28"/>
+          <w:szCs w:val="28"/>
+        </w:rPr>
+        <w:t xml:space="preserve"> и .</w:t>
+      </w:r>
+      <w:proofErr w:type="spellStart"/>
+      <w:r>
+        <w:rPr>
+          <w:rFonts w:ascii="Times New Roman" w:hAnsi="Times New Roman" w:cs="Times New Roman"/>
+          <w:sz w:val="28"/>
+          <w:szCs w:val="28"/>
+        </w:rPr>
+        <w:t>pdf</w:t>
+      </w:r>
+      <w:proofErr w:type="spellEnd"/>
+      <w:r>
+        <w:rPr>
+          <w:rFonts w:ascii="Times New Roman" w:hAnsi="Times New Roman" w:cs="Times New Roman"/>
+          <w:sz w:val="28"/>
+          <w:szCs w:val="28"/>
+        </w:rPr>
+        <w:t xml:space="preserve"> по одному экземпляру каждый </w:t>
       </w:r>
     </w:p>
     <w:p>
@@ -11523,7 +11848,25 @@
           <w:szCs w:val="28"/>
         </w:rPr>
         <w:lastRenderedPageBreak/>
-        <w:t xml:space="preserve">− шрифт – Times New Roman 14; </w:t>
+        <w:t xml:space="preserve">− шрифт – Times New </w:t>
+      </w:r>
+      <w:proofErr w:type="spellStart"/>
+      <w:r>
+        <w:rPr>
+          <w:rFonts w:ascii="Times New Roman" w:hAnsi="Times New Roman" w:cs="Times New Roman"/>
+          <w:sz w:val="28"/>
+          <w:szCs w:val="28"/>
+        </w:rPr>
+        <w:t>Roman</w:t>
+      </w:r>
+      <w:proofErr w:type="spellEnd"/>
+      <w:r>
+        <w:rPr>
+          <w:rFonts w:ascii="Times New Roman" w:hAnsi="Times New Roman" w:cs="Times New Roman"/>
+          <w:sz w:val="28"/>
+          <w:szCs w:val="28"/>
+        </w:rPr>
+        <w:t xml:space="preserve"> 14; </w:t>
       </w:r>
     </w:p>
     <w:p>
@@ -11728,7 +12071,61 @@
           <w:sz w:val="28"/>
           <w:szCs w:val="28"/>
         </w:rPr>
-        <w:t xml:space="preserve">1. Новые технологии в программировании : учебное пособие / А. А. Калентьев, Д. В. Гарайс, А. Е. Горяинов — Томск : Эль Контент, 2014. — 176 с. </w:t>
+        <w:t xml:space="preserve">1. Новые технологии в </w:t>
+      </w:r>
+      <w:proofErr w:type="gramStart"/>
+      <w:r>
+        <w:rPr>
+          <w:rFonts w:ascii="Times New Roman" w:hAnsi="Times New Roman" w:cs="Times New Roman"/>
+          <w:sz w:val="28"/>
+          <w:szCs w:val="28"/>
+        </w:rPr>
+        <w:t>программировании :</w:t>
+      </w:r>
+      <w:proofErr w:type="gramEnd"/>
+      <w:r>
+        <w:rPr>
+          <w:rFonts w:ascii="Times New Roman" w:hAnsi="Times New Roman" w:cs="Times New Roman"/>
+          <w:sz w:val="28"/>
+          <w:szCs w:val="28"/>
+        </w:rPr>
+        <w:t xml:space="preserve"> учебное пособие / А. А. </w:t>
+      </w:r>
+      <w:proofErr w:type="spellStart"/>
+      <w:r>
+        <w:rPr>
+          <w:rFonts w:ascii="Times New Roman" w:hAnsi="Times New Roman" w:cs="Times New Roman"/>
+          <w:sz w:val="28"/>
+          <w:szCs w:val="28"/>
+        </w:rPr>
+        <w:t>Калентьев</w:t>
+      </w:r>
+      <w:proofErr w:type="spellEnd"/>
+      <w:r>
+        <w:rPr>
+          <w:rFonts w:ascii="Times New Roman" w:hAnsi="Times New Roman" w:cs="Times New Roman"/>
+          <w:sz w:val="28"/>
+          <w:szCs w:val="28"/>
+        </w:rPr>
+        <w:t xml:space="preserve">, Д. В. </w:t>
+      </w:r>
+      <w:proofErr w:type="spellStart"/>
+      <w:r>
+        <w:rPr>
+          <w:rFonts w:ascii="Times New Roman" w:hAnsi="Times New Roman" w:cs="Times New Roman"/>
+          <w:sz w:val="28"/>
+          <w:szCs w:val="28"/>
+        </w:rPr>
+        <w:t>Гарайс</w:t>
+      </w:r>
+      <w:proofErr w:type="spellEnd"/>
+      <w:r>
+        <w:rPr>
+          <w:rFonts w:ascii="Times New Roman" w:hAnsi="Times New Roman" w:cs="Times New Roman"/>
+          <w:sz w:val="28"/>
+          <w:szCs w:val="28"/>
+        </w:rPr>
+        <w:t xml:space="preserve">, А. Е. Горяинов — Томск : Эль Контент, 2014. — 176 с. </w:t>
       </w:r>
     </w:p>
     <w:p>
@@ -11848,7 +12245,79 @@
           <w:sz w:val="28"/>
           <w:szCs w:val="28"/>
         </w:rPr>
-        <w:t>7. Введение в UML от создателей языка [Текст] : руководство пользователя / Г. Буч, Д. Рамбо, И. Якобсон. - 2-е изд. - М. : ДМК Пресс, 2012. - 494 с. : ил. - (Классика программирования). - Предм. указ.: с. 483 493. - ISBN 978-5-94074-644-7;</w:t>
+        <w:t>7. Введение в UML от создателей языка [Текст</w:t>
+      </w:r>
+      <w:proofErr w:type="gramStart"/>
+      <w:r>
+        <w:rPr>
+          <w:rFonts w:ascii="Times New Roman" w:hAnsi="Times New Roman" w:cs="Times New Roman"/>
+          <w:sz w:val="28"/>
+          <w:szCs w:val="28"/>
+        </w:rPr>
+        <w:t>] :</w:t>
+      </w:r>
+      <w:proofErr w:type="gramEnd"/>
+      <w:r>
+        <w:rPr>
+          <w:rFonts w:ascii="Times New Roman" w:hAnsi="Times New Roman" w:cs="Times New Roman"/>
+          <w:sz w:val="28"/>
+          <w:szCs w:val="28"/>
+        </w:rPr>
+        <w:t xml:space="preserve"> руководство пользователя / Г. Буч, Д. Рамбо, И. Якобсон. - 2-е изд. - </w:t>
+      </w:r>
+      <w:proofErr w:type="gramStart"/>
+      <w:r>
+        <w:rPr>
+          <w:rFonts w:ascii="Times New Roman" w:hAnsi="Times New Roman" w:cs="Times New Roman"/>
+          <w:sz w:val="28"/>
+          <w:szCs w:val="28"/>
+        </w:rPr>
+        <w:t>М. :</w:t>
+      </w:r>
+      <w:proofErr w:type="gramEnd"/>
+      <w:r>
+        <w:rPr>
+          <w:rFonts w:ascii="Times New Roman" w:hAnsi="Times New Roman" w:cs="Times New Roman"/>
+          <w:sz w:val="28"/>
+          <w:szCs w:val="28"/>
+        </w:rPr>
+        <w:t xml:space="preserve"> ДМК Пресс, 2012. - 494 </w:t>
+      </w:r>
+      <w:proofErr w:type="gramStart"/>
+      <w:r>
+        <w:rPr>
+          <w:rFonts w:ascii="Times New Roman" w:hAnsi="Times New Roman" w:cs="Times New Roman"/>
+          <w:sz w:val="28"/>
+          <w:szCs w:val="28"/>
+        </w:rPr>
+        <w:t>с. :</w:t>
+      </w:r>
+      <w:proofErr w:type="gramEnd"/>
+      <w:r>
+        <w:rPr>
+          <w:rFonts w:ascii="Times New Roman" w:hAnsi="Times New Roman" w:cs="Times New Roman"/>
+          <w:sz w:val="28"/>
+          <w:szCs w:val="28"/>
+        </w:rPr>
+        <w:t xml:space="preserve"> ил. - (Классика программирования). - </w:t>
+      </w:r>
+      <w:proofErr w:type="spellStart"/>
+      <w:r>
+        <w:rPr>
+          <w:rFonts w:ascii="Times New Roman" w:hAnsi="Times New Roman" w:cs="Times New Roman"/>
+          <w:sz w:val="28"/>
+          <w:szCs w:val="28"/>
+        </w:rPr>
+        <w:t>Предм</w:t>
+      </w:r>
+      <w:proofErr w:type="spellEnd"/>
+      <w:r>
+        <w:rPr>
+          <w:rFonts w:ascii="Times New Roman" w:hAnsi="Times New Roman" w:cs="Times New Roman"/>
+          <w:sz w:val="28"/>
+          <w:szCs w:val="28"/>
+        </w:rPr>
+        <w:t>. указ.: с. 483 493. - ISBN 978-5-94074-644-7;</w:t>
       </w:r>
     </w:p>
     <w:p>
@@ -11868,7 +12337,35 @@
           <w:sz w:val="28"/>
           <w:szCs w:val="28"/>
         </w:rPr>
-        <w:t>8. Ли. К. Основы САПР (CAD/CAM/CAE). – Спб.:«Питер», 2004</w:t>
+        <w:t xml:space="preserve">8. Ли. К. Основы САПР (CAD/CAM/CAE). – </w:t>
+      </w:r>
+      <w:proofErr w:type="spellStart"/>
+      <w:r>
+        <w:rPr>
+          <w:rFonts w:ascii="Times New Roman" w:hAnsi="Times New Roman" w:cs="Times New Roman"/>
+          <w:sz w:val="28"/>
+          <w:szCs w:val="28"/>
+        </w:rPr>
+        <w:t>Спб</w:t>
+      </w:r>
+      <w:proofErr w:type="spellEnd"/>
+      <w:proofErr w:type="gramStart"/>
+      <w:r>
+        <w:rPr>
+          <w:rFonts w:ascii="Times New Roman" w:hAnsi="Times New Roman" w:cs="Times New Roman"/>
+          <w:sz w:val="28"/>
+          <w:szCs w:val="28"/>
+        </w:rPr>
+        <w:t>.:«</w:t>
+      </w:r>
+      <w:proofErr w:type="gramEnd"/>
+      <w:r>
+        <w:rPr>
+          <w:rFonts w:ascii="Times New Roman" w:hAnsi="Times New Roman" w:cs="Times New Roman"/>
+          <w:sz w:val="28"/>
+          <w:szCs w:val="28"/>
+        </w:rPr>
+        <w:t>Питер», 2004</w:t>
       </w:r>
       <w:r>
         <w:rPr>
@@ -11900,8 +12397,18 @@
           <w:sz w:val="28"/>
           <w:szCs w:val="28"/>
         </w:rPr>
-        <w:t>560с..</w:t>
-      </w:r>
+        <w:t>560</w:t>
+      </w:r>
+      <w:proofErr w:type="gramStart"/>
+      <w:r>
+        <w:rPr>
+          <w:rFonts w:ascii="Times New Roman" w:hAnsi="Times New Roman" w:cs="Times New Roman"/>
+          <w:sz w:val="28"/>
+          <w:szCs w:val="28"/>
+        </w:rPr>
+        <w:t>с..</w:t>
+      </w:r>
+      <w:proofErr w:type="gramEnd"/>
     </w:p>
     <w:sectPr>
       <w:pgSz w:w="11906" w:h="16838"/>

--- a/docs/ОРСАПР_ТЗ_Литвиненко.docx
+++ b/docs/ОРСАПР_ТЗ_Литвиненко.docx
@@ -4529,8 +4529,6 @@
         </w:rPr>
       </w:pPr>
       <w:bookmarkStart w:id="1" w:name="_Toc239937304"/>
-      <w:commentRangeStart w:id="2"/>
-      <w:commentRangeStart w:id="3"/>
       <w:r>
         <w:rPr>
           <w:rFonts w:cs="Times New Roman"/>
@@ -4541,23 +4539,6 @@
         <w:t>1.1 Полное наименование автоматизированной системы и ее условное обозначение</w:t>
       </w:r>
       <w:bookmarkEnd w:id="1"/>
-      <w:commentRangeEnd w:id="2"/>
-      <w:r>
-        <w:rPr>
-          <w:rStyle w:val="ac"/>
-          <w:b/>
-          <w:bCs/>
-        </w:rPr>
-        <w:commentReference w:id="2"/>
-      </w:r>
-      <w:commentRangeEnd w:id="3"/>
-      <w:r>
-        <w:rPr>
-          <w:rStyle w:val="ac"/>
-          <w:rFonts w:asciiTheme="minorHAnsi" w:hAnsiTheme="minorHAnsi"/>
-        </w:rPr>
-        <w:commentReference w:id="3"/>
-      </w:r>
     </w:p>
     <w:p>
       <w:pPr>
@@ -5266,8 +5247,6 @@
           <w:bCs/>
         </w:rPr>
       </w:pPr>
-      <w:commentRangeStart w:id="8"/>
-      <w:commentRangeStart w:id="9"/>
       <w:r>
         <w:rPr>
           <w:b/>
@@ -5277,21 +5256,6 @@
         <w:t>2 ЦЕЛИ И НАЗНАЧЕНИЕ СОЗДАНИЯ АВТОМАТИЗИРОВАННОЙ СИСТЕМЫ</w:t>
       </w:r>
       <w:bookmarkEnd w:id="7"/>
-      <w:commentRangeEnd w:id="8"/>
-      <w:r>
-        <w:rPr>
-          <w:rStyle w:val="ac"/>
-        </w:rPr>
-        <w:commentReference w:id="8"/>
-      </w:r>
-      <w:commentRangeEnd w:id="9"/>
-      <w:r>
-        <w:rPr>
-          <w:rStyle w:val="ac"/>
-          <w:rFonts w:asciiTheme="minorHAnsi" w:hAnsiTheme="minorHAnsi"/>
-        </w:rPr>
-        <w:commentReference w:id="9"/>
-      </w:r>
     </w:p>
     <w:p>
       <w:pPr>
@@ -5620,10 +5584,6 @@
           <w:szCs w:val="28"/>
         </w:rPr>
       </w:pPr>
-      <w:commentRangeStart w:id="12"/>
-      <w:commentRangeStart w:id="13"/>
-      <w:commentRangeStart w:id="14"/>
-      <w:commentRangeStart w:id="15"/>
       <w:r>
         <w:rPr>
           <w:rFonts w:ascii="Times New Roman" w:hAnsi="Times New Roman" w:cs="Times New Roman"/>
@@ -5640,8 +5600,6 @@
         </w:rPr>
         <w:t>Чертёж</w:t>
       </w:r>
-      <w:commentRangeStart w:id="16"/>
-      <w:commentRangeStart w:id="17"/>
       <w:r>
         <w:rPr>
           <w:rFonts w:ascii="Times New Roman" w:hAnsi="Times New Roman" w:cs="Times New Roman"/>
@@ -5650,23 +5608,6 @@
         </w:rPr>
         <w:t xml:space="preserve"> </w:t>
       </w:r>
-      <w:commentRangeEnd w:id="16"/>
-      <w:r>
-        <w:rPr>
-          <w:rStyle w:val="ac"/>
-          <w:rFonts w:ascii="Times New Roman" w:hAnsi="Times New Roman" w:cs="Times New Roman"/>
-          <w:sz w:val="28"/>
-          <w:szCs w:val="28"/>
-        </w:rPr>
-        <w:commentReference w:id="16"/>
-      </w:r>
-      <w:commentRangeEnd w:id="17"/>
-      <w:r>
-        <w:rPr>
-          <w:rStyle w:val="ac"/>
-        </w:rPr>
-        <w:commentReference w:id="17"/>
-      </w:r>
       <w:r>
         <w:rPr>
           <w:rFonts w:ascii="Times New Roman" w:hAnsi="Times New Roman" w:cs="Times New Roman"/>
@@ -5690,31 +5631,6 @@
           <w:szCs w:val="28"/>
         </w:rPr>
         <w:t xml:space="preserve"> с размерами</w:t>
-      </w:r>
-      <w:commentRangeEnd w:id="12"/>
-      <w:r>
-        <w:rPr>
-          <w:rStyle w:val="ac"/>
-        </w:rPr>
-        <w:commentReference w:id="12"/>
-      </w:r>
-      <w:commentRangeEnd w:id="13"/>
-      <w:r>
-        <w:rPr>
-          <w:rStyle w:val="ac"/>
-        </w:rPr>
-        <w:commentReference w:id="13"/>
-      </w:r>
-      <w:commentRangeEnd w:id="14"/>
-      <w:r>
-        <w:commentReference w:id="14"/>
-      </w:r>
-      <w:commentRangeEnd w:id="15"/>
-      <w:r>
-        <w:rPr>
-          <w:rStyle w:val="ac"/>
-        </w:rPr>
-        <w:commentReference w:id="15"/>
       </w:r>
     </w:p>
     <w:p>
@@ -6009,8 +5925,6 @@
           <w:szCs w:val="28"/>
         </w:rPr>
       </w:pPr>
-      <w:commentRangeStart w:id="21"/>
-      <w:commentRangeStart w:id="22"/>
       <w:r>
         <w:rPr>
           <w:rFonts w:ascii="Times New Roman" w:hAnsi="Times New Roman" w:cs="Times New Roman"/>
@@ -6231,17 +6145,6 @@
         </w:rPr>
         <w:t xml:space="preserve"> </w:t>
       </w:r>
-      <w:commentRangeEnd w:id="21"/>
-      <w:r>
-        <w:commentReference w:id="21"/>
-      </w:r>
-      <w:commentRangeEnd w:id="22"/>
-      <w:r>
-        <w:rPr>
-          <w:rStyle w:val="ac"/>
-        </w:rPr>
-        <w:commentReference w:id="22"/>
-      </w:r>
       <w:r>
         <w:rPr>
           <w:rFonts w:ascii="Times New Roman" w:hAnsi="Times New Roman" w:cs="Times New Roman"/>
@@ -9076,8 +8979,6 @@
         </w:rPr>
         <w:t xml:space="preserve"> </w:t>
       </w:r>
-      <w:commentRangeStart w:id="42"/>
-      <w:commentRangeStart w:id="43"/>
       <w:r>
         <w:rPr>
           <w:rFonts w:ascii="Times New Roman" w:hAnsi="Times New Roman" w:cs="Times New Roman"/>
@@ -9193,23 +9094,6 @@
           <w:szCs w:val="28"/>
         </w:rPr>
         <w:t>графический процессор с объемом памяти 1 ГБ, пропускной способностью 29 ГБ/с и поддержкой DirectX 11.</w:t>
-      </w:r>
-      <w:commentRangeEnd w:id="42"/>
-      <w:r>
-        <w:rPr>
-          <w:rStyle w:val="ac"/>
-          <w:rFonts w:ascii="Times New Roman" w:hAnsi="Times New Roman" w:cs="Times New Roman"/>
-          <w:sz w:val="28"/>
-          <w:szCs w:val="28"/>
-        </w:rPr>
-        <w:commentReference w:id="42"/>
-      </w:r>
-      <w:commentRangeEnd w:id="43"/>
-      <w:r>
-        <w:rPr>
-          <w:rStyle w:val="ac"/>
-        </w:rPr>
-        <w:commentReference w:id="43"/>
       </w:r>
     </w:p>
     <w:p>
@@ -9513,6 +9397,7 @@
           <w:szCs w:val="28"/>
         </w:rPr>
       </w:pPr>
+      <w:commentRangeStart w:id="61"/>
       <w:r>
         <w:rPr>
           <w:rFonts w:ascii="Times New Roman" w:hAnsi="Times New Roman" w:cs="Times New Roman"/>
@@ -9545,6 +9430,13 @@
           <w:szCs w:val="28"/>
         </w:rPr>
         <w:t>Inventor</w:t>
+      </w:r>
+      <w:commentRangeEnd w:id="61"/>
+      <w:r>
+        <w:rPr>
+          <w:rStyle w:val="CommentReference"/>
+        </w:rPr>
+        <w:commentReference w:id="61"/>
       </w:r>
       <w:proofErr w:type="spellEnd"/>
     </w:p>
@@ -10583,8 +10475,6 @@
           <w:szCs w:val="28"/>
         </w:rPr>
       </w:pPr>
-      <w:commentRangeStart w:id="51"/>
-      <w:commentRangeStart w:id="52"/>
       <w:r>
         <w:rPr>
           <w:rFonts w:ascii="Times New Roman" w:hAnsi="Times New Roman" w:cs="Times New Roman"/>
@@ -10600,23 +10490,6 @@
           <w:szCs w:val="28"/>
         </w:rPr>
         <w:t>ГОСТ Р 58413-2019 «Услуги населению. Услуги багетных мастерских. Общие требования».</w:t>
-      </w:r>
-      <w:commentRangeEnd w:id="51"/>
-      <w:r>
-        <w:rPr>
-          <w:rStyle w:val="ac"/>
-          <w:rFonts w:ascii="Times New Roman" w:hAnsi="Times New Roman" w:cs="Times New Roman"/>
-          <w:sz w:val="28"/>
-          <w:szCs w:val="28"/>
-        </w:rPr>
-        <w:commentReference w:id="51"/>
-      </w:r>
-      <w:commentRangeEnd w:id="52"/>
-      <w:r>
-        <w:rPr>
-          <w:rStyle w:val="ac"/>
-        </w:rPr>
-        <w:commentReference w:id="52"/>
       </w:r>
       <w:r>
         <w:rPr>
@@ -11366,10 +11239,6 @@
         </w:rPr>
         <w:t xml:space="preserve"> </w:t>
       </w:r>
-      <w:commentRangeStart w:id="57"/>
-      <w:commentRangeStart w:id="58"/>
-      <w:commentRangeStart w:id="59"/>
-      <w:commentRangeStart w:id="60"/>
       <w:r>
         <w:rPr>
           <w:rFonts w:ascii="Times New Roman" w:hAnsi="Times New Roman" w:cs="Times New Roman"/>
@@ -11378,32 +11247,7 @@
         </w:rPr>
         <w:t>Комплектность передаваемой отчётной документации подлежит проверке Заказчиком.</w:t>
       </w:r>
-      <w:commentRangeEnd w:id="57"/>
-      <w:commentRangeEnd w:id="59"/>
-      <w:commentRangeEnd w:id="60"/>
-      <w:r>
-        <w:rPr>
-          <w:rStyle w:val="ac"/>
-        </w:rPr>
-        <w:commentReference w:id="57"/>
-      </w:r>
-      <w:commentRangeEnd w:id="58"/>
-      <w:r>
-        <w:rPr>
-          <w:rStyle w:val="ac"/>
-        </w:rPr>
-        <w:commentReference w:id="58"/>
-      </w:r>
-      <w:r>
-        <w:commentReference w:id="59"/>
-      </w:r>
       <w:bookmarkStart w:id="61" w:name="_Toc239937344"/>
-      <w:r>
-        <w:rPr>
-          <w:rStyle w:val="ac"/>
-        </w:rPr>
-        <w:commentReference w:id="60"/>
-      </w:r>
     </w:p>
     <w:p>
       <w:pPr>
@@ -12422,348 +12266,17 @@
 
 <file path=word/comments.xml><?xml version="1.0" encoding="utf-8"?>
 <w:comments xmlns:wpc="http://schemas.microsoft.com/office/word/2010/wordprocessingCanvas" xmlns:cx="http://schemas.microsoft.com/office/drawing/2014/chartex" xmlns:cx1="http://schemas.microsoft.com/office/drawing/2015/9/8/chartex" xmlns:cx2="http://schemas.microsoft.com/office/drawing/2015/10/21/chartex" xmlns:cx3="http://schemas.microsoft.com/office/drawing/2016/5/9/chartex" xmlns:cx4="http://schemas.microsoft.com/office/drawing/2016/5/10/chartex" xmlns:cx5="http://schemas.microsoft.com/office/drawing/2016/5/11/chartex" xmlns:cx6="http://schemas.microsoft.com/office/drawing/2016/5/12/chartex" xmlns:cx7="http://schemas.microsoft.com/office/drawing/2016/5/13/chartex" xmlns:cx8="http://schemas.microsoft.com/office/drawing/2016/5/14/chartex" xmlns:mc="http://schemas.openxmlformats.org/markup-compatibility/2006" xmlns:aink="http://schemas.microsoft.com/office/drawing/2016/ink" xmlns:am3d="http://schemas.microsoft.com/office/drawing/2017/model3d" xmlns:o="urn:schemas-microsoft-com:office:office" xmlns:oel="http://schemas.microsoft.com/office/2019/extlst" xmlns:r="http://schemas.openxmlformats.org/officeDocument/2006/relationships" xmlns:m="http://schemas.openxmlformats.org/officeDocument/2006/math" xmlns:v="urn:schemas-microsoft-com:vml" xmlns:wp14="http://schemas.microsoft.com/office/word/2010/wordprocessingDrawing" xmlns:wp="http://schemas.openxmlformats.org/drawingml/2006/wordprocessingDrawing" xmlns:w10="urn:schemas-microsoft-com:office:word" xmlns:w="http://schemas.openxmlformats.org/wordprocessingml/2006/main" xmlns:w14="http://schemas.microsoft.com/office/word/2010/wordml" xmlns:w15="http://schemas.microsoft.com/office/word/2012/wordml" xmlns:w16cex="http://schemas.microsoft.com/office/word/2018/wordml/cex" xmlns:w16cid="http://schemas.microsoft.com/office/word/2016/wordml/cid" xmlns:w16="http://schemas.microsoft.com/office/word/2018/wordml" xmlns:w16sdtdh="http://schemas.microsoft.com/office/word/2020/wordml/sdtdatahash" xmlns:w16se="http://schemas.microsoft.com/office/word/2015/wordml/symex" xmlns:wpg="http://schemas.microsoft.com/office/word/2010/wordprocessingGroup" xmlns:wpi="http://schemas.microsoft.com/office/word/2010/wordprocessingInk" xmlns:wne="http://schemas.microsoft.com/office/word/2006/wordml" xmlns:wps="http://schemas.microsoft.com/office/word/2010/wordprocessingShape" mc:Ignorable="w14 w15 w16se w16cid w16 w16cex w16sdtdh wp14">
-  <w:comment w:id="2" w:author="Kalentyev Alexey" w:date="2026-09-23T02:33:00Z" w:initials="KA">
-    <w:p>
-      <w:pPr>
-        <w:pStyle w:val="ad"/>
-      </w:pPr>
-      <w:r>
-        <w:rPr>
-          <w:rStyle w:val="ac"/>
-        </w:rPr>
+  <w:comment w:id="61" w:author="Kalentyev Alexey" w:initials="KA" w:date="2026-10-07T03:05:02Z">
+    <w:p>
+      <w:pPr>
+        <w:pStyle w:val="CommentText"/>
+      </w:pPr>
+      <w:r>
         <w:annotationRef/>
       </w:r>
       <w:r>
-        <w:t>Выделите заголовки подразделов и пунктов полужирным и приведите их оформление к единому стилю каждого уровня; заголовки располагайте по центру. Проверьте это по всему документу, включая 1.1, 1.2 и подразделы раздела 3.</w:t>
-      </w:r>
-    </w:p>
-  </w:comment>
-  <w:comment w:id="3" w:author="Роман Литвиненко" w:date="2026-09-23T11:30:00Z" w:initials="РЛ">
-    <w:p>
-      <w:pPr>
-        <w:pStyle w:val="ad"/>
-      </w:pPr>
-      <w:r>
-        <w:rPr>
-          <w:rStyle w:val="ac"/>
-        </w:rPr>
-        <w:annotationRef/>
-      </w:r>
-      <w:r>
-        <w:t>+</w:t>
-      </w:r>
-    </w:p>
-    <w:p>
-      <w:pPr>
-        <w:pStyle w:val="ad"/>
-      </w:pPr>
-    </w:p>
-  </w:comment>
-  <w:comment w:id="8" w:author="Kalentyev Alexey" w:date="2026-09-23T02:33:00Z" w:initials="KA">
-    <w:p>
-      <w:pPr>
-        <w:pStyle w:val="ad"/>
-      </w:pPr>
-      <w:r>
-        <w:rPr>
-          <w:rStyle w:val="ac"/>
-        </w:rPr>
-        <w:annotationRef/>
-      </w:r>
-      <w:r>
-        <w:t>Перенесите начало раздела 2 на новую страницу. Проверьте также разделы 3 и 7: они начинаются после материалов предыдущего раздела на тех же страницах.</w:t>
-      </w:r>
-    </w:p>
-  </w:comment>
-  <w:comment w:id="9" w:author="Роман Литвиненко" w:date="2026-09-23T11:30:00Z" w:initials="РЛ">
-    <w:p>
-      <w:pPr>
-        <w:pStyle w:val="ad"/>
-      </w:pPr>
-      <w:r>
-        <w:rPr>
-          <w:rStyle w:val="ac"/>
-        </w:rPr>
-        <w:annotationRef/>
-      </w:r>
-      <w:r>
-        <w:t>+</w:t>
-      </w:r>
-    </w:p>
-  </w:comment>
-  <w:comment w:id="16" w:author="Kalentyev Alexey" w:date="2026-09-16T09:30:00Z" w:initials="KA">
-    <w:p>
-      <w:pPr>
-        <w:pStyle w:val="ad"/>
-      </w:pPr>
-      <w:r>
-        <w:rPr>
-          <w:rStyle w:val="ac"/>
-        </w:rPr>
-        <w:annotationRef/>
-      </w:r>
-      <w:r>
-        <w:t>Чертёж?</w:t>
-      </w:r>
-    </w:p>
-  </w:comment>
-  <w:comment w:id="17" w:author="Роман Литвиненко" w:date="2026-09-23T11:29:00Z" w:initials="РЛ">
-    <w:p>
-      <w:pPr>
-        <w:pStyle w:val="ad"/>
-      </w:pPr>
-      <w:r>
-        <w:rPr>
-          <w:rStyle w:val="ac"/>
-        </w:rPr>
-        <w:annotationRef/>
-      </w:r>
-      <w:r>
-        <w:t>+</w:t>
-      </w:r>
-    </w:p>
-  </w:comment>
-  <w:comment w:id="12" w:author="Kalentyev Alexey" w:date="2026-09-23T02:33:00Z" w:initials="KA">
-    <w:p>
-      <w:pPr>
-        <w:pStyle w:val="ad"/>
-      </w:pPr>
-      <w:r>
-        <w:rPr>
-          <w:rStyle w:val="ac"/>
-        </w:rPr>
-        <w:annotationRef/>
-      </w:r>
-      <w:r>
-        <w:t>Согласуйте пример на рисунке 2.1 с диапазоном W из п. 3.1.1: на чертеже указана ширина багета 10 мм, а в требованиях минимум составляет 15 мм. Уточните также фиксированные размеры и поперечные размеры подставки, чтобы её форма была определена однозначно.</w:t>
-      </w:r>
-    </w:p>
-  </w:comment>
-  <w:comment w:id="13" w:author="Роман Литвиненко" w:date="2026-09-23T11:29:00Z" w:initials="РЛ">
-    <w:p>
-      <w:pPr>
-        <w:pStyle w:val="ad"/>
-      </w:pPr>
-      <w:r>
-        <w:rPr>
-          <w:rStyle w:val="ac"/>
-        </w:rPr>
-        <w:annotationRef/>
-      </w:r>
-      <w:r>
-        <w:t>+</w:t>
-      </w:r>
-    </w:p>
-  </w:comment>
-  <w:comment w:id="14" w:author="Kalentyev Alexey" w:date="2026-09-23T07:46:00Z" w:initials="KA">
-    <w:p>
-      <w:r>
-        <w:annotationRef/>
-      </w:r>
-      <w:r>
-        <w:t>Задайте ширину и толщину подставки числовыми размерами или зависимостями, чтобы её форма определялась однозначно. Для толщины задней стенки x, названной неизменяемой, укажите конкретное значение либо правило выбора значения из диапазона 3–5 мм.</w:t>
-      </w:r>
-      <w:r>
-        <w:br/>
-        <w:t>Размер W на чертеже уже исправлен на 15 мм; добавлены x и c = H1/2. Однако поперечные размеры подставки по-прежнему отсутствуют, а диапазон x = 3–5 мм без правила выбора не определяет единственную толщину задней стенки.</w:t>
-      </w:r>
-    </w:p>
-  </w:comment>
-  <w:comment w:id="15" w:author="Роман Литвиненко" w:date="2026-09-30T15:58:00Z" w:initials="РЛ">
-    <w:p>
-      <w:pPr>
-        <w:pStyle w:val="ad"/>
-      </w:pPr>
-      <w:r>
-        <w:rPr>
-          <w:rStyle w:val="ac"/>
-        </w:rPr>
-        <w:annotationRef/>
-      </w:r>
-      <w:r>
-        <w:t>+</w:t>
-      </w:r>
-    </w:p>
-    <w:p>
-      <w:pPr>
-        <w:pStyle w:val="ad"/>
-      </w:pPr>
-    </w:p>
-  </w:comment>
-  <w:comment w:id="21" w:author="Kalentyev Alexey" w:date="2026-09-23T07:46:00Z" w:initials="KA">
-    <w:p>
-      <w:r>
-        <w:annotationRef/>
-      </w:r>
-      <w:r>
-        <w:t>Опишите обновление допустимого диапазона L1 при изменении W и допустимого диапазона W при изменении L1. Укажите проверку и реакцию системы при изменении каждого из этих параметров; обновляться должны допустимые границы, а не автоматически подменяться введённые пользователем значения.</w:t>
-      </w:r>
-      <w:r>
-        <w:br/>
-        <w:t>Неравенство L1 ≥ 2W + 90 уже добавлено, а проверка по кнопке «Построить» и запрет некорректного построения сохранены. Однако поведение при изменении каждого параметра и обновление допустимого диапазона другого параметра всё ещё не описаны.</w:t>
-      </w:r>
-    </w:p>
-  </w:comment>
-  <w:comment w:id="22" w:author="Роман Литвиненко" w:date="2026-09-30T14:30:00Z" w:initials="РЛ">
-    <w:p>
-      <w:pPr>
-        <w:pStyle w:val="ad"/>
-      </w:pPr>
-      <w:r>
-        <w:rPr>
-          <w:rStyle w:val="ac"/>
-        </w:rPr>
-        <w:annotationRef/>
-      </w:r>
-      <w:r>
-        <w:t>+</w:t>
-      </w:r>
-    </w:p>
-  </w:comment>
-  <w:comment w:id="42" w:author="Kalentyev Alexey" w:date="2026-09-16T09:27:00Z" w:initials="KA">
-    <w:p>
-      <w:pPr>
-        <w:pStyle w:val="ad"/>
-      </w:pPr>
-      <w:r>
-        <w:rPr>
-          <w:rStyle w:val="ac"/>
-        </w:rPr>
-        <w:annotationRef/>
-      </w:r>
-      <w:r>
-        <w:t>Маркерный список</w:t>
-      </w:r>
-    </w:p>
-  </w:comment>
-  <w:comment w:id="43" w:author="Роман Литвиненко" w:date="2026-09-23T11:32:00Z" w:initials="РЛ">
-    <w:p>
-      <w:pPr>
-        <w:pStyle w:val="ad"/>
-      </w:pPr>
-      <w:r>
-        <w:rPr>
-          <w:rStyle w:val="ac"/>
-        </w:rPr>
-        <w:annotationRef/>
-      </w:r>
-      <w:r>
-        <w:t>+</w:t>
-      </w:r>
-    </w:p>
-    <w:p>
-      <w:pPr>
-        <w:pStyle w:val="ad"/>
-      </w:pPr>
-    </w:p>
-  </w:comment>
-  <w:comment w:id="51" w:author="Kalentyev Alexey" w:date="2026-09-16T09:29:00Z" w:initials="KA">
-    <w:p>
-      <w:pPr>
-        <w:pStyle w:val="ad"/>
-      </w:pPr>
-      <w:r>
-        <w:rPr>
-          <w:rStyle w:val="ac"/>
-        </w:rPr>
-        <w:annotationRef/>
-      </w:r>
-      <w:r>
-        <w:t>?</w:t>
-      </w:r>
-    </w:p>
-  </w:comment>
-  <w:comment w:id="52" w:author="Роман Литвиненко" w:date="2026-09-23T11:33:00Z" w:initials="РЛ">
-    <w:p>
-      <w:pPr>
-        <w:pStyle w:val="ad"/>
-      </w:pPr>
-      <w:r>
-        <w:rPr>
-          <w:rStyle w:val="ac"/>
-        </w:rPr>
-        <w:annotationRef/>
-      </w:r>
-      <w:r>
-        <w:t>+, не нашёл конкретный ГОСТ для изготовления багетов</w:t>
-      </w:r>
-    </w:p>
-  </w:comment>
-  <w:comment w:id="57" w:author="Kalentyev Alexey" w:date="2026-09-23T02:33:00Z" w:initials="KA">
-    <w:p>
-      <w:pPr>
-        <w:pStyle w:val="ad"/>
-      </w:pPr>
-      <w:r>
-        <w:rPr>
-          <w:rStyle w:val="ac"/>
-        </w:rPr>
-        <w:annotationRef/>
-      </w:r>
-      <w:r>
-        <w:t>Перенесите короткий завершающий абзац о комплектности к тексту п. 6.2 на предыдущей странице; раздел 7 начните с нового листа.</w:t>
-      </w:r>
-    </w:p>
-  </w:comment>
-  <w:comment w:id="58" w:author="Роман Литвиненко" w:date="2026-09-23T11:34:00Z" w:initials="РЛ">
-    <w:p>
-      <w:pPr>
-        <w:pStyle w:val="ad"/>
-      </w:pPr>
-      <w:r>
-        <w:rPr>
-          <w:rStyle w:val="ac"/>
-        </w:rPr>
-        <w:annotationRef/>
-      </w:r>
-      <w:r>
-        <w:t>+</w:t>
-      </w:r>
-    </w:p>
-    <w:p>
-      <w:pPr>
-        <w:pStyle w:val="ad"/>
-      </w:pPr>
-    </w:p>
-  </w:comment>
-  <w:comment w:id="59" w:author="Kalentyev Alexey" w:date="2026-09-23T07:46:00Z" w:initials="KA">
-    <w:p>
-      <w:r>
-        <w:annotationRef/>
-      </w:r>
-      <w:r>
-        <w:t>Перенесите окончание пункта 6.2 с фразой о комплектности к остальному тексту этого пункта на странице 15. Сейчас на странице 16 остались только две завершающие строки.</w:t>
-      </w:r>
-    </w:p>
-  </w:comment>
-  <w:comment w:id="60" w:author="Роман Литвиненко" w:date="2026-09-30T13:33:00Z" w:initials="РЛ">
-    <w:p>
-      <w:pPr>
-        <w:pStyle w:val="ad"/>
-        <w:rPr>
-          <w:lang w:val="en-US"/>
-        </w:rPr>
-      </w:pPr>
-      <w:r>
-        <w:rPr>
-          <w:rStyle w:val="ac"/>
-        </w:rPr>
-        <w:annotationRef/>
-      </w:r>
-      <w:r>
-        <w:rPr>
-          <w:lang w:val="en-US"/>
-        </w:rPr>
-        <w:t>+</w:t>
-      </w:r>
-    </w:p>
-    <w:p>
-      <w:pPr>
-        <w:pStyle w:val="ad"/>
-        <w:rPr>
-          <w:lang w:val="en-US"/>
-        </w:rPr>
-      </w:pPr>
+        <w:t xml:space="preserve">Уберите абзацный отступ у названия таблицы и расположите его над её левым верхним углом. В ячейках установите единый одинарный межстрочный интервал.</w:t>
+      </w:r>
     </w:p>
   </w:comment>
 </w:comments>
@@ -12771,74 +12284,19 @@
 
 <file path=word/commentsExtended.xml><?xml version="1.0" encoding="utf-8"?>
 <w15:commentsEx xmlns:wpc="http://schemas.microsoft.com/office/word/2010/wordprocessingCanvas" xmlns:cx="http://schemas.microsoft.com/office/drawing/2014/chartex" xmlns:cx1="http://schemas.microsoft.com/office/drawing/2015/9/8/chartex" xmlns:cx2="http://schemas.microsoft.com/office/drawing/2015/10/21/chartex" xmlns:cx3="http://schemas.microsoft.com/office/drawing/2016/5/9/chartex" xmlns:cx4="http://schemas.microsoft.com/office/drawing/2016/5/10/chartex" xmlns:cx5="http://schemas.microsoft.com/office/drawing/2016/5/11/chartex" xmlns:cx6="http://schemas.microsoft.com/office/drawing/2016/5/12/chartex" xmlns:cx7="http://schemas.microsoft.com/office/drawing/2016/5/13/chartex" xmlns:cx8="http://schemas.microsoft.com/office/drawing/2016/5/14/chartex" xmlns:mc="http://schemas.openxmlformats.org/markup-compatibility/2006" xmlns:aink="http://schemas.microsoft.com/office/drawing/2016/ink" xmlns:am3d="http://schemas.microsoft.com/office/drawing/2017/model3d" xmlns:o="urn:schemas-microsoft-com:office:office" xmlns:oel="http://schemas.microsoft.com/office/2019/extlst" xmlns:r="http://schemas.openxmlformats.org/officeDocument/2006/relationships" xmlns:m="http://schemas.openxmlformats.org/officeDocument/2006/math" xmlns:v="urn:schemas-microsoft-com:vml" xmlns:wp14="http://schemas.microsoft.com/office/word/2010/wordprocessingDrawing" xmlns:wp="http://schemas.openxmlformats.org/drawingml/2006/wordprocessingDrawing" xmlns:w10="urn:schemas-microsoft-com:office:word" xmlns:w="http://schemas.openxmlformats.org/wordprocessingml/2006/main" xmlns:w14="http://schemas.microsoft.com/office/word/2010/wordml" xmlns:w15="http://schemas.microsoft.com/office/word/2012/wordml" xmlns:w16cex="http://schemas.microsoft.com/office/word/2018/wordml/cex" xmlns:w16cid="http://schemas.microsoft.com/office/word/2016/wordml/cid" xmlns:w16="http://schemas.microsoft.com/office/word/2018/wordml" xmlns:w16sdtdh="http://schemas.microsoft.com/office/word/2020/wordml/sdtdatahash" xmlns:w16se="http://schemas.microsoft.com/office/word/2015/wordml/symex" xmlns:wpg="http://schemas.microsoft.com/office/word/2010/wordprocessingGroup" xmlns:wpi="http://schemas.microsoft.com/office/word/2010/wordprocessingInk" xmlns:wne="http://schemas.microsoft.com/office/word/2006/wordml" xmlns:wps="http://schemas.microsoft.com/office/word/2010/wordprocessingShape" mc:Ignorable="w14 w15 w16se w16cid w16 w16cex w16sdtdh wp14">
-  <w15:commentEx w15:paraId="2B7CCD59" w15:done="0"/>
-  <w15:commentEx w15:paraId="6FF516F1" w15:paraIdParent="2B7CCD59" w15:done="0"/>
-  <w15:commentEx w15:paraId="11BBC274" w15:done="0"/>
-  <w15:commentEx w15:paraId="673094C6" w15:paraIdParent="11BBC274" w15:done="0"/>
-  <w15:commentEx w15:paraId="0FE14AA9" w15:done="0"/>
-  <w15:commentEx w15:paraId="4F947E69" w15:paraIdParent="0FE14AA9" w15:done="0"/>
-  <w15:commentEx w15:paraId="48A1929D" w15:done="0"/>
-  <w15:commentEx w15:paraId="1C87BDE0" w15:paraIdParent="48A1929D" w15:done="0"/>
-  <w15:commentEx w15:paraId="3D486F3C" w15:done="0"/>
-  <w15:commentEx w15:paraId="0428EAD1" w15:paraIdParent="3D486F3C" w15:done="0"/>
-  <w15:commentEx w15:paraId="1D2D3ACC" w15:done="0"/>
-  <w15:commentEx w15:paraId="4BB11058" w15:paraIdParent="1D2D3ACC" w15:done="0"/>
-  <w15:commentEx w15:paraId="32274353" w15:done="0"/>
-  <w15:commentEx w15:paraId="61938D79" w15:paraIdParent="32274353" w15:done="0"/>
-  <w15:commentEx w15:paraId="3FD25F1A" w15:done="0"/>
-  <w15:commentEx w15:paraId="6F760C95" w15:paraIdParent="3FD25F1A" w15:done="0"/>
-  <w15:commentEx w15:paraId="12403CBC" w15:done="0"/>
-  <w15:commentEx w15:paraId="0D6FC8E9" w15:paraIdParent="12403CBC" w15:done="0"/>
-  <w15:commentEx w15:paraId="2AD1ED11" w15:done="0"/>
-  <w15:commentEx w15:paraId="2F4E0DA0" w15:paraIdParent="2AD1ED11" w15:done="0"/>
+  <w15:commentEx w15:paraId="0BA30BDE" w15:done="0"/>
 </w15:commentsEx>
 </file>
 
 <file path=word/commentsExtensible.xml><?xml version="1.0" encoding="utf-8"?>
 <w16cex:commentsExtensible xmlns:wpc="http://schemas.microsoft.com/office/word/2010/wordprocessingCanvas" xmlns:cx="http://schemas.microsoft.com/office/drawing/2014/chartex" xmlns:cx1="http://schemas.microsoft.com/office/drawing/2015/9/8/chartex" xmlns:cx2="http://schemas.microsoft.com/office/drawing/2015/10/21/chartex" xmlns:cx3="http://schemas.microsoft.com/office/drawing/2016/5/9/chartex" xmlns:cx4="http://schemas.microsoft.com/office/drawing/2016/5/10/chartex" xmlns:cx5="http://schemas.microsoft.com/office/drawing/2016/5/11/chartex" xmlns:cx6="http://schemas.microsoft.com/office/drawing/2016/5/12/chartex" xmlns:cx7="http://schemas.microsoft.com/office/drawing/2016/5/13/chartex" xmlns:cx8="http://schemas.microsoft.com/office/drawing/2016/5/14/chartex" xmlns:cr="http://schemas.microsoft.com/office/comments/2020/reactions" xmlns:mc="http://schemas.openxmlformats.org/markup-compatibility/2006" xmlns:aink="http://schemas.microsoft.com/office/drawing/2016/ink" xmlns:am3d="http://schemas.microsoft.com/office/drawing/2017/model3d" xmlns:o="urn:schemas-microsoft-com:office:office" xmlns:oel="http://schemas.microsoft.com/office/2019/extlst" xmlns:r="http://schemas.openxmlformats.org/officeDocument/2006/relationships" xmlns:m="http://schemas.openxmlformats.org/officeDocument/2006/math" xmlns:v="urn:schemas-microsoft-com:vml" xmlns:wp14="http://schemas.microsoft.com/office/word/2010/wordprocessingDrawing" xmlns:wp="http://schemas.openxmlformats.org/drawingml/2006/wordprocessingDrawing" xmlns:w10="urn:schemas-microsoft-com:office:word" xmlns:w="http://schemas.openxmlformats.org/wordprocessingml/2006/main" xmlns:w14="http://schemas.microsoft.com/office/word/2010/wordml" xmlns:w15="http://schemas.microsoft.com/office/word/2012/wordml" xmlns:w16cex="http://schemas.microsoft.com/office/word/2018/wordml/cex" xmlns:w16cid="http://schemas.microsoft.com/office/word/2016/wordml/cid" xmlns:w16="http://schemas.microsoft.com/office/word/2018/wordml" xmlns:w16sdtdh="http://schemas.microsoft.com/office/word/2020/wordml/sdtdatahash" xmlns:w16se="http://schemas.microsoft.com/office/word/2015/wordml/symex" xmlns:wpg="http://schemas.microsoft.com/office/word/2010/wordprocessingGroup" xmlns:wpi="http://schemas.microsoft.com/office/word/2010/wordprocessingInk" xmlns:wne="http://schemas.microsoft.com/office/word/2006/wordml" xmlns:wps="http://schemas.microsoft.com/office/word/2010/wordprocessingShape" mc:Ignorable="w14 w15 w16se w16cid w16 w16cex w16sdtdh cr wp14">
-  <w16cex:commentExtensible w16cex:durableId="1650B773" w16cex:dateUtc="2026-09-23T04:30:00Z"/>
-  <w16cex:commentExtensible w16cex:durableId="5E856B65" w16cex:dateUtc="2026-09-23T02:33:00Z"/>
-  <w16cex:commentExtensible w16cex:durableId="4F91EA07" w16cex:dateUtc="2026-09-23T04:30:00Z"/>
-  <w16cex:commentExtensible w16cex:durableId="4D46B10F" w16cex:dateUtc="2026-09-16T02:30:00Z"/>
-  <w16cex:commentExtensible w16cex:durableId="198C66AA" w16cex:dateUtc="2026-09-23T04:29:00Z"/>
-  <w16cex:commentExtensible w16cex:durableId="0A98DBD4" w16cex:dateUtc="2026-09-23T02:33:00Z"/>
-  <w16cex:commentExtensible w16cex:durableId="5793BF3E" w16cex:dateUtc="2026-09-23T04:29:00Z"/>
-  <w16cex:commentExtensible w16cex:durableId="58F6A832" w16cex:dateUtc="2026-09-23T07:46:00Z"/>
-  <w16cex:commentExtensible w16cex:durableId="0A9DE2BA" w16cex:dateUtc="2026-09-30T08:58:00Z"/>
-  <w16cex:commentExtensible w16cex:durableId="278D2E44" w16cex:dateUtc="2026-09-23T07:46:00Z"/>
-  <w16cex:commentExtensible w16cex:durableId="519EFD1E" w16cex:dateUtc="2026-09-30T07:30:00Z"/>
-  <w16cex:commentExtensible w16cex:durableId="2061FD5F" w16cex:dateUtc="2026-09-16T02:27:00Z"/>
-  <w16cex:commentExtensible w16cex:durableId="388CB1F9" w16cex:dateUtc="2026-09-23T04:32:00Z"/>
-  <w16cex:commentExtensible w16cex:durableId="00287F0A" w16cex:dateUtc="2026-09-16T02:29:00Z"/>
-  <w16cex:commentExtensible w16cex:durableId="1B937697" w16cex:dateUtc="2026-09-23T04:33:00Z"/>
-  <w16cex:commentExtensible w16cex:durableId="672C6E70" w16cex:dateUtc="2026-09-23T04:34:00Z"/>
-  <w16cex:commentExtensible w16cex:durableId="2294BCF0" w16cex:dateUtc="2026-09-23T07:46:00Z"/>
-  <w16cex:commentExtensible w16cex:durableId="6E39282C" w16cex:dateUtc="2026-09-30T06:33:00Z"/>
+  <w16cex:commentExtensible w16cex:durableId="15FBC5DF" w16cex:dateUtc="2026-10-07T03:05:02Z"/>
 </w16cex:commentsExtensible>
 </file>
 
 <file path=word/commentsIds.xml><?xml version="1.0" encoding="utf-8"?>
 <w16cid:commentsIds xmlns:wpc="http://schemas.microsoft.com/office/word/2010/wordprocessingCanvas" xmlns:cx="http://schemas.microsoft.com/office/drawing/2014/chartex" xmlns:cx1="http://schemas.microsoft.com/office/drawing/2015/9/8/chartex" xmlns:cx2="http://schemas.microsoft.com/office/drawing/2015/10/21/chartex" xmlns:cx3="http://schemas.microsoft.com/office/drawing/2016/5/9/chartex" xmlns:cx4="http://schemas.microsoft.com/office/drawing/2016/5/10/chartex" xmlns:cx5="http://schemas.microsoft.com/office/drawing/2016/5/11/chartex" xmlns:cx6="http://schemas.microsoft.com/office/drawing/2016/5/12/chartex" xmlns:cx7="http://schemas.microsoft.com/office/drawing/2016/5/13/chartex" xmlns:cx8="http://schemas.microsoft.com/office/drawing/2016/5/14/chartex" xmlns:mc="http://schemas.openxmlformats.org/markup-compatibility/2006" xmlns:aink="http://schemas.microsoft.com/office/drawing/2016/ink" xmlns:am3d="http://schemas.microsoft.com/office/drawing/2017/model3d" xmlns:o="urn:schemas-microsoft-com:office:office" xmlns:oel="http://schemas.microsoft.com/office/2019/extlst" xmlns:r="http://schemas.openxmlformats.org/officeDocument/2006/relationships" xmlns:m="http://schemas.openxmlformats.org/officeDocument/2006/math" xmlns:v="urn:schemas-microsoft-com:vml" xmlns:wp14="http://schemas.microsoft.com/office/word/2010/wordprocessingDrawing" xmlns:wp="http://schemas.openxmlformats.org/drawingml/2006/wordprocessingDrawing" xmlns:w10="urn:schemas-microsoft-com:office:word" xmlns:w="http://schemas.openxmlformats.org/wordprocessingml/2006/main" xmlns:w14="http://schemas.microsoft.com/office/word/2010/wordml" xmlns:w15="http://schemas.microsoft.com/office/word/2012/wordml" xmlns:w16cex="http://schemas.microsoft.com/office/word/2018/wordml/cex" xmlns:w16cid="http://schemas.microsoft.com/office/word/2016/wordml/cid" xmlns:w16="http://schemas.microsoft.com/office/word/2018/wordml" xmlns:w16sdtdh="http://schemas.microsoft.com/office/word/2020/wordml/sdtdatahash" xmlns:w16se="http://schemas.microsoft.com/office/word/2015/wordml/symex" xmlns:wpg="http://schemas.microsoft.com/office/word/2010/wordprocessingGroup" xmlns:wpi="http://schemas.microsoft.com/office/word/2010/wordprocessingInk" xmlns:wne="http://schemas.microsoft.com/office/word/2006/wordml" xmlns:wps="http://schemas.microsoft.com/office/word/2010/wordprocessingShape" mc:Ignorable="w14 w15 w16se w16cid w16 w16cex w16sdtdh wp14">
-  <w16cid:commentId w16cid:paraId="2B7CCD59" w16cid:durableId="69B55433"/>
-  <w16cid:commentId w16cid:paraId="6FF516F1" w16cid:durableId="1650B773"/>
-  <w16cid:commentId w16cid:paraId="11BBC274" w16cid:durableId="5E856B65"/>
-  <w16cid:commentId w16cid:paraId="673094C6" w16cid:durableId="4F91EA07"/>
-  <w16cid:commentId w16cid:paraId="0FE14AA9" w16cid:durableId="4D46B10F"/>
-  <w16cid:commentId w16cid:paraId="4F947E69" w16cid:durableId="198C66AA"/>
-  <w16cid:commentId w16cid:paraId="48A1929D" w16cid:durableId="0A98DBD4"/>
-  <w16cid:commentId w16cid:paraId="1C87BDE0" w16cid:durableId="5793BF3E"/>
-  <w16cid:commentId w16cid:paraId="3D486F3C" w16cid:durableId="58F6A832"/>
-  <w16cid:commentId w16cid:paraId="0428EAD1" w16cid:durableId="0A9DE2BA"/>
-  <w16cid:commentId w16cid:paraId="1D2D3ACC" w16cid:durableId="278D2E44"/>
-  <w16cid:commentId w16cid:paraId="4BB11058" w16cid:durableId="519EFD1E"/>
-  <w16cid:commentId w16cid:paraId="32274353" w16cid:durableId="2061FD5F"/>
-  <w16cid:commentId w16cid:paraId="61938D79" w16cid:durableId="388CB1F9"/>
-  <w16cid:commentId w16cid:paraId="3FD25F1A" w16cid:durableId="00287F0A"/>
-  <w16cid:commentId w16cid:paraId="6F760C95" w16cid:durableId="1B937697"/>
-  <w16cid:commentId w16cid:paraId="12403CBC" w16cid:durableId="2BA57804"/>
-  <w16cid:commentId w16cid:paraId="0D6FC8E9" w16cid:durableId="672C6E70"/>
-  <w16cid:commentId w16cid:paraId="2AD1ED11" w16cid:durableId="2294BCF0"/>
-  <w16cid:commentId w16cid:paraId="2F4E0DA0" w16cid:durableId="6E39282C"/>
+  <w16cid:commentId w16cid:paraId="0BA30BDE" w16cid:durableId="15FBC5DF"/>
 </w16cid:commentsIds>
 </file>
 

--- a/docs/ОРСАПР_ТЗ_Литвиненко.docx
+++ b/docs/ОРСАПР_ТЗ_Литвиненко.docx
@@ -1076,47 +1076,35 @@
             </w:r>
             <w:r>
               <w:rPr>
-                <w:b/>
-                <w:bCs/>
                 <w:webHidden/>
               </w:rPr>
               <w:fldChar w:fldCharType="begin"/>
             </w:r>
             <w:r>
               <w:rPr>
-                <w:b/>
-                <w:bCs/>
                 <w:webHidden/>
               </w:rPr>
               <w:instrText xml:space="preserve"> PAGEREF _Toc239937312 \h </w:instrText>
             </w:r>
             <w:r>
               <w:rPr>
-                <w:b/>
-                <w:bCs/>
-                <w:webHidden/>
-              </w:rPr>
-            </w:r>
-            <w:r>
-              <w:rPr>
-                <w:b/>
-                <w:bCs/>
+                <w:webHidden/>
+              </w:rPr>
+            </w:r>
+            <w:r>
+              <w:rPr>
                 <w:webHidden/>
               </w:rPr>
               <w:fldChar w:fldCharType="separate"/>
             </w:r>
             <w:r>
               <w:rPr>
-                <w:b/>
-                <w:bCs/>
                 <w:webHidden/>
               </w:rPr>
               <w:t>7</w:t>
             </w:r>
             <w:r>
               <w:rPr>
-                <w:b/>
-                <w:bCs/>
                 <w:webHidden/>
               </w:rPr>
               <w:fldChar w:fldCharType="end"/>
@@ -4627,7 +4615,7 @@
           <w:bCs/>
         </w:rPr>
       </w:pPr>
-      <w:bookmarkStart w:id="4" w:name="_Toc239937305"/>
+      <w:bookmarkStart w:id="2" w:name="_Toc239937305"/>
       <w:r>
         <w:rPr>
           <w:b/>
@@ -4649,7 +4637,7 @@
         </w:rPr>
         <w:t>заказчика</w:t>
       </w:r>
-      <w:bookmarkEnd w:id="4"/>
+      <w:bookmarkEnd w:id="2"/>
       <w:r>
         <w:rPr>
           <w:b/>
@@ -4839,7 +4827,7 @@
           <w:bCs/>
         </w:rPr>
       </w:pPr>
-      <w:bookmarkStart w:id="5" w:name="_Toc239937306"/>
+      <w:bookmarkStart w:id="3" w:name="_Toc239937306"/>
       <w:r>
         <w:rPr>
           <w:b/>
@@ -4847,7 +4835,7 @@
         </w:rPr>
         <w:t>1.3 Перечень документов, на основании которых создается АС</w:t>
       </w:r>
-      <w:bookmarkEnd w:id="5"/>
+      <w:bookmarkEnd w:id="3"/>
     </w:p>
     <w:p>
       <w:pPr>
@@ -5098,7 +5086,7 @@
           <w:szCs w:val="28"/>
         </w:rPr>
       </w:pPr>
-      <w:bookmarkStart w:id="6" w:name="_Toc239937307"/>
+      <w:bookmarkStart w:id="4" w:name="_Toc239937307"/>
     </w:p>
     <w:p>
       <w:pPr>
@@ -5122,7 +5110,7 @@
         </w:rPr>
         <w:t>1.4 Плановые сроки начала и окончания работ по созданию АС</w:t>
       </w:r>
-      <w:bookmarkEnd w:id="6"/>
+      <w:bookmarkEnd w:id="4"/>
     </w:p>
     <w:p>
       <w:pPr>
@@ -5228,7 +5216,7 @@
           <w:sz w:val="28"/>
         </w:rPr>
       </w:pPr>
-      <w:bookmarkStart w:id="7" w:name="_Toc239937308"/>
+      <w:bookmarkStart w:id="5" w:name="_Toc239937308"/>
       <w:r>
         <w:rPr>
           <w:b/>
@@ -5255,7 +5243,7 @@
         <w:lastRenderedPageBreak/>
         <w:t>2 ЦЕЛИ И НАЗНАЧЕНИЕ СОЗДАНИЯ АВТОМАТИЗИРОВАННОЙ СИСТЕМЫ</w:t>
       </w:r>
-      <w:bookmarkEnd w:id="7"/>
+      <w:bookmarkEnd w:id="5"/>
     </w:p>
     <w:p>
       <w:pPr>
@@ -5274,7 +5262,7 @@
           <w:bCs/>
         </w:rPr>
       </w:pPr>
-      <w:bookmarkStart w:id="10" w:name="_Toc239937309"/>
+      <w:bookmarkStart w:id="6" w:name="_Toc239937309"/>
       <w:r>
         <w:rPr>
           <w:b/>
@@ -5282,7 +5270,7 @@
         </w:rPr>
         <w:t>2.1 Цели создания АС</w:t>
       </w:r>
-      <w:bookmarkEnd w:id="10"/>
+      <w:bookmarkEnd w:id="6"/>
     </w:p>
     <w:p>
       <w:pPr>
@@ -5401,7 +5389,7 @@
           <w:bCs/>
         </w:rPr>
       </w:pPr>
-      <w:bookmarkStart w:id="11" w:name="_Toc239937310"/>
+      <w:bookmarkStart w:id="7" w:name="_Toc239937310"/>
       <w:r>
         <w:rPr>
           <w:b/>
@@ -5409,7 +5397,7 @@
         </w:rPr>
         <w:t>2.2 Назначение АС</w:t>
       </w:r>
-      <w:bookmarkEnd w:id="11"/>
+      <w:bookmarkEnd w:id="7"/>
     </w:p>
     <w:p>
       <w:pPr>
@@ -5506,6 +5494,7 @@
         <w:rPr>
           <w:rFonts w:ascii="Times New Roman" w:hAnsi="Times New Roman" w:cs="Times New Roman"/>
           <w:strike/>
+          <w:noProof/>
           <w:sz w:val="28"/>
           <w:szCs w:val="28"/>
         </w:rPr>
@@ -5525,7 +5514,7 @@
                     <pic:cNvPicPr/>
                   </pic:nvPicPr>
                   <pic:blipFill rotWithShape="1">
-                    <a:blip r:embed="rId12"/>
+                    <a:blip r:embed="rId8"/>
                     <a:srcRect l="3198" t="2709" r="763"/>
                     <a:stretch/>
                   </pic:blipFill>
@@ -5654,7 +5643,7 @@
           <w:bCs/>
         </w:rPr>
       </w:pPr>
-      <w:bookmarkStart w:id="18" w:name="_Toc239937311"/>
+      <w:bookmarkStart w:id="8" w:name="_Toc239937311"/>
       <w:r>
         <w:rPr>
           <w:b/>
@@ -5663,7 +5652,7 @@
         <w:lastRenderedPageBreak/>
         <w:t>3 ТРЕБОВАНИЯ К АВТОМАТИЗИРОВАННОЙ СИСТЕМЕ</w:t>
       </w:r>
-      <w:bookmarkEnd w:id="18"/>
+      <w:bookmarkEnd w:id="8"/>
     </w:p>
     <w:p>
       <w:pPr>
@@ -5682,7 +5671,7 @@
           <w:bCs/>
         </w:rPr>
       </w:pPr>
-      <w:bookmarkStart w:id="19" w:name="_Toc239937312"/>
+      <w:bookmarkStart w:id="9" w:name="_Toc239937312"/>
       <w:r>
         <w:rPr>
           <w:b/>
@@ -5690,7 +5679,7 @@
         </w:rPr>
         <w:t>3.1 Требования к структуре АС в целом</w:t>
       </w:r>
-      <w:bookmarkEnd w:id="19"/>
+      <w:bookmarkEnd w:id="9"/>
     </w:p>
     <w:p>
       <w:pPr>
@@ -5709,7 +5698,7 @@
           <w:bCs/>
         </w:rPr>
       </w:pPr>
-      <w:bookmarkStart w:id="20" w:name="_Toc239937313"/>
+      <w:bookmarkStart w:id="10" w:name="_Toc239937313"/>
       <w:r>
         <w:rPr>
           <w:b/>
@@ -5717,7 +5706,7 @@
         </w:rPr>
         <w:t>3.1.1 Требования к структуре и функционированию системы</w:t>
       </w:r>
-      <w:bookmarkEnd w:id="20"/>
+      <w:bookmarkEnd w:id="10"/>
     </w:p>
     <w:p>
       <w:pPr>
@@ -6206,7 +6195,6 @@
           <w:strike/>
           <w:sz w:val="28"/>
           <w:szCs w:val="28"/>
-          <w:lang w:val="en-US"/>
         </w:rPr>
       </w:pPr>
       <w:r>
@@ -7516,7 +7504,7 @@
           <w:bCs/>
         </w:rPr>
       </w:pPr>
-      <w:bookmarkStart w:id="23" w:name="_Toc239937314"/>
+      <w:bookmarkStart w:id="11" w:name="_Toc239937314"/>
       <w:r>
         <w:rPr>
           <w:b/>
@@ -7524,7 +7512,7 @@
         </w:rPr>
         <w:t>3.1.2 Требования к численности и квалификации персонала системы</w:t>
       </w:r>
-      <w:bookmarkEnd w:id="23"/>
+      <w:bookmarkEnd w:id="11"/>
     </w:p>
     <w:p>
       <w:pPr>
@@ -7556,7 +7544,7 @@
         </w:rPr>
         <w:t>Дополнительные требования к численности и квалификации персонала системы не предъявляются.</w:t>
       </w:r>
-      <w:bookmarkStart w:id="24" w:name="_Toc239937315"/>
+      <w:bookmarkStart w:id="12" w:name="_Toc239937315"/>
     </w:p>
     <w:p>
       <w:pPr>
@@ -7587,7 +7575,7 @@
         </w:rPr>
         <w:t>3.1.3 Показатели назначения</w:t>
       </w:r>
-      <w:bookmarkEnd w:id="24"/>
+      <w:bookmarkEnd w:id="12"/>
     </w:p>
     <w:p>
       <w:pPr>
@@ -7713,7 +7701,7 @@
         </w:rPr>
         <w:t>− Требования к аппаратной части и масштабированию для обеспечения перечисленных показателей должны быть определены на этапе технического проектирования.</w:t>
       </w:r>
-      <w:bookmarkStart w:id="25" w:name="_Toc239937316"/>
+      <w:bookmarkStart w:id="13" w:name="_Toc239937316"/>
     </w:p>
     <w:p>
       <w:pPr>
@@ -7762,7 +7750,7 @@
         <w:lastRenderedPageBreak/>
         <w:t>3.1.4 Требования к надежности</w:t>
       </w:r>
-      <w:bookmarkEnd w:id="25"/>
+      <w:bookmarkEnd w:id="13"/>
     </w:p>
     <w:p>
       <w:pPr>
@@ -7794,7 +7782,7 @@
         </w:rPr>
         <w:t>Дополнительные требования к надежности не предъявляются.</w:t>
       </w:r>
-      <w:bookmarkStart w:id="26" w:name="_Toc239937317"/>
+      <w:bookmarkStart w:id="14" w:name="_Toc239937317"/>
     </w:p>
     <w:p>
       <w:pPr>
@@ -7820,7 +7808,7 @@
         </w:rPr>
         <w:t>3.1.5 Требования к безопасности</w:t>
       </w:r>
-      <w:bookmarkEnd w:id="26"/>
+      <w:bookmarkEnd w:id="14"/>
     </w:p>
     <w:p>
       <w:pPr>
@@ -7872,7 +7860,7 @@
           <w:szCs w:val="28"/>
         </w:rPr>
       </w:pPr>
-      <w:bookmarkStart w:id="27" w:name="_Toc239937318"/>
+      <w:bookmarkStart w:id="15" w:name="_Toc239937318"/>
     </w:p>
     <w:p>
       <w:pPr>
@@ -7896,7 +7884,7 @@
         </w:rPr>
         <w:t>3.1.6 Требования к эргономике и технической эстетике</w:t>
       </w:r>
-      <w:bookmarkEnd w:id="27"/>
+      <w:bookmarkEnd w:id="15"/>
     </w:p>
     <w:p>
       <w:pPr>
@@ -8031,7 +8019,7 @@
         <w:spacing w:after="0" w:line="360" w:lineRule="auto"/>
         <w:jc w:val="both"/>
       </w:pPr>
-      <w:bookmarkStart w:id="28" w:name="_Toc239937319"/>
+      <w:bookmarkStart w:id="16" w:name="_Toc239937319"/>
     </w:p>
     <w:p>
       <w:pPr>
@@ -8050,7 +8038,7 @@
         </w:rPr>
         <w:t>3.1.7 Требования к эксплуатации, техническому обслуживанию, ремонту и хранению компонентов системы</w:t>
       </w:r>
-      <w:bookmarkEnd w:id="28"/>
+      <w:bookmarkEnd w:id="16"/>
     </w:p>
     <w:p>
       <w:pPr>
@@ -8085,7 +8073,7 @@
         <w:spacing w:after="0" w:line="360" w:lineRule="auto"/>
         <w:jc w:val="both"/>
       </w:pPr>
-      <w:bookmarkStart w:id="29" w:name="_Toc239937320"/>
+      <w:bookmarkStart w:id="17" w:name="_Toc239937320"/>
     </w:p>
     <w:p>
       <w:pPr>
@@ -8122,7 +8110,7 @@
         <w:lastRenderedPageBreak/>
         <w:t>3.1.8 Требования к защите информации от несанкционированного доступа</w:t>
       </w:r>
-      <w:bookmarkEnd w:id="29"/>
+      <w:bookmarkEnd w:id="17"/>
     </w:p>
     <w:p>
       <w:pPr>
@@ -8173,7 +8161,7 @@
         <w:spacing w:after="0" w:line="360" w:lineRule="auto"/>
         <w:jc w:val="both"/>
       </w:pPr>
-      <w:bookmarkStart w:id="30" w:name="_Toc239937321"/>
+      <w:bookmarkStart w:id="18" w:name="_Toc239937321"/>
     </w:p>
     <w:p>
       <w:pPr>
@@ -8192,7 +8180,7 @@
         </w:rPr>
         <w:t>3.1.9 Требования по сохранности информации при авариях</w:t>
       </w:r>
-      <w:bookmarkEnd w:id="30"/>
+      <w:bookmarkEnd w:id="18"/>
     </w:p>
     <w:p>
       <w:pPr>
@@ -8227,7 +8215,7 @@
         <w:spacing w:after="0" w:line="360" w:lineRule="auto"/>
         <w:jc w:val="both"/>
       </w:pPr>
-      <w:bookmarkStart w:id="31" w:name="_Toc239937322"/>
+      <w:bookmarkStart w:id="19" w:name="_Toc239937322"/>
     </w:p>
     <w:p>
       <w:pPr>
@@ -8253,7 +8241,7 @@
         </w:rPr>
         <w:t>3.1.10 Требования к защите от влияния внешних воздействий</w:t>
       </w:r>
-      <w:bookmarkEnd w:id="31"/>
+      <w:bookmarkEnd w:id="19"/>
     </w:p>
     <w:p>
       <w:pPr>
@@ -8288,7 +8276,7 @@
         <w:spacing w:after="0" w:line="360" w:lineRule="auto"/>
         <w:jc w:val="both"/>
       </w:pPr>
-      <w:bookmarkStart w:id="32" w:name="_Toc239937323"/>
+      <w:bookmarkStart w:id="20" w:name="_Toc239937323"/>
     </w:p>
     <w:p>
       <w:pPr>
@@ -8307,7 +8295,7 @@
         </w:rPr>
         <w:t>3.1.11 Требования к патентной чистоте</w:t>
       </w:r>
-      <w:bookmarkEnd w:id="32"/>
+      <w:bookmarkEnd w:id="20"/>
     </w:p>
     <w:p>
       <w:pPr>
@@ -8338,7 +8326,7 @@
         </w:rPr>
         <w:t xml:space="preserve">Дополнительные требования к патентной чистоте не предъявляются. </w:t>
       </w:r>
-      <w:bookmarkStart w:id="33" w:name="_Toc239937324"/>
+      <w:bookmarkStart w:id="21" w:name="_Toc239937324"/>
     </w:p>
     <w:p>
       <w:pPr>
@@ -8364,7 +8352,7 @@
         </w:rPr>
         <w:t>3.1.12 Требования по стандартизации и унификации</w:t>
       </w:r>
-      <w:bookmarkEnd w:id="33"/>
+      <w:bookmarkEnd w:id="21"/>
     </w:p>
     <w:p>
       <w:pPr>
@@ -8445,7 +8433,7 @@
           <w:sz w:val="28"/>
         </w:rPr>
       </w:pPr>
-      <w:bookmarkStart w:id="34" w:name="_Toc239937325"/>
+      <w:bookmarkStart w:id="22" w:name="_Toc239937325"/>
       <w:r>
         <w:rPr>
           <w:b/>
@@ -8472,7 +8460,7 @@
         <w:lastRenderedPageBreak/>
         <w:t>3.2 Требования к функциям (задачам), выполняемым АС</w:t>
       </w:r>
-      <w:bookmarkEnd w:id="34"/>
+      <w:bookmarkEnd w:id="22"/>
     </w:p>
     <w:p>
       <w:pPr>
@@ -8480,7 +8468,7 @@
         <w:spacing w:after="0" w:line="360" w:lineRule="auto"/>
         <w:jc w:val="both"/>
       </w:pPr>
-      <w:bookmarkStart w:id="35" w:name="_Toc239937326"/>
+      <w:bookmarkStart w:id="23" w:name="_Toc239937326"/>
     </w:p>
     <w:p>
       <w:pPr>
@@ -8499,7 +8487,7 @@
         </w:rPr>
         <w:t>3.2.1 Перечень функций, задач или их комплексов</w:t>
       </w:r>
-      <w:bookmarkEnd w:id="35"/>
+      <w:bookmarkEnd w:id="23"/>
     </w:p>
     <w:p>
       <w:pPr>
@@ -8627,7 +8615,7 @@
           <w:bCs/>
         </w:rPr>
       </w:pPr>
-      <w:bookmarkStart w:id="36" w:name="_Toc239937327"/>
+      <w:bookmarkStart w:id="24" w:name="_Toc239937327"/>
       <w:r>
         <w:rPr>
           <w:b/>
@@ -8635,14 +8623,14 @@
         </w:rPr>
         <w:t>3.3 Требования к видам обеспечения АС</w:t>
       </w:r>
-      <w:bookmarkEnd w:id="36"/>
+      <w:bookmarkEnd w:id="24"/>
     </w:p>
     <w:p>
       <w:pPr>
         <w:pStyle w:val="12"/>
         <w:spacing w:after="0" w:line="360" w:lineRule="auto"/>
       </w:pPr>
-      <w:bookmarkStart w:id="37" w:name="_Toc239937328"/>
+      <w:bookmarkStart w:id="25" w:name="_Toc239937328"/>
     </w:p>
     <w:p>
       <w:pPr>
@@ -8661,7 +8649,7 @@
         </w:rPr>
         <w:t>3.3.1 Требования к математическому обеспечению системы</w:t>
       </w:r>
-      <w:bookmarkEnd w:id="37"/>
+      <w:bookmarkEnd w:id="25"/>
     </w:p>
     <w:p>
       <w:pPr>
@@ -8694,7 +8682,7 @@
         <w:pStyle w:val="12"/>
         <w:spacing w:after="0" w:line="360" w:lineRule="auto"/>
       </w:pPr>
-      <w:bookmarkStart w:id="38" w:name="_Toc239937329"/>
+      <w:bookmarkStart w:id="26" w:name="_Toc239937329"/>
     </w:p>
     <w:p>
       <w:pPr>
@@ -8713,7 +8701,7 @@
         </w:rPr>
         <w:t>3.3.2 Требования к информационному обеспечению системы</w:t>
       </w:r>
-      <w:bookmarkEnd w:id="38"/>
+      <w:bookmarkEnd w:id="26"/>
     </w:p>
     <w:p>
       <w:pPr>
@@ -8746,7 +8734,7 @@
         <w:pStyle w:val="12"/>
         <w:spacing w:after="0" w:line="360" w:lineRule="auto"/>
       </w:pPr>
-      <w:bookmarkStart w:id="39" w:name="_Toc239937330"/>
+      <w:bookmarkStart w:id="27" w:name="_Toc239937330"/>
     </w:p>
     <w:p>
       <w:pPr>
@@ -8783,7 +8771,7 @@
         <w:lastRenderedPageBreak/>
         <w:t>3.3.3 Требования к лингвистическому обеспечению системы</w:t>
       </w:r>
-      <w:bookmarkEnd w:id="39"/>
+      <w:bookmarkEnd w:id="27"/>
     </w:p>
     <w:p>
       <w:pPr>
@@ -8816,7 +8804,7 @@
         <w:pStyle w:val="12"/>
         <w:spacing w:after="0" w:line="360" w:lineRule="auto"/>
       </w:pPr>
-      <w:bookmarkStart w:id="40" w:name="_Toc239937331"/>
+      <w:bookmarkStart w:id="28" w:name="_Toc239937331"/>
     </w:p>
     <w:p>
       <w:pPr>
@@ -8835,7 +8823,7 @@
         </w:rPr>
         <w:t>3.3.4 Требования к программному обеспечению системы</w:t>
       </w:r>
-      <w:bookmarkEnd w:id="40"/>
+      <w:bookmarkEnd w:id="28"/>
     </w:p>
     <w:p>
       <w:pPr>
@@ -8925,7 +8913,7 @@
           <w:szCs w:val="28"/>
         </w:rPr>
       </w:pPr>
-      <w:bookmarkStart w:id="41" w:name="_Toc239937332"/>
+      <w:bookmarkStart w:id="29" w:name="_Toc239937332"/>
     </w:p>
     <w:p>
       <w:pPr>
@@ -8944,7 +8932,7 @@
         </w:rPr>
         <w:t>3.3.5 Требования к техническому обеспечению системы</w:t>
       </w:r>
-      <w:bookmarkEnd w:id="41"/>
+      <w:bookmarkEnd w:id="29"/>
     </w:p>
     <w:p>
       <w:pPr>
@@ -9101,7 +9089,7 @@
         <w:pStyle w:val="12"/>
         <w:spacing w:after="0" w:line="360" w:lineRule="auto"/>
       </w:pPr>
-      <w:bookmarkStart w:id="44" w:name="_Toc239937333"/>
+      <w:bookmarkStart w:id="30" w:name="_Toc239937333"/>
     </w:p>
     <w:p>
       <w:pPr>
@@ -9120,7 +9108,7 @@
         </w:rPr>
         <w:t>3.3.6 Требования к метрологическому обеспечению</w:t>
       </w:r>
-      <w:bookmarkEnd w:id="44"/>
+      <w:bookmarkEnd w:id="30"/>
     </w:p>
     <w:p>
       <w:pPr>
@@ -9153,7 +9141,7 @@
         <w:pStyle w:val="12"/>
         <w:spacing w:after="0" w:line="360" w:lineRule="auto"/>
       </w:pPr>
-      <w:bookmarkStart w:id="45" w:name="_Toc239937334"/>
+      <w:bookmarkStart w:id="31" w:name="_Toc239937334"/>
     </w:p>
     <w:p>
       <w:pPr>
@@ -9173,7 +9161,7 @@
         <w:lastRenderedPageBreak/>
         <w:t>3.3.7 Требования к организационному обеспечению</w:t>
       </w:r>
-      <w:bookmarkEnd w:id="45"/>
+      <w:bookmarkEnd w:id="31"/>
     </w:p>
     <w:p>
       <w:pPr>
@@ -9222,7 +9210,7 @@
           <w:bCs/>
         </w:rPr>
       </w:pPr>
-      <w:bookmarkStart w:id="46" w:name="_Toc239937335"/>
+      <w:bookmarkStart w:id="32" w:name="_Toc239937335"/>
       <w:r>
         <w:rPr>
           <w:b/>
@@ -9230,7 +9218,7 @@
         </w:rPr>
         <w:t>3.4 Общие технические требования к АС</w:t>
       </w:r>
-      <w:bookmarkEnd w:id="46"/>
+      <w:bookmarkEnd w:id="32"/>
     </w:p>
     <w:p>
       <w:pPr>
@@ -9291,7 +9279,7 @@
           <w:szCs w:val="28"/>
         </w:rPr>
         <w:sectPr>
-          <w:footerReference w:type="default" r:id="rId13"/>
+          <w:footerReference w:type="default" r:id="rId9"/>
           <w:pgSz w:w="11906" w:h="16838"/>
           <w:pgMar w:top="1134" w:right="850" w:bottom="1134" w:left="1701" w:header="708" w:footer="708" w:gutter="0"/>
           <w:cols w:space="708"/>
@@ -9310,7 +9298,7 @@
           <w:bCs/>
         </w:rPr>
       </w:pPr>
-      <w:bookmarkStart w:id="47" w:name="_Toc239937336"/>
+      <w:bookmarkStart w:id="33" w:name="_Toc239937336"/>
       <w:r>
         <w:rPr>
           <w:b/>
@@ -9319,7 +9307,7 @@
         <w:lastRenderedPageBreak/>
         <w:t>4 СОСТАВ И СОДЕРЖАНИЕ РАБОТ ПО СОЗДАНИЮ АВТОМАТИЗИРОВАННОЙ СИСТЕМЫ</w:t>
       </w:r>
-      <w:bookmarkEnd w:id="47"/>
+      <w:bookmarkEnd w:id="33"/>
     </w:p>
     <w:p>
       <w:pPr>
@@ -9331,60 +9319,6 @@
           <w:bCs/>
         </w:rPr>
       </w:pPr>
-    </w:p>
-    <w:p>
-      <w:pPr>
-        <w:spacing w:after="0" w:line="360" w:lineRule="auto"/>
-        <w:ind w:left="708" w:firstLine="708"/>
-        <w:jc w:val="both"/>
-        <w:rPr>
-          <w:rFonts w:ascii="Times New Roman" w:hAnsi="Times New Roman" w:cs="Times New Roman"/>
-          <w:sz w:val="28"/>
-          <w:szCs w:val="28"/>
-        </w:rPr>
-      </w:pPr>
-      <w:r>
-        <w:rPr>
-          <w:rFonts w:ascii="Times New Roman" w:hAnsi="Times New Roman" w:cs="Times New Roman"/>
-          <w:sz w:val="28"/>
-          <w:szCs w:val="28"/>
-        </w:rPr>
-        <w:t>Этапы проведения работ по разработке плагина "</w:t>
-      </w:r>
-      <w:r>
-        <w:rPr>
-          <w:rFonts w:ascii="Times New Roman" w:hAnsi="Times New Roman" w:cs="Times New Roman"/>
-          <w:sz w:val="28"/>
-          <w:szCs w:val="28"/>
-        </w:rPr>
-        <w:t>Рамка для фотографии</w:t>
-      </w:r>
-      <w:r>
-        <w:rPr>
-          <w:rFonts w:ascii="Times New Roman" w:hAnsi="Times New Roman" w:cs="Times New Roman"/>
-          <w:sz w:val="28"/>
-          <w:szCs w:val="28"/>
-        </w:rPr>
-        <w:t xml:space="preserve">" для САПР </w:t>
-      </w:r>
-      <w:proofErr w:type="spellStart"/>
-      <w:r>
-        <w:rPr>
-          <w:rFonts w:ascii="Times New Roman" w:hAnsi="Times New Roman" w:cs="Times New Roman"/>
-          <w:sz w:val="28"/>
-          <w:szCs w:val="28"/>
-        </w:rPr>
-        <w:t>Inventor</w:t>
-      </w:r>
-      <w:proofErr w:type="spellEnd"/>
-      <w:r>
-        <w:rPr>
-          <w:rFonts w:ascii="Times New Roman" w:hAnsi="Times New Roman" w:cs="Times New Roman"/>
-          <w:sz w:val="28"/>
-          <w:szCs w:val="28"/>
-        </w:rPr>
-        <w:t xml:space="preserve"> приведены в таблице 4.1. </w:t>
-      </w:r>
     </w:p>
     <w:p>
       <w:pPr>
@@ -9397,7 +9331,61 @@
           <w:szCs w:val="28"/>
         </w:rPr>
       </w:pPr>
-      <w:commentRangeStart w:id="61"/>
+      <w:r>
+        <w:rPr>
+          <w:rFonts w:ascii="Times New Roman" w:hAnsi="Times New Roman" w:cs="Times New Roman"/>
+          <w:sz w:val="28"/>
+          <w:szCs w:val="28"/>
+        </w:rPr>
+        <w:t>Этапы проведения работ по разработке плагина "</w:t>
+      </w:r>
+      <w:r>
+        <w:rPr>
+          <w:rFonts w:ascii="Times New Roman" w:hAnsi="Times New Roman" w:cs="Times New Roman"/>
+          <w:sz w:val="28"/>
+          <w:szCs w:val="28"/>
+        </w:rPr>
+        <w:t>Рамка для фотографии</w:t>
+      </w:r>
+      <w:r>
+        <w:rPr>
+          <w:rFonts w:ascii="Times New Roman" w:hAnsi="Times New Roman" w:cs="Times New Roman"/>
+          <w:sz w:val="28"/>
+          <w:szCs w:val="28"/>
+        </w:rPr>
+        <w:t xml:space="preserve">" для САПР </w:t>
+      </w:r>
+      <w:proofErr w:type="spellStart"/>
+      <w:r>
+        <w:rPr>
+          <w:rFonts w:ascii="Times New Roman" w:hAnsi="Times New Roman" w:cs="Times New Roman"/>
+          <w:sz w:val="28"/>
+          <w:szCs w:val="28"/>
+        </w:rPr>
+        <w:t>Inventor</w:t>
+      </w:r>
+      <w:proofErr w:type="spellEnd"/>
+      <w:r>
+        <w:rPr>
+          <w:rFonts w:ascii="Times New Roman" w:hAnsi="Times New Roman" w:cs="Times New Roman"/>
+          <w:sz w:val="28"/>
+          <w:szCs w:val="28"/>
+        </w:rPr>
+        <w:t xml:space="preserve"> приведены в таблице 4.1. </w:t>
+      </w:r>
+    </w:p>
+    <w:p>
+      <w:pPr>
+        <w:spacing w:after="0" w:line="360" w:lineRule="auto"/>
+        <w:jc w:val="both"/>
+        <w:rPr>
+          <w:rFonts w:ascii="Times New Roman" w:hAnsi="Times New Roman" w:cs="Times New Roman"/>
+          <w:sz w:val="28"/>
+          <w:szCs w:val="28"/>
+        </w:rPr>
+      </w:pPr>
+      <w:commentRangeStart w:id="34"/>
+      <w:commentRangeStart w:id="35"/>
       <w:r>
         <w:rPr>
           <w:rFonts w:ascii="Times New Roman" w:hAnsi="Times New Roman" w:cs="Times New Roman"/>
@@ -9431,14 +9419,18 @@
         </w:rPr>
         <w:t>Inventor</w:t>
       </w:r>
-      <w:commentRangeEnd w:id="61"/>
-      <w:r>
-        <w:rPr>
-          <w:rStyle w:val="CommentReference"/>
-        </w:rPr>
-        <w:commentReference w:id="61"/>
-      </w:r>
+      <w:commentRangeEnd w:id="34"/>
       <w:proofErr w:type="spellEnd"/>
+      <w:r>
+        <w:commentReference w:id="34"/>
+      </w:r>
+      <w:commentRangeEnd w:id="35"/>
+      <w:r>
+        <w:rPr>
+          <w:rStyle w:val="ac"/>
+        </w:rPr>
+        <w:commentReference w:id="35"/>
+      </w:r>
     </w:p>
     <w:tbl>
       <w:tblPr>
@@ -9461,7 +9453,6 @@
           </w:tcPr>
           <w:p>
             <w:pPr>
-              <w:spacing w:line="360" w:lineRule="auto"/>
               <w:jc w:val="center"/>
               <w:rPr>
                 <w:rFonts w:ascii="Times New Roman" w:hAnsi="Times New Roman" w:cs="Times New Roman"/>
@@ -9489,7 +9480,6 @@
           </w:tcPr>
           <w:p>
             <w:pPr>
-              <w:spacing w:line="360" w:lineRule="auto"/>
               <w:jc w:val="center"/>
               <w:rPr>
                 <w:rFonts w:ascii="Times New Roman" w:hAnsi="Times New Roman" w:cs="Times New Roman"/>
@@ -9517,7 +9507,6 @@
           </w:tcPr>
           <w:p>
             <w:pPr>
-              <w:spacing w:line="360" w:lineRule="auto"/>
               <w:jc w:val="center"/>
               <w:rPr>
                 <w:rFonts w:ascii="Times New Roman" w:hAnsi="Times New Roman" w:cs="Times New Roman"/>
@@ -9545,7 +9534,6 @@
           </w:tcPr>
           <w:p>
             <w:pPr>
-              <w:spacing w:line="360" w:lineRule="auto"/>
               <w:jc w:val="center"/>
               <w:rPr>
                 <w:rFonts w:ascii="Times New Roman" w:hAnsi="Times New Roman" w:cs="Times New Roman"/>
@@ -9573,7 +9561,6 @@
           </w:tcPr>
           <w:p>
             <w:pPr>
-              <w:spacing w:line="360" w:lineRule="auto"/>
               <w:jc w:val="center"/>
               <w:rPr>
                 <w:rFonts w:ascii="Times New Roman" w:hAnsi="Times New Roman" w:cs="Times New Roman"/>
@@ -9601,7 +9588,6 @@
           </w:tcPr>
           <w:p>
             <w:pPr>
-              <w:spacing w:line="276" w:lineRule="auto"/>
               <w:jc w:val="center"/>
               <w:rPr>
                 <w:rFonts w:ascii="Times New Roman" w:hAnsi="Times New Roman" w:cs="Times New Roman"/>
@@ -9631,7 +9617,6 @@
           </w:tcPr>
           <w:p>
             <w:pPr>
-              <w:spacing w:line="360" w:lineRule="auto"/>
               <w:jc w:val="both"/>
               <w:rPr>
                 <w:rFonts w:ascii="Times New Roman" w:hAnsi="Times New Roman" w:cs="Times New Roman"/>
@@ -9651,7 +9636,6 @@
           </w:tcPr>
           <w:p>
             <w:pPr>
-              <w:spacing w:line="276" w:lineRule="auto"/>
               <w:jc w:val="both"/>
               <w:rPr>
                 <w:rFonts w:ascii="Times New Roman" w:hAnsi="Times New Roman" w:cs="Times New Roman"/>
@@ -9671,7 +9655,6 @@
           </w:tcPr>
           <w:p>
             <w:pPr>
-              <w:spacing w:line="360" w:lineRule="auto"/>
               <w:jc w:val="both"/>
               <w:rPr>
                 <w:rFonts w:ascii="Times New Roman" w:hAnsi="Times New Roman" w:cs="Times New Roman"/>
@@ -9691,7 +9674,6 @@
           </w:tcPr>
           <w:p>
             <w:pPr>
-              <w:spacing w:line="360" w:lineRule="auto"/>
               <w:jc w:val="center"/>
               <w:rPr>
                 <w:rFonts w:ascii="Times New Roman" w:hAnsi="Times New Roman" w:cs="Times New Roman"/>
@@ -9711,7 +9693,6 @@
           </w:tcPr>
           <w:p>
             <w:pPr>
-              <w:spacing w:line="360" w:lineRule="auto"/>
               <w:jc w:val="both"/>
               <w:rPr>
                 <w:rFonts w:ascii="Times New Roman" w:hAnsi="Times New Roman" w:cs="Times New Roman"/>
@@ -9731,7 +9712,6 @@
           </w:tcPr>
           <w:p>
             <w:pPr>
-              <w:spacing w:line="276" w:lineRule="auto"/>
               <w:jc w:val="both"/>
               <w:rPr>
                 <w:rFonts w:ascii="Times New Roman" w:hAnsi="Times New Roman" w:cs="Times New Roman"/>
@@ -9753,7 +9733,6 @@
           </w:tcPr>
           <w:p>
             <w:pPr>
-              <w:spacing w:line="360" w:lineRule="auto"/>
               <w:jc w:val="both"/>
               <w:rPr>
                 <w:rFonts w:ascii="Times New Roman" w:hAnsi="Times New Roman" w:cs="Times New Roman"/>
@@ -9773,7 +9752,6 @@
           </w:tcPr>
           <w:p>
             <w:pPr>
-              <w:spacing w:line="276" w:lineRule="auto"/>
               <w:jc w:val="both"/>
               <w:rPr>
                 <w:rFonts w:ascii="Times New Roman" w:hAnsi="Times New Roman" w:cs="Times New Roman"/>
@@ -9793,7 +9771,6 @@
           </w:tcPr>
           <w:p>
             <w:pPr>
-              <w:spacing w:line="360" w:lineRule="auto"/>
               <w:jc w:val="both"/>
               <w:rPr>
                 <w:rFonts w:ascii="Times New Roman" w:hAnsi="Times New Roman" w:cs="Times New Roman"/>
@@ -9813,7 +9790,6 @@
           </w:tcPr>
           <w:p>
             <w:pPr>
-              <w:spacing w:line="360" w:lineRule="auto"/>
               <w:jc w:val="center"/>
               <w:rPr>
                 <w:rFonts w:ascii="Times New Roman" w:hAnsi="Times New Roman" w:cs="Times New Roman"/>
@@ -9833,7 +9809,6 @@
           </w:tcPr>
           <w:p>
             <w:pPr>
-              <w:spacing w:line="360" w:lineRule="auto"/>
               <w:jc w:val="both"/>
               <w:rPr>
                 <w:rFonts w:ascii="Times New Roman" w:hAnsi="Times New Roman" w:cs="Times New Roman"/>
@@ -9853,7 +9828,6 @@
           </w:tcPr>
           <w:p>
             <w:pPr>
-              <w:spacing w:line="276" w:lineRule="auto"/>
               <w:jc w:val="both"/>
               <w:rPr>
                 <w:rFonts w:ascii="Times New Roman" w:hAnsi="Times New Roman" w:cs="Times New Roman"/>
@@ -9875,7 +9849,6 @@
           </w:tcPr>
           <w:p>
             <w:pPr>
-              <w:spacing w:line="360" w:lineRule="auto"/>
               <w:jc w:val="both"/>
               <w:rPr>
                 <w:rFonts w:ascii="Times New Roman" w:hAnsi="Times New Roman" w:cs="Times New Roman"/>
@@ -9895,7 +9868,6 @@
           </w:tcPr>
           <w:p>
             <w:pPr>
-              <w:spacing w:line="276" w:lineRule="auto"/>
               <w:jc w:val="both"/>
               <w:rPr>
                 <w:rFonts w:ascii="Times New Roman" w:hAnsi="Times New Roman" w:cs="Times New Roman"/>
@@ -9916,7 +9888,6 @@
           <w:p>
             <w:pPr>
               <w:pStyle w:val="a7"/>
-              <w:spacing w:line="276" w:lineRule="auto"/>
               <w:ind w:left="0"/>
               <w:jc w:val="both"/>
               <w:rPr>
@@ -9943,7 +9914,6 @@
                 <w:ilvl w:val="0"/>
                 <w:numId w:val="4"/>
               </w:numPr>
-              <w:spacing w:line="276" w:lineRule="auto"/>
               <w:ind w:left="0"/>
               <w:jc w:val="both"/>
               <w:rPr>
@@ -9970,7 +9940,6 @@
                 <w:ilvl w:val="0"/>
                 <w:numId w:val="4"/>
               </w:numPr>
-              <w:spacing w:line="276" w:lineRule="auto"/>
               <w:ind w:left="0"/>
               <w:jc w:val="both"/>
               <w:rPr>
@@ -9997,7 +9966,6 @@
           </w:tcPr>
           <w:p>
             <w:pPr>
-              <w:spacing w:line="360" w:lineRule="auto"/>
               <w:jc w:val="center"/>
               <w:rPr>
                 <w:rFonts w:ascii="Times New Roman" w:hAnsi="Times New Roman" w:cs="Times New Roman"/>
@@ -10017,7 +9985,6 @@
           </w:tcPr>
           <w:p>
             <w:pPr>
-              <w:spacing w:line="276" w:lineRule="auto"/>
               <w:jc w:val="both"/>
               <w:rPr>
                 <w:rFonts w:ascii="Times New Roman" w:hAnsi="Times New Roman" w:cs="Times New Roman"/>
@@ -10037,7 +10004,6 @@
           </w:tcPr>
           <w:p>
             <w:pPr>
-              <w:spacing w:line="276" w:lineRule="auto"/>
               <w:jc w:val="both"/>
               <w:rPr>
                 <w:rFonts w:ascii="Times New Roman" w:hAnsi="Times New Roman" w:cs="Times New Roman"/>
@@ -10059,7 +10025,6 @@
           </w:tcPr>
           <w:p>
             <w:pPr>
-              <w:spacing w:line="360" w:lineRule="auto"/>
               <w:jc w:val="both"/>
               <w:rPr>
                 <w:rFonts w:ascii="Times New Roman" w:hAnsi="Times New Roman" w:cs="Times New Roman"/>
@@ -10079,7 +10044,6 @@
           </w:tcPr>
           <w:p>
             <w:pPr>
-              <w:spacing w:line="276" w:lineRule="auto"/>
               <w:jc w:val="both"/>
               <w:rPr>
                 <w:rFonts w:ascii="Times New Roman" w:hAnsi="Times New Roman" w:cs="Times New Roman"/>
@@ -10094,7 +10058,6 @@
           </w:p>
           <w:p>
             <w:pPr>
-              <w:spacing w:line="276" w:lineRule="auto"/>
               <w:jc w:val="both"/>
               <w:rPr>
                 <w:rFonts w:ascii="Times New Roman" w:hAnsi="Times New Roman" w:cs="Times New Roman"/>
@@ -10114,7 +10077,6 @@
           </w:tcPr>
           <w:p>
             <w:pPr>
-              <w:spacing w:line="276" w:lineRule="auto"/>
               <w:jc w:val="both"/>
               <w:rPr>
                 <w:rFonts w:ascii="Times New Roman" w:hAnsi="Times New Roman" w:cs="Times New Roman"/>
@@ -10135,7 +10097,6 @@
           </w:p>
           <w:p>
             <w:pPr>
-              <w:spacing w:line="276" w:lineRule="auto"/>
               <w:jc w:val="both"/>
               <w:rPr>
                 <w:rFonts w:ascii="Times New Roman" w:hAnsi="Times New Roman" w:cs="Times New Roman"/>
@@ -10156,7 +10117,6 @@
           </w:p>
           <w:p>
             <w:pPr>
-              <w:spacing w:line="276" w:lineRule="auto"/>
               <w:jc w:val="both"/>
               <w:rPr>
                 <w:rFonts w:ascii="Times New Roman" w:hAnsi="Times New Roman" w:cs="Times New Roman"/>
@@ -10182,7 +10142,6 @@
           </w:tcPr>
           <w:p>
             <w:pPr>
-              <w:spacing w:line="360" w:lineRule="auto"/>
               <w:jc w:val="center"/>
               <w:rPr>
                 <w:rFonts w:ascii="Times New Roman" w:hAnsi="Times New Roman" w:cs="Times New Roman"/>
@@ -10202,7 +10161,6 @@
           </w:tcPr>
           <w:p>
             <w:pPr>
-              <w:spacing w:line="276" w:lineRule="auto"/>
               <w:jc w:val="both"/>
               <w:rPr>
                 <w:rFonts w:ascii="Times New Roman" w:hAnsi="Times New Roman" w:cs="Times New Roman"/>
@@ -10217,7 +10175,6 @@
           </w:p>
           <w:p>
             <w:pPr>
-              <w:spacing w:line="276" w:lineRule="auto"/>
               <w:jc w:val="both"/>
               <w:rPr>
                 <w:rFonts w:ascii="Times New Roman" w:hAnsi="Times New Roman" w:cs="Times New Roman"/>
@@ -10237,7 +10194,6 @@
           </w:tcPr>
           <w:p>
             <w:pPr>
-              <w:spacing w:line="276" w:lineRule="auto"/>
               <w:jc w:val="both"/>
               <w:rPr>
                 <w:rFonts w:ascii="Times New Roman" w:hAnsi="Times New Roman" w:cs="Times New Roman"/>
@@ -10280,7 +10236,7 @@
           <w:bCs/>
         </w:rPr>
       </w:pPr>
-      <w:bookmarkStart w:id="48" w:name="_Toc239937337"/>
+      <w:bookmarkStart w:id="36" w:name="_Toc239937337"/>
       <w:r>
         <w:rPr>
           <w:b/>
@@ -10289,7 +10245,7 @@
         <w:lastRenderedPageBreak/>
         <w:t>5 ПОРЯДОК РАЗРАБОТКИ АВТОМАТИЗИРОВАННОЙ СИСТЕМЫ</w:t>
       </w:r>
-      <w:bookmarkEnd w:id="48"/>
+      <w:bookmarkEnd w:id="36"/>
     </w:p>
     <w:p>
       <w:pPr>
@@ -10308,7 +10264,7 @@
           <w:bCs/>
         </w:rPr>
       </w:pPr>
-      <w:bookmarkStart w:id="49" w:name="_Toc239937338"/>
+      <w:bookmarkStart w:id="37" w:name="_Toc239937338"/>
       <w:r>
         <w:rPr>
           <w:b/>
@@ -10316,7 +10272,7 @@
         </w:rPr>
         <w:t>5.1 Порядок организации разработки АС</w:t>
       </w:r>
-      <w:bookmarkEnd w:id="49"/>
+      <w:bookmarkEnd w:id="37"/>
     </w:p>
     <w:p>
       <w:pPr>
@@ -10370,7 +10326,7 @@
           <w:bCs/>
         </w:rPr>
       </w:pPr>
-      <w:bookmarkStart w:id="50" w:name="_Toc239937339"/>
+      <w:bookmarkStart w:id="38" w:name="_Toc239937339"/>
       <w:r>
         <w:rPr>
           <w:b/>
@@ -10378,7 +10334,7 @@
         </w:rPr>
         <w:t>5.2 Перечень документов и исходных данных для разработки АС</w:t>
       </w:r>
-      <w:bookmarkEnd w:id="50"/>
+      <w:bookmarkEnd w:id="38"/>
     </w:p>
     <w:p>
       <w:pPr>
@@ -10700,7 +10656,7 @@
           <w:bCs/>
         </w:rPr>
       </w:pPr>
-      <w:bookmarkStart w:id="53" w:name="_Toc239937340"/>
+      <w:bookmarkStart w:id="39" w:name="_Toc239937340"/>
       <w:r>
         <w:rPr>
           <w:b/>
@@ -10708,7 +10664,7 @@
         </w:rPr>
         <w:t>5.3 Перечень документов, предъявляемых по окончании соответствующих этапов работ</w:t>
       </w:r>
-      <w:bookmarkEnd w:id="53"/>
+      <w:bookmarkEnd w:id="39"/>
     </w:p>
     <w:p>
       <w:pPr>
@@ -10848,7 +10804,7 @@
           <w:bCs/>
         </w:rPr>
       </w:pPr>
-      <w:bookmarkStart w:id="54" w:name="_Toc239937341"/>
+      <w:bookmarkStart w:id="40" w:name="_Toc239937341"/>
       <w:r>
         <w:rPr>
           <w:b/>
@@ -10857,7 +10813,7 @@
         <w:lastRenderedPageBreak/>
         <w:t>6 ПОРЯДОК КОНТРОЛЯ И ПРИЕМКИ АВТОМАТИЗИРОВАННОЙ СИСТЕМЫ</w:t>
       </w:r>
-      <w:bookmarkEnd w:id="54"/>
+      <w:bookmarkEnd w:id="40"/>
     </w:p>
     <w:p>
       <w:pPr>
@@ -10876,7 +10832,7 @@
           <w:bCs/>
         </w:rPr>
       </w:pPr>
-      <w:bookmarkStart w:id="55" w:name="_Toc239937342"/>
+      <w:bookmarkStart w:id="41" w:name="_Toc239937342"/>
       <w:r>
         <w:rPr>
           <w:b/>
@@ -10884,7 +10840,7 @@
         </w:rPr>
         <w:t>6.1 Виды, состав и методы испытаний АС и ее составных частей</w:t>
       </w:r>
-      <w:bookmarkEnd w:id="55"/>
+      <w:bookmarkEnd w:id="41"/>
     </w:p>
     <w:p>
       <w:pPr>
@@ -11136,7 +11092,7 @@
           <w:bCs/>
         </w:rPr>
       </w:pPr>
-      <w:bookmarkStart w:id="56" w:name="_Toc239937343"/>
+      <w:bookmarkStart w:id="42" w:name="_Toc239937343"/>
       <w:r>
         <w:rPr>
           <w:b/>
@@ -11144,7 +11100,7 @@
         </w:rPr>
         <w:t>6.2 Общие требования к приёмке работ по стадиям</w:t>
       </w:r>
-      <w:bookmarkEnd w:id="56"/>
+      <w:bookmarkEnd w:id="42"/>
     </w:p>
     <w:p>
       <w:pPr>
@@ -11247,7 +11203,7 @@
         </w:rPr>
         <w:t>Комплектность передаваемой отчётной документации подлежит проверке Заказчиком.</w:t>
       </w:r>
-      <w:bookmarkStart w:id="61" w:name="_Toc239937344"/>
+      <w:bookmarkStart w:id="43" w:name="_Toc239937344"/>
     </w:p>
     <w:p>
       <w:pPr>
@@ -11267,7 +11223,7 @@
         <w:lastRenderedPageBreak/>
         <w:t>7 ТРЕБОВАНИЯ К ДОКУМЕНТИРОВАНИЮ</w:t>
       </w:r>
-      <w:bookmarkEnd w:id="61"/>
+      <w:bookmarkEnd w:id="43"/>
     </w:p>
     <w:p>
       <w:pPr>
@@ -11321,7 +11277,7 @@
           <w:bCs/>
         </w:rPr>
       </w:pPr>
-      <w:bookmarkStart w:id="62" w:name="_Toc239937345"/>
+      <w:bookmarkStart w:id="44" w:name="_Toc239937345"/>
       <w:r>
         <w:rPr>
           <w:b/>
@@ -11329,7 +11285,7 @@
         </w:rPr>
         <w:t>7.1 Перечень подлежащих разработке документов</w:t>
       </w:r>
-      <w:bookmarkEnd w:id="62"/>
+      <w:bookmarkEnd w:id="44"/>
     </w:p>
     <w:p>
       <w:pPr>
@@ -11382,7 +11338,7 @@
           <w:bCs/>
         </w:rPr>
       </w:pPr>
-      <w:bookmarkStart w:id="63" w:name="_Toc239937346"/>
+      <w:bookmarkStart w:id="45" w:name="_Toc239937346"/>
       <w:r>
         <w:rPr>
           <w:b/>
@@ -11390,7 +11346,7 @@
         </w:rPr>
         <w:t>7.2 Вид представления и количество документов</w:t>
       </w:r>
-      <w:bookmarkEnd w:id="63"/>
+      <w:bookmarkEnd w:id="45"/>
     </w:p>
     <w:p>
       <w:pPr>
@@ -11558,7 +11514,7 @@
           <w:bCs/>
         </w:rPr>
       </w:pPr>
-      <w:bookmarkStart w:id="64" w:name="_Toc239937347"/>
+      <w:bookmarkStart w:id="46" w:name="_Toc239937347"/>
       <w:r>
         <w:rPr>
           <w:b/>
@@ -11566,7 +11522,7 @@
         </w:rPr>
         <w:t>7.3 Требования по использованию ЕСКД и ЕСПД при разработке документов</w:t>
       </w:r>
-      <w:bookmarkEnd w:id="64"/>
+      <w:bookmarkEnd w:id="46"/>
     </w:p>
     <w:p>
       <w:pPr>
@@ -11855,7 +11811,7 @@
           <w:bCs/>
         </w:rPr>
       </w:pPr>
-      <w:bookmarkStart w:id="65" w:name="_Toc239937348"/>
+      <w:bookmarkStart w:id="47" w:name="_Toc239937348"/>
       <w:r>
         <w:rPr>
           <w:b/>
@@ -11864,7 +11820,7 @@
         <w:lastRenderedPageBreak/>
         <w:t>ИСТОЧНИКИ РАЗРАБОТКИ</w:t>
       </w:r>
-      <w:bookmarkEnd w:id="65"/>
+      <w:bookmarkEnd w:id="47"/>
     </w:p>
     <w:p>
       <w:pPr>
@@ -12266,16 +12222,32 @@
 
 <file path=word/comments.xml><?xml version="1.0" encoding="utf-8"?>
 <w:comments xmlns:wpc="http://schemas.microsoft.com/office/word/2010/wordprocessingCanvas" xmlns:cx="http://schemas.microsoft.com/office/drawing/2014/chartex" xmlns:cx1="http://schemas.microsoft.com/office/drawing/2015/9/8/chartex" xmlns:cx2="http://schemas.microsoft.com/office/drawing/2015/10/21/chartex" xmlns:cx3="http://schemas.microsoft.com/office/drawing/2016/5/9/chartex" xmlns:cx4="http://schemas.microsoft.com/office/drawing/2016/5/10/chartex" xmlns:cx5="http://schemas.microsoft.com/office/drawing/2016/5/11/chartex" xmlns:cx6="http://schemas.microsoft.com/office/drawing/2016/5/12/chartex" xmlns:cx7="http://schemas.microsoft.com/office/drawing/2016/5/13/chartex" xmlns:cx8="http://schemas.microsoft.com/office/drawing/2016/5/14/chartex" xmlns:mc="http://schemas.openxmlformats.org/markup-compatibility/2006" xmlns:aink="http://schemas.microsoft.com/office/drawing/2016/ink" xmlns:am3d="http://schemas.microsoft.com/office/drawing/2017/model3d" xmlns:o="urn:schemas-microsoft-com:office:office" xmlns:oel="http://schemas.microsoft.com/office/2019/extlst" xmlns:r="http://schemas.openxmlformats.org/officeDocument/2006/relationships" xmlns:m="http://schemas.openxmlformats.org/officeDocument/2006/math" xmlns:v="urn:schemas-microsoft-com:vml" xmlns:wp14="http://schemas.microsoft.com/office/word/2010/wordprocessingDrawing" xmlns:wp="http://schemas.openxmlformats.org/drawingml/2006/wordprocessingDrawing" xmlns:w10="urn:schemas-microsoft-com:office:word" xmlns:w="http://schemas.openxmlformats.org/wordprocessingml/2006/main" xmlns:w14="http://schemas.microsoft.com/office/word/2010/wordml" xmlns:w15="http://schemas.microsoft.com/office/word/2012/wordml" xmlns:w16cex="http://schemas.microsoft.com/office/word/2018/wordml/cex" xmlns:w16cid="http://schemas.microsoft.com/office/word/2016/wordml/cid" xmlns:w16="http://schemas.microsoft.com/office/word/2018/wordml" xmlns:w16sdtdh="http://schemas.microsoft.com/office/word/2020/wordml/sdtdatahash" xmlns:w16se="http://schemas.microsoft.com/office/word/2015/wordml/symex" xmlns:wpg="http://schemas.microsoft.com/office/word/2010/wordprocessingGroup" xmlns:wpi="http://schemas.microsoft.com/office/word/2010/wordprocessingInk" xmlns:wne="http://schemas.microsoft.com/office/word/2006/wordml" xmlns:wps="http://schemas.microsoft.com/office/word/2010/wordprocessingShape" mc:Ignorable="w14 w15 w16se w16cid w16 w16cex w16sdtdh wp14">
-  <w:comment w:id="61" w:author="Kalentyev Alexey" w:initials="KA" w:date="2026-10-07T03:05:02Z">
-    <w:p>
-      <w:pPr>
-        <w:pStyle w:val="CommentText"/>
-      </w:pPr>
+  <w:comment w:id="34" w:author="Kalentyev Alexey" w:date="2026-10-07T03:05:00Z" w:initials="KA">
+    <w:p>
       <w:r>
         <w:annotationRef/>
       </w:r>
       <w:r>
-        <w:t xml:space="preserve">Уберите абзацный отступ у названия таблицы и расположите его над её левым верхним углом. В ячейках установите единый одинарный межстрочный интервал.</w:t>
+        <w:t>Уберите абзацный отступ у названия таблицы и расположите его над её левым верхним углом. В ячейках установите единый одинарный межстрочный интервал.</w:t>
+      </w:r>
+    </w:p>
+  </w:comment>
+  <w:comment w:id="35" w:author="Роман Литвиненко" w:date="2026-10-07T10:25:00Z" w:initials="РЛ">
+    <w:p>
+      <w:pPr>
+        <w:pStyle w:val="ad"/>
+      </w:pPr>
+      <w:r>
+        <w:rPr>
+          <w:rStyle w:val="ac"/>
+        </w:rPr>
+        <w:annotationRef/>
+      </w:r>
+      <w:r>
+        <w:rPr>
+          <w:lang w:val="en-US"/>
+        </w:rPr>
+        <w:t>+</w:t>
       </w:r>
     </w:p>
   </w:comment>
@@ -12285,18 +12257,21 @@
 <file path=word/commentsExtended.xml><?xml version="1.0" encoding="utf-8"?>
 <w15:commentsEx xmlns:wpc="http://schemas.microsoft.com/office/word/2010/wordprocessingCanvas" xmlns:cx="http://schemas.microsoft.com/office/drawing/2014/chartex" xmlns:cx1="http://schemas.microsoft.com/office/drawing/2015/9/8/chartex" xmlns:cx2="http://schemas.microsoft.com/office/drawing/2015/10/21/chartex" xmlns:cx3="http://schemas.microsoft.com/office/drawing/2016/5/9/chartex" xmlns:cx4="http://schemas.microsoft.com/office/drawing/2016/5/10/chartex" xmlns:cx5="http://schemas.microsoft.com/office/drawing/2016/5/11/chartex" xmlns:cx6="http://schemas.microsoft.com/office/drawing/2016/5/12/chartex" xmlns:cx7="http://schemas.microsoft.com/office/drawing/2016/5/13/chartex" xmlns:cx8="http://schemas.microsoft.com/office/drawing/2016/5/14/chartex" xmlns:mc="http://schemas.openxmlformats.org/markup-compatibility/2006" xmlns:aink="http://schemas.microsoft.com/office/drawing/2016/ink" xmlns:am3d="http://schemas.microsoft.com/office/drawing/2017/model3d" xmlns:o="urn:schemas-microsoft-com:office:office" xmlns:oel="http://schemas.microsoft.com/office/2019/extlst" xmlns:r="http://schemas.openxmlformats.org/officeDocument/2006/relationships" xmlns:m="http://schemas.openxmlformats.org/officeDocument/2006/math" xmlns:v="urn:schemas-microsoft-com:vml" xmlns:wp14="http://schemas.microsoft.com/office/word/2010/wordprocessingDrawing" xmlns:wp="http://schemas.openxmlformats.org/drawingml/2006/wordprocessingDrawing" xmlns:w10="urn:schemas-microsoft-com:office:word" xmlns:w="http://schemas.openxmlformats.org/wordprocessingml/2006/main" xmlns:w14="http://schemas.microsoft.com/office/word/2010/wordml" xmlns:w15="http://schemas.microsoft.com/office/word/2012/wordml" xmlns:w16cex="http://schemas.microsoft.com/office/word/2018/wordml/cex" xmlns:w16cid="http://schemas.microsoft.com/office/word/2016/wordml/cid" xmlns:w16="http://schemas.microsoft.com/office/word/2018/wordml" xmlns:w16sdtdh="http://schemas.microsoft.com/office/word/2020/wordml/sdtdatahash" xmlns:w16se="http://schemas.microsoft.com/office/word/2015/wordml/symex" xmlns:wpg="http://schemas.microsoft.com/office/word/2010/wordprocessingGroup" xmlns:wpi="http://schemas.microsoft.com/office/word/2010/wordprocessingInk" xmlns:wne="http://schemas.microsoft.com/office/word/2006/wordml" xmlns:wps="http://schemas.microsoft.com/office/word/2010/wordprocessingShape" mc:Ignorable="w14 w15 w16se w16cid w16 w16cex w16sdtdh wp14">
   <w15:commentEx w15:paraId="0BA30BDE" w15:done="0"/>
+  <w15:commentEx w15:paraId="662FE641" w15:paraIdParent="0BA30BDE" w15:done="0"/>
 </w15:commentsEx>
 </file>
 
 <file path=word/commentsExtensible.xml><?xml version="1.0" encoding="utf-8"?>
 <w16cex:commentsExtensible xmlns:wpc="http://schemas.microsoft.com/office/word/2010/wordprocessingCanvas" xmlns:cx="http://schemas.microsoft.com/office/drawing/2014/chartex" xmlns:cx1="http://schemas.microsoft.com/office/drawing/2015/9/8/chartex" xmlns:cx2="http://schemas.microsoft.com/office/drawing/2015/10/21/chartex" xmlns:cx3="http://schemas.microsoft.com/office/drawing/2016/5/9/chartex" xmlns:cx4="http://schemas.microsoft.com/office/drawing/2016/5/10/chartex" xmlns:cx5="http://schemas.microsoft.com/office/drawing/2016/5/11/chartex" xmlns:cx6="http://schemas.microsoft.com/office/drawing/2016/5/12/chartex" xmlns:cx7="http://schemas.microsoft.com/office/drawing/2016/5/13/chartex" xmlns:cx8="http://schemas.microsoft.com/office/drawing/2016/5/14/chartex" xmlns:cr="http://schemas.microsoft.com/office/comments/2020/reactions" xmlns:mc="http://schemas.openxmlformats.org/markup-compatibility/2006" xmlns:aink="http://schemas.microsoft.com/office/drawing/2016/ink" xmlns:am3d="http://schemas.microsoft.com/office/drawing/2017/model3d" xmlns:o="urn:schemas-microsoft-com:office:office" xmlns:oel="http://schemas.microsoft.com/office/2019/extlst" xmlns:r="http://schemas.openxmlformats.org/officeDocument/2006/relationships" xmlns:m="http://schemas.openxmlformats.org/officeDocument/2006/math" xmlns:v="urn:schemas-microsoft-com:vml" xmlns:wp14="http://schemas.microsoft.com/office/word/2010/wordprocessingDrawing" xmlns:wp="http://schemas.openxmlformats.org/drawingml/2006/wordprocessingDrawing" xmlns:w10="urn:schemas-microsoft-com:office:word" xmlns:w="http://schemas.openxmlformats.org/wordprocessingml/2006/main" xmlns:w14="http://schemas.microsoft.com/office/word/2010/wordml" xmlns:w15="http://schemas.microsoft.com/office/word/2012/wordml" xmlns:w16cex="http://schemas.microsoft.com/office/word/2018/wordml/cex" xmlns:w16cid="http://schemas.microsoft.com/office/word/2016/wordml/cid" xmlns:w16="http://schemas.microsoft.com/office/word/2018/wordml" xmlns:w16sdtdh="http://schemas.microsoft.com/office/word/2020/wordml/sdtdatahash" xmlns:w16se="http://schemas.microsoft.com/office/word/2015/wordml/symex" xmlns:wpg="http://schemas.microsoft.com/office/word/2010/wordprocessingGroup" xmlns:wpi="http://schemas.microsoft.com/office/word/2010/wordprocessingInk" xmlns:wne="http://schemas.microsoft.com/office/word/2006/wordml" xmlns:wps="http://schemas.microsoft.com/office/word/2010/wordprocessingShape" mc:Ignorable="w14 w15 w16se w16cid w16 w16cex w16sdtdh cr wp14">
-  <w16cex:commentExtensible w16cex:durableId="15FBC5DF" w16cex:dateUtc="2026-10-07T03:05:02Z"/>
+  <w16cex:commentExtensible w16cex:durableId="15FBC5DF" w16cex:dateUtc="2026-10-07T03:05:00Z"/>
+  <w16cex:commentExtensible w16cex:durableId="3470E64F" w16cex:dateUtc="2026-10-07T03:25:00Z"/>
 </w16cex:commentsExtensible>
 </file>
 
 <file path=word/commentsIds.xml><?xml version="1.0" encoding="utf-8"?>
 <w16cid:commentsIds xmlns:wpc="http://schemas.microsoft.com/office/word/2010/wordprocessingCanvas" xmlns:cx="http://schemas.microsoft.com/office/drawing/2014/chartex" xmlns:cx1="http://schemas.microsoft.com/office/drawing/2015/9/8/chartex" xmlns:cx2="http://schemas.microsoft.com/office/drawing/2015/10/21/chartex" xmlns:cx3="http://schemas.microsoft.com/office/drawing/2016/5/9/chartex" xmlns:cx4="http://schemas.microsoft.com/office/drawing/2016/5/10/chartex" xmlns:cx5="http://schemas.microsoft.com/office/drawing/2016/5/11/chartex" xmlns:cx6="http://schemas.microsoft.com/office/drawing/2016/5/12/chartex" xmlns:cx7="http://schemas.microsoft.com/office/drawing/2016/5/13/chartex" xmlns:cx8="http://schemas.microsoft.com/office/drawing/2016/5/14/chartex" xmlns:mc="http://schemas.openxmlformats.org/markup-compatibility/2006" xmlns:aink="http://schemas.microsoft.com/office/drawing/2016/ink" xmlns:am3d="http://schemas.microsoft.com/office/drawing/2017/model3d" xmlns:o="urn:schemas-microsoft-com:office:office" xmlns:oel="http://schemas.microsoft.com/office/2019/extlst" xmlns:r="http://schemas.openxmlformats.org/officeDocument/2006/relationships" xmlns:m="http://schemas.openxmlformats.org/officeDocument/2006/math" xmlns:v="urn:schemas-microsoft-com:vml" xmlns:wp14="http://schemas.microsoft.com/office/word/2010/wordprocessingDrawing" xmlns:wp="http://schemas.openxmlformats.org/drawingml/2006/wordprocessingDrawing" xmlns:w10="urn:schemas-microsoft-com:office:word" xmlns:w="http://schemas.openxmlformats.org/wordprocessingml/2006/main" xmlns:w14="http://schemas.microsoft.com/office/word/2010/wordml" xmlns:w15="http://schemas.microsoft.com/office/word/2012/wordml" xmlns:w16cex="http://schemas.microsoft.com/office/word/2018/wordml/cex" xmlns:w16cid="http://schemas.microsoft.com/office/word/2016/wordml/cid" xmlns:w16="http://schemas.microsoft.com/office/word/2018/wordml" xmlns:w16sdtdh="http://schemas.microsoft.com/office/word/2020/wordml/sdtdatahash" xmlns:w16se="http://schemas.microsoft.com/office/word/2015/wordml/symex" xmlns:wpg="http://schemas.microsoft.com/office/word/2010/wordprocessingGroup" xmlns:wpi="http://schemas.microsoft.com/office/word/2010/wordprocessingInk" xmlns:wne="http://schemas.microsoft.com/office/word/2006/wordml" xmlns:wps="http://schemas.microsoft.com/office/word/2010/wordprocessingShape" mc:Ignorable="w14 w15 w16se w16cid w16 w16cex w16sdtdh wp14">
   <w16cid:commentId w16cid:paraId="0BA30BDE" w16cid:durableId="15FBC5DF"/>
+  <w16cid:commentId w16cid:paraId="662FE641" w16cid:durableId="3470E64F"/>
 </w16cid:commentsIds>
 </file>
 

--- a/docs/ОРСАПР_ТЗ_Литвиненко.docx
+++ b/docs/ОРСАПР_ТЗ_Литвиненко.docx
@@ -1,6 +1,6 @@
 
 <file path=word/document.xml><?xml version="1.0" encoding="utf-8"?>
-<w:document xmlns:wpc="http://schemas.microsoft.com/office/word/2010/wordprocessingCanvas" xmlns:cx="http://schemas.microsoft.com/office/drawing/2014/chartex" xmlns:cx1="http://schemas.microsoft.com/office/drawing/2015/9/8/chartex" xmlns:cx2="http://schemas.microsoft.com/office/drawing/2015/10/21/chartex" xmlns:cx3="http://schemas.microsoft.com/office/drawing/2016/5/9/chartex" xmlns:cx4="http://schemas.microsoft.com/office/drawing/2016/5/10/chartex" xmlns:cx5="http://schemas.microsoft.com/office/drawing/2016/5/11/chartex" xmlns:cx6="http://schemas.microsoft.com/office/drawing/2016/5/12/chartex" xmlns:cx7="http://schemas.microsoft.com/office/drawing/2016/5/13/chartex" xmlns:cx8="http://schemas.microsoft.com/office/drawing/2016/5/14/chartex" xmlns:mc="http://schemas.openxmlformats.org/markup-compatibility/2006" xmlns:aink="http://schemas.microsoft.com/office/drawing/2016/ink" xmlns:am3d="http://schemas.microsoft.com/office/drawing/2017/model3d" xmlns:o="urn:schemas-microsoft-com:office:office" xmlns:oel="http://schemas.microsoft.com/office/2019/extlst" xmlns:r="http://schemas.openxmlformats.org/officeDocument/2006/relationships" xmlns:m="http://schemas.openxmlformats.org/officeDocument/2006/math" xmlns:v="urn:schemas-microsoft-com:vml" xmlns:wp14="http://schemas.microsoft.com/office/word/2010/wordprocessingDrawing" xmlns:wp="http://schemas.openxmlformats.org/drawingml/2006/wordprocessingDrawing" xmlns:w10="urn:schemas-microsoft-com:office:word" xmlns:w="http://schemas.openxmlformats.org/wordprocessingml/2006/main" xmlns:w14="http://schemas.microsoft.com/office/word/2010/wordml" xmlns:w15="http://schemas.microsoft.com/office/word/2012/wordml" xmlns:w16cex="http://schemas.microsoft.com/office/word/2018/wordml/cex" xmlns:w16cid="http://schemas.microsoft.com/office/word/2016/wordml/cid" xmlns:w16="http://schemas.microsoft.com/office/word/2018/wordml" xmlns:w16sdtdh="http://schemas.microsoft.com/office/word/2020/wordml/sdtdatahash" xmlns:w16se="http://schemas.microsoft.com/office/word/2015/wordml/symex" xmlns:wpg="http://schemas.microsoft.com/office/word/2010/wordprocessingGroup" xmlns:wpi="http://schemas.microsoft.com/office/word/2010/wordprocessingInk" xmlns:wne="http://schemas.microsoft.com/office/word/2006/wordml" xmlns:wps="http://schemas.microsoft.com/office/word/2010/wordprocessingShape" mc:Ignorable="w14 w15 w16se w16cid w16 w16cex w16sdtdh wp14">
+<w:document xmlns:wpc="http://schemas.microsoft.com/office/word/2010/wordprocessingCanvas" xmlns:cx="http://schemas.microsoft.com/office/drawing/2014/chartex" xmlns:cx1="http://schemas.microsoft.com/office/drawing/2015/9/8/chartex" xmlns:cx2="http://schemas.microsoft.com/office/drawing/2015/10/21/chartex" xmlns:cx3="http://schemas.microsoft.com/office/drawing/2016/5/9/chartex" xmlns:cx4="http://schemas.microsoft.com/office/drawing/2016/5/10/chartex" xmlns:cx5="http://schemas.microsoft.com/office/drawing/2016/5/11/chartex" xmlns:cx6="http://schemas.microsoft.com/office/drawing/2016/5/12/chartex" xmlns:cx7="http://schemas.microsoft.com/office/drawing/2016/5/13/chartex" xmlns:cx8="http://schemas.microsoft.com/office/drawing/2016/5/14/chartex" xmlns:mc="http://schemas.openxmlformats.org/markup-compatibility/2006" xmlns:aink="http://schemas.microsoft.com/office/drawing/2016/ink" xmlns:am3d="http://schemas.microsoft.com/office/drawing/2017/model3d" xmlns:o="urn:schemas-microsoft-com:office:office" xmlns:oel="http://schemas.microsoft.com/office/2019/extlst" xmlns:r="http://schemas.openxmlformats.org/officeDocument/2006/relationships" xmlns:m="http://schemas.openxmlformats.org/officeDocument/2006/math" xmlns:v="urn:schemas-microsoft-com:vml" xmlns:wp14="http://schemas.microsoft.com/office/word/2010/wordprocessingDrawing" xmlns:wp="http://schemas.openxmlformats.org/drawingml/2006/wordprocessingDrawing" xmlns:w10="urn:schemas-microsoft-com:office:word" xmlns:w="http://schemas.openxmlformats.org/wordprocessingml/2006/main" xmlns:w14="http://schemas.microsoft.com/office/word/2010/wordml" xmlns:w15="http://schemas.microsoft.com/office/word/2012/wordml" xmlns:w16cex="http://schemas.microsoft.com/office/word/2018/wordml/cex" xmlns:w16cid="http://schemas.microsoft.com/office/word/2016/wordml/cid" xmlns:w16="http://schemas.microsoft.com/office/word/2018/wordml" xmlns:w16du="http://schemas.microsoft.com/office/word/2023/wordml/word16du" xmlns:w16sdtdh="http://schemas.microsoft.com/office/word/2020/wordml/sdtdatahash" xmlns:w16sdtfl="http://schemas.microsoft.com/office/word/2024/wordml/sdtformatlock" xmlns:w16se="http://schemas.microsoft.com/office/word/2015/wordml/symex" xmlns:wpg="http://schemas.microsoft.com/office/word/2010/wordprocessingGroup" xmlns:wpi="http://schemas.microsoft.com/office/word/2010/wordprocessingInk" xmlns:wne="http://schemas.microsoft.com/office/word/2006/wordml" xmlns:wps="http://schemas.microsoft.com/office/word/2010/wordprocessingShape" mc:Ignorable="w14 w15 w16se w16cid w16 w16cex w16sdtdh w16sdtfl w16du wp14">
   <w:body>
     <w:p>
       <w:pPr>
@@ -9384,8 +9384,6 @@
           <w:szCs w:val="28"/>
         </w:rPr>
       </w:pPr>
-      <w:commentRangeStart w:id="34"/>
-      <w:commentRangeStart w:id="35"/>
       <w:r>
         <w:rPr>
           <w:rFonts w:ascii="Times New Roman" w:hAnsi="Times New Roman" w:cs="Times New Roman"/>
@@ -9419,18 +9417,7 @@
         </w:rPr>
         <w:t>Inventor</w:t>
       </w:r>
-      <w:commentRangeEnd w:id="34"/>
       <w:proofErr w:type="spellEnd"/>
-      <w:r>
-        <w:commentReference w:id="34"/>
-      </w:r>
-      <w:commentRangeEnd w:id="35"/>
-      <w:r>
-        <w:rPr>
-          <w:rStyle w:val="ac"/>
-        </w:rPr>
-        <w:commentReference w:id="35"/>
-      </w:r>
     </w:p>
     <w:tbl>
       <w:tblPr>
@@ -10236,7 +10223,7 @@
           <w:bCs/>
         </w:rPr>
       </w:pPr>
-      <w:bookmarkStart w:id="36" w:name="_Toc239937337"/>
+      <w:bookmarkStart w:id="34" w:name="_Toc239937337"/>
       <w:r>
         <w:rPr>
           <w:b/>
@@ -10245,7 +10232,7 @@
         <w:lastRenderedPageBreak/>
         <w:t>5 ПОРЯДОК РАЗРАБОТКИ АВТОМАТИЗИРОВАННОЙ СИСТЕМЫ</w:t>
       </w:r>
-      <w:bookmarkEnd w:id="36"/>
+      <w:bookmarkEnd w:id="34"/>
     </w:p>
     <w:p>
       <w:pPr>
@@ -10264,7 +10251,7 @@
           <w:bCs/>
         </w:rPr>
       </w:pPr>
-      <w:bookmarkStart w:id="37" w:name="_Toc239937338"/>
+      <w:bookmarkStart w:id="35" w:name="_Toc239937338"/>
       <w:r>
         <w:rPr>
           <w:b/>
@@ -10272,7 +10259,7 @@
         </w:rPr>
         <w:t>5.1 Порядок организации разработки АС</w:t>
       </w:r>
-      <w:bookmarkEnd w:id="37"/>
+      <w:bookmarkEnd w:id="35"/>
     </w:p>
     <w:p>
       <w:pPr>
@@ -10326,7 +10313,7 @@
           <w:bCs/>
         </w:rPr>
       </w:pPr>
-      <w:bookmarkStart w:id="38" w:name="_Toc239937339"/>
+      <w:bookmarkStart w:id="36" w:name="_Toc239937339"/>
       <w:r>
         <w:rPr>
           <w:b/>
@@ -10334,7 +10321,7 @@
         </w:rPr>
         <w:t>5.2 Перечень документов и исходных данных для разработки АС</w:t>
       </w:r>
-      <w:bookmarkEnd w:id="38"/>
+      <w:bookmarkEnd w:id="36"/>
     </w:p>
     <w:p>
       <w:pPr>
@@ -10656,7 +10643,7 @@
           <w:bCs/>
         </w:rPr>
       </w:pPr>
-      <w:bookmarkStart w:id="39" w:name="_Toc239937340"/>
+      <w:bookmarkStart w:id="37" w:name="_Toc239937340"/>
       <w:r>
         <w:rPr>
           <w:b/>
@@ -10664,7 +10651,7 @@
         </w:rPr>
         <w:t>5.3 Перечень документов, предъявляемых по окончании соответствующих этапов работ</w:t>
       </w:r>
-      <w:bookmarkEnd w:id="39"/>
+      <w:bookmarkEnd w:id="37"/>
     </w:p>
     <w:p>
       <w:pPr>
@@ -10804,7 +10791,7 @@
           <w:bCs/>
         </w:rPr>
       </w:pPr>
-      <w:bookmarkStart w:id="40" w:name="_Toc239937341"/>
+      <w:bookmarkStart w:id="38" w:name="_Toc239937341"/>
       <w:r>
         <w:rPr>
           <w:b/>
@@ -10813,7 +10800,7 @@
         <w:lastRenderedPageBreak/>
         <w:t>6 ПОРЯДОК КОНТРОЛЯ И ПРИЕМКИ АВТОМАТИЗИРОВАННОЙ СИСТЕМЫ</w:t>
       </w:r>
-      <w:bookmarkEnd w:id="40"/>
+      <w:bookmarkEnd w:id="38"/>
     </w:p>
     <w:p>
       <w:pPr>
@@ -10832,7 +10819,7 @@
           <w:bCs/>
         </w:rPr>
       </w:pPr>
-      <w:bookmarkStart w:id="41" w:name="_Toc239937342"/>
+      <w:bookmarkStart w:id="39" w:name="_Toc239937342"/>
       <w:r>
         <w:rPr>
           <w:b/>
@@ -10840,7 +10827,7 @@
         </w:rPr>
         <w:t>6.1 Виды, состав и методы испытаний АС и ее составных частей</w:t>
       </w:r>
-      <w:bookmarkEnd w:id="41"/>
+      <w:bookmarkEnd w:id="39"/>
     </w:p>
     <w:p>
       <w:pPr>
@@ -11092,7 +11079,7 @@
           <w:bCs/>
         </w:rPr>
       </w:pPr>
-      <w:bookmarkStart w:id="42" w:name="_Toc239937343"/>
+      <w:bookmarkStart w:id="40" w:name="_Toc239937343"/>
       <w:r>
         <w:rPr>
           <w:b/>
@@ -11100,7 +11087,7 @@
         </w:rPr>
         <w:t>6.2 Общие требования к приёмке работ по стадиям</w:t>
       </w:r>
-      <w:bookmarkEnd w:id="42"/>
+      <w:bookmarkEnd w:id="40"/>
     </w:p>
     <w:p>
       <w:pPr>
@@ -11203,7 +11190,7 @@
         </w:rPr>
         <w:t>Комплектность передаваемой отчётной документации подлежит проверке Заказчиком.</w:t>
       </w:r>
-      <w:bookmarkStart w:id="43" w:name="_Toc239937344"/>
+      <w:bookmarkStart w:id="41" w:name="_Toc239937344"/>
     </w:p>
     <w:p>
       <w:pPr>
@@ -11223,7 +11210,7 @@
         <w:lastRenderedPageBreak/>
         <w:t>7 ТРЕБОВАНИЯ К ДОКУМЕНТИРОВАНИЮ</w:t>
       </w:r>
-      <w:bookmarkEnd w:id="43"/>
+      <w:bookmarkEnd w:id="41"/>
     </w:p>
     <w:p>
       <w:pPr>
@@ -11277,7 +11264,7 @@
           <w:bCs/>
         </w:rPr>
       </w:pPr>
-      <w:bookmarkStart w:id="44" w:name="_Toc239937345"/>
+      <w:bookmarkStart w:id="42" w:name="_Toc239937345"/>
       <w:r>
         <w:rPr>
           <w:b/>
@@ -11285,7 +11272,7 @@
         </w:rPr>
         <w:t>7.1 Перечень подлежащих разработке документов</w:t>
       </w:r>
-      <w:bookmarkEnd w:id="44"/>
+      <w:bookmarkEnd w:id="42"/>
     </w:p>
     <w:p>
       <w:pPr>
@@ -11338,7 +11325,7 @@
           <w:bCs/>
         </w:rPr>
       </w:pPr>
-      <w:bookmarkStart w:id="45" w:name="_Toc239937346"/>
+      <w:bookmarkStart w:id="43" w:name="_Toc239937346"/>
       <w:r>
         <w:rPr>
           <w:b/>
@@ -11346,7 +11333,7 @@
         </w:rPr>
         <w:t>7.2 Вид представления и количество документов</w:t>
       </w:r>
-      <w:bookmarkEnd w:id="45"/>
+      <w:bookmarkEnd w:id="43"/>
     </w:p>
     <w:p>
       <w:pPr>
@@ -11514,7 +11501,7 @@
           <w:bCs/>
         </w:rPr>
       </w:pPr>
-      <w:bookmarkStart w:id="46" w:name="_Toc239937347"/>
+      <w:bookmarkStart w:id="44" w:name="_Toc239937347"/>
       <w:r>
         <w:rPr>
           <w:b/>
@@ -11522,7 +11509,7 @@
         </w:rPr>
         <w:t>7.3 Требования по использованию ЕСКД и ЕСПД при разработке документов</w:t>
       </w:r>
-      <w:bookmarkEnd w:id="46"/>
+      <w:bookmarkEnd w:id="44"/>
     </w:p>
     <w:p>
       <w:pPr>
@@ -11811,7 +11798,7 @@
           <w:bCs/>
         </w:rPr>
       </w:pPr>
-      <w:bookmarkStart w:id="47" w:name="_Toc239937348"/>
+      <w:bookmarkStart w:id="45" w:name="_Toc239937348"/>
       <w:r>
         <w:rPr>
           <w:b/>
@@ -11820,7 +11807,7 @@
         <w:lastRenderedPageBreak/>
         <w:t>ИСТОЧНИКИ РАЗРАБОТКИ</w:t>
       </w:r>
-      <w:bookmarkEnd w:id="47"/>
+      <w:bookmarkEnd w:id="45"/>
     </w:p>
     <w:p>
       <w:pPr>
@@ -11871,25 +11858,7 @@
           <w:sz w:val="28"/>
           <w:szCs w:val="28"/>
         </w:rPr>
-        <w:t xml:space="preserve">1. Новые технологии в </w:t>
-      </w:r>
-      <w:proofErr w:type="gramStart"/>
-      <w:r>
-        <w:rPr>
-          <w:rFonts w:ascii="Times New Roman" w:hAnsi="Times New Roman" w:cs="Times New Roman"/>
-          <w:sz w:val="28"/>
-          <w:szCs w:val="28"/>
-        </w:rPr>
-        <w:t>программировании :</w:t>
-      </w:r>
-      <w:proofErr w:type="gramEnd"/>
-      <w:r>
-        <w:rPr>
-          <w:rFonts w:ascii="Times New Roman" w:hAnsi="Times New Roman" w:cs="Times New Roman"/>
-          <w:sz w:val="28"/>
-          <w:szCs w:val="28"/>
-        </w:rPr>
-        <w:t xml:space="preserve"> учебное пособие / А. А. </w:t>
+        <w:t xml:space="preserve">1. Новые технологии в программировании : учебное пособие / А. А. </w:t>
       </w:r>
       <w:proofErr w:type="spellStart"/>
       <w:r>
@@ -12045,43 +12014,7 @@
           <w:sz w:val="28"/>
           <w:szCs w:val="28"/>
         </w:rPr>
-        <w:t>7. Введение в UML от создателей языка [Текст</w:t>
-      </w:r>
-      <w:proofErr w:type="gramStart"/>
-      <w:r>
-        <w:rPr>
-          <w:rFonts w:ascii="Times New Roman" w:hAnsi="Times New Roman" w:cs="Times New Roman"/>
-          <w:sz w:val="28"/>
-          <w:szCs w:val="28"/>
-        </w:rPr>
-        <w:t>] :</w:t>
-      </w:r>
-      <w:proofErr w:type="gramEnd"/>
-      <w:r>
-        <w:rPr>
-          <w:rFonts w:ascii="Times New Roman" w:hAnsi="Times New Roman" w:cs="Times New Roman"/>
-          <w:sz w:val="28"/>
-          <w:szCs w:val="28"/>
-        </w:rPr>
-        <w:t xml:space="preserve"> руководство пользователя / Г. Буч, Д. Рамбо, И. Якобсон. - 2-е изд. - </w:t>
-      </w:r>
-      <w:proofErr w:type="gramStart"/>
-      <w:r>
-        <w:rPr>
-          <w:rFonts w:ascii="Times New Roman" w:hAnsi="Times New Roman" w:cs="Times New Roman"/>
-          <w:sz w:val="28"/>
-          <w:szCs w:val="28"/>
-        </w:rPr>
-        <w:t>М. :</w:t>
-      </w:r>
-      <w:proofErr w:type="gramEnd"/>
-      <w:r>
-        <w:rPr>
-          <w:rFonts w:ascii="Times New Roman" w:hAnsi="Times New Roman" w:cs="Times New Roman"/>
-          <w:sz w:val="28"/>
-          <w:szCs w:val="28"/>
-        </w:rPr>
-        <w:t xml:space="preserve"> ДМК Пресс, 2012. - 494 </w:t>
+        <w:t xml:space="preserve">7. Введение в UML от создателей языка [Текст] : руководство пользователя / Г. Буч, Д. Рамбо, И. Якобсон. - 2-е изд. - М. : ДМК Пресс, 2012. - 494 </w:t>
       </w:r>
       <w:proofErr w:type="gramStart"/>
       <w:r>
@@ -12149,23 +12082,13 @@
         <w:t>Спб</w:t>
       </w:r>
       <w:proofErr w:type="spellEnd"/>
-      <w:proofErr w:type="gramStart"/>
-      <w:r>
-        <w:rPr>
-          <w:rFonts w:ascii="Times New Roman" w:hAnsi="Times New Roman" w:cs="Times New Roman"/>
-          <w:sz w:val="28"/>
-          <w:szCs w:val="28"/>
-        </w:rPr>
-        <w:t>.:«</w:t>
-      </w:r>
-      <w:proofErr w:type="gramEnd"/>
-      <w:r>
-        <w:rPr>
-          <w:rFonts w:ascii="Times New Roman" w:hAnsi="Times New Roman" w:cs="Times New Roman"/>
-          <w:sz w:val="28"/>
-          <w:szCs w:val="28"/>
-        </w:rPr>
-        <w:t>Питер», 2004</w:t>
+      <w:r>
+        <w:rPr>
+          <w:rFonts w:ascii="Times New Roman" w:hAnsi="Times New Roman" w:cs="Times New Roman"/>
+          <w:sz w:val="28"/>
+          <w:szCs w:val="28"/>
+        </w:rPr>
+        <w:t>.:«Питер», 2004</w:t>
       </w:r>
       <w:r>
         <w:rPr>
@@ -12220,63 +12143,8 @@
 </w:document>
 </file>
 
-<file path=word/comments.xml><?xml version="1.0" encoding="utf-8"?>
-<w:comments xmlns:wpc="http://schemas.microsoft.com/office/word/2010/wordprocessingCanvas" xmlns:cx="http://schemas.microsoft.com/office/drawing/2014/chartex" xmlns:cx1="http://schemas.microsoft.com/office/drawing/2015/9/8/chartex" xmlns:cx2="http://schemas.microsoft.com/office/drawing/2015/10/21/chartex" xmlns:cx3="http://schemas.microsoft.com/office/drawing/2016/5/9/chartex" xmlns:cx4="http://schemas.microsoft.com/office/drawing/2016/5/10/chartex" xmlns:cx5="http://schemas.microsoft.com/office/drawing/2016/5/11/chartex" xmlns:cx6="http://schemas.microsoft.com/office/drawing/2016/5/12/chartex" xmlns:cx7="http://schemas.microsoft.com/office/drawing/2016/5/13/chartex" xmlns:cx8="http://schemas.microsoft.com/office/drawing/2016/5/14/chartex" xmlns:mc="http://schemas.openxmlformats.org/markup-compatibility/2006" xmlns:aink="http://schemas.microsoft.com/office/drawing/2016/ink" xmlns:am3d="http://schemas.microsoft.com/office/drawing/2017/model3d" xmlns:o="urn:schemas-microsoft-com:office:office" xmlns:oel="http://schemas.microsoft.com/office/2019/extlst" xmlns:r="http://schemas.openxmlformats.org/officeDocument/2006/relationships" xmlns:m="http://schemas.openxmlformats.org/officeDocument/2006/math" xmlns:v="urn:schemas-microsoft-com:vml" xmlns:wp14="http://schemas.microsoft.com/office/word/2010/wordprocessingDrawing" xmlns:wp="http://schemas.openxmlformats.org/drawingml/2006/wordprocessingDrawing" xmlns:w10="urn:schemas-microsoft-com:office:word" xmlns:w="http://schemas.openxmlformats.org/wordprocessingml/2006/main" xmlns:w14="http://schemas.microsoft.com/office/word/2010/wordml" xmlns:w15="http://schemas.microsoft.com/office/word/2012/wordml" xmlns:w16cex="http://schemas.microsoft.com/office/word/2018/wordml/cex" xmlns:w16cid="http://schemas.microsoft.com/office/word/2016/wordml/cid" xmlns:w16="http://schemas.microsoft.com/office/word/2018/wordml" xmlns:w16sdtdh="http://schemas.microsoft.com/office/word/2020/wordml/sdtdatahash" xmlns:w16se="http://schemas.microsoft.com/office/word/2015/wordml/symex" xmlns:wpg="http://schemas.microsoft.com/office/word/2010/wordprocessingGroup" xmlns:wpi="http://schemas.microsoft.com/office/word/2010/wordprocessingInk" xmlns:wne="http://schemas.microsoft.com/office/word/2006/wordml" xmlns:wps="http://schemas.microsoft.com/office/word/2010/wordprocessingShape" mc:Ignorable="w14 w15 w16se w16cid w16 w16cex w16sdtdh wp14">
-  <w:comment w:id="34" w:author="Kalentyev Alexey" w:date="2026-10-07T03:05:00Z" w:initials="KA">
-    <w:p>
-      <w:r>
-        <w:annotationRef/>
-      </w:r>
-      <w:r>
-        <w:t>Уберите абзацный отступ у названия таблицы и расположите его над её левым верхним углом. В ячейках установите единый одинарный межстрочный интервал.</w:t>
-      </w:r>
-    </w:p>
-  </w:comment>
-  <w:comment w:id="35" w:author="Роман Литвиненко" w:date="2026-10-07T10:25:00Z" w:initials="РЛ">
-    <w:p>
-      <w:pPr>
-        <w:pStyle w:val="ad"/>
-      </w:pPr>
-      <w:r>
-        <w:rPr>
-          <w:rStyle w:val="ac"/>
-        </w:rPr>
-        <w:annotationRef/>
-      </w:r>
-      <w:r>
-        <w:rPr>
-          <w:lang w:val="en-US"/>
-        </w:rPr>
-        <w:t>+</w:t>
-      </w:r>
-    </w:p>
-  </w:comment>
-</w:comments>
-</file>
-
-<file path=word/commentsExtended.xml><?xml version="1.0" encoding="utf-8"?>
-<w15:commentsEx xmlns:wpc="http://schemas.microsoft.com/office/word/2010/wordprocessingCanvas" xmlns:cx="http://schemas.microsoft.com/office/drawing/2014/chartex" xmlns:cx1="http://schemas.microsoft.com/office/drawing/2015/9/8/chartex" xmlns:cx2="http://schemas.microsoft.com/office/drawing/2015/10/21/chartex" xmlns:cx3="http://schemas.microsoft.com/office/drawing/2016/5/9/chartex" xmlns:cx4="http://schemas.microsoft.com/office/drawing/2016/5/10/chartex" xmlns:cx5="http://schemas.microsoft.com/office/drawing/2016/5/11/chartex" xmlns:cx6="http://schemas.microsoft.com/office/drawing/2016/5/12/chartex" xmlns:cx7="http://schemas.microsoft.com/office/drawing/2016/5/13/chartex" xmlns:cx8="http://schemas.microsoft.com/office/drawing/2016/5/14/chartex" xmlns:mc="http://schemas.openxmlformats.org/markup-compatibility/2006" xmlns:aink="http://schemas.microsoft.com/office/drawing/2016/ink" xmlns:am3d="http://schemas.microsoft.com/office/drawing/2017/model3d" xmlns:o="urn:schemas-microsoft-com:office:office" xmlns:oel="http://schemas.microsoft.com/office/2019/extlst" xmlns:r="http://schemas.openxmlformats.org/officeDocument/2006/relationships" xmlns:m="http://schemas.openxmlformats.org/officeDocument/2006/math" xmlns:v="urn:schemas-microsoft-com:vml" xmlns:wp14="http://schemas.microsoft.com/office/word/2010/wordprocessingDrawing" xmlns:wp="http://schemas.openxmlformats.org/drawingml/2006/wordprocessingDrawing" xmlns:w10="urn:schemas-microsoft-com:office:word" xmlns:w="http://schemas.openxmlformats.org/wordprocessingml/2006/main" xmlns:w14="http://schemas.microsoft.com/office/word/2010/wordml" xmlns:w15="http://schemas.microsoft.com/office/word/2012/wordml" xmlns:w16cex="http://schemas.microsoft.com/office/word/2018/wordml/cex" xmlns:w16cid="http://schemas.microsoft.com/office/word/2016/wordml/cid" xmlns:w16="http://schemas.microsoft.com/office/word/2018/wordml" xmlns:w16sdtdh="http://schemas.microsoft.com/office/word/2020/wordml/sdtdatahash" xmlns:w16se="http://schemas.microsoft.com/office/word/2015/wordml/symex" xmlns:wpg="http://schemas.microsoft.com/office/word/2010/wordprocessingGroup" xmlns:wpi="http://schemas.microsoft.com/office/word/2010/wordprocessingInk" xmlns:wne="http://schemas.microsoft.com/office/word/2006/wordml" xmlns:wps="http://schemas.microsoft.com/office/word/2010/wordprocessingShape" mc:Ignorable="w14 w15 w16se w16cid w16 w16cex w16sdtdh wp14">
-  <w15:commentEx w15:paraId="0BA30BDE" w15:done="0"/>
-  <w15:commentEx w15:paraId="662FE641" w15:paraIdParent="0BA30BDE" w15:done="0"/>
-</w15:commentsEx>
-</file>
-
-<file path=word/commentsExtensible.xml><?xml version="1.0" encoding="utf-8"?>
-<w16cex:commentsExtensible xmlns:wpc="http://schemas.microsoft.com/office/word/2010/wordprocessingCanvas" xmlns:cx="http://schemas.microsoft.com/office/drawing/2014/chartex" xmlns:cx1="http://schemas.microsoft.com/office/drawing/2015/9/8/chartex" xmlns:cx2="http://schemas.microsoft.com/office/drawing/2015/10/21/chartex" xmlns:cx3="http://schemas.microsoft.com/office/drawing/2016/5/9/chartex" xmlns:cx4="http://schemas.microsoft.com/office/drawing/2016/5/10/chartex" xmlns:cx5="http://schemas.microsoft.com/office/drawing/2016/5/11/chartex" xmlns:cx6="http://schemas.microsoft.com/office/drawing/2016/5/12/chartex" xmlns:cx7="http://schemas.microsoft.com/office/drawing/2016/5/13/chartex" xmlns:cx8="http://schemas.microsoft.com/office/drawing/2016/5/14/chartex" xmlns:cr="http://schemas.microsoft.com/office/comments/2020/reactions" xmlns:mc="http://schemas.openxmlformats.org/markup-compatibility/2006" xmlns:aink="http://schemas.microsoft.com/office/drawing/2016/ink" xmlns:am3d="http://schemas.microsoft.com/office/drawing/2017/model3d" xmlns:o="urn:schemas-microsoft-com:office:office" xmlns:oel="http://schemas.microsoft.com/office/2019/extlst" xmlns:r="http://schemas.openxmlformats.org/officeDocument/2006/relationships" xmlns:m="http://schemas.openxmlformats.org/officeDocument/2006/math" xmlns:v="urn:schemas-microsoft-com:vml" xmlns:wp14="http://schemas.microsoft.com/office/word/2010/wordprocessingDrawing" xmlns:wp="http://schemas.openxmlformats.org/drawingml/2006/wordprocessingDrawing" xmlns:w10="urn:schemas-microsoft-com:office:word" xmlns:w="http://schemas.openxmlformats.org/wordprocessingml/2006/main" xmlns:w14="http://schemas.microsoft.com/office/word/2010/wordml" xmlns:w15="http://schemas.microsoft.com/office/word/2012/wordml" xmlns:w16cex="http://schemas.microsoft.com/office/word/2018/wordml/cex" xmlns:w16cid="http://schemas.microsoft.com/office/word/2016/wordml/cid" xmlns:w16="http://schemas.microsoft.com/office/word/2018/wordml" xmlns:w16sdtdh="http://schemas.microsoft.com/office/word/2020/wordml/sdtdatahash" xmlns:w16se="http://schemas.microsoft.com/office/word/2015/wordml/symex" xmlns:wpg="http://schemas.microsoft.com/office/word/2010/wordprocessingGroup" xmlns:wpi="http://schemas.microsoft.com/office/word/2010/wordprocessingInk" xmlns:wne="http://schemas.microsoft.com/office/word/2006/wordml" xmlns:wps="http://schemas.microsoft.com/office/word/2010/wordprocessingShape" mc:Ignorable="w14 w15 w16se w16cid w16 w16cex w16sdtdh cr wp14">
-  <w16cex:commentExtensible w16cex:durableId="15FBC5DF" w16cex:dateUtc="2026-10-07T03:05:00Z"/>
-  <w16cex:commentExtensible w16cex:durableId="3470E64F" w16cex:dateUtc="2026-10-07T03:25:00Z"/>
-</w16cex:commentsExtensible>
-</file>
-
-<file path=word/commentsIds.xml><?xml version="1.0" encoding="utf-8"?>
-<w16cid:commentsIds xmlns:wpc="http://schemas.microsoft.com/office/word/2010/wordprocessingCanvas" xmlns:cx="http://schemas.microsoft.com/office/drawing/2014/chartex" xmlns:cx1="http://schemas.microsoft.com/office/drawing/2015/9/8/chartex" xmlns:cx2="http://schemas.microsoft.com/office/drawing/2015/10/21/chartex" xmlns:cx3="http://schemas.microsoft.com/office/drawing/2016/5/9/chartex" xmlns:cx4="http://schemas.microsoft.com/office/drawing/2016/5/10/chartex" xmlns:cx5="http://schemas.microsoft.com/office/drawing/2016/5/11/chartex" xmlns:cx6="http://schemas.microsoft.com/office/drawing/2016/5/12/chartex" xmlns:cx7="http://schemas.microsoft.com/office/drawing/2016/5/13/chartex" xmlns:cx8="http://schemas.microsoft.com/office/drawing/2016/5/14/chartex" xmlns:mc="http://schemas.openxmlformats.org/markup-compatibility/2006" xmlns:aink="http://schemas.microsoft.com/office/drawing/2016/ink" xmlns:am3d="http://schemas.microsoft.com/office/drawing/2017/model3d" xmlns:o="urn:schemas-microsoft-com:office:office" xmlns:oel="http://schemas.microsoft.com/office/2019/extlst" xmlns:r="http://schemas.openxmlformats.org/officeDocument/2006/relationships" xmlns:m="http://schemas.openxmlformats.org/officeDocument/2006/math" xmlns:v="urn:schemas-microsoft-com:vml" xmlns:wp14="http://schemas.microsoft.com/office/word/2010/wordprocessingDrawing" xmlns:wp="http://schemas.openxmlformats.org/drawingml/2006/wordprocessingDrawing" xmlns:w10="urn:schemas-microsoft-com:office:word" xmlns:w="http://schemas.openxmlformats.org/wordprocessingml/2006/main" xmlns:w14="http://schemas.microsoft.com/office/word/2010/wordml" xmlns:w15="http://schemas.microsoft.com/office/word/2012/wordml" xmlns:w16cex="http://schemas.microsoft.com/office/word/2018/wordml/cex" xmlns:w16cid="http://schemas.microsoft.com/office/word/2016/wordml/cid" xmlns:w16="http://schemas.microsoft.com/office/word/2018/wordml" xmlns:w16sdtdh="http://schemas.microsoft.com/office/word/2020/wordml/sdtdatahash" xmlns:w16se="http://schemas.microsoft.com/office/word/2015/wordml/symex" xmlns:wpg="http://schemas.microsoft.com/office/word/2010/wordprocessingGroup" xmlns:wpi="http://schemas.microsoft.com/office/word/2010/wordprocessingInk" xmlns:wne="http://schemas.microsoft.com/office/word/2006/wordml" xmlns:wps="http://schemas.microsoft.com/office/word/2010/wordprocessingShape" mc:Ignorable="w14 w15 w16se w16cid w16 w16cex w16sdtdh wp14">
-  <w16cid:commentId w16cid:paraId="0BA30BDE" w16cid:durableId="15FBC5DF"/>
-  <w16cid:commentId w16cid:paraId="662FE641" w16cid:durableId="3470E64F"/>
-</w16cid:commentsIds>
-</file>
-
 <file path=word/endnotes.xml><?xml version="1.0" encoding="utf-8"?>
-<w:endnotes xmlns:wpc="http://schemas.microsoft.com/office/word/2010/wordprocessingCanvas" xmlns:cx="http://schemas.microsoft.com/office/drawing/2014/chartex" xmlns:cx1="http://schemas.microsoft.com/office/drawing/2015/9/8/chartex" xmlns:cx2="http://schemas.microsoft.com/office/drawing/2015/10/21/chartex" xmlns:cx3="http://schemas.microsoft.com/office/drawing/2016/5/9/chartex" xmlns:cx4="http://schemas.microsoft.com/office/drawing/2016/5/10/chartex" xmlns:cx5="http://schemas.microsoft.com/office/drawing/2016/5/11/chartex" xmlns:cx6="http://schemas.microsoft.com/office/drawing/2016/5/12/chartex" xmlns:cx7="http://schemas.microsoft.com/office/drawing/2016/5/13/chartex" xmlns:cx8="http://schemas.microsoft.com/office/drawing/2016/5/14/chartex" xmlns:mc="http://schemas.openxmlformats.org/markup-compatibility/2006" xmlns:aink="http://schemas.microsoft.com/office/drawing/2016/ink" xmlns:am3d="http://schemas.microsoft.com/office/drawing/2017/model3d" xmlns:o="urn:schemas-microsoft-com:office:office" xmlns:oel="http://schemas.microsoft.com/office/2019/extlst" xmlns:r="http://schemas.openxmlformats.org/officeDocument/2006/relationships" xmlns:m="http://schemas.openxmlformats.org/officeDocument/2006/math" xmlns:v="urn:schemas-microsoft-com:vml" xmlns:wp14="http://schemas.microsoft.com/office/word/2010/wordprocessingDrawing" xmlns:wp="http://schemas.openxmlformats.org/drawingml/2006/wordprocessingDrawing" xmlns:w10="urn:schemas-microsoft-com:office:word" xmlns:w="http://schemas.openxmlformats.org/wordprocessingml/2006/main" xmlns:w14="http://schemas.microsoft.com/office/word/2010/wordml" xmlns:w15="http://schemas.microsoft.com/office/word/2012/wordml" xmlns:w16cex="http://schemas.microsoft.com/office/word/2018/wordml/cex" xmlns:w16cid="http://schemas.microsoft.com/office/word/2016/wordml/cid" xmlns:w16="http://schemas.microsoft.com/office/word/2018/wordml" xmlns:w16sdtdh="http://schemas.microsoft.com/office/word/2020/wordml/sdtdatahash" xmlns:w16se="http://schemas.microsoft.com/office/word/2015/wordml/symex" xmlns:wpg="http://schemas.microsoft.com/office/word/2010/wordprocessingGroup" xmlns:wpi="http://schemas.microsoft.com/office/word/2010/wordprocessingInk" xmlns:wne="http://schemas.microsoft.com/office/word/2006/wordml" xmlns:wps="http://schemas.microsoft.com/office/word/2010/wordprocessingShape" mc:Ignorable="w14 w15 w16se w16cid w16 w16cex w16sdtdh wp14">
+<w:endnotes xmlns:wpc="http://schemas.microsoft.com/office/word/2010/wordprocessingCanvas" xmlns:cx="http://schemas.microsoft.com/office/drawing/2014/chartex" xmlns:cx1="http://schemas.microsoft.com/office/drawing/2015/9/8/chartex" xmlns:cx2="http://schemas.microsoft.com/office/drawing/2015/10/21/chartex" xmlns:cx3="http://schemas.microsoft.com/office/drawing/2016/5/9/chartex" xmlns:cx4="http://schemas.microsoft.com/office/drawing/2016/5/10/chartex" xmlns:cx5="http://schemas.microsoft.com/office/drawing/2016/5/11/chartex" xmlns:cx6="http://schemas.microsoft.com/office/drawing/2016/5/12/chartex" xmlns:cx7="http://schemas.microsoft.com/office/drawing/2016/5/13/chartex" xmlns:cx8="http://schemas.microsoft.com/office/drawing/2016/5/14/chartex" xmlns:mc="http://schemas.openxmlformats.org/markup-compatibility/2006" xmlns:aink="http://schemas.microsoft.com/office/drawing/2016/ink" xmlns:am3d="http://schemas.microsoft.com/office/drawing/2017/model3d" xmlns:o="urn:schemas-microsoft-com:office:office" xmlns:oel="http://schemas.microsoft.com/office/2019/extlst" xmlns:r="http://schemas.openxmlformats.org/officeDocument/2006/relationships" xmlns:m="http://schemas.openxmlformats.org/officeDocument/2006/math" xmlns:v="urn:schemas-microsoft-com:vml" xmlns:wp14="http://schemas.microsoft.com/office/word/2010/wordprocessingDrawing" xmlns:wp="http://schemas.openxmlformats.org/drawingml/2006/wordprocessingDrawing" xmlns:w10="urn:schemas-microsoft-com:office:word" xmlns:w="http://schemas.openxmlformats.org/wordprocessingml/2006/main" xmlns:w14="http://schemas.microsoft.com/office/word/2010/wordml" xmlns:w15="http://schemas.microsoft.com/office/word/2012/wordml" xmlns:w16cex="http://schemas.microsoft.com/office/word/2018/wordml/cex" xmlns:w16cid="http://schemas.microsoft.com/office/word/2016/wordml/cid" xmlns:w16="http://schemas.microsoft.com/office/word/2018/wordml" xmlns:w16du="http://schemas.microsoft.com/office/word/2023/wordml/word16du" xmlns:w16sdtdh="http://schemas.microsoft.com/office/word/2020/wordml/sdtdatahash" xmlns:w16sdtfl="http://schemas.microsoft.com/office/word/2024/wordml/sdtformatlock" xmlns:w16se="http://schemas.microsoft.com/office/word/2015/wordml/symex" xmlns:wpg="http://schemas.microsoft.com/office/word/2010/wordprocessingGroup" xmlns:wpi="http://schemas.microsoft.com/office/word/2010/wordprocessingInk" xmlns:wne="http://schemas.microsoft.com/office/word/2006/wordml" xmlns:wps="http://schemas.microsoft.com/office/word/2010/wordprocessingShape" mc:Ignorable="w14 w15 w16se w16cid w16 w16cex w16sdtdh w16sdtfl w16du wp14">
   <w:endnote w:type="separator" w:id="-1">
     <w:p>
       <w:pPr>
@@ -12301,7 +12169,7 @@
 </file>
 
 <file path=word/footer1.xml><?xml version="1.0" encoding="utf-8"?>
-<w:ftr xmlns:wpc="http://schemas.microsoft.com/office/word/2010/wordprocessingCanvas" xmlns:cx="http://schemas.microsoft.com/office/drawing/2014/chartex" xmlns:cx1="http://schemas.microsoft.com/office/drawing/2015/9/8/chartex" xmlns:cx2="http://schemas.microsoft.com/office/drawing/2015/10/21/chartex" xmlns:cx3="http://schemas.microsoft.com/office/drawing/2016/5/9/chartex" xmlns:cx4="http://schemas.microsoft.com/office/drawing/2016/5/10/chartex" xmlns:cx5="http://schemas.microsoft.com/office/drawing/2016/5/11/chartex" xmlns:cx6="http://schemas.microsoft.com/office/drawing/2016/5/12/chartex" xmlns:cx7="http://schemas.microsoft.com/office/drawing/2016/5/13/chartex" xmlns:cx8="http://schemas.microsoft.com/office/drawing/2016/5/14/chartex" xmlns:mc="http://schemas.openxmlformats.org/markup-compatibility/2006" xmlns:aink="http://schemas.microsoft.com/office/drawing/2016/ink" xmlns:am3d="http://schemas.microsoft.com/office/drawing/2017/model3d" xmlns:o="urn:schemas-microsoft-com:office:office" xmlns:oel="http://schemas.microsoft.com/office/2019/extlst" xmlns:r="http://schemas.openxmlformats.org/officeDocument/2006/relationships" xmlns:m="http://schemas.openxmlformats.org/officeDocument/2006/math" xmlns:v="urn:schemas-microsoft-com:vml" xmlns:wp14="http://schemas.microsoft.com/office/word/2010/wordprocessingDrawing" xmlns:wp="http://schemas.openxmlformats.org/drawingml/2006/wordprocessingDrawing" xmlns:w10="urn:schemas-microsoft-com:office:word" xmlns:w="http://schemas.openxmlformats.org/wordprocessingml/2006/main" xmlns:w14="http://schemas.microsoft.com/office/word/2010/wordml" xmlns:w15="http://schemas.microsoft.com/office/word/2012/wordml" xmlns:w16cex="http://schemas.microsoft.com/office/word/2018/wordml/cex" xmlns:w16cid="http://schemas.microsoft.com/office/word/2016/wordml/cid" xmlns:w16="http://schemas.microsoft.com/office/word/2018/wordml" xmlns:w16sdtdh="http://schemas.microsoft.com/office/word/2020/wordml/sdtdatahash" xmlns:w16se="http://schemas.microsoft.com/office/word/2015/wordml/symex" xmlns:wpg="http://schemas.microsoft.com/office/word/2010/wordprocessingGroup" xmlns:wpi="http://schemas.microsoft.com/office/word/2010/wordprocessingInk" xmlns:wne="http://schemas.microsoft.com/office/word/2006/wordml" xmlns:wps="http://schemas.microsoft.com/office/word/2010/wordprocessingShape" mc:Ignorable="w14 w15 w16se w16cid w16 w16cex w16sdtdh wp14">
+<w:ftr xmlns:wpc="http://schemas.microsoft.com/office/word/2010/wordprocessingCanvas" xmlns:cx="http://schemas.microsoft.com/office/drawing/2014/chartex" xmlns:cx1="http://schemas.microsoft.com/office/drawing/2015/9/8/chartex" xmlns:cx2="http://schemas.microsoft.com/office/drawing/2015/10/21/chartex" xmlns:cx3="http://schemas.microsoft.com/office/drawing/2016/5/9/chartex" xmlns:cx4="http://schemas.microsoft.com/office/drawing/2016/5/10/chartex" xmlns:cx5="http://schemas.microsoft.com/office/drawing/2016/5/11/chartex" xmlns:cx6="http://schemas.microsoft.com/office/drawing/2016/5/12/chartex" xmlns:cx7="http://schemas.microsoft.com/office/drawing/2016/5/13/chartex" xmlns:cx8="http://schemas.microsoft.com/office/drawing/2016/5/14/chartex" xmlns:mc="http://schemas.openxmlformats.org/markup-compatibility/2006" xmlns:aink="http://schemas.microsoft.com/office/drawing/2016/ink" xmlns:am3d="http://schemas.microsoft.com/office/drawing/2017/model3d" xmlns:o="urn:schemas-microsoft-com:office:office" xmlns:oel="http://schemas.microsoft.com/office/2019/extlst" xmlns:r="http://schemas.openxmlformats.org/officeDocument/2006/relationships" xmlns:m="http://schemas.openxmlformats.org/officeDocument/2006/math" xmlns:v="urn:schemas-microsoft-com:vml" xmlns:wp14="http://schemas.microsoft.com/office/word/2010/wordprocessingDrawing" xmlns:wp="http://schemas.openxmlformats.org/drawingml/2006/wordprocessingDrawing" xmlns:w10="urn:schemas-microsoft-com:office:word" xmlns:w="http://schemas.openxmlformats.org/wordprocessingml/2006/main" xmlns:w14="http://schemas.microsoft.com/office/word/2010/wordml" xmlns:w15="http://schemas.microsoft.com/office/word/2012/wordml" xmlns:w16cex="http://schemas.microsoft.com/office/word/2018/wordml/cex" xmlns:w16cid="http://schemas.microsoft.com/office/word/2016/wordml/cid" xmlns:w16="http://schemas.microsoft.com/office/word/2018/wordml" xmlns:w16du="http://schemas.microsoft.com/office/word/2023/wordml/word16du" xmlns:w16sdtdh="http://schemas.microsoft.com/office/word/2020/wordml/sdtdatahash" xmlns:w16sdtfl="http://schemas.microsoft.com/office/word/2024/wordml/sdtformatlock" xmlns:w16se="http://schemas.microsoft.com/office/word/2015/wordml/symex" xmlns:wpg="http://schemas.microsoft.com/office/word/2010/wordprocessingGroup" xmlns:wpi="http://schemas.microsoft.com/office/word/2010/wordprocessingInk" xmlns:wne="http://schemas.microsoft.com/office/word/2006/wordml" xmlns:wps="http://schemas.microsoft.com/office/word/2010/wordprocessingShape" mc:Ignorable="w14 w15 w16se w16cid w16 w16cex w16sdtdh w16sdtfl w16du wp14">
   <w:sdt>
     <w:sdtPr>
       <w:id w:val="311987268"/>
@@ -12368,7 +12236,7 @@
 </file>
 
 <file path=word/footnotes.xml><?xml version="1.0" encoding="utf-8"?>
-<w:footnotes xmlns:wpc="http://schemas.microsoft.com/office/word/2010/wordprocessingCanvas" xmlns:cx="http://schemas.microsoft.com/office/drawing/2014/chartex" xmlns:cx1="http://schemas.microsoft.com/office/drawing/2015/9/8/chartex" xmlns:cx2="http://schemas.microsoft.com/office/drawing/2015/10/21/chartex" xmlns:cx3="http://schemas.microsoft.com/office/drawing/2016/5/9/chartex" xmlns:cx4="http://schemas.microsoft.com/office/drawing/2016/5/10/chartex" xmlns:cx5="http://schemas.microsoft.com/office/drawing/2016/5/11/chartex" xmlns:cx6="http://schemas.microsoft.com/office/drawing/2016/5/12/chartex" xmlns:cx7="http://schemas.microsoft.com/office/drawing/2016/5/13/chartex" xmlns:cx8="http://schemas.microsoft.com/office/drawing/2016/5/14/chartex" xmlns:mc="http://schemas.openxmlformats.org/markup-compatibility/2006" xmlns:aink="http://schemas.microsoft.com/office/drawing/2016/ink" xmlns:am3d="http://schemas.microsoft.com/office/drawing/2017/model3d" xmlns:o="urn:schemas-microsoft-com:office:office" xmlns:oel="http://schemas.microsoft.com/office/2019/extlst" xmlns:r="http://schemas.openxmlformats.org/officeDocument/2006/relationships" xmlns:m="http://schemas.openxmlformats.org/officeDocument/2006/math" xmlns:v="urn:schemas-microsoft-com:vml" xmlns:wp14="http://schemas.microsoft.com/office/word/2010/wordprocessingDrawing" xmlns:wp="http://schemas.openxmlformats.org/drawingml/2006/wordprocessingDrawing" xmlns:w10="urn:schemas-microsoft-com:office:word" xmlns:w="http://schemas.openxmlformats.org/wordprocessingml/2006/main" xmlns:w14="http://schemas.microsoft.com/office/word/2010/wordml" xmlns:w15="http://schemas.microsoft.com/office/word/2012/wordml" xmlns:w16cex="http://schemas.microsoft.com/office/word/2018/wordml/cex" xmlns:w16cid="http://schemas.microsoft.com/office/word/2016/wordml/cid" xmlns:w16="http://schemas.microsoft.com/office/word/2018/wordml" xmlns:w16sdtdh="http://schemas.microsoft.com/office/word/2020/wordml/sdtdatahash" xmlns:w16se="http://schemas.microsoft.com/office/word/2015/wordml/symex" xmlns:wpg="http://schemas.microsoft.com/office/word/2010/wordprocessingGroup" xmlns:wpi="http://schemas.microsoft.com/office/word/2010/wordprocessingInk" xmlns:wne="http://schemas.microsoft.com/office/word/2006/wordml" xmlns:wps="http://schemas.microsoft.com/office/word/2010/wordprocessingShape" mc:Ignorable="w14 w15 w16se w16cid w16 w16cex w16sdtdh wp14">
+<w:footnotes xmlns:wpc="http://schemas.microsoft.com/office/word/2010/wordprocessingCanvas" xmlns:cx="http://schemas.microsoft.com/office/drawing/2014/chartex" xmlns:cx1="http://schemas.microsoft.com/office/drawing/2015/9/8/chartex" xmlns:cx2="http://schemas.microsoft.com/office/drawing/2015/10/21/chartex" xmlns:cx3="http://schemas.microsoft.com/office/drawing/2016/5/9/chartex" xmlns:cx4="http://schemas.microsoft.com/office/drawing/2016/5/10/chartex" xmlns:cx5="http://schemas.microsoft.com/office/drawing/2016/5/11/chartex" xmlns:cx6="http://schemas.microsoft.com/office/drawing/2016/5/12/chartex" xmlns:cx7="http://schemas.microsoft.com/office/drawing/2016/5/13/chartex" xmlns:cx8="http://schemas.microsoft.com/office/drawing/2016/5/14/chartex" xmlns:mc="http://schemas.openxmlformats.org/markup-compatibility/2006" xmlns:aink="http://schemas.microsoft.com/office/drawing/2016/ink" xmlns:am3d="http://schemas.microsoft.com/office/drawing/2017/model3d" xmlns:o="urn:schemas-microsoft-com:office:office" xmlns:oel="http://schemas.microsoft.com/office/2019/extlst" xmlns:r="http://schemas.openxmlformats.org/officeDocument/2006/relationships" xmlns:m="http://schemas.openxmlformats.org/officeDocument/2006/math" xmlns:v="urn:schemas-microsoft-com:vml" xmlns:wp14="http://schemas.microsoft.com/office/word/2010/wordprocessingDrawing" xmlns:wp="http://schemas.openxmlformats.org/drawingml/2006/wordprocessingDrawing" xmlns:w10="urn:schemas-microsoft-com:office:word" xmlns:w="http://schemas.openxmlformats.org/wordprocessingml/2006/main" xmlns:w14="http://schemas.microsoft.com/office/word/2010/wordml" xmlns:w15="http://schemas.microsoft.com/office/word/2012/wordml" xmlns:w16cex="http://schemas.microsoft.com/office/word/2018/wordml/cex" xmlns:w16cid="http://schemas.microsoft.com/office/word/2016/wordml/cid" xmlns:w16="http://schemas.microsoft.com/office/word/2018/wordml" xmlns:w16du="http://schemas.microsoft.com/office/word/2023/wordml/word16du" xmlns:w16sdtdh="http://schemas.microsoft.com/office/word/2020/wordml/sdtdatahash" xmlns:w16sdtfl="http://schemas.microsoft.com/office/word/2024/wordml/sdtformatlock" xmlns:w16se="http://schemas.microsoft.com/office/word/2015/wordml/symex" xmlns:wpg="http://schemas.microsoft.com/office/word/2010/wordprocessingGroup" xmlns:wpi="http://schemas.microsoft.com/office/word/2010/wordprocessingInk" xmlns:wne="http://schemas.microsoft.com/office/word/2006/wordml" xmlns:wps="http://schemas.microsoft.com/office/word/2010/wordprocessingShape" mc:Ignorable="w14 w15 w16se w16cid w16 w16cex w16sdtdh w16sdtfl w16du wp14">
   <w:footnote w:type="separator" w:id="-1">
     <w:p>
       <w:pPr>
@@ -12393,7 +12261,7 @@
 </file>
 
 <file path=word/numbering.xml><?xml version="1.0" encoding="utf-8"?>
-<w:numbering xmlns:wpc="http://schemas.microsoft.com/office/word/2010/wordprocessingCanvas" xmlns:cx="http://schemas.microsoft.com/office/drawing/2014/chartex" xmlns:cx1="http://schemas.microsoft.com/office/drawing/2015/9/8/chartex" xmlns:cx2="http://schemas.microsoft.com/office/drawing/2015/10/21/chartex" xmlns:cx3="http://schemas.microsoft.com/office/drawing/2016/5/9/chartex" xmlns:cx4="http://schemas.microsoft.com/office/drawing/2016/5/10/chartex" xmlns:cx5="http://schemas.microsoft.com/office/drawing/2016/5/11/chartex" xmlns:cx6="http://schemas.microsoft.com/office/drawing/2016/5/12/chartex" xmlns:cx7="http://schemas.microsoft.com/office/drawing/2016/5/13/chartex" xmlns:cx8="http://schemas.microsoft.com/office/drawing/2016/5/14/chartex" xmlns:mc="http://schemas.openxmlformats.org/markup-compatibility/2006" xmlns:aink="http://schemas.microsoft.com/office/drawing/2016/ink" xmlns:am3d="http://schemas.microsoft.com/office/drawing/2017/model3d" xmlns:o="urn:schemas-microsoft-com:office:office" xmlns:oel="http://schemas.microsoft.com/office/2019/extlst" xmlns:r="http://schemas.openxmlformats.org/officeDocument/2006/relationships" xmlns:m="http://schemas.openxmlformats.org/officeDocument/2006/math" xmlns:v="urn:schemas-microsoft-com:vml" xmlns:wp14="http://schemas.microsoft.com/office/word/2010/wordprocessingDrawing" xmlns:wp="http://schemas.openxmlformats.org/drawingml/2006/wordprocessingDrawing" xmlns:w10="urn:schemas-microsoft-com:office:word" xmlns:w="http://schemas.openxmlformats.org/wordprocessingml/2006/main" xmlns:w14="http://schemas.microsoft.com/office/word/2010/wordml" xmlns:w15="http://schemas.microsoft.com/office/word/2012/wordml" xmlns:w16cex="http://schemas.microsoft.com/office/word/2018/wordml/cex" xmlns:w16cid="http://schemas.microsoft.com/office/word/2016/wordml/cid" xmlns:w16="http://schemas.microsoft.com/office/word/2018/wordml" xmlns:w16sdtdh="http://schemas.microsoft.com/office/word/2020/wordml/sdtdatahash" xmlns:w16se="http://schemas.microsoft.com/office/word/2015/wordml/symex" xmlns:wpg="http://schemas.microsoft.com/office/word/2010/wordprocessingGroup" xmlns:wpi="http://schemas.microsoft.com/office/word/2010/wordprocessingInk" xmlns:wne="http://schemas.microsoft.com/office/word/2006/wordml" xmlns:wps="http://schemas.microsoft.com/office/word/2010/wordprocessingShape" mc:Ignorable="w14 w15 w16se w16cid w16 w16cex w16sdtdh wp14">
+<w:numbering xmlns:wpc="http://schemas.microsoft.com/office/word/2010/wordprocessingCanvas" xmlns:cx="http://schemas.microsoft.com/office/drawing/2014/chartex" xmlns:cx1="http://schemas.microsoft.com/office/drawing/2015/9/8/chartex" xmlns:cx2="http://schemas.microsoft.com/office/drawing/2015/10/21/chartex" xmlns:cx3="http://schemas.microsoft.com/office/drawing/2016/5/9/chartex" xmlns:cx4="http://schemas.microsoft.com/office/drawing/2016/5/10/chartex" xmlns:cx5="http://schemas.microsoft.com/office/drawing/2016/5/11/chartex" xmlns:cx6="http://schemas.microsoft.com/office/drawing/2016/5/12/chartex" xmlns:cx7="http://schemas.microsoft.com/office/drawing/2016/5/13/chartex" xmlns:cx8="http://schemas.microsoft.com/office/drawing/2016/5/14/chartex" xmlns:mc="http://schemas.openxmlformats.org/markup-compatibility/2006" xmlns:aink="http://schemas.microsoft.com/office/drawing/2016/ink" xmlns:am3d="http://schemas.microsoft.com/office/drawing/2017/model3d" xmlns:o="urn:schemas-microsoft-com:office:office" xmlns:oel="http://schemas.microsoft.com/office/2019/extlst" xmlns:r="http://schemas.openxmlformats.org/officeDocument/2006/relationships" xmlns:m="http://schemas.openxmlformats.org/officeDocument/2006/math" xmlns:v="urn:schemas-microsoft-com:vml" xmlns:wp14="http://schemas.microsoft.com/office/word/2010/wordprocessingDrawing" xmlns:wp="http://schemas.openxmlformats.org/drawingml/2006/wordprocessingDrawing" xmlns:w10="urn:schemas-microsoft-com:office:word" xmlns:w="http://schemas.openxmlformats.org/wordprocessingml/2006/main" xmlns:w14="http://schemas.microsoft.com/office/word/2010/wordml" xmlns:w15="http://schemas.microsoft.com/office/word/2012/wordml" xmlns:w16cex="http://schemas.microsoft.com/office/word/2018/wordml/cex" xmlns:w16cid="http://schemas.microsoft.com/office/word/2016/wordml/cid" xmlns:w16="http://schemas.microsoft.com/office/word/2018/wordml" xmlns:w16du="http://schemas.microsoft.com/office/word/2023/wordml/word16du" xmlns:w16sdtdh="http://schemas.microsoft.com/office/word/2020/wordml/sdtdatahash" xmlns:w16sdtfl="http://schemas.microsoft.com/office/word/2024/wordml/sdtformatlock" xmlns:w16se="http://schemas.microsoft.com/office/word/2015/wordml/symex" xmlns:wpg="http://schemas.microsoft.com/office/word/2010/wordprocessingGroup" xmlns:wpi="http://schemas.microsoft.com/office/word/2010/wordprocessingInk" xmlns:wne="http://schemas.microsoft.com/office/word/2006/wordml" xmlns:wps="http://schemas.microsoft.com/office/word/2010/wordprocessingShape" mc:Ignorable="w14 w15 w16se w16cid w16 w16cex w16sdtdh w16sdtfl w16du wp14">
   <w:abstractNum w:abstractNumId="0" w15:restartNumberingAfterBreak="0">
     <w:nsid w:val="17F70EA4"/>
     <w:multiLevelType w:val="hybridMultilevel"/>
@@ -12973,19 +12841,8 @@
 </w:numbering>
 </file>
 
-<file path=word/people.xml><?xml version="1.0" encoding="utf-8"?>
-<w15:people xmlns:wpc="http://schemas.microsoft.com/office/word/2010/wordprocessingCanvas" xmlns:cx="http://schemas.microsoft.com/office/drawing/2014/chartex" xmlns:cx1="http://schemas.microsoft.com/office/drawing/2015/9/8/chartex" xmlns:cx2="http://schemas.microsoft.com/office/drawing/2015/10/21/chartex" xmlns:cx3="http://schemas.microsoft.com/office/drawing/2016/5/9/chartex" xmlns:cx4="http://schemas.microsoft.com/office/drawing/2016/5/10/chartex" xmlns:cx5="http://schemas.microsoft.com/office/drawing/2016/5/11/chartex" xmlns:cx6="http://schemas.microsoft.com/office/drawing/2016/5/12/chartex" xmlns:cx7="http://schemas.microsoft.com/office/drawing/2016/5/13/chartex" xmlns:cx8="http://schemas.microsoft.com/office/drawing/2016/5/14/chartex" xmlns:mc="http://schemas.openxmlformats.org/markup-compatibility/2006" xmlns:aink="http://schemas.microsoft.com/office/drawing/2016/ink" xmlns:am3d="http://schemas.microsoft.com/office/drawing/2017/model3d" xmlns:o="urn:schemas-microsoft-com:office:office" xmlns:oel="http://schemas.microsoft.com/office/2019/extlst" xmlns:r="http://schemas.openxmlformats.org/officeDocument/2006/relationships" xmlns:m="http://schemas.openxmlformats.org/officeDocument/2006/math" xmlns:v="urn:schemas-microsoft-com:vml" xmlns:wp14="http://schemas.microsoft.com/office/word/2010/wordprocessingDrawing" xmlns:wp="http://schemas.openxmlformats.org/drawingml/2006/wordprocessingDrawing" xmlns:w10="urn:schemas-microsoft-com:office:word" xmlns:w="http://schemas.openxmlformats.org/wordprocessingml/2006/main" xmlns:w14="http://schemas.microsoft.com/office/word/2010/wordml" xmlns:w15="http://schemas.microsoft.com/office/word/2012/wordml" xmlns:w16cex="http://schemas.microsoft.com/office/word/2018/wordml/cex" xmlns:w16cid="http://schemas.microsoft.com/office/word/2016/wordml/cid" xmlns:w16="http://schemas.microsoft.com/office/word/2018/wordml" xmlns:w16sdtdh="http://schemas.microsoft.com/office/word/2020/wordml/sdtdatahash" xmlns:w16se="http://schemas.microsoft.com/office/word/2015/wordml/symex" xmlns:wpg="http://schemas.microsoft.com/office/word/2010/wordprocessingGroup" xmlns:wpi="http://schemas.microsoft.com/office/word/2010/wordprocessingInk" xmlns:wne="http://schemas.microsoft.com/office/word/2006/wordml" xmlns:wps="http://schemas.microsoft.com/office/word/2010/wordprocessingShape" mc:Ignorable="w14 w15 w16se w16cid w16 w16cex w16sdtdh wp14">
-  <w15:person w15:author="Kalentyev Alexey">
-    <w15:presenceInfo w15:providerId="Windows Live" w15:userId="da819b8650d7d997"/>
-  </w15:person>
-  <w15:person w15:author="Роман Литвиненко">
-    <w15:presenceInfo w15:providerId="Windows Live" w15:userId="7bfaa9bc017a5331"/>
-  </w15:person>
-</w15:people>
-</file>
-
 <file path=word/styles.xml><?xml version="1.0" encoding="utf-8"?>
-<w:styles xmlns:mc="http://schemas.openxmlformats.org/markup-compatibility/2006" xmlns:r="http://schemas.openxmlformats.org/officeDocument/2006/relationships" xmlns:w="http://schemas.openxmlformats.org/wordprocessingml/2006/main" xmlns:w14="http://schemas.microsoft.com/office/word/2010/wordml" xmlns:w15="http://schemas.microsoft.com/office/word/2012/wordml" xmlns:w16cex="http://schemas.microsoft.com/office/word/2018/wordml/cex" xmlns:w16cid="http://schemas.microsoft.com/office/word/2016/wordml/cid" xmlns:w16="http://schemas.microsoft.com/office/word/2018/wordml" xmlns:w16sdtdh="http://schemas.microsoft.com/office/word/2020/wordml/sdtdatahash" xmlns:w16se="http://schemas.microsoft.com/office/word/2015/wordml/symex" mc:Ignorable="w14 w15 w16se w16cid w16 w16cex w16sdtdh">
+<w:styles xmlns:mc="http://schemas.openxmlformats.org/markup-compatibility/2006" xmlns:r="http://schemas.openxmlformats.org/officeDocument/2006/relationships" xmlns:w="http://schemas.openxmlformats.org/wordprocessingml/2006/main" xmlns:w14="http://schemas.microsoft.com/office/word/2010/wordml" xmlns:w15="http://schemas.microsoft.com/office/word/2012/wordml" xmlns:w16cex="http://schemas.microsoft.com/office/word/2018/wordml/cex" xmlns:w16cid="http://schemas.microsoft.com/office/word/2016/wordml/cid" xmlns:w16="http://schemas.microsoft.com/office/word/2018/wordml" xmlns:w16du="http://schemas.microsoft.com/office/word/2023/wordml/word16du" xmlns:w16sdtdh="http://schemas.microsoft.com/office/word/2020/wordml/sdtdatahash" xmlns:w16sdtfl="http://schemas.microsoft.com/office/word/2024/wordml/sdtformatlock" xmlns:w16se="http://schemas.microsoft.com/office/word/2015/wordml/symex" mc:Ignorable="w14 w15 w16se w16cid w16 w16cex w16sdtdh w16sdtfl w16du">
   <w:docDefaults>
     <w:rPrDefault>
       <w:rPr>
